--- a/rayy/docs/Rayy-Components-Prices.docx
+++ b/rayy/docs/Rayy-Components-Prices.docx
@@ -18,7 +18,7 @@
           <w:szCs w:val="36"/>
           <w:rtl/>
         </w:rPr>
-        <w:t xml:space="preserve">مشروع ري: قائمة المكونات والأسعار التقريبية</w:t>
+        <w:t xml:space="preserve">مشروع ري: المكونات وأكوادها وأسعارها وروابط الشراء</w:t>
       </w:r>
     </w:p>
     <w:p>
@@ -34,7 +34,7 @@
           <w:sz w:val="26"/>
           <w:szCs w:val="26"/>
         </w:rPr>
-        <w:t xml:space="preserve">Rayy (ري) Project: Components List and Expected Prices (SAR)</w:t>
+        <w:t xml:space="preserve">Rayy (ري) Project: Components, Part Codes, Prices (SAR) and Buy Links</w:t>
       </w:r>
     </w:p>
     <w:p>
@@ -85,12 +85,13 @@
         </w:tblBorders>
       </w:tblPr>
       <w:tblGrid>
-        <w:gridCol w:w="600"/>
-        <w:gridCol w:w="3300"/>
-        <w:gridCol w:w="3100"/>
-        <w:gridCol w:w="3700"/>
-        <w:gridCol w:w="1500"/>
-        <w:gridCol w:w="2638"/>
+        <w:gridCol w:w="500"/>
+        <w:gridCol w:w="2900"/>
+        <w:gridCol w:w="2700"/>
+        <w:gridCol w:w="3000"/>
+        <w:gridCol w:w="1100"/>
+        <w:gridCol w:w="1300"/>
+        <w:gridCol w:w="3338"/>
       </w:tblGrid>
       <w:tr>
         <w:trPr>
@@ -98,7 +99,7 @@
         </w:trPr>
         <w:tc>
           <w:tcPr>
-            <w:tcW w:type="dxa" w:w="600"/>
+            <w:tcW w:type="dxa" w:w="500"/>
             <w:tcBorders>
               <w:top w:val="single" w:color="B7C9BC" w:sz="4"/>
               <w:left w:val="single" w:color="B7C9BC" w:sz="4"/>
@@ -107,10 +108,10 @@
             </w:tcBorders>
             <w:shd w:fill="2F7D4F" w:color="auto" w:val="clear"/>
             <w:tcMar>
-              <w:top w:type="dxa" w:w="70"/>
-              <w:left w:type="dxa" w:w="110"/>
-              <w:bottom w:type="dxa" w:w="70"/>
-              <w:right w:type="dxa" w:w="110"/>
+              <w:top w:type="dxa" w:w="40"/>
+              <w:left w:type="dxa" w:w="100"/>
+              <w:bottom w:type="dxa" w:w="40"/>
+              <w:right w:type="dxa" w:w="100"/>
             </w:tcMar>
             <w:vAlign w:val="center"/>
           </w:tcPr>
@@ -134,7 +135,7 @@
         </w:tc>
         <w:tc>
           <w:tcPr>
-            <w:tcW w:type="dxa" w:w="3300"/>
+            <w:tcW w:type="dxa" w:w="2900"/>
             <w:tcBorders>
               <w:top w:val="single" w:color="B7C9BC" w:sz="4"/>
               <w:left w:val="single" w:color="B7C9BC" w:sz="4"/>
@@ -143,10 +144,10 @@
             </w:tcBorders>
             <w:shd w:fill="2F7D4F" w:color="auto" w:val="clear"/>
             <w:tcMar>
-              <w:top w:type="dxa" w:w="70"/>
-              <w:left w:type="dxa" w:w="110"/>
-              <w:bottom w:type="dxa" w:w="70"/>
-              <w:right w:type="dxa" w:w="110"/>
+              <w:top w:type="dxa" w:w="40"/>
+              <w:left w:type="dxa" w:w="100"/>
+              <w:bottom w:type="dxa" w:w="40"/>
+              <w:right w:type="dxa" w:w="100"/>
             </w:tcMar>
             <w:vAlign w:val="center"/>
           </w:tcPr>
@@ -170,7 +171,7 @@
         </w:tc>
         <w:tc>
           <w:tcPr>
-            <w:tcW w:type="dxa" w:w="3100"/>
+            <w:tcW w:type="dxa" w:w="2700"/>
             <w:tcBorders>
               <w:top w:val="single" w:color="B7C9BC" w:sz="4"/>
               <w:left w:val="single" w:color="B7C9BC" w:sz="4"/>
@@ -179,10 +180,10 @@
             </w:tcBorders>
             <w:shd w:fill="2F7D4F" w:color="auto" w:val="clear"/>
             <w:tcMar>
-              <w:top w:type="dxa" w:w="70"/>
-              <w:left w:type="dxa" w:w="110"/>
-              <w:bottom w:type="dxa" w:w="70"/>
-              <w:right w:type="dxa" w:w="110"/>
+              <w:top w:type="dxa" w:w="40"/>
+              <w:left w:type="dxa" w:w="100"/>
+              <w:bottom w:type="dxa" w:w="40"/>
+              <w:right w:type="dxa" w:w="100"/>
             </w:tcMar>
             <w:vAlign w:val="center"/>
           </w:tcPr>
@@ -202,28 +203,9 @@
                 <w:szCs w:val="20"/>
                 <w:rtl/>
               </w:rPr>
-              <w:t xml:space="preserve">اسم القطعة (عربي)</w:t>
-            </w:r>
-          </w:p>
-        </w:tc>
-        <w:tc>
-          <w:tcPr>
-            <w:tcW w:type="dxa" w:w="3700"/>
-            <w:tcBorders>
-              <w:top w:val="single" w:color="B7C9BC" w:sz="4"/>
-              <w:left w:val="single" w:color="B7C9BC" w:sz="4"/>
-              <w:bottom w:val="single" w:color="B7C9BC" w:sz="4"/>
-              <w:right w:val="single" w:color="B7C9BC" w:sz="4"/>
-            </w:tcBorders>
-            <w:shd w:fill="2F7D4F" w:color="auto" w:val="clear"/>
-            <w:tcMar>
-              <w:top w:type="dxa" w:w="70"/>
-              <w:left w:type="dxa" w:w="110"/>
-              <w:bottom w:type="dxa" w:w="70"/>
-              <w:right w:type="dxa" w:w="110"/>
-            </w:tcMar>
-            <w:vAlign w:val="center"/>
-          </w:tcPr>
+              <w:t xml:space="preserve">اسم القطعة</w:t>
+            </w:r>
+          </w:p>
           <w:p>
             <w:pPr>
               <w:bidi/>
@@ -240,13 +222,13 @@
                 <w:szCs w:val="20"/>
                 <w:rtl/>
               </w:rPr>
-              <w:t xml:space="preserve">الاستخدام في المشروع</w:t>
-            </w:r>
-          </w:p>
-        </w:tc>
-        <w:tc>
-          <w:tcPr>
-            <w:tcW w:type="dxa" w:w="1500"/>
+              <w:t xml:space="preserve">والاستخدام</w:t>
+            </w:r>
+          </w:p>
+        </w:tc>
+        <w:tc>
+          <w:tcPr>
+            <w:tcW w:type="dxa" w:w="3000"/>
             <w:tcBorders>
               <w:top w:val="single" w:color="B7C9BC" w:sz="4"/>
               <w:left w:val="single" w:color="B7C9BC" w:sz="4"/>
@@ -255,18 +237,17 @@
             </w:tcBorders>
             <w:shd w:fill="2F7D4F" w:color="auto" w:val="clear"/>
             <w:tcMar>
-              <w:top w:type="dxa" w:w="70"/>
-              <w:left w:type="dxa" w:w="110"/>
-              <w:bottom w:type="dxa" w:w="70"/>
-              <w:right w:type="dxa" w:w="110"/>
-            </w:tcMar>
-            <w:vAlign w:val="center"/>
-          </w:tcPr>
-          <w:p>
-            <w:pPr>
-              <w:bidi/>
-              <w:spacing w:after="0" w:before="0"/>
-              <w:jc w:val="center"/>
+              <w:top w:type="dxa" w:w="40"/>
+              <w:left w:type="dxa" w:w="100"/>
+              <w:bottom w:type="dxa" w:w="40"/>
+              <w:right w:type="dxa" w:w="100"/>
+            </w:tcMar>
+            <w:vAlign w:val="center"/>
+          </w:tcPr>
+          <w:p>
+            <w:pPr>
+              <w:spacing w:after="0" w:before="0"/>
+              <w:jc w:val="left"/>
             </w:pPr>
             <w:r>
               <w:rPr>
@@ -276,15 +257,15 @@
                 <w:color w:val="FFFFFF"/>
                 <w:sz w:val="20"/>
                 <w:szCs w:val="20"/>
-                <w:rtl/>
-              </w:rPr>
-              <w:t xml:space="preserve">الكمية</w:t>
-            </w:r>
-          </w:p>
-          <w:p>
-            <w:pPr>
-              <w:spacing w:after="0" w:before="0"/>
-              <w:jc w:val="center"/>
+              </w:rPr>
+              <w:t xml:space="preserve">Part code / model</w:t>
+            </w:r>
+          </w:p>
+          <w:p>
+            <w:pPr>
+              <w:bidi/>
+              <w:spacing w:after="0" w:before="0"/>
+              <w:jc w:val="right"/>
             </w:pPr>
             <w:r>
               <w:rPr>
@@ -292,16 +273,17 @@
                 <w:b/>
                 <w:bCs/>
                 <w:color w:val="FFFFFF"/>
-                <w:sz w:val="20"/>
-                <w:szCs w:val="20"/>
-              </w:rPr>
-              <w:t xml:space="preserve">Qty</w:t>
-            </w:r>
-          </w:p>
-        </w:tc>
-        <w:tc>
-          <w:tcPr>
-            <w:tcW w:type="dxa" w:w="2638"/>
+                <w:sz w:val="17"/>
+                <w:szCs w:val="17"/>
+                <w:rtl/>
+              </w:rPr>
+              <w:t xml:space="preserve">كود القطعة (اطلبه بهذا الاسم)</w:t>
+            </w:r>
+          </w:p>
+        </w:tc>
+        <w:tc>
+          <w:tcPr>
+            <w:tcW w:type="dxa" w:w="1100"/>
             <w:tcBorders>
               <w:top w:val="single" w:color="B7C9BC" w:sz="4"/>
               <w:left w:val="single" w:color="B7C9BC" w:sz="4"/>
@@ -310,10 +292,10 @@
             </w:tcBorders>
             <w:shd w:fill="2F7D4F" w:color="auto" w:val="clear"/>
             <w:tcMar>
-              <w:top w:type="dxa" w:w="70"/>
-              <w:left w:type="dxa" w:w="110"/>
-              <w:bottom w:type="dxa" w:w="70"/>
-              <w:right w:type="dxa" w:w="110"/>
+              <w:top w:type="dxa" w:w="40"/>
+              <w:left w:type="dxa" w:w="100"/>
+              <w:bottom w:type="dxa" w:w="40"/>
+              <w:right w:type="dxa" w:w="100"/>
             </w:tcMar>
             <w:vAlign w:val="center"/>
           </w:tcPr>
@@ -333,7 +315,7 @@
                 <w:szCs w:val="20"/>
                 <w:rtl/>
               </w:rPr>
-              <w:t xml:space="preserve">السعر التقريبي (ريال)</w:t>
+              <w:t xml:space="preserve">الكمية</w:t>
             </w:r>
           </w:p>
           <w:p>
@@ -350,7 +332,117 @@
                 <w:sz w:val="20"/>
                 <w:szCs w:val="20"/>
               </w:rPr>
+              <w:t xml:space="preserve">Qty</w:t>
+            </w:r>
+          </w:p>
+        </w:tc>
+        <w:tc>
+          <w:tcPr>
+            <w:tcW w:type="dxa" w:w="1300"/>
+            <w:tcBorders>
+              <w:top w:val="single" w:color="B7C9BC" w:sz="4"/>
+              <w:left w:val="single" w:color="B7C9BC" w:sz="4"/>
+              <w:bottom w:val="single" w:color="B7C9BC" w:sz="4"/>
+              <w:right w:val="single" w:color="B7C9BC" w:sz="4"/>
+            </w:tcBorders>
+            <w:shd w:fill="2F7D4F" w:color="auto" w:val="clear"/>
+            <w:tcMar>
+              <w:top w:type="dxa" w:w="40"/>
+              <w:left w:type="dxa" w:w="100"/>
+              <w:bottom w:type="dxa" w:w="40"/>
+              <w:right w:type="dxa" w:w="100"/>
+            </w:tcMar>
+            <w:vAlign w:val="center"/>
+          </w:tcPr>
+          <w:p>
+            <w:pPr>
+              <w:bidi/>
+              <w:spacing w:after="0" w:before="0"/>
+              <w:jc w:val="center"/>
+            </w:pPr>
+            <w:r>
+              <w:rPr>
+                <w:rFonts w:ascii="Arial" w:cs="Arial" w:eastAsia="Arial" w:hAnsi="Arial"/>
+                <w:b/>
+                <w:bCs/>
+                <w:color w:val="FFFFFF"/>
+                <w:sz w:val="20"/>
+                <w:szCs w:val="20"/>
+                <w:rtl/>
+              </w:rPr>
+              <w:t xml:space="preserve">السعر (ريال)</w:t>
+            </w:r>
+          </w:p>
+          <w:p>
+            <w:pPr>
+              <w:spacing w:after="0" w:before="0"/>
+              <w:jc w:val="center"/>
+            </w:pPr>
+            <w:r>
+              <w:rPr>
+                <w:rFonts w:ascii="Arial" w:cs="Arial" w:eastAsia="Arial" w:hAnsi="Arial"/>
+                <w:b/>
+                <w:bCs/>
+                <w:color w:val="FFFFFF"/>
+                <w:sz w:val="20"/>
+                <w:szCs w:val="20"/>
+              </w:rPr>
               <w:t xml:space="preserve">Price (SAR)</w:t>
+            </w:r>
+          </w:p>
+        </w:tc>
+        <w:tc>
+          <w:tcPr>
+            <w:tcW w:type="dxa" w:w="3338"/>
+            <w:tcBorders>
+              <w:top w:val="single" w:color="B7C9BC" w:sz="4"/>
+              <w:left w:val="single" w:color="B7C9BC" w:sz="4"/>
+              <w:bottom w:val="single" w:color="B7C9BC" w:sz="4"/>
+              <w:right w:val="single" w:color="B7C9BC" w:sz="4"/>
+            </w:tcBorders>
+            <w:shd w:fill="2F7D4F" w:color="auto" w:val="clear"/>
+            <w:tcMar>
+              <w:top w:type="dxa" w:w="40"/>
+              <w:left w:type="dxa" w:w="100"/>
+              <w:bottom w:type="dxa" w:w="40"/>
+              <w:right w:type="dxa" w:w="100"/>
+            </w:tcMar>
+            <w:vAlign w:val="center"/>
+          </w:tcPr>
+          <w:p>
+            <w:pPr>
+              <w:spacing w:after="0" w:before="0"/>
+              <w:jc w:val="left"/>
+            </w:pPr>
+            <w:r>
+              <w:rPr>
+                <w:rFonts w:ascii="Arial" w:cs="Arial" w:eastAsia="Arial" w:hAnsi="Arial"/>
+                <w:b/>
+                <w:bCs/>
+                <w:color w:val="FFFFFF"/>
+                <w:sz w:val="20"/>
+                <w:szCs w:val="20"/>
+              </w:rPr>
+              <w:t xml:space="preserve">Buy links</w:t>
+            </w:r>
+          </w:p>
+          <w:p>
+            <w:pPr>
+              <w:bidi/>
+              <w:spacing w:after="0" w:before="0"/>
+              <w:jc w:val="right"/>
+            </w:pPr>
+            <w:r>
+              <w:rPr>
+                <w:rFonts w:ascii="Arial" w:cs="Arial" w:eastAsia="Arial" w:hAnsi="Arial"/>
+                <w:b/>
+                <w:bCs/>
+                <w:color w:val="FFFFFF"/>
+                <w:sz w:val="20"/>
+                <w:szCs w:val="20"/>
+                <w:rtl/>
+              </w:rPr>
+              <w:t xml:space="preserve">روابط الشراء</w:t>
             </w:r>
           </w:p>
         </w:tc>
@@ -358,18 +450,18 @@
       <w:tr>
         <w:tc>
           <w:tcPr>
-            <w:tcW w:type="dxa" w:w="600"/>
-            <w:tcBorders>
-              <w:top w:val="single" w:color="B7C9BC" w:sz="4"/>
-              <w:left w:val="single" w:color="B7C9BC" w:sz="4"/>
-              <w:bottom w:val="single" w:color="B7C9BC" w:sz="4"/>
-              <w:right w:val="single" w:color="B7C9BC" w:sz="4"/>
-            </w:tcBorders>
-            <w:tcMar>
-              <w:top w:type="dxa" w:w="70"/>
-              <w:left w:type="dxa" w:w="110"/>
-              <w:bottom w:type="dxa" w:w="70"/>
-              <w:right w:type="dxa" w:w="110"/>
+            <w:tcW w:type="dxa" w:w="500"/>
+            <w:tcBorders>
+              <w:top w:val="single" w:color="B7C9BC" w:sz="4"/>
+              <w:left w:val="single" w:color="B7C9BC" w:sz="4"/>
+              <w:bottom w:val="single" w:color="B7C9BC" w:sz="4"/>
+              <w:right w:val="single" w:color="B7C9BC" w:sz="4"/>
+            </w:tcBorders>
+            <w:tcMar>
+              <w:top w:type="dxa" w:w="40"/>
+              <w:left w:type="dxa" w:w="100"/>
+              <w:bottom w:type="dxa" w:w="40"/>
+              <w:right w:type="dxa" w:w="100"/>
             </w:tcMar>
             <w:vAlign w:val="center"/>
           </w:tcPr>
@@ -390,18 +482,18 @@
         </w:tc>
         <w:tc>
           <w:tcPr>
-            <w:tcW w:type="dxa" w:w="3300"/>
-            <w:tcBorders>
-              <w:top w:val="single" w:color="B7C9BC" w:sz="4"/>
-              <w:left w:val="single" w:color="B7C9BC" w:sz="4"/>
-              <w:bottom w:val="single" w:color="B7C9BC" w:sz="4"/>
-              <w:right w:val="single" w:color="B7C9BC" w:sz="4"/>
-            </w:tcBorders>
-            <w:tcMar>
-              <w:top w:type="dxa" w:w="70"/>
-              <w:left w:type="dxa" w:w="110"/>
-              <w:bottom w:type="dxa" w:w="70"/>
-              <w:right w:type="dxa" w:w="110"/>
+            <w:tcW w:type="dxa" w:w="2900"/>
+            <w:tcBorders>
+              <w:top w:val="single" w:color="B7C9BC" w:sz="4"/>
+              <w:left w:val="single" w:color="B7C9BC" w:sz="4"/>
+              <w:bottom w:val="single" w:color="B7C9BC" w:sz="4"/>
+              <w:right w:val="single" w:color="B7C9BC" w:sz="4"/>
+            </w:tcBorders>
+            <w:tcMar>
+              <w:top w:type="dxa" w:w="40"/>
+              <w:left w:type="dxa" w:w="100"/>
+              <w:bottom w:type="dxa" w:w="40"/>
+              <w:right w:type="dxa" w:w="100"/>
             </w:tcMar>
             <w:vAlign w:val="center"/>
           </w:tcPr>
@@ -416,24 +508,24 @@
                 <w:sz w:val="20"/>
                 <w:szCs w:val="20"/>
               </w:rPr>
-              <w:t xml:space="preserve">ESP32 DevKit V1 (ESP-WROOM-32)</w:t>
-            </w:r>
-          </w:p>
-        </w:tc>
-        <w:tc>
-          <w:tcPr>
-            <w:tcW w:type="dxa" w:w="3100"/>
-            <w:tcBorders>
-              <w:top w:val="single" w:color="B7C9BC" w:sz="4"/>
-              <w:left w:val="single" w:color="B7C9BC" w:sz="4"/>
-              <w:bottom w:val="single" w:color="B7C9BC" w:sz="4"/>
-              <w:right w:val="single" w:color="B7C9BC" w:sz="4"/>
-            </w:tcBorders>
-            <w:tcMar>
-              <w:top w:type="dxa" w:w="70"/>
-              <w:left w:type="dxa" w:w="110"/>
-              <w:bottom w:type="dxa" w:w="70"/>
-              <w:right w:type="dxa" w:w="110"/>
+              <w:t xml:space="preserve">ESP32 DevKit V1 development board</w:t>
+            </w:r>
+          </w:p>
+        </w:tc>
+        <w:tc>
+          <w:tcPr>
+            <w:tcW w:type="dxa" w:w="2700"/>
+            <w:tcBorders>
+              <w:top w:val="single" w:color="B7C9BC" w:sz="4"/>
+              <w:left w:val="single" w:color="B7C9BC" w:sz="4"/>
+              <w:bottom w:val="single" w:color="B7C9BC" w:sz="4"/>
+              <w:right w:val="single" w:color="B7C9BC" w:sz="4"/>
+            </w:tcBorders>
+            <w:tcMar>
+              <w:top w:type="dxa" w:w="40"/>
+              <w:left w:type="dxa" w:w="100"/>
+              <w:bottom w:type="dxa" w:w="40"/>
+              <w:right w:type="dxa" w:w="100"/>
             </w:tcMar>
             <w:vAlign w:val="center"/>
           </w:tcPr>
@@ -453,24 +545,6 @@
               <w:t xml:space="preserve">لوحة التحكم ESP32</w:t>
             </w:r>
           </w:p>
-        </w:tc>
-        <w:tc>
-          <w:tcPr>
-            <w:tcW w:type="dxa" w:w="3700"/>
-            <w:tcBorders>
-              <w:top w:val="single" w:color="B7C9BC" w:sz="4"/>
-              <w:left w:val="single" w:color="B7C9BC" w:sz="4"/>
-              <w:bottom w:val="single" w:color="B7C9BC" w:sz="4"/>
-              <w:right w:val="single" w:color="B7C9BC" w:sz="4"/>
-            </w:tcBorders>
-            <w:tcMar>
-              <w:top w:type="dxa" w:w="70"/>
-              <w:left w:type="dxa" w:w="110"/>
-              <w:bottom w:type="dxa" w:w="70"/>
-              <w:right w:type="dxa" w:w="110"/>
-            </w:tcMar>
-            <w:vAlign w:val="center"/>
-          </w:tcPr>
           <w:p>
             <w:pPr>
               <w:bidi/>
@@ -480,99 +554,178 @@
             <w:r>
               <w:rPr>
                 <w:rFonts w:ascii="Arial" w:cs="Arial" w:eastAsia="Arial" w:hAnsi="Arial"/>
-                <w:sz w:val="20"/>
-                <w:szCs w:val="20"/>
-                <w:rtl/>
-              </w:rPr>
-              <w:t xml:space="preserve">عقل المشروع + الاتصال بالواي فاي</w:t>
-            </w:r>
-          </w:p>
-        </w:tc>
-        <w:tc>
-          <w:tcPr>
-            <w:tcW w:type="dxa" w:w="1500"/>
-            <w:tcBorders>
-              <w:top w:val="single" w:color="B7C9BC" w:sz="4"/>
-              <w:left w:val="single" w:color="B7C9BC" w:sz="4"/>
-              <w:bottom w:val="single" w:color="B7C9BC" w:sz="4"/>
-              <w:right w:val="single" w:color="B7C9BC" w:sz="4"/>
-            </w:tcBorders>
-            <w:tcMar>
-              <w:top w:type="dxa" w:w="70"/>
-              <w:left w:type="dxa" w:w="110"/>
-              <w:bottom w:type="dxa" w:w="70"/>
-              <w:right w:type="dxa" w:w="110"/>
-            </w:tcMar>
-            <w:vAlign w:val="center"/>
-          </w:tcPr>
-          <w:p>
-            <w:pPr>
-              <w:bidi/>
-              <w:spacing w:after="0" w:before="0"/>
-              <w:jc w:val="center"/>
-            </w:pPr>
-            <w:r>
-              <w:rPr>
-                <w:rFonts w:ascii="Arial" w:cs="Arial" w:eastAsia="Arial" w:hAnsi="Arial"/>
-                <w:sz w:val="20"/>
-                <w:szCs w:val="20"/>
-                <w:rtl/>
-              </w:rPr>
-              <w:t xml:space="preserve">1</w:t>
-            </w:r>
-          </w:p>
-        </w:tc>
-        <w:tc>
-          <w:tcPr>
-            <w:tcW w:type="dxa" w:w="2638"/>
-            <w:tcBorders>
-              <w:top w:val="single" w:color="B7C9BC" w:sz="4"/>
-              <w:left w:val="single" w:color="B7C9BC" w:sz="4"/>
-              <w:bottom w:val="single" w:color="B7C9BC" w:sz="4"/>
-              <w:right w:val="single" w:color="B7C9BC" w:sz="4"/>
-            </w:tcBorders>
-            <w:tcMar>
-              <w:top w:type="dxa" w:w="70"/>
-              <w:left w:type="dxa" w:w="110"/>
-              <w:bottom w:type="dxa" w:w="70"/>
-              <w:right w:type="dxa" w:w="110"/>
-            </w:tcMar>
-            <w:vAlign w:val="center"/>
-          </w:tcPr>
-          <w:p>
-            <w:pPr>
-              <w:spacing w:after="0" w:before="0"/>
-              <w:jc w:val="center"/>
+                <w:color w:val="5F6F64"/>
+                <w:sz w:val="17"/>
+                <w:szCs w:val="17"/>
+                <w:rtl/>
+              </w:rPr>
+              <w:t xml:space="preserve">عقل المشروع + الواي فاي</w:t>
+            </w:r>
+          </w:p>
+        </w:tc>
+        <w:tc>
+          <w:tcPr>
+            <w:tcW w:type="dxa" w:w="3000"/>
+            <w:tcBorders>
+              <w:top w:val="single" w:color="B7C9BC" w:sz="4"/>
+              <w:left w:val="single" w:color="B7C9BC" w:sz="4"/>
+              <w:bottom w:val="single" w:color="B7C9BC" w:sz="4"/>
+              <w:right w:val="single" w:color="B7C9BC" w:sz="4"/>
+            </w:tcBorders>
+            <w:tcMar>
+              <w:top w:type="dxa" w:w="40"/>
+              <w:left w:type="dxa" w:w="100"/>
+              <w:bottom w:type="dxa" w:w="40"/>
+              <w:right w:type="dxa" w:w="100"/>
+            </w:tcMar>
+            <w:vAlign w:val="center"/>
+          </w:tcPr>
+          <w:p>
+            <w:pPr>
+              <w:spacing w:after="0" w:before="0"/>
+              <w:jc w:val="left"/>
             </w:pPr>
             <w:r>
               <w:rPr>
                 <w:rFonts w:ascii="Arial" w:cs="Arial" w:eastAsia="Arial" w:hAnsi="Arial"/>
                 <w:b/>
                 <w:bCs/>
+                <w:sz w:val="19"/>
+                <w:szCs w:val="19"/>
+              </w:rPr>
+              <w:t xml:space="preserve">ESP32-WROOM-32 DevKit V1 (DOIT, 30-pin, CP2102)</w:t>
+            </w:r>
+          </w:p>
+        </w:tc>
+        <w:tc>
+          <w:tcPr>
+            <w:tcW w:type="dxa" w:w="1100"/>
+            <w:tcBorders>
+              <w:top w:val="single" w:color="B7C9BC" w:sz="4"/>
+              <w:left w:val="single" w:color="B7C9BC" w:sz="4"/>
+              <w:bottom w:val="single" w:color="B7C9BC" w:sz="4"/>
+              <w:right w:val="single" w:color="B7C9BC" w:sz="4"/>
+            </w:tcBorders>
+            <w:tcMar>
+              <w:top w:type="dxa" w:w="40"/>
+              <w:left w:type="dxa" w:w="100"/>
+              <w:bottom w:type="dxa" w:w="40"/>
+              <w:right w:type="dxa" w:w="100"/>
+            </w:tcMar>
+            <w:vAlign w:val="center"/>
+          </w:tcPr>
+          <w:p>
+            <w:pPr>
+              <w:bidi/>
+              <w:spacing w:after="0" w:before="0"/>
+              <w:jc w:val="center"/>
+            </w:pPr>
+            <w:r>
+              <w:rPr>
+                <w:rFonts w:ascii="Arial" w:cs="Arial" w:eastAsia="Arial" w:hAnsi="Arial"/>
+                <w:sz w:val="20"/>
+                <w:szCs w:val="20"/>
+                <w:rtl/>
+              </w:rPr>
+              <w:t xml:space="preserve">1</w:t>
+            </w:r>
+          </w:p>
+        </w:tc>
+        <w:tc>
+          <w:tcPr>
+            <w:tcW w:type="dxa" w:w="1300"/>
+            <w:tcBorders>
+              <w:top w:val="single" w:color="B7C9BC" w:sz="4"/>
+              <w:left w:val="single" w:color="B7C9BC" w:sz="4"/>
+              <w:bottom w:val="single" w:color="B7C9BC" w:sz="4"/>
+              <w:right w:val="single" w:color="B7C9BC" w:sz="4"/>
+            </w:tcBorders>
+            <w:tcMar>
+              <w:top w:type="dxa" w:w="40"/>
+              <w:left w:type="dxa" w:w="100"/>
+              <w:bottom w:type="dxa" w:w="40"/>
+              <w:right w:type="dxa" w:w="100"/>
+            </w:tcMar>
+            <w:vAlign w:val="center"/>
+          </w:tcPr>
+          <w:p>
+            <w:pPr>
+              <w:spacing w:after="0" w:before="0"/>
+              <w:jc w:val="center"/>
+            </w:pPr>
+            <w:r>
+              <w:rPr>
+                <w:rFonts w:ascii="Arial" w:cs="Arial" w:eastAsia="Arial" w:hAnsi="Arial"/>
+                <w:b/>
+                <w:bCs/>
                 <w:sz w:val="20"/>
                 <w:szCs w:val="20"/>
               </w:rPr>
               <w:t xml:space="preserve">35 – 55</w:t>
             </w:r>
+          </w:p>
+        </w:tc>
+        <w:tc>
+          <w:tcPr>
+            <w:tcW w:type="dxa" w:w="3338"/>
+            <w:tcBorders>
+              <w:top w:val="single" w:color="B7C9BC" w:sz="4"/>
+              <w:left w:val="single" w:color="B7C9BC" w:sz="4"/>
+              <w:bottom w:val="single" w:color="B7C9BC" w:sz="4"/>
+              <w:right w:val="single" w:color="B7C9BC" w:sz="4"/>
+            </w:tcBorders>
+            <w:tcMar>
+              <w:top w:type="dxa" w:w="40"/>
+              <w:left w:type="dxa" w:w="100"/>
+              <w:bottom w:type="dxa" w:w="40"/>
+              <w:right w:type="dxa" w:w="100"/>
+            </w:tcMar>
+            <w:vAlign w:val="center"/>
+          </w:tcPr>
+          <w:p>
+            <w:hyperlink w:history="1" r:id="rIduxv9o2wdybdy-hkg67ndk">
+              <w:r>
+                <w:rPr>
+                  <w:rStyle w:val="Hyperlink"/>
+                  <w:rFonts w:ascii="Arial" w:cs="Arial" w:eastAsia="Arial" w:hAnsi="Arial"/>
+                  <w:sz w:val="18"/>
+                  <w:szCs w:val="18"/>
+                </w:rPr>
+                <w:t xml:space="preserve">Amazon.sa</w:t>
+              </w:r>
+            </w:hyperlink>
+          </w:p>
+          <w:p>
+            <w:hyperlink w:history="1" r:id="rId3wew3fun9ywo6v_s46gqo">
+              <w:r>
+                <w:rPr>
+                  <w:rStyle w:val="Hyperlink"/>
+                  <w:rFonts w:ascii="Arial" w:cs="Arial" w:eastAsia="Arial" w:hAnsi="Arial"/>
+                  <w:sz w:val="18"/>
+                  <w:szCs w:val="18"/>
+                </w:rPr>
+                <w:t xml:space="preserve">AliExpress</w:t>
+              </w:r>
+            </w:hyperlink>
           </w:p>
         </w:tc>
       </w:tr>
       <w:tr>
         <w:tc>
           <w:tcPr>
-            <w:tcW w:type="dxa" w:w="600"/>
-            <w:tcBorders>
-              <w:top w:val="single" w:color="B7C9BC" w:sz="4"/>
-              <w:left w:val="single" w:color="B7C9BC" w:sz="4"/>
-              <w:bottom w:val="single" w:color="B7C9BC" w:sz="4"/>
-              <w:right w:val="single" w:color="B7C9BC" w:sz="4"/>
-            </w:tcBorders>
-            <w:shd w:fill="F5F9F5" w:color="auto" w:val="clear"/>
-            <w:tcMar>
-              <w:top w:type="dxa" w:w="70"/>
-              <w:left w:type="dxa" w:w="110"/>
-              <w:bottom w:type="dxa" w:w="70"/>
-              <w:right w:type="dxa" w:w="110"/>
+            <w:tcW w:type="dxa" w:w="500"/>
+            <w:tcBorders>
+              <w:top w:val="single" w:color="B7C9BC" w:sz="4"/>
+              <w:left w:val="single" w:color="B7C9BC" w:sz="4"/>
+              <w:bottom w:val="single" w:color="B7C9BC" w:sz="4"/>
+              <w:right w:val="single" w:color="B7C9BC" w:sz="4"/>
+            </w:tcBorders>
+            <w:shd w:fill="F5F9F5" w:color="auto" w:val="clear"/>
+            <w:tcMar>
+              <w:top w:type="dxa" w:w="40"/>
+              <w:left w:type="dxa" w:w="100"/>
+              <w:bottom w:type="dxa" w:w="40"/>
+              <w:right w:type="dxa" w:w="100"/>
             </w:tcMar>
             <w:vAlign w:val="center"/>
           </w:tcPr>
@@ -593,19 +746,19 @@
         </w:tc>
         <w:tc>
           <w:tcPr>
-            <w:tcW w:type="dxa" w:w="3300"/>
-            <w:tcBorders>
-              <w:top w:val="single" w:color="B7C9BC" w:sz="4"/>
-              <w:left w:val="single" w:color="B7C9BC" w:sz="4"/>
-              <w:bottom w:val="single" w:color="B7C9BC" w:sz="4"/>
-              <w:right w:val="single" w:color="B7C9BC" w:sz="4"/>
-            </w:tcBorders>
-            <w:shd w:fill="F5F9F5" w:color="auto" w:val="clear"/>
-            <w:tcMar>
-              <w:top w:type="dxa" w:w="70"/>
-              <w:left w:type="dxa" w:w="110"/>
-              <w:bottom w:type="dxa" w:w="70"/>
-              <w:right w:type="dxa" w:w="110"/>
+            <w:tcW w:type="dxa" w:w="2900"/>
+            <w:tcBorders>
+              <w:top w:val="single" w:color="B7C9BC" w:sz="4"/>
+              <w:left w:val="single" w:color="B7C9BC" w:sz="4"/>
+              <w:bottom w:val="single" w:color="B7C9BC" w:sz="4"/>
+              <w:right w:val="single" w:color="B7C9BC" w:sz="4"/>
+            </w:tcBorders>
+            <w:shd w:fill="F5F9F5" w:color="auto" w:val="clear"/>
+            <w:tcMar>
+              <w:top w:type="dxa" w:w="40"/>
+              <w:left w:type="dxa" w:w="100"/>
+              <w:bottom w:type="dxa" w:w="40"/>
+              <w:right w:type="dxa" w:w="100"/>
             </w:tcMar>
             <w:vAlign w:val="center"/>
           </w:tcPr>
@@ -620,25 +773,25 @@
                 <w:sz w:val="20"/>
                 <w:szCs w:val="20"/>
               </w:rPr>
-              <w:t xml:space="preserve">USB data cable (Micro-USB or USB-C)</w:t>
-            </w:r>
-          </w:p>
-        </w:tc>
-        <w:tc>
-          <w:tcPr>
-            <w:tcW w:type="dxa" w:w="3100"/>
-            <w:tcBorders>
-              <w:top w:val="single" w:color="B7C9BC" w:sz="4"/>
-              <w:left w:val="single" w:color="B7C9BC" w:sz="4"/>
-              <w:bottom w:val="single" w:color="B7C9BC" w:sz="4"/>
-              <w:right w:val="single" w:color="B7C9BC" w:sz="4"/>
-            </w:tcBorders>
-            <w:shd w:fill="F5F9F5" w:color="auto" w:val="clear"/>
-            <w:tcMar>
-              <w:top w:type="dxa" w:w="70"/>
-              <w:left w:type="dxa" w:w="110"/>
-              <w:bottom w:type="dxa" w:w="70"/>
-              <w:right w:type="dxa" w:w="110"/>
+              <w:t xml:space="preserve">USB data cable</w:t>
+            </w:r>
+          </w:p>
+        </w:tc>
+        <w:tc>
+          <w:tcPr>
+            <w:tcW w:type="dxa" w:w="2700"/>
+            <w:tcBorders>
+              <w:top w:val="single" w:color="B7C9BC" w:sz="4"/>
+              <w:left w:val="single" w:color="B7C9BC" w:sz="4"/>
+              <w:bottom w:val="single" w:color="B7C9BC" w:sz="4"/>
+              <w:right w:val="single" w:color="B7C9BC" w:sz="4"/>
+            </w:tcBorders>
+            <w:shd w:fill="F5F9F5" w:color="auto" w:val="clear"/>
+            <w:tcMar>
+              <w:top w:type="dxa" w:w="40"/>
+              <w:left w:type="dxa" w:w="100"/>
+              <w:bottom w:type="dxa" w:w="40"/>
+              <w:right w:type="dxa" w:w="100"/>
             </w:tcMar>
             <w:vAlign w:val="center"/>
           </w:tcPr>
@@ -658,25 +811,6 @@
               <w:t xml:space="preserve">كيبل USB لنقل البيانات</w:t>
             </w:r>
           </w:p>
-        </w:tc>
-        <w:tc>
-          <w:tcPr>
-            <w:tcW w:type="dxa" w:w="3700"/>
-            <w:tcBorders>
-              <w:top w:val="single" w:color="B7C9BC" w:sz="4"/>
-              <w:left w:val="single" w:color="B7C9BC" w:sz="4"/>
-              <w:bottom w:val="single" w:color="B7C9BC" w:sz="4"/>
-              <w:right w:val="single" w:color="B7C9BC" w:sz="4"/>
-            </w:tcBorders>
-            <w:shd w:fill="F5F9F5" w:color="auto" w:val="clear"/>
-            <w:tcMar>
-              <w:top w:type="dxa" w:w="70"/>
-              <w:left w:type="dxa" w:w="110"/>
-              <w:bottom w:type="dxa" w:w="70"/>
-              <w:right w:type="dxa" w:w="110"/>
-            </w:tcMar>
-            <w:vAlign w:val="center"/>
-          </w:tcPr>
           <w:p>
             <w:pPr>
               <w:bidi/>
@@ -686,8 +820,9 @@
             <w:r>
               <w:rPr>
                 <w:rFonts w:ascii="Arial" w:cs="Arial" w:eastAsia="Arial" w:hAnsi="Arial"/>
-                <w:sz w:val="20"/>
-                <w:szCs w:val="20"/>
+                <w:color w:val="5F6F64"/>
+                <w:sz w:val="17"/>
+                <w:szCs w:val="17"/>
                 <w:rtl/>
               </w:rPr>
               <w:t xml:space="preserve">برمجة اللوحة وتشغيلها</w:t>
@@ -696,90 +831,170 @@
         </w:tc>
         <w:tc>
           <w:tcPr>
-            <w:tcW w:type="dxa" w:w="1500"/>
-            <w:tcBorders>
-              <w:top w:val="single" w:color="B7C9BC" w:sz="4"/>
-              <w:left w:val="single" w:color="B7C9BC" w:sz="4"/>
-              <w:bottom w:val="single" w:color="B7C9BC" w:sz="4"/>
-              <w:right w:val="single" w:color="B7C9BC" w:sz="4"/>
-            </w:tcBorders>
-            <w:shd w:fill="F5F9F5" w:color="auto" w:val="clear"/>
-            <w:tcMar>
-              <w:top w:type="dxa" w:w="70"/>
-              <w:left w:type="dxa" w:w="110"/>
-              <w:bottom w:type="dxa" w:w="70"/>
-              <w:right w:type="dxa" w:w="110"/>
-            </w:tcMar>
-            <w:vAlign w:val="center"/>
-          </w:tcPr>
-          <w:p>
-            <w:pPr>
-              <w:bidi/>
-              <w:spacing w:after="0" w:before="0"/>
-              <w:jc w:val="center"/>
-            </w:pPr>
-            <w:r>
-              <w:rPr>
-                <w:rFonts w:ascii="Arial" w:cs="Arial" w:eastAsia="Arial" w:hAnsi="Arial"/>
-                <w:sz w:val="20"/>
-                <w:szCs w:val="20"/>
-                <w:rtl/>
-              </w:rPr>
-              <w:t xml:space="preserve">1</w:t>
-            </w:r>
-          </w:p>
-        </w:tc>
-        <w:tc>
-          <w:tcPr>
-            <w:tcW w:type="dxa" w:w="2638"/>
-            <w:tcBorders>
-              <w:top w:val="single" w:color="B7C9BC" w:sz="4"/>
-              <w:left w:val="single" w:color="B7C9BC" w:sz="4"/>
-              <w:bottom w:val="single" w:color="B7C9BC" w:sz="4"/>
-              <w:right w:val="single" w:color="B7C9BC" w:sz="4"/>
-            </w:tcBorders>
-            <w:shd w:fill="F5F9F5" w:color="auto" w:val="clear"/>
-            <w:tcMar>
-              <w:top w:type="dxa" w:w="70"/>
-              <w:left w:type="dxa" w:w="110"/>
-              <w:bottom w:type="dxa" w:w="70"/>
-              <w:right w:type="dxa" w:w="110"/>
-            </w:tcMar>
-            <w:vAlign w:val="center"/>
-          </w:tcPr>
-          <w:p>
-            <w:pPr>
-              <w:spacing w:after="0" w:before="0"/>
-              <w:jc w:val="center"/>
+            <w:tcW w:type="dxa" w:w="3000"/>
+            <w:tcBorders>
+              <w:top w:val="single" w:color="B7C9BC" w:sz="4"/>
+              <w:left w:val="single" w:color="B7C9BC" w:sz="4"/>
+              <w:bottom w:val="single" w:color="B7C9BC" w:sz="4"/>
+              <w:right w:val="single" w:color="B7C9BC" w:sz="4"/>
+            </w:tcBorders>
+            <w:shd w:fill="F5F9F5" w:color="auto" w:val="clear"/>
+            <w:tcMar>
+              <w:top w:type="dxa" w:w="40"/>
+              <w:left w:type="dxa" w:w="100"/>
+              <w:bottom w:type="dxa" w:w="40"/>
+              <w:right w:type="dxa" w:w="100"/>
+            </w:tcMar>
+            <w:vAlign w:val="center"/>
+          </w:tcPr>
+          <w:p>
+            <w:pPr>
+              <w:spacing w:after="0" w:before="0"/>
+              <w:jc w:val="left"/>
             </w:pPr>
             <w:r>
               <w:rPr>
                 <w:rFonts w:ascii="Arial" w:cs="Arial" w:eastAsia="Arial" w:hAnsi="Arial"/>
                 <w:b/>
                 <w:bCs/>
+                <w:sz w:val="19"/>
+                <w:szCs w:val="19"/>
+              </w:rPr>
+              <w:t xml:space="preserve">Micro-USB data cable 1 m (USB-C if your board is USB-C)</w:t>
+            </w:r>
+          </w:p>
+        </w:tc>
+        <w:tc>
+          <w:tcPr>
+            <w:tcW w:type="dxa" w:w="1100"/>
+            <w:tcBorders>
+              <w:top w:val="single" w:color="B7C9BC" w:sz="4"/>
+              <w:left w:val="single" w:color="B7C9BC" w:sz="4"/>
+              <w:bottom w:val="single" w:color="B7C9BC" w:sz="4"/>
+              <w:right w:val="single" w:color="B7C9BC" w:sz="4"/>
+            </w:tcBorders>
+            <w:shd w:fill="F5F9F5" w:color="auto" w:val="clear"/>
+            <w:tcMar>
+              <w:top w:type="dxa" w:w="40"/>
+              <w:left w:type="dxa" w:w="100"/>
+              <w:bottom w:type="dxa" w:w="40"/>
+              <w:right w:type="dxa" w:w="100"/>
+            </w:tcMar>
+            <w:vAlign w:val="center"/>
+          </w:tcPr>
+          <w:p>
+            <w:pPr>
+              <w:bidi/>
+              <w:spacing w:after="0" w:before="0"/>
+              <w:jc w:val="center"/>
+            </w:pPr>
+            <w:r>
+              <w:rPr>
+                <w:rFonts w:ascii="Arial" w:cs="Arial" w:eastAsia="Arial" w:hAnsi="Arial"/>
+                <w:sz w:val="20"/>
+                <w:szCs w:val="20"/>
+                <w:rtl/>
+              </w:rPr>
+              <w:t xml:space="preserve">1</w:t>
+            </w:r>
+          </w:p>
+        </w:tc>
+        <w:tc>
+          <w:tcPr>
+            <w:tcW w:type="dxa" w:w="1300"/>
+            <w:tcBorders>
+              <w:top w:val="single" w:color="B7C9BC" w:sz="4"/>
+              <w:left w:val="single" w:color="B7C9BC" w:sz="4"/>
+              <w:bottom w:val="single" w:color="B7C9BC" w:sz="4"/>
+              <w:right w:val="single" w:color="B7C9BC" w:sz="4"/>
+            </w:tcBorders>
+            <w:shd w:fill="F5F9F5" w:color="auto" w:val="clear"/>
+            <w:tcMar>
+              <w:top w:type="dxa" w:w="40"/>
+              <w:left w:type="dxa" w:w="100"/>
+              <w:bottom w:type="dxa" w:w="40"/>
+              <w:right w:type="dxa" w:w="100"/>
+            </w:tcMar>
+            <w:vAlign w:val="center"/>
+          </w:tcPr>
+          <w:p>
+            <w:pPr>
+              <w:spacing w:after="0" w:before="0"/>
+              <w:jc w:val="center"/>
+            </w:pPr>
+            <w:r>
+              <w:rPr>
+                <w:rFonts w:ascii="Arial" w:cs="Arial" w:eastAsia="Arial" w:hAnsi="Arial"/>
+                <w:b/>
+                <w:bCs/>
                 <w:sz w:val="20"/>
                 <w:szCs w:val="20"/>
               </w:rPr>
               <w:t xml:space="preserve">10 – 15</w:t>
             </w:r>
+          </w:p>
+        </w:tc>
+        <w:tc>
+          <w:tcPr>
+            <w:tcW w:type="dxa" w:w="3338"/>
+            <w:tcBorders>
+              <w:top w:val="single" w:color="B7C9BC" w:sz="4"/>
+              <w:left w:val="single" w:color="B7C9BC" w:sz="4"/>
+              <w:bottom w:val="single" w:color="B7C9BC" w:sz="4"/>
+              <w:right w:val="single" w:color="B7C9BC" w:sz="4"/>
+            </w:tcBorders>
+            <w:shd w:fill="F5F9F5" w:color="auto" w:val="clear"/>
+            <w:tcMar>
+              <w:top w:type="dxa" w:w="40"/>
+              <w:left w:type="dxa" w:w="100"/>
+              <w:bottom w:type="dxa" w:w="40"/>
+              <w:right w:type="dxa" w:w="100"/>
+            </w:tcMar>
+            <w:vAlign w:val="center"/>
+          </w:tcPr>
+          <w:p>
+            <w:hyperlink w:history="1" r:id="rId_sjfsdxgaah6xyahselk6">
+              <w:r>
+                <w:rPr>
+                  <w:rStyle w:val="Hyperlink"/>
+                  <w:rFonts w:ascii="Arial" w:cs="Arial" w:eastAsia="Arial" w:hAnsi="Arial"/>
+                  <w:sz w:val="18"/>
+                  <w:szCs w:val="18"/>
+                </w:rPr>
+                <w:t xml:space="preserve">Amazon.sa</w:t>
+              </w:r>
+            </w:hyperlink>
+          </w:p>
+          <w:p>
+            <w:hyperlink w:history="1" r:id="rIdnknw82ic8muftexf1dker">
+              <w:r>
+                <w:rPr>
+                  <w:rStyle w:val="Hyperlink"/>
+                  <w:rFonts w:ascii="Arial" w:cs="Arial" w:eastAsia="Arial" w:hAnsi="Arial"/>
+                  <w:sz w:val="18"/>
+                  <w:szCs w:val="18"/>
+                </w:rPr>
+                <w:t xml:space="preserve">AliExpress</w:t>
+              </w:r>
+            </w:hyperlink>
           </w:p>
         </w:tc>
       </w:tr>
       <w:tr>
         <w:tc>
           <w:tcPr>
-            <w:tcW w:type="dxa" w:w="600"/>
-            <w:tcBorders>
-              <w:top w:val="single" w:color="B7C9BC" w:sz="4"/>
-              <w:left w:val="single" w:color="B7C9BC" w:sz="4"/>
-              <w:bottom w:val="single" w:color="B7C9BC" w:sz="4"/>
-              <w:right w:val="single" w:color="B7C9BC" w:sz="4"/>
-            </w:tcBorders>
-            <w:tcMar>
-              <w:top w:type="dxa" w:w="70"/>
-              <w:left w:type="dxa" w:w="110"/>
-              <w:bottom w:type="dxa" w:w="70"/>
-              <w:right w:type="dxa" w:w="110"/>
+            <w:tcW w:type="dxa" w:w="500"/>
+            <w:tcBorders>
+              <w:top w:val="single" w:color="B7C9BC" w:sz="4"/>
+              <w:left w:val="single" w:color="B7C9BC" w:sz="4"/>
+              <w:bottom w:val="single" w:color="B7C9BC" w:sz="4"/>
+              <w:right w:val="single" w:color="B7C9BC" w:sz="4"/>
+            </w:tcBorders>
+            <w:tcMar>
+              <w:top w:type="dxa" w:w="40"/>
+              <w:left w:type="dxa" w:w="100"/>
+              <w:bottom w:type="dxa" w:w="40"/>
+              <w:right w:type="dxa" w:w="100"/>
             </w:tcMar>
             <w:vAlign w:val="center"/>
           </w:tcPr>
@@ -800,18 +1015,18 @@
         </w:tc>
         <w:tc>
           <w:tcPr>
-            <w:tcW w:type="dxa" w:w="3300"/>
-            <w:tcBorders>
-              <w:top w:val="single" w:color="B7C9BC" w:sz="4"/>
-              <w:left w:val="single" w:color="B7C9BC" w:sz="4"/>
-              <w:bottom w:val="single" w:color="B7C9BC" w:sz="4"/>
-              <w:right w:val="single" w:color="B7C9BC" w:sz="4"/>
-            </w:tcBorders>
-            <w:tcMar>
-              <w:top w:type="dxa" w:w="70"/>
-              <w:left w:type="dxa" w:w="110"/>
-              <w:bottom w:type="dxa" w:w="70"/>
-              <w:right w:type="dxa" w:w="110"/>
+            <w:tcW w:type="dxa" w:w="2900"/>
+            <w:tcBorders>
+              <w:top w:val="single" w:color="B7C9BC" w:sz="4"/>
+              <w:left w:val="single" w:color="B7C9BC" w:sz="4"/>
+              <w:bottom w:val="single" w:color="B7C9BC" w:sz="4"/>
+              <w:right w:val="single" w:color="B7C9BC" w:sz="4"/>
+            </w:tcBorders>
+            <w:tcMar>
+              <w:top w:type="dxa" w:w="40"/>
+              <w:left w:type="dxa" w:w="100"/>
+              <w:bottom w:type="dxa" w:w="40"/>
+              <w:right w:type="dxa" w:w="100"/>
             </w:tcMar>
             <w:vAlign w:val="center"/>
           </w:tcPr>
@@ -826,24 +1041,24 @@
                 <w:sz w:val="20"/>
                 <w:szCs w:val="20"/>
               </w:rPr>
-              <w:t xml:space="preserve">Capacitive Soil Moisture Sensor v1.2</w:t>
-            </w:r>
-          </w:p>
-        </w:tc>
-        <w:tc>
-          <w:tcPr>
-            <w:tcW w:type="dxa" w:w="3100"/>
-            <w:tcBorders>
-              <w:top w:val="single" w:color="B7C9BC" w:sz="4"/>
-              <w:left w:val="single" w:color="B7C9BC" w:sz="4"/>
-              <w:bottom w:val="single" w:color="B7C9BC" w:sz="4"/>
-              <w:right w:val="single" w:color="B7C9BC" w:sz="4"/>
-            </w:tcBorders>
-            <w:tcMar>
-              <w:top w:type="dxa" w:w="70"/>
-              <w:left w:type="dxa" w:w="110"/>
-              <w:bottom w:type="dxa" w:w="70"/>
-              <w:right w:type="dxa" w:w="110"/>
+              <w:t xml:space="preserve">Capacitive soil moisture sensor</w:t>
+            </w:r>
+          </w:p>
+        </w:tc>
+        <w:tc>
+          <w:tcPr>
+            <w:tcW w:type="dxa" w:w="2700"/>
+            <w:tcBorders>
+              <w:top w:val="single" w:color="B7C9BC" w:sz="4"/>
+              <w:left w:val="single" w:color="B7C9BC" w:sz="4"/>
+              <w:bottom w:val="single" w:color="B7C9BC" w:sz="4"/>
+              <w:right w:val="single" w:color="B7C9BC" w:sz="4"/>
+            </w:tcBorders>
+            <w:tcMar>
+              <w:top w:type="dxa" w:w="40"/>
+              <w:left w:type="dxa" w:w="100"/>
+              <w:bottom w:type="dxa" w:w="40"/>
+              <w:right w:type="dxa" w:w="100"/>
             </w:tcMar>
             <w:vAlign w:val="center"/>
           </w:tcPr>
@@ -860,27 +1075,9 @@
                 <w:szCs w:val="20"/>
                 <w:rtl/>
               </w:rPr>
-              <w:t xml:space="preserve">حساس رطوبة التربة (النوع السعوي)</w:t>
-            </w:r>
-          </w:p>
-        </w:tc>
-        <w:tc>
-          <w:tcPr>
-            <w:tcW w:type="dxa" w:w="3700"/>
-            <w:tcBorders>
-              <w:top w:val="single" w:color="B7C9BC" w:sz="4"/>
-              <w:left w:val="single" w:color="B7C9BC" w:sz="4"/>
-              <w:bottom w:val="single" w:color="B7C9BC" w:sz="4"/>
-              <w:right w:val="single" w:color="B7C9BC" w:sz="4"/>
-            </w:tcBorders>
-            <w:tcMar>
-              <w:top w:type="dxa" w:w="70"/>
-              <w:left w:type="dxa" w:w="110"/>
-              <w:bottom w:type="dxa" w:w="70"/>
-              <w:right w:type="dxa" w:w="110"/>
-            </w:tcMar>
-            <w:vAlign w:val="center"/>
-          </w:tcPr>
+              <w:t xml:space="preserve">حساس رطوبة التربة (سعوي)</w:t>
+            </w:r>
+          </w:p>
           <w:p>
             <w:pPr>
               <w:bidi/>
@@ -890,8 +1087,9 @@
             <w:r>
               <w:rPr>
                 <w:rFonts w:ascii="Arial" w:cs="Arial" w:eastAsia="Arial" w:hAnsi="Arial"/>
-                <w:sz w:val="20"/>
-                <w:szCs w:val="20"/>
+                <w:color w:val="5F6F64"/>
+                <w:sz w:val="17"/>
+                <w:szCs w:val="17"/>
                 <w:rtl/>
               </w:rPr>
               <w:t xml:space="preserve">قياس نسبة الماء في التربة</w:t>
@@ -900,89 +1098,167 @@
         </w:tc>
         <w:tc>
           <w:tcPr>
-            <w:tcW w:type="dxa" w:w="1500"/>
-            <w:tcBorders>
-              <w:top w:val="single" w:color="B7C9BC" w:sz="4"/>
-              <w:left w:val="single" w:color="B7C9BC" w:sz="4"/>
-              <w:bottom w:val="single" w:color="B7C9BC" w:sz="4"/>
-              <w:right w:val="single" w:color="B7C9BC" w:sz="4"/>
-            </w:tcBorders>
-            <w:tcMar>
-              <w:top w:type="dxa" w:w="70"/>
-              <w:left w:type="dxa" w:w="110"/>
-              <w:bottom w:type="dxa" w:w="70"/>
-              <w:right w:type="dxa" w:w="110"/>
-            </w:tcMar>
-            <w:vAlign w:val="center"/>
-          </w:tcPr>
-          <w:p>
-            <w:pPr>
-              <w:bidi/>
-              <w:spacing w:after="0" w:before="0"/>
-              <w:jc w:val="center"/>
-            </w:pPr>
-            <w:r>
-              <w:rPr>
-                <w:rFonts w:ascii="Arial" w:cs="Arial" w:eastAsia="Arial" w:hAnsi="Arial"/>
-                <w:sz w:val="20"/>
-                <w:szCs w:val="20"/>
-                <w:rtl/>
-              </w:rPr>
-              <w:t xml:space="preserve">1 (+1 احتياط)</w:t>
-            </w:r>
-          </w:p>
-        </w:tc>
-        <w:tc>
-          <w:tcPr>
-            <w:tcW w:type="dxa" w:w="2638"/>
-            <w:tcBorders>
-              <w:top w:val="single" w:color="B7C9BC" w:sz="4"/>
-              <w:left w:val="single" w:color="B7C9BC" w:sz="4"/>
-              <w:bottom w:val="single" w:color="B7C9BC" w:sz="4"/>
-              <w:right w:val="single" w:color="B7C9BC" w:sz="4"/>
-            </w:tcBorders>
-            <w:tcMar>
-              <w:top w:type="dxa" w:w="70"/>
-              <w:left w:type="dxa" w:w="110"/>
-              <w:bottom w:type="dxa" w:w="70"/>
-              <w:right w:type="dxa" w:w="110"/>
-            </w:tcMar>
-            <w:vAlign w:val="center"/>
-          </w:tcPr>
-          <w:p>
-            <w:pPr>
-              <w:spacing w:after="0" w:before="0"/>
-              <w:jc w:val="center"/>
+            <w:tcW w:type="dxa" w:w="3000"/>
+            <w:tcBorders>
+              <w:top w:val="single" w:color="B7C9BC" w:sz="4"/>
+              <w:left w:val="single" w:color="B7C9BC" w:sz="4"/>
+              <w:bottom w:val="single" w:color="B7C9BC" w:sz="4"/>
+              <w:right w:val="single" w:color="B7C9BC" w:sz="4"/>
+            </w:tcBorders>
+            <w:tcMar>
+              <w:top w:type="dxa" w:w="40"/>
+              <w:left w:type="dxa" w:w="100"/>
+              <w:bottom w:type="dxa" w:w="40"/>
+              <w:right w:type="dxa" w:w="100"/>
+            </w:tcMar>
+            <w:vAlign w:val="center"/>
+          </w:tcPr>
+          <w:p>
+            <w:pPr>
+              <w:spacing w:after="0" w:before="0"/>
+              <w:jc w:val="left"/>
             </w:pPr>
             <w:r>
               <w:rPr>
                 <w:rFonts w:ascii="Arial" w:cs="Arial" w:eastAsia="Arial" w:hAnsi="Arial"/>
                 <w:b/>
                 <w:bCs/>
+                <w:sz w:val="19"/>
+                <w:szCs w:val="19"/>
+              </w:rPr>
+              <w:t xml:space="preserve">Capacitive Soil Moisture Sensor v1.2</w:t>
+            </w:r>
+          </w:p>
+        </w:tc>
+        <w:tc>
+          <w:tcPr>
+            <w:tcW w:type="dxa" w:w="1100"/>
+            <w:tcBorders>
+              <w:top w:val="single" w:color="B7C9BC" w:sz="4"/>
+              <w:left w:val="single" w:color="B7C9BC" w:sz="4"/>
+              <w:bottom w:val="single" w:color="B7C9BC" w:sz="4"/>
+              <w:right w:val="single" w:color="B7C9BC" w:sz="4"/>
+            </w:tcBorders>
+            <w:tcMar>
+              <w:top w:type="dxa" w:w="40"/>
+              <w:left w:type="dxa" w:w="100"/>
+              <w:bottom w:type="dxa" w:w="40"/>
+              <w:right w:type="dxa" w:w="100"/>
+            </w:tcMar>
+            <w:vAlign w:val="center"/>
+          </w:tcPr>
+          <w:p>
+            <w:pPr>
+              <w:bidi/>
+              <w:spacing w:after="0" w:before="0"/>
+              <w:jc w:val="center"/>
+            </w:pPr>
+            <w:r>
+              <w:rPr>
+                <w:rFonts w:ascii="Arial" w:cs="Arial" w:eastAsia="Arial" w:hAnsi="Arial"/>
+                <w:sz w:val="20"/>
+                <w:szCs w:val="20"/>
+                <w:rtl/>
+              </w:rPr>
+              <w:t xml:space="preserve">1 (+1)</w:t>
+            </w:r>
+          </w:p>
+        </w:tc>
+        <w:tc>
+          <w:tcPr>
+            <w:tcW w:type="dxa" w:w="1300"/>
+            <w:tcBorders>
+              <w:top w:val="single" w:color="B7C9BC" w:sz="4"/>
+              <w:left w:val="single" w:color="B7C9BC" w:sz="4"/>
+              <w:bottom w:val="single" w:color="B7C9BC" w:sz="4"/>
+              <w:right w:val="single" w:color="B7C9BC" w:sz="4"/>
+            </w:tcBorders>
+            <w:tcMar>
+              <w:top w:type="dxa" w:w="40"/>
+              <w:left w:type="dxa" w:w="100"/>
+              <w:bottom w:type="dxa" w:w="40"/>
+              <w:right w:type="dxa" w:w="100"/>
+            </w:tcMar>
+            <w:vAlign w:val="center"/>
+          </w:tcPr>
+          <w:p>
+            <w:pPr>
+              <w:spacing w:after="0" w:before="0"/>
+              <w:jc w:val="center"/>
+            </w:pPr>
+            <w:r>
+              <w:rPr>
+                <w:rFonts w:ascii="Arial" w:cs="Arial" w:eastAsia="Arial" w:hAnsi="Arial"/>
+                <w:b/>
+                <w:bCs/>
                 <w:sz w:val="20"/>
                 <w:szCs w:val="20"/>
               </w:rPr>
               <w:t xml:space="preserve">10 – 20</w:t>
             </w:r>
+          </w:p>
+        </w:tc>
+        <w:tc>
+          <w:tcPr>
+            <w:tcW w:type="dxa" w:w="3338"/>
+            <w:tcBorders>
+              <w:top w:val="single" w:color="B7C9BC" w:sz="4"/>
+              <w:left w:val="single" w:color="B7C9BC" w:sz="4"/>
+              <w:bottom w:val="single" w:color="B7C9BC" w:sz="4"/>
+              <w:right w:val="single" w:color="B7C9BC" w:sz="4"/>
+            </w:tcBorders>
+            <w:tcMar>
+              <w:top w:type="dxa" w:w="40"/>
+              <w:left w:type="dxa" w:w="100"/>
+              <w:bottom w:type="dxa" w:w="40"/>
+              <w:right w:type="dxa" w:w="100"/>
+            </w:tcMar>
+            <w:vAlign w:val="center"/>
+          </w:tcPr>
+          <w:p>
+            <w:hyperlink w:history="1" r:id="rId_uam2oer3tkjtynfdkyjj">
+              <w:r>
+                <w:rPr>
+                  <w:rStyle w:val="Hyperlink"/>
+                  <w:rFonts w:ascii="Arial" w:cs="Arial" w:eastAsia="Arial" w:hAnsi="Arial"/>
+                  <w:sz w:val="18"/>
+                  <w:szCs w:val="18"/>
+                </w:rPr>
+                <w:t xml:space="preserve">Amazon.sa</w:t>
+              </w:r>
+            </w:hyperlink>
+          </w:p>
+          <w:p>
+            <w:hyperlink w:history="1" r:id="rIdmqoqdsofbdocnlz6hhij4">
+              <w:r>
+                <w:rPr>
+                  <w:rStyle w:val="Hyperlink"/>
+                  <w:rFonts w:ascii="Arial" w:cs="Arial" w:eastAsia="Arial" w:hAnsi="Arial"/>
+                  <w:sz w:val="18"/>
+                  <w:szCs w:val="18"/>
+                </w:rPr>
+                <w:t xml:space="preserve">AliExpress</w:t>
+              </w:r>
+            </w:hyperlink>
           </w:p>
         </w:tc>
       </w:tr>
       <w:tr>
         <w:tc>
           <w:tcPr>
-            <w:tcW w:type="dxa" w:w="600"/>
-            <w:tcBorders>
-              <w:top w:val="single" w:color="B7C9BC" w:sz="4"/>
-              <w:left w:val="single" w:color="B7C9BC" w:sz="4"/>
-              <w:bottom w:val="single" w:color="B7C9BC" w:sz="4"/>
-              <w:right w:val="single" w:color="B7C9BC" w:sz="4"/>
-            </w:tcBorders>
-            <w:shd w:fill="F5F9F5" w:color="auto" w:val="clear"/>
-            <w:tcMar>
-              <w:top w:type="dxa" w:w="70"/>
-              <w:left w:type="dxa" w:w="110"/>
-              <w:bottom w:type="dxa" w:w="70"/>
-              <w:right w:type="dxa" w:w="110"/>
+            <w:tcW w:type="dxa" w:w="500"/>
+            <w:tcBorders>
+              <w:top w:val="single" w:color="B7C9BC" w:sz="4"/>
+              <w:left w:val="single" w:color="B7C9BC" w:sz="4"/>
+              <w:bottom w:val="single" w:color="B7C9BC" w:sz="4"/>
+              <w:right w:val="single" w:color="B7C9BC" w:sz="4"/>
+            </w:tcBorders>
+            <w:shd w:fill="F5F9F5" w:color="auto" w:val="clear"/>
+            <w:tcMar>
+              <w:top w:type="dxa" w:w="40"/>
+              <w:left w:type="dxa" w:w="100"/>
+              <w:bottom w:type="dxa" w:w="40"/>
+              <w:right w:type="dxa" w:w="100"/>
             </w:tcMar>
             <w:vAlign w:val="center"/>
           </w:tcPr>
@@ -1003,19 +1279,19 @@
         </w:tc>
         <w:tc>
           <w:tcPr>
-            <w:tcW w:type="dxa" w:w="3300"/>
-            <w:tcBorders>
-              <w:top w:val="single" w:color="B7C9BC" w:sz="4"/>
-              <w:left w:val="single" w:color="B7C9BC" w:sz="4"/>
-              <w:bottom w:val="single" w:color="B7C9BC" w:sz="4"/>
-              <w:right w:val="single" w:color="B7C9BC" w:sz="4"/>
-            </w:tcBorders>
-            <w:shd w:fill="F5F9F5" w:color="auto" w:val="clear"/>
-            <w:tcMar>
-              <w:top w:type="dxa" w:w="70"/>
-              <w:left w:type="dxa" w:w="110"/>
-              <w:bottom w:type="dxa" w:w="70"/>
-              <w:right w:type="dxa" w:w="110"/>
+            <w:tcW w:type="dxa" w:w="2900"/>
+            <w:tcBorders>
+              <w:top w:val="single" w:color="B7C9BC" w:sz="4"/>
+              <w:left w:val="single" w:color="B7C9BC" w:sz="4"/>
+              <w:bottom w:val="single" w:color="B7C9BC" w:sz="4"/>
+              <w:right w:val="single" w:color="B7C9BC" w:sz="4"/>
+            </w:tcBorders>
+            <w:shd w:fill="F5F9F5" w:color="auto" w:val="clear"/>
+            <w:tcMar>
+              <w:top w:type="dxa" w:w="40"/>
+              <w:left w:type="dxa" w:w="100"/>
+              <w:bottom w:type="dxa" w:w="40"/>
+              <w:right w:type="dxa" w:w="100"/>
             </w:tcMar>
             <w:vAlign w:val="center"/>
           </w:tcPr>
@@ -1030,25 +1306,25 @@
                 <w:sz w:val="20"/>
                 <w:szCs w:val="20"/>
               </w:rPr>
-              <w:t xml:space="preserve">BH1750 Light Sensor (GY-302)</w:t>
-            </w:r>
-          </w:p>
-        </w:tc>
-        <w:tc>
-          <w:tcPr>
-            <w:tcW w:type="dxa" w:w="3100"/>
-            <w:tcBorders>
-              <w:top w:val="single" w:color="B7C9BC" w:sz="4"/>
-              <w:left w:val="single" w:color="B7C9BC" w:sz="4"/>
-              <w:bottom w:val="single" w:color="B7C9BC" w:sz="4"/>
-              <w:right w:val="single" w:color="B7C9BC" w:sz="4"/>
-            </w:tcBorders>
-            <w:shd w:fill="F5F9F5" w:color="auto" w:val="clear"/>
-            <w:tcMar>
-              <w:top w:type="dxa" w:w="70"/>
-              <w:left w:type="dxa" w:w="110"/>
-              <w:bottom w:type="dxa" w:w="70"/>
-              <w:right w:type="dxa" w:w="110"/>
+              <w:t xml:space="preserve">Light sensor module</w:t>
+            </w:r>
+          </w:p>
+        </w:tc>
+        <w:tc>
+          <w:tcPr>
+            <w:tcW w:type="dxa" w:w="2700"/>
+            <w:tcBorders>
+              <w:top w:val="single" w:color="B7C9BC" w:sz="4"/>
+              <w:left w:val="single" w:color="B7C9BC" w:sz="4"/>
+              <w:bottom w:val="single" w:color="B7C9BC" w:sz="4"/>
+              <w:right w:val="single" w:color="B7C9BC" w:sz="4"/>
+            </w:tcBorders>
+            <w:shd w:fill="F5F9F5" w:color="auto" w:val="clear"/>
+            <w:tcMar>
+              <w:top w:type="dxa" w:w="40"/>
+              <w:left w:type="dxa" w:w="100"/>
+              <w:bottom w:type="dxa" w:w="40"/>
+              <w:right w:type="dxa" w:w="100"/>
             </w:tcMar>
             <w:vAlign w:val="center"/>
           </w:tcPr>
@@ -1068,25 +1344,6 @@
               <w:t xml:space="preserve">حساس شدة الإضاءة</w:t>
             </w:r>
           </w:p>
-        </w:tc>
-        <w:tc>
-          <w:tcPr>
-            <w:tcW w:type="dxa" w:w="3700"/>
-            <w:tcBorders>
-              <w:top w:val="single" w:color="B7C9BC" w:sz="4"/>
-              <w:left w:val="single" w:color="B7C9BC" w:sz="4"/>
-              <w:bottom w:val="single" w:color="B7C9BC" w:sz="4"/>
-              <w:right w:val="single" w:color="B7C9BC" w:sz="4"/>
-            </w:tcBorders>
-            <w:shd w:fill="F5F9F5" w:color="auto" w:val="clear"/>
-            <w:tcMar>
-              <w:top w:type="dxa" w:w="70"/>
-              <w:left w:type="dxa" w:w="110"/>
-              <w:bottom w:type="dxa" w:w="70"/>
-              <w:right w:type="dxa" w:w="110"/>
-            </w:tcMar>
-            <w:vAlign w:val="center"/>
-          </w:tcPr>
           <w:p>
             <w:pPr>
               <w:bidi/>
@@ -1096,8 +1353,9 @@
             <w:r>
               <w:rPr>
                 <w:rFonts w:ascii="Arial" w:cs="Arial" w:eastAsia="Arial" w:hAnsi="Arial"/>
-                <w:sz w:val="20"/>
-                <w:szCs w:val="20"/>
+                <w:color w:val="5F6F64"/>
+                <w:sz w:val="17"/>
+                <w:szCs w:val="17"/>
                 <w:rtl/>
               </w:rPr>
               <w:t xml:space="preserve">قياس الضوء (لوكس)</w:t>
@@ -1106,90 +1364,170 @@
         </w:tc>
         <w:tc>
           <w:tcPr>
-            <w:tcW w:type="dxa" w:w="1500"/>
-            <w:tcBorders>
-              <w:top w:val="single" w:color="B7C9BC" w:sz="4"/>
-              <w:left w:val="single" w:color="B7C9BC" w:sz="4"/>
-              <w:bottom w:val="single" w:color="B7C9BC" w:sz="4"/>
-              <w:right w:val="single" w:color="B7C9BC" w:sz="4"/>
-            </w:tcBorders>
-            <w:shd w:fill="F5F9F5" w:color="auto" w:val="clear"/>
-            <w:tcMar>
-              <w:top w:type="dxa" w:w="70"/>
-              <w:left w:type="dxa" w:w="110"/>
-              <w:bottom w:type="dxa" w:w="70"/>
-              <w:right w:type="dxa" w:w="110"/>
-            </w:tcMar>
-            <w:vAlign w:val="center"/>
-          </w:tcPr>
-          <w:p>
-            <w:pPr>
-              <w:bidi/>
-              <w:spacing w:after="0" w:before="0"/>
-              <w:jc w:val="center"/>
-            </w:pPr>
-            <w:r>
-              <w:rPr>
-                <w:rFonts w:ascii="Arial" w:cs="Arial" w:eastAsia="Arial" w:hAnsi="Arial"/>
-                <w:sz w:val="20"/>
-                <w:szCs w:val="20"/>
-                <w:rtl/>
-              </w:rPr>
-              <w:t xml:space="preserve">1</w:t>
-            </w:r>
-          </w:p>
-        </w:tc>
-        <w:tc>
-          <w:tcPr>
-            <w:tcW w:type="dxa" w:w="2638"/>
-            <w:tcBorders>
-              <w:top w:val="single" w:color="B7C9BC" w:sz="4"/>
-              <w:left w:val="single" w:color="B7C9BC" w:sz="4"/>
-              <w:bottom w:val="single" w:color="B7C9BC" w:sz="4"/>
-              <w:right w:val="single" w:color="B7C9BC" w:sz="4"/>
-            </w:tcBorders>
-            <w:shd w:fill="F5F9F5" w:color="auto" w:val="clear"/>
-            <w:tcMar>
-              <w:top w:type="dxa" w:w="70"/>
-              <w:left w:type="dxa" w:w="110"/>
-              <w:bottom w:type="dxa" w:w="70"/>
-              <w:right w:type="dxa" w:w="110"/>
-            </w:tcMar>
-            <w:vAlign w:val="center"/>
-          </w:tcPr>
-          <w:p>
-            <w:pPr>
-              <w:spacing w:after="0" w:before="0"/>
-              <w:jc w:val="center"/>
+            <w:tcW w:type="dxa" w:w="3000"/>
+            <w:tcBorders>
+              <w:top w:val="single" w:color="B7C9BC" w:sz="4"/>
+              <w:left w:val="single" w:color="B7C9BC" w:sz="4"/>
+              <w:bottom w:val="single" w:color="B7C9BC" w:sz="4"/>
+              <w:right w:val="single" w:color="B7C9BC" w:sz="4"/>
+            </w:tcBorders>
+            <w:shd w:fill="F5F9F5" w:color="auto" w:val="clear"/>
+            <w:tcMar>
+              <w:top w:type="dxa" w:w="40"/>
+              <w:left w:type="dxa" w:w="100"/>
+              <w:bottom w:type="dxa" w:w="40"/>
+              <w:right w:type="dxa" w:w="100"/>
+            </w:tcMar>
+            <w:vAlign w:val="center"/>
+          </w:tcPr>
+          <w:p>
+            <w:pPr>
+              <w:spacing w:after="0" w:before="0"/>
+              <w:jc w:val="left"/>
             </w:pPr>
             <w:r>
               <w:rPr>
                 <w:rFonts w:ascii="Arial" w:cs="Arial" w:eastAsia="Arial" w:hAnsi="Arial"/>
                 <w:b/>
                 <w:bCs/>
+                <w:sz w:val="19"/>
+                <w:szCs w:val="19"/>
+              </w:rPr>
+              <w:t xml:space="preserve">GY-302 BH1750 (I2C)</w:t>
+            </w:r>
+          </w:p>
+        </w:tc>
+        <w:tc>
+          <w:tcPr>
+            <w:tcW w:type="dxa" w:w="1100"/>
+            <w:tcBorders>
+              <w:top w:val="single" w:color="B7C9BC" w:sz="4"/>
+              <w:left w:val="single" w:color="B7C9BC" w:sz="4"/>
+              <w:bottom w:val="single" w:color="B7C9BC" w:sz="4"/>
+              <w:right w:val="single" w:color="B7C9BC" w:sz="4"/>
+            </w:tcBorders>
+            <w:shd w:fill="F5F9F5" w:color="auto" w:val="clear"/>
+            <w:tcMar>
+              <w:top w:type="dxa" w:w="40"/>
+              <w:left w:type="dxa" w:w="100"/>
+              <w:bottom w:type="dxa" w:w="40"/>
+              <w:right w:type="dxa" w:w="100"/>
+            </w:tcMar>
+            <w:vAlign w:val="center"/>
+          </w:tcPr>
+          <w:p>
+            <w:pPr>
+              <w:bidi/>
+              <w:spacing w:after="0" w:before="0"/>
+              <w:jc w:val="center"/>
+            </w:pPr>
+            <w:r>
+              <w:rPr>
+                <w:rFonts w:ascii="Arial" w:cs="Arial" w:eastAsia="Arial" w:hAnsi="Arial"/>
+                <w:sz w:val="20"/>
+                <w:szCs w:val="20"/>
+                <w:rtl/>
+              </w:rPr>
+              <w:t xml:space="preserve">1</w:t>
+            </w:r>
+          </w:p>
+        </w:tc>
+        <w:tc>
+          <w:tcPr>
+            <w:tcW w:type="dxa" w:w="1300"/>
+            <w:tcBorders>
+              <w:top w:val="single" w:color="B7C9BC" w:sz="4"/>
+              <w:left w:val="single" w:color="B7C9BC" w:sz="4"/>
+              <w:bottom w:val="single" w:color="B7C9BC" w:sz="4"/>
+              <w:right w:val="single" w:color="B7C9BC" w:sz="4"/>
+            </w:tcBorders>
+            <w:shd w:fill="F5F9F5" w:color="auto" w:val="clear"/>
+            <w:tcMar>
+              <w:top w:type="dxa" w:w="40"/>
+              <w:left w:type="dxa" w:w="100"/>
+              <w:bottom w:type="dxa" w:w="40"/>
+              <w:right w:type="dxa" w:w="100"/>
+            </w:tcMar>
+            <w:vAlign w:val="center"/>
+          </w:tcPr>
+          <w:p>
+            <w:pPr>
+              <w:spacing w:after="0" w:before="0"/>
+              <w:jc w:val="center"/>
+            </w:pPr>
+            <w:r>
+              <w:rPr>
+                <w:rFonts w:ascii="Arial" w:cs="Arial" w:eastAsia="Arial" w:hAnsi="Arial"/>
+                <w:b/>
+                <w:bCs/>
                 <w:sz w:val="20"/>
                 <w:szCs w:val="20"/>
               </w:rPr>
               <w:t xml:space="preserve">10 – 20</w:t>
             </w:r>
+          </w:p>
+        </w:tc>
+        <w:tc>
+          <w:tcPr>
+            <w:tcW w:type="dxa" w:w="3338"/>
+            <w:tcBorders>
+              <w:top w:val="single" w:color="B7C9BC" w:sz="4"/>
+              <w:left w:val="single" w:color="B7C9BC" w:sz="4"/>
+              <w:bottom w:val="single" w:color="B7C9BC" w:sz="4"/>
+              <w:right w:val="single" w:color="B7C9BC" w:sz="4"/>
+            </w:tcBorders>
+            <w:shd w:fill="F5F9F5" w:color="auto" w:val="clear"/>
+            <w:tcMar>
+              <w:top w:type="dxa" w:w="40"/>
+              <w:left w:type="dxa" w:w="100"/>
+              <w:bottom w:type="dxa" w:w="40"/>
+              <w:right w:type="dxa" w:w="100"/>
+            </w:tcMar>
+            <w:vAlign w:val="center"/>
+          </w:tcPr>
+          <w:p>
+            <w:hyperlink w:history="1" r:id="rIdakku72r48qrd1mrd6j5yc">
+              <w:r>
+                <w:rPr>
+                  <w:rStyle w:val="Hyperlink"/>
+                  <w:rFonts w:ascii="Arial" w:cs="Arial" w:eastAsia="Arial" w:hAnsi="Arial"/>
+                  <w:sz w:val="18"/>
+                  <w:szCs w:val="18"/>
+                </w:rPr>
+                <w:t xml:space="preserve">Amazon.sa</w:t>
+              </w:r>
+            </w:hyperlink>
+          </w:p>
+          <w:p>
+            <w:hyperlink w:history="1" r:id="rIdhnlkjy5hotqtezgr5iejn">
+              <w:r>
+                <w:rPr>
+                  <w:rStyle w:val="Hyperlink"/>
+                  <w:rFonts w:ascii="Arial" w:cs="Arial" w:eastAsia="Arial" w:hAnsi="Arial"/>
+                  <w:sz w:val="18"/>
+                  <w:szCs w:val="18"/>
+                </w:rPr>
+                <w:t xml:space="preserve">AliExpress</w:t>
+              </w:r>
+            </w:hyperlink>
           </w:p>
         </w:tc>
       </w:tr>
       <w:tr>
         <w:tc>
           <w:tcPr>
-            <w:tcW w:type="dxa" w:w="600"/>
-            <w:tcBorders>
-              <w:top w:val="single" w:color="B7C9BC" w:sz="4"/>
-              <w:left w:val="single" w:color="B7C9BC" w:sz="4"/>
-              <w:bottom w:val="single" w:color="B7C9BC" w:sz="4"/>
-              <w:right w:val="single" w:color="B7C9BC" w:sz="4"/>
-            </w:tcBorders>
-            <w:tcMar>
-              <w:top w:type="dxa" w:w="70"/>
-              <w:left w:type="dxa" w:w="110"/>
-              <w:bottom w:type="dxa" w:w="70"/>
-              <w:right w:type="dxa" w:w="110"/>
+            <w:tcW w:type="dxa" w:w="500"/>
+            <w:tcBorders>
+              <w:top w:val="single" w:color="B7C9BC" w:sz="4"/>
+              <w:left w:val="single" w:color="B7C9BC" w:sz="4"/>
+              <w:bottom w:val="single" w:color="B7C9BC" w:sz="4"/>
+              <w:right w:val="single" w:color="B7C9BC" w:sz="4"/>
+            </w:tcBorders>
+            <w:tcMar>
+              <w:top w:type="dxa" w:w="40"/>
+              <w:left w:type="dxa" w:w="100"/>
+              <w:bottom w:type="dxa" w:w="40"/>
+              <w:right w:type="dxa" w:w="100"/>
             </w:tcMar>
             <w:vAlign w:val="center"/>
           </w:tcPr>
@@ -1210,18 +1548,18 @@
         </w:tc>
         <w:tc>
           <w:tcPr>
-            <w:tcW w:type="dxa" w:w="3300"/>
-            <w:tcBorders>
-              <w:top w:val="single" w:color="B7C9BC" w:sz="4"/>
-              <w:left w:val="single" w:color="B7C9BC" w:sz="4"/>
-              <w:bottom w:val="single" w:color="B7C9BC" w:sz="4"/>
-              <w:right w:val="single" w:color="B7C9BC" w:sz="4"/>
-            </w:tcBorders>
-            <w:tcMar>
-              <w:top w:type="dxa" w:w="70"/>
-              <w:left w:type="dxa" w:w="110"/>
-              <w:bottom w:type="dxa" w:w="70"/>
-              <w:right w:type="dxa" w:w="110"/>
+            <w:tcW w:type="dxa" w:w="2900"/>
+            <w:tcBorders>
+              <w:top w:val="single" w:color="B7C9BC" w:sz="4"/>
+              <w:left w:val="single" w:color="B7C9BC" w:sz="4"/>
+              <w:bottom w:val="single" w:color="B7C9BC" w:sz="4"/>
+              <w:right w:val="single" w:color="B7C9BC" w:sz="4"/>
+            </w:tcBorders>
+            <w:tcMar>
+              <w:top w:type="dxa" w:w="40"/>
+              <w:left w:type="dxa" w:w="100"/>
+              <w:bottom w:type="dxa" w:w="40"/>
+              <w:right w:type="dxa" w:w="100"/>
             </w:tcMar>
             <w:vAlign w:val="center"/>
           </w:tcPr>
@@ -1236,24 +1574,24 @@
                 <w:sz w:val="20"/>
                 <w:szCs w:val="20"/>
               </w:rPr>
-              <w:t xml:space="preserve">DHT22 (AM2302) Temperature &amp; Humidity Sensor</w:t>
-            </w:r>
-          </w:p>
-        </w:tc>
-        <w:tc>
-          <w:tcPr>
-            <w:tcW w:type="dxa" w:w="3100"/>
-            <w:tcBorders>
-              <w:top w:val="single" w:color="B7C9BC" w:sz="4"/>
-              <w:left w:val="single" w:color="B7C9BC" w:sz="4"/>
-              <w:bottom w:val="single" w:color="B7C9BC" w:sz="4"/>
-              <w:right w:val="single" w:color="B7C9BC" w:sz="4"/>
-            </w:tcBorders>
-            <w:tcMar>
-              <w:top w:type="dxa" w:w="70"/>
-              <w:left w:type="dxa" w:w="110"/>
-              <w:bottom w:type="dxa" w:w="70"/>
-              <w:right w:type="dxa" w:w="110"/>
+              <w:t xml:space="preserve">Temperature &amp; humidity sensor</w:t>
+            </w:r>
+          </w:p>
+        </w:tc>
+        <w:tc>
+          <w:tcPr>
+            <w:tcW w:type="dxa" w:w="2700"/>
+            <w:tcBorders>
+              <w:top w:val="single" w:color="B7C9BC" w:sz="4"/>
+              <w:left w:val="single" w:color="B7C9BC" w:sz="4"/>
+              <w:bottom w:val="single" w:color="B7C9BC" w:sz="4"/>
+              <w:right w:val="single" w:color="B7C9BC" w:sz="4"/>
+            </w:tcBorders>
+            <w:tcMar>
+              <w:top w:type="dxa" w:w="40"/>
+              <w:left w:type="dxa" w:w="100"/>
+              <w:bottom w:type="dxa" w:w="40"/>
+              <w:right w:type="dxa" w:w="100"/>
             </w:tcMar>
             <w:vAlign w:val="center"/>
           </w:tcPr>
@@ -1273,24 +1611,6 @@
               <w:t xml:space="preserve">حساس الحرارة ورطوبة الجو</w:t>
             </w:r>
           </w:p>
-        </w:tc>
-        <w:tc>
-          <w:tcPr>
-            <w:tcW w:type="dxa" w:w="3700"/>
-            <w:tcBorders>
-              <w:top w:val="single" w:color="B7C9BC" w:sz="4"/>
-              <w:left w:val="single" w:color="B7C9BC" w:sz="4"/>
-              <w:bottom w:val="single" w:color="B7C9BC" w:sz="4"/>
-              <w:right w:val="single" w:color="B7C9BC" w:sz="4"/>
-            </w:tcBorders>
-            <w:tcMar>
-              <w:top w:type="dxa" w:w="70"/>
-              <w:left w:type="dxa" w:w="110"/>
-              <w:bottom w:type="dxa" w:w="70"/>
-              <w:right w:type="dxa" w:w="110"/>
-            </w:tcMar>
-            <w:vAlign w:val="center"/>
-          </w:tcPr>
           <w:p>
             <w:pPr>
               <w:bidi/>
@@ -1300,8 +1620,9 @@
             <w:r>
               <w:rPr>
                 <w:rFonts w:ascii="Arial" w:cs="Arial" w:eastAsia="Arial" w:hAnsi="Arial"/>
-                <w:sz w:val="20"/>
-                <w:szCs w:val="20"/>
+                <w:color w:val="5F6F64"/>
+                <w:sz w:val="17"/>
+                <w:szCs w:val="17"/>
                 <w:rtl/>
               </w:rPr>
               <w:t xml:space="preserve">قياس الحرارة والرطوبة</w:t>
@@ -1310,89 +1631,167 @@
         </w:tc>
         <w:tc>
           <w:tcPr>
-            <w:tcW w:type="dxa" w:w="1500"/>
-            <w:tcBorders>
-              <w:top w:val="single" w:color="B7C9BC" w:sz="4"/>
-              <w:left w:val="single" w:color="B7C9BC" w:sz="4"/>
-              <w:bottom w:val="single" w:color="B7C9BC" w:sz="4"/>
-              <w:right w:val="single" w:color="B7C9BC" w:sz="4"/>
-            </w:tcBorders>
-            <w:tcMar>
-              <w:top w:type="dxa" w:w="70"/>
-              <w:left w:type="dxa" w:w="110"/>
-              <w:bottom w:type="dxa" w:w="70"/>
-              <w:right w:type="dxa" w:w="110"/>
-            </w:tcMar>
-            <w:vAlign w:val="center"/>
-          </w:tcPr>
-          <w:p>
-            <w:pPr>
-              <w:bidi/>
-              <w:spacing w:after="0" w:before="0"/>
-              <w:jc w:val="center"/>
-            </w:pPr>
-            <w:r>
-              <w:rPr>
-                <w:rFonts w:ascii="Arial" w:cs="Arial" w:eastAsia="Arial" w:hAnsi="Arial"/>
-                <w:sz w:val="20"/>
-                <w:szCs w:val="20"/>
-                <w:rtl/>
-              </w:rPr>
-              <w:t xml:space="preserve">1</w:t>
-            </w:r>
-          </w:p>
-        </w:tc>
-        <w:tc>
-          <w:tcPr>
-            <w:tcW w:type="dxa" w:w="2638"/>
-            <w:tcBorders>
-              <w:top w:val="single" w:color="B7C9BC" w:sz="4"/>
-              <w:left w:val="single" w:color="B7C9BC" w:sz="4"/>
-              <w:bottom w:val="single" w:color="B7C9BC" w:sz="4"/>
-              <w:right w:val="single" w:color="B7C9BC" w:sz="4"/>
-            </w:tcBorders>
-            <w:tcMar>
-              <w:top w:type="dxa" w:w="70"/>
-              <w:left w:type="dxa" w:w="110"/>
-              <w:bottom w:type="dxa" w:w="70"/>
-              <w:right w:type="dxa" w:w="110"/>
-            </w:tcMar>
-            <w:vAlign w:val="center"/>
-          </w:tcPr>
-          <w:p>
-            <w:pPr>
-              <w:spacing w:after="0" w:before="0"/>
-              <w:jc w:val="center"/>
+            <w:tcW w:type="dxa" w:w="3000"/>
+            <w:tcBorders>
+              <w:top w:val="single" w:color="B7C9BC" w:sz="4"/>
+              <w:left w:val="single" w:color="B7C9BC" w:sz="4"/>
+              <w:bottom w:val="single" w:color="B7C9BC" w:sz="4"/>
+              <w:right w:val="single" w:color="B7C9BC" w:sz="4"/>
+            </w:tcBorders>
+            <w:tcMar>
+              <w:top w:type="dxa" w:w="40"/>
+              <w:left w:type="dxa" w:w="100"/>
+              <w:bottom w:type="dxa" w:w="40"/>
+              <w:right w:type="dxa" w:w="100"/>
+            </w:tcMar>
+            <w:vAlign w:val="center"/>
+          </w:tcPr>
+          <w:p>
+            <w:pPr>
+              <w:spacing w:after="0" w:before="0"/>
+              <w:jc w:val="left"/>
             </w:pPr>
             <w:r>
               <w:rPr>
                 <w:rFonts w:ascii="Arial" w:cs="Arial" w:eastAsia="Arial" w:hAnsi="Arial"/>
                 <w:b/>
                 <w:bCs/>
+                <w:sz w:val="19"/>
+                <w:szCs w:val="19"/>
+              </w:rPr>
+              <w:t xml:space="preserve">DHT22 / AM2302 module (3-pin)</w:t>
+            </w:r>
+          </w:p>
+        </w:tc>
+        <w:tc>
+          <w:tcPr>
+            <w:tcW w:type="dxa" w:w="1100"/>
+            <w:tcBorders>
+              <w:top w:val="single" w:color="B7C9BC" w:sz="4"/>
+              <w:left w:val="single" w:color="B7C9BC" w:sz="4"/>
+              <w:bottom w:val="single" w:color="B7C9BC" w:sz="4"/>
+              <w:right w:val="single" w:color="B7C9BC" w:sz="4"/>
+            </w:tcBorders>
+            <w:tcMar>
+              <w:top w:type="dxa" w:w="40"/>
+              <w:left w:type="dxa" w:w="100"/>
+              <w:bottom w:type="dxa" w:w="40"/>
+              <w:right w:type="dxa" w:w="100"/>
+            </w:tcMar>
+            <w:vAlign w:val="center"/>
+          </w:tcPr>
+          <w:p>
+            <w:pPr>
+              <w:bidi/>
+              <w:spacing w:after="0" w:before="0"/>
+              <w:jc w:val="center"/>
+            </w:pPr>
+            <w:r>
+              <w:rPr>
+                <w:rFonts w:ascii="Arial" w:cs="Arial" w:eastAsia="Arial" w:hAnsi="Arial"/>
+                <w:sz w:val="20"/>
+                <w:szCs w:val="20"/>
+                <w:rtl/>
+              </w:rPr>
+              <w:t xml:space="preserve">1</w:t>
+            </w:r>
+          </w:p>
+        </w:tc>
+        <w:tc>
+          <w:tcPr>
+            <w:tcW w:type="dxa" w:w="1300"/>
+            <w:tcBorders>
+              <w:top w:val="single" w:color="B7C9BC" w:sz="4"/>
+              <w:left w:val="single" w:color="B7C9BC" w:sz="4"/>
+              <w:bottom w:val="single" w:color="B7C9BC" w:sz="4"/>
+              <w:right w:val="single" w:color="B7C9BC" w:sz="4"/>
+            </w:tcBorders>
+            <w:tcMar>
+              <w:top w:type="dxa" w:w="40"/>
+              <w:left w:type="dxa" w:w="100"/>
+              <w:bottom w:type="dxa" w:w="40"/>
+              <w:right w:type="dxa" w:w="100"/>
+            </w:tcMar>
+            <w:vAlign w:val="center"/>
+          </w:tcPr>
+          <w:p>
+            <w:pPr>
+              <w:spacing w:after="0" w:before="0"/>
+              <w:jc w:val="center"/>
+            </w:pPr>
+            <w:r>
+              <w:rPr>
+                <w:rFonts w:ascii="Arial" w:cs="Arial" w:eastAsia="Arial" w:hAnsi="Arial"/>
+                <w:b/>
+                <w:bCs/>
                 <w:sz w:val="20"/>
                 <w:szCs w:val="20"/>
               </w:rPr>
               <w:t xml:space="preserve">20 – 35</w:t>
             </w:r>
+          </w:p>
+        </w:tc>
+        <w:tc>
+          <w:tcPr>
+            <w:tcW w:type="dxa" w:w="3338"/>
+            <w:tcBorders>
+              <w:top w:val="single" w:color="B7C9BC" w:sz="4"/>
+              <w:left w:val="single" w:color="B7C9BC" w:sz="4"/>
+              <w:bottom w:val="single" w:color="B7C9BC" w:sz="4"/>
+              <w:right w:val="single" w:color="B7C9BC" w:sz="4"/>
+            </w:tcBorders>
+            <w:tcMar>
+              <w:top w:type="dxa" w:w="40"/>
+              <w:left w:type="dxa" w:w="100"/>
+              <w:bottom w:type="dxa" w:w="40"/>
+              <w:right w:type="dxa" w:w="100"/>
+            </w:tcMar>
+            <w:vAlign w:val="center"/>
+          </w:tcPr>
+          <w:p>
+            <w:hyperlink w:history="1" r:id="rIdvsi3wvnjftfj8ldkfu4y5">
+              <w:r>
+                <w:rPr>
+                  <w:rStyle w:val="Hyperlink"/>
+                  <w:rFonts w:ascii="Arial" w:cs="Arial" w:eastAsia="Arial" w:hAnsi="Arial"/>
+                  <w:sz w:val="18"/>
+                  <w:szCs w:val="18"/>
+                </w:rPr>
+                <w:t xml:space="preserve">Amazon.sa</w:t>
+              </w:r>
+            </w:hyperlink>
+          </w:p>
+          <w:p>
+            <w:hyperlink w:history="1" r:id="rIdhwowzjii1fihk5l5mu5gp">
+              <w:r>
+                <w:rPr>
+                  <w:rStyle w:val="Hyperlink"/>
+                  <w:rFonts w:ascii="Arial" w:cs="Arial" w:eastAsia="Arial" w:hAnsi="Arial"/>
+                  <w:sz w:val="18"/>
+                  <w:szCs w:val="18"/>
+                </w:rPr>
+                <w:t xml:space="preserve">AliExpress</w:t>
+              </w:r>
+            </w:hyperlink>
           </w:p>
         </w:tc>
       </w:tr>
       <w:tr>
         <w:tc>
           <w:tcPr>
-            <w:tcW w:type="dxa" w:w="600"/>
-            <w:tcBorders>
-              <w:top w:val="single" w:color="B7C9BC" w:sz="4"/>
-              <w:left w:val="single" w:color="B7C9BC" w:sz="4"/>
-              <w:bottom w:val="single" w:color="B7C9BC" w:sz="4"/>
-              <w:right w:val="single" w:color="B7C9BC" w:sz="4"/>
-            </w:tcBorders>
-            <w:shd w:fill="F5F9F5" w:color="auto" w:val="clear"/>
-            <w:tcMar>
-              <w:top w:type="dxa" w:w="70"/>
-              <w:left w:type="dxa" w:w="110"/>
-              <w:bottom w:type="dxa" w:w="70"/>
-              <w:right w:type="dxa" w:w="110"/>
+            <w:tcW w:type="dxa" w:w="500"/>
+            <w:tcBorders>
+              <w:top w:val="single" w:color="B7C9BC" w:sz="4"/>
+              <w:left w:val="single" w:color="B7C9BC" w:sz="4"/>
+              <w:bottom w:val="single" w:color="B7C9BC" w:sz="4"/>
+              <w:right w:val="single" w:color="B7C9BC" w:sz="4"/>
+            </w:tcBorders>
+            <w:shd w:fill="F5F9F5" w:color="auto" w:val="clear"/>
+            <w:tcMar>
+              <w:top w:type="dxa" w:w="40"/>
+              <w:left w:type="dxa" w:w="100"/>
+              <w:bottom w:type="dxa" w:w="40"/>
+              <w:right w:type="dxa" w:w="100"/>
             </w:tcMar>
             <w:vAlign w:val="center"/>
           </w:tcPr>
@@ -1413,19 +1812,19 @@
         </w:tc>
         <w:tc>
           <w:tcPr>
-            <w:tcW w:type="dxa" w:w="3300"/>
-            <w:tcBorders>
-              <w:top w:val="single" w:color="B7C9BC" w:sz="4"/>
-              <w:left w:val="single" w:color="B7C9BC" w:sz="4"/>
-              <w:bottom w:val="single" w:color="B7C9BC" w:sz="4"/>
-              <w:right w:val="single" w:color="B7C9BC" w:sz="4"/>
-            </w:tcBorders>
-            <w:shd w:fill="F5F9F5" w:color="auto" w:val="clear"/>
-            <w:tcMar>
-              <w:top w:type="dxa" w:w="70"/>
-              <w:left w:type="dxa" w:w="110"/>
-              <w:bottom w:type="dxa" w:w="70"/>
-              <w:right w:type="dxa" w:w="110"/>
+            <w:tcW w:type="dxa" w:w="2900"/>
+            <w:tcBorders>
+              <w:top w:val="single" w:color="B7C9BC" w:sz="4"/>
+              <w:left w:val="single" w:color="B7C9BC" w:sz="4"/>
+              <w:bottom w:val="single" w:color="B7C9BC" w:sz="4"/>
+              <w:right w:val="single" w:color="B7C9BC" w:sz="4"/>
+            </w:tcBorders>
+            <w:shd w:fill="F5F9F5" w:color="auto" w:val="clear"/>
+            <w:tcMar>
+              <w:top w:type="dxa" w:w="40"/>
+              <w:left w:type="dxa" w:w="100"/>
+              <w:bottom w:type="dxa" w:w="40"/>
+              <w:right w:type="dxa" w:w="100"/>
             </w:tcMar>
             <w:vAlign w:val="center"/>
           </w:tcPr>
@@ -1440,25 +1839,25 @@
                 <w:sz w:val="20"/>
                 <w:szCs w:val="20"/>
               </w:rPr>
-              <w:t xml:space="preserve">0.96" OLED Display SSD1306 I2C (4 pins)</w:t>
-            </w:r>
-          </w:p>
-        </w:tc>
-        <w:tc>
-          <w:tcPr>
-            <w:tcW w:type="dxa" w:w="3100"/>
-            <w:tcBorders>
-              <w:top w:val="single" w:color="B7C9BC" w:sz="4"/>
-              <w:left w:val="single" w:color="B7C9BC" w:sz="4"/>
-              <w:bottom w:val="single" w:color="B7C9BC" w:sz="4"/>
-              <w:right w:val="single" w:color="B7C9BC" w:sz="4"/>
-            </w:tcBorders>
-            <w:shd w:fill="F5F9F5" w:color="auto" w:val="clear"/>
-            <w:tcMar>
-              <w:top w:type="dxa" w:w="70"/>
-              <w:left w:type="dxa" w:w="110"/>
-              <w:bottom w:type="dxa" w:w="70"/>
-              <w:right w:type="dxa" w:w="110"/>
+              <w:t xml:space="preserve">OLED display 0.96 inch</w:t>
+            </w:r>
+          </w:p>
+        </w:tc>
+        <w:tc>
+          <w:tcPr>
+            <w:tcW w:type="dxa" w:w="2700"/>
+            <w:tcBorders>
+              <w:top w:val="single" w:color="B7C9BC" w:sz="4"/>
+              <w:left w:val="single" w:color="B7C9BC" w:sz="4"/>
+              <w:bottom w:val="single" w:color="B7C9BC" w:sz="4"/>
+              <w:right w:val="single" w:color="B7C9BC" w:sz="4"/>
+            </w:tcBorders>
+            <w:shd w:fill="F5F9F5" w:color="auto" w:val="clear"/>
+            <w:tcMar>
+              <w:top w:type="dxa" w:w="40"/>
+              <w:left w:type="dxa" w:w="100"/>
+              <w:bottom w:type="dxa" w:w="40"/>
+              <w:right w:type="dxa" w:w="100"/>
             </w:tcMar>
             <w:vAlign w:val="center"/>
           </w:tcPr>
@@ -1478,25 +1877,6 @@
               <w:t xml:space="preserve">شاشة OLED صغيرة</w:t>
             </w:r>
           </w:p>
-        </w:tc>
-        <w:tc>
-          <w:tcPr>
-            <w:tcW w:type="dxa" w:w="3700"/>
-            <w:tcBorders>
-              <w:top w:val="single" w:color="B7C9BC" w:sz="4"/>
-              <w:left w:val="single" w:color="B7C9BC" w:sz="4"/>
-              <w:bottom w:val="single" w:color="B7C9BC" w:sz="4"/>
-              <w:right w:val="single" w:color="B7C9BC" w:sz="4"/>
-            </w:tcBorders>
-            <w:shd w:fill="F5F9F5" w:color="auto" w:val="clear"/>
-            <w:tcMar>
-              <w:top w:type="dxa" w:w="70"/>
-              <w:left w:type="dxa" w:w="110"/>
-              <w:bottom w:type="dxa" w:w="70"/>
-              <w:right w:type="dxa" w:w="110"/>
-            </w:tcMar>
-            <w:vAlign w:val="center"/>
-          </w:tcPr>
           <w:p>
             <w:pPr>
               <w:bidi/>
@@ -1506,100 +1886,181 @@
             <w:r>
               <w:rPr>
                 <w:rFonts w:ascii="Arial" w:cs="Arial" w:eastAsia="Arial" w:hAnsi="Arial"/>
-                <w:sz w:val="20"/>
-                <w:szCs w:val="20"/>
-                <w:rtl/>
-              </w:rPr>
-              <w:t xml:space="preserve">عرض وجه الإيموجي والبيانات</w:t>
-            </w:r>
-          </w:p>
-        </w:tc>
-        <w:tc>
-          <w:tcPr>
-            <w:tcW w:type="dxa" w:w="1500"/>
-            <w:tcBorders>
-              <w:top w:val="single" w:color="B7C9BC" w:sz="4"/>
-              <w:left w:val="single" w:color="B7C9BC" w:sz="4"/>
-              <w:bottom w:val="single" w:color="B7C9BC" w:sz="4"/>
-              <w:right w:val="single" w:color="B7C9BC" w:sz="4"/>
-            </w:tcBorders>
-            <w:shd w:fill="F5F9F5" w:color="auto" w:val="clear"/>
-            <w:tcMar>
-              <w:top w:type="dxa" w:w="70"/>
-              <w:left w:type="dxa" w:w="110"/>
-              <w:bottom w:type="dxa" w:w="70"/>
-              <w:right w:type="dxa" w:w="110"/>
-            </w:tcMar>
-            <w:vAlign w:val="center"/>
-          </w:tcPr>
-          <w:p>
-            <w:pPr>
-              <w:bidi/>
-              <w:spacing w:after="0" w:before="0"/>
-              <w:jc w:val="center"/>
-            </w:pPr>
-            <w:r>
-              <w:rPr>
-                <w:rFonts w:ascii="Arial" w:cs="Arial" w:eastAsia="Arial" w:hAnsi="Arial"/>
-                <w:sz w:val="20"/>
-                <w:szCs w:val="20"/>
-                <w:rtl/>
-              </w:rPr>
-              <w:t xml:space="preserve">1</w:t>
-            </w:r>
-          </w:p>
-        </w:tc>
-        <w:tc>
-          <w:tcPr>
-            <w:tcW w:type="dxa" w:w="2638"/>
-            <w:tcBorders>
-              <w:top w:val="single" w:color="B7C9BC" w:sz="4"/>
-              <w:left w:val="single" w:color="B7C9BC" w:sz="4"/>
-              <w:bottom w:val="single" w:color="B7C9BC" w:sz="4"/>
-              <w:right w:val="single" w:color="B7C9BC" w:sz="4"/>
-            </w:tcBorders>
-            <w:shd w:fill="F5F9F5" w:color="auto" w:val="clear"/>
-            <w:tcMar>
-              <w:top w:type="dxa" w:w="70"/>
-              <w:left w:type="dxa" w:w="110"/>
-              <w:bottom w:type="dxa" w:w="70"/>
-              <w:right w:type="dxa" w:w="110"/>
-            </w:tcMar>
-            <w:vAlign w:val="center"/>
-          </w:tcPr>
-          <w:p>
-            <w:pPr>
-              <w:spacing w:after="0" w:before="0"/>
-              <w:jc w:val="center"/>
+                <w:color w:val="5F6F64"/>
+                <w:sz w:val="17"/>
+                <w:szCs w:val="17"/>
+                <w:rtl/>
+              </w:rPr>
+              <w:t xml:space="preserve">عرض وجه الإيموجي</w:t>
+            </w:r>
+          </w:p>
+        </w:tc>
+        <w:tc>
+          <w:tcPr>
+            <w:tcW w:type="dxa" w:w="3000"/>
+            <w:tcBorders>
+              <w:top w:val="single" w:color="B7C9BC" w:sz="4"/>
+              <w:left w:val="single" w:color="B7C9BC" w:sz="4"/>
+              <w:bottom w:val="single" w:color="B7C9BC" w:sz="4"/>
+              <w:right w:val="single" w:color="B7C9BC" w:sz="4"/>
+            </w:tcBorders>
+            <w:shd w:fill="F5F9F5" w:color="auto" w:val="clear"/>
+            <w:tcMar>
+              <w:top w:type="dxa" w:w="40"/>
+              <w:left w:type="dxa" w:w="100"/>
+              <w:bottom w:type="dxa" w:w="40"/>
+              <w:right w:type="dxa" w:w="100"/>
+            </w:tcMar>
+            <w:vAlign w:val="center"/>
+          </w:tcPr>
+          <w:p>
+            <w:pPr>
+              <w:spacing w:after="0" w:before="0"/>
+              <w:jc w:val="left"/>
             </w:pPr>
             <w:r>
               <w:rPr>
                 <w:rFonts w:ascii="Arial" w:cs="Arial" w:eastAsia="Arial" w:hAnsi="Arial"/>
                 <w:b/>
                 <w:bCs/>
+                <w:sz w:val="19"/>
+                <w:szCs w:val="19"/>
+              </w:rPr>
+              <w:t xml:space="preserve">SSD1306 0.96" 128×64 I2C (4-pin)</w:t>
+            </w:r>
+          </w:p>
+        </w:tc>
+        <w:tc>
+          <w:tcPr>
+            <w:tcW w:type="dxa" w:w="1100"/>
+            <w:tcBorders>
+              <w:top w:val="single" w:color="B7C9BC" w:sz="4"/>
+              <w:left w:val="single" w:color="B7C9BC" w:sz="4"/>
+              <w:bottom w:val="single" w:color="B7C9BC" w:sz="4"/>
+              <w:right w:val="single" w:color="B7C9BC" w:sz="4"/>
+            </w:tcBorders>
+            <w:shd w:fill="F5F9F5" w:color="auto" w:val="clear"/>
+            <w:tcMar>
+              <w:top w:type="dxa" w:w="40"/>
+              <w:left w:type="dxa" w:w="100"/>
+              <w:bottom w:type="dxa" w:w="40"/>
+              <w:right w:type="dxa" w:w="100"/>
+            </w:tcMar>
+            <w:vAlign w:val="center"/>
+          </w:tcPr>
+          <w:p>
+            <w:pPr>
+              <w:bidi/>
+              <w:spacing w:after="0" w:before="0"/>
+              <w:jc w:val="center"/>
+            </w:pPr>
+            <w:r>
+              <w:rPr>
+                <w:rFonts w:ascii="Arial" w:cs="Arial" w:eastAsia="Arial" w:hAnsi="Arial"/>
+                <w:sz w:val="20"/>
+                <w:szCs w:val="20"/>
+                <w:rtl/>
+              </w:rPr>
+              <w:t xml:space="preserve">1</w:t>
+            </w:r>
+          </w:p>
+        </w:tc>
+        <w:tc>
+          <w:tcPr>
+            <w:tcW w:type="dxa" w:w="1300"/>
+            <w:tcBorders>
+              <w:top w:val="single" w:color="B7C9BC" w:sz="4"/>
+              <w:left w:val="single" w:color="B7C9BC" w:sz="4"/>
+              <w:bottom w:val="single" w:color="B7C9BC" w:sz="4"/>
+              <w:right w:val="single" w:color="B7C9BC" w:sz="4"/>
+            </w:tcBorders>
+            <w:shd w:fill="F5F9F5" w:color="auto" w:val="clear"/>
+            <w:tcMar>
+              <w:top w:type="dxa" w:w="40"/>
+              <w:left w:type="dxa" w:w="100"/>
+              <w:bottom w:type="dxa" w:w="40"/>
+              <w:right w:type="dxa" w:w="100"/>
+            </w:tcMar>
+            <w:vAlign w:val="center"/>
+          </w:tcPr>
+          <w:p>
+            <w:pPr>
+              <w:spacing w:after="0" w:before="0"/>
+              <w:jc w:val="center"/>
+            </w:pPr>
+            <w:r>
+              <w:rPr>
+                <w:rFonts w:ascii="Arial" w:cs="Arial" w:eastAsia="Arial" w:hAnsi="Arial"/>
+                <w:b/>
+                <w:bCs/>
                 <w:sz w:val="20"/>
                 <w:szCs w:val="20"/>
               </w:rPr>
               <w:t xml:space="preserve">15 – 35</w:t>
             </w:r>
+          </w:p>
+        </w:tc>
+        <w:tc>
+          <w:tcPr>
+            <w:tcW w:type="dxa" w:w="3338"/>
+            <w:tcBorders>
+              <w:top w:val="single" w:color="B7C9BC" w:sz="4"/>
+              <w:left w:val="single" w:color="B7C9BC" w:sz="4"/>
+              <w:bottom w:val="single" w:color="B7C9BC" w:sz="4"/>
+              <w:right w:val="single" w:color="B7C9BC" w:sz="4"/>
+            </w:tcBorders>
+            <w:shd w:fill="F5F9F5" w:color="auto" w:val="clear"/>
+            <w:tcMar>
+              <w:top w:type="dxa" w:w="40"/>
+              <w:left w:type="dxa" w:w="100"/>
+              <w:bottom w:type="dxa" w:w="40"/>
+              <w:right w:type="dxa" w:w="100"/>
+            </w:tcMar>
+            <w:vAlign w:val="center"/>
+          </w:tcPr>
+          <w:p>
+            <w:hyperlink w:history="1" r:id="rIdgoejzmnerdc7eattdbtjr">
+              <w:r>
+                <w:rPr>
+                  <w:rStyle w:val="Hyperlink"/>
+                  <w:rFonts w:ascii="Arial" w:cs="Arial" w:eastAsia="Arial" w:hAnsi="Arial"/>
+                  <w:sz w:val="18"/>
+                  <w:szCs w:val="18"/>
+                </w:rPr>
+                <w:t xml:space="preserve">Amazon.sa</w:t>
+              </w:r>
+            </w:hyperlink>
+          </w:p>
+          <w:p>
+            <w:hyperlink w:history="1" r:id="rIdgf5llncc4q-vwtswqwg_d">
+              <w:r>
+                <w:rPr>
+                  <w:rStyle w:val="Hyperlink"/>
+                  <w:rFonts w:ascii="Arial" w:cs="Arial" w:eastAsia="Arial" w:hAnsi="Arial"/>
+                  <w:sz w:val="18"/>
+                  <w:szCs w:val="18"/>
+                </w:rPr>
+                <w:t xml:space="preserve">AliExpress</w:t>
+              </w:r>
+            </w:hyperlink>
           </w:p>
         </w:tc>
       </w:tr>
       <w:tr>
         <w:tc>
           <w:tcPr>
-            <w:tcW w:type="dxa" w:w="600"/>
-            <w:tcBorders>
-              <w:top w:val="single" w:color="B7C9BC" w:sz="4"/>
-              <w:left w:val="single" w:color="B7C9BC" w:sz="4"/>
-              <w:bottom w:val="single" w:color="B7C9BC" w:sz="4"/>
-              <w:right w:val="single" w:color="B7C9BC" w:sz="4"/>
-            </w:tcBorders>
-            <w:tcMar>
-              <w:top w:type="dxa" w:w="70"/>
-              <w:left w:type="dxa" w:w="110"/>
-              <w:bottom w:type="dxa" w:w="70"/>
-              <w:right w:type="dxa" w:w="110"/>
+            <w:tcW w:type="dxa" w:w="500"/>
+            <w:tcBorders>
+              <w:top w:val="single" w:color="B7C9BC" w:sz="4"/>
+              <w:left w:val="single" w:color="B7C9BC" w:sz="4"/>
+              <w:bottom w:val="single" w:color="B7C9BC" w:sz="4"/>
+              <w:right w:val="single" w:color="B7C9BC" w:sz="4"/>
+            </w:tcBorders>
+            <w:tcMar>
+              <w:top w:type="dxa" w:w="40"/>
+              <w:left w:type="dxa" w:w="100"/>
+              <w:bottom w:type="dxa" w:w="40"/>
+              <w:right w:type="dxa" w:w="100"/>
             </w:tcMar>
             <w:vAlign w:val="center"/>
           </w:tcPr>
@@ -1620,18 +2081,18 @@
         </w:tc>
         <w:tc>
           <w:tcPr>
-            <w:tcW w:type="dxa" w:w="3300"/>
-            <w:tcBorders>
-              <w:top w:val="single" w:color="B7C9BC" w:sz="4"/>
-              <w:left w:val="single" w:color="B7C9BC" w:sz="4"/>
-              <w:bottom w:val="single" w:color="B7C9BC" w:sz="4"/>
-              <w:right w:val="single" w:color="B7C9BC" w:sz="4"/>
-            </w:tcBorders>
-            <w:tcMar>
-              <w:top w:type="dxa" w:w="70"/>
-              <w:left w:type="dxa" w:w="110"/>
-              <w:bottom w:type="dxa" w:w="70"/>
-              <w:right w:type="dxa" w:w="110"/>
+            <w:tcW w:type="dxa" w:w="2900"/>
+            <w:tcBorders>
+              <w:top w:val="single" w:color="B7C9BC" w:sz="4"/>
+              <w:left w:val="single" w:color="B7C9BC" w:sz="4"/>
+              <w:bottom w:val="single" w:color="B7C9BC" w:sz="4"/>
+              <w:right w:val="single" w:color="B7C9BC" w:sz="4"/>
+            </w:tcBorders>
+            <w:tcMar>
+              <w:top w:type="dxa" w:w="40"/>
+              <w:left w:type="dxa" w:w="100"/>
+              <w:bottom w:type="dxa" w:w="40"/>
+              <w:right w:type="dxa" w:w="100"/>
             </w:tcMar>
             <w:vAlign w:val="center"/>
           </w:tcPr>
@@ -1646,24 +2107,24 @@
                 <w:sz w:val="20"/>
                 <w:szCs w:val="20"/>
               </w:rPr>
-              <w:t xml:space="preserve">Passive Buzzer (KY-006)</w:t>
-            </w:r>
-          </w:p>
-        </w:tc>
-        <w:tc>
-          <w:tcPr>
-            <w:tcW w:type="dxa" w:w="3100"/>
-            <w:tcBorders>
-              <w:top w:val="single" w:color="B7C9BC" w:sz="4"/>
-              <w:left w:val="single" w:color="B7C9BC" w:sz="4"/>
-              <w:bottom w:val="single" w:color="B7C9BC" w:sz="4"/>
-              <w:right w:val="single" w:color="B7C9BC" w:sz="4"/>
-            </w:tcBorders>
-            <w:tcMar>
-              <w:top w:type="dxa" w:w="70"/>
-              <w:left w:type="dxa" w:w="110"/>
-              <w:bottom w:type="dxa" w:w="70"/>
-              <w:right w:type="dxa" w:w="110"/>
+              <w:t xml:space="preserve">Passive buzzer module</w:t>
+            </w:r>
+          </w:p>
+        </w:tc>
+        <w:tc>
+          <w:tcPr>
+            <w:tcW w:type="dxa" w:w="2700"/>
+            <w:tcBorders>
+              <w:top w:val="single" w:color="B7C9BC" w:sz="4"/>
+              <w:left w:val="single" w:color="B7C9BC" w:sz="4"/>
+              <w:bottom w:val="single" w:color="B7C9BC" w:sz="4"/>
+              <w:right w:val="single" w:color="B7C9BC" w:sz="4"/>
+            </w:tcBorders>
+            <w:tcMar>
+              <w:top w:type="dxa" w:w="40"/>
+              <w:left w:type="dxa" w:w="100"/>
+              <w:bottom w:type="dxa" w:w="40"/>
+              <w:right w:type="dxa" w:w="100"/>
             </w:tcMar>
             <w:vAlign w:val="center"/>
           </w:tcPr>
@@ -1680,27 +2141,9 @@
                 <w:szCs w:val="20"/>
                 <w:rtl/>
               </w:rPr>
-              <w:t xml:space="preserve">سماعة صغيرة (بازر) غير نشط</w:t>
-            </w:r>
-          </w:p>
-        </w:tc>
-        <w:tc>
-          <w:tcPr>
-            <w:tcW w:type="dxa" w:w="3700"/>
-            <w:tcBorders>
-              <w:top w:val="single" w:color="B7C9BC" w:sz="4"/>
-              <w:left w:val="single" w:color="B7C9BC" w:sz="4"/>
-              <w:bottom w:val="single" w:color="B7C9BC" w:sz="4"/>
-              <w:right w:val="single" w:color="B7C9BC" w:sz="4"/>
-            </w:tcBorders>
-            <w:tcMar>
-              <w:top w:type="dxa" w:w="70"/>
-              <w:left w:type="dxa" w:w="110"/>
-              <w:bottom w:type="dxa" w:w="70"/>
-              <w:right w:type="dxa" w:w="110"/>
-            </w:tcMar>
-            <w:vAlign w:val="center"/>
-          </w:tcPr>
+              <w:t xml:space="preserve">بازر غير نشط (سماعة صغيرة)</w:t>
+            </w:r>
+          </w:p>
           <w:p>
             <w:pPr>
               <w:bidi/>
@@ -1710,8 +2153,9 @@
             <w:r>
               <w:rPr>
                 <w:rFonts w:ascii="Arial" w:cs="Arial" w:eastAsia="Arial" w:hAnsi="Arial"/>
-                <w:sz w:val="20"/>
-                <w:szCs w:val="20"/>
+                <w:color w:val="5F6F64"/>
+                <w:sz w:val="17"/>
+                <w:szCs w:val="17"/>
                 <w:rtl/>
               </w:rPr>
               <w:t xml:space="preserve">تشغيل نغمة لكل شعور</w:t>
@@ -1720,89 +2164,167 @@
         </w:tc>
         <w:tc>
           <w:tcPr>
-            <w:tcW w:type="dxa" w:w="1500"/>
-            <w:tcBorders>
-              <w:top w:val="single" w:color="B7C9BC" w:sz="4"/>
-              <w:left w:val="single" w:color="B7C9BC" w:sz="4"/>
-              <w:bottom w:val="single" w:color="B7C9BC" w:sz="4"/>
-              <w:right w:val="single" w:color="B7C9BC" w:sz="4"/>
-            </w:tcBorders>
-            <w:tcMar>
-              <w:top w:type="dxa" w:w="70"/>
-              <w:left w:type="dxa" w:w="110"/>
-              <w:bottom w:type="dxa" w:w="70"/>
-              <w:right w:type="dxa" w:w="110"/>
-            </w:tcMar>
-            <w:vAlign w:val="center"/>
-          </w:tcPr>
-          <w:p>
-            <w:pPr>
-              <w:bidi/>
-              <w:spacing w:after="0" w:before="0"/>
-              <w:jc w:val="center"/>
-            </w:pPr>
-            <w:r>
-              <w:rPr>
-                <w:rFonts w:ascii="Arial" w:cs="Arial" w:eastAsia="Arial" w:hAnsi="Arial"/>
-                <w:sz w:val="20"/>
-                <w:szCs w:val="20"/>
-                <w:rtl/>
-              </w:rPr>
-              <w:t xml:space="preserve">1</w:t>
-            </w:r>
-          </w:p>
-        </w:tc>
-        <w:tc>
-          <w:tcPr>
-            <w:tcW w:type="dxa" w:w="2638"/>
-            <w:tcBorders>
-              <w:top w:val="single" w:color="B7C9BC" w:sz="4"/>
-              <w:left w:val="single" w:color="B7C9BC" w:sz="4"/>
-              <w:bottom w:val="single" w:color="B7C9BC" w:sz="4"/>
-              <w:right w:val="single" w:color="B7C9BC" w:sz="4"/>
-            </w:tcBorders>
-            <w:tcMar>
-              <w:top w:type="dxa" w:w="70"/>
-              <w:left w:type="dxa" w:w="110"/>
-              <w:bottom w:type="dxa" w:w="70"/>
-              <w:right w:type="dxa" w:w="110"/>
-            </w:tcMar>
-            <w:vAlign w:val="center"/>
-          </w:tcPr>
-          <w:p>
-            <w:pPr>
-              <w:spacing w:after="0" w:before="0"/>
-              <w:jc w:val="center"/>
+            <w:tcW w:type="dxa" w:w="3000"/>
+            <w:tcBorders>
+              <w:top w:val="single" w:color="B7C9BC" w:sz="4"/>
+              <w:left w:val="single" w:color="B7C9BC" w:sz="4"/>
+              <w:bottom w:val="single" w:color="B7C9BC" w:sz="4"/>
+              <w:right w:val="single" w:color="B7C9BC" w:sz="4"/>
+            </w:tcBorders>
+            <w:tcMar>
+              <w:top w:type="dxa" w:w="40"/>
+              <w:left w:type="dxa" w:w="100"/>
+              <w:bottom w:type="dxa" w:w="40"/>
+              <w:right w:type="dxa" w:w="100"/>
+            </w:tcMar>
+            <w:vAlign w:val="center"/>
+          </w:tcPr>
+          <w:p>
+            <w:pPr>
+              <w:spacing w:after="0" w:before="0"/>
+              <w:jc w:val="left"/>
             </w:pPr>
             <w:r>
               <w:rPr>
                 <w:rFonts w:ascii="Arial" w:cs="Arial" w:eastAsia="Arial" w:hAnsi="Arial"/>
                 <w:b/>
                 <w:bCs/>
+                <w:sz w:val="19"/>
+                <w:szCs w:val="19"/>
+              </w:rPr>
+              <w:t xml:space="preserve">KY-006 Passive Buzzer</w:t>
+            </w:r>
+          </w:p>
+        </w:tc>
+        <w:tc>
+          <w:tcPr>
+            <w:tcW w:type="dxa" w:w="1100"/>
+            <w:tcBorders>
+              <w:top w:val="single" w:color="B7C9BC" w:sz="4"/>
+              <w:left w:val="single" w:color="B7C9BC" w:sz="4"/>
+              <w:bottom w:val="single" w:color="B7C9BC" w:sz="4"/>
+              <w:right w:val="single" w:color="B7C9BC" w:sz="4"/>
+            </w:tcBorders>
+            <w:tcMar>
+              <w:top w:type="dxa" w:w="40"/>
+              <w:left w:type="dxa" w:w="100"/>
+              <w:bottom w:type="dxa" w:w="40"/>
+              <w:right w:type="dxa" w:w="100"/>
+            </w:tcMar>
+            <w:vAlign w:val="center"/>
+          </w:tcPr>
+          <w:p>
+            <w:pPr>
+              <w:bidi/>
+              <w:spacing w:after="0" w:before="0"/>
+              <w:jc w:val="center"/>
+            </w:pPr>
+            <w:r>
+              <w:rPr>
+                <w:rFonts w:ascii="Arial" w:cs="Arial" w:eastAsia="Arial" w:hAnsi="Arial"/>
+                <w:sz w:val="20"/>
+                <w:szCs w:val="20"/>
+                <w:rtl/>
+              </w:rPr>
+              <w:t xml:space="preserve">1</w:t>
+            </w:r>
+          </w:p>
+        </w:tc>
+        <w:tc>
+          <w:tcPr>
+            <w:tcW w:type="dxa" w:w="1300"/>
+            <w:tcBorders>
+              <w:top w:val="single" w:color="B7C9BC" w:sz="4"/>
+              <w:left w:val="single" w:color="B7C9BC" w:sz="4"/>
+              <w:bottom w:val="single" w:color="B7C9BC" w:sz="4"/>
+              <w:right w:val="single" w:color="B7C9BC" w:sz="4"/>
+            </w:tcBorders>
+            <w:tcMar>
+              <w:top w:type="dxa" w:w="40"/>
+              <w:left w:type="dxa" w:w="100"/>
+              <w:bottom w:type="dxa" w:w="40"/>
+              <w:right w:type="dxa" w:w="100"/>
+            </w:tcMar>
+            <w:vAlign w:val="center"/>
+          </w:tcPr>
+          <w:p>
+            <w:pPr>
+              <w:spacing w:after="0" w:before="0"/>
+              <w:jc w:val="center"/>
+            </w:pPr>
+            <w:r>
+              <w:rPr>
+                <w:rFonts w:ascii="Arial" w:cs="Arial" w:eastAsia="Arial" w:hAnsi="Arial"/>
+                <w:b/>
+                <w:bCs/>
                 <w:sz w:val="20"/>
                 <w:szCs w:val="20"/>
               </w:rPr>
               <w:t xml:space="preserve">3 – 8</w:t>
             </w:r>
+          </w:p>
+        </w:tc>
+        <w:tc>
+          <w:tcPr>
+            <w:tcW w:type="dxa" w:w="3338"/>
+            <w:tcBorders>
+              <w:top w:val="single" w:color="B7C9BC" w:sz="4"/>
+              <w:left w:val="single" w:color="B7C9BC" w:sz="4"/>
+              <w:bottom w:val="single" w:color="B7C9BC" w:sz="4"/>
+              <w:right w:val="single" w:color="B7C9BC" w:sz="4"/>
+            </w:tcBorders>
+            <w:tcMar>
+              <w:top w:type="dxa" w:w="40"/>
+              <w:left w:type="dxa" w:w="100"/>
+              <w:bottom w:type="dxa" w:w="40"/>
+              <w:right w:type="dxa" w:w="100"/>
+            </w:tcMar>
+            <w:vAlign w:val="center"/>
+          </w:tcPr>
+          <w:p>
+            <w:hyperlink w:history="1" r:id="rIdhtsbf7zd2zxumsehowrxq">
+              <w:r>
+                <w:rPr>
+                  <w:rStyle w:val="Hyperlink"/>
+                  <w:rFonts w:ascii="Arial" w:cs="Arial" w:eastAsia="Arial" w:hAnsi="Arial"/>
+                  <w:sz w:val="18"/>
+                  <w:szCs w:val="18"/>
+                </w:rPr>
+                <w:t xml:space="preserve">Amazon.sa</w:t>
+              </w:r>
+            </w:hyperlink>
+          </w:p>
+          <w:p>
+            <w:hyperlink w:history="1" r:id="rIdjddhkq8-zgbbqchwiihqe">
+              <w:r>
+                <w:rPr>
+                  <w:rStyle w:val="Hyperlink"/>
+                  <w:rFonts w:ascii="Arial" w:cs="Arial" w:eastAsia="Arial" w:hAnsi="Arial"/>
+                  <w:sz w:val="18"/>
+                  <w:szCs w:val="18"/>
+                </w:rPr>
+                <w:t xml:space="preserve">AliExpress</w:t>
+              </w:r>
+            </w:hyperlink>
           </w:p>
         </w:tc>
       </w:tr>
       <w:tr>
         <w:tc>
           <w:tcPr>
-            <w:tcW w:type="dxa" w:w="600"/>
-            <w:tcBorders>
-              <w:top w:val="single" w:color="B7C9BC" w:sz="4"/>
-              <w:left w:val="single" w:color="B7C9BC" w:sz="4"/>
-              <w:bottom w:val="single" w:color="B7C9BC" w:sz="4"/>
-              <w:right w:val="single" w:color="B7C9BC" w:sz="4"/>
-            </w:tcBorders>
-            <w:shd w:fill="F5F9F5" w:color="auto" w:val="clear"/>
-            <w:tcMar>
-              <w:top w:type="dxa" w:w="70"/>
-              <w:left w:type="dxa" w:w="110"/>
-              <w:bottom w:type="dxa" w:w="70"/>
-              <w:right w:type="dxa" w:w="110"/>
+            <w:tcW w:type="dxa" w:w="500"/>
+            <w:tcBorders>
+              <w:top w:val="single" w:color="B7C9BC" w:sz="4"/>
+              <w:left w:val="single" w:color="B7C9BC" w:sz="4"/>
+              <w:bottom w:val="single" w:color="B7C9BC" w:sz="4"/>
+              <w:right w:val="single" w:color="B7C9BC" w:sz="4"/>
+            </w:tcBorders>
+            <w:shd w:fill="F5F9F5" w:color="auto" w:val="clear"/>
+            <w:tcMar>
+              <w:top w:type="dxa" w:w="40"/>
+              <w:left w:type="dxa" w:w="100"/>
+              <w:bottom w:type="dxa" w:w="40"/>
+              <w:right w:type="dxa" w:w="100"/>
             </w:tcMar>
             <w:vAlign w:val="center"/>
           </w:tcPr>
@@ -1823,19 +2345,19 @@
         </w:tc>
         <w:tc>
           <w:tcPr>
-            <w:tcW w:type="dxa" w:w="3300"/>
-            <w:tcBorders>
-              <w:top w:val="single" w:color="B7C9BC" w:sz="4"/>
-              <w:left w:val="single" w:color="B7C9BC" w:sz="4"/>
-              <w:bottom w:val="single" w:color="B7C9BC" w:sz="4"/>
-              <w:right w:val="single" w:color="B7C9BC" w:sz="4"/>
-            </w:tcBorders>
-            <w:shd w:fill="F5F9F5" w:color="auto" w:val="clear"/>
-            <w:tcMar>
-              <w:top w:type="dxa" w:w="70"/>
-              <w:left w:type="dxa" w:w="110"/>
-              <w:bottom w:type="dxa" w:w="70"/>
-              <w:right w:type="dxa" w:w="110"/>
+            <w:tcW w:type="dxa" w:w="2900"/>
+            <w:tcBorders>
+              <w:top w:val="single" w:color="B7C9BC" w:sz="4"/>
+              <w:left w:val="single" w:color="B7C9BC" w:sz="4"/>
+              <w:bottom w:val="single" w:color="B7C9BC" w:sz="4"/>
+              <w:right w:val="single" w:color="B7C9BC" w:sz="4"/>
+            </w:tcBorders>
+            <w:shd w:fill="F5F9F5" w:color="auto" w:val="clear"/>
+            <w:tcMar>
+              <w:top w:type="dxa" w:w="40"/>
+              <w:left w:type="dxa" w:w="100"/>
+              <w:bottom w:type="dxa" w:w="40"/>
+              <w:right w:type="dxa" w:w="100"/>
             </w:tcMar>
             <w:vAlign w:val="center"/>
           </w:tcPr>
@@ -1850,25 +2372,25 @@
                 <w:sz w:val="20"/>
                 <w:szCs w:val="20"/>
               </w:rPr>
-              <w:t xml:space="preserve">100 Ω Resistor</w:t>
-            </w:r>
-          </w:p>
-        </w:tc>
-        <w:tc>
-          <w:tcPr>
-            <w:tcW w:type="dxa" w:w="3100"/>
-            <w:tcBorders>
-              <w:top w:val="single" w:color="B7C9BC" w:sz="4"/>
-              <w:left w:val="single" w:color="B7C9BC" w:sz="4"/>
-              <w:bottom w:val="single" w:color="B7C9BC" w:sz="4"/>
-              <w:right w:val="single" w:color="B7C9BC" w:sz="4"/>
-            </w:tcBorders>
-            <w:shd w:fill="F5F9F5" w:color="auto" w:val="clear"/>
-            <w:tcMar>
-              <w:top w:type="dxa" w:w="70"/>
-              <w:left w:type="dxa" w:w="110"/>
-              <w:bottom w:type="dxa" w:w="70"/>
-              <w:right w:type="dxa" w:w="110"/>
+              <w:t xml:space="preserve">Resistor 100 Ω</w:t>
+            </w:r>
+          </w:p>
+        </w:tc>
+        <w:tc>
+          <w:tcPr>
+            <w:tcW w:type="dxa" w:w="2700"/>
+            <w:tcBorders>
+              <w:top w:val="single" w:color="B7C9BC" w:sz="4"/>
+              <w:left w:val="single" w:color="B7C9BC" w:sz="4"/>
+              <w:bottom w:val="single" w:color="B7C9BC" w:sz="4"/>
+              <w:right w:val="single" w:color="B7C9BC" w:sz="4"/>
+            </w:tcBorders>
+            <w:shd w:fill="F5F9F5" w:color="auto" w:val="clear"/>
+            <w:tcMar>
+              <w:top w:type="dxa" w:w="40"/>
+              <w:left w:type="dxa" w:w="100"/>
+              <w:bottom w:type="dxa" w:w="40"/>
+              <w:right w:type="dxa" w:w="100"/>
             </w:tcMar>
             <w:vAlign w:val="center"/>
           </w:tcPr>
@@ -1888,25 +2410,6 @@
               <w:t xml:space="preserve">مقاومة 100 أوم</w:t>
             </w:r>
           </w:p>
-        </w:tc>
-        <w:tc>
-          <w:tcPr>
-            <w:tcW w:type="dxa" w:w="3700"/>
-            <w:tcBorders>
-              <w:top w:val="single" w:color="B7C9BC" w:sz="4"/>
-              <w:left w:val="single" w:color="B7C9BC" w:sz="4"/>
-              <w:bottom w:val="single" w:color="B7C9BC" w:sz="4"/>
-              <w:right w:val="single" w:color="B7C9BC" w:sz="4"/>
-            </w:tcBorders>
-            <w:shd w:fill="F5F9F5" w:color="auto" w:val="clear"/>
-            <w:tcMar>
-              <w:top w:type="dxa" w:w="70"/>
-              <w:left w:type="dxa" w:w="110"/>
-              <w:bottom w:type="dxa" w:w="70"/>
-              <w:right w:type="dxa" w:w="110"/>
-            </w:tcMar>
-            <w:vAlign w:val="center"/>
-          </w:tcPr>
           <w:p>
             <w:pPr>
               <w:bidi/>
@@ -1916,8 +2419,9 @@
             <w:r>
               <w:rPr>
                 <w:rFonts w:ascii="Arial" w:cs="Arial" w:eastAsia="Arial" w:hAnsi="Arial"/>
-                <w:sz w:val="20"/>
-                <w:szCs w:val="20"/>
+                <w:color w:val="5F6F64"/>
+                <w:sz w:val="17"/>
+                <w:szCs w:val="17"/>
                 <w:rtl/>
               </w:rPr>
               <w:t xml:space="preserve">حماية منفذ البازر</w:t>
@@ -1926,90 +2430,170 @@
         </w:tc>
         <w:tc>
           <w:tcPr>
-            <w:tcW w:type="dxa" w:w="1500"/>
-            <w:tcBorders>
-              <w:top w:val="single" w:color="B7C9BC" w:sz="4"/>
-              <w:left w:val="single" w:color="B7C9BC" w:sz="4"/>
-              <w:bottom w:val="single" w:color="B7C9BC" w:sz="4"/>
-              <w:right w:val="single" w:color="B7C9BC" w:sz="4"/>
-            </w:tcBorders>
-            <w:shd w:fill="F5F9F5" w:color="auto" w:val="clear"/>
-            <w:tcMar>
-              <w:top w:type="dxa" w:w="70"/>
-              <w:left w:type="dxa" w:w="110"/>
-              <w:bottom w:type="dxa" w:w="70"/>
-              <w:right w:type="dxa" w:w="110"/>
-            </w:tcMar>
-            <w:vAlign w:val="center"/>
-          </w:tcPr>
-          <w:p>
-            <w:pPr>
-              <w:bidi/>
-              <w:spacing w:after="0" w:before="0"/>
-              <w:jc w:val="center"/>
-            </w:pPr>
-            <w:r>
-              <w:rPr>
-                <w:rFonts w:ascii="Arial" w:cs="Arial" w:eastAsia="Arial" w:hAnsi="Arial"/>
-                <w:sz w:val="20"/>
-                <w:szCs w:val="20"/>
-                <w:rtl/>
-              </w:rPr>
-              <w:t xml:space="preserve">1</w:t>
-            </w:r>
-          </w:p>
-        </w:tc>
-        <w:tc>
-          <w:tcPr>
-            <w:tcW w:type="dxa" w:w="2638"/>
-            <w:tcBorders>
-              <w:top w:val="single" w:color="B7C9BC" w:sz="4"/>
-              <w:left w:val="single" w:color="B7C9BC" w:sz="4"/>
-              <w:bottom w:val="single" w:color="B7C9BC" w:sz="4"/>
-              <w:right w:val="single" w:color="B7C9BC" w:sz="4"/>
-            </w:tcBorders>
-            <w:shd w:fill="F5F9F5" w:color="auto" w:val="clear"/>
-            <w:tcMar>
-              <w:top w:type="dxa" w:w="70"/>
-              <w:left w:type="dxa" w:w="110"/>
-              <w:bottom w:type="dxa" w:w="70"/>
-              <w:right w:type="dxa" w:w="110"/>
-            </w:tcMar>
-            <w:vAlign w:val="center"/>
-          </w:tcPr>
-          <w:p>
-            <w:pPr>
-              <w:spacing w:after="0" w:before="0"/>
-              <w:jc w:val="center"/>
+            <w:tcW w:type="dxa" w:w="3000"/>
+            <w:tcBorders>
+              <w:top w:val="single" w:color="B7C9BC" w:sz="4"/>
+              <w:left w:val="single" w:color="B7C9BC" w:sz="4"/>
+              <w:bottom w:val="single" w:color="B7C9BC" w:sz="4"/>
+              <w:right w:val="single" w:color="B7C9BC" w:sz="4"/>
+            </w:tcBorders>
+            <w:shd w:fill="F5F9F5" w:color="auto" w:val="clear"/>
+            <w:tcMar>
+              <w:top w:type="dxa" w:w="40"/>
+              <w:left w:type="dxa" w:w="100"/>
+              <w:bottom w:type="dxa" w:w="40"/>
+              <w:right w:type="dxa" w:w="100"/>
+            </w:tcMar>
+            <w:vAlign w:val="center"/>
+          </w:tcPr>
+          <w:p>
+            <w:pPr>
+              <w:spacing w:after="0" w:before="0"/>
+              <w:jc w:val="left"/>
             </w:pPr>
             <w:r>
               <w:rPr>
                 <w:rFonts w:ascii="Arial" w:cs="Arial" w:eastAsia="Arial" w:hAnsi="Arial"/>
                 <w:b/>
                 <w:bCs/>
-                <w:sz w:val="20"/>
-                <w:szCs w:val="20"/>
+                <w:sz w:val="19"/>
+                <w:szCs w:val="19"/>
+              </w:rPr>
+              <w:t xml:space="preserve">100 Ω 1/4 W metal film (or a resistor kit)</w:t>
+            </w:r>
+          </w:p>
+        </w:tc>
+        <w:tc>
+          <w:tcPr>
+            <w:tcW w:type="dxa" w:w="1100"/>
+            <w:tcBorders>
+              <w:top w:val="single" w:color="B7C9BC" w:sz="4"/>
+              <w:left w:val="single" w:color="B7C9BC" w:sz="4"/>
+              <w:bottom w:val="single" w:color="B7C9BC" w:sz="4"/>
+              <w:right w:val="single" w:color="B7C9BC" w:sz="4"/>
+            </w:tcBorders>
+            <w:shd w:fill="F5F9F5" w:color="auto" w:val="clear"/>
+            <w:tcMar>
+              <w:top w:type="dxa" w:w="40"/>
+              <w:left w:type="dxa" w:w="100"/>
+              <w:bottom w:type="dxa" w:w="40"/>
+              <w:right w:type="dxa" w:w="100"/>
+            </w:tcMar>
+            <w:vAlign w:val="center"/>
+          </w:tcPr>
+          <w:p>
+            <w:pPr>
+              <w:bidi/>
+              <w:spacing w:after="0" w:before="0"/>
+              <w:jc w:val="center"/>
+            </w:pPr>
+            <w:r>
+              <w:rPr>
+                <w:rFonts w:ascii="Arial" w:cs="Arial" w:eastAsia="Arial" w:hAnsi="Arial"/>
+                <w:sz w:val="20"/>
+                <w:szCs w:val="20"/>
+                <w:rtl/>
               </w:rPr>
               <w:t xml:space="preserve">1</w:t>
             </w:r>
+          </w:p>
+        </w:tc>
+        <w:tc>
+          <w:tcPr>
+            <w:tcW w:type="dxa" w:w="1300"/>
+            <w:tcBorders>
+              <w:top w:val="single" w:color="B7C9BC" w:sz="4"/>
+              <w:left w:val="single" w:color="B7C9BC" w:sz="4"/>
+              <w:bottom w:val="single" w:color="B7C9BC" w:sz="4"/>
+              <w:right w:val="single" w:color="B7C9BC" w:sz="4"/>
+            </w:tcBorders>
+            <w:shd w:fill="F5F9F5" w:color="auto" w:val="clear"/>
+            <w:tcMar>
+              <w:top w:type="dxa" w:w="40"/>
+              <w:left w:type="dxa" w:w="100"/>
+              <w:bottom w:type="dxa" w:w="40"/>
+              <w:right w:type="dxa" w:w="100"/>
+            </w:tcMar>
+            <w:vAlign w:val="center"/>
+          </w:tcPr>
+          <w:p>
+            <w:pPr>
+              <w:spacing w:after="0" w:before="0"/>
+              <w:jc w:val="center"/>
+            </w:pPr>
+            <w:r>
+              <w:rPr>
+                <w:rFonts w:ascii="Arial" w:cs="Arial" w:eastAsia="Arial" w:hAnsi="Arial"/>
+                <w:b/>
+                <w:bCs/>
+                <w:sz w:val="20"/>
+                <w:szCs w:val="20"/>
+              </w:rPr>
+              <w:t xml:space="preserve">1</w:t>
+            </w:r>
+          </w:p>
+        </w:tc>
+        <w:tc>
+          <w:tcPr>
+            <w:tcW w:type="dxa" w:w="3338"/>
+            <w:tcBorders>
+              <w:top w:val="single" w:color="B7C9BC" w:sz="4"/>
+              <w:left w:val="single" w:color="B7C9BC" w:sz="4"/>
+              <w:bottom w:val="single" w:color="B7C9BC" w:sz="4"/>
+              <w:right w:val="single" w:color="B7C9BC" w:sz="4"/>
+            </w:tcBorders>
+            <w:shd w:fill="F5F9F5" w:color="auto" w:val="clear"/>
+            <w:tcMar>
+              <w:top w:type="dxa" w:w="40"/>
+              <w:left w:type="dxa" w:w="100"/>
+              <w:bottom w:type="dxa" w:w="40"/>
+              <w:right w:type="dxa" w:w="100"/>
+            </w:tcMar>
+            <w:vAlign w:val="center"/>
+          </w:tcPr>
+          <w:p>
+            <w:hyperlink w:history="1" r:id="rId9sgg4zudk9iavqm5zovoi">
+              <w:r>
+                <w:rPr>
+                  <w:rStyle w:val="Hyperlink"/>
+                  <w:rFonts w:ascii="Arial" w:cs="Arial" w:eastAsia="Arial" w:hAnsi="Arial"/>
+                  <w:sz w:val="18"/>
+                  <w:szCs w:val="18"/>
+                </w:rPr>
+                <w:t xml:space="preserve">Amazon.sa</w:t>
+              </w:r>
+            </w:hyperlink>
+          </w:p>
+          <w:p>
+            <w:hyperlink w:history="1" r:id="rIdqzd0vremetlrgdie2idve">
+              <w:r>
+                <w:rPr>
+                  <w:rStyle w:val="Hyperlink"/>
+                  <w:rFonts w:ascii="Arial" w:cs="Arial" w:eastAsia="Arial" w:hAnsi="Arial"/>
+                  <w:sz w:val="18"/>
+                  <w:szCs w:val="18"/>
+                </w:rPr>
+                <w:t xml:space="preserve">AliExpress</w:t>
+              </w:r>
+            </w:hyperlink>
           </w:p>
         </w:tc>
       </w:tr>
       <w:tr>
         <w:tc>
           <w:tcPr>
-            <w:tcW w:type="dxa" w:w="600"/>
-            <w:tcBorders>
-              <w:top w:val="single" w:color="B7C9BC" w:sz="4"/>
-              <w:left w:val="single" w:color="B7C9BC" w:sz="4"/>
-              <w:bottom w:val="single" w:color="B7C9BC" w:sz="4"/>
-              <w:right w:val="single" w:color="B7C9BC" w:sz="4"/>
-            </w:tcBorders>
-            <w:tcMar>
-              <w:top w:type="dxa" w:w="70"/>
-              <w:left w:type="dxa" w:w="110"/>
-              <w:bottom w:type="dxa" w:w="70"/>
-              <w:right w:type="dxa" w:w="110"/>
+            <w:tcW w:type="dxa" w:w="500"/>
+            <w:tcBorders>
+              <w:top w:val="single" w:color="B7C9BC" w:sz="4"/>
+              <w:left w:val="single" w:color="B7C9BC" w:sz="4"/>
+              <w:bottom w:val="single" w:color="B7C9BC" w:sz="4"/>
+              <w:right w:val="single" w:color="B7C9BC" w:sz="4"/>
+            </w:tcBorders>
+            <w:tcMar>
+              <w:top w:type="dxa" w:w="40"/>
+              <w:left w:type="dxa" w:w="100"/>
+              <w:bottom w:type="dxa" w:w="40"/>
+              <w:right w:type="dxa" w:w="100"/>
             </w:tcMar>
             <w:vAlign w:val="center"/>
           </w:tcPr>
@@ -2030,18 +2614,18 @@
         </w:tc>
         <w:tc>
           <w:tcPr>
-            <w:tcW w:type="dxa" w:w="3300"/>
-            <w:tcBorders>
-              <w:top w:val="single" w:color="B7C9BC" w:sz="4"/>
-              <w:left w:val="single" w:color="B7C9BC" w:sz="4"/>
-              <w:bottom w:val="single" w:color="B7C9BC" w:sz="4"/>
-              <w:right w:val="single" w:color="B7C9BC" w:sz="4"/>
-            </w:tcBorders>
-            <w:tcMar>
-              <w:top w:type="dxa" w:w="70"/>
-              <w:left w:type="dxa" w:w="110"/>
-              <w:bottom w:type="dxa" w:w="70"/>
-              <w:right w:type="dxa" w:w="110"/>
+            <w:tcW w:type="dxa" w:w="2900"/>
+            <w:tcBorders>
+              <w:top w:val="single" w:color="B7C9BC" w:sz="4"/>
+              <w:left w:val="single" w:color="B7C9BC" w:sz="4"/>
+              <w:bottom w:val="single" w:color="B7C9BC" w:sz="4"/>
+              <w:right w:val="single" w:color="B7C9BC" w:sz="4"/>
+            </w:tcBorders>
+            <w:tcMar>
+              <w:top w:type="dxa" w:w="40"/>
+              <w:left w:type="dxa" w:w="100"/>
+              <w:bottom w:type="dxa" w:w="40"/>
+              <w:right w:type="dxa" w:w="100"/>
             </w:tcMar>
             <w:vAlign w:val="center"/>
           </w:tcPr>
@@ -2056,24 +2640,24 @@
                 <w:sz w:val="20"/>
                 <w:szCs w:val="20"/>
               </w:rPr>
-              <w:t xml:space="preserve">Push Button (6×6 mm)</w:t>
-            </w:r>
-          </w:p>
-        </w:tc>
-        <w:tc>
-          <w:tcPr>
-            <w:tcW w:type="dxa" w:w="3100"/>
-            <w:tcBorders>
-              <w:top w:val="single" w:color="B7C9BC" w:sz="4"/>
-              <w:left w:val="single" w:color="B7C9BC" w:sz="4"/>
-              <w:bottom w:val="single" w:color="B7C9BC" w:sz="4"/>
-              <w:right w:val="single" w:color="B7C9BC" w:sz="4"/>
-            </w:tcBorders>
-            <w:tcMar>
-              <w:top w:type="dxa" w:w="70"/>
-              <w:left w:type="dxa" w:w="110"/>
-              <w:bottom w:type="dxa" w:w="70"/>
-              <w:right w:type="dxa" w:w="110"/>
+              <w:t xml:space="preserve">Tactile push button</w:t>
+            </w:r>
+          </w:p>
+        </w:tc>
+        <w:tc>
+          <w:tcPr>
+            <w:tcW w:type="dxa" w:w="2700"/>
+            <w:tcBorders>
+              <w:top w:val="single" w:color="B7C9BC" w:sz="4"/>
+              <w:left w:val="single" w:color="B7C9BC" w:sz="4"/>
+              <w:bottom w:val="single" w:color="B7C9BC" w:sz="4"/>
+              <w:right w:val="single" w:color="B7C9BC" w:sz="4"/>
+            </w:tcBorders>
+            <w:tcMar>
+              <w:top w:type="dxa" w:w="40"/>
+              <w:left w:type="dxa" w:w="100"/>
+              <w:bottom w:type="dxa" w:w="40"/>
+              <w:right w:type="dxa" w:w="100"/>
             </w:tcMar>
             <w:vAlign w:val="center"/>
           </w:tcPr>
@@ -2093,24 +2677,6 @@
               <w:t xml:space="preserve">زر ضغط</w:t>
             </w:r>
           </w:p>
-        </w:tc>
-        <w:tc>
-          <w:tcPr>
-            <w:tcW w:type="dxa" w:w="3700"/>
-            <w:tcBorders>
-              <w:top w:val="single" w:color="B7C9BC" w:sz="4"/>
-              <w:left w:val="single" w:color="B7C9BC" w:sz="4"/>
-              <w:bottom w:val="single" w:color="B7C9BC" w:sz="4"/>
-              <w:right w:val="single" w:color="B7C9BC" w:sz="4"/>
-            </w:tcBorders>
-            <w:tcMar>
-              <w:top w:type="dxa" w:w="70"/>
-              <w:left w:type="dxa" w:w="110"/>
-              <w:bottom w:type="dxa" w:w="70"/>
-              <w:right w:type="dxa" w:w="110"/>
-            </w:tcMar>
-            <w:vAlign w:val="center"/>
-          </w:tcPr>
           <w:p>
             <w:pPr>
               <w:bidi/>
@@ -2120,8 +2686,9 @@
             <w:r>
               <w:rPr>
                 <w:rFonts w:ascii="Arial" w:cs="Arial" w:eastAsia="Arial" w:hAnsi="Arial"/>
-                <w:sz w:val="20"/>
-                <w:szCs w:val="20"/>
+                <w:color w:val="5F6F64"/>
+                <w:sz w:val="17"/>
+                <w:szCs w:val="17"/>
                 <w:rtl/>
               </w:rPr>
               <w:t xml:space="preserve">تغيير الشاشة / تشغيل الصوت</w:t>
@@ -2130,89 +2697,167 @@
         </w:tc>
         <w:tc>
           <w:tcPr>
-            <w:tcW w:type="dxa" w:w="1500"/>
-            <w:tcBorders>
-              <w:top w:val="single" w:color="B7C9BC" w:sz="4"/>
-              <w:left w:val="single" w:color="B7C9BC" w:sz="4"/>
-              <w:bottom w:val="single" w:color="B7C9BC" w:sz="4"/>
-              <w:right w:val="single" w:color="B7C9BC" w:sz="4"/>
-            </w:tcBorders>
-            <w:tcMar>
-              <w:top w:type="dxa" w:w="70"/>
-              <w:left w:type="dxa" w:w="110"/>
-              <w:bottom w:type="dxa" w:w="70"/>
-              <w:right w:type="dxa" w:w="110"/>
-            </w:tcMar>
-            <w:vAlign w:val="center"/>
-          </w:tcPr>
-          <w:p>
-            <w:pPr>
-              <w:bidi/>
-              <w:spacing w:after="0" w:before="0"/>
-              <w:jc w:val="center"/>
-            </w:pPr>
-            <w:r>
-              <w:rPr>
-                <w:rFonts w:ascii="Arial" w:cs="Arial" w:eastAsia="Arial" w:hAnsi="Arial"/>
-                <w:sz w:val="20"/>
-                <w:szCs w:val="20"/>
-                <w:rtl/>
-              </w:rPr>
-              <w:t xml:space="preserve">1</w:t>
-            </w:r>
-          </w:p>
-        </w:tc>
-        <w:tc>
-          <w:tcPr>
-            <w:tcW w:type="dxa" w:w="2638"/>
-            <w:tcBorders>
-              <w:top w:val="single" w:color="B7C9BC" w:sz="4"/>
-              <w:left w:val="single" w:color="B7C9BC" w:sz="4"/>
-              <w:bottom w:val="single" w:color="B7C9BC" w:sz="4"/>
-              <w:right w:val="single" w:color="B7C9BC" w:sz="4"/>
-            </w:tcBorders>
-            <w:tcMar>
-              <w:top w:type="dxa" w:w="70"/>
-              <w:left w:type="dxa" w:w="110"/>
-              <w:bottom w:type="dxa" w:w="70"/>
-              <w:right w:type="dxa" w:w="110"/>
-            </w:tcMar>
-            <w:vAlign w:val="center"/>
-          </w:tcPr>
-          <w:p>
-            <w:pPr>
-              <w:spacing w:after="0" w:before="0"/>
-              <w:jc w:val="center"/>
+            <w:tcW w:type="dxa" w:w="3000"/>
+            <w:tcBorders>
+              <w:top w:val="single" w:color="B7C9BC" w:sz="4"/>
+              <w:left w:val="single" w:color="B7C9BC" w:sz="4"/>
+              <w:bottom w:val="single" w:color="B7C9BC" w:sz="4"/>
+              <w:right w:val="single" w:color="B7C9BC" w:sz="4"/>
+            </w:tcBorders>
+            <w:tcMar>
+              <w:top w:type="dxa" w:w="40"/>
+              <w:left w:type="dxa" w:w="100"/>
+              <w:bottom w:type="dxa" w:w="40"/>
+              <w:right w:type="dxa" w:w="100"/>
+            </w:tcMar>
+            <w:vAlign w:val="center"/>
+          </w:tcPr>
+          <w:p>
+            <w:pPr>
+              <w:spacing w:after="0" w:before="0"/>
+              <w:jc w:val="left"/>
             </w:pPr>
             <w:r>
               <w:rPr>
                 <w:rFonts w:ascii="Arial" w:cs="Arial" w:eastAsia="Arial" w:hAnsi="Arial"/>
                 <w:b/>
                 <w:bCs/>
+                <w:sz w:val="19"/>
+                <w:szCs w:val="19"/>
+              </w:rPr>
+              <w:t xml:space="preserve">Tactile switch 6×6×5 mm (4-pin)</w:t>
+            </w:r>
+          </w:p>
+        </w:tc>
+        <w:tc>
+          <w:tcPr>
+            <w:tcW w:type="dxa" w:w="1100"/>
+            <w:tcBorders>
+              <w:top w:val="single" w:color="B7C9BC" w:sz="4"/>
+              <w:left w:val="single" w:color="B7C9BC" w:sz="4"/>
+              <w:bottom w:val="single" w:color="B7C9BC" w:sz="4"/>
+              <w:right w:val="single" w:color="B7C9BC" w:sz="4"/>
+            </w:tcBorders>
+            <w:tcMar>
+              <w:top w:type="dxa" w:w="40"/>
+              <w:left w:type="dxa" w:w="100"/>
+              <w:bottom w:type="dxa" w:w="40"/>
+              <w:right w:type="dxa" w:w="100"/>
+            </w:tcMar>
+            <w:vAlign w:val="center"/>
+          </w:tcPr>
+          <w:p>
+            <w:pPr>
+              <w:bidi/>
+              <w:spacing w:after="0" w:before="0"/>
+              <w:jc w:val="center"/>
+            </w:pPr>
+            <w:r>
+              <w:rPr>
+                <w:rFonts w:ascii="Arial" w:cs="Arial" w:eastAsia="Arial" w:hAnsi="Arial"/>
+                <w:sz w:val="20"/>
+                <w:szCs w:val="20"/>
+                <w:rtl/>
+              </w:rPr>
+              <w:t xml:space="preserve">1</w:t>
+            </w:r>
+          </w:p>
+        </w:tc>
+        <w:tc>
+          <w:tcPr>
+            <w:tcW w:type="dxa" w:w="1300"/>
+            <w:tcBorders>
+              <w:top w:val="single" w:color="B7C9BC" w:sz="4"/>
+              <w:left w:val="single" w:color="B7C9BC" w:sz="4"/>
+              <w:bottom w:val="single" w:color="B7C9BC" w:sz="4"/>
+              <w:right w:val="single" w:color="B7C9BC" w:sz="4"/>
+            </w:tcBorders>
+            <w:tcMar>
+              <w:top w:type="dxa" w:w="40"/>
+              <w:left w:type="dxa" w:w="100"/>
+              <w:bottom w:type="dxa" w:w="40"/>
+              <w:right w:type="dxa" w:w="100"/>
+            </w:tcMar>
+            <w:vAlign w:val="center"/>
+          </w:tcPr>
+          <w:p>
+            <w:pPr>
+              <w:spacing w:after="0" w:before="0"/>
+              <w:jc w:val="center"/>
+            </w:pPr>
+            <w:r>
+              <w:rPr>
+                <w:rFonts w:ascii="Arial" w:cs="Arial" w:eastAsia="Arial" w:hAnsi="Arial"/>
+                <w:b/>
+                <w:bCs/>
                 <w:sz w:val="20"/>
                 <w:szCs w:val="20"/>
               </w:rPr>
               <w:t xml:space="preserve">1 – 3</w:t>
             </w:r>
+          </w:p>
+        </w:tc>
+        <w:tc>
+          <w:tcPr>
+            <w:tcW w:type="dxa" w:w="3338"/>
+            <w:tcBorders>
+              <w:top w:val="single" w:color="B7C9BC" w:sz="4"/>
+              <w:left w:val="single" w:color="B7C9BC" w:sz="4"/>
+              <w:bottom w:val="single" w:color="B7C9BC" w:sz="4"/>
+              <w:right w:val="single" w:color="B7C9BC" w:sz="4"/>
+            </w:tcBorders>
+            <w:tcMar>
+              <w:top w:type="dxa" w:w="40"/>
+              <w:left w:type="dxa" w:w="100"/>
+              <w:bottom w:type="dxa" w:w="40"/>
+              <w:right w:type="dxa" w:w="100"/>
+            </w:tcMar>
+            <w:vAlign w:val="center"/>
+          </w:tcPr>
+          <w:p>
+            <w:hyperlink w:history="1" r:id="rIdiiejushhcmveckizys9rw">
+              <w:r>
+                <w:rPr>
+                  <w:rStyle w:val="Hyperlink"/>
+                  <w:rFonts w:ascii="Arial" w:cs="Arial" w:eastAsia="Arial" w:hAnsi="Arial"/>
+                  <w:sz w:val="18"/>
+                  <w:szCs w:val="18"/>
+                </w:rPr>
+                <w:t xml:space="preserve">Amazon.sa</w:t>
+              </w:r>
+            </w:hyperlink>
+          </w:p>
+          <w:p>
+            <w:hyperlink w:history="1" r:id="rIdpfcosq6ynjpmydzpcuuve">
+              <w:r>
+                <w:rPr>
+                  <w:rStyle w:val="Hyperlink"/>
+                  <w:rFonts w:ascii="Arial" w:cs="Arial" w:eastAsia="Arial" w:hAnsi="Arial"/>
+                  <w:sz w:val="18"/>
+                  <w:szCs w:val="18"/>
+                </w:rPr>
+                <w:t xml:space="preserve">AliExpress</w:t>
+              </w:r>
+            </w:hyperlink>
           </w:p>
         </w:tc>
       </w:tr>
       <w:tr>
         <w:tc>
           <w:tcPr>
-            <w:tcW w:type="dxa" w:w="600"/>
-            <w:tcBorders>
-              <w:top w:val="single" w:color="B7C9BC" w:sz="4"/>
-              <w:left w:val="single" w:color="B7C9BC" w:sz="4"/>
-              <w:bottom w:val="single" w:color="B7C9BC" w:sz="4"/>
-              <w:right w:val="single" w:color="B7C9BC" w:sz="4"/>
-            </w:tcBorders>
-            <w:shd w:fill="F5F9F5" w:color="auto" w:val="clear"/>
-            <w:tcMar>
-              <w:top w:type="dxa" w:w="70"/>
-              <w:left w:type="dxa" w:w="110"/>
-              <w:bottom w:type="dxa" w:w="70"/>
-              <w:right w:type="dxa" w:w="110"/>
+            <w:tcW w:type="dxa" w:w="500"/>
+            <w:tcBorders>
+              <w:top w:val="single" w:color="B7C9BC" w:sz="4"/>
+              <w:left w:val="single" w:color="B7C9BC" w:sz="4"/>
+              <w:bottom w:val="single" w:color="B7C9BC" w:sz="4"/>
+              <w:right w:val="single" w:color="B7C9BC" w:sz="4"/>
+            </w:tcBorders>
+            <w:shd w:fill="F5F9F5" w:color="auto" w:val="clear"/>
+            <w:tcMar>
+              <w:top w:type="dxa" w:w="40"/>
+              <w:left w:type="dxa" w:w="100"/>
+              <w:bottom w:type="dxa" w:w="40"/>
+              <w:right w:type="dxa" w:w="100"/>
             </w:tcMar>
             <w:vAlign w:val="center"/>
           </w:tcPr>
@@ -2233,19 +2878,19 @@
         </w:tc>
         <w:tc>
           <w:tcPr>
-            <w:tcW w:type="dxa" w:w="3300"/>
-            <w:tcBorders>
-              <w:top w:val="single" w:color="B7C9BC" w:sz="4"/>
-              <w:left w:val="single" w:color="B7C9BC" w:sz="4"/>
-              <w:bottom w:val="single" w:color="B7C9BC" w:sz="4"/>
-              <w:right w:val="single" w:color="B7C9BC" w:sz="4"/>
-            </w:tcBorders>
-            <w:shd w:fill="F5F9F5" w:color="auto" w:val="clear"/>
-            <w:tcMar>
-              <w:top w:type="dxa" w:w="70"/>
-              <w:left w:type="dxa" w:w="110"/>
-              <w:bottom w:type="dxa" w:w="70"/>
-              <w:right w:type="dxa" w:w="110"/>
+            <w:tcW w:type="dxa" w:w="2900"/>
+            <w:tcBorders>
+              <w:top w:val="single" w:color="B7C9BC" w:sz="4"/>
+              <w:left w:val="single" w:color="B7C9BC" w:sz="4"/>
+              <w:bottom w:val="single" w:color="B7C9BC" w:sz="4"/>
+              <w:right w:val="single" w:color="B7C9BC" w:sz="4"/>
+            </w:tcBorders>
+            <w:shd w:fill="F5F9F5" w:color="auto" w:val="clear"/>
+            <w:tcMar>
+              <w:top w:type="dxa" w:w="40"/>
+              <w:left w:type="dxa" w:w="100"/>
+              <w:bottom w:type="dxa" w:w="40"/>
+              <w:right w:type="dxa" w:w="100"/>
             </w:tcMar>
             <w:vAlign w:val="center"/>
           </w:tcPr>
@@ -2260,25 +2905,25 @@
                 <w:sz w:val="20"/>
                 <w:szCs w:val="20"/>
               </w:rPr>
-              <w:t xml:space="preserve">Breadboard (830 points)</w:t>
-            </w:r>
-          </w:p>
-        </w:tc>
-        <w:tc>
-          <w:tcPr>
-            <w:tcW w:type="dxa" w:w="3100"/>
-            <w:tcBorders>
-              <w:top w:val="single" w:color="B7C9BC" w:sz="4"/>
-              <w:left w:val="single" w:color="B7C9BC" w:sz="4"/>
-              <w:bottom w:val="single" w:color="B7C9BC" w:sz="4"/>
-              <w:right w:val="single" w:color="B7C9BC" w:sz="4"/>
-            </w:tcBorders>
-            <w:shd w:fill="F5F9F5" w:color="auto" w:val="clear"/>
-            <w:tcMar>
-              <w:top w:type="dxa" w:w="70"/>
-              <w:left w:type="dxa" w:w="110"/>
-              <w:bottom w:type="dxa" w:w="70"/>
-              <w:right w:type="dxa" w:w="110"/>
+              <w:t xml:space="preserve">Breadboard</w:t>
+            </w:r>
+          </w:p>
+        </w:tc>
+        <w:tc>
+          <w:tcPr>
+            <w:tcW w:type="dxa" w:w="2700"/>
+            <w:tcBorders>
+              <w:top w:val="single" w:color="B7C9BC" w:sz="4"/>
+              <w:left w:val="single" w:color="B7C9BC" w:sz="4"/>
+              <w:bottom w:val="single" w:color="B7C9BC" w:sz="4"/>
+              <w:right w:val="single" w:color="B7C9BC" w:sz="4"/>
+            </w:tcBorders>
+            <w:shd w:fill="F5F9F5" w:color="auto" w:val="clear"/>
+            <w:tcMar>
+              <w:top w:type="dxa" w:w="40"/>
+              <w:left w:type="dxa" w:w="100"/>
+              <w:bottom w:type="dxa" w:w="40"/>
+              <w:right w:type="dxa" w:w="100"/>
             </w:tcMar>
             <w:vAlign w:val="center"/>
           </w:tcPr>
@@ -2295,28 +2940,9 @@
                 <w:szCs w:val="20"/>
                 <w:rtl/>
               </w:rPr>
-              <w:t xml:space="preserve">لوحة توصيل تجريبية (بريدبورد)</w:t>
-            </w:r>
-          </w:p>
-        </w:tc>
-        <w:tc>
-          <w:tcPr>
-            <w:tcW w:type="dxa" w:w="3700"/>
-            <w:tcBorders>
-              <w:top w:val="single" w:color="B7C9BC" w:sz="4"/>
-              <w:left w:val="single" w:color="B7C9BC" w:sz="4"/>
-              <w:bottom w:val="single" w:color="B7C9BC" w:sz="4"/>
-              <w:right w:val="single" w:color="B7C9BC" w:sz="4"/>
-            </w:tcBorders>
-            <w:shd w:fill="F5F9F5" w:color="auto" w:val="clear"/>
-            <w:tcMar>
-              <w:top w:type="dxa" w:w="70"/>
-              <w:left w:type="dxa" w:w="110"/>
-              <w:bottom w:type="dxa" w:w="70"/>
-              <w:right w:type="dxa" w:w="110"/>
-            </w:tcMar>
-            <w:vAlign w:val="center"/>
-          </w:tcPr>
+              <w:t xml:space="preserve">لوحة توصيل تجريبية</w:t>
+            </w:r>
+          </w:p>
           <w:p>
             <w:pPr>
               <w:bidi/>
@@ -2326,8 +2952,9 @@
             <w:r>
               <w:rPr>
                 <w:rFonts w:ascii="Arial" w:cs="Arial" w:eastAsia="Arial" w:hAnsi="Arial"/>
-                <w:sz w:val="20"/>
-                <w:szCs w:val="20"/>
+                <w:color w:val="5F6F64"/>
+                <w:sz w:val="17"/>
+                <w:szCs w:val="17"/>
                 <w:rtl/>
               </w:rPr>
               <w:t xml:space="preserve">توصيل القطع بدون لحام</w:t>
@@ -2336,90 +2963,170 @@
         </w:tc>
         <w:tc>
           <w:tcPr>
-            <w:tcW w:type="dxa" w:w="1500"/>
-            <w:tcBorders>
-              <w:top w:val="single" w:color="B7C9BC" w:sz="4"/>
-              <w:left w:val="single" w:color="B7C9BC" w:sz="4"/>
-              <w:bottom w:val="single" w:color="B7C9BC" w:sz="4"/>
-              <w:right w:val="single" w:color="B7C9BC" w:sz="4"/>
-            </w:tcBorders>
-            <w:shd w:fill="F5F9F5" w:color="auto" w:val="clear"/>
-            <w:tcMar>
-              <w:top w:type="dxa" w:w="70"/>
-              <w:left w:type="dxa" w:w="110"/>
-              <w:bottom w:type="dxa" w:w="70"/>
-              <w:right w:type="dxa" w:w="110"/>
-            </w:tcMar>
-            <w:vAlign w:val="center"/>
-          </w:tcPr>
-          <w:p>
-            <w:pPr>
-              <w:bidi/>
-              <w:spacing w:after="0" w:before="0"/>
-              <w:jc w:val="center"/>
-            </w:pPr>
-            <w:r>
-              <w:rPr>
-                <w:rFonts w:ascii="Arial" w:cs="Arial" w:eastAsia="Arial" w:hAnsi="Arial"/>
-                <w:sz w:val="20"/>
-                <w:szCs w:val="20"/>
-                <w:rtl/>
-              </w:rPr>
-              <w:t xml:space="preserve">1</w:t>
-            </w:r>
-          </w:p>
-        </w:tc>
-        <w:tc>
-          <w:tcPr>
-            <w:tcW w:type="dxa" w:w="2638"/>
-            <w:tcBorders>
-              <w:top w:val="single" w:color="B7C9BC" w:sz="4"/>
-              <w:left w:val="single" w:color="B7C9BC" w:sz="4"/>
-              <w:bottom w:val="single" w:color="B7C9BC" w:sz="4"/>
-              <w:right w:val="single" w:color="B7C9BC" w:sz="4"/>
-            </w:tcBorders>
-            <w:shd w:fill="F5F9F5" w:color="auto" w:val="clear"/>
-            <w:tcMar>
-              <w:top w:type="dxa" w:w="70"/>
-              <w:left w:type="dxa" w:w="110"/>
-              <w:bottom w:type="dxa" w:w="70"/>
-              <w:right w:type="dxa" w:w="110"/>
-            </w:tcMar>
-            <w:vAlign w:val="center"/>
-          </w:tcPr>
-          <w:p>
-            <w:pPr>
-              <w:spacing w:after="0" w:before="0"/>
-              <w:jc w:val="center"/>
+            <w:tcW w:type="dxa" w:w="3000"/>
+            <w:tcBorders>
+              <w:top w:val="single" w:color="B7C9BC" w:sz="4"/>
+              <w:left w:val="single" w:color="B7C9BC" w:sz="4"/>
+              <w:bottom w:val="single" w:color="B7C9BC" w:sz="4"/>
+              <w:right w:val="single" w:color="B7C9BC" w:sz="4"/>
+            </w:tcBorders>
+            <w:shd w:fill="F5F9F5" w:color="auto" w:val="clear"/>
+            <w:tcMar>
+              <w:top w:type="dxa" w:w="40"/>
+              <w:left w:type="dxa" w:w="100"/>
+              <w:bottom w:type="dxa" w:w="40"/>
+              <w:right w:type="dxa" w:w="100"/>
+            </w:tcMar>
+            <w:vAlign w:val="center"/>
+          </w:tcPr>
+          <w:p>
+            <w:pPr>
+              <w:spacing w:after="0" w:before="0"/>
+              <w:jc w:val="left"/>
             </w:pPr>
             <w:r>
               <w:rPr>
                 <w:rFonts w:ascii="Arial" w:cs="Arial" w:eastAsia="Arial" w:hAnsi="Arial"/>
                 <w:b/>
                 <w:bCs/>
+                <w:sz w:val="19"/>
+                <w:szCs w:val="19"/>
+              </w:rPr>
+              <w:t xml:space="preserve">MB-102 830 tie-points</w:t>
+            </w:r>
+          </w:p>
+        </w:tc>
+        <w:tc>
+          <w:tcPr>
+            <w:tcW w:type="dxa" w:w="1100"/>
+            <w:tcBorders>
+              <w:top w:val="single" w:color="B7C9BC" w:sz="4"/>
+              <w:left w:val="single" w:color="B7C9BC" w:sz="4"/>
+              <w:bottom w:val="single" w:color="B7C9BC" w:sz="4"/>
+              <w:right w:val="single" w:color="B7C9BC" w:sz="4"/>
+            </w:tcBorders>
+            <w:shd w:fill="F5F9F5" w:color="auto" w:val="clear"/>
+            <w:tcMar>
+              <w:top w:type="dxa" w:w="40"/>
+              <w:left w:type="dxa" w:w="100"/>
+              <w:bottom w:type="dxa" w:w="40"/>
+              <w:right w:type="dxa" w:w="100"/>
+            </w:tcMar>
+            <w:vAlign w:val="center"/>
+          </w:tcPr>
+          <w:p>
+            <w:pPr>
+              <w:bidi/>
+              <w:spacing w:after="0" w:before="0"/>
+              <w:jc w:val="center"/>
+            </w:pPr>
+            <w:r>
+              <w:rPr>
+                <w:rFonts w:ascii="Arial" w:cs="Arial" w:eastAsia="Arial" w:hAnsi="Arial"/>
+                <w:sz w:val="20"/>
+                <w:szCs w:val="20"/>
+                <w:rtl/>
+              </w:rPr>
+              <w:t xml:space="preserve">1</w:t>
+            </w:r>
+          </w:p>
+        </w:tc>
+        <w:tc>
+          <w:tcPr>
+            <w:tcW w:type="dxa" w:w="1300"/>
+            <w:tcBorders>
+              <w:top w:val="single" w:color="B7C9BC" w:sz="4"/>
+              <w:left w:val="single" w:color="B7C9BC" w:sz="4"/>
+              <w:bottom w:val="single" w:color="B7C9BC" w:sz="4"/>
+              <w:right w:val="single" w:color="B7C9BC" w:sz="4"/>
+            </w:tcBorders>
+            <w:shd w:fill="F5F9F5" w:color="auto" w:val="clear"/>
+            <w:tcMar>
+              <w:top w:type="dxa" w:w="40"/>
+              <w:left w:type="dxa" w:w="100"/>
+              <w:bottom w:type="dxa" w:w="40"/>
+              <w:right w:type="dxa" w:w="100"/>
+            </w:tcMar>
+            <w:vAlign w:val="center"/>
+          </w:tcPr>
+          <w:p>
+            <w:pPr>
+              <w:spacing w:after="0" w:before="0"/>
+              <w:jc w:val="center"/>
+            </w:pPr>
+            <w:r>
+              <w:rPr>
+                <w:rFonts w:ascii="Arial" w:cs="Arial" w:eastAsia="Arial" w:hAnsi="Arial"/>
+                <w:b/>
+                <w:bCs/>
                 <w:sz w:val="20"/>
                 <w:szCs w:val="20"/>
               </w:rPr>
               <w:t xml:space="preserve">10 – 20</w:t>
             </w:r>
+          </w:p>
+        </w:tc>
+        <w:tc>
+          <w:tcPr>
+            <w:tcW w:type="dxa" w:w="3338"/>
+            <w:tcBorders>
+              <w:top w:val="single" w:color="B7C9BC" w:sz="4"/>
+              <w:left w:val="single" w:color="B7C9BC" w:sz="4"/>
+              <w:bottom w:val="single" w:color="B7C9BC" w:sz="4"/>
+              <w:right w:val="single" w:color="B7C9BC" w:sz="4"/>
+            </w:tcBorders>
+            <w:shd w:fill="F5F9F5" w:color="auto" w:val="clear"/>
+            <w:tcMar>
+              <w:top w:type="dxa" w:w="40"/>
+              <w:left w:type="dxa" w:w="100"/>
+              <w:bottom w:type="dxa" w:w="40"/>
+              <w:right w:type="dxa" w:w="100"/>
+            </w:tcMar>
+            <w:vAlign w:val="center"/>
+          </w:tcPr>
+          <w:p>
+            <w:hyperlink w:history="1" r:id="rIdqoo51xbuf91alzwiy21oo">
+              <w:r>
+                <w:rPr>
+                  <w:rStyle w:val="Hyperlink"/>
+                  <w:rFonts w:ascii="Arial" w:cs="Arial" w:eastAsia="Arial" w:hAnsi="Arial"/>
+                  <w:sz w:val="18"/>
+                  <w:szCs w:val="18"/>
+                </w:rPr>
+                <w:t xml:space="preserve">Amazon.sa</w:t>
+              </w:r>
+            </w:hyperlink>
+          </w:p>
+          <w:p>
+            <w:hyperlink w:history="1" r:id="rIdlsj7ouhtdwwwqekollesf">
+              <w:r>
+                <w:rPr>
+                  <w:rStyle w:val="Hyperlink"/>
+                  <w:rFonts w:ascii="Arial" w:cs="Arial" w:eastAsia="Arial" w:hAnsi="Arial"/>
+                  <w:sz w:val="18"/>
+                  <w:szCs w:val="18"/>
+                </w:rPr>
+                <w:t xml:space="preserve">AliExpress</w:t>
+              </w:r>
+            </w:hyperlink>
           </w:p>
         </w:tc>
       </w:tr>
       <w:tr>
         <w:tc>
           <w:tcPr>
-            <w:tcW w:type="dxa" w:w="600"/>
-            <w:tcBorders>
-              <w:top w:val="single" w:color="B7C9BC" w:sz="4"/>
-              <w:left w:val="single" w:color="B7C9BC" w:sz="4"/>
-              <w:bottom w:val="single" w:color="B7C9BC" w:sz="4"/>
-              <w:right w:val="single" w:color="B7C9BC" w:sz="4"/>
-            </w:tcBorders>
-            <w:tcMar>
-              <w:top w:type="dxa" w:w="70"/>
-              <w:left w:type="dxa" w:w="110"/>
-              <w:bottom w:type="dxa" w:w="70"/>
-              <w:right w:type="dxa" w:w="110"/>
+            <w:tcW w:type="dxa" w:w="500"/>
+            <w:tcBorders>
+              <w:top w:val="single" w:color="B7C9BC" w:sz="4"/>
+              <w:left w:val="single" w:color="B7C9BC" w:sz="4"/>
+              <w:bottom w:val="single" w:color="B7C9BC" w:sz="4"/>
+              <w:right w:val="single" w:color="B7C9BC" w:sz="4"/>
+            </w:tcBorders>
+            <w:tcMar>
+              <w:top w:type="dxa" w:w="40"/>
+              <w:left w:type="dxa" w:w="100"/>
+              <w:bottom w:type="dxa" w:w="40"/>
+              <w:right w:type="dxa" w:w="100"/>
             </w:tcMar>
             <w:vAlign w:val="center"/>
           </w:tcPr>
@@ -2440,18 +3147,18 @@
         </w:tc>
         <w:tc>
           <w:tcPr>
-            <w:tcW w:type="dxa" w:w="3300"/>
-            <w:tcBorders>
-              <w:top w:val="single" w:color="B7C9BC" w:sz="4"/>
-              <w:left w:val="single" w:color="B7C9BC" w:sz="4"/>
-              <w:bottom w:val="single" w:color="B7C9BC" w:sz="4"/>
-              <w:right w:val="single" w:color="B7C9BC" w:sz="4"/>
-            </w:tcBorders>
-            <w:tcMar>
-              <w:top w:type="dxa" w:w="70"/>
-              <w:left w:type="dxa" w:w="110"/>
-              <w:bottom w:type="dxa" w:w="70"/>
-              <w:right w:type="dxa" w:w="110"/>
+            <w:tcW w:type="dxa" w:w="2900"/>
+            <w:tcBorders>
+              <w:top w:val="single" w:color="B7C9BC" w:sz="4"/>
+              <w:left w:val="single" w:color="B7C9BC" w:sz="4"/>
+              <w:bottom w:val="single" w:color="B7C9BC" w:sz="4"/>
+              <w:right w:val="single" w:color="B7C9BC" w:sz="4"/>
+            </w:tcBorders>
+            <w:tcMar>
+              <w:top w:type="dxa" w:w="40"/>
+              <w:left w:type="dxa" w:w="100"/>
+              <w:bottom w:type="dxa" w:w="40"/>
+              <w:right w:type="dxa" w:w="100"/>
             </w:tcMar>
             <w:vAlign w:val="center"/>
           </w:tcPr>
@@ -2466,24 +3173,24 @@
                 <w:sz w:val="20"/>
                 <w:szCs w:val="20"/>
               </w:rPr>
-              <w:t xml:space="preserve">Jumper Wires (M-M &amp; F-M)</w:t>
-            </w:r>
-          </w:p>
-        </w:tc>
-        <w:tc>
-          <w:tcPr>
-            <w:tcW w:type="dxa" w:w="3100"/>
-            <w:tcBorders>
-              <w:top w:val="single" w:color="B7C9BC" w:sz="4"/>
-              <w:left w:val="single" w:color="B7C9BC" w:sz="4"/>
-              <w:bottom w:val="single" w:color="B7C9BC" w:sz="4"/>
-              <w:right w:val="single" w:color="B7C9BC" w:sz="4"/>
-            </w:tcBorders>
-            <w:tcMar>
-              <w:top w:type="dxa" w:w="70"/>
-              <w:left w:type="dxa" w:w="110"/>
-              <w:bottom w:type="dxa" w:w="70"/>
-              <w:right w:type="dxa" w:w="110"/>
+              <w:t xml:space="preserve">Jumper wires</w:t>
+            </w:r>
+          </w:p>
+        </w:tc>
+        <w:tc>
+          <w:tcPr>
+            <w:tcW w:type="dxa" w:w="2700"/>
+            <w:tcBorders>
+              <w:top w:val="single" w:color="B7C9BC" w:sz="4"/>
+              <w:left w:val="single" w:color="B7C9BC" w:sz="4"/>
+              <w:bottom w:val="single" w:color="B7C9BC" w:sz="4"/>
+              <w:right w:val="single" w:color="B7C9BC" w:sz="4"/>
+            </w:tcBorders>
+            <w:tcMar>
+              <w:top w:type="dxa" w:w="40"/>
+              <w:left w:type="dxa" w:w="100"/>
+              <w:bottom w:type="dxa" w:w="40"/>
+              <w:right w:type="dxa" w:w="100"/>
             </w:tcMar>
             <w:vAlign w:val="center"/>
           </w:tcPr>
@@ -2500,27 +3207,9 @@
                 <w:szCs w:val="20"/>
                 <w:rtl/>
               </w:rPr>
-              <w:t xml:space="preserve">أسلاك توصيل (ذكر-ذكر وأنثى-ذكر)</w:t>
-            </w:r>
-          </w:p>
-        </w:tc>
-        <w:tc>
-          <w:tcPr>
-            <w:tcW w:type="dxa" w:w="3700"/>
-            <w:tcBorders>
-              <w:top w:val="single" w:color="B7C9BC" w:sz="4"/>
-              <w:left w:val="single" w:color="B7C9BC" w:sz="4"/>
-              <w:bottom w:val="single" w:color="B7C9BC" w:sz="4"/>
-              <w:right w:val="single" w:color="B7C9BC" w:sz="4"/>
-            </w:tcBorders>
-            <w:tcMar>
-              <w:top w:type="dxa" w:w="70"/>
-              <w:left w:type="dxa" w:w="110"/>
-              <w:bottom w:type="dxa" w:w="70"/>
-              <w:right w:type="dxa" w:w="110"/>
-            </w:tcMar>
-            <w:vAlign w:val="center"/>
-          </w:tcPr>
+              <w:t xml:space="preserve">أسلاك توصيل</w:t>
+            </w:r>
+          </w:p>
           <w:p>
             <w:pPr>
               <w:bidi/>
@@ -2530,8 +3219,9 @@
             <w:r>
               <w:rPr>
                 <w:rFonts w:ascii="Arial" w:cs="Arial" w:eastAsia="Arial" w:hAnsi="Arial"/>
-                <w:sz w:val="20"/>
-                <w:szCs w:val="20"/>
+                <w:color w:val="5F6F64"/>
+                <w:sz w:val="17"/>
+                <w:szCs w:val="17"/>
                 <w:rtl/>
               </w:rPr>
               <w:t xml:space="preserve">التوصيلات</w:t>
@@ -2540,89 +3230,167 @@
         </w:tc>
         <w:tc>
           <w:tcPr>
-            <w:tcW w:type="dxa" w:w="1500"/>
-            <w:tcBorders>
-              <w:top w:val="single" w:color="B7C9BC" w:sz="4"/>
-              <w:left w:val="single" w:color="B7C9BC" w:sz="4"/>
-              <w:bottom w:val="single" w:color="B7C9BC" w:sz="4"/>
-              <w:right w:val="single" w:color="B7C9BC" w:sz="4"/>
-            </w:tcBorders>
-            <w:tcMar>
-              <w:top w:type="dxa" w:w="70"/>
-              <w:left w:type="dxa" w:w="110"/>
-              <w:bottom w:type="dxa" w:w="70"/>
-              <w:right w:type="dxa" w:w="110"/>
-            </w:tcMar>
-            <w:vAlign w:val="center"/>
-          </w:tcPr>
-          <w:p>
-            <w:pPr>
-              <w:bidi/>
-              <w:spacing w:after="0" w:before="0"/>
-              <w:jc w:val="center"/>
-            </w:pPr>
-            <w:r>
-              <w:rPr>
-                <w:rFonts w:ascii="Arial" w:cs="Arial" w:eastAsia="Arial" w:hAnsi="Arial"/>
-                <w:sz w:val="20"/>
-                <w:szCs w:val="20"/>
-                <w:rtl/>
-              </w:rPr>
-              <w:t xml:space="preserve">1 طقم</w:t>
-            </w:r>
-          </w:p>
-        </w:tc>
-        <w:tc>
-          <w:tcPr>
-            <w:tcW w:type="dxa" w:w="2638"/>
-            <w:tcBorders>
-              <w:top w:val="single" w:color="B7C9BC" w:sz="4"/>
-              <w:left w:val="single" w:color="B7C9BC" w:sz="4"/>
-              <w:bottom w:val="single" w:color="B7C9BC" w:sz="4"/>
-              <w:right w:val="single" w:color="B7C9BC" w:sz="4"/>
-            </w:tcBorders>
-            <w:tcMar>
-              <w:top w:type="dxa" w:w="70"/>
-              <w:left w:type="dxa" w:w="110"/>
-              <w:bottom w:type="dxa" w:w="70"/>
-              <w:right w:type="dxa" w:w="110"/>
-            </w:tcMar>
-            <w:vAlign w:val="center"/>
-          </w:tcPr>
-          <w:p>
-            <w:pPr>
-              <w:spacing w:after="0" w:before="0"/>
-              <w:jc w:val="center"/>
+            <w:tcW w:type="dxa" w:w="3000"/>
+            <w:tcBorders>
+              <w:top w:val="single" w:color="B7C9BC" w:sz="4"/>
+              <w:left w:val="single" w:color="B7C9BC" w:sz="4"/>
+              <w:bottom w:val="single" w:color="B7C9BC" w:sz="4"/>
+              <w:right w:val="single" w:color="B7C9BC" w:sz="4"/>
+            </w:tcBorders>
+            <w:tcMar>
+              <w:top w:type="dxa" w:w="40"/>
+              <w:left w:type="dxa" w:w="100"/>
+              <w:bottom w:type="dxa" w:w="40"/>
+              <w:right w:type="dxa" w:w="100"/>
+            </w:tcMar>
+            <w:vAlign w:val="center"/>
+          </w:tcPr>
+          <w:p>
+            <w:pPr>
+              <w:spacing w:after="0" w:before="0"/>
+              <w:jc w:val="left"/>
             </w:pPr>
             <w:r>
               <w:rPr>
                 <w:rFonts w:ascii="Arial" w:cs="Arial" w:eastAsia="Arial" w:hAnsi="Arial"/>
                 <w:b/>
                 <w:bCs/>
+                <w:sz w:val="19"/>
+                <w:szCs w:val="19"/>
+              </w:rPr>
+              <w:t xml:space="preserve">Dupont 20 cm, 40 pcs M-M + 40 pcs F-M</w:t>
+            </w:r>
+          </w:p>
+        </w:tc>
+        <w:tc>
+          <w:tcPr>
+            <w:tcW w:type="dxa" w:w="1100"/>
+            <w:tcBorders>
+              <w:top w:val="single" w:color="B7C9BC" w:sz="4"/>
+              <w:left w:val="single" w:color="B7C9BC" w:sz="4"/>
+              <w:bottom w:val="single" w:color="B7C9BC" w:sz="4"/>
+              <w:right w:val="single" w:color="B7C9BC" w:sz="4"/>
+            </w:tcBorders>
+            <w:tcMar>
+              <w:top w:type="dxa" w:w="40"/>
+              <w:left w:type="dxa" w:w="100"/>
+              <w:bottom w:type="dxa" w:w="40"/>
+              <w:right w:type="dxa" w:w="100"/>
+            </w:tcMar>
+            <w:vAlign w:val="center"/>
+          </w:tcPr>
+          <w:p>
+            <w:pPr>
+              <w:bidi/>
+              <w:spacing w:after="0" w:before="0"/>
+              <w:jc w:val="center"/>
+            </w:pPr>
+            <w:r>
+              <w:rPr>
+                <w:rFonts w:ascii="Arial" w:cs="Arial" w:eastAsia="Arial" w:hAnsi="Arial"/>
+                <w:sz w:val="20"/>
+                <w:szCs w:val="20"/>
+                <w:rtl/>
+              </w:rPr>
+              <w:t xml:space="preserve">1 set</w:t>
+            </w:r>
+          </w:p>
+        </w:tc>
+        <w:tc>
+          <w:tcPr>
+            <w:tcW w:type="dxa" w:w="1300"/>
+            <w:tcBorders>
+              <w:top w:val="single" w:color="B7C9BC" w:sz="4"/>
+              <w:left w:val="single" w:color="B7C9BC" w:sz="4"/>
+              <w:bottom w:val="single" w:color="B7C9BC" w:sz="4"/>
+              <w:right w:val="single" w:color="B7C9BC" w:sz="4"/>
+            </w:tcBorders>
+            <w:tcMar>
+              <w:top w:type="dxa" w:w="40"/>
+              <w:left w:type="dxa" w:w="100"/>
+              <w:bottom w:type="dxa" w:w="40"/>
+              <w:right w:type="dxa" w:w="100"/>
+            </w:tcMar>
+            <w:vAlign w:val="center"/>
+          </w:tcPr>
+          <w:p>
+            <w:pPr>
+              <w:spacing w:after="0" w:before="0"/>
+              <w:jc w:val="center"/>
+            </w:pPr>
+            <w:r>
+              <w:rPr>
+                <w:rFonts w:ascii="Arial" w:cs="Arial" w:eastAsia="Arial" w:hAnsi="Arial"/>
+                <w:b/>
+                <w:bCs/>
                 <w:sz w:val="20"/>
                 <w:szCs w:val="20"/>
               </w:rPr>
               <w:t xml:space="preserve">10 – 15</w:t>
             </w:r>
+          </w:p>
+        </w:tc>
+        <w:tc>
+          <w:tcPr>
+            <w:tcW w:type="dxa" w:w="3338"/>
+            <w:tcBorders>
+              <w:top w:val="single" w:color="B7C9BC" w:sz="4"/>
+              <w:left w:val="single" w:color="B7C9BC" w:sz="4"/>
+              <w:bottom w:val="single" w:color="B7C9BC" w:sz="4"/>
+              <w:right w:val="single" w:color="B7C9BC" w:sz="4"/>
+            </w:tcBorders>
+            <w:tcMar>
+              <w:top w:type="dxa" w:w="40"/>
+              <w:left w:type="dxa" w:w="100"/>
+              <w:bottom w:type="dxa" w:w="40"/>
+              <w:right w:type="dxa" w:w="100"/>
+            </w:tcMar>
+            <w:vAlign w:val="center"/>
+          </w:tcPr>
+          <w:p>
+            <w:hyperlink w:history="1" r:id="rId1to3swdfnupthrcxhwpf5">
+              <w:r>
+                <w:rPr>
+                  <w:rStyle w:val="Hyperlink"/>
+                  <w:rFonts w:ascii="Arial" w:cs="Arial" w:eastAsia="Arial" w:hAnsi="Arial"/>
+                  <w:sz w:val="18"/>
+                  <w:szCs w:val="18"/>
+                </w:rPr>
+                <w:t xml:space="preserve">Amazon.sa</w:t>
+              </w:r>
+            </w:hyperlink>
+          </w:p>
+          <w:p>
+            <w:hyperlink w:history="1" r:id="rIdpy_9pq0dfpewadwzr6xcl">
+              <w:r>
+                <w:rPr>
+                  <w:rStyle w:val="Hyperlink"/>
+                  <w:rFonts w:ascii="Arial" w:cs="Arial" w:eastAsia="Arial" w:hAnsi="Arial"/>
+                  <w:sz w:val="18"/>
+                  <w:szCs w:val="18"/>
+                </w:rPr>
+                <w:t xml:space="preserve">AliExpress</w:t>
+              </w:r>
+            </w:hyperlink>
           </w:p>
         </w:tc>
       </w:tr>
       <w:tr>
         <w:tc>
           <w:tcPr>
-            <w:tcW w:type="dxa" w:w="600"/>
-            <w:tcBorders>
-              <w:top w:val="single" w:color="B7C9BC" w:sz="4"/>
-              <w:left w:val="single" w:color="B7C9BC" w:sz="4"/>
-              <w:bottom w:val="single" w:color="B7C9BC" w:sz="4"/>
-              <w:right w:val="single" w:color="B7C9BC" w:sz="4"/>
-            </w:tcBorders>
-            <w:shd w:fill="F5F9F5" w:color="auto" w:val="clear"/>
-            <w:tcMar>
-              <w:top w:type="dxa" w:w="70"/>
-              <w:left w:type="dxa" w:w="110"/>
-              <w:bottom w:type="dxa" w:w="70"/>
-              <w:right w:type="dxa" w:w="110"/>
+            <w:tcW w:type="dxa" w:w="500"/>
+            <w:tcBorders>
+              <w:top w:val="single" w:color="B7C9BC" w:sz="4"/>
+              <w:left w:val="single" w:color="B7C9BC" w:sz="4"/>
+              <w:bottom w:val="single" w:color="B7C9BC" w:sz="4"/>
+              <w:right w:val="single" w:color="B7C9BC" w:sz="4"/>
+            </w:tcBorders>
+            <w:shd w:fill="F5F9F5" w:color="auto" w:val="clear"/>
+            <w:tcMar>
+              <w:top w:type="dxa" w:w="40"/>
+              <w:left w:type="dxa" w:w="100"/>
+              <w:bottom w:type="dxa" w:w="40"/>
+              <w:right w:type="dxa" w:w="100"/>
             </w:tcMar>
             <w:vAlign w:val="center"/>
           </w:tcPr>
@@ -2643,19 +3411,19 @@
         </w:tc>
         <w:tc>
           <w:tcPr>
-            <w:tcW w:type="dxa" w:w="3300"/>
-            <w:tcBorders>
-              <w:top w:val="single" w:color="B7C9BC" w:sz="4"/>
-              <w:left w:val="single" w:color="B7C9BC" w:sz="4"/>
-              <w:bottom w:val="single" w:color="B7C9BC" w:sz="4"/>
-              <w:right w:val="single" w:color="B7C9BC" w:sz="4"/>
-            </w:tcBorders>
-            <w:shd w:fill="F5F9F5" w:color="auto" w:val="clear"/>
-            <w:tcMar>
-              <w:top w:type="dxa" w:w="70"/>
-              <w:left w:type="dxa" w:w="110"/>
-              <w:bottom w:type="dxa" w:w="70"/>
-              <w:right w:type="dxa" w:w="110"/>
+            <w:tcW w:type="dxa" w:w="2900"/>
+            <w:tcBorders>
+              <w:top w:val="single" w:color="B7C9BC" w:sz="4"/>
+              <w:left w:val="single" w:color="B7C9BC" w:sz="4"/>
+              <w:bottom w:val="single" w:color="B7C9BC" w:sz="4"/>
+              <w:right w:val="single" w:color="B7C9BC" w:sz="4"/>
+            </w:tcBorders>
+            <w:shd w:fill="F5F9F5" w:color="auto" w:val="clear"/>
+            <w:tcMar>
+              <w:top w:type="dxa" w:w="40"/>
+              <w:left w:type="dxa" w:w="100"/>
+              <w:bottom w:type="dxa" w:w="40"/>
+              <w:right w:type="dxa" w:w="100"/>
             </w:tcMar>
             <w:vAlign w:val="center"/>
           </w:tcPr>
@@ -2670,25 +3438,25 @@
                 <w:sz w:val="20"/>
                 <w:szCs w:val="20"/>
               </w:rPr>
-              <w:t xml:space="preserve">5V USB Power Bank (5,000–10,000 mAh)</w:t>
-            </w:r>
-          </w:p>
-        </w:tc>
-        <w:tc>
-          <w:tcPr>
-            <w:tcW w:type="dxa" w:w="3100"/>
-            <w:tcBorders>
-              <w:top w:val="single" w:color="B7C9BC" w:sz="4"/>
-              <w:left w:val="single" w:color="B7C9BC" w:sz="4"/>
-              <w:bottom w:val="single" w:color="B7C9BC" w:sz="4"/>
-              <w:right w:val="single" w:color="B7C9BC" w:sz="4"/>
-            </w:tcBorders>
-            <w:shd w:fill="F5F9F5" w:color="auto" w:val="clear"/>
-            <w:tcMar>
-              <w:top w:type="dxa" w:w="70"/>
-              <w:left w:type="dxa" w:w="110"/>
-              <w:bottom w:type="dxa" w:w="70"/>
-              <w:right w:type="dxa" w:w="110"/>
+              <w:t xml:space="preserve">USB power bank 5 V</w:t>
+            </w:r>
+          </w:p>
+        </w:tc>
+        <w:tc>
+          <w:tcPr>
+            <w:tcW w:type="dxa" w:w="2700"/>
+            <w:tcBorders>
+              <w:top w:val="single" w:color="B7C9BC" w:sz="4"/>
+              <w:left w:val="single" w:color="B7C9BC" w:sz="4"/>
+              <w:bottom w:val="single" w:color="B7C9BC" w:sz="4"/>
+              <w:right w:val="single" w:color="B7C9BC" w:sz="4"/>
+            </w:tcBorders>
+            <w:shd w:fill="F5F9F5" w:color="auto" w:val="clear"/>
+            <w:tcMar>
+              <w:top w:type="dxa" w:w="40"/>
+              <w:left w:type="dxa" w:w="100"/>
+              <w:bottom w:type="dxa" w:w="40"/>
+              <w:right w:type="dxa" w:w="100"/>
             </w:tcMar>
             <w:vAlign w:val="center"/>
           </w:tcPr>
@@ -2708,25 +3476,6 @@
               <w:t xml:space="preserve">باور بانك 5 فولت</w:t>
             </w:r>
           </w:p>
-        </w:tc>
-        <w:tc>
-          <w:tcPr>
-            <w:tcW w:type="dxa" w:w="3700"/>
-            <w:tcBorders>
-              <w:top w:val="single" w:color="B7C9BC" w:sz="4"/>
-              <w:left w:val="single" w:color="B7C9BC" w:sz="4"/>
-              <w:bottom w:val="single" w:color="B7C9BC" w:sz="4"/>
-              <w:right w:val="single" w:color="B7C9BC" w:sz="4"/>
-            </w:tcBorders>
-            <w:shd w:fill="F5F9F5" w:color="auto" w:val="clear"/>
-            <w:tcMar>
-              <w:top w:type="dxa" w:w="70"/>
-              <w:left w:type="dxa" w:w="110"/>
-              <w:bottom w:type="dxa" w:w="70"/>
-              <w:right w:type="dxa" w:w="110"/>
-            </w:tcMar>
-            <w:vAlign w:val="center"/>
-          </w:tcPr>
           <w:p>
             <w:pPr>
               <w:bidi/>
@@ -2736,100 +3485,181 @@
             <w:r>
               <w:rPr>
                 <w:rFonts w:ascii="Arial" w:cs="Arial" w:eastAsia="Arial" w:hAnsi="Arial"/>
-                <w:sz w:val="20"/>
-                <w:szCs w:val="20"/>
-                <w:rtl/>
-              </w:rPr>
-              <w:t xml:space="preserve">مصدر الطاقة للمشروع</w:t>
-            </w:r>
-          </w:p>
-        </w:tc>
-        <w:tc>
-          <w:tcPr>
-            <w:tcW w:type="dxa" w:w="1500"/>
-            <w:tcBorders>
-              <w:top w:val="single" w:color="B7C9BC" w:sz="4"/>
-              <w:left w:val="single" w:color="B7C9BC" w:sz="4"/>
-              <w:bottom w:val="single" w:color="B7C9BC" w:sz="4"/>
-              <w:right w:val="single" w:color="B7C9BC" w:sz="4"/>
-            </w:tcBorders>
-            <w:shd w:fill="F5F9F5" w:color="auto" w:val="clear"/>
-            <w:tcMar>
-              <w:top w:type="dxa" w:w="70"/>
-              <w:left w:type="dxa" w:w="110"/>
-              <w:bottom w:type="dxa" w:w="70"/>
-              <w:right w:type="dxa" w:w="110"/>
-            </w:tcMar>
-            <w:vAlign w:val="center"/>
-          </w:tcPr>
-          <w:p>
-            <w:pPr>
-              <w:bidi/>
-              <w:spacing w:after="0" w:before="0"/>
-              <w:jc w:val="center"/>
-            </w:pPr>
-            <w:r>
-              <w:rPr>
-                <w:rFonts w:ascii="Arial" w:cs="Arial" w:eastAsia="Arial" w:hAnsi="Arial"/>
-                <w:sz w:val="20"/>
-                <w:szCs w:val="20"/>
-                <w:rtl/>
-              </w:rPr>
-              <w:t xml:space="preserve">1</w:t>
-            </w:r>
-          </w:p>
-        </w:tc>
-        <w:tc>
-          <w:tcPr>
-            <w:tcW w:type="dxa" w:w="2638"/>
-            <w:tcBorders>
-              <w:top w:val="single" w:color="B7C9BC" w:sz="4"/>
-              <w:left w:val="single" w:color="B7C9BC" w:sz="4"/>
-              <w:bottom w:val="single" w:color="B7C9BC" w:sz="4"/>
-              <w:right w:val="single" w:color="B7C9BC" w:sz="4"/>
-            </w:tcBorders>
-            <w:shd w:fill="F5F9F5" w:color="auto" w:val="clear"/>
-            <w:tcMar>
-              <w:top w:type="dxa" w:w="70"/>
-              <w:left w:type="dxa" w:w="110"/>
-              <w:bottom w:type="dxa" w:w="70"/>
-              <w:right w:type="dxa" w:w="110"/>
-            </w:tcMar>
-            <w:vAlign w:val="center"/>
-          </w:tcPr>
-          <w:p>
-            <w:pPr>
-              <w:spacing w:after="0" w:before="0"/>
-              <w:jc w:val="center"/>
+                <w:color w:val="5F6F64"/>
+                <w:sz w:val="17"/>
+                <w:szCs w:val="17"/>
+                <w:rtl/>
+              </w:rPr>
+              <w:t xml:space="preserve">مصدر الطاقة</w:t>
+            </w:r>
+          </w:p>
+        </w:tc>
+        <w:tc>
+          <w:tcPr>
+            <w:tcW w:type="dxa" w:w="3000"/>
+            <w:tcBorders>
+              <w:top w:val="single" w:color="B7C9BC" w:sz="4"/>
+              <w:left w:val="single" w:color="B7C9BC" w:sz="4"/>
+              <w:bottom w:val="single" w:color="B7C9BC" w:sz="4"/>
+              <w:right w:val="single" w:color="B7C9BC" w:sz="4"/>
+            </w:tcBorders>
+            <w:shd w:fill="F5F9F5" w:color="auto" w:val="clear"/>
+            <w:tcMar>
+              <w:top w:type="dxa" w:w="40"/>
+              <w:left w:type="dxa" w:w="100"/>
+              <w:bottom w:type="dxa" w:w="40"/>
+              <w:right w:type="dxa" w:w="100"/>
+            </w:tcMar>
+            <w:vAlign w:val="center"/>
+          </w:tcPr>
+          <w:p>
+            <w:pPr>
+              <w:spacing w:after="0" w:before="0"/>
+              <w:jc w:val="left"/>
             </w:pPr>
             <w:r>
               <w:rPr>
                 <w:rFonts w:ascii="Arial" w:cs="Arial" w:eastAsia="Arial" w:hAnsi="Arial"/>
                 <w:b/>
                 <w:bCs/>
+                <w:sz w:val="19"/>
+                <w:szCs w:val="19"/>
+              </w:rPr>
+              <w:t xml:space="preserve">10,000 mAh, 5 V USB-A, low-current / always-on mode</w:t>
+            </w:r>
+          </w:p>
+        </w:tc>
+        <w:tc>
+          <w:tcPr>
+            <w:tcW w:type="dxa" w:w="1100"/>
+            <w:tcBorders>
+              <w:top w:val="single" w:color="B7C9BC" w:sz="4"/>
+              <w:left w:val="single" w:color="B7C9BC" w:sz="4"/>
+              <w:bottom w:val="single" w:color="B7C9BC" w:sz="4"/>
+              <w:right w:val="single" w:color="B7C9BC" w:sz="4"/>
+            </w:tcBorders>
+            <w:shd w:fill="F5F9F5" w:color="auto" w:val="clear"/>
+            <w:tcMar>
+              <w:top w:type="dxa" w:w="40"/>
+              <w:left w:type="dxa" w:w="100"/>
+              <w:bottom w:type="dxa" w:w="40"/>
+              <w:right w:type="dxa" w:w="100"/>
+            </w:tcMar>
+            <w:vAlign w:val="center"/>
+          </w:tcPr>
+          <w:p>
+            <w:pPr>
+              <w:bidi/>
+              <w:spacing w:after="0" w:before="0"/>
+              <w:jc w:val="center"/>
+            </w:pPr>
+            <w:r>
+              <w:rPr>
+                <w:rFonts w:ascii="Arial" w:cs="Arial" w:eastAsia="Arial" w:hAnsi="Arial"/>
+                <w:sz w:val="20"/>
+                <w:szCs w:val="20"/>
+                <w:rtl/>
+              </w:rPr>
+              <w:t xml:space="preserve">1</w:t>
+            </w:r>
+          </w:p>
+        </w:tc>
+        <w:tc>
+          <w:tcPr>
+            <w:tcW w:type="dxa" w:w="1300"/>
+            <w:tcBorders>
+              <w:top w:val="single" w:color="B7C9BC" w:sz="4"/>
+              <w:left w:val="single" w:color="B7C9BC" w:sz="4"/>
+              <w:bottom w:val="single" w:color="B7C9BC" w:sz="4"/>
+              <w:right w:val="single" w:color="B7C9BC" w:sz="4"/>
+            </w:tcBorders>
+            <w:shd w:fill="F5F9F5" w:color="auto" w:val="clear"/>
+            <w:tcMar>
+              <w:top w:type="dxa" w:w="40"/>
+              <w:left w:type="dxa" w:w="100"/>
+              <w:bottom w:type="dxa" w:w="40"/>
+              <w:right w:type="dxa" w:w="100"/>
+            </w:tcMar>
+            <w:vAlign w:val="center"/>
+          </w:tcPr>
+          <w:p>
+            <w:pPr>
+              <w:spacing w:after="0" w:before="0"/>
+              <w:jc w:val="center"/>
+            </w:pPr>
+            <w:r>
+              <w:rPr>
+                <w:rFonts w:ascii="Arial" w:cs="Arial" w:eastAsia="Arial" w:hAnsi="Arial"/>
+                <w:b/>
+                <w:bCs/>
                 <w:sz w:val="20"/>
                 <w:szCs w:val="20"/>
               </w:rPr>
               <w:t xml:space="preserve">40 – 60</w:t>
             </w:r>
+          </w:p>
+        </w:tc>
+        <w:tc>
+          <w:tcPr>
+            <w:tcW w:type="dxa" w:w="3338"/>
+            <w:tcBorders>
+              <w:top w:val="single" w:color="B7C9BC" w:sz="4"/>
+              <w:left w:val="single" w:color="B7C9BC" w:sz="4"/>
+              <w:bottom w:val="single" w:color="B7C9BC" w:sz="4"/>
+              <w:right w:val="single" w:color="B7C9BC" w:sz="4"/>
+            </w:tcBorders>
+            <w:shd w:fill="F5F9F5" w:color="auto" w:val="clear"/>
+            <w:tcMar>
+              <w:top w:type="dxa" w:w="40"/>
+              <w:left w:type="dxa" w:w="100"/>
+              <w:bottom w:type="dxa" w:w="40"/>
+              <w:right w:type="dxa" w:w="100"/>
+            </w:tcMar>
+            <w:vAlign w:val="center"/>
+          </w:tcPr>
+          <w:p>
+            <w:hyperlink w:history="1" r:id="rIdsfjiidumvika8k2sfrudc">
+              <w:r>
+                <w:rPr>
+                  <w:rStyle w:val="Hyperlink"/>
+                  <w:rFonts w:ascii="Arial" w:cs="Arial" w:eastAsia="Arial" w:hAnsi="Arial"/>
+                  <w:sz w:val="18"/>
+                  <w:szCs w:val="18"/>
+                </w:rPr>
+                <w:t xml:space="preserve">Amazon.sa</w:t>
+              </w:r>
+            </w:hyperlink>
+          </w:p>
+          <w:p>
+            <w:hyperlink w:history="1" r:id="rIdc3hth-gcsf_-5uex4wqfo">
+              <w:r>
+                <w:rPr>
+                  <w:rStyle w:val="Hyperlink"/>
+                  <w:rFonts w:ascii="Arial" w:cs="Arial" w:eastAsia="Arial" w:hAnsi="Arial"/>
+                  <w:sz w:val="18"/>
+                  <w:szCs w:val="18"/>
+                </w:rPr>
+                <w:t xml:space="preserve">AliExpress</w:t>
+              </w:r>
+            </w:hyperlink>
           </w:p>
         </w:tc>
       </w:tr>
       <w:tr>
         <w:tc>
           <w:tcPr>
-            <w:tcW w:type="dxa" w:w="600"/>
-            <w:tcBorders>
-              <w:top w:val="single" w:color="B7C9BC" w:sz="4"/>
-              <w:left w:val="single" w:color="B7C9BC" w:sz="4"/>
-              <w:bottom w:val="single" w:color="B7C9BC" w:sz="4"/>
-              <w:right w:val="single" w:color="B7C9BC" w:sz="4"/>
-            </w:tcBorders>
-            <w:tcMar>
-              <w:top w:type="dxa" w:w="70"/>
-              <w:left w:type="dxa" w:w="110"/>
-              <w:bottom w:type="dxa" w:w="70"/>
-              <w:right w:type="dxa" w:w="110"/>
+            <w:tcW w:type="dxa" w:w="500"/>
+            <w:tcBorders>
+              <w:top w:val="single" w:color="B7C9BC" w:sz="4"/>
+              <w:left w:val="single" w:color="B7C9BC" w:sz="4"/>
+              <w:bottom w:val="single" w:color="B7C9BC" w:sz="4"/>
+              <w:right w:val="single" w:color="B7C9BC" w:sz="4"/>
+            </w:tcBorders>
+            <w:tcMar>
+              <w:top w:type="dxa" w:w="40"/>
+              <w:left w:type="dxa" w:w="100"/>
+              <w:bottom w:type="dxa" w:w="40"/>
+              <w:right w:type="dxa" w:w="100"/>
             </w:tcMar>
             <w:vAlign w:val="center"/>
           </w:tcPr>
@@ -2850,18 +3680,18 @@
         </w:tc>
         <w:tc>
           <w:tcPr>
-            <w:tcW w:type="dxa" w:w="3300"/>
-            <w:tcBorders>
-              <w:top w:val="single" w:color="B7C9BC" w:sz="4"/>
-              <w:left w:val="single" w:color="B7C9BC" w:sz="4"/>
-              <w:bottom w:val="single" w:color="B7C9BC" w:sz="4"/>
-              <w:right w:val="single" w:color="B7C9BC" w:sz="4"/>
-            </w:tcBorders>
-            <w:tcMar>
-              <w:top w:type="dxa" w:w="70"/>
-              <w:left w:type="dxa" w:w="110"/>
-              <w:bottom w:type="dxa" w:w="70"/>
-              <w:right w:type="dxa" w:w="110"/>
+            <w:tcW w:type="dxa" w:w="2900"/>
+            <w:tcBorders>
+              <w:top w:val="single" w:color="B7C9BC" w:sz="4"/>
+              <w:left w:val="single" w:color="B7C9BC" w:sz="4"/>
+              <w:bottom w:val="single" w:color="B7C9BC" w:sz="4"/>
+              <w:right w:val="single" w:color="B7C9BC" w:sz="4"/>
+            </w:tcBorders>
+            <w:tcMar>
+              <w:top w:type="dxa" w:w="40"/>
+              <w:left w:type="dxa" w:w="100"/>
+              <w:bottom w:type="dxa" w:w="40"/>
+              <w:right w:type="dxa" w:w="100"/>
             </w:tcMar>
             <w:vAlign w:val="center"/>
           </w:tcPr>
@@ -2876,24 +3706,24 @@
                 <w:sz w:val="20"/>
                 <w:szCs w:val="20"/>
               </w:rPr>
-              <w:t xml:space="preserve">Small Plastic Enclosure Box</w:t>
-            </w:r>
-          </w:p>
-        </w:tc>
-        <w:tc>
-          <w:tcPr>
-            <w:tcW w:type="dxa" w:w="3100"/>
-            <w:tcBorders>
-              <w:top w:val="single" w:color="B7C9BC" w:sz="4"/>
-              <w:left w:val="single" w:color="B7C9BC" w:sz="4"/>
-              <w:bottom w:val="single" w:color="B7C9BC" w:sz="4"/>
-              <w:right w:val="single" w:color="B7C9BC" w:sz="4"/>
-            </w:tcBorders>
-            <w:tcMar>
-              <w:top w:type="dxa" w:w="70"/>
-              <w:left w:type="dxa" w:w="110"/>
-              <w:bottom w:type="dxa" w:w="70"/>
-              <w:right w:type="dxa" w:w="110"/>
+              <w:t xml:space="preserve">Plastic enclosure box</w:t>
+            </w:r>
+          </w:p>
+        </w:tc>
+        <w:tc>
+          <w:tcPr>
+            <w:tcW w:type="dxa" w:w="2700"/>
+            <w:tcBorders>
+              <w:top w:val="single" w:color="B7C9BC" w:sz="4"/>
+              <w:left w:val="single" w:color="B7C9BC" w:sz="4"/>
+              <w:bottom w:val="single" w:color="B7C9BC" w:sz="4"/>
+              <w:right w:val="single" w:color="B7C9BC" w:sz="4"/>
+            </w:tcBorders>
+            <w:tcMar>
+              <w:top w:type="dxa" w:w="40"/>
+              <w:left w:type="dxa" w:w="100"/>
+              <w:bottom w:type="dxa" w:w="40"/>
+              <w:right w:type="dxa" w:w="100"/>
             </w:tcMar>
             <w:vAlign w:val="center"/>
           </w:tcPr>
@@ -2910,27 +3740,9 @@
                 <w:szCs w:val="20"/>
                 <w:rtl/>
               </w:rPr>
-              <w:t xml:space="preserve">علبة بلاستيكية صغيرة</w:t>
-            </w:r>
-          </w:p>
-        </w:tc>
-        <w:tc>
-          <w:tcPr>
-            <w:tcW w:type="dxa" w:w="3700"/>
-            <w:tcBorders>
-              <w:top w:val="single" w:color="B7C9BC" w:sz="4"/>
-              <w:left w:val="single" w:color="B7C9BC" w:sz="4"/>
-              <w:bottom w:val="single" w:color="B7C9BC" w:sz="4"/>
-              <w:right w:val="single" w:color="B7C9BC" w:sz="4"/>
-            </w:tcBorders>
-            <w:tcMar>
-              <w:top w:type="dxa" w:w="70"/>
-              <w:left w:type="dxa" w:w="110"/>
-              <w:bottom w:type="dxa" w:w="70"/>
-              <w:right w:type="dxa" w:w="110"/>
-            </w:tcMar>
-            <w:vAlign w:val="center"/>
-          </w:tcPr>
+              <w:t xml:space="preserve">علبة بلاستيكية</w:t>
+            </w:r>
+          </w:p>
           <w:p>
             <w:pPr>
               <w:bidi/>
@@ -2940,99 +3752,178 @@
             <w:r>
               <w:rPr>
                 <w:rFonts w:ascii="Arial" w:cs="Arial" w:eastAsia="Arial" w:hAnsi="Arial"/>
-                <w:sz w:val="20"/>
-                <w:szCs w:val="20"/>
-                <w:rtl/>
-              </w:rPr>
-              <w:t xml:space="preserve">حماية القطع الإلكترونية</w:t>
-            </w:r>
-          </w:p>
-        </w:tc>
-        <w:tc>
-          <w:tcPr>
-            <w:tcW w:type="dxa" w:w="1500"/>
-            <w:tcBorders>
-              <w:top w:val="single" w:color="B7C9BC" w:sz="4"/>
-              <w:left w:val="single" w:color="B7C9BC" w:sz="4"/>
-              <w:bottom w:val="single" w:color="B7C9BC" w:sz="4"/>
-              <w:right w:val="single" w:color="B7C9BC" w:sz="4"/>
-            </w:tcBorders>
-            <w:tcMar>
-              <w:top w:type="dxa" w:w="70"/>
-              <w:left w:type="dxa" w:w="110"/>
-              <w:bottom w:type="dxa" w:w="70"/>
-              <w:right w:type="dxa" w:w="110"/>
-            </w:tcMar>
-            <w:vAlign w:val="center"/>
-          </w:tcPr>
-          <w:p>
-            <w:pPr>
-              <w:bidi/>
-              <w:spacing w:after="0" w:before="0"/>
-              <w:jc w:val="center"/>
-            </w:pPr>
-            <w:r>
-              <w:rPr>
-                <w:rFonts w:ascii="Arial" w:cs="Arial" w:eastAsia="Arial" w:hAnsi="Arial"/>
-                <w:sz w:val="20"/>
-                <w:szCs w:val="20"/>
-                <w:rtl/>
-              </w:rPr>
-              <w:t xml:space="preserve">1</w:t>
-            </w:r>
-          </w:p>
-        </w:tc>
-        <w:tc>
-          <w:tcPr>
-            <w:tcW w:type="dxa" w:w="2638"/>
-            <w:tcBorders>
-              <w:top w:val="single" w:color="B7C9BC" w:sz="4"/>
-              <w:left w:val="single" w:color="B7C9BC" w:sz="4"/>
-              <w:bottom w:val="single" w:color="B7C9BC" w:sz="4"/>
-              <w:right w:val="single" w:color="B7C9BC" w:sz="4"/>
-            </w:tcBorders>
-            <w:tcMar>
-              <w:top w:type="dxa" w:w="70"/>
-              <w:left w:type="dxa" w:w="110"/>
-              <w:bottom w:type="dxa" w:w="70"/>
-              <w:right w:type="dxa" w:w="110"/>
-            </w:tcMar>
-            <w:vAlign w:val="center"/>
-          </w:tcPr>
-          <w:p>
-            <w:pPr>
-              <w:spacing w:after="0" w:before="0"/>
-              <w:jc w:val="center"/>
+                <w:color w:val="5F6F64"/>
+                <w:sz w:val="17"/>
+                <w:szCs w:val="17"/>
+                <w:rtl/>
+              </w:rPr>
+              <w:t xml:space="preserve">حماية القطع</w:t>
+            </w:r>
+          </w:p>
+        </w:tc>
+        <w:tc>
+          <w:tcPr>
+            <w:tcW w:type="dxa" w:w="3000"/>
+            <w:tcBorders>
+              <w:top w:val="single" w:color="B7C9BC" w:sz="4"/>
+              <w:left w:val="single" w:color="B7C9BC" w:sz="4"/>
+              <w:bottom w:val="single" w:color="B7C9BC" w:sz="4"/>
+              <w:right w:val="single" w:color="B7C9BC" w:sz="4"/>
+            </w:tcBorders>
+            <w:tcMar>
+              <w:top w:type="dxa" w:w="40"/>
+              <w:left w:type="dxa" w:w="100"/>
+              <w:bottom w:type="dxa" w:w="40"/>
+              <w:right w:type="dxa" w:w="100"/>
+            </w:tcMar>
+            <w:vAlign w:val="center"/>
+          </w:tcPr>
+          <w:p>
+            <w:pPr>
+              <w:spacing w:after="0" w:before="0"/>
+              <w:jc w:val="left"/>
             </w:pPr>
             <w:r>
               <w:rPr>
                 <w:rFonts w:ascii="Arial" w:cs="Arial" w:eastAsia="Arial" w:hAnsi="Arial"/>
                 <w:b/>
                 <w:bCs/>
+                <w:sz w:val="19"/>
+                <w:szCs w:val="19"/>
+              </w:rPr>
+              <w:t xml:space="preserve">ABS project box ≈ 100×68×40 mm</w:t>
+            </w:r>
+          </w:p>
+        </w:tc>
+        <w:tc>
+          <w:tcPr>
+            <w:tcW w:type="dxa" w:w="1100"/>
+            <w:tcBorders>
+              <w:top w:val="single" w:color="B7C9BC" w:sz="4"/>
+              <w:left w:val="single" w:color="B7C9BC" w:sz="4"/>
+              <w:bottom w:val="single" w:color="B7C9BC" w:sz="4"/>
+              <w:right w:val="single" w:color="B7C9BC" w:sz="4"/>
+            </w:tcBorders>
+            <w:tcMar>
+              <w:top w:type="dxa" w:w="40"/>
+              <w:left w:type="dxa" w:w="100"/>
+              <w:bottom w:type="dxa" w:w="40"/>
+              <w:right w:type="dxa" w:w="100"/>
+            </w:tcMar>
+            <w:vAlign w:val="center"/>
+          </w:tcPr>
+          <w:p>
+            <w:pPr>
+              <w:bidi/>
+              <w:spacing w:after="0" w:before="0"/>
+              <w:jc w:val="center"/>
+            </w:pPr>
+            <w:r>
+              <w:rPr>
+                <w:rFonts w:ascii="Arial" w:cs="Arial" w:eastAsia="Arial" w:hAnsi="Arial"/>
+                <w:sz w:val="20"/>
+                <w:szCs w:val="20"/>
+                <w:rtl/>
+              </w:rPr>
+              <w:t xml:space="preserve">1</w:t>
+            </w:r>
+          </w:p>
+        </w:tc>
+        <w:tc>
+          <w:tcPr>
+            <w:tcW w:type="dxa" w:w="1300"/>
+            <w:tcBorders>
+              <w:top w:val="single" w:color="B7C9BC" w:sz="4"/>
+              <w:left w:val="single" w:color="B7C9BC" w:sz="4"/>
+              <w:bottom w:val="single" w:color="B7C9BC" w:sz="4"/>
+              <w:right w:val="single" w:color="B7C9BC" w:sz="4"/>
+            </w:tcBorders>
+            <w:tcMar>
+              <w:top w:type="dxa" w:w="40"/>
+              <w:left w:type="dxa" w:w="100"/>
+              <w:bottom w:type="dxa" w:w="40"/>
+              <w:right w:type="dxa" w:w="100"/>
+            </w:tcMar>
+            <w:vAlign w:val="center"/>
+          </w:tcPr>
+          <w:p>
+            <w:pPr>
+              <w:spacing w:after="0" w:before="0"/>
+              <w:jc w:val="center"/>
+            </w:pPr>
+            <w:r>
+              <w:rPr>
+                <w:rFonts w:ascii="Arial" w:cs="Arial" w:eastAsia="Arial" w:hAnsi="Arial"/>
+                <w:b/>
+                <w:bCs/>
                 <w:sz w:val="20"/>
                 <w:szCs w:val="20"/>
               </w:rPr>
               <w:t xml:space="preserve">10 – 30</w:t>
             </w:r>
+          </w:p>
+        </w:tc>
+        <w:tc>
+          <w:tcPr>
+            <w:tcW w:type="dxa" w:w="3338"/>
+            <w:tcBorders>
+              <w:top w:val="single" w:color="B7C9BC" w:sz="4"/>
+              <w:left w:val="single" w:color="B7C9BC" w:sz="4"/>
+              <w:bottom w:val="single" w:color="B7C9BC" w:sz="4"/>
+              <w:right w:val="single" w:color="B7C9BC" w:sz="4"/>
+            </w:tcBorders>
+            <w:tcMar>
+              <w:top w:type="dxa" w:w="40"/>
+              <w:left w:type="dxa" w:w="100"/>
+              <w:bottom w:type="dxa" w:w="40"/>
+              <w:right w:type="dxa" w:w="100"/>
+            </w:tcMar>
+            <w:vAlign w:val="center"/>
+          </w:tcPr>
+          <w:p>
+            <w:hyperlink w:history="1" r:id="rIddpmg_n48joroqbpblkphn">
+              <w:r>
+                <w:rPr>
+                  <w:rStyle w:val="Hyperlink"/>
+                  <w:rFonts w:ascii="Arial" w:cs="Arial" w:eastAsia="Arial" w:hAnsi="Arial"/>
+                  <w:sz w:val="18"/>
+                  <w:szCs w:val="18"/>
+                </w:rPr>
+                <w:t xml:space="preserve">Amazon.sa</w:t>
+              </w:r>
+            </w:hyperlink>
+          </w:p>
+          <w:p>
+            <w:hyperlink w:history="1" r:id="rIdlk_pqbhozxxvlwmtr7iaa">
+              <w:r>
+                <w:rPr>
+                  <w:rStyle w:val="Hyperlink"/>
+                  <w:rFonts w:ascii="Arial" w:cs="Arial" w:eastAsia="Arial" w:hAnsi="Arial"/>
+                  <w:sz w:val="18"/>
+                  <w:szCs w:val="18"/>
+                </w:rPr>
+                <w:t xml:space="preserve">AliExpress</w:t>
+              </w:r>
+            </w:hyperlink>
           </w:p>
         </w:tc>
       </w:tr>
       <w:tr>
         <w:tc>
           <w:tcPr>
-            <w:tcW w:type="dxa" w:w="600"/>
-            <w:tcBorders>
-              <w:top w:val="single" w:color="B7C9BC" w:sz="4"/>
-              <w:left w:val="single" w:color="B7C9BC" w:sz="4"/>
-              <w:bottom w:val="single" w:color="B7C9BC" w:sz="4"/>
-              <w:right w:val="single" w:color="B7C9BC" w:sz="4"/>
-            </w:tcBorders>
-            <w:shd w:fill="F5F9F5" w:color="auto" w:val="clear"/>
-            <w:tcMar>
-              <w:top w:type="dxa" w:w="70"/>
-              <w:left w:type="dxa" w:w="110"/>
-              <w:bottom w:type="dxa" w:w="70"/>
-              <w:right w:type="dxa" w:w="110"/>
+            <w:tcW w:type="dxa" w:w="500"/>
+            <w:tcBorders>
+              <w:top w:val="single" w:color="B7C9BC" w:sz="4"/>
+              <w:left w:val="single" w:color="B7C9BC" w:sz="4"/>
+              <w:bottom w:val="single" w:color="B7C9BC" w:sz="4"/>
+              <w:right w:val="single" w:color="B7C9BC" w:sz="4"/>
+            </w:tcBorders>
+            <w:shd w:fill="F5F9F5" w:color="auto" w:val="clear"/>
+            <w:tcMar>
+              <w:top w:type="dxa" w:w="40"/>
+              <w:left w:type="dxa" w:w="100"/>
+              <w:bottom w:type="dxa" w:w="40"/>
+              <w:right w:type="dxa" w:w="100"/>
             </w:tcMar>
             <w:vAlign w:val="center"/>
           </w:tcPr>
@@ -3053,19 +3944,19 @@
         </w:tc>
         <w:tc>
           <w:tcPr>
-            <w:tcW w:type="dxa" w:w="3300"/>
-            <w:tcBorders>
-              <w:top w:val="single" w:color="B7C9BC" w:sz="4"/>
-              <w:left w:val="single" w:color="B7C9BC" w:sz="4"/>
-              <w:bottom w:val="single" w:color="B7C9BC" w:sz="4"/>
-              <w:right w:val="single" w:color="B7C9BC" w:sz="4"/>
-            </w:tcBorders>
-            <w:shd w:fill="F5F9F5" w:color="auto" w:val="clear"/>
-            <w:tcMar>
-              <w:top w:type="dxa" w:w="70"/>
-              <w:left w:type="dxa" w:w="110"/>
-              <w:bottom w:type="dxa" w:w="70"/>
-              <w:right w:type="dxa" w:w="110"/>
+            <w:tcW w:type="dxa" w:w="2900"/>
+            <w:tcBorders>
+              <w:top w:val="single" w:color="B7C9BC" w:sz="4"/>
+              <w:left w:val="single" w:color="B7C9BC" w:sz="4"/>
+              <w:bottom w:val="single" w:color="B7C9BC" w:sz="4"/>
+              <w:right w:val="single" w:color="B7C9BC" w:sz="4"/>
+            </w:tcBorders>
+            <w:shd w:fill="F5F9F5" w:color="auto" w:val="clear"/>
+            <w:tcMar>
+              <w:top w:type="dxa" w:w="40"/>
+              <w:left w:type="dxa" w:w="100"/>
+              <w:bottom w:type="dxa" w:w="40"/>
+              <w:right w:type="dxa" w:w="100"/>
             </w:tcMar>
             <w:vAlign w:val="center"/>
           </w:tcPr>
@@ -3080,25 +3971,25 @@
                 <w:sz w:val="20"/>
                 <w:szCs w:val="20"/>
               </w:rPr>
-              <w:t xml:space="preserve">Small Potted Plant</w:t>
-            </w:r>
-          </w:p>
-        </w:tc>
-        <w:tc>
-          <w:tcPr>
-            <w:tcW w:type="dxa" w:w="3100"/>
-            <w:tcBorders>
-              <w:top w:val="single" w:color="B7C9BC" w:sz="4"/>
-              <w:left w:val="single" w:color="B7C9BC" w:sz="4"/>
-              <w:bottom w:val="single" w:color="B7C9BC" w:sz="4"/>
-              <w:right w:val="single" w:color="B7C9BC" w:sz="4"/>
-            </w:tcBorders>
-            <w:shd w:fill="F5F9F5" w:color="auto" w:val="clear"/>
-            <w:tcMar>
-              <w:top w:type="dxa" w:w="70"/>
-              <w:left w:type="dxa" w:w="110"/>
-              <w:bottom w:type="dxa" w:w="70"/>
-              <w:right w:type="dxa" w:w="110"/>
+              <w:t xml:space="preserve">Small potted plant</w:t>
+            </w:r>
+          </w:p>
+        </w:tc>
+        <w:tc>
+          <w:tcPr>
+            <w:tcW w:type="dxa" w:w="2700"/>
+            <w:tcBorders>
+              <w:top w:val="single" w:color="B7C9BC" w:sz="4"/>
+              <w:left w:val="single" w:color="B7C9BC" w:sz="4"/>
+              <w:bottom w:val="single" w:color="B7C9BC" w:sz="4"/>
+              <w:right w:val="single" w:color="B7C9BC" w:sz="4"/>
+            </w:tcBorders>
+            <w:shd w:fill="F5F9F5" w:color="auto" w:val="clear"/>
+            <w:tcMar>
+              <w:top w:type="dxa" w:w="40"/>
+              <w:left w:type="dxa" w:w="100"/>
+              <w:bottom w:type="dxa" w:w="40"/>
+              <w:right w:type="dxa" w:w="100"/>
             </w:tcMar>
             <w:vAlign w:val="center"/>
           </w:tcPr>
@@ -3118,25 +4009,6 @@
               <w:t xml:space="preserve">نبتة صغيرة في أصيص</w:t>
             </w:r>
           </w:p>
-        </w:tc>
-        <w:tc>
-          <w:tcPr>
-            <w:tcW w:type="dxa" w:w="3700"/>
-            <w:tcBorders>
-              <w:top w:val="single" w:color="B7C9BC" w:sz="4"/>
-              <w:left w:val="single" w:color="B7C9BC" w:sz="4"/>
-              <w:bottom w:val="single" w:color="B7C9BC" w:sz="4"/>
-              <w:right w:val="single" w:color="B7C9BC" w:sz="4"/>
-            </w:tcBorders>
-            <w:shd w:fill="F5F9F5" w:color="auto" w:val="clear"/>
-            <w:tcMar>
-              <w:top w:type="dxa" w:w="70"/>
-              <w:left w:type="dxa" w:w="110"/>
-              <w:bottom w:type="dxa" w:w="70"/>
-              <w:right w:type="dxa" w:w="110"/>
-            </w:tcMar>
-            <w:vAlign w:val="center"/>
-          </w:tcPr>
           <w:p>
             <w:pPr>
               <w:bidi/>
@@ -3146,81 +4018,151 @@
             <w:r>
               <w:rPr>
                 <w:rFonts w:ascii="Arial" w:cs="Arial" w:eastAsia="Arial" w:hAnsi="Arial"/>
-                <w:sz w:val="20"/>
-                <w:szCs w:val="20"/>
-                <w:rtl/>
-              </w:rPr>
-              <w:t xml:space="preserve">النبتة التي سنراقبها</w:t>
-            </w:r>
-          </w:p>
-        </w:tc>
-        <w:tc>
-          <w:tcPr>
-            <w:tcW w:type="dxa" w:w="1500"/>
-            <w:tcBorders>
-              <w:top w:val="single" w:color="B7C9BC" w:sz="4"/>
-              <w:left w:val="single" w:color="B7C9BC" w:sz="4"/>
-              <w:bottom w:val="single" w:color="B7C9BC" w:sz="4"/>
-              <w:right w:val="single" w:color="B7C9BC" w:sz="4"/>
-            </w:tcBorders>
-            <w:shd w:fill="F5F9F5" w:color="auto" w:val="clear"/>
-            <w:tcMar>
-              <w:top w:type="dxa" w:w="70"/>
-              <w:left w:type="dxa" w:w="110"/>
-              <w:bottom w:type="dxa" w:w="70"/>
-              <w:right w:type="dxa" w:w="110"/>
-            </w:tcMar>
-            <w:vAlign w:val="center"/>
-          </w:tcPr>
-          <w:p>
-            <w:pPr>
-              <w:bidi/>
-              <w:spacing w:after="0" w:before="0"/>
-              <w:jc w:val="center"/>
-            </w:pPr>
-            <w:r>
-              <w:rPr>
-                <w:rFonts w:ascii="Arial" w:cs="Arial" w:eastAsia="Arial" w:hAnsi="Arial"/>
-                <w:sz w:val="20"/>
-                <w:szCs w:val="20"/>
-                <w:rtl/>
-              </w:rPr>
-              <w:t xml:space="preserve">1</w:t>
-            </w:r>
-          </w:p>
-        </w:tc>
-        <w:tc>
-          <w:tcPr>
-            <w:tcW w:type="dxa" w:w="2638"/>
-            <w:tcBorders>
-              <w:top w:val="single" w:color="B7C9BC" w:sz="4"/>
-              <w:left w:val="single" w:color="B7C9BC" w:sz="4"/>
-              <w:bottom w:val="single" w:color="B7C9BC" w:sz="4"/>
-              <w:right w:val="single" w:color="B7C9BC" w:sz="4"/>
-            </w:tcBorders>
-            <w:shd w:fill="F5F9F5" w:color="auto" w:val="clear"/>
-            <w:tcMar>
-              <w:top w:type="dxa" w:w="70"/>
-              <w:left w:type="dxa" w:w="110"/>
-              <w:bottom w:type="dxa" w:w="70"/>
-              <w:right w:type="dxa" w:w="110"/>
-            </w:tcMar>
-            <w:vAlign w:val="center"/>
-          </w:tcPr>
-          <w:p>
-            <w:pPr>
-              <w:spacing w:after="0" w:before="0"/>
-              <w:jc w:val="center"/>
+                <w:color w:val="5F6F64"/>
+                <w:sz w:val="17"/>
+                <w:szCs w:val="17"/>
+                <w:rtl/>
+              </w:rPr>
+              <w:t xml:space="preserve">النبتة التي نراقبها</w:t>
+            </w:r>
+          </w:p>
+        </w:tc>
+        <w:tc>
+          <w:tcPr>
+            <w:tcW w:type="dxa" w:w="3000"/>
+            <w:tcBorders>
+              <w:top w:val="single" w:color="B7C9BC" w:sz="4"/>
+              <w:left w:val="single" w:color="B7C9BC" w:sz="4"/>
+              <w:bottom w:val="single" w:color="B7C9BC" w:sz="4"/>
+              <w:right w:val="single" w:color="B7C9BC" w:sz="4"/>
+            </w:tcBorders>
+            <w:shd w:fill="F5F9F5" w:color="auto" w:val="clear"/>
+            <w:tcMar>
+              <w:top w:type="dxa" w:w="40"/>
+              <w:left w:type="dxa" w:w="100"/>
+              <w:bottom w:type="dxa" w:w="40"/>
+              <w:right w:type="dxa" w:w="100"/>
+            </w:tcMar>
+            <w:vAlign w:val="center"/>
+          </w:tcPr>
+          <w:p>
+            <w:pPr>
+              <w:spacing w:after="0" w:before="0"/>
+              <w:jc w:val="left"/>
             </w:pPr>
             <w:r>
               <w:rPr>
                 <w:rFonts w:ascii="Arial" w:cs="Arial" w:eastAsia="Arial" w:hAnsi="Arial"/>
                 <w:b/>
                 <w:bCs/>
+                <w:sz w:val="19"/>
+                <w:szCs w:val="19"/>
+              </w:rPr>
+              <w:t xml:space="preserve">Basil / mint / pothos (local plant shop)</w:t>
+            </w:r>
+          </w:p>
+        </w:tc>
+        <w:tc>
+          <w:tcPr>
+            <w:tcW w:type="dxa" w:w="1100"/>
+            <w:tcBorders>
+              <w:top w:val="single" w:color="B7C9BC" w:sz="4"/>
+              <w:left w:val="single" w:color="B7C9BC" w:sz="4"/>
+              <w:bottom w:val="single" w:color="B7C9BC" w:sz="4"/>
+              <w:right w:val="single" w:color="B7C9BC" w:sz="4"/>
+            </w:tcBorders>
+            <w:shd w:fill="F5F9F5" w:color="auto" w:val="clear"/>
+            <w:tcMar>
+              <w:top w:type="dxa" w:w="40"/>
+              <w:left w:type="dxa" w:w="100"/>
+              <w:bottom w:type="dxa" w:w="40"/>
+              <w:right w:type="dxa" w:w="100"/>
+            </w:tcMar>
+            <w:vAlign w:val="center"/>
+          </w:tcPr>
+          <w:p>
+            <w:pPr>
+              <w:bidi/>
+              <w:spacing w:after="0" w:before="0"/>
+              <w:jc w:val="center"/>
+            </w:pPr>
+            <w:r>
+              <w:rPr>
+                <w:rFonts w:ascii="Arial" w:cs="Arial" w:eastAsia="Arial" w:hAnsi="Arial"/>
+                <w:sz w:val="20"/>
+                <w:szCs w:val="20"/>
+                <w:rtl/>
+              </w:rPr>
+              <w:t xml:space="preserve">1</w:t>
+            </w:r>
+          </w:p>
+        </w:tc>
+        <w:tc>
+          <w:tcPr>
+            <w:tcW w:type="dxa" w:w="1300"/>
+            <w:tcBorders>
+              <w:top w:val="single" w:color="B7C9BC" w:sz="4"/>
+              <w:left w:val="single" w:color="B7C9BC" w:sz="4"/>
+              <w:bottom w:val="single" w:color="B7C9BC" w:sz="4"/>
+              <w:right w:val="single" w:color="B7C9BC" w:sz="4"/>
+            </w:tcBorders>
+            <w:shd w:fill="F5F9F5" w:color="auto" w:val="clear"/>
+            <w:tcMar>
+              <w:top w:type="dxa" w:w="40"/>
+              <w:left w:type="dxa" w:w="100"/>
+              <w:bottom w:type="dxa" w:w="40"/>
+              <w:right w:type="dxa" w:w="100"/>
+            </w:tcMar>
+            <w:vAlign w:val="center"/>
+          </w:tcPr>
+          <w:p>
+            <w:pPr>
+              <w:spacing w:after="0" w:before="0"/>
+              <w:jc w:val="center"/>
+            </w:pPr>
+            <w:r>
+              <w:rPr>
+                <w:rFonts w:ascii="Arial" w:cs="Arial" w:eastAsia="Arial" w:hAnsi="Arial"/>
+                <w:b/>
+                <w:bCs/>
                 <w:sz w:val="20"/>
                 <w:szCs w:val="20"/>
               </w:rPr>
               <w:t xml:space="preserve">15 – 30</w:t>
+            </w:r>
+          </w:p>
+        </w:tc>
+        <w:tc>
+          <w:tcPr>
+            <w:tcW w:type="dxa" w:w="3338"/>
+            <w:tcBorders>
+              <w:top w:val="single" w:color="B7C9BC" w:sz="4"/>
+              <w:left w:val="single" w:color="B7C9BC" w:sz="4"/>
+              <w:bottom w:val="single" w:color="B7C9BC" w:sz="4"/>
+              <w:right w:val="single" w:color="B7C9BC" w:sz="4"/>
+            </w:tcBorders>
+            <w:shd w:fill="F5F9F5" w:color="auto" w:val="clear"/>
+            <w:tcMar>
+              <w:top w:type="dxa" w:w="40"/>
+              <w:left w:type="dxa" w:w="100"/>
+              <w:bottom w:type="dxa" w:w="40"/>
+              <w:right w:type="dxa" w:w="100"/>
+            </w:tcMar>
+            <w:vAlign w:val="center"/>
+          </w:tcPr>
+          <w:p>
+            <w:pPr>
+              <w:bidi/>
+              <w:jc w:val="right"/>
+            </w:pPr>
+            <w:r>
+              <w:rPr>
+                <w:rFonts w:ascii="Arial" w:cs="Arial" w:eastAsia="Arial" w:hAnsi="Arial"/>
+                <w:sz w:val="18"/>
+                <w:szCs w:val="18"/>
+                <w:rtl/>
+              </w:rPr>
+              <w:t xml:space="preserve">مشتل محلي</w:t>
             </w:r>
           </w:p>
         </w:tc>
@@ -3228,7 +4170,7 @@
       <w:tr>
         <w:tc>
           <w:tcPr>
-            <w:tcW w:type="dxa" w:w="600"/>
+            <w:tcW w:type="dxa" w:w="500"/>
             <w:tcBorders>
               <w:top w:val="single" w:color="B7C9BC" w:sz="4"/>
               <w:left w:val="single" w:color="B7C9BC" w:sz="4"/>
@@ -3237,10 +4179,10 @@
             </w:tcBorders>
             <w:shd w:fill="E3F2E7" w:color="auto" w:val="clear"/>
             <w:tcMar>
-              <w:top w:type="dxa" w:w="70"/>
-              <w:left w:type="dxa" w:w="110"/>
-              <w:bottom w:type="dxa" w:w="70"/>
-              <w:right w:type="dxa" w:w="110"/>
+              <w:top w:type="dxa" w:w="40"/>
+              <w:left w:type="dxa" w:w="100"/>
+              <w:bottom w:type="dxa" w:w="40"/>
+              <w:right w:type="dxa" w:w="100"/>
             </w:tcMar>
             <w:vAlign w:val="center"/>
           </w:tcPr>
@@ -3261,7 +4203,7 @@
         </w:tc>
         <w:tc>
           <w:tcPr>
-            <w:tcW w:type="dxa" w:w="3300"/>
+            <w:tcW w:type="dxa" w:w="2900"/>
             <w:tcBorders>
               <w:top w:val="single" w:color="B7C9BC" w:sz="4"/>
               <w:left w:val="single" w:color="B7C9BC" w:sz="4"/>
@@ -3270,10 +4212,10 @@
             </w:tcBorders>
             <w:shd w:fill="E3F2E7" w:color="auto" w:val="clear"/>
             <w:tcMar>
-              <w:top w:type="dxa" w:w="70"/>
-              <w:left w:type="dxa" w:w="110"/>
-              <w:bottom w:type="dxa" w:w="70"/>
-              <w:right w:type="dxa" w:w="110"/>
+              <w:top w:type="dxa" w:w="40"/>
+              <w:left w:type="dxa" w:w="100"/>
+              <w:bottom w:type="dxa" w:w="40"/>
+              <w:right w:type="dxa" w:w="100"/>
             </w:tcMar>
             <w:vAlign w:val="center"/>
           </w:tcPr>
@@ -3296,7 +4238,7 @@
         </w:tc>
         <w:tc>
           <w:tcPr>
-            <w:tcW w:type="dxa" w:w="3100"/>
+            <w:tcW w:type="dxa" w:w="2700"/>
             <w:tcBorders>
               <w:top w:val="single" w:color="B7C9BC" w:sz="4"/>
               <w:left w:val="single" w:color="B7C9BC" w:sz="4"/>
@@ -3305,10 +4247,10 @@
             </w:tcBorders>
             <w:shd w:fill="E3F2E7" w:color="auto" w:val="clear"/>
             <w:tcMar>
-              <w:top w:type="dxa" w:w="70"/>
-              <w:left w:type="dxa" w:w="110"/>
-              <w:bottom w:type="dxa" w:w="70"/>
-              <w:right w:type="dxa" w:w="110"/>
+              <w:top w:type="dxa" w:w="40"/>
+              <w:left w:type="dxa" w:w="100"/>
+              <w:bottom w:type="dxa" w:w="40"/>
+              <w:right w:type="dxa" w:w="100"/>
             </w:tcMar>
             <w:vAlign w:val="center"/>
           </w:tcPr>
@@ -3333,7 +4275,7 @@
         </w:tc>
         <w:tc>
           <w:tcPr>
-            <w:tcW w:type="dxa" w:w="3700"/>
+            <w:tcW w:type="dxa" w:w="3000"/>
             <w:tcBorders>
               <w:top w:val="single" w:color="B7C9BC" w:sz="4"/>
               <w:left w:val="single" w:color="B7C9BC" w:sz="4"/>
@@ -3342,10 +4284,10 @@
             </w:tcBorders>
             <w:shd w:fill="E3F2E7" w:color="auto" w:val="clear"/>
             <w:tcMar>
-              <w:top w:type="dxa" w:w="70"/>
-              <w:left w:type="dxa" w:w="110"/>
-              <w:bottom w:type="dxa" w:w="70"/>
-              <w:right w:type="dxa" w:w="110"/>
+              <w:top w:type="dxa" w:w="40"/>
+              <w:left w:type="dxa" w:w="100"/>
+              <w:bottom w:type="dxa" w:w="40"/>
+              <w:right w:type="dxa" w:w="100"/>
             </w:tcMar>
             <w:vAlign w:val="center"/>
           </w:tcPr>
@@ -3366,7 +4308,7 @@
         </w:tc>
         <w:tc>
           <w:tcPr>
-            <w:tcW w:type="dxa" w:w="1500"/>
+            <w:tcW w:type="dxa" w:w="1100"/>
             <w:tcBorders>
               <w:top w:val="single" w:color="B7C9BC" w:sz="4"/>
               <w:left w:val="single" w:color="B7C9BC" w:sz="4"/>
@@ -3375,10 +4317,10 @@
             </w:tcBorders>
             <w:shd w:fill="E3F2E7" w:color="auto" w:val="clear"/>
             <w:tcMar>
-              <w:top w:type="dxa" w:w="70"/>
-              <w:left w:type="dxa" w:w="110"/>
-              <w:bottom w:type="dxa" w:w="70"/>
-              <w:right w:type="dxa" w:w="110"/>
+              <w:top w:type="dxa" w:w="40"/>
+              <w:left w:type="dxa" w:w="100"/>
+              <w:bottom w:type="dxa" w:w="40"/>
+              <w:right w:type="dxa" w:w="100"/>
             </w:tcMar>
             <w:vAlign w:val="center"/>
           </w:tcPr>
@@ -3399,7 +4341,7 @@
         </w:tc>
         <w:tc>
           <w:tcPr>
-            <w:tcW w:type="dxa" w:w="2638"/>
+            <w:tcW w:type="dxa" w:w="1300"/>
             <w:tcBorders>
               <w:top w:val="single" w:color="B7C9BC" w:sz="4"/>
               <w:left w:val="single" w:color="B7C9BC" w:sz="4"/>
@@ -3408,10 +4350,10 @@
             </w:tcBorders>
             <w:shd w:fill="E3F2E7" w:color="auto" w:val="clear"/>
             <w:tcMar>
-              <w:top w:type="dxa" w:w="70"/>
-              <w:left w:type="dxa" w:w="110"/>
-              <w:bottom w:type="dxa" w:w="70"/>
-              <w:right w:type="dxa" w:w="110"/>
+              <w:top w:type="dxa" w:w="40"/>
+              <w:left w:type="dxa" w:w="100"/>
+              <w:bottom w:type="dxa" w:w="40"/>
+              <w:right w:type="dxa" w:w="100"/>
             </w:tcMar>
             <w:vAlign w:val="center"/>
           </w:tcPr>
@@ -3429,7 +4371,40 @@
                 <w:sz w:val="20"/>
                 <w:szCs w:val="20"/>
               </w:rPr>
-              <w:t xml:space="preserve">≈ 190 – 350 SAR</w:t>
+              <w:t xml:space="preserve">≈ 190 – 350</w:t>
+            </w:r>
+          </w:p>
+        </w:tc>
+        <w:tc>
+          <w:tcPr>
+            <w:tcW w:type="dxa" w:w="3338"/>
+            <w:tcBorders>
+              <w:top w:val="single" w:color="B7C9BC" w:sz="4"/>
+              <w:left w:val="single" w:color="B7C9BC" w:sz="4"/>
+              <w:bottom w:val="single" w:color="B7C9BC" w:sz="4"/>
+              <w:right w:val="single" w:color="B7C9BC" w:sz="4"/>
+            </w:tcBorders>
+            <w:shd w:fill="E3F2E7" w:color="auto" w:val="clear"/>
+            <w:tcMar>
+              <w:top w:type="dxa" w:w="40"/>
+              <w:left w:type="dxa" w:w="100"/>
+              <w:bottom w:type="dxa" w:w="40"/>
+              <w:right w:type="dxa" w:w="100"/>
+            </w:tcMar>
+            <w:vAlign w:val="center"/>
+          </w:tcPr>
+          <w:p>
+            <w:pPr>
+              <w:spacing w:after="0" w:before="0"/>
+              <w:jc w:val="left"/>
+            </w:pPr>
+            <w:r>
+              <w:rPr>
+                <w:rFonts w:ascii="Arial" w:cs="Arial" w:eastAsia="Arial" w:hAnsi="Arial"/>
+                <w:sz w:val="20"/>
+                <w:szCs w:val="20"/>
+              </w:rPr>
+              <w:t xml:space="preserve"/>
             </w:r>
           </w:p>
         </w:tc>
@@ -3503,10 +4478,10 @@
             </w:tcBorders>
             <w:shd w:fill="2F7D4F" w:color="auto" w:val="clear"/>
             <w:tcMar>
-              <w:top w:type="dxa" w:w="70"/>
-              <w:left w:type="dxa" w:w="110"/>
-              <w:bottom w:type="dxa" w:w="70"/>
-              <w:right w:type="dxa" w:w="110"/>
+              <w:top w:type="dxa" w:w="40"/>
+              <w:left w:type="dxa" w:w="100"/>
+              <w:bottom w:type="dxa" w:w="40"/>
+              <w:right w:type="dxa" w:w="100"/>
             </w:tcMar>
             <w:vAlign w:val="center"/>
           </w:tcPr>
@@ -3539,10 +4514,10 @@
             </w:tcBorders>
             <w:shd w:fill="2F7D4F" w:color="auto" w:val="clear"/>
             <w:tcMar>
-              <w:top w:type="dxa" w:w="70"/>
-              <w:left w:type="dxa" w:w="110"/>
-              <w:bottom w:type="dxa" w:w="70"/>
-              <w:right w:type="dxa" w:w="110"/>
+              <w:top w:type="dxa" w:w="40"/>
+              <w:left w:type="dxa" w:w="100"/>
+              <w:bottom w:type="dxa" w:w="40"/>
+              <w:right w:type="dxa" w:w="100"/>
             </w:tcMar>
             <w:vAlign w:val="center"/>
           </w:tcPr>
@@ -3575,10 +4550,10 @@
             </w:tcBorders>
             <w:shd w:fill="2F7D4F" w:color="auto" w:val="clear"/>
             <w:tcMar>
-              <w:top w:type="dxa" w:w="70"/>
-              <w:left w:type="dxa" w:w="110"/>
-              <w:bottom w:type="dxa" w:w="70"/>
-              <w:right w:type="dxa" w:w="110"/>
+              <w:top w:type="dxa" w:w="40"/>
+              <w:left w:type="dxa" w:w="100"/>
+              <w:bottom w:type="dxa" w:w="40"/>
+              <w:right w:type="dxa" w:w="100"/>
             </w:tcMar>
             <w:vAlign w:val="center"/>
           </w:tcPr>
@@ -3614,10 +4589,10 @@
               <w:right w:val="single" w:color="B7C9BC" w:sz="4"/>
             </w:tcBorders>
             <w:tcMar>
-              <w:top w:type="dxa" w:w="70"/>
-              <w:left w:type="dxa" w:w="110"/>
-              <w:bottom w:type="dxa" w:w="70"/>
-              <w:right w:type="dxa" w:w="110"/>
+              <w:top w:type="dxa" w:w="40"/>
+              <w:left w:type="dxa" w:w="100"/>
+              <w:bottom w:type="dxa" w:w="40"/>
+              <w:right w:type="dxa" w:w="100"/>
             </w:tcMar>
             <w:vAlign w:val="center"/>
           </w:tcPr>
@@ -3646,10 +4621,10 @@
               <w:right w:val="single" w:color="B7C9BC" w:sz="4"/>
             </w:tcBorders>
             <w:tcMar>
-              <w:top w:type="dxa" w:w="70"/>
-              <w:left w:type="dxa" w:w="110"/>
-              <w:bottom w:type="dxa" w:w="70"/>
-              <w:right w:type="dxa" w:w="110"/>
+              <w:top w:type="dxa" w:w="40"/>
+              <w:left w:type="dxa" w:w="100"/>
+              <w:bottom w:type="dxa" w:w="40"/>
+              <w:right w:type="dxa" w:w="100"/>
             </w:tcMar>
             <w:vAlign w:val="center"/>
           </w:tcPr>
@@ -3678,10 +4653,10 @@
               <w:right w:val="single" w:color="B7C9BC" w:sz="4"/>
             </w:tcBorders>
             <w:tcMar>
-              <w:top w:type="dxa" w:w="70"/>
-              <w:left w:type="dxa" w:w="110"/>
-              <w:bottom w:type="dxa" w:w="70"/>
-              <w:right w:type="dxa" w:w="110"/>
+              <w:top w:type="dxa" w:w="40"/>
+              <w:left w:type="dxa" w:w="100"/>
+              <w:bottom w:type="dxa" w:w="40"/>
+              <w:right w:type="dxa" w:w="100"/>
             </w:tcMar>
             <w:vAlign w:val="center"/>
           </w:tcPr>
@@ -3715,10 +4690,10 @@
             </w:tcBorders>
             <w:shd w:fill="F5F9F5" w:color="auto" w:val="clear"/>
             <w:tcMar>
-              <w:top w:type="dxa" w:w="70"/>
-              <w:left w:type="dxa" w:w="110"/>
-              <w:bottom w:type="dxa" w:w="70"/>
-              <w:right w:type="dxa" w:w="110"/>
+              <w:top w:type="dxa" w:w="40"/>
+              <w:left w:type="dxa" w:w="100"/>
+              <w:bottom w:type="dxa" w:w="40"/>
+              <w:right w:type="dxa" w:w="100"/>
             </w:tcMar>
             <w:vAlign w:val="center"/>
           </w:tcPr>
@@ -3748,10 +4723,10 @@
             </w:tcBorders>
             <w:shd w:fill="F5F9F5" w:color="auto" w:val="clear"/>
             <w:tcMar>
-              <w:top w:type="dxa" w:w="70"/>
-              <w:left w:type="dxa" w:w="110"/>
-              <w:bottom w:type="dxa" w:w="70"/>
-              <w:right w:type="dxa" w:w="110"/>
+              <w:top w:type="dxa" w:w="40"/>
+              <w:left w:type="dxa" w:w="100"/>
+              <w:bottom w:type="dxa" w:w="40"/>
+              <w:right w:type="dxa" w:w="100"/>
             </w:tcMar>
             <w:vAlign w:val="center"/>
           </w:tcPr>
@@ -3781,10 +4756,10 @@
             </w:tcBorders>
             <w:shd w:fill="F5F9F5" w:color="auto" w:val="clear"/>
             <w:tcMar>
-              <w:top w:type="dxa" w:w="70"/>
-              <w:left w:type="dxa" w:w="110"/>
-              <w:bottom w:type="dxa" w:w="70"/>
-              <w:right w:type="dxa" w:w="110"/>
+              <w:top w:type="dxa" w:w="40"/>
+              <w:left w:type="dxa" w:w="100"/>
+              <w:bottom w:type="dxa" w:w="40"/>
+              <w:right w:type="dxa" w:w="100"/>
             </w:tcMar>
             <w:vAlign w:val="center"/>
           </w:tcPr>
@@ -3817,10 +4792,10 @@
               <w:right w:val="single" w:color="B7C9BC" w:sz="4"/>
             </w:tcBorders>
             <w:tcMar>
-              <w:top w:type="dxa" w:w="70"/>
-              <w:left w:type="dxa" w:w="110"/>
-              <w:bottom w:type="dxa" w:w="70"/>
-              <w:right w:type="dxa" w:w="110"/>
+              <w:top w:type="dxa" w:w="40"/>
+              <w:left w:type="dxa" w:w="100"/>
+              <w:bottom w:type="dxa" w:w="40"/>
+              <w:right w:type="dxa" w:w="100"/>
             </w:tcMar>
             <w:vAlign w:val="center"/>
           </w:tcPr>
@@ -3849,10 +4824,10 @@
               <w:right w:val="single" w:color="B7C9BC" w:sz="4"/>
             </w:tcBorders>
             <w:tcMar>
-              <w:top w:type="dxa" w:w="70"/>
-              <w:left w:type="dxa" w:w="110"/>
-              <w:bottom w:type="dxa" w:w="70"/>
-              <w:right w:type="dxa" w:w="110"/>
+              <w:top w:type="dxa" w:w="40"/>
+              <w:left w:type="dxa" w:w="100"/>
+              <w:bottom w:type="dxa" w:w="40"/>
+              <w:right w:type="dxa" w:w="100"/>
             </w:tcMar>
             <w:vAlign w:val="center"/>
           </w:tcPr>
@@ -3881,10 +4856,10 @@
               <w:right w:val="single" w:color="B7C9BC" w:sz="4"/>
             </w:tcBorders>
             <w:tcMar>
-              <w:top w:type="dxa" w:w="70"/>
-              <w:left w:type="dxa" w:w="110"/>
-              <w:bottom w:type="dxa" w:w="70"/>
-              <w:right w:type="dxa" w:w="110"/>
+              <w:top w:type="dxa" w:w="40"/>
+              <w:left w:type="dxa" w:w="100"/>
+              <w:bottom w:type="dxa" w:w="40"/>
+              <w:right w:type="dxa" w:w="100"/>
             </w:tcMar>
             <w:vAlign w:val="center"/>
           </w:tcPr>
@@ -3918,10 +4893,10 @@
             </w:tcBorders>
             <w:shd w:fill="F5F9F5" w:color="auto" w:val="clear"/>
             <w:tcMar>
-              <w:top w:type="dxa" w:w="70"/>
-              <w:left w:type="dxa" w:w="110"/>
-              <w:bottom w:type="dxa" w:w="70"/>
-              <w:right w:type="dxa" w:w="110"/>
+              <w:top w:type="dxa" w:w="40"/>
+              <w:left w:type="dxa" w:w="100"/>
+              <w:bottom w:type="dxa" w:w="40"/>
+              <w:right w:type="dxa" w:w="100"/>
             </w:tcMar>
             <w:vAlign w:val="center"/>
           </w:tcPr>
@@ -3951,10 +4926,10 @@
             </w:tcBorders>
             <w:shd w:fill="F5F9F5" w:color="auto" w:val="clear"/>
             <w:tcMar>
-              <w:top w:type="dxa" w:w="70"/>
-              <w:left w:type="dxa" w:w="110"/>
-              <w:bottom w:type="dxa" w:w="70"/>
-              <w:right w:type="dxa" w:w="110"/>
+              <w:top w:type="dxa" w:w="40"/>
+              <w:left w:type="dxa" w:w="100"/>
+              <w:bottom w:type="dxa" w:w="40"/>
+              <w:right w:type="dxa" w:w="100"/>
             </w:tcMar>
             <w:vAlign w:val="center"/>
           </w:tcPr>
@@ -3984,10 +4959,10 @@
             </w:tcBorders>
             <w:shd w:fill="F5F9F5" w:color="auto" w:val="clear"/>
             <w:tcMar>
-              <w:top w:type="dxa" w:w="70"/>
-              <w:left w:type="dxa" w:w="110"/>
-              <w:bottom w:type="dxa" w:w="70"/>
-              <w:right w:type="dxa" w:w="110"/>
+              <w:top w:type="dxa" w:w="40"/>
+              <w:left w:type="dxa" w:w="100"/>
+              <w:bottom w:type="dxa" w:w="40"/>
+              <w:right w:type="dxa" w:w="100"/>
             </w:tcMar>
             <w:vAlign w:val="center"/>
           </w:tcPr>
@@ -4020,10 +4995,10 @@
               <w:right w:val="single" w:color="B7C9BC" w:sz="4"/>
             </w:tcBorders>
             <w:tcMar>
-              <w:top w:type="dxa" w:w="70"/>
-              <w:left w:type="dxa" w:w="110"/>
-              <w:bottom w:type="dxa" w:w="70"/>
-              <w:right w:type="dxa" w:w="110"/>
+              <w:top w:type="dxa" w:w="40"/>
+              <w:left w:type="dxa" w:w="100"/>
+              <w:bottom w:type="dxa" w:w="40"/>
+              <w:right w:type="dxa" w:w="100"/>
             </w:tcMar>
             <w:vAlign w:val="center"/>
           </w:tcPr>
@@ -4052,10 +5027,10 @@
               <w:right w:val="single" w:color="B7C9BC" w:sz="4"/>
             </w:tcBorders>
             <w:tcMar>
-              <w:top w:type="dxa" w:w="70"/>
-              <w:left w:type="dxa" w:w="110"/>
-              <w:bottom w:type="dxa" w:w="70"/>
-              <w:right w:type="dxa" w:w="110"/>
+              <w:top w:type="dxa" w:w="40"/>
+              <w:left w:type="dxa" w:w="100"/>
+              <w:bottom w:type="dxa" w:w="40"/>
+              <w:right w:type="dxa" w:w="100"/>
             </w:tcMar>
             <w:vAlign w:val="center"/>
           </w:tcPr>
@@ -4084,10 +5059,10 @@
               <w:right w:val="single" w:color="B7C9BC" w:sz="4"/>
             </w:tcBorders>
             <w:tcMar>
-              <w:top w:type="dxa" w:w="70"/>
-              <w:left w:type="dxa" w:w="110"/>
-              <w:bottom w:type="dxa" w:w="70"/>
-              <w:right w:type="dxa" w:w="110"/>
+              <w:top w:type="dxa" w:w="40"/>
+              <w:left w:type="dxa" w:w="100"/>
+              <w:bottom w:type="dxa" w:w="40"/>
+              <w:right w:type="dxa" w:w="100"/>
             </w:tcMar>
             <w:vAlign w:val="center"/>
           </w:tcPr>
@@ -4121,10 +5096,10 @@
             </w:tcBorders>
             <w:shd w:fill="F5F9F5" w:color="auto" w:val="clear"/>
             <w:tcMar>
-              <w:top w:type="dxa" w:w="70"/>
-              <w:left w:type="dxa" w:w="110"/>
-              <w:bottom w:type="dxa" w:w="70"/>
-              <w:right w:type="dxa" w:w="110"/>
+              <w:top w:type="dxa" w:w="40"/>
+              <w:left w:type="dxa" w:w="100"/>
+              <w:bottom w:type="dxa" w:w="40"/>
+              <w:right w:type="dxa" w:w="100"/>
             </w:tcMar>
             <w:vAlign w:val="center"/>
           </w:tcPr>
@@ -4154,10 +5129,10 @@
             </w:tcBorders>
             <w:shd w:fill="F5F9F5" w:color="auto" w:val="clear"/>
             <w:tcMar>
-              <w:top w:type="dxa" w:w="70"/>
-              <w:left w:type="dxa" w:w="110"/>
-              <w:bottom w:type="dxa" w:w="70"/>
-              <w:right w:type="dxa" w:w="110"/>
+              <w:top w:type="dxa" w:w="40"/>
+              <w:left w:type="dxa" w:w="100"/>
+              <w:bottom w:type="dxa" w:w="40"/>
+              <w:right w:type="dxa" w:w="100"/>
             </w:tcMar>
             <w:vAlign w:val="center"/>
           </w:tcPr>
@@ -4187,10 +5162,10 @@
             </w:tcBorders>
             <w:shd w:fill="F5F9F5" w:color="auto" w:val="clear"/>
             <w:tcMar>
-              <w:top w:type="dxa" w:w="70"/>
-              <w:left w:type="dxa" w:w="110"/>
-              <w:bottom w:type="dxa" w:w="70"/>
-              <w:right w:type="dxa" w:w="110"/>
+              <w:top w:type="dxa" w:w="40"/>
+              <w:left w:type="dxa" w:w="100"/>
+              <w:bottom w:type="dxa" w:w="40"/>
+              <w:right w:type="dxa" w:w="100"/>
             </w:tcMar>
             <w:vAlign w:val="center"/>
           </w:tcPr>
@@ -4223,10 +5198,10 @@
               <w:right w:val="single" w:color="B7C9BC" w:sz="4"/>
             </w:tcBorders>
             <w:tcMar>
-              <w:top w:type="dxa" w:w="70"/>
-              <w:left w:type="dxa" w:w="110"/>
-              <w:bottom w:type="dxa" w:w="70"/>
-              <w:right w:type="dxa" w:w="110"/>
+              <w:top w:type="dxa" w:w="40"/>
+              <w:left w:type="dxa" w:w="100"/>
+              <w:bottom w:type="dxa" w:w="40"/>
+              <w:right w:type="dxa" w:w="100"/>
             </w:tcMar>
             <w:vAlign w:val="center"/>
           </w:tcPr>
@@ -4255,10 +5230,10 @@
               <w:right w:val="single" w:color="B7C9BC" w:sz="4"/>
             </w:tcBorders>
             <w:tcMar>
-              <w:top w:type="dxa" w:w="70"/>
-              <w:left w:type="dxa" w:w="110"/>
-              <w:bottom w:type="dxa" w:w="70"/>
-              <w:right w:type="dxa" w:w="110"/>
+              <w:top w:type="dxa" w:w="40"/>
+              <w:left w:type="dxa" w:w="100"/>
+              <w:bottom w:type="dxa" w:w="40"/>
+              <w:right w:type="dxa" w:w="100"/>
             </w:tcMar>
             <w:vAlign w:val="center"/>
           </w:tcPr>
@@ -4287,10 +5262,10 @@
               <w:right w:val="single" w:color="B7C9BC" w:sz="4"/>
             </w:tcBorders>
             <w:tcMar>
-              <w:top w:type="dxa" w:w="70"/>
-              <w:left w:type="dxa" w:w="110"/>
-              <w:bottom w:type="dxa" w:w="70"/>
-              <w:right w:type="dxa" w:w="110"/>
+              <w:top w:type="dxa" w:w="40"/>
+              <w:left w:type="dxa" w:w="100"/>
+              <w:bottom w:type="dxa" w:w="40"/>
+              <w:right w:type="dxa" w:w="100"/>
             </w:tcMar>
             <w:vAlign w:val="center"/>
           </w:tcPr>
@@ -4308,6 +5283,209 @@
                 <w:rtl/>
               </w:rPr>
               <w:t xml:space="preserve">إضافة اختيارية مفيدة: جهاز ملتيميتر لفحص التوصيلات (30 – 60 ريال).</w:t>
+            </w:r>
+          </w:p>
+        </w:tc>
+      </w:tr>
+      <w:tr>
+        <w:tc>
+          <w:tcPr>
+            <w:tcW w:type="dxa" w:w="600"/>
+            <w:tcBorders>
+              <w:top w:val="single" w:color="B7C9BC" w:sz="4"/>
+              <w:left w:val="single" w:color="B7C9BC" w:sz="4"/>
+              <w:bottom w:val="single" w:color="B7C9BC" w:sz="4"/>
+              <w:right w:val="single" w:color="B7C9BC" w:sz="4"/>
+            </w:tcBorders>
+            <w:shd w:fill="F5F9F5" w:color="auto" w:val="clear"/>
+            <w:tcMar>
+              <w:top w:type="dxa" w:w="40"/>
+              <w:left w:type="dxa" w:w="100"/>
+              <w:bottom w:type="dxa" w:w="40"/>
+              <w:right w:type="dxa" w:w="100"/>
+            </w:tcMar>
+            <w:vAlign w:val="center"/>
+          </w:tcPr>
+          <w:p>
+            <w:pPr>
+              <w:spacing w:after="0" w:before="0"/>
+              <w:jc w:val="center"/>
+            </w:pPr>
+            <w:r>
+              <w:rPr>
+                <w:rFonts w:ascii="Arial" w:cs="Arial" w:eastAsia="Arial" w:hAnsi="Arial"/>
+                <w:sz w:val="20"/>
+                <w:szCs w:val="20"/>
+              </w:rPr>
+              <w:t xml:space="preserve">8</w:t>
+            </w:r>
+          </w:p>
+        </w:tc>
+        <w:tc>
+          <w:tcPr>
+            <w:tcW w:type="dxa" w:w="7119"/>
+            <w:tcBorders>
+              <w:top w:val="single" w:color="B7C9BC" w:sz="4"/>
+              <w:left w:val="single" w:color="B7C9BC" w:sz="4"/>
+              <w:bottom w:val="single" w:color="B7C9BC" w:sz="4"/>
+              <w:right w:val="single" w:color="B7C9BC" w:sz="4"/>
+            </w:tcBorders>
+            <w:shd w:fill="F5F9F5" w:color="auto" w:val="clear"/>
+            <w:tcMar>
+              <w:top w:type="dxa" w:w="40"/>
+              <w:left w:type="dxa" w:w="100"/>
+              <w:bottom w:type="dxa" w:w="40"/>
+              <w:right w:type="dxa" w:w="100"/>
+            </w:tcMar>
+            <w:vAlign w:val="center"/>
+          </w:tcPr>
+          <w:p>
+            <w:pPr>
+              <w:spacing w:after="0" w:before="0"/>
+              <w:jc w:val="left"/>
+            </w:pPr>
+            <w:r>
+              <w:rPr>
+                <w:rFonts w:ascii="Arial" w:cs="Arial" w:eastAsia="Arial" w:hAnsi="Arial"/>
+                <w:sz w:val="20"/>
+                <w:szCs w:val="20"/>
+              </w:rPr>
+              <w:t xml:space="preserve">Links open a search for the part code on Amazon.sa and AliExpress. Pick a well-rated listing that matches the code and photo, or ask a local electronics shop for the same code.</w:t>
+            </w:r>
+          </w:p>
+        </w:tc>
+        <w:tc>
+          <w:tcPr>
+            <w:tcW w:type="dxa" w:w="7119"/>
+            <w:tcBorders>
+              <w:top w:val="single" w:color="B7C9BC" w:sz="4"/>
+              <w:left w:val="single" w:color="B7C9BC" w:sz="4"/>
+              <w:bottom w:val="single" w:color="B7C9BC" w:sz="4"/>
+              <w:right w:val="single" w:color="B7C9BC" w:sz="4"/>
+            </w:tcBorders>
+            <w:shd w:fill="F5F9F5" w:color="auto" w:val="clear"/>
+            <w:tcMar>
+              <w:top w:type="dxa" w:w="40"/>
+              <w:left w:type="dxa" w:w="100"/>
+              <w:bottom w:type="dxa" w:w="40"/>
+              <w:right w:type="dxa" w:w="100"/>
+            </w:tcMar>
+            <w:vAlign w:val="center"/>
+          </w:tcPr>
+          <w:p>
+            <w:pPr>
+              <w:bidi/>
+              <w:spacing w:after="0" w:before="0"/>
+              <w:jc w:val="right"/>
+            </w:pPr>
+            <w:r>
+              <w:rPr>
+                <w:rFonts w:ascii="Arial" w:cs="Arial" w:eastAsia="Arial" w:hAnsi="Arial"/>
+                <w:sz w:val="21"/>
+                <w:szCs w:val="21"/>
+                <w:rtl/>
+              </w:rPr>
+              <w:t xml:space="preserve">الروابط تفتح نتائج بحث بكود القطعة في أمازون السعودية وعلي إكسبرس. اختاروا منتجاً بتقييم جيد يطابق الكود والصورة، أو اسألوا محلات الإلكترونيات المحلية بنفس الكود.</w:t>
+            </w:r>
+          </w:p>
+        </w:tc>
+      </w:tr>
+      <w:tr>
+        <w:tc>
+          <w:tcPr>
+            <w:tcW w:type="dxa" w:w="600"/>
+            <w:tcBorders>
+              <w:top w:val="single" w:color="B7C9BC" w:sz="4"/>
+              <w:left w:val="single" w:color="B7C9BC" w:sz="4"/>
+              <w:bottom w:val="single" w:color="B7C9BC" w:sz="4"/>
+              <w:right w:val="single" w:color="B7C9BC" w:sz="4"/>
+            </w:tcBorders>
+            <w:tcMar>
+              <w:top w:type="dxa" w:w="40"/>
+              <w:left w:type="dxa" w:w="100"/>
+              <w:bottom w:type="dxa" w:w="40"/>
+              <w:right w:type="dxa" w:w="100"/>
+            </w:tcMar>
+            <w:vAlign w:val="center"/>
+          </w:tcPr>
+          <w:p>
+            <w:pPr>
+              <w:spacing w:after="0" w:before="0"/>
+              <w:jc w:val="center"/>
+            </w:pPr>
+            <w:r>
+              <w:rPr>
+                <w:rFonts w:ascii="Arial" w:cs="Arial" w:eastAsia="Arial" w:hAnsi="Arial"/>
+                <w:sz w:val="20"/>
+                <w:szCs w:val="20"/>
+              </w:rPr>
+              <w:t xml:space="preserve">9</w:t>
+            </w:r>
+          </w:p>
+        </w:tc>
+        <w:tc>
+          <w:tcPr>
+            <w:tcW w:type="dxa" w:w="7119"/>
+            <w:tcBorders>
+              <w:top w:val="single" w:color="B7C9BC" w:sz="4"/>
+              <w:left w:val="single" w:color="B7C9BC" w:sz="4"/>
+              <w:bottom w:val="single" w:color="B7C9BC" w:sz="4"/>
+              <w:right w:val="single" w:color="B7C9BC" w:sz="4"/>
+            </w:tcBorders>
+            <w:tcMar>
+              <w:top w:type="dxa" w:w="40"/>
+              <w:left w:type="dxa" w:w="100"/>
+              <w:bottom w:type="dxa" w:w="40"/>
+              <w:right w:type="dxa" w:w="100"/>
+            </w:tcMar>
+            <w:vAlign w:val="center"/>
+          </w:tcPr>
+          <w:p>
+            <w:pPr>
+              <w:spacing w:after="0" w:before="0"/>
+              <w:jc w:val="left"/>
+            </w:pPr>
+            <w:r>
+              <w:rPr>
+                <w:rFonts w:ascii="Arial" w:cs="Arial" w:eastAsia="Arial" w:hAnsi="Arial"/>
+                <w:sz w:val="20"/>
+                <w:szCs w:val="20"/>
+              </w:rPr>
+              <w:t xml:space="preserve">Saving tip: an "ESP32 starter kit" often includes the breadboard, wires, resistors, buttons and buzzer for less than buying them separately.</w:t>
+            </w:r>
+          </w:p>
+        </w:tc>
+        <w:tc>
+          <w:tcPr>
+            <w:tcW w:type="dxa" w:w="7119"/>
+            <w:tcBorders>
+              <w:top w:val="single" w:color="B7C9BC" w:sz="4"/>
+              <w:left w:val="single" w:color="B7C9BC" w:sz="4"/>
+              <w:bottom w:val="single" w:color="B7C9BC" w:sz="4"/>
+              <w:right w:val="single" w:color="B7C9BC" w:sz="4"/>
+            </w:tcBorders>
+            <w:tcMar>
+              <w:top w:type="dxa" w:w="40"/>
+              <w:left w:type="dxa" w:w="100"/>
+              <w:bottom w:type="dxa" w:w="40"/>
+              <w:right w:type="dxa" w:w="100"/>
+            </w:tcMar>
+            <w:vAlign w:val="center"/>
+          </w:tcPr>
+          <w:p>
+            <w:pPr>
+              <w:bidi/>
+              <w:spacing w:after="0" w:before="0"/>
+              <w:jc w:val="right"/>
+            </w:pPr>
+            <w:r>
+              <w:rPr>
+                <w:rFonts w:ascii="Arial" w:cs="Arial" w:eastAsia="Arial" w:hAnsi="Arial"/>
+                <w:sz w:val="21"/>
+                <w:szCs w:val="21"/>
+                <w:rtl/>
+              </w:rPr>
+              <w:t xml:space="preserve">توفير: "ESP32 Starter Kit" يحتوي غالباً على البريدبورد والأسلاك والمقاومات والأزرار والبازر بسعر أقل من شرائها منفصلة.</w:t>
             </w:r>
           </w:p>
         </w:tc>
@@ -4316,7 +5494,7 @@
     <w:sectPr>
       <w:footerReference w:type="default" r:id="rId7"/>
       <w:pgSz w:w="16838" w:h="11906" w:orient="landscape"/>
-      <w:pgMar w:top="900" w:right="1000" w:bottom="900" w:left="1000" w:header="708" w:footer="708" w:gutter="0"/>
+      <w:pgMar w:top="600" w:right="1000" w:bottom="700" w:left="1000" w:header="708" w:footer="708" w:gutter="0"/>
       <w:pgNumType/>
       <w:docGrid w:linePitch="360"/>
     </w:sectPr>

--- a/rayy/docs/Rayy-Components-Prices.docx
+++ b/rayy/docs/Rayy-Components-Prices.docx
@@ -683,7 +683,7 @@
             <w:vAlign w:val="center"/>
           </w:tcPr>
           <w:p>
-            <w:hyperlink w:history="1" r:id="rIduxv9o2wdybdy-hkg67ndk">
+            <w:hyperlink w:history="1" r:id="rId4wsfadmosezamtkelc7xe">
               <w:r>
                 <w:rPr>
                   <w:rStyle w:val="Hyperlink"/>
@@ -696,7 +696,7 @@
             </w:hyperlink>
           </w:p>
           <w:p>
-            <w:hyperlink w:history="1" r:id="rId3wew3fun9ywo6v_s46gqo">
+            <w:hyperlink w:history="1" r:id="rIdtb07xndlahyzfyqrgpogw">
               <w:r>
                 <w:rPr>
                   <w:rStyle w:val="Hyperlink"/>
@@ -953,7 +953,7 @@
             <w:vAlign w:val="center"/>
           </w:tcPr>
           <w:p>
-            <w:hyperlink w:history="1" r:id="rId_sjfsdxgaah6xyahselk6">
+            <w:hyperlink w:history="1" r:id="rIdyvtvalwfqvwsibmpx0ufe">
               <w:r>
                 <w:rPr>
                   <w:rStyle w:val="Hyperlink"/>
@@ -966,7 +966,7 @@
             </w:hyperlink>
           </w:p>
           <w:p>
-            <w:hyperlink w:history="1" r:id="rIdnknw82ic8muftexf1dker">
+            <w:hyperlink w:history="1" r:id="rIdv_xgnmpw13snvpjrgxmpz">
               <w:r>
                 <w:rPr>
                   <w:rStyle w:val="Hyperlink"/>
@@ -1216,7 +1216,7 @@
             <w:vAlign w:val="center"/>
           </w:tcPr>
           <w:p>
-            <w:hyperlink w:history="1" r:id="rId_uam2oer3tkjtynfdkyjj">
+            <w:hyperlink w:history="1" r:id="rId0o740h47csgwchjk6ekqk">
               <w:r>
                 <w:rPr>
                   <w:rStyle w:val="Hyperlink"/>
@@ -1229,7 +1229,7 @@
             </w:hyperlink>
           </w:p>
           <w:p>
-            <w:hyperlink w:history="1" r:id="rIdmqoqdsofbdocnlz6hhij4">
+            <w:hyperlink w:history="1" r:id="rId1sqnmqpwnb0wa0mceurgb">
               <w:r>
                 <w:rPr>
                   <w:rStyle w:val="Hyperlink"/>
@@ -1486,7 +1486,7 @@
             <w:vAlign w:val="center"/>
           </w:tcPr>
           <w:p>
-            <w:hyperlink w:history="1" r:id="rIdakku72r48qrd1mrd6j5yc">
+            <w:hyperlink w:history="1" r:id="rIdx2ewxlthvmuyrc8fd97fw">
               <w:r>
                 <w:rPr>
                   <w:rStyle w:val="Hyperlink"/>
@@ -1499,7 +1499,7 @@
             </w:hyperlink>
           </w:p>
           <w:p>
-            <w:hyperlink w:history="1" r:id="rIdhnlkjy5hotqtezgr5iejn">
+            <w:hyperlink w:history="1" r:id="rIdqvdofjds64fx3hlqfug_i">
               <w:r>
                 <w:rPr>
                   <w:rStyle w:val="Hyperlink"/>
@@ -1749,7 +1749,7 @@
             <w:vAlign w:val="center"/>
           </w:tcPr>
           <w:p>
-            <w:hyperlink w:history="1" r:id="rIdvsi3wvnjftfj8ldkfu4y5">
+            <w:hyperlink w:history="1" r:id="rIdkdbfdfcns10ahq_1xoy2l">
               <w:r>
                 <w:rPr>
                   <w:rStyle w:val="Hyperlink"/>
@@ -1762,7 +1762,7 @@
             </w:hyperlink>
           </w:p>
           <w:p>
-            <w:hyperlink w:history="1" r:id="rIdhwowzjii1fihk5l5mu5gp">
+            <w:hyperlink w:history="1" r:id="rIda4gy807kr9dvfqciknft4">
               <w:r>
                 <w:rPr>
                   <w:rStyle w:val="Hyperlink"/>
@@ -1839,7 +1839,7 @@
                 <w:sz w:val="20"/>
                 <w:szCs w:val="20"/>
               </w:rPr>
-              <w:t xml:space="preserve">OLED display 0.96 inch</w:t>
+              <w:t xml:space="preserve">Passive buzzer module</w:t>
             </w:r>
           </w:p>
         </w:tc>
@@ -1874,7 +1874,7 @@
                 <w:szCs w:val="20"/>
                 <w:rtl/>
               </w:rPr>
-              <w:t xml:space="preserve">شاشة OLED صغيرة</w:t>
+              <w:t xml:space="preserve">بازر غير نشط (سماعة صغيرة)</w:t>
             </w:r>
           </w:p>
           <w:p>
@@ -1891,7 +1891,7 @@
                 <w:szCs w:val="17"/>
                 <w:rtl/>
               </w:rPr>
-              <w:t xml:space="preserve">عرض وجه الإيموجي</w:t>
+              <w:t xml:space="preserve">تشغيل نغمة لكل شعور</w:t>
             </w:r>
           </w:p>
         </w:tc>
@@ -1926,7 +1926,7 @@
                 <w:sz w:val="19"/>
                 <w:szCs w:val="19"/>
               </w:rPr>
-              <w:t xml:space="preserve">SSD1306 0.96" 128×64 I2C (4-pin)</w:t>
+              <w:t xml:space="preserve">KY-006 Passive Buzzer</w:t>
             </w:r>
           </w:p>
         </w:tc>
@@ -1996,7 +1996,7 @@
                 <w:sz w:val="20"/>
                 <w:szCs w:val="20"/>
               </w:rPr>
-              <w:t xml:space="preserve">15 – 35</w:t>
+              <w:t xml:space="preserve">3 – 8</w:t>
             </w:r>
           </w:p>
         </w:tc>
@@ -2019,7 +2019,7 @@
             <w:vAlign w:val="center"/>
           </w:tcPr>
           <w:p>
-            <w:hyperlink w:history="1" r:id="rIdgoejzmnerdc7eattdbtjr">
+            <w:hyperlink w:history="1" r:id="rIdqhzevbomzitjyybvixi3i">
               <w:r>
                 <w:rPr>
                   <w:rStyle w:val="Hyperlink"/>
@@ -2032,7 +2032,7 @@
             </w:hyperlink>
           </w:p>
           <w:p>
-            <w:hyperlink w:history="1" r:id="rIdgf5llncc4q-vwtswqwg_d">
+            <w:hyperlink w:history="1" r:id="rIdjogp4ljpwyqvhemnvvkdq">
               <w:r>
                 <w:rPr>
                   <w:rStyle w:val="Hyperlink"/>
@@ -2107,7 +2107,7 @@
                 <w:sz w:val="20"/>
                 <w:szCs w:val="20"/>
               </w:rPr>
-              <w:t xml:space="preserve">Passive buzzer module</w:t>
+              <w:t xml:space="preserve">Resistor 100 Ω</w:t>
             </w:r>
           </w:p>
         </w:tc>
@@ -2141,7 +2141,7 @@
                 <w:szCs w:val="20"/>
                 <w:rtl/>
               </w:rPr>
-              <w:t xml:space="preserve">بازر غير نشط (سماعة صغيرة)</w:t>
+              <w:t xml:space="preserve">مقاومة 100 أوم</w:t>
             </w:r>
           </w:p>
           <w:p>
@@ -2158,7 +2158,7 @@
                 <w:szCs w:val="17"/>
                 <w:rtl/>
               </w:rPr>
-              <w:t xml:space="preserve">تشغيل نغمة لكل شعور</w:t>
+              <w:t xml:space="preserve">حماية منفذ البازر</w:t>
             </w:r>
           </w:p>
         </w:tc>
@@ -2192,7 +2192,7 @@
                 <w:sz w:val="19"/>
                 <w:szCs w:val="19"/>
               </w:rPr>
-              <w:t xml:space="preserve">KY-006 Passive Buzzer</w:t>
+              <w:t xml:space="preserve">100 Ω 1/4 W metal film (or a resistor kit)</w:t>
             </w:r>
           </w:p>
         </w:tc>
@@ -2260,7 +2260,7 @@
                 <w:sz w:val="20"/>
                 <w:szCs w:val="20"/>
               </w:rPr>
-              <w:t xml:space="preserve">3 – 8</w:t>
+              <w:t xml:space="preserve">1</w:t>
             </w:r>
           </w:p>
         </w:tc>
@@ -2282,7 +2282,7 @@
             <w:vAlign w:val="center"/>
           </w:tcPr>
           <w:p>
-            <w:hyperlink w:history="1" r:id="rIdhtsbf7zd2zxumsehowrxq">
+            <w:hyperlink w:history="1" r:id="rIdnf6yx87me-atdsbw6i3sj">
               <w:r>
                 <w:rPr>
                   <w:rStyle w:val="Hyperlink"/>
@@ -2295,7 +2295,7 @@
             </w:hyperlink>
           </w:p>
           <w:p>
-            <w:hyperlink w:history="1" r:id="rIdjddhkq8-zgbbqchwiihqe">
+            <w:hyperlink w:history="1" r:id="rIdyanwh5vb1xvz-ng_ngvgw">
               <w:r>
                 <w:rPr>
                   <w:rStyle w:val="Hyperlink"/>
@@ -2372,7 +2372,7 @@
                 <w:sz w:val="20"/>
                 <w:szCs w:val="20"/>
               </w:rPr>
-              <w:t xml:space="preserve">Resistor 100 Ω</w:t>
+              <w:t xml:space="preserve">Tactile push button</w:t>
             </w:r>
           </w:p>
         </w:tc>
@@ -2407,7 +2407,7 @@
                 <w:szCs w:val="20"/>
                 <w:rtl/>
               </w:rPr>
-              <w:t xml:space="preserve">مقاومة 100 أوم</w:t>
+              <w:t xml:space="preserve">زر ضغط</w:t>
             </w:r>
           </w:p>
           <w:p>
@@ -2424,7 +2424,7 @@
                 <w:szCs w:val="17"/>
                 <w:rtl/>
               </w:rPr>
-              <w:t xml:space="preserve">حماية منفذ البازر</w:t>
+              <w:t xml:space="preserve">تغيير الشاشة / تشغيل الصوت</w:t>
             </w:r>
           </w:p>
         </w:tc>
@@ -2459,7 +2459,7 @@
                 <w:sz w:val="19"/>
                 <w:szCs w:val="19"/>
               </w:rPr>
-              <w:t xml:space="preserve">100 Ω 1/4 W metal film (or a resistor kit)</w:t>
+              <w:t xml:space="preserve">Tactile switch 6×6×5 mm (4-pin)</w:t>
             </w:r>
           </w:p>
         </w:tc>
@@ -2529,7 +2529,7 @@
                 <w:sz w:val="20"/>
                 <w:szCs w:val="20"/>
               </w:rPr>
-              <w:t xml:space="preserve">1</w:t>
+              <w:t xml:space="preserve">1 – 3</w:t>
             </w:r>
           </w:p>
         </w:tc>
@@ -2552,7 +2552,7 @@
             <w:vAlign w:val="center"/>
           </w:tcPr>
           <w:p>
-            <w:hyperlink w:history="1" r:id="rId9sgg4zudk9iavqm5zovoi">
+            <w:hyperlink w:history="1" r:id="rIdetllqwqbtmazfmt5ksixj">
               <w:r>
                 <w:rPr>
                   <w:rStyle w:val="Hyperlink"/>
@@ -2565,7 +2565,7 @@
             </w:hyperlink>
           </w:p>
           <w:p>
-            <w:hyperlink w:history="1" r:id="rIdqzd0vremetlrgdie2idve">
+            <w:hyperlink w:history="1" r:id="rIds1gtuq_rrci3t68tdnj42">
               <w:r>
                 <w:rPr>
                   <w:rStyle w:val="Hyperlink"/>
@@ -2640,7 +2640,7 @@
                 <w:sz w:val="20"/>
                 <w:szCs w:val="20"/>
               </w:rPr>
-              <w:t xml:space="preserve">Tactile push button</w:t>
+              <w:t xml:space="preserve">Breadboard</w:t>
             </w:r>
           </w:p>
         </w:tc>
@@ -2674,7 +2674,7 @@
                 <w:szCs w:val="20"/>
                 <w:rtl/>
               </w:rPr>
-              <w:t xml:space="preserve">زر ضغط</w:t>
+              <w:t xml:space="preserve">لوحة توصيل تجريبية</w:t>
             </w:r>
           </w:p>
           <w:p>
@@ -2691,7 +2691,7 @@
                 <w:szCs w:val="17"/>
                 <w:rtl/>
               </w:rPr>
-              <w:t xml:space="preserve">تغيير الشاشة / تشغيل الصوت</w:t>
+              <w:t xml:space="preserve">توصيل القطع بدون لحام</w:t>
             </w:r>
           </w:p>
         </w:tc>
@@ -2725,7 +2725,7 @@
                 <w:sz w:val="19"/>
                 <w:szCs w:val="19"/>
               </w:rPr>
-              <w:t xml:space="preserve">Tactile switch 6×6×5 mm (4-pin)</w:t>
+              <w:t xml:space="preserve">MB-102 830 tie-points</w:t>
             </w:r>
           </w:p>
         </w:tc>
@@ -2793,7 +2793,7 @@
                 <w:sz w:val="20"/>
                 <w:szCs w:val="20"/>
               </w:rPr>
-              <w:t xml:space="preserve">1 – 3</w:t>
+              <w:t xml:space="preserve">10 – 20</w:t>
             </w:r>
           </w:p>
         </w:tc>
@@ -2815,7 +2815,7 @@
             <w:vAlign w:val="center"/>
           </w:tcPr>
           <w:p>
-            <w:hyperlink w:history="1" r:id="rIdiiejushhcmveckizys9rw">
+            <w:hyperlink w:history="1" r:id="rIddok3nzbqbqrixxnhv-az1">
               <w:r>
                 <w:rPr>
                   <w:rStyle w:val="Hyperlink"/>
@@ -2828,7 +2828,7 @@
             </w:hyperlink>
           </w:p>
           <w:p>
-            <w:hyperlink w:history="1" r:id="rIdpfcosq6ynjpmydzpcuuve">
+            <w:hyperlink w:history="1" r:id="rIdw58senicvnwlh9vwyox4w">
               <w:r>
                 <w:rPr>
                   <w:rStyle w:val="Hyperlink"/>
@@ -2905,7 +2905,7 @@
                 <w:sz w:val="20"/>
                 <w:szCs w:val="20"/>
               </w:rPr>
-              <w:t xml:space="preserve">Breadboard</w:t>
+              <w:t xml:space="preserve">Jumper wires</w:t>
             </w:r>
           </w:p>
         </w:tc>
@@ -2940,7 +2940,7 @@
                 <w:szCs w:val="20"/>
                 <w:rtl/>
               </w:rPr>
-              <w:t xml:space="preserve">لوحة توصيل تجريبية</w:t>
+              <w:t xml:space="preserve">أسلاك توصيل</w:t>
             </w:r>
           </w:p>
           <w:p>
@@ -2957,7 +2957,7 @@
                 <w:szCs w:val="17"/>
                 <w:rtl/>
               </w:rPr>
-              <w:t xml:space="preserve">توصيل القطع بدون لحام</w:t>
+              <w:t xml:space="preserve">التوصيلات</w:t>
             </w:r>
           </w:p>
         </w:tc>
@@ -2992,7 +2992,7 @@
                 <w:sz w:val="19"/>
                 <w:szCs w:val="19"/>
               </w:rPr>
-              <w:t xml:space="preserve">MB-102 830 tie-points</w:t>
+              <w:t xml:space="preserve">Dupont 20 cm, 40 pcs M-M + 40 pcs F-M</w:t>
             </w:r>
           </w:p>
         </w:tc>
@@ -3027,7 +3027,7 @@
                 <w:szCs w:val="20"/>
                 <w:rtl/>
               </w:rPr>
-              <w:t xml:space="preserve">1</w:t>
+              <w:t xml:space="preserve">1 set</w:t>
             </w:r>
           </w:p>
         </w:tc>
@@ -3062,7 +3062,7 @@
                 <w:sz w:val="20"/>
                 <w:szCs w:val="20"/>
               </w:rPr>
-              <w:t xml:space="preserve">10 – 20</w:t>
+              <w:t xml:space="preserve">10 – 15</w:t>
             </w:r>
           </w:p>
         </w:tc>
@@ -3085,7 +3085,7 @@
             <w:vAlign w:val="center"/>
           </w:tcPr>
           <w:p>
-            <w:hyperlink w:history="1" r:id="rIdqoo51xbuf91alzwiy21oo">
+            <w:hyperlink w:history="1" r:id="rIdvq74vfwqabmsgrzdoki03">
               <w:r>
                 <w:rPr>
                   <w:rStyle w:val="Hyperlink"/>
@@ -3098,7 +3098,7 @@
             </w:hyperlink>
           </w:p>
           <w:p>
-            <w:hyperlink w:history="1" r:id="rIdlsj7ouhtdwwwqekollesf">
+            <w:hyperlink w:history="1" r:id="rId4asxnecdqk57wgojdwj2s">
               <w:r>
                 <w:rPr>
                   <w:rStyle w:val="Hyperlink"/>
@@ -3173,7 +3173,7 @@
                 <w:sz w:val="20"/>
                 <w:szCs w:val="20"/>
               </w:rPr>
-              <w:t xml:space="preserve">Jumper wires</w:t>
+              <w:t xml:space="preserve">USB power bank 5 V</w:t>
             </w:r>
           </w:p>
         </w:tc>
@@ -3207,7 +3207,7 @@
                 <w:szCs w:val="20"/>
                 <w:rtl/>
               </w:rPr>
-              <w:t xml:space="preserve">أسلاك توصيل</w:t>
+              <w:t xml:space="preserve">باور بانك 5 فولت</w:t>
             </w:r>
           </w:p>
           <w:p>
@@ -3224,7 +3224,7 @@
                 <w:szCs w:val="17"/>
                 <w:rtl/>
               </w:rPr>
-              <w:t xml:space="preserve">التوصيلات</w:t>
+              <w:t xml:space="preserve">مصدر الطاقة</w:t>
             </w:r>
           </w:p>
         </w:tc>
@@ -3258,7 +3258,7 @@
                 <w:sz w:val="19"/>
                 <w:szCs w:val="19"/>
               </w:rPr>
-              <w:t xml:space="preserve">Dupont 20 cm, 40 pcs M-M + 40 pcs F-M</w:t>
+              <w:t xml:space="preserve">10,000 mAh, 5 V USB-A, low-current / always-on mode</w:t>
             </w:r>
           </w:p>
         </w:tc>
@@ -3292,7 +3292,7 @@
                 <w:szCs w:val="20"/>
                 <w:rtl/>
               </w:rPr>
-              <w:t xml:space="preserve">1 set</w:t>
+              <w:t xml:space="preserve">1</w:t>
             </w:r>
           </w:p>
         </w:tc>
@@ -3326,7 +3326,7 @@
                 <w:sz w:val="20"/>
                 <w:szCs w:val="20"/>
               </w:rPr>
-              <w:t xml:space="preserve">10 – 15</w:t>
+              <w:t xml:space="preserve">40 – 60</w:t>
             </w:r>
           </w:p>
         </w:tc>
@@ -3348,7 +3348,7 @@
             <w:vAlign w:val="center"/>
           </w:tcPr>
           <w:p>
-            <w:hyperlink w:history="1" r:id="rId1to3swdfnupthrcxhwpf5">
+            <w:hyperlink w:history="1" r:id="rId1iztgrtyrielqadmx-6kg">
               <w:r>
                 <w:rPr>
                   <w:rStyle w:val="Hyperlink"/>
@@ -3361,7 +3361,7 @@
             </w:hyperlink>
           </w:p>
           <w:p>
-            <w:hyperlink w:history="1" r:id="rIdpy_9pq0dfpewadwzr6xcl">
+            <w:hyperlink w:history="1" r:id="rIdjumunfb0yfq-khbweht_r">
               <w:r>
                 <w:rPr>
                   <w:rStyle w:val="Hyperlink"/>
@@ -3438,7 +3438,7 @@
                 <w:sz w:val="20"/>
                 <w:szCs w:val="20"/>
               </w:rPr>
-              <w:t xml:space="preserve">USB power bank 5 V</w:t>
+              <w:t xml:space="preserve">Plastic enclosure box</w:t>
             </w:r>
           </w:p>
         </w:tc>
@@ -3473,7 +3473,7 @@
                 <w:szCs w:val="20"/>
                 <w:rtl/>
               </w:rPr>
-              <w:t xml:space="preserve">باور بانك 5 فولت</w:t>
+              <w:t xml:space="preserve">علبة بلاستيكية</w:t>
             </w:r>
           </w:p>
           <w:p>
@@ -3490,7 +3490,7 @@
                 <w:szCs w:val="17"/>
                 <w:rtl/>
               </w:rPr>
-              <w:t xml:space="preserve">مصدر الطاقة</w:t>
+              <w:t xml:space="preserve">حماية القطع</w:t>
             </w:r>
           </w:p>
         </w:tc>
@@ -3525,7 +3525,7 @@
                 <w:sz w:val="19"/>
                 <w:szCs w:val="19"/>
               </w:rPr>
-              <w:t xml:space="preserve">10,000 mAh, 5 V USB-A, low-current / always-on mode</w:t>
+              <w:t xml:space="preserve">ABS project box ≈ 100×68×40 mm</w:t>
             </w:r>
           </w:p>
         </w:tc>
@@ -3595,7 +3595,7 @@
                 <w:sz w:val="20"/>
                 <w:szCs w:val="20"/>
               </w:rPr>
-              <w:t xml:space="preserve">40 – 60</w:t>
+              <w:t xml:space="preserve">10 – 30</w:t>
             </w:r>
           </w:p>
         </w:tc>
@@ -3618,7 +3618,7 @@
             <w:vAlign w:val="center"/>
           </w:tcPr>
           <w:p>
-            <w:hyperlink w:history="1" r:id="rIdsfjiidumvika8k2sfrudc">
+            <w:hyperlink w:history="1" r:id="rIdocorhnmf5adu1komf_ovq">
               <w:r>
                 <w:rPr>
                   <w:rStyle w:val="Hyperlink"/>
@@ -3631,7 +3631,7 @@
             </w:hyperlink>
           </w:p>
           <w:p>
-            <w:hyperlink w:history="1" r:id="rIdc3hth-gcsf_-5uex4wqfo">
+            <w:hyperlink w:history="1" r:id="rId5_lrtxswer61jyusjvk-k">
               <w:r>
                 <w:rPr>
                   <w:rStyle w:val="Hyperlink"/>
@@ -3706,7 +3706,7 @@
                 <w:sz w:val="20"/>
                 <w:szCs w:val="20"/>
               </w:rPr>
-              <w:t xml:space="preserve">Plastic enclosure box</w:t>
+              <w:t xml:space="preserve">Small potted plant</w:t>
             </w:r>
           </w:p>
         </w:tc>
@@ -3740,7 +3740,7 @@
                 <w:szCs w:val="20"/>
                 <w:rtl/>
               </w:rPr>
-              <w:t xml:space="preserve">علبة بلاستيكية</w:t>
+              <w:t xml:space="preserve">نبتة صغيرة في أصيص</w:t>
             </w:r>
           </w:p>
           <w:p>
@@ -3757,7 +3757,7 @@
                 <w:szCs w:val="17"/>
                 <w:rtl/>
               </w:rPr>
-              <w:t xml:space="preserve">حماية القطع</w:t>
+              <w:t xml:space="preserve">النبتة التي نراقبها</w:t>
             </w:r>
           </w:p>
         </w:tc>
@@ -3791,7 +3791,7 @@
                 <w:sz w:val="19"/>
                 <w:szCs w:val="19"/>
               </w:rPr>
-              <w:t xml:space="preserve">ABS project box ≈ 100×68×40 mm</w:t>
+              <w:t xml:space="preserve">Basil / mint / pothos (local plant shop)</w:t>
             </w:r>
           </w:p>
         </w:tc>
@@ -3859,7 +3859,7 @@
                 <w:sz w:val="20"/>
                 <w:szCs w:val="20"/>
               </w:rPr>
-              <w:t xml:space="preserve">10 – 30</w:t>
+              <w:t xml:space="preserve">15 – 30</w:t>
             </w:r>
           </w:p>
         </w:tc>
@@ -3872,276 +3872,6 @@
               <w:bottom w:val="single" w:color="B7C9BC" w:sz="4"/>
               <w:right w:val="single" w:color="B7C9BC" w:sz="4"/>
             </w:tcBorders>
-            <w:tcMar>
-              <w:top w:type="dxa" w:w="40"/>
-              <w:left w:type="dxa" w:w="100"/>
-              <w:bottom w:type="dxa" w:w="40"/>
-              <w:right w:type="dxa" w:w="100"/>
-            </w:tcMar>
-            <w:vAlign w:val="center"/>
-          </w:tcPr>
-          <w:p>
-            <w:hyperlink w:history="1" r:id="rIddpmg_n48joroqbpblkphn">
-              <w:r>
-                <w:rPr>
-                  <w:rStyle w:val="Hyperlink"/>
-                  <w:rFonts w:ascii="Arial" w:cs="Arial" w:eastAsia="Arial" w:hAnsi="Arial"/>
-                  <w:sz w:val="18"/>
-                  <w:szCs w:val="18"/>
-                </w:rPr>
-                <w:t xml:space="preserve">Amazon.sa</w:t>
-              </w:r>
-            </w:hyperlink>
-          </w:p>
-          <w:p>
-            <w:hyperlink w:history="1" r:id="rIdlk_pqbhozxxvlwmtr7iaa">
-              <w:r>
-                <w:rPr>
-                  <w:rStyle w:val="Hyperlink"/>
-                  <w:rFonts w:ascii="Arial" w:cs="Arial" w:eastAsia="Arial" w:hAnsi="Arial"/>
-                  <w:sz w:val="18"/>
-                  <w:szCs w:val="18"/>
-                </w:rPr>
-                <w:t xml:space="preserve">AliExpress</w:t>
-              </w:r>
-            </w:hyperlink>
-          </w:p>
-        </w:tc>
-      </w:tr>
-      <w:tr>
-        <w:tc>
-          <w:tcPr>
-            <w:tcW w:type="dxa" w:w="500"/>
-            <w:tcBorders>
-              <w:top w:val="single" w:color="B7C9BC" w:sz="4"/>
-              <w:left w:val="single" w:color="B7C9BC" w:sz="4"/>
-              <w:bottom w:val="single" w:color="B7C9BC" w:sz="4"/>
-              <w:right w:val="single" w:color="B7C9BC" w:sz="4"/>
-            </w:tcBorders>
-            <w:shd w:fill="F5F9F5" w:color="auto" w:val="clear"/>
-            <w:tcMar>
-              <w:top w:type="dxa" w:w="40"/>
-              <w:left w:type="dxa" w:w="100"/>
-              <w:bottom w:type="dxa" w:w="40"/>
-              <w:right w:type="dxa" w:w="100"/>
-            </w:tcMar>
-            <w:vAlign w:val="center"/>
-          </w:tcPr>
-          <w:p>
-            <w:pPr>
-              <w:spacing w:after="0" w:before="0"/>
-              <w:jc w:val="center"/>
-            </w:pPr>
-            <w:r>
-              <w:rPr>
-                <w:rFonts w:ascii="Arial" w:cs="Arial" w:eastAsia="Arial" w:hAnsi="Arial"/>
-                <w:sz w:val="20"/>
-                <w:szCs w:val="20"/>
-              </w:rPr>
-              <w:t xml:space="preserve">14</w:t>
-            </w:r>
-          </w:p>
-        </w:tc>
-        <w:tc>
-          <w:tcPr>
-            <w:tcW w:type="dxa" w:w="2900"/>
-            <w:tcBorders>
-              <w:top w:val="single" w:color="B7C9BC" w:sz="4"/>
-              <w:left w:val="single" w:color="B7C9BC" w:sz="4"/>
-              <w:bottom w:val="single" w:color="B7C9BC" w:sz="4"/>
-              <w:right w:val="single" w:color="B7C9BC" w:sz="4"/>
-            </w:tcBorders>
-            <w:shd w:fill="F5F9F5" w:color="auto" w:val="clear"/>
-            <w:tcMar>
-              <w:top w:type="dxa" w:w="40"/>
-              <w:left w:type="dxa" w:w="100"/>
-              <w:bottom w:type="dxa" w:w="40"/>
-              <w:right w:type="dxa" w:w="100"/>
-            </w:tcMar>
-            <w:vAlign w:val="center"/>
-          </w:tcPr>
-          <w:p>
-            <w:pPr>
-              <w:spacing w:after="0" w:before="0"/>
-              <w:jc w:val="left"/>
-            </w:pPr>
-            <w:r>
-              <w:rPr>
-                <w:rFonts w:ascii="Arial" w:cs="Arial" w:eastAsia="Arial" w:hAnsi="Arial"/>
-                <w:sz w:val="20"/>
-                <w:szCs w:val="20"/>
-              </w:rPr>
-              <w:t xml:space="preserve">Small potted plant</w:t>
-            </w:r>
-          </w:p>
-        </w:tc>
-        <w:tc>
-          <w:tcPr>
-            <w:tcW w:type="dxa" w:w="2700"/>
-            <w:tcBorders>
-              <w:top w:val="single" w:color="B7C9BC" w:sz="4"/>
-              <w:left w:val="single" w:color="B7C9BC" w:sz="4"/>
-              <w:bottom w:val="single" w:color="B7C9BC" w:sz="4"/>
-              <w:right w:val="single" w:color="B7C9BC" w:sz="4"/>
-            </w:tcBorders>
-            <w:shd w:fill="F5F9F5" w:color="auto" w:val="clear"/>
-            <w:tcMar>
-              <w:top w:type="dxa" w:w="40"/>
-              <w:left w:type="dxa" w:w="100"/>
-              <w:bottom w:type="dxa" w:w="40"/>
-              <w:right w:type="dxa" w:w="100"/>
-            </w:tcMar>
-            <w:vAlign w:val="center"/>
-          </w:tcPr>
-          <w:p>
-            <w:pPr>
-              <w:bidi/>
-              <w:spacing w:after="0" w:before="0"/>
-              <w:jc w:val="right"/>
-            </w:pPr>
-            <w:r>
-              <w:rPr>
-                <w:rFonts w:ascii="Arial" w:cs="Arial" w:eastAsia="Arial" w:hAnsi="Arial"/>
-                <w:sz w:val="20"/>
-                <w:szCs w:val="20"/>
-                <w:rtl/>
-              </w:rPr>
-              <w:t xml:space="preserve">نبتة صغيرة في أصيص</w:t>
-            </w:r>
-          </w:p>
-          <w:p>
-            <w:pPr>
-              <w:bidi/>
-              <w:spacing w:after="0" w:before="0"/>
-              <w:jc w:val="right"/>
-            </w:pPr>
-            <w:r>
-              <w:rPr>
-                <w:rFonts w:ascii="Arial" w:cs="Arial" w:eastAsia="Arial" w:hAnsi="Arial"/>
-                <w:color w:val="5F6F64"/>
-                <w:sz w:val="17"/>
-                <w:szCs w:val="17"/>
-                <w:rtl/>
-              </w:rPr>
-              <w:t xml:space="preserve">النبتة التي نراقبها</w:t>
-            </w:r>
-          </w:p>
-        </w:tc>
-        <w:tc>
-          <w:tcPr>
-            <w:tcW w:type="dxa" w:w="3000"/>
-            <w:tcBorders>
-              <w:top w:val="single" w:color="B7C9BC" w:sz="4"/>
-              <w:left w:val="single" w:color="B7C9BC" w:sz="4"/>
-              <w:bottom w:val="single" w:color="B7C9BC" w:sz="4"/>
-              <w:right w:val="single" w:color="B7C9BC" w:sz="4"/>
-            </w:tcBorders>
-            <w:shd w:fill="F5F9F5" w:color="auto" w:val="clear"/>
-            <w:tcMar>
-              <w:top w:type="dxa" w:w="40"/>
-              <w:left w:type="dxa" w:w="100"/>
-              <w:bottom w:type="dxa" w:w="40"/>
-              <w:right w:type="dxa" w:w="100"/>
-            </w:tcMar>
-            <w:vAlign w:val="center"/>
-          </w:tcPr>
-          <w:p>
-            <w:pPr>
-              <w:spacing w:after="0" w:before="0"/>
-              <w:jc w:val="left"/>
-            </w:pPr>
-            <w:r>
-              <w:rPr>
-                <w:rFonts w:ascii="Arial" w:cs="Arial" w:eastAsia="Arial" w:hAnsi="Arial"/>
-                <w:b/>
-                <w:bCs/>
-                <w:sz w:val="19"/>
-                <w:szCs w:val="19"/>
-              </w:rPr>
-              <w:t xml:space="preserve">Basil / mint / pothos (local plant shop)</w:t>
-            </w:r>
-          </w:p>
-        </w:tc>
-        <w:tc>
-          <w:tcPr>
-            <w:tcW w:type="dxa" w:w="1100"/>
-            <w:tcBorders>
-              <w:top w:val="single" w:color="B7C9BC" w:sz="4"/>
-              <w:left w:val="single" w:color="B7C9BC" w:sz="4"/>
-              <w:bottom w:val="single" w:color="B7C9BC" w:sz="4"/>
-              <w:right w:val="single" w:color="B7C9BC" w:sz="4"/>
-            </w:tcBorders>
-            <w:shd w:fill="F5F9F5" w:color="auto" w:val="clear"/>
-            <w:tcMar>
-              <w:top w:type="dxa" w:w="40"/>
-              <w:left w:type="dxa" w:w="100"/>
-              <w:bottom w:type="dxa" w:w="40"/>
-              <w:right w:type="dxa" w:w="100"/>
-            </w:tcMar>
-            <w:vAlign w:val="center"/>
-          </w:tcPr>
-          <w:p>
-            <w:pPr>
-              <w:bidi/>
-              <w:spacing w:after="0" w:before="0"/>
-              <w:jc w:val="center"/>
-            </w:pPr>
-            <w:r>
-              <w:rPr>
-                <w:rFonts w:ascii="Arial" w:cs="Arial" w:eastAsia="Arial" w:hAnsi="Arial"/>
-                <w:sz w:val="20"/>
-                <w:szCs w:val="20"/>
-                <w:rtl/>
-              </w:rPr>
-              <w:t xml:space="preserve">1</w:t>
-            </w:r>
-          </w:p>
-        </w:tc>
-        <w:tc>
-          <w:tcPr>
-            <w:tcW w:type="dxa" w:w="1300"/>
-            <w:tcBorders>
-              <w:top w:val="single" w:color="B7C9BC" w:sz="4"/>
-              <w:left w:val="single" w:color="B7C9BC" w:sz="4"/>
-              <w:bottom w:val="single" w:color="B7C9BC" w:sz="4"/>
-              <w:right w:val="single" w:color="B7C9BC" w:sz="4"/>
-            </w:tcBorders>
-            <w:shd w:fill="F5F9F5" w:color="auto" w:val="clear"/>
-            <w:tcMar>
-              <w:top w:type="dxa" w:w="40"/>
-              <w:left w:type="dxa" w:w="100"/>
-              <w:bottom w:type="dxa" w:w="40"/>
-              <w:right w:type="dxa" w:w="100"/>
-            </w:tcMar>
-            <w:vAlign w:val="center"/>
-          </w:tcPr>
-          <w:p>
-            <w:pPr>
-              <w:spacing w:after="0" w:before="0"/>
-              <w:jc w:val="center"/>
-            </w:pPr>
-            <w:r>
-              <w:rPr>
-                <w:rFonts w:ascii="Arial" w:cs="Arial" w:eastAsia="Arial" w:hAnsi="Arial"/>
-                <w:b/>
-                <w:bCs/>
-                <w:sz w:val="20"/>
-                <w:szCs w:val="20"/>
-              </w:rPr>
-              <w:t xml:space="preserve">15 – 30</w:t>
-            </w:r>
-          </w:p>
-        </w:tc>
-        <w:tc>
-          <w:tcPr>
-            <w:tcW w:type="dxa" w:w="3338"/>
-            <w:tcBorders>
-              <w:top w:val="single" w:color="B7C9BC" w:sz="4"/>
-              <w:left w:val="single" w:color="B7C9BC" w:sz="4"/>
-              <w:bottom w:val="single" w:color="B7C9BC" w:sz="4"/>
-              <w:right w:val="single" w:color="B7C9BC" w:sz="4"/>
-            </w:tcBorders>
-            <w:shd w:fill="F5F9F5" w:color="auto" w:val="clear"/>
             <w:tcMar>
               <w:top w:type="dxa" w:w="40"/>
               <w:left w:type="dxa" w:w="100"/>
@@ -4371,7 +4101,7 @@
                 <w:sz w:val="20"/>
                 <w:szCs w:val="20"/>
               </w:rPr>
-              <w:t xml:space="preserve">≈ 190 – 350</w:t>
+              <w:t xml:space="preserve">≈ 175 – 312</w:t>
             </w:r>
           </w:p>
         </w:tc>
@@ -4842,7 +4572,7 @@
                 <w:sz w:val="20"/>
                 <w:szCs w:val="20"/>
               </w:rPr>
-              <w:t xml:space="preserve">Display: buy the 4-pin I2C OLED, not the 7-pin SPI version.</w:t>
+              <w:t xml:space="preserve">No screen needed: the emoji face is shown in the web dashboard and the Android app.</w:t>
             </w:r>
           </w:p>
         </w:tc>
@@ -4876,7 +4606,7 @@
                 <w:szCs w:val="21"/>
                 <w:rtl/>
               </w:rPr>
-              <w:t xml:space="preserve">الشاشة: اطلبوا الشاشة ذات 4 أرجل (I2C) وليس 7 أرجل (SPI).</w:t>
+              <w:t xml:space="preserve">لا حاجة لشاشة: وجه الإيموجي يظهر في تطبيق الويب وتطبيق الأندرويد.</w:t>
             </w:r>
           </w:p>
         </w:tc>

--- a/rayy/docs/Rayy-Components-Prices.docx
+++ b/rayy/docs/Rayy-Components-Prices.docx
@@ -51,7 +51,7 @@
           <w:szCs w:val="19"/>
           <w:rtl/>
         </w:rPr>
-        <w:t xml:space="preserve">نبتة ذكية تعبّر عن مشاعرها بالإيموجي والصوت باستخدام إنترنت الأشياء</w:t>
+        <w:t xml:space="preserve">نبتة ذكية تعبّر عن مشاعرها بالإيموجي والصوت باستخدام إنترنت الأشياء، وتعمل بالطاقة الشمسية</w:t>
       </w:r>
     </w:p>
     <w:p>
@@ -69,7 +69,41 @@
           <w:sz w:val="18"/>
           <w:szCs w:val="18"/>
         </w:rPr>
-        <w:t xml:space="preserve">A smart IoT plant that shows its feelings with emoji and sound</w:t>
+        <w:t xml:space="preserve">A solar-powered smart IoT plant that shows its feelings with emoji and sound</w:t>
+      </w:r>
+    </w:p>
+    <w:p>
+      <w:pPr>
+        <w:bidi/>
+        <w:spacing w:after="20" w:before="120"/>
+      </w:pPr>
+      <w:r>
+        <w:rPr>
+          <w:rFonts w:ascii="Arial" w:cs="Arial" w:eastAsia="Arial" w:hAnsi="Arial"/>
+          <w:b/>
+          <w:bCs/>
+          <w:color w:val="2F7D4F"/>
+          <w:sz w:val="28"/>
+          <w:szCs w:val="28"/>
+          <w:rtl/>
+        </w:rPr>
+        <w:t xml:space="preserve">الجزء الأول: المكونات الأساسية</w:t>
+      </w:r>
+    </w:p>
+    <w:p>
+      <w:pPr>
+        <w:spacing w:after="100" w:before="0"/>
+        <w:jc w:val="left"/>
+      </w:pPr>
+      <w:r>
+        <w:rPr>
+          <w:rFonts w:ascii="Arial" w:cs="Arial" w:eastAsia="Arial" w:hAnsi="Arial"/>
+          <w:b/>
+          <w:bCs/>
+          <w:sz w:val="22"/>
+          <w:szCs w:val="22"/>
+        </w:rPr>
+        <w:t xml:space="preserve">Part 1: Main components</w:t>
       </w:r>
     </w:p>
     <w:tbl>
@@ -108,9 +142,9 @@
             </w:tcBorders>
             <w:shd w:fill="2F7D4F" w:color="auto" w:val="clear"/>
             <w:tcMar>
-              <w:top w:type="dxa" w:w="40"/>
-              <w:left w:type="dxa" w:w="100"/>
-              <w:bottom w:type="dxa" w:w="40"/>
+              <w:top w:type="dxa" w:w="20"/>
+              <w:left w:type="dxa" w:w="100"/>
+              <w:bottom w:type="dxa" w:w="20"/>
               <w:right w:type="dxa" w:w="100"/>
             </w:tcMar>
             <w:vAlign w:val="center"/>
@@ -144,9 +178,9 @@
             </w:tcBorders>
             <w:shd w:fill="2F7D4F" w:color="auto" w:val="clear"/>
             <w:tcMar>
-              <w:top w:type="dxa" w:w="40"/>
-              <w:left w:type="dxa" w:w="100"/>
-              <w:bottom w:type="dxa" w:w="40"/>
+              <w:top w:type="dxa" w:w="20"/>
+              <w:left w:type="dxa" w:w="100"/>
+              <w:bottom w:type="dxa" w:w="20"/>
               <w:right w:type="dxa" w:w="100"/>
             </w:tcMar>
             <w:vAlign w:val="center"/>
@@ -180,18 +214,17 @@
             </w:tcBorders>
             <w:shd w:fill="2F7D4F" w:color="auto" w:val="clear"/>
             <w:tcMar>
-              <w:top w:type="dxa" w:w="40"/>
-              <w:left w:type="dxa" w:w="100"/>
-              <w:bottom w:type="dxa" w:w="40"/>
-              <w:right w:type="dxa" w:w="100"/>
-            </w:tcMar>
-            <w:vAlign w:val="center"/>
-          </w:tcPr>
-          <w:p>
-            <w:pPr>
-              <w:bidi/>
-              <w:spacing w:after="0" w:before="0"/>
-              <w:jc w:val="right"/>
+              <w:top w:type="dxa" w:w="20"/>
+              <w:left w:type="dxa" w:w="100"/>
+              <w:bottom w:type="dxa" w:w="20"/>
+              <w:right w:type="dxa" w:w="100"/>
+            </w:tcMar>
+            <w:vAlign w:val="center"/>
+          </w:tcPr>
+          <w:p>
+            <w:pPr>
+              <w:bidi/>
+              <w:spacing w:after="0" w:before="0"/>
             </w:pPr>
             <w:r>
               <w:rPr>
@@ -210,7 +243,6 @@
             <w:pPr>
               <w:bidi/>
               <w:spacing w:after="0" w:before="0"/>
-              <w:jc w:val="right"/>
             </w:pPr>
             <w:r>
               <w:rPr>
@@ -237,9 +269,9 @@
             </w:tcBorders>
             <w:shd w:fill="2F7D4F" w:color="auto" w:val="clear"/>
             <w:tcMar>
-              <w:top w:type="dxa" w:w="40"/>
-              <w:left w:type="dxa" w:w="100"/>
-              <w:bottom w:type="dxa" w:w="40"/>
+              <w:top w:type="dxa" w:w="20"/>
+              <w:left w:type="dxa" w:w="100"/>
+              <w:bottom w:type="dxa" w:w="20"/>
               <w:right w:type="dxa" w:w="100"/>
             </w:tcMar>
             <w:vAlign w:val="center"/>
@@ -265,7 +297,6 @@
             <w:pPr>
               <w:bidi/>
               <w:spacing w:after="0" w:before="0"/>
-              <w:jc w:val="right"/>
             </w:pPr>
             <w:r>
               <w:rPr>
@@ -292,9 +323,9 @@
             </w:tcBorders>
             <w:shd w:fill="2F7D4F" w:color="auto" w:val="clear"/>
             <w:tcMar>
-              <w:top w:type="dxa" w:w="40"/>
-              <w:left w:type="dxa" w:w="100"/>
-              <w:bottom w:type="dxa" w:w="40"/>
+              <w:top w:type="dxa" w:w="20"/>
+              <w:left w:type="dxa" w:w="100"/>
+              <w:bottom w:type="dxa" w:w="20"/>
               <w:right w:type="dxa" w:w="100"/>
             </w:tcMar>
             <w:vAlign w:val="center"/>
@@ -347,9 +378,9 @@
             </w:tcBorders>
             <w:shd w:fill="2F7D4F" w:color="auto" w:val="clear"/>
             <w:tcMar>
-              <w:top w:type="dxa" w:w="40"/>
-              <w:left w:type="dxa" w:w="100"/>
-              <w:bottom w:type="dxa" w:w="40"/>
+              <w:top w:type="dxa" w:w="20"/>
+              <w:left w:type="dxa" w:w="100"/>
+              <w:bottom w:type="dxa" w:w="20"/>
               <w:right w:type="dxa" w:w="100"/>
             </w:tcMar>
             <w:vAlign w:val="center"/>
@@ -402,9 +433,9 @@
             </w:tcBorders>
             <w:shd w:fill="2F7D4F" w:color="auto" w:val="clear"/>
             <w:tcMar>
-              <w:top w:type="dxa" w:w="40"/>
-              <w:left w:type="dxa" w:w="100"/>
-              <w:bottom w:type="dxa" w:w="40"/>
+              <w:top w:type="dxa" w:w="20"/>
+              <w:left w:type="dxa" w:w="100"/>
+              <w:bottom w:type="dxa" w:w="20"/>
               <w:right w:type="dxa" w:w="100"/>
             </w:tcMar>
             <w:vAlign w:val="center"/>
@@ -430,7 +461,6 @@
             <w:pPr>
               <w:bidi/>
               <w:spacing w:after="0" w:before="0"/>
-              <w:jc w:val="right"/>
             </w:pPr>
             <w:r>
               <w:rPr>
@@ -458,9 +488,9 @@
               <w:right w:val="single" w:color="B7C9BC" w:sz="4"/>
             </w:tcBorders>
             <w:tcMar>
-              <w:top w:type="dxa" w:w="40"/>
-              <w:left w:type="dxa" w:w="100"/>
-              <w:bottom w:type="dxa" w:w="40"/>
+              <w:top w:type="dxa" w:w="20"/>
+              <w:left w:type="dxa" w:w="100"/>
+              <w:bottom w:type="dxa" w:w="20"/>
               <w:right w:type="dxa" w:w="100"/>
             </w:tcMar>
             <w:vAlign w:val="center"/>
@@ -490,9 +520,9 @@
               <w:right w:val="single" w:color="B7C9BC" w:sz="4"/>
             </w:tcBorders>
             <w:tcMar>
-              <w:top w:type="dxa" w:w="40"/>
-              <w:left w:type="dxa" w:w="100"/>
-              <w:bottom w:type="dxa" w:w="40"/>
+              <w:top w:type="dxa" w:w="20"/>
+              <w:left w:type="dxa" w:w="100"/>
+              <w:bottom w:type="dxa" w:w="20"/>
               <w:right w:type="dxa" w:w="100"/>
             </w:tcMar>
             <w:vAlign w:val="center"/>
@@ -522,18 +552,17 @@
               <w:right w:val="single" w:color="B7C9BC" w:sz="4"/>
             </w:tcBorders>
             <w:tcMar>
-              <w:top w:type="dxa" w:w="40"/>
-              <w:left w:type="dxa" w:w="100"/>
-              <w:bottom w:type="dxa" w:w="40"/>
-              <w:right w:type="dxa" w:w="100"/>
-            </w:tcMar>
-            <w:vAlign w:val="center"/>
-          </w:tcPr>
-          <w:p>
-            <w:pPr>
-              <w:bidi/>
-              <w:spacing w:after="0" w:before="0"/>
-              <w:jc w:val="right"/>
+              <w:top w:type="dxa" w:w="20"/>
+              <w:left w:type="dxa" w:w="100"/>
+              <w:bottom w:type="dxa" w:w="20"/>
+              <w:right w:type="dxa" w:w="100"/>
+            </w:tcMar>
+            <w:vAlign w:val="center"/>
+          </w:tcPr>
+          <w:p>
+            <w:pPr>
+              <w:bidi/>
+              <w:spacing w:after="0" w:before="0"/>
             </w:pPr>
             <w:r>
               <w:rPr>
@@ -549,7 +578,6 @@
             <w:pPr>
               <w:bidi/>
               <w:spacing w:after="0" w:before="0"/>
-              <w:jc w:val="right"/>
             </w:pPr>
             <w:r>
               <w:rPr>
@@ -573,9 +601,9 @@
               <w:right w:val="single" w:color="B7C9BC" w:sz="4"/>
             </w:tcBorders>
             <w:tcMar>
-              <w:top w:type="dxa" w:w="40"/>
-              <w:left w:type="dxa" w:w="100"/>
-              <w:bottom w:type="dxa" w:w="40"/>
+              <w:top w:type="dxa" w:w="20"/>
+              <w:left w:type="dxa" w:w="100"/>
+              <w:bottom w:type="dxa" w:w="20"/>
               <w:right w:type="dxa" w:w="100"/>
             </w:tcMar>
             <w:vAlign w:val="center"/>
@@ -607,9 +635,9 @@
               <w:right w:val="single" w:color="B7C9BC" w:sz="4"/>
             </w:tcBorders>
             <w:tcMar>
-              <w:top w:type="dxa" w:w="40"/>
-              <w:left w:type="dxa" w:w="100"/>
-              <w:bottom w:type="dxa" w:w="40"/>
+              <w:top w:type="dxa" w:w="20"/>
+              <w:left w:type="dxa" w:w="100"/>
+              <w:bottom w:type="dxa" w:w="20"/>
               <w:right w:type="dxa" w:w="100"/>
             </w:tcMar>
             <w:vAlign w:val="center"/>
@@ -641,9 +669,9 @@
               <w:right w:val="single" w:color="B7C9BC" w:sz="4"/>
             </w:tcBorders>
             <w:tcMar>
-              <w:top w:type="dxa" w:w="40"/>
-              <w:left w:type="dxa" w:w="100"/>
-              <w:bottom w:type="dxa" w:w="40"/>
+              <w:top w:type="dxa" w:w="20"/>
+              <w:left w:type="dxa" w:w="100"/>
+              <w:bottom w:type="dxa" w:w="20"/>
               <w:right w:type="dxa" w:w="100"/>
             </w:tcMar>
             <w:vAlign w:val="center"/>
@@ -675,15 +703,15 @@
               <w:right w:val="single" w:color="B7C9BC" w:sz="4"/>
             </w:tcBorders>
             <w:tcMar>
-              <w:top w:type="dxa" w:w="40"/>
-              <w:left w:type="dxa" w:w="100"/>
-              <w:bottom w:type="dxa" w:w="40"/>
-              <w:right w:type="dxa" w:w="100"/>
-            </w:tcMar>
-            <w:vAlign w:val="center"/>
-          </w:tcPr>
-          <w:p>
-            <w:hyperlink w:history="1" r:id="rId4wsfadmosezamtkelc7xe">
+              <w:top w:type="dxa" w:w="20"/>
+              <w:left w:type="dxa" w:w="100"/>
+              <w:bottom w:type="dxa" w:w="20"/>
+              <w:right w:type="dxa" w:w="100"/>
+            </w:tcMar>
+            <w:vAlign w:val="center"/>
+          </w:tcPr>
+          <w:p>
+            <w:hyperlink w:history="1" r:id="rIdriojjlnjuexq4hqtbj4bw">
               <w:r>
                 <w:rPr>
                   <w:rStyle w:val="Hyperlink"/>
@@ -696,7 +724,7 @@
             </w:hyperlink>
           </w:p>
           <w:p>
-            <w:hyperlink w:history="1" r:id="rIdtb07xndlahyzfyqrgpogw">
+            <w:hyperlink w:history="1" r:id="rIdkmszme5rj9aejiy9hfoje">
               <w:r>
                 <w:rPr>
                   <w:rStyle w:val="Hyperlink"/>
@@ -722,9 +750,9 @@
             </w:tcBorders>
             <w:shd w:fill="F5F9F5" w:color="auto" w:val="clear"/>
             <w:tcMar>
-              <w:top w:type="dxa" w:w="40"/>
-              <w:left w:type="dxa" w:w="100"/>
-              <w:bottom w:type="dxa" w:w="40"/>
+              <w:top w:type="dxa" w:w="20"/>
+              <w:left w:type="dxa" w:w="100"/>
+              <w:bottom w:type="dxa" w:w="20"/>
               <w:right w:type="dxa" w:w="100"/>
             </w:tcMar>
             <w:vAlign w:val="center"/>
@@ -755,9 +783,9 @@
             </w:tcBorders>
             <w:shd w:fill="F5F9F5" w:color="auto" w:val="clear"/>
             <w:tcMar>
-              <w:top w:type="dxa" w:w="40"/>
-              <w:left w:type="dxa" w:w="100"/>
-              <w:bottom w:type="dxa" w:w="40"/>
+              <w:top w:type="dxa" w:w="20"/>
+              <w:left w:type="dxa" w:w="100"/>
+              <w:bottom w:type="dxa" w:w="20"/>
               <w:right w:type="dxa" w:w="100"/>
             </w:tcMar>
             <w:vAlign w:val="center"/>
@@ -788,18 +816,17 @@
             </w:tcBorders>
             <w:shd w:fill="F5F9F5" w:color="auto" w:val="clear"/>
             <w:tcMar>
-              <w:top w:type="dxa" w:w="40"/>
-              <w:left w:type="dxa" w:w="100"/>
-              <w:bottom w:type="dxa" w:w="40"/>
-              <w:right w:type="dxa" w:w="100"/>
-            </w:tcMar>
-            <w:vAlign w:val="center"/>
-          </w:tcPr>
-          <w:p>
-            <w:pPr>
-              <w:bidi/>
-              <w:spacing w:after="0" w:before="0"/>
-              <w:jc w:val="right"/>
+              <w:top w:type="dxa" w:w="20"/>
+              <w:left w:type="dxa" w:w="100"/>
+              <w:bottom w:type="dxa" w:w="20"/>
+              <w:right w:type="dxa" w:w="100"/>
+            </w:tcMar>
+            <w:vAlign w:val="center"/>
+          </w:tcPr>
+          <w:p>
+            <w:pPr>
+              <w:bidi/>
+              <w:spacing w:after="0" w:before="0"/>
             </w:pPr>
             <w:r>
               <w:rPr>
@@ -815,7 +842,6 @@
             <w:pPr>
               <w:bidi/>
               <w:spacing w:after="0" w:before="0"/>
-              <w:jc w:val="right"/>
             </w:pPr>
             <w:r>
               <w:rPr>
@@ -840,9 +866,9 @@
             </w:tcBorders>
             <w:shd w:fill="F5F9F5" w:color="auto" w:val="clear"/>
             <w:tcMar>
-              <w:top w:type="dxa" w:w="40"/>
-              <w:left w:type="dxa" w:w="100"/>
-              <w:bottom w:type="dxa" w:w="40"/>
+              <w:top w:type="dxa" w:w="20"/>
+              <w:left w:type="dxa" w:w="100"/>
+              <w:bottom w:type="dxa" w:w="20"/>
               <w:right w:type="dxa" w:w="100"/>
             </w:tcMar>
             <w:vAlign w:val="center"/>
@@ -875,9 +901,9 @@
             </w:tcBorders>
             <w:shd w:fill="F5F9F5" w:color="auto" w:val="clear"/>
             <w:tcMar>
-              <w:top w:type="dxa" w:w="40"/>
-              <w:left w:type="dxa" w:w="100"/>
-              <w:bottom w:type="dxa" w:w="40"/>
+              <w:top w:type="dxa" w:w="20"/>
+              <w:left w:type="dxa" w:w="100"/>
+              <w:bottom w:type="dxa" w:w="20"/>
               <w:right w:type="dxa" w:w="100"/>
             </w:tcMar>
             <w:vAlign w:val="center"/>
@@ -910,9 +936,9 @@
             </w:tcBorders>
             <w:shd w:fill="F5F9F5" w:color="auto" w:val="clear"/>
             <w:tcMar>
-              <w:top w:type="dxa" w:w="40"/>
-              <w:left w:type="dxa" w:w="100"/>
-              <w:bottom w:type="dxa" w:w="40"/>
+              <w:top w:type="dxa" w:w="20"/>
+              <w:left w:type="dxa" w:w="100"/>
+              <w:bottom w:type="dxa" w:w="20"/>
               <w:right w:type="dxa" w:w="100"/>
             </w:tcMar>
             <w:vAlign w:val="center"/>
@@ -945,15 +971,15 @@
             </w:tcBorders>
             <w:shd w:fill="F5F9F5" w:color="auto" w:val="clear"/>
             <w:tcMar>
-              <w:top w:type="dxa" w:w="40"/>
-              <w:left w:type="dxa" w:w="100"/>
-              <w:bottom w:type="dxa" w:w="40"/>
-              <w:right w:type="dxa" w:w="100"/>
-            </w:tcMar>
-            <w:vAlign w:val="center"/>
-          </w:tcPr>
-          <w:p>
-            <w:hyperlink w:history="1" r:id="rIdyvtvalwfqvwsibmpx0ufe">
+              <w:top w:type="dxa" w:w="20"/>
+              <w:left w:type="dxa" w:w="100"/>
+              <w:bottom w:type="dxa" w:w="20"/>
+              <w:right w:type="dxa" w:w="100"/>
+            </w:tcMar>
+            <w:vAlign w:val="center"/>
+          </w:tcPr>
+          <w:p>
+            <w:hyperlink w:history="1" r:id="rIdbvv5c0d789r5gdlby51u5">
               <w:r>
                 <w:rPr>
                   <w:rStyle w:val="Hyperlink"/>
@@ -966,7 +992,7 @@
             </w:hyperlink>
           </w:p>
           <w:p>
-            <w:hyperlink w:history="1" r:id="rIdv_xgnmpw13snvpjrgxmpz">
+            <w:hyperlink w:history="1" r:id="rIdoq9pdk0wscewisvllfwlz">
               <w:r>
                 <w:rPr>
                   <w:rStyle w:val="Hyperlink"/>
@@ -991,9 +1017,9 @@
               <w:right w:val="single" w:color="B7C9BC" w:sz="4"/>
             </w:tcBorders>
             <w:tcMar>
-              <w:top w:type="dxa" w:w="40"/>
-              <w:left w:type="dxa" w:w="100"/>
-              <w:bottom w:type="dxa" w:w="40"/>
+              <w:top w:type="dxa" w:w="20"/>
+              <w:left w:type="dxa" w:w="100"/>
+              <w:bottom w:type="dxa" w:w="20"/>
               <w:right w:type="dxa" w:w="100"/>
             </w:tcMar>
             <w:vAlign w:val="center"/>
@@ -1023,9 +1049,9 @@
               <w:right w:val="single" w:color="B7C9BC" w:sz="4"/>
             </w:tcBorders>
             <w:tcMar>
-              <w:top w:type="dxa" w:w="40"/>
-              <w:left w:type="dxa" w:w="100"/>
-              <w:bottom w:type="dxa" w:w="40"/>
+              <w:top w:type="dxa" w:w="20"/>
+              <w:left w:type="dxa" w:w="100"/>
+              <w:bottom w:type="dxa" w:w="20"/>
               <w:right w:type="dxa" w:w="100"/>
             </w:tcMar>
             <w:vAlign w:val="center"/>
@@ -1055,18 +1081,17 @@
               <w:right w:val="single" w:color="B7C9BC" w:sz="4"/>
             </w:tcBorders>
             <w:tcMar>
-              <w:top w:type="dxa" w:w="40"/>
-              <w:left w:type="dxa" w:w="100"/>
-              <w:bottom w:type="dxa" w:w="40"/>
-              <w:right w:type="dxa" w:w="100"/>
-            </w:tcMar>
-            <w:vAlign w:val="center"/>
-          </w:tcPr>
-          <w:p>
-            <w:pPr>
-              <w:bidi/>
-              <w:spacing w:after="0" w:before="0"/>
-              <w:jc w:val="right"/>
+              <w:top w:type="dxa" w:w="20"/>
+              <w:left w:type="dxa" w:w="100"/>
+              <w:bottom w:type="dxa" w:w="20"/>
+              <w:right w:type="dxa" w:w="100"/>
+            </w:tcMar>
+            <w:vAlign w:val="center"/>
+          </w:tcPr>
+          <w:p>
+            <w:pPr>
+              <w:bidi/>
+              <w:spacing w:after="0" w:before="0"/>
             </w:pPr>
             <w:r>
               <w:rPr>
@@ -1082,7 +1107,6 @@
             <w:pPr>
               <w:bidi/>
               <w:spacing w:after="0" w:before="0"/>
-              <w:jc w:val="right"/>
             </w:pPr>
             <w:r>
               <w:rPr>
@@ -1106,9 +1130,9 @@
               <w:right w:val="single" w:color="B7C9BC" w:sz="4"/>
             </w:tcBorders>
             <w:tcMar>
-              <w:top w:type="dxa" w:w="40"/>
-              <w:left w:type="dxa" w:w="100"/>
-              <w:bottom w:type="dxa" w:w="40"/>
+              <w:top w:type="dxa" w:w="20"/>
+              <w:left w:type="dxa" w:w="100"/>
+              <w:bottom w:type="dxa" w:w="20"/>
               <w:right w:type="dxa" w:w="100"/>
             </w:tcMar>
             <w:vAlign w:val="center"/>
@@ -1140,9 +1164,9 @@
               <w:right w:val="single" w:color="B7C9BC" w:sz="4"/>
             </w:tcBorders>
             <w:tcMar>
-              <w:top w:type="dxa" w:w="40"/>
-              <w:left w:type="dxa" w:w="100"/>
-              <w:bottom w:type="dxa" w:w="40"/>
+              <w:top w:type="dxa" w:w="20"/>
+              <w:left w:type="dxa" w:w="100"/>
+              <w:bottom w:type="dxa" w:w="20"/>
               <w:right w:type="dxa" w:w="100"/>
             </w:tcMar>
             <w:vAlign w:val="center"/>
@@ -1174,9 +1198,9 @@
               <w:right w:val="single" w:color="B7C9BC" w:sz="4"/>
             </w:tcBorders>
             <w:tcMar>
-              <w:top w:type="dxa" w:w="40"/>
-              <w:left w:type="dxa" w:w="100"/>
-              <w:bottom w:type="dxa" w:w="40"/>
+              <w:top w:type="dxa" w:w="20"/>
+              <w:left w:type="dxa" w:w="100"/>
+              <w:bottom w:type="dxa" w:w="20"/>
               <w:right w:type="dxa" w:w="100"/>
             </w:tcMar>
             <w:vAlign w:val="center"/>
@@ -1208,15 +1232,15 @@
               <w:right w:val="single" w:color="B7C9BC" w:sz="4"/>
             </w:tcBorders>
             <w:tcMar>
-              <w:top w:type="dxa" w:w="40"/>
-              <w:left w:type="dxa" w:w="100"/>
-              <w:bottom w:type="dxa" w:w="40"/>
-              <w:right w:type="dxa" w:w="100"/>
-            </w:tcMar>
-            <w:vAlign w:val="center"/>
-          </w:tcPr>
-          <w:p>
-            <w:hyperlink w:history="1" r:id="rId0o740h47csgwchjk6ekqk">
+              <w:top w:type="dxa" w:w="20"/>
+              <w:left w:type="dxa" w:w="100"/>
+              <w:bottom w:type="dxa" w:w="20"/>
+              <w:right w:type="dxa" w:w="100"/>
+            </w:tcMar>
+            <w:vAlign w:val="center"/>
+          </w:tcPr>
+          <w:p>
+            <w:hyperlink w:history="1" r:id="rIdcwnbn4hd9zhyboqr225jf">
               <w:r>
                 <w:rPr>
                   <w:rStyle w:val="Hyperlink"/>
@@ -1229,7 +1253,7 @@
             </w:hyperlink>
           </w:p>
           <w:p>
-            <w:hyperlink w:history="1" r:id="rId1sqnmqpwnb0wa0mceurgb">
+            <w:hyperlink w:history="1" r:id="rIdkfc7pombovchpkkdxcbkt">
               <w:r>
                 <w:rPr>
                   <w:rStyle w:val="Hyperlink"/>
@@ -1255,9 +1279,9 @@
             </w:tcBorders>
             <w:shd w:fill="F5F9F5" w:color="auto" w:val="clear"/>
             <w:tcMar>
-              <w:top w:type="dxa" w:w="40"/>
-              <w:left w:type="dxa" w:w="100"/>
-              <w:bottom w:type="dxa" w:w="40"/>
+              <w:top w:type="dxa" w:w="20"/>
+              <w:left w:type="dxa" w:w="100"/>
+              <w:bottom w:type="dxa" w:w="20"/>
               <w:right w:type="dxa" w:w="100"/>
             </w:tcMar>
             <w:vAlign w:val="center"/>
@@ -1288,9 +1312,9 @@
             </w:tcBorders>
             <w:shd w:fill="F5F9F5" w:color="auto" w:val="clear"/>
             <w:tcMar>
-              <w:top w:type="dxa" w:w="40"/>
-              <w:left w:type="dxa" w:w="100"/>
-              <w:bottom w:type="dxa" w:w="40"/>
+              <w:top w:type="dxa" w:w="20"/>
+              <w:left w:type="dxa" w:w="100"/>
+              <w:bottom w:type="dxa" w:w="20"/>
               <w:right w:type="dxa" w:w="100"/>
             </w:tcMar>
             <w:vAlign w:val="center"/>
@@ -1321,18 +1345,17 @@
             </w:tcBorders>
             <w:shd w:fill="F5F9F5" w:color="auto" w:val="clear"/>
             <w:tcMar>
-              <w:top w:type="dxa" w:w="40"/>
-              <w:left w:type="dxa" w:w="100"/>
-              <w:bottom w:type="dxa" w:w="40"/>
-              <w:right w:type="dxa" w:w="100"/>
-            </w:tcMar>
-            <w:vAlign w:val="center"/>
-          </w:tcPr>
-          <w:p>
-            <w:pPr>
-              <w:bidi/>
-              <w:spacing w:after="0" w:before="0"/>
-              <w:jc w:val="right"/>
+              <w:top w:type="dxa" w:w="20"/>
+              <w:left w:type="dxa" w:w="100"/>
+              <w:bottom w:type="dxa" w:w="20"/>
+              <w:right w:type="dxa" w:w="100"/>
+            </w:tcMar>
+            <w:vAlign w:val="center"/>
+          </w:tcPr>
+          <w:p>
+            <w:pPr>
+              <w:bidi/>
+              <w:spacing w:after="0" w:before="0"/>
             </w:pPr>
             <w:r>
               <w:rPr>
@@ -1348,7 +1371,6 @@
             <w:pPr>
               <w:bidi/>
               <w:spacing w:after="0" w:before="0"/>
-              <w:jc w:val="right"/>
             </w:pPr>
             <w:r>
               <w:rPr>
@@ -1373,9 +1395,9 @@
             </w:tcBorders>
             <w:shd w:fill="F5F9F5" w:color="auto" w:val="clear"/>
             <w:tcMar>
-              <w:top w:type="dxa" w:w="40"/>
-              <w:left w:type="dxa" w:w="100"/>
-              <w:bottom w:type="dxa" w:w="40"/>
+              <w:top w:type="dxa" w:w="20"/>
+              <w:left w:type="dxa" w:w="100"/>
+              <w:bottom w:type="dxa" w:w="20"/>
               <w:right w:type="dxa" w:w="100"/>
             </w:tcMar>
             <w:vAlign w:val="center"/>
@@ -1408,9 +1430,9 @@
             </w:tcBorders>
             <w:shd w:fill="F5F9F5" w:color="auto" w:val="clear"/>
             <w:tcMar>
-              <w:top w:type="dxa" w:w="40"/>
-              <w:left w:type="dxa" w:w="100"/>
-              <w:bottom w:type="dxa" w:w="40"/>
+              <w:top w:type="dxa" w:w="20"/>
+              <w:left w:type="dxa" w:w="100"/>
+              <w:bottom w:type="dxa" w:w="20"/>
               <w:right w:type="dxa" w:w="100"/>
             </w:tcMar>
             <w:vAlign w:val="center"/>
@@ -1443,9 +1465,9 @@
             </w:tcBorders>
             <w:shd w:fill="F5F9F5" w:color="auto" w:val="clear"/>
             <w:tcMar>
-              <w:top w:type="dxa" w:w="40"/>
-              <w:left w:type="dxa" w:w="100"/>
-              <w:bottom w:type="dxa" w:w="40"/>
+              <w:top w:type="dxa" w:w="20"/>
+              <w:left w:type="dxa" w:w="100"/>
+              <w:bottom w:type="dxa" w:w="20"/>
               <w:right w:type="dxa" w:w="100"/>
             </w:tcMar>
             <w:vAlign w:val="center"/>
@@ -1478,15 +1500,15 @@
             </w:tcBorders>
             <w:shd w:fill="F5F9F5" w:color="auto" w:val="clear"/>
             <w:tcMar>
-              <w:top w:type="dxa" w:w="40"/>
-              <w:left w:type="dxa" w:w="100"/>
-              <w:bottom w:type="dxa" w:w="40"/>
-              <w:right w:type="dxa" w:w="100"/>
-            </w:tcMar>
-            <w:vAlign w:val="center"/>
-          </w:tcPr>
-          <w:p>
-            <w:hyperlink w:history="1" r:id="rIdx2ewxlthvmuyrc8fd97fw">
+              <w:top w:type="dxa" w:w="20"/>
+              <w:left w:type="dxa" w:w="100"/>
+              <w:bottom w:type="dxa" w:w="20"/>
+              <w:right w:type="dxa" w:w="100"/>
+            </w:tcMar>
+            <w:vAlign w:val="center"/>
+          </w:tcPr>
+          <w:p>
+            <w:hyperlink w:history="1" r:id="rIdgykeletchouqxshbyulyf">
               <w:r>
                 <w:rPr>
                   <w:rStyle w:val="Hyperlink"/>
@@ -1499,7 +1521,7 @@
             </w:hyperlink>
           </w:p>
           <w:p>
-            <w:hyperlink w:history="1" r:id="rIdqvdofjds64fx3hlqfug_i">
+            <w:hyperlink w:history="1" r:id="rIdqkfr3sxhab0lfuwy4pkwn">
               <w:r>
                 <w:rPr>
                   <w:rStyle w:val="Hyperlink"/>
@@ -1524,9 +1546,9 @@
               <w:right w:val="single" w:color="B7C9BC" w:sz="4"/>
             </w:tcBorders>
             <w:tcMar>
-              <w:top w:type="dxa" w:w="40"/>
-              <w:left w:type="dxa" w:w="100"/>
-              <w:bottom w:type="dxa" w:w="40"/>
+              <w:top w:type="dxa" w:w="20"/>
+              <w:left w:type="dxa" w:w="100"/>
+              <w:bottom w:type="dxa" w:w="20"/>
               <w:right w:type="dxa" w:w="100"/>
             </w:tcMar>
             <w:vAlign w:val="center"/>
@@ -1556,9 +1578,9 @@
               <w:right w:val="single" w:color="B7C9BC" w:sz="4"/>
             </w:tcBorders>
             <w:tcMar>
-              <w:top w:type="dxa" w:w="40"/>
-              <w:left w:type="dxa" w:w="100"/>
-              <w:bottom w:type="dxa" w:w="40"/>
+              <w:top w:type="dxa" w:w="20"/>
+              <w:left w:type="dxa" w:w="100"/>
+              <w:bottom w:type="dxa" w:w="20"/>
               <w:right w:type="dxa" w:w="100"/>
             </w:tcMar>
             <w:vAlign w:val="center"/>
@@ -1588,18 +1610,17 @@
               <w:right w:val="single" w:color="B7C9BC" w:sz="4"/>
             </w:tcBorders>
             <w:tcMar>
-              <w:top w:type="dxa" w:w="40"/>
-              <w:left w:type="dxa" w:w="100"/>
-              <w:bottom w:type="dxa" w:w="40"/>
-              <w:right w:type="dxa" w:w="100"/>
-            </w:tcMar>
-            <w:vAlign w:val="center"/>
-          </w:tcPr>
-          <w:p>
-            <w:pPr>
-              <w:bidi/>
-              <w:spacing w:after="0" w:before="0"/>
-              <w:jc w:val="right"/>
+              <w:top w:type="dxa" w:w="20"/>
+              <w:left w:type="dxa" w:w="100"/>
+              <w:bottom w:type="dxa" w:w="20"/>
+              <w:right w:type="dxa" w:w="100"/>
+            </w:tcMar>
+            <w:vAlign w:val="center"/>
+          </w:tcPr>
+          <w:p>
+            <w:pPr>
+              <w:bidi/>
+              <w:spacing w:after="0" w:before="0"/>
             </w:pPr>
             <w:r>
               <w:rPr>
@@ -1615,7 +1636,6 @@
             <w:pPr>
               <w:bidi/>
               <w:spacing w:after="0" w:before="0"/>
-              <w:jc w:val="right"/>
             </w:pPr>
             <w:r>
               <w:rPr>
@@ -1639,9 +1659,9 @@
               <w:right w:val="single" w:color="B7C9BC" w:sz="4"/>
             </w:tcBorders>
             <w:tcMar>
-              <w:top w:type="dxa" w:w="40"/>
-              <w:left w:type="dxa" w:w="100"/>
-              <w:bottom w:type="dxa" w:w="40"/>
+              <w:top w:type="dxa" w:w="20"/>
+              <w:left w:type="dxa" w:w="100"/>
+              <w:bottom w:type="dxa" w:w="20"/>
               <w:right w:type="dxa" w:w="100"/>
             </w:tcMar>
             <w:vAlign w:val="center"/>
@@ -1673,9 +1693,9 @@
               <w:right w:val="single" w:color="B7C9BC" w:sz="4"/>
             </w:tcBorders>
             <w:tcMar>
-              <w:top w:type="dxa" w:w="40"/>
-              <w:left w:type="dxa" w:w="100"/>
-              <w:bottom w:type="dxa" w:w="40"/>
+              <w:top w:type="dxa" w:w="20"/>
+              <w:left w:type="dxa" w:w="100"/>
+              <w:bottom w:type="dxa" w:w="20"/>
               <w:right w:type="dxa" w:w="100"/>
             </w:tcMar>
             <w:vAlign w:val="center"/>
@@ -1707,9 +1727,9 @@
               <w:right w:val="single" w:color="B7C9BC" w:sz="4"/>
             </w:tcBorders>
             <w:tcMar>
-              <w:top w:type="dxa" w:w="40"/>
-              <w:left w:type="dxa" w:w="100"/>
-              <w:bottom w:type="dxa" w:w="40"/>
+              <w:top w:type="dxa" w:w="20"/>
+              <w:left w:type="dxa" w:w="100"/>
+              <w:bottom w:type="dxa" w:w="20"/>
               <w:right w:type="dxa" w:w="100"/>
             </w:tcMar>
             <w:vAlign w:val="center"/>
@@ -1741,15 +1761,15 @@
               <w:right w:val="single" w:color="B7C9BC" w:sz="4"/>
             </w:tcBorders>
             <w:tcMar>
-              <w:top w:type="dxa" w:w="40"/>
-              <w:left w:type="dxa" w:w="100"/>
-              <w:bottom w:type="dxa" w:w="40"/>
-              <w:right w:type="dxa" w:w="100"/>
-            </w:tcMar>
-            <w:vAlign w:val="center"/>
-          </w:tcPr>
-          <w:p>
-            <w:hyperlink w:history="1" r:id="rIdkdbfdfcns10ahq_1xoy2l">
+              <w:top w:type="dxa" w:w="20"/>
+              <w:left w:type="dxa" w:w="100"/>
+              <w:bottom w:type="dxa" w:w="20"/>
+              <w:right w:type="dxa" w:w="100"/>
+            </w:tcMar>
+            <w:vAlign w:val="center"/>
+          </w:tcPr>
+          <w:p>
+            <w:hyperlink w:history="1" r:id="rId1or0fqikrnye0xz33d8lo">
               <w:r>
                 <w:rPr>
                   <w:rStyle w:val="Hyperlink"/>
@@ -1762,7 +1782,7 @@
             </w:hyperlink>
           </w:p>
           <w:p>
-            <w:hyperlink w:history="1" r:id="rIda4gy807kr9dvfqciknft4">
+            <w:hyperlink w:history="1" r:id="rId5cwkevksmamx-ojdeb9il">
               <w:r>
                 <w:rPr>
                   <w:rStyle w:val="Hyperlink"/>
@@ -1788,9 +1808,9 @@
             </w:tcBorders>
             <w:shd w:fill="F5F9F5" w:color="auto" w:val="clear"/>
             <w:tcMar>
-              <w:top w:type="dxa" w:w="40"/>
-              <w:left w:type="dxa" w:w="100"/>
-              <w:bottom w:type="dxa" w:w="40"/>
+              <w:top w:type="dxa" w:w="20"/>
+              <w:left w:type="dxa" w:w="100"/>
+              <w:bottom w:type="dxa" w:w="20"/>
               <w:right w:type="dxa" w:w="100"/>
             </w:tcMar>
             <w:vAlign w:val="center"/>
@@ -1821,9 +1841,9 @@
             </w:tcBorders>
             <w:shd w:fill="F5F9F5" w:color="auto" w:val="clear"/>
             <w:tcMar>
-              <w:top w:type="dxa" w:w="40"/>
-              <w:left w:type="dxa" w:w="100"/>
-              <w:bottom w:type="dxa" w:w="40"/>
+              <w:top w:type="dxa" w:w="20"/>
+              <w:left w:type="dxa" w:w="100"/>
+              <w:bottom w:type="dxa" w:w="20"/>
               <w:right w:type="dxa" w:w="100"/>
             </w:tcMar>
             <w:vAlign w:val="center"/>
@@ -1854,18 +1874,17 @@
             </w:tcBorders>
             <w:shd w:fill="F5F9F5" w:color="auto" w:val="clear"/>
             <w:tcMar>
-              <w:top w:type="dxa" w:w="40"/>
-              <w:left w:type="dxa" w:w="100"/>
-              <w:bottom w:type="dxa" w:w="40"/>
-              <w:right w:type="dxa" w:w="100"/>
-            </w:tcMar>
-            <w:vAlign w:val="center"/>
-          </w:tcPr>
-          <w:p>
-            <w:pPr>
-              <w:bidi/>
-              <w:spacing w:after="0" w:before="0"/>
-              <w:jc w:val="right"/>
+              <w:top w:type="dxa" w:w="20"/>
+              <w:left w:type="dxa" w:w="100"/>
+              <w:bottom w:type="dxa" w:w="20"/>
+              <w:right w:type="dxa" w:w="100"/>
+            </w:tcMar>
+            <w:vAlign w:val="center"/>
+          </w:tcPr>
+          <w:p>
+            <w:pPr>
+              <w:bidi/>
+              <w:spacing w:after="0" w:before="0"/>
             </w:pPr>
             <w:r>
               <w:rPr>
@@ -1881,7 +1900,6 @@
             <w:pPr>
               <w:bidi/>
               <w:spacing w:after="0" w:before="0"/>
-              <w:jc w:val="right"/>
             </w:pPr>
             <w:r>
               <w:rPr>
@@ -1906,9 +1924,9 @@
             </w:tcBorders>
             <w:shd w:fill="F5F9F5" w:color="auto" w:val="clear"/>
             <w:tcMar>
-              <w:top w:type="dxa" w:w="40"/>
-              <w:left w:type="dxa" w:w="100"/>
-              <w:bottom w:type="dxa" w:w="40"/>
+              <w:top w:type="dxa" w:w="20"/>
+              <w:left w:type="dxa" w:w="100"/>
+              <w:bottom w:type="dxa" w:w="20"/>
               <w:right w:type="dxa" w:w="100"/>
             </w:tcMar>
             <w:vAlign w:val="center"/>
@@ -1941,9 +1959,9 @@
             </w:tcBorders>
             <w:shd w:fill="F5F9F5" w:color="auto" w:val="clear"/>
             <w:tcMar>
-              <w:top w:type="dxa" w:w="40"/>
-              <w:left w:type="dxa" w:w="100"/>
-              <w:bottom w:type="dxa" w:w="40"/>
+              <w:top w:type="dxa" w:w="20"/>
+              <w:left w:type="dxa" w:w="100"/>
+              <w:bottom w:type="dxa" w:w="20"/>
               <w:right w:type="dxa" w:w="100"/>
             </w:tcMar>
             <w:vAlign w:val="center"/>
@@ -1976,9 +1994,9 @@
             </w:tcBorders>
             <w:shd w:fill="F5F9F5" w:color="auto" w:val="clear"/>
             <w:tcMar>
-              <w:top w:type="dxa" w:w="40"/>
-              <w:left w:type="dxa" w:w="100"/>
-              <w:bottom w:type="dxa" w:w="40"/>
+              <w:top w:type="dxa" w:w="20"/>
+              <w:left w:type="dxa" w:w="100"/>
+              <w:bottom w:type="dxa" w:w="20"/>
               <w:right w:type="dxa" w:w="100"/>
             </w:tcMar>
             <w:vAlign w:val="center"/>
@@ -2011,15 +2029,15 @@
             </w:tcBorders>
             <w:shd w:fill="F5F9F5" w:color="auto" w:val="clear"/>
             <w:tcMar>
-              <w:top w:type="dxa" w:w="40"/>
-              <w:left w:type="dxa" w:w="100"/>
-              <w:bottom w:type="dxa" w:w="40"/>
-              <w:right w:type="dxa" w:w="100"/>
-            </w:tcMar>
-            <w:vAlign w:val="center"/>
-          </w:tcPr>
-          <w:p>
-            <w:hyperlink w:history="1" r:id="rIdqhzevbomzitjyybvixi3i">
+              <w:top w:type="dxa" w:w="20"/>
+              <w:left w:type="dxa" w:w="100"/>
+              <w:bottom w:type="dxa" w:w="20"/>
+              <w:right w:type="dxa" w:w="100"/>
+            </w:tcMar>
+            <w:vAlign w:val="center"/>
+          </w:tcPr>
+          <w:p>
+            <w:hyperlink w:history="1" r:id="rIdl9nogtdr30abuig5r0akn">
               <w:r>
                 <w:rPr>
                   <w:rStyle w:val="Hyperlink"/>
@@ -2032,7 +2050,7 @@
             </w:hyperlink>
           </w:p>
           <w:p>
-            <w:hyperlink w:history="1" r:id="rIdjogp4ljpwyqvhemnvvkdq">
+            <w:hyperlink w:history="1" r:id="rIdwazxsyfrcgcx7lae0nmyz">
               <w:r>
                 <w:rPr>
                   <w:rStyle w:val="Hyperlink"/>
@@ -2057,9 +2075,9 @@
               <w:right w:val="single" w:color="B7C9BC" w:sz="4"/>
             </w:tcBorders>
             <w:tcMar>
-              <w:top w:type="dxa" w:w="40"/>
-              <w:left w:type="dxa" w:w="100"/>
-              <w:bottom w:type="dxa" w:w="40"/>
+              <w:top w:type="dxa" w:w="20"/>
+              <w:left w:type="dxa" w:w="100"/>
+              <w:bottom w:type="dxa" w:w="20"/>
               <w:right w:type="dxa" w:w="100"/>
             </w:tcMar>
             <w:vAlign w:val="center"/>
@@ -2089,9 +2107,9 @@
               <w:right w:val="single" w:color="B7C9BC" w:sz="4"/>
             </w:tcBorders>
             <w:tcMar>
-              <w:top w:type="dxa" w:w="40"/>
-              <w:left w:type="dxa" w:w="100"/>
-              <w:bottom w:type="dxa" w:w="40"/>
+              <w:top w:type="dxa" w:w="20"/>
+              <w:left w:type="dxa" w:w="100"/>
+              <w:bottom w:type="dxa" w:w="20"/>
               <w:right w:type="dxa" w:w="100"/>
             </w:tcMar>
             <w:vAlign w:val="center"/>
@@ -2121,18 +2139,17 @@
               <w:right w:val="single" w:color="B7C9BC" w:sz="4"/>
             </w:tcBorders>
             <w:tcMar>
-              <w:top w:type="dxa" w:w="40"/>
-              <w:left w:type="dxa" w:w="100"/>
-              <w:bottom w:type="dxa" w:w="40"/>
-              <w:right w:type="dxa" w:w="100"/>
-            </w:tcMar>
-            <w:vAlign w:val="center"/>
-          </w:tcPr>
-          <w:p>
-            <w:pPr>
-              <w:bidi/>
-              <w:spacing w:after="0" w:before="0"/>
-              <w:jc w:val="right"/>
+              <w:top w:type="dxa" w:w="20"/>
+              <w:left w:type="dxa" w:w="100"/>
+              <w:bottom w:type="dxa" w:w="20"/>
+              <w:right w:type="dxa" w:w="100"/>
+            </w:tcMar>
+            <w:vAlign w:val="center"/>
+          </w:tcPr>
+          <w:p>
+            <w:pPr>
+              <w:bidi/>
+              <w:spacing w:after="0" w:before="0"/>
             </w:pPr>
             <w:r>
               <w:rPr>
@@ -2148,7 +2165,6 @@
             <w:pPr>
               <w:bidi/>
               <w:spacing w:after="0" w:before="0"/>
-              <w:jc w:val="right"/>
             </w:pPr>
             <w:r>
               <w:rPr>
@@ -2172,9 +2188,9 @@
               <w:right w:val="single" w:color="B7C9BC" w:sz="4"/>
             </w:tcBorders>
             <w:tcMar>
-              <w:top w:type="dxa" w:w="40"/>
-              <w:left w:type="dxa" w:w="100"/>
-              <w:bottom w:type="dxa" w:w="40"/>
+              <w:top w:type="dxa" w:w="20"/>
+              <w:left w:type="dxa" w:w="100"/>
+              <w:bottom w:type="dxa" w:w="20"/>
               <w:right w:type="dxa" w:w="100"/>
             </w:tcMar>
             <w:vAlign w:val="center"/>
@@ -2206,9 +2222,9 @@
               <w:right w:val="single" w:color="B7C9BC" w:sz="4"/>
             </w:tcBorders>
             <w:tcMar>
-              <w:top w:type="dxa" w:w="40"/>
-              <w:left w:type="dxa" w:w="100"/>
-              <w:bottom w:type="dxa" w:w="40"/>
+              <w:top w:type="dxa" w:w="20"/>
+              <w:left w:type="dxa" w:w="100"/>
+              <w:bottom w:type="dxa" w:w="20"/>
               <w:right w:type="dxa" w:w="100"/>
             </w:tcMar>
             <w:vAlign w:val="center"/>
@@ -2240,9 +2256,9 @@
               <w:right w:val="single" w:color="B7C9BC" w:sz="4"/>
             </w:tcBorders>
             <w:tcMar>
-              <w:top w:type="dxa" w:w="40"/>
-              <w:left w:type="dxa" w:w="100"/>
-              <w:bottom w:type="dxa" w:w="40"/>
+              <w:top w:type="dxa" w:w="20"/>
+              <w:left w:type="dxa" w:w="100"/>
+              <w:bottom w:type="dxa" w:w="20"/>
               <w:right w:type="dxa" w:w="100"/>
             </w:tcMar>
             <w:vAlign w:val="center"/>
@@ -2274,15 +2290,15 @@
               <w:right w:val="single" w:color="B7C9BC" w:sz="4"/>
             </w:tcBorders>
             <w:tcMar>
-              <w:top w:type="dxa" w:w="40"/>
-              <w:left w:type="dxa" w:w="100"/>
-              <w:bottom w:type="dxa" w:w="40"/>
-              <w:right w:type="dxa" w:w="100"/>
-            </w:tcMar>
-            <w:vAlign w:val="center"/>
-          </w:tcPr>
-          <w:p>
-            <w:hyperlink w:history="1" r:id="rIdnf6yx87me-atdsbw6i3sj">
+              <w:top w:type="dxa" w:w="20"/>
+              <w:left w:type="dxa" w:w="100"/>
+              <w:bottom w:type="dxa" w:w="20"/>
+              <w:right w:type="dxa" w:w="100"/>
+            </w:tcMar>
+            <w:vAlign w:val="center"/>
+          </w:tcPr>
+          <w:p>
+            <w:hyperlink w:history="1" r:id="rIdl_qsusuo4zk7hoim6ydfv">
               <w:r>
                 <w:rPr>
                   <w:rStyle w:val="Hyperlink"/>
@@ -2295,7 +2311,7 @@
             </w:hyperlink>
           </w:p>
           <w:p>
-            <w:hyperlink w:history="1" r:id="rIdyanwh5vb1xvz-ng_ngvgw">
+            <w:hyperlink w:history="1" r:id="rIdi16to_1lnfaz2lfs9cemr">
               <w:r>
                 <w:rPr>
                   <w:rStyle w:val="Hyperlink"/>
@@ -2321,9 +2337,9 @@
             </w:tcBorders>
             <w:shd w:fill="F5F9F5" w:color="auto" w:val="clear"/>
             <w:tcMar>
-              <w:top w:type="dxa" w:w="40"/>
-              <w:left w:type="dxa" w:w="100"/>
-              <w:bottom w:type="dxa" w:w="40"/>
+              <w:top w:type="dxa" w:w="20"/>
+              <w:left w:type="dxa" w:w="100"/>
+              <w:bottom w:type="dxa" w:w="20"/>
               <w:right w:type="dxa" w:w="100"/>
             </w:tcMar>
             <w:vAlign w:val="center"/>
@@ -2354,9 +2370,9 @@
             </w:tcBorders>
             <w:shd w:fill="F5F9F5" w:color="auto" w:val="clear"/>
             <w:tcMar>
-              <w:top w:type="dxa" w:w="40"/>
-              <w:left w:type="dxa" w:w="100"/>
-              <w:bottom w:type="dxa" w:w="40"/>
+              <w:top w:type="dxa" w:w="20"/>
+              <w:left w:type="dxa" w:w="100"/>
+              <w:bottom w:type="dxa" w:w="20"/>
               <w:right w:type="dxa" w:w="100"/>
             </w:tcMar>
             <w:vAlign w:val="center"/>
@@ -2387,18 +2403,17 @@
             </w:tcBorders>
             <w:shd w:fill="F5F9F5" w:color="auto" w:val="clear"/>
             <w:tcMar>
-              <w:top w:type="dxa" w:w="40"/>
-              <w:left w:type="dxa" w:w="100"/>
-              <w:bottom w:type="dxa" w:w="40"/>
-              <w:right w:type="dxa" w:w="100"/>
-            </w:tcMar>
-            <w:vAlign w:val="center"/>
-          </w:tcPr>
-          <w:p>
-            <w:pPr>
-              <w:bidi/>
-              <w:spacing w:after="0" w:before="0"/>
-              <w:jc w:val="right"/>
+              <w:top w:type="dxa" w:w="20"/>
+              <w:left w:type="dxa" w:w="100"/>
+              <w:bottom w:type="dxa" w:w="20"/>
+              <w:right w:type="dxa" w:w="100"/>
+            </w:tcMar>
+            <w:vAlign w:val="center"/>
+          </w:tcPr>
+          <w:p>
+            <w:pPr>
+              <w:bidi/>
+              <w:spacing w:after="0" w:before="0"/>
             </w:pPr>
             <w:r>
               <w:rPr>
@@ -2414,7 +2429,6 @@
             <w:pPr>
               <w:bidi/>
               <w:spacing w:after="0" w:before="0"/>
-              <w:jc w:val="right"/>
             </w:pPr>
             <w:r>
               <w:rPr>
@@ -2424,7 +2438,7 @@
                 <w:szCs w:val="17"/>
                 <w:rtl/>
               </w:rPr>
-              <w:t xml:space="preserve">تغيير الشاشة / تشغيل الصوت</w:t>
+              <w:t xml:space="preserve">تشغيل نغمة الشعور الحالي</w:t>
             </w:r>
           </w:p>
         </w:tc>
@@ -2439,9 +2453,9 @@
             </w:tcBorders>
             <w:shd w:fill="F5F9F5" w:color="auto" w:val="clear"/>
             <w:tcMar>
-              <w:top w:type="dxa" w:w="40"/>
-              <w:left w:type="dxa" w:w="100"/>
-              <w:bottom w:type="dxa" w:w="40"/>
+              <w:top w:type="dxa" w:w="20"/>
+              <w:left w:type="dxa" w:w="100"/>
+              <w:bottom w:type="dxa" w:w="20"/>
               <w:right w:type="dxa" w:w="100"/>
             </w:tcMar>
             <w:vAlign w:val="center"/>
@@ -2474,9 +2488,9 @@
             </w:tcBorders>
             <w:shd w:fill="F5F9F5" w:color="auto" w:val="clear"/>
             <w:tcMar>
-              <w:top w:type="dxa" w:w="40"/>
-              <w:left w:type="dxa" w:w="100"/>
-              <w:bottom w:type="dxa" w:w="40"/>
+              <w:top w:type="dxa" w:w="20"/>
+              <w:left w:type="dxa" w:w="100"/>
+              <w:bottom w:type="dxa" w:w="20"/>
               <w:right w:type="dxa" w:w="100"/>
             </w:tcMar>
             <w:vAlign w:val="center"/>
@@ -2509,9 +2523,9 @@
             </w:tcBorders>
             <w:shd w:fill="F5F9F5" w:color="auto" w:val="clear"/>
             <w:tcMar>
-              <w:top w:type="dxa" w:w="40"/>
-              <w:left w:type="dxa" w:w="100"/>
-              <w:bottom w:type="dxa" w:w="40"/>
+              <w:top w:type="dxa" w:w="20"/>
+              <w:left w:type="dxa" w:w="100"/>
+              <w:bottom w:type="dxa" w:w="20"/>
               <w:right w:type="dxa" w:w="100"/>
             </w:tcMar>
             <w:vAlign w:val="center"/>
@@ -2544,15 +2558,15 @@
             </w:tcBorders>
             <w:shd w:fill="F5F9F5" w:color="auto" w:val="clear"/>
             <w:tcMar>
-              <w:top w:type="dxa" w:w="40"/>
-              <w:left w:type="dxa" w:w="100"/>
-              <w:bottom w:type="dxa" w:w="40"/>
-              <w:right w:type="dxa" w:w="100"/>
-            </w:tcMar>
-            <w:vAlign w:val="center"/>
-          </w:tcPr>
-          <w:p>
-            <w:hyperlink w:history="1" r:id="rIdetllqwqbtmazfmt5ksixj">
+              <w:top w:type="dxa" w:w="20"/>
+              <w:left w:type="dxa" w:w="100"/>
+              <w:bottom w:type="dxa" w:w="20"/>
+              <w:right w:type="dxa" w:w="100"/>
+            </w:tcMar>
+            <w:vAlign w:val="center"/>
+          </w:tcPr>
+          <w:p>
+            <w:hyperlink w:history="1" r:id="rIduwmsshz2vviihgqqy35pe">
               <w:r>
                 <w:rPr>
                   <w:rStyle w:val="Hyperlink"/>
@@ -2565,7 +2579,7 @@
             </w:hyperlink>
           </w:p>
           <w:p>
-            <w:hyperlink w:history="1" r:id="rIds1gtuq_rrci3t68tdnj42">
+            <w:hyperlink w:history="1" r:id="rIdaml_940vaetgk3qplbamm">
               <w:r>
                 <w:rPr>
                   <w:rStyle w:val="Hyperlink"/>
@@ -2590,9 +2604,9 @@
               <w:right w:val="single" w:color="B7C9BC" w:sz="4"/>
             </w:tcBorders>
             <w:tcMar>
-              <w:top w:type="dxa" w:w="40"/>
-              <w:left w:type="dxa" w:w="100"/>
-              <w:bottom w:type="dxa" w:w="40"/>
+              <w:top w:type="dxa" w:w="20"/>
+              <w:left w:type="dxa" w:w="100"/>
+              <w:bottom w:type="dxa" w:w="20"/>
               <w:right w:type="dxa" w:w="100"/>
             </w:tcMar>
             <w:vAlign w:val="center"/>
@@ -2622,9 +2636,9 @@
               <w:right w:val="single" w:color="B7C9BC" w:sz="4"/>
             </w:tcBorders>
             <w:tcMar>
-              <w:top w:type="dxa" w:w="40"/>
-              <w:left w:type="dxa" w:w="100"/>
-              <w:bottom w:type="dxa" w:w="40"/>
+              <w:top w:type="dxa" w:w="20"/>
+              <w:left w:type="dxa" w:w="100"/>
+              <w:bottom w:type="dxa" w:w="20"/>
               <w:right w:type="dxa" w:w="100"/>
             </w:tcMar>
             <w:vAlign w:val="center"/>
@@ -2654,18 +2668,17 @@
               <w:right w:val="single" w:color="B7C9BC" w:sz="4"/>
             </w:tcBorders>
             <w:tcMar>
-              <w:top w:type="dxa" w:w="40"/>
-              <w:left w:type="dxa" w:w="100"/>
-              <w:bottom w:type="dxa" w:w="40"/>
-              <w:right w:type="dxa" w:w="100"/>
-            </w:tcMar>
-            <w:vAlign w:val="center"/>
-          </w:tcPr>
-          <w:p>
-            <w:pPr>
-              <w:bidi/>
-              <w:spacing w:after="0" w:before="0"/>
-              <w:jc w:val="right"/>
+              <w:top w:type="dxa" w:w="20"/>
+              <w:left w:type="dxa" w:w="100"/>
+              <w:bottom w:type="dxa" w:w="20"/>
+              <w:right w:type="dxa" w:w="100"/>
+            </w:tcMar>
+            <w:vAlign w:val="center"/>
+          </w:tcPr>
+          <w:p>
+            <w:pPr>
+              <w:bidi/>
+              <w:spacing w:after="0" w:before="0"/>
             </w:pPr>
             <w:r>
               <w:rPr>
@@ -2681,7 +2694,6 @@
             <w:pPr>
               <w:bidi/>
               <w:spacing w:after="0" w:before="0"/>
-              <w:jc w:val="right"/>
             </w:pPr>
             <w:r>
               <w:rPr>
@@ -2705,9 +2717,9 @@
               <w:right w:val="single" w:color="B7C9BC" w:sz="4"/>
             </w:tcBorders>
             <w:tcMar>
-              <w:top w:type="dxa" w:w="40"/>
-              <w:left w:type="dxa" w:w="100"/>
-              <w:bottom w:type="dxa" w:w="40"/>
+              <w:top w:type="dxa" w:w="20"/>
+              <w:left w:type="dxa" w:w="100"/>
+              <w:bottom w:type="dxa" w:w="20"/>
               <w:right w:type="dxa" w:w="100"/>
             </w:tcMar>
             <w:vAlign w:val="center"/>
@@ -2739,9 +2751,9 @@
               <w:right w:val="single" w:color="B7C9BC" w:sz="4"/>
             </w:tcBorders>
             <w:tcMar>
-              <w:top w:type="dxa" w:w="40"/>
-              <w:left w:type="dxa" w:w="100"/>
-              <w:bottom w:type="dxa" w:w="40"/>
+              <w:top w:type="dxa" w:w="20"/>
+              <w:left w:type="dxa" w:w="100"/>
+              <w:bottom w:type="dxa" w:w="20"/>
               <w:right w:type="dxa" w:w="100"/>
             </w:tcMar>
             <w:vAlign w:val="center"/>
@@ -2773,9 +2785,9 @@
               <w:right w:val="single" w:color="B7C9BC" w:sz="4"/>
             </w:tcBorders>
             <w:tcMar>
-              <w:top w:type="dxa" w:w="40"/>
-              <w:left w:type="dxa" w:w="100"/>
-              <w:bottom w:type="dxa" w:w="40"/>
+              <w:top w:type="dxa" w:w="20"/>
+              <w:left w:type="dxa" w:w="100"/>
+              <w:bottom w:type="dxa" w:w="20"/>
               <w:right w:type="dxa" w:w="100"/>
             </w:tcMar>
             <w:vAlign w:val="center"/>
@@ -2807,15 +2819,15 @@
               <w:right w:val="single" w:color="B7C9BC" w:sz="4"/>
             </w:tcBorders>
             <w:tcMar>
-              <w:top w:type="dxa" w:w="40"/>
-              <w:left w:type="dxa" w:w="100"/>
-              <w:bottom w:type="dxa" w:w="40"/>
-              <w:right w:type="dxa" w:w="100"/>
-            </w:tcMar>
-            <w:vAlign w:val="center"/>
-          </w:tcPr>
-          <w:p>
-            <w:hyperlink w:history="1" r:id="rIddok3nzbqbqrixxnhv-az1">
+              <w:top w:type="dxa" w:w="20"/>
+              <w:left w:type="dxa" w:w="100"/>
+              <w:bottom w:type="dxa" w:w="20"/>
+              <w:right w:type="dxa" w:w="100"/>
+            </w:tcMar>
+            <w:vAlign w:val="center"/>
+          </w:tcPr>
+          <w:p>
+            <w:hyperlink w:history="1" r:id="rIdnjnxvxr0pfnlscw2actcy">
               <w:r>
                 <w:rPr>
                   <w:rStyle w:val="Hyperlink"/>
@@ -2828,7 +2840,7 @@
             </w:hyperlink>
           </w:p>
           <w:p>
-            <w:hyperlink w:history="1" r:id="rIdw58senicvnwlh9vwyox4w">
+            <w:hyperlink w:history="1" r:id="rIdmfxgiv3xmbgtsaebwmpqx">
               <w:r>
                 <w:rPr>
                   <w:rStyle w:val="Hyperlink"/>
@@ -2854,9 +2866,9 @@
             </w:tcBorders>
             <w:shd w:fill="F5F9F5" w:color="auto" w:val="clear"/>
             <w:tcMar>
-              <w:top w:type="dxa" w:w="40"/>
-              <w:left w:type="dxa" w:w="100"/>
-              <w:bottom w:type="dxa" w:w="40"/>
+              <w:top w:type="dxa" w:w="20"/>
+              <w:left w:type="dxa" w:w="100"/>
+              <w:bottom w:type="dxa" w:w="20"/>
               <w:right w:type="dxa" w:w="100"/>
             </w:tcMar>
             <w:vAlign w:val="center"/>
@@ -2887,9 +2899,9 @@
             </w:tcBorders>
             <w:shd w:fill="F5F9F5" w:color="auto" w:val="clear"/>
             <w:tcMar>
-              <w:top w:type="dxa" w:w="40"/>
-              <w:left w:type="dxa" w:w="100"/>
-              <w:bottom w:type="dxa" w:w="40"/>
+              <w:top w:type="dxa" w:w="20"/>
+              <w:left w:type="dxa" w:w="100"/>
+              <w:bottom w:type="dxa" w:w="20"/>
               <w:right w:type="dxa" w:w="100"/>
             </w:tcMar>
             <w:vAlign w:val="center"/>
@@ -2920,18 +2932,17 @@
             </w:tcBorders>
             <w:shd w:fill="F5F9F5" w:color="auto" w:val="clear"/>
             <w:tcMar>
-              <w:top w:type="dxa" w:w="40"/>
-              <w:left w:type="dxa" w:w="100"/>
-              <w:bottom w:type="dxa" w:w="40"/>
-              <w:right w:type="dxa" w:w="100"/>
-            </w:tcMar>
-            <w:vAlign w:val="center"/>
-          </w:tcPr>
-          <w:p>
-            <w:pPr>
-              <w:bidi/>
-              <w:spacing w:after="0" w:before="0"/>
-              <w:jc w:val="right"/>
+              <w:top w:type="dxa" w:w="20"/>
+              <w:left w:type="dxa" w:w="100"/>
+              <w:bottom w:type="dxa" w:w="20"/>
+              <w:right w:type="dxa" w:w="100"/>
+            </w:tcMar>
+            <w:vAlign w:val="center"/>
+          </w:tcPr>
+          <w:p>
+            <w:pPr>
+              <w:bidi/>
+              <w:spacing w:after="0" w:before="0"/>
             </w:pPr>
             <w:r>
               <w:rPr>
@@ -2947,7 +2958,6 @@
             <w:pPr>
               <w:bidi/>
               <w:spacing w:after="0" w:before="0"/>
-              <w:jc w:val="right"/>
             </w:pPr>
             <w:r>
               <w:rPr>
@@ -2972,9 +2982,9 @@
             </w:tcBorders>
             <w:shd w:fill="F5F9F5" w:color="auto" w:val="clear"/>
             <w:tcMar>
-              <w:top w:type="dxa" w:w="40"/>
-              <w:left w:type="dxa" w:w="100"/>
-              <w:bottom w:type="dxa" w:w="40"/>
+              <w:top w:type="dxa" w:w="20"/>
+              <w:left w:type="dxa" w:w="100"/>
+              <w:bottom w:type="dxa" w:w="20"/>
               <w:right w:type="dxa" w:w="100"/>
             </w:tcMar>
             <w:vAlign w:val="center"/>
@@ -3007,9 +3017,9 @@
             </w:tcBorders>
             <w:shd w:fill="F5F9F5" w:color="auto" w:val="clear"/>
             <w:tcMar>
-              <w:top w:type="dxa" w:w="40"/>
-              <w:left w:type="dxa" w:w="100"/>
-              <w:bottom w:type="dxa" w:w="40"/>
+              <w:top w:type="dxa" w:w="20"/>
+              <w:left w:type="dxa" w:w="100"/>
+              <w:bottom w:type="dxa" w:w="20"/>
               <w:right w:type="dxa" w:w="100"/>
             </w:tcMar>
             <w:vAlign w:val="center"/>
@@ -3042,9 +3052,9 @@
             </w:tcBorders>
             <w:shd w:fill="F5F9F5" w:color="auto" w:val="clear"/>
             <w:tcMar>
-              <w:top w:type="dxa" w:w="40"/>
-              <w:left w:type="dxa" w:w="100"/>
-              <w:bottom w:type="dxa" w:w="40"/>
+              <w:top w:type="dxa" w:w="20"/>
+              <w:left w:type="dxa" w:w="100"/>
+              <w:bottom w:type="dxa" w:w="20"/>
               <w:right w:type="dxa" w:w="100"/>
             </w:tcMar>
             <w:vAlign w:val="center"/>
@@ -3077,15 +3087,15 @@
             </w:tcBorders>
             <w:shd w:fill="F5F9F5" w:color="auto" w:val="clear"/>
             <w:tcMar>
-              <w:top w:type="dxa" w:w="40"/>
-              <w:left w:type="dxa" w:w="100"/>
-              <w:bottom w:type="dxa" w:w="40"/>
-              <w:right w:type="dxa" w:w="100"/>
-            </w:tcMar>
-            <w:vAlign w:val="center"/>
-          </w:tcPr>
-          <w:p>
-            <w:hyperlink w:history="1" r:id="rIdvq74vfwqabmsgrzdoki03">
+              <w:top w:type="dxa" w:w="20"/>
+              <w:left w:type="dxa" w:w="100"/>
+              <w:bottom w:type="dxa" w:w="20"/>
+              <w:right w:type="dxa" w:w="100"/>
+            </w:tcMar>
+            <w:vAlign w:val="center"/>
+          </w:tcPr>
+          <w:p>
+            <w:hyperlink w:history="1" r:id="rIdg7yfk7-ozcbl_imaaihw-">
               <w:r>
                 <w:rPr>
                   <w:rStyle w:val="Hyperlink"/>
@@ -3098,7 +3108,7 @@
             </w:hyperlink>
           </w:p>
           <w:p>
-            <w:hyperlink w:history="1" r:id="rId4asxnecdqk57wgojdwj2s">
+            <w:hyperlink w:history="1" r:id="rIdukmlssyxp_lmjyqwh-juj">
               <w:r>
                 <w:rPr>
                   <w:rStyle w:val="Hyperlink"/>
@@ -3123,9 +3133,9 @@
               <w:right w:val="single" w:color="B7C9BC" w:sz="4"/>
             </w:tcBorders>
             <w:tcMar>
-              <w:top w:type="dxa" w:w="40"/>
-              <w:left w:type="dxa" w:w="100"/>
-              <w:bottom w:type="dxa" w:w="40"/>
+              <w:top w:type="dxa" w:w="20"/>
+              <w:left w:type="dxa" w:w="100"/>
+              <w:bottom w:type="dxa" w:w="20"/>
               <w:right w:type="dxa" w:w="100"/>
             </w:tcMar>
             <w:vAlign w:val="center"/>
@@ -3155,9 +3165,9 @@
               <w:right w:val="single" w:color="B7C9BC" w:sz="4"/>
             </w:tcBorders>
             <w:tcMar>
-              <w:top w:type="dxa" w:w="40"/>
-              <w:left w:type="dxa" w:w="100"/>
-              <w:bottom w:type="dxa" w:w="40"/>
+              <w:top w:type="dxa" w:w="20"/>
+              <w:left w:type="dxa" w:w="100"/>
+              <w:bottom w:type="dxa" w:w="20"/>
               <w:right w:type="dxa" w:w="100"/>
             </w:tcMar>
             <w:vAlign w:val="center"/>
@@ -3173,7 +3183,7 @@
                 <w:sz w:val="20"/>
                 <w:szCs w:val="20"/>
               </w:rPr>
-              <w:t xml:space="preserve">USB power bank 5 V</w:t>
+              <w:t xml:space="preserve">USB power bank 5 V (testing / backup)</w:t>
             </w:r>
           </w:p>
         </w:tc>
@@ -3187,34 +3197,32 @@
               <w:right w:val="single" w:color="B7C9BC" w:sz="4"/>
             </w:tcBorders>
             <w:tcMar>
-              <w:top w:type="dxa" w:w="40"/>
-              <w:left w:type="dxa" w:w="100"/>
-              <w:bottom w:type="dxa" w:w="40"/>
-              <w:right w:type="dxa" w:w="100"/>
-            </w:tcMar>
-            <w:vAlign w:val="center"/>
-          </w:tcPr>
-          <w:p>
-            <w:pPr>
-              <w:bidi/>
-              <w:spacing w:after="0" w:before="0"/>
-              <w:jc w:val="right"/>
-            </w:pPr>
-            <w:r>
-              <w:rPr>
-                <w:rFonts w:ascii="Arial" w:cs="Arial" w:eastAsia="Arial" w:hAnsi="Arial"/>
-                <w:sz w:val="20"/>
-                <w:szCs w:val="20"/>
-                <w:rtl/>
-              </w:rPr>
-              <w:t xml:space="preserve">باور بانك 5 فولت</w:t>
-            </w:r>
-          </w:p>
-          <w:p>
-            <w:pPr>
-              <w:bidi/>
-              <w:spacing w:after="0" w:before="0"/>
-              <w:jc w:val="right"/>
+              <w:top w:type="dxa" w:w="20"/>
+              <w:left w:type="dxa" w:w="100"/>
+              <w:bottom w:type="dxa" w:w="20"/>
+              <w:right w:type="dxa" w:w="100"/>
+            </w:tcMar>
+            <w:vAlign w:val="center"/>
+          </w:tcPr>
+          <w:p>
+            <w:pPr>
+              <w:bidi/>
+              <w:spacing w:after="0" w:before="0"/>
+            </w:pPr>
+            <w:r>
+              <w:rPr>
+                <w:rFonts w:ascii="Arial" w:cs="Arial" w:eastAsia="Arial" w:hAnsi="Arial"/>
+                <w:sz w:val="20"/>
+                <w:szCs w:val="20"/>
+                <w:rtl/>
+              </w:rPr>
+              <w:t xml:space="preserve">باور بانك 5 فولت (للتجربة واحتياطي)</w:t>
+            </w:r>
+          </w:p>
+          <w:p>
+            <w:pPr>
+              <w:bidi/>
+              <w:spacing w:after="0" w:before="0"/>
             </w:pPr>
             <w:r>
               <w:rPr>
@@ -3224,7 +3232,7 @@
                 <w:szCs w:val="17"/>
                 <w:rtl/>
               </w:rPr>
-              <w:t xml:space="preserve">مصدر الطاقة</w:t>
+              <w:t xml:space="preserve">تشغيل المشروع أثناء البناء والتجربة</w:t>
             </w:r>
           </w:p>
         </w:tc>
@@ -3238,9 +3246,9 @@
               <w:right w:val="single" w:color="B7C9BC" w:sz="4"/>
             </w:tcBorders>
             <w:tcMar>
-              <w:top w:type="dxa" w:w="40"/>
-              <w:left w:type="dxa" w:w="100"/>
-              <w:bottom w:type="dxa" w:w="40"/>
+              <w:top w:type="dxa" w:w="20"/>
+              <w:left w:type="dxa" w:w="100"/>
+              <w:bottom w:type="dxa" w:w="20"/>
               <w:right w:type="dxa" w:w="100"/>
             </w:tcMar>
             <w:vAlign w:val="center"/>
@@ -3272,9 +3280,9 @@
               <w:right w:val="single" w:color="B7C9BC" w:sz="4"/>
             </w:tcBorders>
             <w:tcMar>
-              <w:top w:type="dxa" w:w="40"/>
-              <w:left w:type="dxa" w:w="100"/>
-              <w:bottom w:type="dxa" w:w="40"/>
+              <w:top w:type="dxa" w:w="20"/>
+              <w:left w:type="dxa" w:w="100"/>
+              <w:bottom w:type="dxa" w:w="20"/>
               <w:right w:type="dxa" w:w="100"/>
             </w:tcMar>
             <w:vAlign w:val="center"/>
@@ -3306,9 +3314,9 @@
               <w:right w:val="single" w:color="B7C9BC" w:sz="4"/>
             </w:tcBorders>
             <w:tcMar>
-              <w:top w:type="dxa" w:w="40"/>
-              <w:left w:type="dxa" w:w="100"/>
-              <w:bottom w:type="dxa" w:w="40"/>
+              <w:top w:type="dxa" w:w="20"/>
+              <w:left w:type="dxa" w:w="100"/>
+              <w:bottom w:type="dxa" w:w="20"/>
               <w:right w:type="dxa" w:w="100"/>
             </w:tcMar>
             <w:vAlign w:val="center"/>
@@ -3326,7 +3334,7 @@
                 <w:sz w:val="20"/>
                 <w:szCs w:val="20"/>
               </w:rPr>
-              <w:t xml:space="preserve">40 – 60</w:t>
+              <w:t xml:space="preserve">0 – 60</w:t>
             </w:r>
           </w:p>
         </w:tc>
@@ -3340,15 +3348,15 @@
               <w:right w:val="single" w:color="B7C9BC" w:sz="4"/>
             </w:tcBorders>
             <w:tcMar>
-              <w:top w:type="dxa" w:w="40"/>
-              <w:left w:type="dxa" w:w="100"/>
-              <w:bottom w:type="dxa" w:w="40"/>
-              <w:right w:type="dxa" w:w="100"/>
-            </w:tcMar>
-            <w:vAlign w:val="center"/>
-          </w:tcPr>
-          <w:p>
-            <w:hyperlink w:history="1" r:id="rId1iztgrtyrielqadmx-6kg">
+              <w:top w:type="dxa" w:w="20"/>
+              <w:left w:type="dxa" w:w="100"/>
+              <w:bottom w:type="dxa" w:w="20"/>
+              <w:right w:type="dxa" w:w="100"/>
+            </w:tcMar>
+            <w:vAlign w:val="center"/>
+          </w:tcPr>
+          <w:p>
+            <w:hyperlink w:history="1" r:id="rIdqaa9mpd50u1pul4gsefba">
               <w:r>
                 <w:rPr>
                   <w:rStyle w:val="Hyperlink"/>
@@ -3361,7 +3369,7 @@
             </w:hyperlink>
           </w:p>
           <w:p>
-            <w:hyperlink w:history="1" r:id="rIdjumunfb0yfq-khbweht_r">
+            <w:hyperlink w:history="1" r:id="rIdaz43idvpiirmkfrcbden2">
               <w:r>
                 <w:rPr>
                   <w:rStyle w:val="Hyperlink"/>
@@ -3387,9 +3395,9 @@
             </w:tcBorders>
             <w:shd w:fill="F5F9F5" w:color="auto" w:val="clear"/>
             <w:tcMar>
-              <w:top w:type="dxa" w:w="40"/>
-              <w:left w:type="dxa" w:w="100"/>
-              <w:bottom w:type="dxa" w:w="40"/>
+              <w:top w:type="dxa" w:w="20"/>
+              <w:left w:type="dxa" w:w="100"/>
+              <w:bottom w:type="dxa" w:w="20"/>
               <w:right w:type="dxa" w:w="100"/>
             </w:tcMar>
             <w:vAlign w:val="center"/>
@@ -3420,9 +3428,9 @@
             </w:tcBorders>
             <w:shd w:fill="F5F9F5" w:color="auto" w:val="clear"/>
             <w:tcMar>
-              <w:top w:type="dxa" w:w="40"/>
-              <w:left w:type="dxa" w:w="100"/>
-              <w:bottom w:type="dxa" w:w="40"/>
+              <w:top w:type="dxa" w:w="20"/>
+              <w:left w:type="dxa" w:w="100"/>
+              <w:bottom w:type="dxa" w:w="20"/>
               <w:right w:type="dxa" w:w="100"/>
             </w:tcMar>
             <w:vAlign w:val="center"/>
@@ -3453,18 +3461,17 @@
             </w:tcBorders>
             <w:shd w:fill="F5F9F5" w:color="auto" w:val="clear"/>
             <w:tcMar>
-              <w:top w:type="dxa" w:w="40"/>
-              <w:left w:type="dxa" w:w="100"/>
-              <w:bottom w:type="dxa" w:w="40"/>
-              <w:right w:type="dxa" w:w="100"/>
-            </w:tcMar>
-            <w:vAlign w:val="center"/>
-          </w:tcPr>
-          <w:p>
-            <w:pPr>
-              <w:bidi/>
-              <w:spacing w:after="0" w:before="0"/>
-              <w:jc w:val="right"/>
+              <w:top w:type="dxa" w:w="20"/>
+              <w:left w:type="dxa" w:w="100"/>
+              <w:bottom w:type="dxa" w:w="20"/>
+              <w:right w:type="dxa" w:w="100"/>
+            </w:tcMar>
+            <w:vAlign w:val="center"/>
+          </w:tcPr>
+          <w:p>
+            <w:pPr>
+              <w:bidi/>
+              <w:spacing w:after="0" w:before="0"/>
             </w:pPr>
             <w:r>
               <w:rPr>
@@ -3480,7 +3487,6 @@
             <w:pPr>
               <w:bidi/>
               <w:spacing w:after="0" w:before="0"/>
-              <w:jc w:val="right"/>
             </w:pPr>
             <w:r>
               <w:rPr>
@@ -3490,7 +3496,7 @@
                 <w:szCs w:val="17"/>
                 <w:rtl/>
               </w:rPr>
-              <w:t xml:space="preserve">حماية القطع</w:t>
+              <w:t xml:space="preserve">حماية القطع والبطاريات</w:t>
             </w:r>
           </w:p>
         </w:tc>
@@ -3505,9 +3511,9 @@
             </w:tcBorders>
             <w:shd w:fill="F5F9F5" w:color="auto" w:val="clear"/>
             <w:tcMar>
-              <w:top w:type="dxa" w:w="40"/>
-              <w:left w:type="dxa" w:w="100"/>
-              <w:bottom w:type="dxa" w:w="40"/>
+              <w:top w:type="dxa" w:w="20"/>
+              <w:left w:type="dxa" w:w="100"/>
+              <w:bottom w:type="dxa" w:w="20"/>
               <w:right w:type="dxa" w:w="100"/>
             </w:tcMar>
             <w:vAlign w:val="center"/>
@@ -3525,7 +3531,7 @@
                 <w:sz w:val="19"/>
                 <w:szCs w:val="19"/>
               </w:rPr>
-              <w:t xml:space="preserve">ABS project box ≈ 100×68×40 mm</w:t>
+              <w:t xml:space="preserve">ABS project box ≈ 150×100×60 mm</w:t>
             </w:r>
           </w:p>
         </w:tc>
@@ -3540,9 +3546,9 @@
             </w:tcBorders>
             <w:shd w:fill="F5F9F5" w:color="auto" w:val="clear"/>
             <w:tcMar>
-              <w:top w:type="dxa" w:w="40"/>
-              <w:left w:type="dxa" w:w="100"/>
-              <w:bottom w:type="dxa" w:w="40"/>
+              <w:top w:type="dxa" w:w="20"/>
+              <w:left w:type="dxa" w:w="100"/>
+              <w:bottom w:type="dxa" w:w="20"/>
               <w:right w:type="dxa" w:w="100"/>
             </w:tcMar>
             <w:vAlign w:val="center"/>
@@ -3575,9 +3581,9 @@
             </w:tcBorders>
             <w:shd w:fill="F5F9F5" w:color="auto" w:val="clear"/>
             <w:tcMar>
-              <w:top w:type="dxa" w:w="40"/>
-              <w:left w:type="dxa" w:w="100"/>
-              <w:bottom w:type="dxa" w:w="40"/>
+              <w:top w:type="dxa" w:w="20"/>
+              <w:left w:type="dxa" w:w="100"/>
+              <w:bottom w:type="dxa" w:w="20"/>
               <w:right w:type="dxa" w:w="100"/>
             </w:tcMar>
             <w:vAlign w:val="center"/>
@@ -3595,7 +3601,7 @@
                 <w:sz w:val="20"/>
                 <w:szCs w:val="20"/>
               </w:rPr>
-              <w:t xml:space="preserve">10 – 30</w:t>
+              <w:t xml:space="preserve">15 – 35</w:t>
             </w:r>
           </w:p>
         </w:tc>
@@ -3610,15 +3616,15 @@
             </w:tcBorders>
             <w:shd w:fill="F5F9F5" w:color="auto" w:val="clear"/>
             <w:tcMar>
-              <w:top w:type="dxa" w:w="40"/>
-              <w:left w:type="dxa" w:w="100"/>
-              <w:bottom w:type="dxa" w:w="40"/>
-              <w:right w:type="dxa" w:w="100"/>
-            </w:tcMar>
-            <w:vAlign w:val="center"/>
-          </w:tcPr>
-          <w:p>
-            <w:hyperlink w:history="1" r:id="rIdocorhnmf5adu1komf_ovq">
+              <w:top w:type="dxa" w:w="20"/>
+              <w:left w:type="dxa" w:w="100"/>
+              <w:bottom w:type="dxa" w:w="20"/>
+              <w:right w:type="dxa" w:w="100"/>
+            </w:tcMar>
+            <w:vAlign w:val="center"/>
+          </w:tcPr>
+          <w:p>
+            <w:hyperlink w:history="1" r:id="rIdovy-_sztox7cfm1_khagb">
               <w:r>
                 <w:rPr>
                   <w:rStyle w:val="Hyperlink"/>
@@ -3631,7 +3637,7 @@
             </w:hyperlink>
           </w:p>
           <w:p>
-            <w:hyperlink w:history="1" r:id="rId5_lrtxswer61jyusjvk-k">
+            <w:hyperlink w:history="1" r:id="rIdqbkyfserfg3bzfmgz8tti">
               <w:r>
                 <w:rPr>
                   <w:rStyle w:val="Hyperlink"/>
@@ -3656,9 +3662,9 @@
               <w:right w:val="single" w:color="B7C9BC" w:sz="4"/>
             </w:tcBorders>
             <w:tcMar>
-              <w:top w:type="dxa" w:w="40"/>
-              <w:left w:type="dxa" w:w="100"/>
-              <w:bottom w:type="dxa" w:w="40"/>
+              <w:top w:type="dxa" w:w="20"/>
+              <w:left w:type="dxa" w:w="100"/>
+              <w:bottom w:type="dxa" w:w="20"/>
               <w:right w:type="dxa" w:w="100"/>
             </w:tcMar>
             <w:vAlign w:val="center"/>
@@ -3688,9 +3694,9 @@
               <w:right w:val="single" w:color="B7C9BC" w:sz="4"/>
             </w:tcBorders>
             <w:tcMar>
-              <w:top w:type="dxa" w:w="40"/>
-              <w:left w:type="dxa" w:w="100"/>
-              <w:bottom w:type="dxa" w:w="40"/>
+              <w:top w:type="dxa" w:w="20"/>
+              <w:left w:type="dxa" w:w="100"/>
+              <w:bottom w:type="dxa" w:w="20"/>
               <w:right w:type="dxa" w:w="100"/>
             </w:tcMar>
             <w:vAlign w:val="center"/>
@@ -3720,18 +3726,17 @@
               <w:right w:val="single" w:color="B7C9BC" w:sz="4"/>
             </w:tcBorders>
             <w:tcMar>
-              <w:top w:type="dxa" w:w="40"/>
-              <w:left w:type="dxa" w:w="100"/>
-              <w:bottom w:type="dxa" w:w="40"/>
-              <w:right w:type="dxa" w:w="100"/>
-            </w:tcMar>
-            <w:vAlign w:val="center"/>
-          </w:tcPr>
-          <w:p>
-            <w:pPr>
-              <w:bidi/>
-              <w:spacing w:after="0" w:before="0"/>
-              <w:jc w:val="right"/>
+              <w:top w:type="dxa" w:w="20"/>
+              <w:left w:type="dxa" w:w="100"/>
+              <w:bottom w:type="dxa" w:w="20"/>
+              <w:right w:type="dxa" w:w="100"/>
+            </w:tcMar>
+            <w:vAlign w:val="center"/>
+          </w:tcPr>
+          <w:p>
+            <w:pPr>
+              <w:bidi/>
+              <w:spacing w:after="0" w:before="0"/>
             </w:pPr>
             <w:r>
               <w:rPr>
@@ -3747,7 +3752,6 @@
             <w:pPr>
               <w:bidi/>
               <w:spacing w:after="0" w:before="0"/>
-              <w:jc w:val="right"/>
             </w:pPr>
             <w:r>
               <w:rPr>
@@ -3771,9 +3775,9 @@
               <w:right w:val="single" w:color="B7C9BC" w:sz="4"/>
             </w:tcBorders>
             <w:tcMar>
-              <w:top w:type="dxa" w:w="40"/>
-              <w:left w:type="dxa" w:w="100"/>
-              <w:bottom w:type="dxa" w:w="40"/>
+              <w:top w:type="dxa" w:w="20"/>
+              <w:left w:type="dxa" w:w="100"/>
+              <w:bottom w:type="dxa" w:w="20"/>
               <w:right w:type="dxa" w:w="100"/>
             </w:tcMar>
             <w:vAlign w:val="center"/>
@@ -3805,9 +3809,9 @@
               <w:right w:val="single" w:color="B7C9BC" w:sz="4"/>
             </w:tcBorders>
             <w:tcMar>
-              <w:top w:type="dxa" w:w="40"/>
-              <w:left w:type="dxa" w:w="100"/>
-              <w:bottom w:type="dxa" w:w="40"/>
+              <w:top w:type="dxa" w:w="20"/>
+              <w:left w:type="dxa" w:w="100"/>
+              <w:bottom w:type="dxa" w:w="20"/>
               <w:right w:type="dxa" w:w="100"/>
             </w:tcMar>
             <w:vAlign w:val="center"/>
@@ -3839,9 +3843,9 @@
               <w:right w:val="single" w:color="B7C9BC" w:sz="4"/>
             </w:tcBorders>
             <w:tcMar>
-              <w:top w:type="dxa" w:w="40"/>
-              <w:left w:type="dxa" w:w="100"/>
-              <w:bottom w:type="dxa" w:w="40"/>
+              <w:top w:type="dxa" w:w="20"/>
+              <w:left w:type="dxa" w:w="100"/>
+              <w:bottom w:type="dxa" w:w="20"/>
               <w:right w:type="dxa" w:w="100"/>
             </w:tcMar>
             <w:vAlign w:val="center"/>
@@ -3873,17 +3877,16 @@
               <w:right w:val="single" w:color="B7C9BC" w:sz="4"/>
             </w:tcBorders>
             <w:tcMar>
-              <w:top w:type="dxa" w:w="40"/>
-              <w:left w:type="dxa" w:w="100"/>
-              <w:bottom w:type="dxa" w:w="40"/>
-              <w:right w:type="dxa" w:w="100"/>
-            </w:tcMar>
-            <w:vAlign w:val="center"/>
-          </w:tcPr>
-          <w:p>
-            <w:pPr>
-              <w:bidi/>
-              <w:jc w:val="right"/>
+              <w:top w:type="dxa" w:w="20"/>
+              <w:left w:type="dxa" w:w="100"/>
+              <w:bottom w:type="dxa" w:w="20"/>
+              <w:right w:type="dxa" w:w="100"/>
+            </w:tcMar>
+            <w:vAlign w:val="center"/>
+          </w:tcPr>
+          <w:p>
+            <w:pPr>
+              <w:bidi/>
             </w:pPr>
             <w:r>
               <w:rPr>
@@ -3909,9 +3912,9 @@
             </w:tcBorders>
             <w:shd w:fill="E3F2E7" w:color="auto" w:val="clear"/>
             <w:tcMar>
-              <w:top w:type="dxa" w:w="40"/>
-              <w:left w:type="dxa" w:w="100"/>
-              <w:bottom w:type="dxa" w:w="40"/>
+              <w:top w:type="dxa" w:w="20"/>
+              <w:left w:type="dxa" w:w="100"/>
+              <w:bottom w:type="dxa" w:w="20"/>
               <w:right w:type="dxa" w:w="100"/>
             </w:tcMar>
             <w:vAlign w:val="center"/>
@@ -3942,9 +3945,9 @@
             </w:tcBorders>
             <w:shd w:fill="E3F2E7" w:color="auto" w:val="clear"/>
             <w:tcMar>
-              <w:top w:type="dxa" w:w="40"/>
-              <w:left w:type="dxa" w:w="100"/>
-              <w:bottom w:type="dxa" w:w="40"/>
+              <w:top w:type="dxa" w:w="20"/>
+              <w:left w:type="dxa" w:w="100"/>
+              <w:bottom w:type="dxa" w:w="20"/>
               <w:right w:type="dxa" w:w="100"/>
             </w:tcMar>
             <w:vAlign w:val="center"/>
@@ -3962,7 +3965,7 @@
                 <w:sz w:val="20"/>
                 <w:szCs w:val="20"/>
               </w:rPr>
-              <w:t xml:space="preserve">Total (approx.)</w:t>
+              <w:t xml:space="preserve">Main part total (approx.)</w:t>
             </w:r>
           </w:p>
         </w:tc>
@@ -3977,18 +3980,17 @@
             </w:tcBorders>
             <w:shd w:fill="E3F2E7" w:color="auto" w:val="clear"/>
             <w:tcMar>
-              <w:top w:type="dxa" w:w="40"/>
-              <w:left w:type="dxa" w:w="100"/>
-              <w:bottom w:type="dxa" w:w="40"/>
-              <w:right w:type="dxa" w:w="100"/>
-            </w:tcMar>
-            <w:vAlign w:val="center"/>
-          </w:tcPr>
-          <w:p>
-            <w:pPr>
-              <w:bidi/>
-              <w:spacing w:after="0" w:before="0"/>
-              <w:jc w:val="right"/>
+              <w:top w:type="dxa" w:w="20"/>
+              <w:left w:type="dxa" w:w="100"/>
+              <w:bottom w:type="dxa" w:w="20"/>
+              <w:right w:type="dxa" w:w="100"/>
+            </w:tcMar>
+            <w:vAlign w:val="center"/>
+          </w:tcPr>
+          <w:p>
+            <w:pPr>
+              <w:bidi/>
+              <w:spacing w:after="0" w:before="0"/>
             </w:pPr>
             <w:r>
               <w:rPr>
@@ -3999,7 +4001,7 @@
                 <w:szCs w:val="20"/>
                 <w:rtl/>
               </w:rPr>
-              <w:t xml:space="preserve">المجموع التقريبي</w:t>
+              <w:t xml:space="preserve">مجموع الجزء الأساسي التقريبي</w:t>
             </w:r>
           </w:p>
         </w:tc>
@@ -4014,9 +4016,9 @@
             </w:tcBorders>
             <w:shd w:fill="E3F2E7" w:color="auto" w:val="clear"/>
             <w:tcMar>
-              <w:top w:type="dxa" w:w="40"/>
-              <w:left w:type="dxa" w:w="100"/>
-              <w:bottom w:type="dxa" w:w="40"/>
+              <w:top w:type="dxa" w:w="20"/>
+              <w:left w:type="dxa" w:w="100"/>
+              <w:bottom w:type="dxa" w:w="20"/>
               <w:right w:type="dxa" w:w="100"/>
             </w:tcMar>
             <w:vAlign w:val="center"/>
@@ -4047,9 +4049,9 @@
             </w:tcBorders>
             <w:shd w:fill="E3F2E7" w:color="auto" w:val="clear"/>
             <w:tcMar>
-              <w:top w:type="dxa" w:w="40"/>
-              <w:left w:type="dxa" w:w="100"/>
-              <w:bottom w:type="dxa" w:w="40"/>
+              <w:top w:type="dxa" w:w="20"/>
+              <w:left w:type="dxa" w:w="100"/>
+              <w:bottom w:type="dxa" w:w="20"/>
               <w:right w:type="dxa" w:w="100"/>
             </w:tcMar>
             <w:vAlign w:val="center"/>
@@ -4080,9 +4082,9 @@
             </w:tcBorders>
             <w:shd w:fill="E3F2E7" w:color="auto" w:val="clear"/>
             <w:tcMar>
-              <w:top w:type="dxa" w:w="40"/>
-              <w:left w:type="dxa" w:w="100"/>
-              <w:bottom w:type="dxa" w:w="40"/>
+              <w:top w:type="dxa" w:w="20"/>
+              <w:left w:type="dxa" w:w="100"/>
+              <w:bottom w:type="dxa" w:w="20"/>
               <w:right w:type="dxa" w:w="100"/>
             </w:tcMar>
             <w:vAlign w:val="center"/>
@@ -4101,7 +4103,7 @@
                 <w:sz w:val="20"/>
                 <w:szCs w:val="20"/>
               </w:rPr>
-              <w:t xml:space="preserve">≈ 175 – 312</w:t>
+              <w:t xml:space="preserve">≈ 140 – 317</w:t>
             </w:r>
           </w:p>
         </w:tc>
@@ -4116,9 +4118,3045 @@
             </w:tcBorders>
             <w:shd w:fill="E3F2E7" w:color="auto" w:val="clear"/>
             <w:tcMar>
-              <w:top w:type="dxa" w:w="40"/>
-              <w:left w:type="dxa" w:w="100"/>
-              <w:bottom w:type="dxa" w:w="40"/>
+              <w:top w:type="dxa" w:w="20"/>
+              <w:left w:type="dxa" w:w="100"/>
+              <w:bottom w:type="dxa" w:w="20"/>
+              <w:right w:type="dxa" w:w="100"/>
+            </w:tcMar>
+            <w:vAlign w:val="center"/>
+          </w:tcPr>
+          <w:p>
+            <w:pPr>
+              <w:spacing w:after="0" w:before="0"/>
+              <w:jc w:val="left"/>
+            </w:pPr>
+            <w:r>
+              <w:rPr>
+                <w:rFonts w:ascii="Arial" w:cs="Arial" w:eastAsia="Arial" w:hAnsi="Arial"/>
+                <w:sz w:val="20"/>
+                <w:szCs w:val="20"/>
+              </w:rPr>
+              <w:t xml:space="preserve"/>
+            </w:r>
+          </w:p>
+        </w:tc>
+      </w:tr>
+    </w:tbl>
+    <w:p>
+      <w:pPr>
+        <w:pageBreakBefore/>
+        <w:bidi/>
+        <w:spacing w:after="20" w:before="120"/>
+      </w:pPr>
+      <w:r>
+        <w:rPr>
+          <w:rFonts w:ascii="Arial" w:cs="Arial" w:eastAsia="Arial" w:hAnsi="Arial"/>
+          <w:b/>
+          <w:bCs/>
+          <w:color w:val="2F7D4F"/>
+          <w:sz w:val="28"/>
+          <w:szCs w:val="28"/>
+          <w:rtl/>
+        </w:rPr>
+        <w:t xml:space="preserve">الجزء الثاني: مكونات الطاقة الشمسية (جزء منفصل)</w:t>
+      </w:r>
+    </w:p>
+    <w:p>
+      <w:pPr>
+        <w:spacing w:after="100" w:before="0"/>
+        <w:jc w:val="left"/>
+      </w:pPr>
+      <w:r>
+        <w:rPr>
+          <w:rFonts w:ascii="Arial" w:cs="Arial" w:eastAsia="Arial" w:hAnsi="Arial"/>
+          <w:b/>
+          <w:bCs/>
+          <w:sz w:val="22"/>
+          <w:szCs w:val="22"/>
+        </w:rPr>
+        <w:t xml:space="preserve">Part 2: Solar power components (separate part)</w:t>
+      </w:r>
+    </w:p>
+    <w:p>
+      <w:pPr>
+        <w:bidi/>
+        <w:spacing w:after="20" w:before="0"/>
+      </w:pPr>
+      <w:r>
+        <w:rPr>
+          <w:rFonts w:ascii="Arial" w:cs="Arial" w:eastAsia="Arial" w:hAnsi="Arial"/>
+          <w:color w:val="5F6F64"/>
+          <w:sz w:val="19"/>
+          <w:szCs w:val="19"/>
+          <w:rtl/>
+        </w:rPr>
+        <w:t xml:space="preserve">لوح شمسي يشحن بطاريتين ليثيوم في النهار، والبطاريتان تشغّلان النبتة في الليل. يقيس ESP32 مستوى البطارية وجهد اللوح ويرسلهما إلى التطبيقات.</w:t>
+      </w:r>
+    </w:p>
+    <w:p>
+      <w:pPr>
+        <w:spacing w:after="120" w:before="0"/>
+        <w:jc w:val="left"/>
+      </w:pPr>
+      <w:r>
+        <w:rPr>
+          <w:rFonts w:ascii="Arial" w:cs="Arial" w:eastAsia="Arial" w:hAnsi="Arial"/>
+          <w:color w:val="5F6F64"/>
+          <w:sz w:val="18"/>
+          <w:szCs w:val="18"/>
+        </w:rPr>
+        <w:t xml:space="preserve">A solar panel charges two Li-ion batteries during the day; the batteries power the plant at night. The ESP32 measures the battery level and the panel voltage and sends them to the apps.</w:t>
+      </w:r>
+    </w:p>
+    <w:tbl>
+      <w:tblPr>
+        <w:tblW w:type="dxa" w:w="14838"/>
+        <w:tblBorders>
+          <w:top w:val="single" w:color="auto" w:sz="4"/>
+          <w:left w:val="single" w:color="auto" w:sz="4"/>
+          <w:bottom w:val="single" w:color="auto" w:sz="4"/>
+          <w:right w:val="single" w:color="auto" w:sz="4"/>
+          <w:insideH w:val="single" w:color="auto" w:sz="4"/>
+          <w:insideV w:val="single" w:color="auto" w:sz="4"/>
+        </w:tblBorders>
+      </w:tblPr>
+      <w:tblGrid>
+        <w:gridCol w:w="500"/>
+        <w:gridCol w:w="2900"/>
+        <w:gridCol w:w="2700"/>
+        <w:gridCol w:w="3000"/>
+        <w:gridCol w:w="1100"/>
+        <w:gridCol w:w="1300"/>
+        <w:gridCol w:w="3338"/>
+      </w:tblGrid>
+      <w:tr>
+        <w:trPr>
+          <w:tblHeader/>
+        </w:trPr>
+        <w:tc>
+          <w:tcPr>
+            <w:tcW w:type="dxa" w:w="500"/>
+            <w:tcBorders>
+              <w:top w:val="single" w:color="B7C9BC" w:sz="4"/>
+              <w:left w:val="single" w:color="B7C9BC" w:sz="4"/>
+              <w:bottom w:val="single" w:color="B7C9BC" w:sz="4"/>
+              <w:right w:val="single" w:color="B7C9BC" w:sz="4"/>
+            </w:tcBorders>
+            <w:shd w:fill="2F7D4F" w:color="auto" w:val="clear"/>
+            <w:tcMar>
+              <w:top w:type="dxa" w:w="20"/>
+              <w:left w:type="dxa" w:w="100"/>
+              <w:bottom w:type="dxa" w:w="20"/>
+              <w:right w:type="dxa" w:w="100"/>
+            </w:tcMar>
+            <w:vAlign w:val="center"/>
+          </w:tcPr>
+          <w:p>
+            <w:pPr>
+              <w:spacing w:after="0" w:before="0"/>
+              <w:jc w:val="center"/>
+            </w:pPr>
+            <w:r>
+              <w:rPr>
+                <w:rFonts w:ascii="Arial" w:cs="Arial" w:eastAsia="Arial" w:hAnsi="Arial"/>
+                <w:b/>
+                <w:bCs/>
+                <w:color w:val="FFFFFF"/>
+                <w:sz w:val="20"/>
+                <w:szCs w:val="20"/>
+              </w:rPr>
+              <w:t xml:space="preserve">#</w:t>
+            </w:r>
+          </w:p>
+        </w:tc>
+        <w:tc>
+          <w:tcPr>
+            <w:tcW w:type="dxa" w:w="2900"/>
+            <w:tcBorders>
+              <w:top w:val="single" w:color="B7C9BC" w:sz="4"/>
+              <w:left w:val="single" w:color="B7C9BC" w:sz="4"/>
+              <w:bottom w:val="single" w:color="B7C9BC" w:sz="4"/>
+              <w:right w:val="single" w:color="B7C9BC" w:sz="4"/>
+            </w:tcBorders>
+            <w:shd w:fill="2F7D4F" w:color="auto" w:val="clear"/>
+            <w:tcMar>
+              <w:top w:type="dxa" w:w="20"/>
+              <w:left w:type="dxa" w:w="100"/>
+              <w:bottom w:type="dxa" w:w="20"/>
+              <w:right w:type="dxa" w:w="100"/>
+            </w:tcMar>
+            <w:vAlign w:val="center"/>
+          </w:tcPr>
+          <w:p>
+            <w:pPr>
+              <w:spacing w:after="0" w:before="0"/>
+              <w:jc w:val="left"/>
+            </w:pPr>
+            <w:r>
+              <w:rPr>
+                <w:rFonts w:ascii="Arial" w:cs="Arial" w:eastAsia="Arial" w:hAnsi="Arial"/>
+                <w:b/>
+                <w:bCs/>
+                <w:color w:val="FFFFFF"/>
+                <w:sz w:val="20"/>
+                <w:szCs w:val="20"/>
+              </w:rPr>
+              <w:t xml:space="preserve">Component (English)</w:t>
+            </w:r>
+          </w:p>
+        </w:tc>
+        <w:tc>
+          <w:tcPr>
+            <w:tcW w:type="dxa" w:w="2700"/>
+            <w:tcBorders>
+              <w:top w:val="single" w:color="B7C9BC" w:sz="4"/>
+              <w:left w:val="single" w:color="B7C9BC" w:sz="4"/>
+              <w:bottom w:val="single" w:color="B7C9BC" w:sz="4"/>
+              <w:right w:val="single" w:color="B7C9BC" w:sz="4"/>
+            </w:tcBorders>
+            <w:shd w:fill="2F7D4F" w:color="auto" w:val="clear"/>
+            <w:tcMar>
+              <w:top w:type="dxa" w:w="20"/>
+              <w:left w:type="dxa" w:w="100"/>
+              <w:bottom w:type="dxa" w:w="20"/>
+              <w:right w:type="dxa" w:w="100"/>
+            </w:tcMar>
+            <w:vAlign w:val="center"/>
+          </w:tcPr>
+          <w:p>
+            <w:pPr>
+              <w:bidi/>
+              <w:spacing w:after="0" w:before="0"/>
+            </w:pPr>
+            <w:r>
+              <w:rPr>
+                <w:rFonts w:ascii="Arial" w:cs="Arial" w:eastAsia="Arial" w:hAnsi="Arial"/>
+                <w:b/>
+                <w:bCs/>
+                <w:color w:val="FFFFFF"/>
+                <w:sz w:val="20"/>
+                <w:szCs w:val="20"/>
+                <w:rtl/>
+              </w:rPr>
+              <w:t xml:space="preserve">اسم القطعة</w:t>
+            </w:r>
+          </w:p>
+          <w:p>
+            <w:pPr>
+              <w:bidi/>
+              <w:spacing w:after="0" w:before="0"/>
+            </w:pPr>
+            <w:r>
+              <w:rPr>
+                <w:rFonts w:ascii="Arial" w:cs="Arial" w:eastAsia="Arial" w:hAnsi="Arial"/>
+                <w:b/>
+                <w:bCs/>
+                <w:color w:val="FFFFFF"/>
+                <w:sz w:val="20"/>
+                <w:szCs w:val="20"/>
+                <w:rtl/>
+              </w:rPr>
+              <w:t xml:space="preserve">والاستخدام</w:t>
+            </w:r>
+          </w:p>
+        </w:tc>
+        <w:tc>
+          <w:tcPr>
+            <w:tcW w:type="dxa" w:w="3000"/>
+            <w:tcBorders>
+              <w:top w:val="single" w:color="B7C9BC" w:sz="4"/>
+              <w:left w:val="single" w:color="B7C9BC" w:sz="4"/>
+              <w:bottom w:val="single" w:color="B7C9BC" w:sz="4"/>
+              <w:right w:val="single" w:color="B7C9BC" w:sz="4"/>
+            </w:tcBorders>
+            <w:shd w:fill="2F7D4F" w:color="auto" w:val="clear"/>
+            <w:tcMar>
+              <w:top w:type="dxa" w:w="20"/>
+              <w:left w:type="dxa" w:w="100"/>
+              <w:bottom w:type="dxa" w:w="20"/>
+              <w:right w:type="dxa" w:w="100"/>
+            </w:tcMar>
+            <w:vAlign w:val="center"/>
+          </w:tcPr>
+          <w:p>
+            <w:pPr>
+              <w:spacing w:after="0" w:before="0"/>
+              <w:jc w:val="left"/>
+            </w:pPr>
+            <w:r>
+              <w:rPr>
+                <w:rFonts w:ascii="Arial" w:cs="Arial" w:eastAsia="Arial" w:hAnsi="Arial"/>
+                <w:b/>
+                <w:bCs/>
+                <w:color w:val="FFFFFF"/>
+                <w:sz w:val="20"/>
+                <w:szCs w:val="20"/>
+              </w:rPr>
+              <w:t xml:space="preserve">Part code / model</w:t>
+            </w:r>
+          </w:p>
+          <w:p>
+            <w:pPr>
+              <w:bidi/>
+              <w:spacing w:after="0" w:before="0"/>
+            </w:pPr>
+            <w:r>
+              <w:rPr>
+                <w:rFonts w:ascii="Arial" w:cs="Arial" w:eastAsia="Arial" w:hAnsi="Arial"/>
+                <w:b/>
+                <w:bCs/>
+                <w:color w:val="FFFFFF"/>
+                <w:sz w:val="17"/>
+                <w:szCs w:val="17"/>
+                <w:rtl/>
+              </w:rPr>
+              <w:t xml:space="preserve">كود القطعة (اطلبه بهذا الاسم)</w:t>
+            </w:r>
+          </w:p>
+        </w:tc>
+        <w:tc>
+          <w:tcPr>
+            <w:tcW w:type="dxa" w:w="1100"/>
+            <w:tcBorders>
+              <w:top w:val="single" w:color="B7C9BC" w:sz="4"/>
+              <w:left w:val="single" w:color="B7C9BC" w:sz="4"/>
+              <w:bottom w:val="single" w:color="B7C9BC" w:sz="4"/>
+              <w:right w:val="single" w:color="B7C9BC" w:sz="4"/>
+            </w:tcBorders>
+            <w:shd w:fill="2F7D4F" w:color="auto" w:val="clear"/>
+            <w:tcMar>
+              <w:top w:type="dxa" w:w="20"/>
+              <w:left w:type="dxa" w:w="100"/>
+              <w:bottom w:type="dxa" w:w="20"/>
+              <w:right w:type="dxa" w:w="100"/>
+            </w:tcMar>
+            <w:vAlign w:val="center"/>
+          </w:tcPr>
+          <w:p>
+            <w:pPr>
+              <w:bidi/>
+              <w:spacing w:after="0" w:before="0"/>
+              <w:jc w:val="center"/>
+            </w:pPr>
+            <w:r>
+              <w:rPr>
+                <w:rFonts w:ascii="Arial" w:cs="Arial" w:eastAsia="Arial" w:hAnsi="Arial"/>
+                <w:b/>
+                <w:bCs/>
+                <w:color w:val="FFFFFF"/>
+                <w:sz w:val="20"/>
+                <w:szCs w:val="20"/>
+                <w:rtl/>
+              </w:rPr>
+              <w:t xml:space="preserve">الكمية</w:t>
+            </w:r>
+          </w:p>
+          <w:p>
+            <w:pPr>
+              <w:spacing w:after="0" w:before="0"/>
+              <w:jc w:val="center"/>
+            </w:pPr>
+            <w:r>
+              <w:rPr>
+                <w:rFonts w:ascii="Arial" w:cs="Arial" w:eastAsia="Arial" w:hAnsi="Arial"/>
+                <w:b/>
+                <w:bCs/>
+                <w:color w:val="FFFFFF"/>
+                <w:sz w:val="20"/>
+                <w:szCs w:val="20"/>
+              </w:rPr>
+              <w:t xml:space="preserve">Qty</w:t>
+            </w:r>
+          </w:p>
+        </w:tc>
+        <w:tc>
+          <w:tcPr>
+            <w:tcW w:type="dxa" w:w="1300"/>
+            <w:tcBorders>
+              <w:top w:val="single" w:color="B7C9BC" w:sz="4"/>
+              <w:left w:val="single" w:color="B7C9BC" w:sz="4"/>
+              <w:bottom w:val="single" w:color="B7C9BC" w:sz="4"/>
+              <w:right w:val="single" w:color="B7C9BC" w:sz="4"/>
+            </w:tcBorders>
+            <w:shd w:fill="2F7D4F" w:color="auto" w:val="clear"/>
+            <w:tcMar>
+              <w:top w:type="dxa" w:w="20"/>
+              <w:left w:type="dxa" w:w="100"/>
+              <w:bottom w:type="dxa" w:w="20"/>
+              <w:right w:type="dxa" w:w="100"/>
+            </w:tcMar>
+            <w:vAlign w:val="center"/>
+          </w:tcPr>
+          <w:p>
+            <w:pPr>
+              <w:bidi/>
+              <w:spacing w:after="0" w:before="0"/>
+              <w:jc w:val="center"/>
+            </w:pPr>
+            <w:r>
+              <w:rPr>
+                <w:rFonts w:ascii="Arial" w:cs="Arial" w:eastAsia="Arial" w:hAnsi="Arial"/>
+                <w:b/>
+                <w:bCs/>
+                <w:color w:val="FFFFFF"/>
+                <w:sz w:val="20"/>
+                <w:szCs w:val="20"/>
+                <w:rtl/>
+              </w:rPr>
+              <w:t xml:space="preserve">السعر (ريال)</w:t>
+            </w:r>
+          </w:p>
+          <w:p>
+            <w:pPr>
+              <w:spacing w:after="0" w:before="0"/>
+              <w:jc w:val="center"/>
+            </w:pPr>
+            <w:r>
+              <w:rPr>
+                <w:rFonts w:ascii="Arial" w:cs="Arial" w:eastAsia="Arial" w:hAnsi="Arial"/>
+                <w:b/>
+                <w:bCs/>
+                <w:color w:val="FFFFFF"/>
+                <w:sz w:val="20"/>
+                <w:szCs w:val="20"/>
+              </w:rPr>
+              <w:t xml:space="preserve">Price (SAR)</w:t>
+            </w:r>
+          </w:p>
+        </w:tc>
+        <w:tc>
+          <w:tcPr>
+            <w:tcW w:type="dxa" w:w="3338"/>
+            <w:tcBorders>
+              <w:top w:val="single" w:color="B7C9BC" w:sz="4"/>
+              <w:left w:val="single" w:color="B7C9BC" w:sz="4"/>
+              <w:bottom w:val="single" w:color="B7C9BC" w:sz="4"/>
+              <w:right w:val="single" w:color="B7C9BC" w:sz="4"/>
+            </w:tcBorders>
+            <w:shd w:fill="2F7D4F" w:color="auto" w:val="clear"/>
+            <w:tcMar>
+              <w:top w:type="dxa" w:w="20"/>
+              <w:left w:type="dxa" w:w="100"/>
+              <w:bottom w:type="dxa" w:w="20"/>
+              <w:right w:type="dxa" w:w="100"/>
+            </w:tcMar>
+            <w:vAlign w:val="center"/>
+          </w:tcPr>
+          <w:p>
+            <w:pPr>
+              <w:spacing w:after="0" w:before="0"/>
+              <w:jc w:val="left"/>
+            </w:pPr>
+            <w:r>
+              <w:rPr>
+                <w:rFonts w:ascii="Arial" w:cs="Arial" w:eastAsia="Arial" w:hAnsi="Arial"/>
+                <w:b/>
+                <w:bCs/>
+                <w:color w:val="FFFFFF"/>
+                <w:sz w:val="20"/>
+                <w:szCs w:val="20"/>
+              </w:rPr>
+              <w:t xml:space="preserve">Buy links</w:t>
+            </w:r>
+          </w:p>
+          <w:p>
+            <w:pPr>
+              <w:bidi/>
+              <w:spacing w:after="0" w:before="0"/>
+            </w:pPr>
+            <w:r>
+              <w:rPr>
+                <w:rFonts w:ascii="Arial" w:cs="Arial" w:eastAsia="Arial" w:hAnsi="Arial"/>
+                <w:b/>
+                <w:bCs/>
+                <w:color w:val="FFFFFF"/>
+                <w:sz w:val="20"/>
+                <w:szCs w:val="20"/>
+                <w:rtl/>
+              </w:rPr>
+              <w:t xml:space="preserve">روابط الشراء</w:t>
+            </w:r>
+          </w:p>
+        </w:tc>
+      </w:tr>
+      <w:tr>
+        <w:tc>
+          <w:tcPr>
+            <w:tcW w:type="dxa" w:w="500"/>
+            <w:tcBorders>
+              <w:top w:val="single" w:color="B7C9BC" w:sz="4"/>
+              <w:left w:val="single" w:color="B7C9BC" w:sz="4"/>
+              <w:bottom w:val="single" w:color="B7C9BC" w:sz="4"/>
+              <w:right w:val="single" w:color="B7C9BC" w:sz="4"/>
+            </w:tcBorders>
+            <w:tcMar>
+              <w:top w:type="dxa" w:w="20"/>
+              <w:left w:type="dxa" w:w="100"/>
+              <w:bottom w:type="dxa" w:w="20"/>
+              <w:right w:type="dxa" w:w="100"/>
+            </w:tcMar>
+            <w:vAlign w:val="center"/>
+          </w:tcPr>
+          <w:p>
+            <w:pPr>
+              <w:spacing w:after="0" w:before="0"/>
+              <w:jc w:val="center"/>
+            </w:pPr>
+            <w:r>
+              <w:rPr>
+                <w:rFonts w:ascii="Arial" w:cs="Arial" w:eastAsia="Arial" w:hAnsi="Arial"/>
+                <w:sz w:val="20"/>
+                <w:szCs w:val="20"/>
+              </w:rPr>
+              <w:t xml:space="preserve">S1</w:t>
+            </w:r>
+          </w:p>
+        </w:tc>
+        <w:tc>
+          <w:tcPr>
+            <w:tcW w:type="dxa" w:w="2900"/>
+            <w:tcBorders>
+              <w:top w:val="single" w:color="B7C9BC" w:sz="4"/>
+              <w:left w:val="single" w:color="B7C9BC" w:sz="4"/>
+              <w:bottom w:val="single" w:color="B7C9BC" w:sz="4"/>
+              <w:right w:val="single" w:color="B7C9BC" w:sz="4"/>
+            </w:tcBorders>
+            <w:tcMar>
+              <w:top w:type="dxa" w:w="20"/>
+              <w:left w:type="dxa" w:w="100"/>
+              <w:bottom w:type="dxa" w:w="20"/>
+              <w:right w:type="dxa" w:w="100"/>
+            </w:tcMar>
+            <w:vAlign w:val="center"/>
+          </w:tcPr>
+          <w:p>
+            <w:pPr>
+              <w:spacing w:after="0" w:before="0"/>
+              <w:jc w:val="left"/>
+            </w:pPr>
+            <w:r>
+              <w:rPr>
+                <w:rFonts w:ascii="Arial" w:cs="Arial" w:eastAsia="Arial" w:hAnsi="Arial"/>
+                <w:sz w:val="20"/>
+                <w:szCs w:val="20"/>
+              </w:rPr>
+              <w:t xml:space="preserve">Solar panel 6 V 6 W</w:t>
+            </w:r>
+          </w:p>
+        </w:tc>
+        <w:tc>
+          <w:tcPr>
+            <w:tcW w:type="dxa" w:w="2700"/>
+            <w:tcBorders>
+              <w:top w:val="single" w:color="B7C9BC" w:sz="4"/>
+              <w:left w:val="single" w:color="B7C9BC" w:sz="4"/>
+              <w:bottom w:val="single" w:color="B7C9BC" w:sz="4"/>
+              <w:right w:val="single" w:color="B7C9BC" w:sz="4"/>
+            </w:tcBorders>
+            <w:tcMar>
+              <w:top w:type="dxa" w:w="20"/>
+              <w:left w:type="dxa" w:w="100"/>
+              <w:bottom w:type="dxa" w:w="20"/>
+              <w:right w:type="dxa" w:w="100"/>
+            </w:tcMar>
+            <w:vAlign w:val="center"/>
+          </w:tcPr>
+          <w:p>
+            <w:pPr>
+              <w:bidi/>
+              <w:spacing w:after="0" w:before="0"/>
+            </w:pPr>
+            <w:r>
+              <w:rPr>
+                <w:rFonts w:ascii="Arial" w:cs="Arial" w:eastAsia="Arial" w:hAnsi="Arial"/>
+                <w:sz w:val="20"/>
+                <w:szCs w:val="20"/>
+                <w:rtl/>
+              </w:rPr>
+              <w:t xml:space="preserve">لوح شمسي 6 فولت 6 واط</w:t>
+            </w:r>
+          </w:p>
+          <w:p>
+            <w:pPr>
+              <w:bidi/>
+              <w:spacing w:after="0" w:before="0"/>
+            </w:pPr>
+            <w:r>
+              <w:rPr>
+                <w:rFonts w:ascii="Arial" w:cs="Arial" w:eastAsia="Arial" w:hAnsi="Arial"/>
+                <w:color w:val="5F6F64"/>
+                <w:sz w:val="17"/>
+                <w:szCs w:val="17"/>
+                <w:rtl/>
+              </w:rPr>
+              <w:t xml:space="preserve">توليد الطاقة من الشمس</w:t>
+            </w:r>
+          </w:p>
+        </w:tc>
+        <w:tc>
+          <w:tcPr>
+            <w:tcW w:type="dxa" w:w="3000"/>
+            <w:tcBorders>
+              <w:top w:val="single" w:color="B7C9BC" w:sz="4"/>
+              <w:left w:val="single" w:color="B7C9BC" w:sz="4"/>
+              <w:bottom w:val="single" w:color="B7C9BC" w:sz="4"/>
+              <w:right w:val="single" w:color="B7C9BC" w:sz="4"/>
+            </w:tcBorders>
+            <w:tcMar>
+              <w:top w:type="dxa" w:w="20"/>
+              <w:left w:type="dxa" w:w="100"/>
+              <w:bottom w:type="dxa" w:w="20"/>
+              <w:right w:type="dxa" w:w="100"/>
+            </w:tcMar>
+            <w:vAlign w:val="center"/>
+          </w:tcPr>
+          <w:p>
+            <w:pPr>
+              <w:spacing w:after="0" w:before="0"/>
+              <w:jc w:val="left"/>
+            </w:pPr>
+            <w:r>
+              <w:rPr>
+                <w:rFonts w:ascii="Arial" w:cs="Arial" w:eastAsia="Arial" w:hAnsi="Arial"/>
+                <w:b/>
+                <w:bCs/>
+                <w:sz w:val="19"/>
+                <w:szCs w:val="19"/>
+              </w:rPr>
+              <w:t xml:space="preserve">6V 6W monocrystalline mini solar panel (≈ 1 A)</w:t>
+            </w:r>
+          </w:p>
+        </w:tc>
+        <w:tc>
+          <w:tcPr>
+            <w:tcW w:type="dxa" w:w="1100"/>
+            <w:tcBorders>
+              <w:top w:val="single" w:color="B7C9BC" w:sz="4"/>
+              <w:left w:val="single" w:color="B7C9BC" w:sz="4"/>
+              <w:bottom w:val="single" w:color="B7C9BC" w:sz="4"/>
+              <w:right w:val="single" w:color="B7C9BC" w:sz="4"/>
+            </w:tcBorders>
+            <w:tcMar>
+              <w:top w:type="dxa" w:w="20"/>
+              <w:left w:type="dxa" w:w="100"/>
+              <w:bottom w:type="dxa" w:w="20"/>
+              <w:right w:type="dxa" w:w="100"/>
+            </w:tcMar>
+            <w:vAlign w:val="center"/>
+          </w:tcPr>
+          <w:p>
+            <w:pPr>
+              <w:bidi/>
+              <w:spacing w:after="0" w:before="0"/>
+              <w:jc w:val="center"/>
+            </w:pPr>
+            <w:r>
+              <w:rPr>
+                <w:rFonts w:ascii="Arial" w:cs="Arial" w:eastAsia="Arial" w:hAnsi="Arial"/>
+                <w:sz w:val="20"/>
+                <w:szCs w:val="20"/>
+                <w:rtl/>
+              </w:rPr>
+              <w:t xml:space="preserve">1</w:t>
+            </w:r>
+          </w:p>
+        </w:tc>
+        <w:tc>
+          <w:tcPr>
+            <w:tcW w:type="dxa" w:w="1300"/>
+            <w:tcBorders>
+              <w:top w:val="single" w:color="B7C9BC" w:sz="4"/>
+              <w:left w:val="single" w:color="B7C9BC" w:sz="4"/>
+              <w:bottom w:val="single" w:color="B7C9BC" w:sz="4"/>
+              <w:right w:val="single" w:color="B7C9BC" w:sz="4"/>
+            </w:tcBorders>
+            <w:tcMar>
+              <w:top w:type="dxa" w:w="20"/>
+              <w:left w:type="dxa" w:w="100"/>
+              <w:bottom w:type="dxa" w:w="20"/>
+              <w:right w:type="dxa" w:w="100"/>
+            </w:tcMar>
+            <w:vAlign w:val="center"/>
+          </w:tcPr>
+          <w:p>
+            <w:pPr>
+              <w:spacing w:after="0" w:before="0"/>
+              <w:jc w:val="center"/>
+            </w:pPr>
+            <w:r>
+              <w:rPr>
+                <w:rFonts w:ascii="Arial" w:cs="Arial" w:eastAsia="Arial" w:hAnsi="Arial"/>
+                <w:b/>
+                <w:bCs/>
+                <w:sz w:val="20"/>
+                <w:szCs w:val="20"/>
+              </w:rPr>
+              <w:t xml:space="preserve">35 – 50</w:t>
+            </w:r>
+          </w:p>
+        </w:tc>
+        <w:tc>
+          <w:tcPr>
+            <w:tcW w:type="dxa" w:w="3338"/>
+            <w:tcBorders>
+              <w:top w:val="single" w:color="B7C9BC" w:sz="4"/>
+              <w:left w:val="single" w:color="B7C9BC" w:sz="4"/>
+              <w:bottom w:val="single" w:color="B7C9BC" w:sz="4"/>
+              <w:right w:val="single" w:color="B7C9BC" w:sz="4"/>
+            </w:tcBorders>
+            <w:tcMar>
+              <w:top w:type="dxa" w:w="20"/>
+              <w:left w:type="dxa" w:w="100"/>
+              <w:bottom w:type="dxa" w:w="20"/>
+              <w:right w:type="dxa" w:w="100"/>
+            </w:tcMar>
+            <w:vAlign w:val="center"/>
+          </w:tcPr>
+          <w:p>
+            <w:hyperlink w:history="1" r:id="rIdueg26wnod58mbfa9t5ezb">
+              <w:r>
+                <w:rPr>
+                  <w:rStyle w:val="Hyperlink"/>
+                  <w:rFonts w:ascii="Arial" w:cs="Arial" w:eastAsia="Arial" w:hAnsi="Arial"/>
+                  <w:sz w:val="18"/>
+                  <w:szCs w:val="18"/>
+                </w:rPr>
+                <w:t xml:space="preserve">Amazon.sa</w:t>
+              </w:r>
+            </w:hyperlink>
+          </w:p>
+          <w:p>
+            <w:hyperlink w:history="1" r:id="rIdpw5qkoujzhs0kznn7m0ri">
+              <w:r>
+                <w:rPr>
+                  <w:rStyle w:val="Hyperlink"/>
+                  <w:rFonts w:ascii="Arial" w:cs="Arial" w:eastAsia="Arial" w:hAnsi="Arial"/>
+                  <w:sz w:val="18"/>
+                  <w:szCs w:val="18"/>
+                </w:rPr>
+                <w:t xml:space="preserve">AliExpress</w:t>
+              </w:r>
+            </w:hyperlink>
+          </w:p>
+        </w:tc>
+      </w:tr>
+      <w:tr>
+        <w:tc>
+          <w:tcPr>
+            <w:tcW w:type="dxa" w:w="500"/>
+            <w:tcBorders>
+              <w:top w:val="single" w:color="B7C9BC" w:sz="4"/>
+              <w:left w:val="single" w:color="B7C9BC" w:sz="4"/>
+              <w:bottom w:val="single" w:color="B7C9BC" w:sz="4"/>
+              <w:right w:val="single" w:color="B7C9BC" w:sz="4"/>
+            </w:tcBorders>
+            <w:shd w:fill="F5F9F5" w:color="auto" w:val="clear"/>
+            <w:tcMar>
+              <w:top w:type="dxa" w:w="20"/>
+              <w:left w:type="dxa" w:w="100"/>
+              <w:bottom w:type="dxa" w:w="20"/>
+              <w:right w:type="dxa" w:w="100"/>
+            </w:tcMar>
+            <w:vAlign w:val="center"/>
+          </w:tcPr>
+          <w:p>
+            <w:pPr>
+              <w:spacing w:after="0" w:before="0"/>
+              <w:jc w:val="center"/>
+            </w:pPr>
+            <w:r>
+              <w:rPr>
+                <w:rFonts w:ascii="Arial" w:cs="Arial" w:eastAsia="Arial" w:hAnsi="Arial"/>
+                <w:sz w:val="20"/>
+                <w:szCs w:val="20"/>
+              </w:rPr>
+              <w:t xml:space="preserve">S2</w:t>
+            </w:r>
+          </w:p>
+        </w:tc>
+        <w:tc>
+          <w:tcPr>
+            <w:tcW w:type="dxa" w:w="2900"/>
+            <w:tcBorders>
+              <w:top w:val="single" w:color="B7C9BC" w:sz="4"/>
+              <w:left w:val="single" w:color="B7C9BC" w:sz="4"/>
+              <w:bottom w:val="single" w:color="B7C9BC" w:sz="4"/>
+              <w:right w:val="single" w:color="B7C9BC" w:sz="4"/>
+            </w:tcBorders>
+            <w:shd w:fill="F5F9F5" w:color="auto" w:val="clear"/>
+            <w:tcMar>
+              <w:top w:type="dxa" w:w="20"/>
+              <w:left w:type="dxa" w:w="100"/>
+              <w:bottom w:type="dxa" w:w="20"/>
+              <w:right w:type="dxa" w:w="100"/>
+            </w:tcMar>
+            <w:vAlign w:val="center"/>
+          </w:tcPr>
+          <w:p>
+            <w:pPr>
+              <w:spacing w:after="0" w:before="0"/>
+              <w:jc w:val="left"/>
+            </w:pPr>
+            <w:r>
+              <w:rPr>
+                <w:rFonts w:ascii="Arial" w:cs="Arial" w:eastAsia="Arial" w:hAnsi="Arial"/>
+                <w:sz w:val="20"/>
+                <w:szCs w:val="20"/>
+              </w:rPr>
+              <w:t xml:space="preserve">MPPT solar charger module</w:t>
+            </w:r>
+          </w:p>
+        </w:tc>
+        <w:tc>
+          <w:tcPr>
+            <w:tcW w:type="dxa" w:w="2700"/>
+            <w:tcBorders>
+              <w:top w:val="single" w:color="B7C9BC" w:sz="4"/>
+              <w:left w:val="single" w:color="B7C9BC" w:sz="4"/>
+              <w:bottom w:val="single" w:color="B7C9BC" w:sz="4"/>
+              <w:right w:val="single" w:color="B7C9BC" w:sz="4"/>
+            </w:tcBorders>
+            <w:shd w:fill="F5F9F5" w:color="auto" w:val="clear"/>
+            <w:tcMar>
+              <w:top w:type="dxa" w:w="20"/>
+              <w:left w:type="dxa" w:w="100"/>
+              <w:bottom w:type="dxa" w:w="20"/>
+              <w:right w:type="dxa" w:w="100"/>
+            </w:tcMar>
+            <w:vAlign w:val="center"/>
+          </w:tcPr>
+          <w:p>
+            <w:pPr>
+              <w:bidi/>
+              <w:spacing w:after="0" w:before="0"/>
+            </w:pPr>
+            <w:r>
+              <w:rPr>
+                <w:rFonts w:ascii="Arial" w:cs="Arial" w:eastAsia="Arial" w:hAnsi="Arial"/>
+                <w:sz w:val="20"/>
+                <w:szCs w:val="20"/>
+                <w:rtl/>
+              </w:rPr>
+              <w:t xml:space="preserve">منظّم شحن شمسي MPPT</w:t>
+            </w:r>
+          </w:p>
+          <w:p>
+            <w:pPr>
+              <w:bidi/>
+              <w:spacing w:after="0" w:before="0"/>
+            </w:pPr>
+            <w:r>
+              <w:rPr>
+                <w:rFonts w:ascii="Arial" w:cs="Arial" w:eastAsia="Arial" w:hAnsi="Arial"/>
+                <w:color w:val="5F6F64"/>
+                <w:sz w:val="17"/>
+                <w:szCs w:val="17"/>
+                <w:rtl/>
+              </w:rPr>
+              <w:t xml:space="preserve">شحن البطارية بأمان من اللوح</w:t>
+            </w:r>
+          </w:p>
+        </w:tc>
+        <w:tc>
+          <w:tcPr>
+            <w:tcW w:type="dxa" w:w="3000"/>
+            <w:tcBorders>
+              <w:top w:val="single" w:color="B7C9BC" w:sz="4"/>
+              <w:left w:val="single" w:color="B7C9BC" w:sz="4"/>
+              <w:bottom w:val="single" w:color="B7C9BC" w:sz="4"/>
+              <w:right w:val="single" w:color="B7C9BC" w:sz="4"/>
+            </w:tcBorders>
+            <w:shd w:fill="F5F9F5" w:color="auto" w:val="clear"/>
+            <w:tcMar>
+              <w:top w:type="dxa" w:w="20"/>
+              <w:left w:type="dxa" w:w="100"/>
+              <w:bottom w:type="dxa" w:w="20"/>
+              <w:right w:type="dxa" w:w="100"/>
+            </w:tcMar>
+            <w:vAlign w:val="center"/>
+          </w:tcPr>
+          <w:p>
+            <w:pPr>
+              <w:spacing w:after="0" w:before="0"/>
+              <w:jc w:val="left"/>
+            </w:pPr>
+            <w:r>
+              <w:rPr>
+                <w:rFonts w:ascii="Arial" w:cs="Arial" w:eastAsia="Arial" w:hAnsi="Arial"/>
+                <w:b/>
+                <w:bCs/>
+                <w:sz w:val="19"/>
+                <w:szCs w:val="19"/>
+              </w:rPr>
+              <w:t xml:space="preserve">CN3791 MPPT solar Li-ion charger, 6 V version</w:t>
+            </w:r>
+          </w:p>
+        </w:tc>
+        <w:tc>
+          <w:tcPr>
+            <w:tcW w:type="dxa" w:w="1100"/>
+            <w:tcBorders>
+              <w:top w:val="single" w:color="B7C9BC" w:sz="4"/>
+              <w:left w:val="single" w:color="B7C9BC" w:sz="4"/>
+              <w:bottom w:val="single" w:color="B7C9BC" w:sz="4"/>
+              <w:right w:val="single" w:color="B7C9BC" w:sz="4"/>
+            </w:tcBorders>
+            <w:shd w:fill="F5F9F5" w:color="auto" w:val="clear"/>
+            <w:tcMar>
+              <w:top w:type="dxa" w:w="20"/>
+              <w:left w:type="dxa" w:w="100"/>
+              <w:bottom w:type="dxa" w:w="20"/>
+              <w:right w:type="dxa" w:w="100"/>
+            </w:tcMar>
+            <w:vAlign w:val="center"/>
+          </w:tcPr>
+          <w:p>
+            <w:pPr>
+              <w:bidi/>
+              <w:spacing w:after="0" w:before="0"/>
+              <w:jc w:val="center"/>
+            </w:pPr>
+            <w:r>
+              <w:rPr>
+                <w:rFonts w:ascii="Arial" w:cs="Arial" w:eastAsia="Arial" w:hAnsi="Arial"/>
+                <w:sz w:val="20"/>
+                <w:szCs w:val="20"/>
+                <w:rtl/>
+              </w:rPr>
+              <w:t xml:space="preserve">1</w:t>
+            </w:r>
+          </w:p>
+        </w:tc>
+        <w:tc>
+          <w:tcPr>
+            <w:tcW w:type="dxa" w:w="1300"/>
+            <w:tcBorders>
+              <w:top w:val="single" w:color="B7C9BC" w:sz="4"/>
+              <w:left w:val="single" w:color="B7C9BC" w:sz="4"/>
+              <w:bottom w:val="single" w:color="B7C9BC" w:sz="4"/>
+              <w:right w:val="single" w:color="B7C9BC" w:sz="4"/>
+            </w:tcBorders>
+            <w:shd w:fill="F5F9F5" w:color="auto" w:val="clear"/>
+            <w:tcMar>
+              <w:top w:type="dxa" w:w="20"/>
+              <w:left w:type="dxa" w:w="100"/>
+              <w:bottom w:type="dxa" w:w="20"/>
+              <w:right w:type="dxa" w:w="100"/>
+            </w:tcMar>
+            <w:vAlign w:val="center"/>
+          </w:tcPr>
+          <w:p>
+            <w:pPr>
+              <w:spacing w:after="0" w:before="0"/>
+              <w:jc w:val="center"/>
+            </w:pPr>
+            <w:r>
+              <w:rPr>
+                <w:rFonts w:ascii="Arial" w:cs="Arial" w:eastAsia="Arial" w:hAnsi="Arial"/>
+                <w:b/>
+                <w:bCs/>
+                <w:sz w:val="20"/>
+                <w:szCs w:val="20"/>
+              </w:rPr>
+              <w:t xml:space="preserve">15 – 25</w:t>
+            </w:r>
+          </w:p>
+        </w:tc>
+        <w:tc>
+          <w:tcPr>
+            <w:tcW w:type="dxa" w:w="3338"/>
+            <w:tcBorders>
+              <w:top w:val="single" w:color="B7C9BC" w:sz="4"/>
+              <w:left w:val="single" w:color="B7C9BC" w:sz="4"/>
+              <w:bottom w:val="single" w:color="B7C9BC" w:sz="4"/>
+              <w:right w:val="single" w:color="B7C9BC" w:sz="4"/>
+            </w:tcBorders>
+            <w:shd w:fill="F5F9F5" w:color="auto" w:val="clear"/>
+            <w:tcMar>
+              <w:top w:type="dxa" w:w="20"/>
+              <w:left w:type="dxa" w:w="100"/>
+              <w:bottom w:type="dxa" w:w="20"/>
+              <w:right w:type="dxa" w:w="100"/>
+            </w:tcMar>
+            <w:vAlign w:val="center"/>
+          </w:tcPr>
+          <w:p>
+            <w:hyperlink w:history="1" r:id="rIdq9w71vprpncca49p1uylo">
+              <w:r>
+                <w:rPr>
+                  <w:rStyle w:val="Hyperlink"/>
+                  <w:rFonts w:ascii="Arial" w:cs="Arial" w:eastAsia="Arial" w:hAnsi="Arial"/>
+                  <w:sz w:val="18"/>
+                  <w:szCs w:val="18"/>
+                </w:rPr>
+                <w:t xml:space="preserve">Amazon.sa</w:t>
+              </w:r>
+            </w:hyperlink>
+          </w:p>
+          <w:p>
+            <w:hyperlink w:history="1" r:id="rId1q47ln6qkvgvilatjebjv">
+              <w:r>
+                <w:rPr>
+                  <w:rStyle w:val="Hyperlink"/>
+                  <w:rFonts w:ascii="Arial" w:cs="Arial" w:eastAsia="Arial" w:hAnsi="Arial"/>
+                  <w:sz w:val="18"/>
+                  <w:szCs w:val="18"/>
+                </w:rPr>
+                <w:t xml:space="preserve">AliExpress</w:t>
+              </w:r>
+            </w:hyperlink>
+          </w:p>
+        </w:tc>
+      </w:tr>
+      <w:tr>
+        <w:tc>
+          <w:tcPr>
+            <w:tcW w:type="dxa" w:w="500"/>
+            <w:tcBorders>
+              <w:top w:val="single" w:color="B7C9BC" w:sz="4"/>
+              <w:left w:val="single" w:color="B7C9BC" w:sz="4"/>
+              <w:bottom w:val="single" w:color="B7C9BC" w:sz="4"/>
+              <w:right w:val="single" w:color="B7C9BC" w:sz="4"/>
+            </w:tcBorders>
+            <w:tcMar>
+              <w:top w:type="dxa" w:w="20"/>
+              <w:left w:type="dxa" w:w="100"/>
+              <w:bottom w:type="dxa" w:w="20"/>
+              <w:right w:type="dxa" w:w="100"/>
+            </w:tcMar>
+            <w:vAlign w:val="center"/>
+          </w:tcPr>
+          <w:p>
+            <w:pPr>
+              <w:spacing w:after="0" w:before="0"/>
+              <w:jc w:val="center"/>
+            </w:pPr>
+            <w:r>
+              <w:rPr>
+                <w:rFonts w:ascii="Arial" w:cs="Arial" w:eastAsia="Arial" w:hAnsi="Arial"/>
+                <w:sz w:val="20"/>
+                <w:szCs w:val="20"/>
+              </w:rPr>
+              <w:t xml:space="preserve">S3</w:t>
+            </w:r>
+          </w:p>
+        </w:tc>
+        <w:tc>
+          <w:tcPr>
+            <w:tcW w:type="dxa" w:w="2900"/>
+            <w:tcBorders>
+              <w:top w:val="single" w:color="B7C9BC" w:sz="4"/>
+              <w:left w:val="single" w:color="B7C9BC" w:sz="4"/>
+              <w:bottom w:val="single" w:color="B7C9BC" w:sz="4"/>
+              <w:right w:val="single" w:color="B7C9BC" w:sz="4"/>
+            </w:tcBorders>
+            <w:tcMar>
+              <w:top w:type="dxa" w:w="20"/>
+              <w:left w:type="dxa" w:w="100"/>
+              <w:bottom w:type="dxa" w:w="20"/>
+              <w:right w:type="dxa" w:w="100"/>
+            </w:tcMar>
+            <w:vAlign w:val="center"/>
+          </w:tcPr>
+          <w:p>
+            <w:pPr>
+              <w:spacing w:after="0" w:before="0"/>
+              <w:jc w:val="left"/>
+            </w:pPr>
+            <w:r>
+              <w:rPr>
+                <w:rFonts w:ascii="Arial" w:cs="Arial" w:eastAsia="Arial" w:hAnsi="Arial"/>
+                <w:sz w:val="20"/>
+                <w:szCs w:val="20"/>
+              </w:rPr>
+              <w:t xml:space="preserve">18650 Li-ion battery</w:t>
+            </w:r>
+          </w:p>
+        </w:tc>
+        <w:tc>
+          <w:tcPr>
+            <w:tcW w:type="dxa" w:w="2700"/>
+            <w:tcBorders>
+              <w:top w:val="single" w:color="B7C9BC" w:sz="4"/>
+              <w:left w:val="single" w:color="B7C9BC" w:sz="4"/>
+              <w:bottom w:val="single" w:color="B7C9BC" w:sz="4"/>
+              <w:right w:val="single" w:color="B7C9BC" w:sz="4"/>
+            </w:tcBorders>
+            <w:tcMar>
+              <w:top w:type="dxa" w:w="20"/>
+              <w:left w:type="dxa" w:w="100"/>
+              <w:bottom w:type="dxa" w:w="20"/>
+              <w:right w:type="dxa" w:w="100"/>
+            </w:tcMar>
+            <w:vAlign w:val="center"/>
+          </w:tcPr>
+          <w:p>
+            <w:pPr>
+              <w:bidi/>
+              <w:spacing w:after="0" w:before="0"/>
+            </w:pPr>
+            <w:r>
+              <w:rPr>
+                <w:rFonts w:ascii="Arial" w:cs="Arial" w:eastAsia="Arial" w:hAnsi="Arial"/>
+                <w:sz w:val="20"/>
+                <w:szCs w:val="20"/>
+                <w:rtl/>
+              </w:rPr>
+              <w:t xml:space="preserve">بطارية ليثيوم 18650</w:t>
+            </w:r>
+          </w:p>
+          <w:p>
+            <w:pPr>
+              <w:bidi/>
+              <w:spacing w:after="0" w:before="0"/>
+            </w:pPr>
+            <w:r>
+              <w:rPr>
+                <w:rFonts w:ascii="Arial" w:cs="Arial" w:eastAsia="Arial" w:hAnsi="Arial"/>
+                <w:color w:val="5F6F64"/>
+                <w:sz w:val="17"/>
+                <w:szCs w:val="17"/>
+                <w:rtl/>
+              </w:rPr>
+              <w:t xml:space="preserve">تخزين الطاقة لليل والأيام الغائمة</w:t>
+            </w:r>
+          </w:p>
+        </w:tc>
+        <w:tc>
+          <w:tcPr>
+            <w:tcW w:type="dxa" w:w="3000"/>
+            <w:tcBorders>
+              <w:top w:val="single" w:color="B7C9BC" w:sz="4"/>
+              <w:left w:val="single" w:color="B7C9BC" w:sz="4"/>
+              <w:bottom w:val="single" w:color="B7C9BC" w:sz="4"/>
+              <w:right w:val="single" w:color="B7C9BC" w:sz="4"/>
+            </w:tcBorders>
+            <w:tcMar>
+              <w:top w:type="dxa" w:w="20"/>
+              <w:left w:type="dxa" w:w="100"/>
+              <w:bottom w:type="dxa" w:w="20"/>
+              <w:right w:type="dxa" w:w="100"/>
+            </w:tcMar>
+            <w:vAlign w:val="center"/>
+          </w:tcPr>
+          <w:p>
+            <w:pPr>
+              <w:spacing w:after="0" w:before="0"/>
+              <w:jc w:val="left"/>
+            </w:pPr>
+            <w:r>
+              <w:rPr>
+                <w:rFonts w:ascii="Arial" w:cs="Arial" w:eastAsia="Arial" w:hAnsi="Arial"/>
+                <w:b/>
+                <w:bCs/>
+                <w:sz w:val="19"/>
+                <w:szCs w:val="19"/>
+              </w:rPr>
+              <w:t xml:space="preserve">18650 3.7 V 3000 mAh protected (same model ×2)</w:t>
+            </w:r>
+          </w:p>
+        </w:tc>
+        <w:tc>
+          <w:tcPr>
+            <w:tcW w:type="dxa" w:w="1100"/>
+            <w:tcBorders>
+              <w:top w:val="single" w:color="B7C9BC" w:sz="4"/>
+              <w:left w:val="single" w:color="B7C9BC" w:sz="4"/>
+              <w:bottom w:val="single" w:color="B7C9BC" w:sz="4"/>
+              <w:right w:val="single" w:color="B7C9BC" w:sz="4"/>
+            </w:tcBorders>
+            <w:tcMar>
+              <w:top w:type="dxa" w:w="20"/>
+              <w:left w:type="dxa" w:w="100"/>
+              <w:bottom w:type="dxa" w:w="20"/>
+              <w:right w:type="dxa" w:w="100"/>
+            </w:tcMar>
+            <w:vAlign w:val="center"/>
+          </w:tcPr>
+          <w:p>
+            <w:pPr>
+              <w:bidi/>
+              <w:spacing w:after="0" w:before="0"/>
+              <w:jc w:val="center"/>
+            </w:pPr>
+            <w:r>
+              <w:rPr>
+                <w:rFonts w:ascii="Arial" w:cs="Arial" w:eastAsia="Arial" w:hAnsi="Arial"/>
+                <w:sz w:val="20"/>
+                <w:szCs w:val="20"/>
+                <w:rtl/>
+              </w:rPr>
+              <w:t xml:space="preserve">2</w:t>
+            </w:r>
+          </w:p>
+        </w:tc>
+        <w:tc>
+          <w:tcPr>
+            <w:tcW w:type="dxa" w:w="1300"/>
+            <w:tcBorders>
+              <w:top w:val="single" w:color="B7C9BC" w:sz="4"/>
+              <w:left w:val="single" w:color="B7C9BC" w:sz="4"/>
+              <w:bottom w:val="single" w:color="B7C9BC" w:sz="4"/>
+              <w:right w:val="single" w:color="B7C9BC" w:sz="4"/>
+            </w:tcBorders>
+            <w:tcMar>
+              <w:top w:type="dxa" w:w="20"/>
+              <w:left w:type="dxa" w:w="100"/>
+              <w:bottom w:type="dxa" w:w="20"/>
+              <w:right w:type="dxa" w:w="100"/>
+            </w:tcMar>
+            <w:vAlign w:val="center"/>
+          </w:tcPr>
+          <w:p>
+            <w:pPr>
+              <w:spacing w:after="0" w:before="0"/>
+              <w:jc w:val="center"/>
+            </w:pPr>
+            <w:r>
+              <w:rPr>
+                <w:rFonts w:ascii="Arial" w:cs="Arial" w:eastAsia="Arial" w:hAnsi="Arial"/>
+                <w:b/>
+                <w:bCs/>
+                <w:sz w:val="20"/>
+                <w:szCs w:val="20"/>
+              </w:rPr>
+              <w:t xml:space="preserve">40 – 60</w:t>
+            </w:r>
+          </w:p>
+        </w:tc>
+        <w:tc>
+          <w:tcPr>
+            <w:tcW w:type="dxa" w:w="3338"/>
+            <w:tcBorders>
+              <w:top w:val="single" w:color="B7C9BC" w:sz="4"/>
+              <w:left w:val="single" w:color="B7C9BC" w:sz="4"/>
+              <w:bottom w:val="single" w:color="B7C9BC" w:sz="4"/>
+              <w:right w:val="single" w:color="B7C9BC" w:sz="4"/>
+            </w:tcBorders>
+            <w:tcMar>
+              <w:top w:type="dxa" w:w="20"/>
+              <w:left w:type="dxa" w:w="100"/>
+              <w:bottom w:type="dxa" w:w="20"/>
+              <w:right w:type="dxa" w:w="100"/>
+            </w:tcMar>
+            <w:vAlign w:val="center"/>
+          </w:tcPr>
+          <w:p>
+            <w:hyperlink w:history="1" r:id="rIdwy3l3fm63d3vu-wlwffls">
+              <w:r>
+                <w:rPr>
+                  <w:rStyle w:val="Hyperlink"/>
+                  <w:rFonts w:ascii="Arial" w:cs="Arial" w:eastAsia="Arial" w:hAnsi="Arial"/>
+                  <w:sz w:val="18"/>
+                  <w:szCs w:val="18"/>
+                </w:rPr>
+                <w:t xml:space="preserve">Amazon.sa</w:t>
+              </w:r>
+            </w:hyperlink>
+          </w:p>
+          <w:p>
+            <w:hyperlink w:history="1" r:id="rIdypxcyousj4npju_e5yjwd">
+              <w:r>
+                <w:rPr>
+                  <w:rStyle w:val="Hyperlink"/>
+                  <w:rFonts w:ascii="Arial" w:cs="Arial" w:eastAsia="Arial" w:hAnsi="Arial"/>
+                  <w:sz w:val="18"/>
+                  <w:szCs w:val="18"/>
+                </w:rPr>
+                <w:t xml:space="preserve">AliExpress</w:t>
+              </w:r>
+            </w:hyperlink>
+          </w:p>
+        </w:tc>
+      </w:tr>
+      <w:tr>
+        <w:tc>
+          <w:tcPr>
+            <w:tcW w:type="dxa" w:w="500"/>
+            <w:tcBorders>
+              <w:top w:val="single" w:color="B7C9BC" w:sz="4"/>
+              <w:left w:val="single" w:color="B7C9BC" w:sz="4"/>
+              <w:bottom w:val="single" w:color="B7C9BC" w:sz="4"/>
+              <w:right w:val="single" w:color="B7C9BC" w:sz="4"/>
+            </w:tcBorders>
+            <w:shd w:fill="F5F9F5" w:color="auto" w:val="clear"/>
+            <w:tcMar>
+              <w:top w:type="dxa" w:w="20"/>
+              <w:left w:type="dxa" w:w="100"/>
+              <w:bottom w:type="dxa" w:w="20"/>
+              <w:right w:type="dxa" w:w="100"/>
+            </w:tcMar>
+            <w:vAlign w:val="center"/>
+          </w:tcPr>
+          <w:p>
+            <w:pPr>
+              <w:spacing w:after="0" w:before="0"/>
+              <w:jc w:val="center"/>
+            </w:pPr>
+            <w:r>
+              <w:rPr>
+                <w:rFonts w:ascii="Arial" w:cs="Arial" w:eastAsia="Arial" w:hAnsi="Arial"/>
+                <w:sz w:val="20"/>
+                <w:szCs w:val="20"/>
+              </w:rPr>
+              <w:t xml:space="preserve">S4</w:t>
+            </w:r>
+          </w:p>
+        </w:tc>
+        <w:tc>
+          <w:tcPr>
+            <w:tcW w:type="dxa" w:w="2900"/>
+            <w:tcBorders>
+              <w:top w:val="single" w:color="B7C9BC" w:sz="4"/>
+              <w:left w:val="single" w:color="B7C9BC" w:sz="4"/>
+              <w:bottom w:val="single" w:color="B7C9BC" w:sz="4"/>
+              <w:right w:val="single" w:color="B7C9BC" w:sz="4"/>
+            </w:tcBorders>
+            <w:shd w:fill="F5F9F5" w:color="auto" w:val="clear"/>
+            <w:tcMar>
+              <w:top w:type="dxa" w:w="20"/>
+              <w:left w:type="dxa" w:w="100"/>
+              <w:bottom w:type="dxa" w:w="20"/>
+              <w:right w:type="dxa" w:w="100"/>
+            </w:tcMar>
+            <w:vAlign w:val="center"/>
+          </w:tcPr>
+          <w:p>
+            <w:pPr>
+              <w:spacing w:after="0" w:before="0"/>
+              <w:jc w:val="left"/>
+            </w:pPr>
+            <w:r>
+              <w:rPr>
+                <w:rFonts w:ascii="Arial" w:cs="Arial" w:eastAsia="Arial" w:hAnsi="Arial"/>
+                <w:sz w:val="20"/>
+                <w:szCs w:val="20"/>
+              </w:rPr>
+              <w:t xml:space="preserve">2 × 18650 battery holder</w:t>
+            </w:r>
+          </w:p>
+        </w:tc>
+        <w:tc>
+          <w:tcPr>
+            <w:tcW w:type="dxa" w:w="2700"/>
+            <w:tcBorders>
+              <w:top w:val="single" w:color="B7C9BC" w:sz="4"/>
+              <w:left w:val="single" w:color="B7C9BC" w:sz="4"/>
+              <w:bottom w:val="single" w:color="B7C9BC" w:sz="4"/>
+              <w:right w:val="single" w:color="B7C9BC" w:sz="4"/>
+            </w:tcBorders>
+            <w:shd w:fill="F5F9F5" w:color="auto" w:val="clear"/>
+            <w:tcMar>
+              <w:top w:type="dxa" w:w="20"/>
+              <w:left w:type="dxa" w:w="100"/>
+              <w:bottom w:type="dxa" w:w="20"/>
+              <w:right w:type="dxa" w:w="100"/>
+            </w:tcMar>
+            <w:vAlign w:val="center"/>
+          </w:tcPr>
+          <w:p>
+            <w:pPr>
+              <w:bidi/>
+              <w:spacing w:after="0" w:before="0"/>
+            </w:pPr>
+            <w:r>
+              <w:rPr>
+                <w:rFonts w:ascii="Arial" w:cs="Arial" w:eastAsia="Arial" w:hAnsi="Arial"/>
+                <w:sz w:val="20"/>
+                <w:szCs w:val="20"/>
+                <w:rtl/>
+              </w:rPr>
+              <w:t xml:space="preserve">حامل بطاريتين 18650</w:t>
+            </w:r>
+          </w:p>
+          <w:p>
+            <w:pPr>
+              <w:bidi/>
+              <w:spacing w:after="0" w:before="0"/>
+            </w:pPr>
+            <w:r>
+              <w:rPr>
+                <w:rFonts w:ascii="Arial" w:cs="Arial" w:eastAsia="Arial" w:hAnsi="Arial"/>
+                <w:color w:val="5F6F64"/>
+                <w:sz w:val="17"/>
+                <w:szCs w:val="17"/>
+                <w:rtl/>
+              </w:rPr>
+              <w:t xml:space="preserve">تثبيت البطاريتين (توصيل متوازٍ)</w:t>
+            </w:r>
+          </w:p>
+        </w:tc>
+        <w:tc>
+          <w:tcPr>
+            <w:tcW w:type="dxa" w:w="3000"/>
+            <w:tcBorders>
+              <w:top w:val="single" w:color="B7C9BC" w:sz="4"/>
+              <w:left w:val="single" w:color="B7C9BC" w:sz="4"/>
+              <w:bottom w:val="single" w:color="B7C9BC" w:sz="4"/>
+              <w:right w:val="single" w:color="B7C9BC" w:sz="4"/>
+            </w:tcBorders>
+            <w:shd w:fill="F5F9F5" w:color="auto" w:val="clear"/>
+            <w:tcMar>
+              <w:top w:type="dxa" w:w="20"/>
+              <w:left w:type="dxa" w:w="100"/>
+              <w:bottom w:type="dxa" w:w="20"/>
+              <w:right w:type="dxa" w:w="100"/>
+            </w:tcMar>
+            <w:vAlign w:val="center"/>
+          </w:tcPr>
+          <w:p>
+            <w:pPr>
+              <w:spacing w:after="0" w:before="0"/>
+              <w:jc w:val="left"/>
+            </w:pPr>
+            <w:r>
+              <w:rPr>
+                <w:rFonts w:ascii="Arial" w:cs="Arial" w:eastAsia="Arial" w:hAnsi="Arial"/>
+                <w:b/>
+                <w:bCs/>
+                <w:sz w:val="19"/>
+                <w:szCs w:val="19"/>
+              </w:rPr>
+              <w:t xml:space="preserve">2-slot 18650 holder, parallel (3.7 V)</w:t>
+            </w:r>
+          </w:p>
+        </w:tc>
+        <w:tc>
+          <w:tcPr>
+            <w:tcW w:type="dxa" w:w="1100"/>
+            <w:tcBorders>
+              <w:top w:val="single" w:color="B7C9BC" w:sz="4"/>
+              <w:left w:val="single" w:color="B7C9BC" w:sz="4"/>
+              <w:bottom w:val="single" w:color="B7C9BC" w:sz="4"/>
+              <w:right w:val="single" w:color="B7C9BC" w:sz="4"/>
+            </w:tcBorders>
+            <w:shd w:fill="F5F9F5" w:color="auto" w:val="clear"/>
+            <w:tcMar>
+              <w:top w:type="dxa" w:w="20"/>
+              <w:left w:type="dxa" w:w="100"/>
+              <w:bottom w:type="dxa" w:w="20"/>
+              <w:right w:type="dxa" w:w="100"/>
+            </w:tcMar>
+            <w:vAlign w:val="center"/>
+          </w:tcPr>
+          <w:p>
+            <w:pPr>
+              <w:bidi/>
+              <w:spacing w:after="0" w:before="0"/>
+              <w:jc w:val="center"/>
+            </w:pPr>
+            <w:r>
+              <w:rPr>
+                <w:rFonts w:ascii="Arial" w:cs="Arial" w:eastAsia="Arial" w:hAnsi="Arial"/>
+                <w:sz w:val="20"/>
+                <w:szCs w:val="20"/>
+                <w:rtl/>
+              </w:rPr>
+              <w:t xml:space="preserve">1</w:t>
+            </w:r>
+          </w:p>
+        </w:tc>
+        <w:tc>
+          <w:tcPr>
+            <w:tcW w:type="dxa" w:w="1300"/>
+            <w:tcBorders>
+              <w:top w:val="single" w:color="B7C9BC" w:sz="4"/>
+              <w:left w:val="single" w:color="B7C9BC" w:sz="4"/>
+              <w:bottom w:val="single" w:color="B7C9BC" w:sz="4"/>
+              <w:right w:val="single" w:color="B7C9BC" w:sz="4"/>
+            </w:tcBorders>
+            <w:shd w:fill="F5F9F5" w:color="auto" w:val="clear"/>
+            <w:tcMar>
+              <w:top w:type="dxa" w:w="20"/>
+              <w:left w:type="dxa" w:w="100"/>
+              <w:bottom w:type="dxa" w:w="20"/>
+              <w:right w:type="dxa" w:w="100"/>
+            </w:tcMar>
+            <w:vAlign w:val="center"/>
+          </w:tcPr>
+          <w:p>
+            <w:pPr>
+              <w:spacing w:after="0" w:before="0"/>
+              <w:jc w:val="center"/>
+            </w:pPr>
+            <w:r>
+              <w:rPr>
+                <w:rFonts w:ascii="Arial" w:cs="Arial" w:eastAsia="Arial" w:hAnsi="Arial"/>
+                <w:b/>
+                <w:bCs/>
+                <w:sz w:val="20"/>
+                <w:szCs w:val="20"/>
+              </w:rPr>
+              <w:t xml:space="preserve">8 – 12</w:t>
+            </w:r>
+          </w:p>
+        </w:tc>
+        <w:tc>
+          <w:tcPr>
+            <w:tcW w:type="dxa" w:w="3338"/>
+            <w:tcBorders>
+              <w:top w:val="single" w:color="B7C9BC" w:sz="4"/>
+              <w:left w:val="single" w:color="B7C9BC" w:sz="4"/>
+              <w:bottom w:val="single" w:color="B7C9BC" w:sz="4"/>
+              <w:right w:val="single" w:color="B7C9BC" w:sz="4"/>
+            </w:tcBorders>
+            <w:shd w:fill="F5F9F5" w:color="auto" w:val="clear"/>
+            <w:tcMar>
+              <w:top w:type="dxa" w:w="20"/>
+              <w:left w:type="dxa" w:w="100"/>
+              <w:bottom w:type="dxa" w:w="20"/>
+              <w:right w:type="dxa" w:w="100"/>
+            </w:tcMar>
+            <w:vAlign w:val="center"/>
+          </w:tcPr>
+          <w:p>
+            <w:hyperlink w:history="1" r:id="rIdjgtb2iisklt-bjajz6iw_">
+              <w:r>
+                <w:rPr>
+                  <w:rStyle w:val="Hyperlink"/>
+                  <w:rFonts w:ascii="Arial" w:cs="Arial" w:eastAsia="Arial" w:hAnsi="Arial"/>
+                  <w:sz w:val="18"/>
+                  <w:szCs w:val="18"/>
+                </w:rPr>
+                <w:t xml:space="preserve">Amazon.sa</w:t>
+              </w:r>
+            </w:hyperlink>
+          </w:p>
+          <w:p>
+            <w:hyperlink w:history="1" r:id="rId-ymbu7vymolg3imildhvu">
+              <w:r>
+                <w:rPr>
+                  <w:rStyle w:val="Hyperlink"/>
+                  <w:rFonts w:ascii="Arial" w:cs="Arial" w:eastAsia="Arial" w:hAnsi="Arial"/>
+                  <w:sz w:val="18"/>
+                  <w:szCs w:val="18"/>
+                </w:rPr>
+                <w:t xml:space="preserve">AliExpress</w:t>
+              </w:r>
+            </w:hyperlink>
+          </w:p>
+        </w:tc>
+      </w:tr>
+      <w:tr>
+        <w:tc>
+          <w:tcPr>
+            <w:tcW w:type="dxa" w:w="500"/>
+            <w:tcBorders>
+              <w:top w:val="single" w:color="B7C9BC" w:sz="4"/>
+              <w:left w:val="single" w:color="B7C9BC" w:sz="4"/>
+              <w:bottom w:val="single" w:color="B7C9BC" w:sz="4"/>
+              <w:right w:val="single" w:color="B7C9BC" w:sz="4"/>
+            </w:tcBorders>
+            <w:tcMar>
+              <w:top w:type="dxa" w:w="20"/>
+              <w:left w:type="dxa" w:w="100"/>
+              <w:bottom w:type="dxa" w:w="20"/>
+              <w:right w:type="dxa" w:w="100"/>
+            </w:tcMar>
+            <w:vAlign w:val="center"/>
+          </w:tcPr>
+          <w:p>
+            <w:pPr>
+              <w:spacing w:after="0" w:before="0"/>
+              <w:jc w:val="center"/>
+            </w:pPr>
+            <w:r>
+              <w:rPr>
+                <w:rFonts w:ascii="Arial" w:cs="Arial" w:eastAsia="Arial" w:hAnsi="Arial"/>
+                <w:sz w:val="20"/>
+                <w:szCs w:val="20"/>
+              </w:rPr>
+              <w:t xml:space="preserve">S5</w:t>
+            </w:r>
+          </w:p>
+        </w:tc>
+        <w:tc>
+          <w:tcPr>
+            <w:tcW w:type="dxa" w:w="2900"/>
+            <w:tcBorders>
+              <w:top w:val="single" w:color="B7C9BC" w:sz="4"/>
+              <w:left w:val="single" w:color="B7C9BC" w:sz="4"/>
+              <w:bottom w:val="single" w:color="B7C9BC" w:sz="4"/>
+              <w:right w:val="single" w:color="B7C9BC" w:sz="4"/>
+            </w:tcBorders>
+            <w:tcMar>
+              <w:top w:type="dxa" w:w="20"/>
+              <w:left w:type="dxa" w:w="100"/>
+              <w:bottom w:type="dxa" w:w="20"/>
+              <w:right w:type="dxa" w:w="100"/>
+            </w:tcMar>
+            <w:vAlign w:val="center"/>
+          </w:tcPr>
+          <w:p>
+            <w:pPr>
+              <w:spacing w:after="0" w:before="0"/>
+              <w:jc w:val="left"/>
+            </w:pPr>
+            <w:r>
+              <w:rPr>
+                <w:rFonts w:ascii="Arial" w:cs="Arial" w:eastAsia="Arial" w:hAnsi="Arial"/>
+                <w:sz w:val="20"/>
+                <w:szCs w:val="20"/>
+              </w:rPr>
+              <w:t xml:space="preserve">DC-DC boost converter</w:t>
+            </w:r>
+          </w:p>
+        </w:tc>
+        <w:tc>
+          <w:tcPr>
+            <w:tcW w:type="dxa" w:w="2700"/>
+            <w:tcBorders>
+              <w:top w:val="single" w:color="B7C9BC" w:sz="4"/>
+              <w:left w:val="single" w:color="B7C9BC" w:sz="4"/>
+              <w:bottom w:val="single" w:color="B7C9BC" w:sz="4"/>
+              <w:right w:val="single" w:color="B7C9BC" w:sz="4"/>
+            </w:tcBorders>
+            <w:tcMar>
+              <w:top w:type="dxa" w:w="20"/>
+              <w:left w:type="dxa" w:w="100"/>
+              <w:bottom w:type="dxa" w:w="20"/>
+              <w:right w:type="dxa" w:w="100"/>
+            </w:tcMar>
+            <w:vAlign w:val="center"/>
+          </w:tcPr>
+          <w:p>
+            <w:pPr>
+              <w:bidi/>
+              <w:spacing w:after="0" w:before="0"/>
+            </w:pPr>
+            <w:r>
+              <w:rPr>
+                <w:rFonts w:ascii="Arial" w:cs="Arial" w:eastAsia="Arial" w:hAnsi="Arial"/>
+                <w:sz w:val="20"/>
+                <w:szCs w:val="20"/>
+                <w:rtl/>
+              </w:rPr>
+              <w:t xml:space="preserve">رافع جهد إلى 5 فولت</w:t>
+            </w:r>
+          </w:p>
+          <w:p>
+            <w:pPr>
+              <w:bidi/>
+              <w:spacing w:after="0" w:before="0"/>
+            </w:pPr>
+            <w:r>
+              <w:rPr>
+                <w:rFonts w:ascii="Arial" w:cs="Arial" w:eastAsia="Arial" w:hAnsi="Arial"/>
+                <w:color w:val="5F6F64"/>
+                <w:sz w:val="17"/>
+                <w:szCs w:val="17"/>
+                <w:rtl/>
+              </w:rPr>
+              <w:t xml:space="preserve">رفع جهد البطارية من 3.7 إلى 5 فولت</w:t>
+            </w:r>
+          </w:p>
+        </w:tc>
+        <w:tc>
+          <w:tcPr>
+            <w:tcW w:type="dxa" w:w="3000"/>
+            <w:tcBorders>
+              <w:top w:val="single" w:color="B7C9BC" w:sz="4"/>
+              <w:left w:val="single" w:color="B7C9BC" w:sz="4"/>
+              <w:bottom w:val="single" w:color="B7C9BC" w:sz="4"/>
+              <w:right w:val="single" w:color="B7C9BC" w:sz="4"/>
+            </w:tcBorders>
+            <w:tcMar>
+              <w:top w:type="dxa" w:w="20"/>
+              <w:left w:type="dxa" w:w="100"/>
+              <w:bottom w:type="dxa" w:w="20"/>
+              <w:right w:type="dxa" w:w="100"/>
+            </w:tcMar>
+            <w:vAlign w:val="center"/>
+          </w:tcPr>
+          <w:p>
+            <w:pPr>
+              <w:spacing w:after="0" w:before="0"/>
+              <w:jc w:val="left"/>
+            </w:pPr>
+            <w:r>
+              <w:rPr>
+                <w:rFonts w:ascii="Arial" w:cs="Arial" w:eastAsia="Arial" w:hAnsi="Arial"/>
+                <w:b/>
+                <w:bCs/>
+                <w:sz w:val="19"/>
+                <w:szCs w:val="19"/>
+              </w:rPr>
+              <w:t xml:space="preserve">MT3608 step-up module (set to 5.1 V)</w:t>
+            </w:r>
+          </w:p>
+        </w:tc>
+        <w:tc>
+          <w:tcPr>
+            <w:tcW w:type="dxa" w:w="1100"/>
+            <w:tcBorders>
+              <w:top w:val="single" w:color="B7C9BC" w:sz="4"/>
+              <w:left w:val="single" w:color="B7C9BC" w:sz="4"/>
+              <w:bottom w:val="single" w:color="B7C9BC" w:sz="4"/>
+              <w:right w:val="single" w:color="B7C9BC" w:sz="4"/>
+            </w:tcBorders>
+            <w:tcMar>
+              <w:top w:type="dxa" w:w="20"/>
+              <w:left w:type="dxa" w:w="100"/>
+              <w:bottom w:type="dxa" w:w="20"/>
+              <w:right w:type="dxa" w:w="100"/>
+            </w:tcMar>
+            <w:vAlign w:val="center"/>
+          </w:tcPr>
+          <w:p>
+            <w:pPr>
+              <w:bidi/>
+              <w:spacing w:after="0" w:before="0"/>
+              <w:jc w:val="center"/>
+            </w:pPr>
+            <w:r>
+              <w:rPr>
+                <w:rFonts w:ascii="Arial" w:cs="Arial" w:eastAsia="Arial" w:hAnsi="Arial"/>
+                <w:sz w:val="20"/>
+                <w:szCs w:val="20"/>
+                <w:rtl/>
+              </w:rPr>
+              <w:t xml:space="preserve">1</w:t>
+            </w:r>
+          </w:p>
+        </w:tc>
+        <w:tc>
+          <w:tcPr>
+            <w:tcW w:type="dxa" w:w="1300"/>
+            <w:tcBorders>
+              <w:top w:val="single" w:color="B7C9BC" w:sz="4"/>
+              <w:left w:val="single" w:color="B7C9BC" w:sz="4"/>
+              <w:bottom w:val="single" w:color="B7C9BC" w:sz="4"/>
+              <w:right w:val="single" w:color="B7C9BC" w:sz="4"/>
+            </w:tcBorders>
+            <w:tcMar>
+              <w:top w:type="dxa" w:w="20"/>
+              <w:left w:type="dxa" w:w="100"/>
+              <w:bottom w:type="dxa" w:w="20"/>
+              <w:right w:type="dxa" w:w="100"/>
+            </w:tcMar>
+            <w:vAlign w:val="center"/>
+          </w:tcPr>
+          <w:p>
+            <w:pPr>
+              <w:spacing w:after="0" w:before="0"/>
+              <w:jc w:val="center"/>
+            </w:pPr>
+            <w:r>
+              <w:rPr>
+                <w:rFonts w:ascii="Arial" w:cs="Arial" w:eastAsia="Arial" w:hAnsi="Arial"/>
+                <w:b/>
+                <w:bCs/>
+                <w:sz w:val="20"/>
+                <w:szCs w:val="20"/>
+              </w:rPr>
+              <w:t xml:space="preserve">8 – 12</w:t>
+            </w:r>
+          </w:p>
+        </w:tc>
+        <w:tc>
+          <w:tcPr>
+            <w:tcW w:type="dxa" w:w="3338"/>
+            <w:tcBorders>
+              <w:top w:val="single" w:color="B7C9BC" w:sz="4"/>
+              <w:left w:val="single" w:color="B7C9BC" w:sz="4"/>
+              <w:bottom w:val="single" w:color="B7C9BC" w:sz="4"/>
+              <w:right w:val="single" w:color="B7C9BC" w:sz="4"/>
+            </w:tcBorders>
+            <w:tcMar>
+              <w:top w:type="dxa" w:w="20"/>
+              <w:left w:type="dxa" w:w="100"/>
+              <w:bottom w:type="dxa" w:w="20"/>
+              <w:right w:type="dxa" w:w="100"/>
+            </w:tcMar>
+            <w:vAlign w:val="center"/>
+          </w:tcPr>
+          <w:p>
+            <w:hyperlink w:history="1" r:id="rIdjv2kj1sl6rxa8ampjeudp">
+              <w:r>
+                <w:rPr>
+                  <w:rStyle w:val="Hyperlink"/>
+                  <w:rFonts w:ascii="Arial" w:cs="Arial" w:eastAsia="Arial" w:hAnsi="Arial"/>
+                  <w:sz w:val="18"/>
+                  <w:szCs w:val="18"/>
+                </w:rPr>
+                <w:t xml:space="preserve">Amazon.sa</w:t>
+              </w:r>
+            </w:hyperlink>
+          </w:p>
+          <w:p>
+            <w:hyperlink w:history="1" r:id="rIddtiuyqxpn267nti_p0ivv">
+              <w:r>
+                <w:rPr>
+                  <w:rStyle w:val="Hyperlink"/>
+                  <w:rFonts w:ascii="Arial" w:cs="Arial" w:eastAsia="Arial" w:hAnsi="Arial"/>
+                  <w:sz w:val="18"/>
+                  <w:szCs w:val="18"/>
+                </w:rPr>
+                <w:t xml:space="preserve">AliExpress</w:t>
+              </w:r>
+            </w:hyperlink>
+          </w:p>
+        </w:tc>
+      </w:tr>
+      <w:tr>
+        <w:tc>
+          <w:tcPr>
+            <w:tcW w:type="dxa" w:w="500"/>
+            <w:tcBorders>
+              <w:top w:val="single" w:color="B7C9BC" w:sz="4"/>
+              <w:left w:val="single" w:color="B7C9BC" w:sz="4"/>
+              <w:bottom w:val="single" w:color="B7C9BC" w:sz="4"/>
+              <w:right w:val="single" w:color="B7C9BC" w:sz="4"/>
+            </w:tcBorders>
+            <w:shd w:fill="F5F9F5" w:color="auto" w:val="clear"/>
+            <w:tcMar>
+              <w:top w:type="dxa" w:w="20"/>
+              <w:left w:type="dxa" w:w="100"/>
+              <w:bottom w:type="dxa" w:w="20"/>
+              <w:right w:type="dxa" w:w="100"/>
+            </w:tcMar>
+            <w:vAlign w:val="center"/>
+          </w:tcPr>
+          <w:p>
+            <w:pPr>
+              <w:spacing w:after="0" w:before="0"/>
+              <w:jc w:val="center"/>
+            </w:pPr>
+            <w:r>
+              <w:rPr>
+                <w:rFonts w:ascii="Arial" w:cs="Arial" w:eastAsia="Arial" w:hAnsi="Arial"/>
+                <w:sz w:val="20"/>
+                <w:szCs w:val="20"/>
+              </w:rPr>
+              <w:t xml:space="preserve">S6</w:t>
+            </w:r>
+          </w:p>
+        </w:tc>
+        <w:tc>
+          <w:tcPr>
+            <w:tcW w:type="dxa" w:w="2900"/>
+            <w:tcBorders>
+              <w:top w:val="single" w:color="B7C9BC" w:sz="4"/>
+              <w:left w:val="single" w:color="B7C9BC" w:sz="4"/>
+              <w:bottom w:val="single" w:color="B7C9BC" w:sz="4"/>
+              <w:right w:val="single" w:color="B7C9BC" w:sz="4"/>
+            </w:tcBorders>
+            <w:shd w:fill="F5F9F5" w:color="auto" w:val="clear"/>
+            <w:tcMar>
+              <w:top w:type="dxa" w:w="20"/>
+              <w:left w:type="dxa" w:w="100"/>
+              <w:bottom w:type="dxa" w:w="20"/>
+              <w:right w:type="dxa" w:w="100"/>
+            </w:tcMar>
+            <w:vAlign w:val="center"/>
+          </w:tcPr>
+          <w:p>
+            <w:pPr>
+              <w:spacing w:after="0" w:before="0"/>
+              <w:jc w:val="left"/>
+            </w:pPr>
+            <w:r>
+              <w:rPr>
+                <w:rFonts w:ascii="Arial" w:cs="Arial" w:eastAsia="Arial" w:hAnsi="Arial"/>
+                <w:sz w:val="20"/>
+                <w:szCs w:val="20"/>
+              </w:rPr>
+              <w:t xml:space="preserve">Resistor 100 kΩ</w:t>
+            </w:r>
+          </w:p>
+        </w:tc>
+        <w:tc>
+          <w:tcPr>
+            <w:tcW w:type="dxa" w:w="2700"/>
+            <w:tcBorders>
+              <w:top w:val="single" w:color="B7C9BC" w:sz="4"/>
+              <w:left w:val="single" w:color="B7C9BC" w:sz="4"/>
+              <w:bottom w:val="single" w:color="B7C9BC" w:sz="4"/>
+              <w:right w:val="single" w:color="B7C9BC" w:sz="4"/>
+            </w:tcBorders>
+            <w:shd w:fill="F5F9F5" w:color="auto" w:val="clear"/>
+            <w:tcMar>
+              <w:top w:type="dxa" w:w="20"/>
+              <w:left w:type="dxa" w:w="100"/>
+              <w:bottom w:type="dxa" w:w="20"/>
+              <w:right w:type="dxa" w:w="100"/>
+            </w:tcMar>
+            <w:vAlign w:val="center"/>
+          </w:tcPr>
+          <w:p>
+            <w:pPr>
+              <w:bidi/>
+              <w:spacing w:after="0" w:before="0"/>
+            </w:pPr>
+            <w:r>
+              <w:rPr>
+                <w:rFonts w:ascii="Arial" w:cs="Arial" w:eastAsia="Arial" w:hAnsi="Arial"/>
+                <w:sz w:val="20"/>
+                <w:szCs w:val="20"/>
+                <w:rtl/>
+              </w:rPr>
+              <w:t xml:space="preserve">مقاومة 100 كيلو أوم</w:t>
+            </w:r>
+          </w:p>
+          <w:p>
+            <w:pPr>
+              <w:bidi/>
+              <w:spacing w:after="0" w:before="0"/>
+            </w:pPr>
+            <w:r>
+              <w:rPr>
+                <w:rFonts w:ascii="Arial" w:cs="Arial" w:eastAsia="Arial" w:hAnsi="Arial"/>
+                <w:color w:val="5F6F64"/>
+                <w:sz w:val="17"/>
+                <w:szCs w:val="17"/>
+                <w:rtl/>
+              </w:rPr>
+              <w:t xml:space="preserve">قياس جهد البطارية واللوح</w:t>
+            </w:r>
+          </w:p>
+        </w:tc>
+        <w:tc>
+          <w:tcPr>
+            <w:tcW w:type="dxa" w:w="3000"/>
+            <w:tcBorders>
+              <w:top w:val="single" w:color="B7C9BC" w:sz="4"/>
+              <w:left w:val="single" w:color="B7C9BC" w:sz="4"/>
+              <w:bottom w:val="single" w:color="B7C9BC" w:sz="4"/>
+              <w:right w:val="single" w:color="B7C9BC" w:sz="4"/>
+            </w:tcBorders>
+            <w:shd w:fill="F5F9F5" w:color="auto" w:val="clear"/>
+            <w:tcMar>
+              <w:top w:type="dxa" w:w="20"/>
+              <w:left w:type="dxa" w:w="100"/>
+              <w:bottom w:type="dxa" w:w="20"/>
+              <w:right w:type="dxa" w:w="100"/>
+            </w:tcMar>
+            <w:vAlign w:val="center"/>
+          </w:tcPr>
+          <w:p>
+            <w:pPr>
+              <w:spacing w:after="0" w:before="0"/>
+              <w:jc w:val="left"/>
+            </w:pPr>
+            <w:r>
+              <w:rPr>
+                <w:rFonts w:ascii="Arial" w:cs="Arial" w:eastAsia="Arial" w:hAnsi="Arial"/>
+                <w:b/>
+                <w:bCs/>
+                <w:sz w:val="19"/>
+                <w:szCs w:val="19"/>
+              </w:rPr>
+              <w:t xml:space="preserve">100 kΩ 1/4 W metal film</w:t>
+            </w:r>
+          </w:p>
+        </w:tc>
+        <w:tc>
+          <w:tcPr>
+            <w:tcW w:type="dxa" w:w="1100"/>
+            <w:tcBorders>
+              <w:top w:val="single" w:color="B7C9BC" w:sz="4"/>
+              <w:left w:val="single" w:color="B7C9BC" w:sz="4"/>
+              <w:bottom w:val="single" w:color="B7C9BC" w:sz="4"/>
+              <w:right w:val="single" w:color="B7C9BC" w:sz="4"/>
+            </w:tcBorders>
+            <w:shd w:fill="F5F9F5" w:color="auto" w:val="clear"/>
+            <w:tcMar>
+              <w:top w:type="dxa" w:w="20"/>
+              <w:left w:type="dxa" w:w="100"/>
+              <w:bottom w:type="dxa" w:w="20"/>
+              <w:right w:type="dxa" w:w="100"/>
+            </w:tcMar>
+            <w:vAlign w:val="center"/>
+          </w:tcPr>
+          <w:p>
+            <w:pPr>
+              <w:bidi/>
+              <w:spacing w:after="0" w:before="0"/>
+              <w:jc w:val="center"/>
+            </w:pPr>
+            <w:r>
+              <w:rPr>
+                <w:rFonts w:ascii="Arial" w:cs="Arial" w:eastAsia="Arial" w:hAnsi="Arial"/>
+                <w:sz w:val="20"/>
+                <w:szCs w:val="20"/>
+                <w:rtl/>
+              </w:rPr>
+              <w:t xml:space="preserve">5</w:t>
+            </w:r>
+          </w:p>
+        </w:tc>
+        <w:tc>
+          <w:tcPr>
+            <w:tcW w:type="dxa" w:w="1300"/>
+            <w:tcBorders>
+              <w:top w:val="single" w:color="B7C9BC" w:sz="4"/>
+              <w:left w:val="single" w:color="B7C9BC" w:sz="4"/>
+              <w:bottom w:val="single" w:color="B7C9BC" w:sz="4"/>
+              <w:right w:val="single" w:color="B7C9BC" w:sz="4"/>
+            </w:tcBorders>
+            <w:shd w:fill="F5F9F5" w:color="auto" w:val="clear"/>
+            <w:tcMar>
+              <w:top w:type="dxa" w:w="20"/>
+              <w:left w:type="dxa" w:w="100"/>
+              <w:bottom w:type="dxa" w:w="20"/>
+              <w:right w:type="dxa" w:w="100"/>
+            </w:tcMar>
+            <w:vAlign w:val="center"/>
+          </w:tcPr>
+          <w:p>
+            <w:pPr>
+              <w:spacing w:after="0" w:before="0"/>
+              <w:jc w:val="center"/>
+            </w:pPr>
+            <w:r>
+              <w:rPr>
+                <w:rFonts w:ascii="Arial" w:cs="Arial" w:eastAsia="Arial" w:hAnsi="Arial"/>
+                <w:b/>
+                <w:bCs/>
+                <w:sz w:val="20"/>
+                <w:szCs w:val="20"/>
+              </w:rPr>
+              <w:t xml:space="preserve">2 – 5</w:t>
+            </w:r>
+          </w:p>
+        </w:tc>
+        <w:tc>
+          <w:tcPr>
+            <w:tcW w:type="dxa" w:w="3338"/>
+            <w:tcBorders>
+              <w:top w:val="single" w:color="B7C9BC" w:sz="4"/>
+              <w:left w:val="single" w:color="B7C9BC" w:sz="4"/>
+              <w:bottom w:val="single" w:color="B7C9BC" w:sz="4"/>
+              <w:right w:val="single" w:color="B7C9BC" w:sz="4"/>
+            </w:tcBorders>
+            <w:shd w:fill="F5F9F5" w:color="auto" w:val="clear"/>
+            <w:tcMar>
+              <w:top w:type="dxa" w:w="20"/>
+              <w:left w:type="dxa" w:w="100"/>
+              <w:bottom w:type="dxa" w:w="20"/>
+              <w:right w:type="dxa" w:w="100"/>
+            </w:tcMar>
+            <w:vAlign w:val="center"/>
+          </w:tcPr>
+          <w:p>
+            <w:hyperlink w:history="1" r:id="rIdz15yn1ua_sfagoxudhzww">
+              <w:r>
+                <w:rPr>
+                  <w:rStyle w:val="Hyperlink"/>
+                  <w:rFonts w:ascii="Arial" w:cs="Arial" w:eastAsia="Arial" w:hAnsi="Arial"/>
+                  <w:sz w:val="18"/>
+                  <w:szCs w:val="18"/>
+                </w:rPr>
+                <w:t xml:space="preserve">Amazon.sa</w:t>
+              </w:r>
+            </w:hyperlink>
+          </w:p>
+          <w:p>
+            <w:hyperlink w:history="1" r:id="rIdg39o4xwvawhvvkqitifcm">
+              <w:r>
+                <w:rPr>
+                  <w:rStyle w:val="Hyperlink"/>
+                  <w:rFonts w:ascii="Arial" w:cs="Arial" w:eastAsia="Arial" w:hAnsi="Arial"/>
+                  <w:sz w:val="18"/>
+                  <w:szCs w:val="18"/>
+                </w:rPr>
+                <w:t xml:space="preserve">AliExpress</w:t>
+              </w:r>
+            </w:hyperlink>
+          </w:p>
+        </w:tc>
+      </w:tr>
+      <w:tr>
+        <w:tc>
+          <w:tcPr>
+            <w:tcW w:type="dxa" w:w="500"/>
+            <w:tcBorders>
+              <w:top w:val="single" w:color="B7C9BC" w:sz="4"/>
+              <w:left w:val="single" w:color="B7C9BC" w:sz="4"/>
+              <w:bottom w:val="single" w:color="B7C9BC" w:sz="4"/>
+              <w:right w:val="single" w:color="B7C9BC" w:sz="4"/>
+            </w:tcBorders>
+            <w:tcMar>
+              <w:top w:type="dxa" w:w="20"/>
+              <w:left w:type="dxa" w:w="100"/>
+              <w:bottom w:type="dxa" w:w="20"/>
+              <w:right w:type="dxa" w:w="100"/>
+            </w:tcMar>
+            <w:vAlign w:val="center"/>
+          </w:tcPr>
+          <w:p>
+            <w:pPr>
+              <w:spacing w:after="0" w:before="0"/>
+              <w:jc w:val="center"/>
+            </w:pPr>
+            <w:r>
+              <w:rPr>
+                <w:rFonts w:ascii="Arial" w:cs="Arial" w:eastAsia="Arial" w:hAnsi="Arial"/>
+                <w:sz w:val="20"/>
+                <w:szCs w:val="20"/>
+              </w:rPr>
+              <w:t xml:space="preserve">S7</w:t>
+            </w:r>
+          </w:p>
+        </w:tc>
+        <w:tc>
+          <w:tcPr>
+            <w:tcW w:type="dxa" w:w="2900"/>
+            <w:tcBorders>
+              <w:top w:val="single" w:color="B7C9BC" w:sz="4"/>
+              <w:left w:val="single" w:color="B7C9BC" w:sz="4"/>
+              <w:bottom w:val="single" w:color="B7C9BC" w:sz="4"/>
+              <w:right w:val="single" w:color="B7C9BC" w:sz="4"/>
+            </w:tcBorders>
+            <w:tcMar>
+              <w:top w:type="dxa" w:w="20"/>
+              <w:left w:type="dxa" w:w="100"/>
+              <w:bottom w:type="dxa" w:w="20"/>
+              <w:right w:type="dxa" w:w="100"/>
+            </w:tcMar>
+            <w:vAlign w:val="center"/>
+          </w:tcPr>
+          <w:p>
+            <w:pPr>
+              <w:spacing w:after="0" w:before="0"/>
+              <w:jc w:val="left"/>
+            </w:pPr>
+            <w:r>
+              <w:rPr>
+                <w:rFonts w:ascii="Arial" w:cs="Arial" w:eastAsia="Arial" w:hAnsi="Arial"/>
+                <w:sz w:val="20"/>
+                <w:szCs w:val="20"/>
+              </w:rPr>
+              <w:t xml:space="preserve">ON / OFF switch</w:t>
+            </w:r>
+          </w:p>
+        </w:tc>
+        <w:tc>
+          <w:tcPr>
+            <w:tcW w:type="dxa" w:w="2700"/>
+            <w:tcBorders>
+              <w:top w:val="single" w:color="B7C9BC" w:sz="4"/>
+              <w:left w:val="single" w:color="B7C9BC" w:sz="4"/>
+              <w:bottom w:val="single" w:color="B7C9BC" w:sz="4"/>
+              <w:right w:val="single" w:color="B7C9BC" w:sz="4"/>
+            </w:tcBorders>
+            <w:tcMar>
+              <w:top w:type="dxa" w:w="20"/>
+              <w:left w:type="dxa" w:w="100"/>
+              <w:bottom w:type="dxa" w:w="20"/>
+              <w:right w:type="dxa" w:w="100"/>
+            </w:tcMar>
+            <w:vAlign w:val="center"/>
+          </w:tcPr>
+          <w:p>
+            <w:pPr>
+              <w:bidi/>
+              <w:spacing w:after="0" w:before="0"/>
+            </w:pPr>
+            <w:r>
+              <w:rPr>
+                <w:rFonts w:ascii="Arial" w:cs="Arial" w:eastAsia="Arial" w:hAnsi="Arial"/>
+                <w:sz w:val="20"/>
+                <w:szCs w:val="20"/>
+                <w:rtl/>
+              </w:rPr>
+              <w:t xml:space="preserve">مفتاح تشغيل وإطفاء</w:t>
+            </w:r>
+          </w:p>
+          <w:p>
+            <w:pPr>
+              <w:bidi/>
+              <w:spacing w:after="0" w:before="0"/>
+            </w:pPr>
+            <w:r>
+              <w:rPr>
+                <w:rFonts w:ascii="Arial" w:cs="Arial" w:eastAsia="Arial" w:hAnsi="Arial"/>
+                <w:color w:val="5F6F64"/>
+                <w:sz w:val="17"/>
+                <w:szCs w:val="17"/>
+                <w:rtl/>
+              </w:rPr>
+              <w:t xml:space="preserve">فصل الطاقة عن الجهاز</w:t>
+            </w:r>
+          </w:p>
+        </w:tc>
+        <w:tc>
+          <w:tcPr>
+            <w:tcW w:type="dxa" w:w="3000"/>
+            <w:tcBorders>
+              <w:top w:val="single" w:color="B7C9BC" w:sz="4"/>
+              <w:left w:val="single" w:color="B7C9BC" w:sz="4"/>
+              <w:bottom w:val="single" w:color="B7C9BC" w:sz="4"/>
+              <w:right w:val="single" w:color="B7C9BC" w:sz="4"/>
+            </w:tcBorders>
+            <w:tcMar>
+              <w:top w:type="dxa" w:w="20"/>
+              <w:left w:type="dxa" w:w="100"/>
+              <w:bottom w:type="dxa" w:w="20"/>
+              <w:right w:type="dxa" w:w="100"/>
+            </w:tcMar>
+            <w:vAlign w:val="center"/>
+          </w:tcPr>
+          <w:p>
+            <w:pPr>
+              <w:spacing w:after="0" w:before="0"/>
+              <w:jc w:val="left"/>
+            </w:pPr>
+            <w:r>
+              <w:rPr>
+                <w:rFonts w:ascii="Arial" w:cs="Arial" w:eastAsia="Arial" w:hAnsi="Arial"/>
+                <w:b/>
+                <w:bCs/>
+                <w:sz w:val="19"/>
+                <w:szCs w:val="19"/>
+              </w:rPr>
+              <w:t xml:space="preserve">KCD1 rocker switch or SS12D00 slide switch</w:t>
+            </w:r>
+          </w:p>
+        </w:tc>
+        <w:tc>
+          <w:tcPr>
+            <w:tcW w:type="dxa" w:w="1100"/>
+            <w:tcBorders>
+              <w:top w:val="single" w:color="B7C9BC" w:sz="4"/>
+              <w:left w:val="single" w:color="B7C9BC" w:sz="4"/>
+              <w:bottom w:val="single" w:color="B7C9BC" w:sz="4"/>
+              <w:right w:val="single" w:color="B7C9BC" w:sz="4"/>
+            </w:tcBorders>
+            <w:tcMar>
+              <w:top w:type="dxa" w:w="20"/>
+              <w:left w:type="dxa" w:w="100"/>
+              <w:bottom w:type="dxa" w:w="20"/>
+              <w:right w:type="dxa" w:w="100"/>
+            </w:tcMar>
+            <w:vAlign w:val="center"/>
+          </w:tcPr>
+          <w:p>
+            <w:pPr>
+              <w:bidi/>
+              <w:spacing w:after="0" w:before="0"/>
+              <w:jc w:val="center"/>
+            </w:pPr>
+            <w:r>
+              <w:rPr>
+                <w:rFonts w:ascii="Arial" w:cs="Arial" w:eastAsia="Arial" w:hAnsi="Arial"/>
+                <w:sz w:val="20"/>
+                <w:szCs w:val="20"/>
+                <w:rtl/>
+              </w:rPr>
+              <w:t xml:space="preserve">1</w:t>
+            </w:r>
+          </w:p>
+        </w:tc>
+        <w:tc>
+          <w:tcPr>
+            <w:tcW w:type="dxa" w:w="1300"/>
+            <w:tcBorders>
+              <w:top w:val="single" w:color="B7C9BC" w:sz="4"/>
+              <w:left w:val="single" w:color="B7C9BC" w:sz="4"/>
+              <w:bottom w:val="single" w:color="B7C9BC" w:sz="4"/>
+              <w:right w:val="single" w:color="B7C9BC" w:sz="4"/>
+            </w:tcBorders>
+            <w:tcMar>
+              <w:top w:type="dxa" w:w="20"/>
+              <w:left w:type="dxa" w:w="100"/>
+              <w:bottom w:type="dxa" w:w="20"/>
+              <w:right w:type="dxa" w:w="100"/>
+            </w:tcMar>
+            <w:vAlign w:val="center"/>
+          </w:tcPr>
+          <w:p>
+            <w:pPr>
+              <w:spacing w:after="0" w:before="0"/>
+              <w:jc w:val="center"/>
+            </w:pPr>
+            <w:r>
+              <w:rPr>
+                <w:rFonts w:ascii="Arial" w:cs="Arial" w:eastAsia="Arial" w:hAnsi="Arial"/>
+                <w:b/>
+                <w:bCs/>
+                <w:sz w:val="20"/>
+                <w:szCs w:val="20"/>
+              </w:rPr>
+              <w:t xml:space="preserve">3 – 5</w:t>
+            </w:r>
+          </w:p>
+        </w:tc>
+        <w:tc>
+          <w:tcPr>
+            <w:tcW w:type="dxa" w:w="3338"/>
+            <w:tcBorders>
+              <w:top w:val="single" w:color="B7C9BC" w:sz="4"/>
+              <w:left w:val="single" w:color="B7C9BC" w:sz="4"/>
+              <w:bottom w:val="single" w:color="B7C9BC" w:sz="4"/>
+              <w:right w:val="single" w:color="B7C9BC" w:sz="4"/>
+            </w:tcBorders>
+            <w:tcMar>
+              <w:top w:type="dxa" w:w="20"/>
+              <w:left w:type="dxa" w:w="100"/>
+              <w:bottom w:type="dxa" w:w="20"/>
+              <w:right w:type="dxa" w:w="100"/>
+            </w:tcMar>
+            <w:vAlign w:val="center"/>
+          </w:tcPr>
+          <w:p>
+            <w:hyperlink w:history="1" r:id="rId5n9-1qcn54y6iu2jyqjaa">
+              <w:r>
+                <w:rPr>
+                  <w:rStyle w:val="Hyperlink"/>
+                  <w:rFonts w:ascii="Arial" w:cs="Arial" w:eastAsia="Arial" w:hAnsi="Arial"/>
+                  <w:sz w:val="18"/>
+                  <w:szCs w:val="18"/>
+                </w:rPr>
+                <w:t xml:space="preserve">Amazon.sa</w:t>
+              </w:r>
+            </w:hyperlink>
+          </w:p>
+          <w:p>
+            <w:hyperlink w:history="1" r:id="rIdpixg-asdxztizl_5khiom">
+              <w:r>
+                <w:rPr>
+                  <w:rStyle w:val="Hyperlink"/>
+                  <w:rFonts w:ascii="Arial" w:cs="Arial" w:eastAsia="Arial" w:hAnsi="Arial"/>
+                  <w:sz w:val="18"/>
+                  <w:szCs w:val="18"/>
+                </w:rPr>
+                <w:t xml:space="preserve">AliExpress</w:t>
+              </w:r>
+            </w:hyperlink>
+          </w:p>
+        </w:tc>
+      </w:tr>
+      <w:tr>
+        <w:tc>
+          <w:tcPr>
+            <w:tcW w:type="dxa" w:w="500"/>
+            <w:tcBorders>
+              <w:top w:val="single" w:color="B7C9BC" w:sz="4"/>
+              <w:left w:val="single" w:color="B7C9BC" w:sz="4"/>
+              <w:bottom w:val="single" w:color="B7C9BC" w:sz="4"/>
+              <w:right w:val="single" w:color="B7C9BC" w:sz="4"/>
+            </w:tcBorders>
+            <w:shd w:fill="F5F9F5" w:color="auto" w:val="clear"/>
+            <w:tcMar>
+              <w:top w:type="dxa" w:w="20"/>
+              <w:left w:type="dxa" w:w="100"/>
+              <w:bottom w:type="dxa" w:w="20"/>
+              <w:right w:type="dxa" w:w="100"/>
+            </w:tcMar>
+            <w:vAlign w:val="center"/>
+          </w:tcPr>
+          <w:p>
+            <w:pPr>
+              <w:spacing w:after="0" w:before="0"/>
+              <w:jc w:val="center"/>
+            </w:pPr>
+            <w:r>
+              <w:rPr>
+                <w:rFonts w:ascii="Arial" w:cs="Arial" w:eastAsia="Arial" w:hAnsi="Arial"/>
+                <w:sz w:val="20"/>
+                <w:szCs w:val="20"/>
+              </w:rPr>
+              <w:t xml:space="preserve">S8</w:t>
+            </w:r>
+          </w:p>
+        </w:tc>
+        <w:tc>
+          <w:tcPr>
+            <w:tcW w:type="dxa" w:w="2900"/>
+            <w:tcBorders>
+              <w:top w:val="single" w:color="B7C9BC" w:sz="4"/>
+              <w:left w:val="single" w:color="B7C9BC" w:sz="4"/>
+              <w:bottom w:val="single" w:color="B7C9BC" w:sz="4"/>
+              <w:right w:val="single" w:color="B7C9BC" w:sz="4"/>
+            </w:tcBorders>
+            <w:shd w:fill="F5F9F5" w:color="auto" w:val="clear"/>
+            <w:tcMar>
+              <w:top w:type="dxa" w:w="20"/>
+              <w:left w:type="dxa" w:w="100"/>
+              <w:bottom w:type="dxa" w:w="20"/>
+              <w:right w:type="dxa" w:w="100"/>
+            </w:tcMar>
+            <w:vAlign w:val="center"/>
+          </w:tcPr>
+          <w:p>
+            <w:pPr>
+              <w:spacing w:after="0" w:before="0"/>
+              <w:jc w:val="left"/>
+            </w:pPr>
+            <w:r>
+              <w:rPr>
+                <w:rFonts w:ascii="Arial" w:cs="Arial" w:eastAsia="Arial" w:hAnsi="Arial"/>
+                <w:sz w:val="20"/>
+                <w:szCs w:val="20"/>
+              </w:rPr>
+              <w:t xml:space="preserve">Connectors and power wire</w:t>
+            </w:r>
+          </w:p>
+        </w:tc>
+        <w:tc>
+          <w:tcPr>
+            <w:tcW w:type="dxa" w:w="2700"/>
+            <w:tcBorders>
+              <w:top w:val="single" w:color="B7C9BC" w:sz="4"/>
+              <w:left w:val="single" w:color="B7C9BC" w:sz="4"/>
+              <w:bottom w:val="single" w:color="B7C9BC" w:sz="4"/>
+              <w:right w:val="single" w:color="B7C9BC" w:sz="4"/>
+            </w:tcBorders>
+            <w:shd w:fill="F5F9F5" w:color="auto" w:val="clear"/>
+            <w:tcMar>
+              <w:top w:type="dxa" w:w="20"/>
+              <w:left w:type="dxa" w:w="100"/>
+              <w:bottom w:type="dxa" w:w="20"/>
+              <w:right w:type="dxa" w:w="100"/>
+            </w:tcMar>
+            <w:vAlign w:val="center"/>
+          </w:tcPr>
+          <w:p>
+            <w:pPr>
+              <w:bidi/>
+              <w:spacing w:after="0" w:before="0"/>
+            </w:pPr>
+            <w:r>
+              <w:rPr>
+                <w:rFonts w:ascii="Arial" w:cs="Arial" w:eastAsia="Arial" w:hAnsi="Arial"/>
+                <w:sz w:val="20"/>
+                <w:szCs w:val="20"/>
+                <w:rtl/>
+              </w:rPr>
+              <w:t xml:space="preserve">موصلات وأسلاك طاقة</w:t>
+            </w:r>
+          </w:p>
+          <w:p>
+            <w:pPr>
+              <w:bidi/>
+              <w:spacing w:after="0" w:before="0"/>
+            </w:pPr>
+            <w:r>
+              <w:rPr>
+                <w:rFonts w:ascii="Arial" w:cs="Arial" w:eastAsia="Arial" w:hAnsi="Arial"/>
+                <w:color w:val="5F6F64"/>
+                <w:sz w:val="17"/>
+                <w:szCs w:val="17"/>
+                <w:rtl/>
+              </w:rPr>
+              <w:t xml:space="preserve">توصيلات الطاقة الآمنة</w:t>
+            </w:r>
+          </w:p>
+        </w:tc>
+        <w:tc>
+          <w:tcPr>
+            <w:tcW w:type="dxa" w:w="3000"/>
+            <w:tcBorders>
+              <w:top w:val="single" w:color="B7C9BC" w:sz="4"/>
+              <w:left w:val="single" w:color="B7C9BC" w:sz="4"/>
+              <w:bottom w:val="single" w:color="B7C9BC" w:sz="4"/>
+              <w:right w:val="single" w:color="B7C9BC" w:sz="4"/>
+            </w:tcBorders>
+            <w:shd w:fill="F5F9F5" w:color="auto" w:val="clear"/>
+            <w:tcMar>
+              <w:top w:type="dxa" w:w="20"/>
+              <w:left w:type="dxa" w:w="100"/>
+              <w:bottom w:type="dxa" w:w="20"/>
+              <w:right w:type="dxa" w:w="100"/>
+            </w:tcMar>
+            <w:vAlign w:val="center"/>
+          </w:tcPr>
+          <w:p>
+            <w:pPr>
+              <w:spacing w:after="0" w:before="0"/>
+              <w:jc w:val="left"/>
+            </w:pPr>
+            <w:r>
+              <w:rPr>
+                <w:rFonts w:ascii="Arial" w:cs="Arial" w:eastAsia="Arial" w:hAnsi="Arial"/>
+                <w:b/>
+                <w:bCs/>
+                <w:sz w:val="19"/>
+                <w:szCs w:val="19"/>
+              </w:rPr>
+              <w:t xml:space="preserve">JST-PH 2-pin connectors + 22 AWG red/black wire</w:t>
+            </w:r>
+          </w:p>
+        </w:tc>
+        <w:tc>
+          <w:tcPr>
+            <w:tcW w:type="dxa" w:w="1100"/>
+            <w:tcBorders>
+              <w:top w:val="single" w:color="B7C9BC" w:sz="4"/>
+              <w:left w:val="single" w:color="B7C9BC" w:sz="4"/>
+              <w:bottom w:val="single" w:color="B7C9BC" w:sz="4"/>
+              <w:right w:val="single" w:color="B7C9BC" w:sz="4"/>
+            </w:tcBorders>
+            <w:shd w:fill="F5F9F5" w:color="auto" w:val="clear"/>
+            <w:tcMar>
+              <w:top w:type="dxa" w:w="20"/>
+              <w:left w:type="dxa" w:w="100"/>
+              <w:bottom w:type="dxa" w:w="20"/>
+              <w:right w:type="dxa" w:w="100"/>
+            </w:tcMar>
+            <w:vAlign w:val="center"/>
+          </w:tcPr>
+          <w:p>
+            <w:pPr>
+              <w:bidi/>
+              <w:spacing w:after="0" w:before="0"/>
+              <w:jc w:val="center"/>
+            </w:pPr>
+            <w:r>
+              <w:rPr>
+                <w:rFonts w:ascii="Arial" w:cs="Arial" w:eastAsia="Arial" w:hAnsi="Arial"/>
+                <w:sz w:val="20"/>
+                <w:szCs w:val="20"/>
+                <w:rtl/>
+              </w:rPr>
+              <w:t xml:space="preserve">1 set</w:t>
+            </w:r>
+          </w:p>
+        </w:tc>
+        <w:tc>
+          <w:tcPr>
+            <w:tcW w:type="dxa" w:w="1300"/>
+            <w:tcBorders>
+              <w:top w:val="single" w:color="B7C9BC" w:sz="4"/>
+              <w:left w:val="single" w:color="B7C9BC" w:sz="4"/>
+              <w:bottom w:val="single" w:color="B7C9BC" w:sz="4"/>
+              <w:right w:val="single" w:color="B7C9BC" w:sz="4"/>
+            </w:tcBorders>
+            <w:shd w:fill="F5F9F5" w:color="auto" w:val="clear"/>
+            <w:tcMar>
+              <w:top w:type="dxa" w:w="20"/>
+              <w:left w:type="dxa" w:w="100"/>
+              <w:bottom w:type="dxa" w:w="20"/>
+              <w:right w:type="dxa" w:w="100"/>
+            </w:tcMar>
+            <w:vAlign w:val="center"/>
+          </w:tcPr>
+          <w:p>
+            <w:pPr>
+              <w:spacing w:after="0" w:before="0"/>
+              <w:jc w:val="center"/>
+            </w:pPr>
+            <w:r>
+              <w:rPr>
+                <w:rFonts w:ascii="Arial" w:cs="Arial" w:eastAsia="Arial" w:hAnsi="Arial"/>
+                <w:b/>
+                <w:bCs/>
+                <w:sz w:val="20"/>
+                <w:szCs w:val="20"/>
+              </w:rPr>
+              <w:t xml:space="preserve">10 – 15</w:t>
+            </w:r>
+          </w:p>
+        </w:tc>
+        <w:tc>
+          <w:tcPr>
+            <w:tcW w:type="dxa" w:w="3338"/>
+            <w:tcBorders>
+              <w:top w:val="single" w:color="B7C9BC" w:sz="4"/>
+              <w:left w:val="single" w:color="B7C9BC" w:sz="4"/>
+              <w:bottom w:val="single" w:color="B7C9BC" w:sz="4"/>
+              <w:right w:val="single" w:color="B7C9BC" w:sz="4"/>
+            </w:tcBorders>
+            <w:shd w:fill="F5F9F5" w:color="auto" w:val="clear"/>
+            <w:tcMar>
+              <w:top w:type="dxa" w:w="20"/>
+              <w:left w:type="dxa" w:w="100"/>
+              <w:bottom w:type="dxa" w:w="20"/>
+              <w:right w:type="dxa" w:w="100"/>
+            </w:tcMar>
+            <w:vAlign w:val="center"/>
+          </w:tcPr>
+          <w:p>
+            <w:hyperlink w:history="1" r:id="rId3ptspc2ab2_dupit6oopm">
+              <w:r>
+                <w:rPr>
+                  <w:rStyle w:val="Hyperlink"/>
+                  <w:rFonts w:ascii="Arial" w:cs="Arial" w:eastAsia="Arial" w:hAnsi="Arial"/>
+                  <w:sz w:val="18"/>
+                  <w:szCs w:val="18"/>
+                </w:rPr>
+                <w:t xml:space="preserve">Amazon.sa</w:t>
+              </w:r>
+            </w:hyperlink>
+          </w:p>
+          <w:p>
+            <w:hyperlink w:history="1" r:id="rIdxq1ekoyhs0yhpuvoe7l0p">
+              <w:r>
+                <w:rPr>
+                  <w:rStyle w:val="Hyperlink"/>
+                  <w:rFonts w:ascii="Arial" w:cs="Arial" w:eastAsia="Arial" w:hAnsi="Arial"/>
+                  <w:sz w:val="18"/>
+                  <w:szCs w:val="18"/>
+                </w:rPr>
+                <w:t xml:space="preserve">AliExpress</w:t>
+              </w:r>
+            </w:hyperlink>
+          </w:p>
+        </w:tc>
+      </w:tr>
+      <w:tr>
+        <w:tc>
+          <w:tcPr>
+            <w:tcW w:type="dxa" w:w="500"/>
+            <w:tcBorders>
+              <w:top w:val="single" w:color="B7C9BC" w:sz="4"/>
+              <w:left w:val="single" w:color="B7C9BC" w:sz="4"/>
+              <w:bottom w:val="single" w:color="B7C9BC" w:sz="4"/>
+              <w:right w:val="single" w:color="B7C9BC" w:sz="4"/>
+            </w:tcBorders>
+            <w:shd w:fill="E3F2E7" w:color="auto" w:val="clear"/>
+            <w:tcMar>
+              <w:top w:type="dxa" w:w="20"/>
+              <w:left w:type="dxa" w:w="100"/>
+              <w:bottom w:type="dxa" w:w="20"/>
+              <w:right w:type="dxa" w:w="100"/>
+            </w:tcMar>
+            <w:vAlign w:val="center"/>
+          </w:tcPr>
+          <w:p>
+            <w:pPr>
+              <w:spacing w:after="0" w:before="0"/>
+              <w:jc w:val="left"/>
+            </w:pPr>
+            <w:r>
+              <w:rPr>
+                <w:rFonts w:ascii="Arial" w:cs="Arial" w:eastAsia="Arial" w:hAnsi="Arial"/>
+                <w:sz w:val="20"/>
+                <w:szCs w:val="20"/>
+              </w:rPr>
+              <w:t xml:space="preserve"/>
+            </w:r>
+          </w:p>
+        </w:tc>
+        <w:tc>
+          <w:tcPr>
+            <w:tcW w:type="dxa" w:w="2900"/>
+            <w:tcBorders>
+              <w:top w:val="single" w:color="B7C9BC" w:sz="4"/>
+              <w:left w:val="single" w:color="B7C9BC" w:sz="4"/>
+              <w:bottom w:val="single" w:color="B7C9BC" w:sz="4"/>
+              <w:right w:val="single" w:color="B7C9BC" w:sz="4"/>
+            </w:tcBorders>
+            <w:shd w:fill="E3F2E7" w:color="auto" w:val="clear"/>
+            <w:tcMar>
+              <w:top w:type="dxa" w:w="20"/>
+              <w:left w:type="dxa" w:w="100"/>
+              <w:bottom w:type="dxa" w:w="20"/>
+              <w:right w:type="dxa" w:w="100"/>
+            </w:tcMar>
+            <w:vAlign w:val="center"/>
+          </w:tcPr>
+          <w:p>
+            <w:pPr>
+              <w:spacing w:after="0" w:before="0"/>
+              <w:jc w:val="left"/>
+            </w:pPr>
+            <w:r>
+              <w:rPr>
+                <w:rFonts w:ascii="Arial" w:cs="Arial" w:eastAsia="Arial" w:hAnsi="Arial"/>
+                <w:b/>
+                <w:bCs/>
+                <w:sz w:val="20"/>
+                <w:szCs w:val="20"/>
+              </w:rPr>
+              <w:t xml:space="preserve">Solar part total (approx.)</w:t>
+            </w:r>
+          </w:p>
+        </w:tc>
+        <w:tc>
+          <w:tcPr>
+            <w:tcW w:type="dxa" w:w="2700"/>
+            <w:tcBorders>
+              <w:top w:val="single" w:color="B7C9BC" w:sz="4"/>
+              <w:left w:val="single" w:color="B7C9BC" w:sz="4"/>
+              <w:bottom w:val="single" w:color="B7C9BC" w:sz="4"/>
+              <w:right w:val="single" w:color="B7C9BC" w:sz="4"/>
+            </w:tcBorders>
+            <w:shd w:fill="E3F2E7" w:color="auto" w:val="clear"/>
+            <w:tcMar>
+              <w:top w:type="dxa" w:w="20"/>
+              <w:left w:type="dxa" w:w="100"/>
+              <w:bottom w:type="dxa" w:w="20"/>
+              <w:right w:type="dxa" w:w="100"/>
+            </w:tcMar>
+            <w:vAlign w:val="center"/>
+          </w:tcPr>
+          <w:p>
+            <w:pPr>
+              <w:bidi/>
+              <w:spacing w:after="0" w:before="0"/>
+            </w:pPr>
+            <w:r>
+              <w:rPr>
+                <w:rFonts w:ascii="Arial" w:cs="Arial" w:eastAsia="Arial" w:hAnsi="Arial"/>
+                <w:b/>
+                <w:bCs/>
+                <w:sz w:val="20"/>
+                <w:szCs w:val="20"/>
+                <w:rtl/>
+              </w:rPr>
+              <w:t xml:space="preserve">مجموع الجزء الشمسي التقريبي</w:t>
+            </w:r>
+          </w:p>
+        </w:tc>
+        <w:tc>
+          <w:tcPr>
+            <w:tcW w:type="dxa" w:w="3000"/>
+            <w:tcBorders>
+              <w:top w:val="single" w:color="B7C9BC" w:sz="4"/>
+              <w:left w:val="single" w:color="B7C9BC" w:sz="4"/>
+              <w:bottom w:val="single" w:color="B7C9BC" w:sz="4"/>
+              <w:right w:val="single" w:color="B7C9BC" w:sz="4"/>
+            </w:tcBorders>
+            <w:shd w:fill="E3F2E7" w:color="auto" w:val="clear"/>
+            <w:tcMar>
+              <w:top w:type="dxa" w:w="20"/>
+              <w:left w:type="dxa" w:w="100"/>
+              <w:bottom w:type="dxa" w:w="20"/>
+              <w:right w:type="dxa" w:w="100"/>
+            </w:tcMar>
+            <w:vAlign w:val="center"/>
+          </w:tcPr>
+          <w:p>
+            <w:pPr>
+              <w:spacing w:after="0" w:before="0"/>
+              <w:jc w:val="left"/>
+            </w:pPr>
+            <w:r>
+              <w:rPr>
+                <w:rFonts w:ascii="Arial" w:cs="Arial" w:eastAsia="Arial" w:hAnsi="Arial"/>
+                <w:sz w:val="20"/>
+                <w:szCs w:val="20"/>
+              </w:rPr>
+              <w:t xml:space="preserve"/>
+            </w:r>
+          </w:p>
+        </w:tc>
+        <w:tc>
+          <w:tcPr>
+            <w:tcW w:type="dxa" w:w="1100"/>
+            <w:tcBorders>
+              <w:top w:val="single" w:color="B7C9BC" w:sz="4"/>
+              <w:left w:val="single" w:color="B7C9BC" w:sz="4"/>
+              <w:bottom w:val="single" w:color="B7C9BC" w:sz="4"/>
+              <w:right w:val="single" w:color="B7C9BC" w:sz="4"/>
+            </w:tcBorders>
+            <w:shd w:fill="E3F2E7" w:color="auto" w:val="clear"/>
+            <w:tcMar>
+              <w:top w:type="dxa" w:w="20"/>
+              <w:left w:type="dxa" w:w="100"/>
+              <w:bottom w:type="dxa" w:w="20"/>
+              <w:right w:type="dxa" w:w="100"/>
+            </w:tcMar>
+            <w:vAlign w:val="center"/>
+          </w:tcPr>
+          <w:p>
+            <w:pPr>
+              <w:spacing w:after="0" w:before="0"/>
+              <w:jc w:val="left"/>
+            </w:pPr>
+            <w:r>
+              <w:rPr>
+                <w:rFonts w:ascii="Arial" w:cs="Arial" w:eastAsia="Arial" w:hAnsi="Arial"/>
+                <w:sz w:val="20"/>
+                <w:szCs w:val="20"/>
+              </w:rPr>
+              <w:t xml:space="preserve"/>
+            </w:r>
+          </w:p>
+        </w:tc>
+        <w:tc>
+          <w:tcPr>
+            <w:tcW w:type="dxa" w:w="1300"/>
+            <w:tcBorders>
+              <w:top w:val="single" w:color="B7C9BC" w:sz="4"/>
+              <w:left w:val="single" w:color="B7C9BC" w:sz="4"/>
+              <w:bottom w:val="single" w:color="B7C9BC" w:sz="4"/>
+              <w:right w:val="single" w:color="B7C9BC" w:sz="4"/>
+            </w:tcBorders>
+            <w:shd w:fill="E3F2E7" w:color="auto" w:val="clear"/>
+            <w:tcMar>
+              <w:top w:type="dxa" w:w="20"/>
+              <w:left w:type="dxa" w:w="100"/>
+              <w:bottom w:type="dxa" w:w="20"/>
+              <w:right w:type="dxa" w:w="100"/>
+            </w:tcMar>
+            <w:vAlign w:val="center"/>
+          </w:tcPr>
+          <w:p>
+            <w:pPr>
+              <w:spacing w:after="0" w:before="0"/>
+              <w:jc w:val="center"/>
+            </w:pPr>
+            <w:r>
+              <w:rPr>
+                <w:rFonts w:ascii="Arial" w:cs="Arial" w:eastAsia="Arial" w:hAnsi="Arial"/>
+                <w:b/>
+                <w:bCs/>
+                <w:color w:val="2F7D4F"/>
+                <w:sz w:val="20"/>
+                <w:szCs w:val="20"/>
+              </w:rPr>
+              <w:t xml:space="preserve">≈ 121 – 184</w:t>
+            </w:r>
+          </w:p>
+        </w:tc>
+        <w:tc>
+          <w:tcPr>
+            <w:tcW w:type="dxa" w:w="3338"/>
+            <w:tcBorders>
+              <w:top w:val="single" w:color="B7C9BC" w:sz="4"/>
+              <w:left w:val="single" w:color="B7C9BC" w:sz="4"/>
+              <w:bottom w:val="single" w:color="B7C9BC" w:sz="4"/>
+              <w:right w:val="single" w:color="B7C9BC" w:sz="4"/>
+            </w:tcBorders>
+            <w:shd w:fill="E3F2E7" w:color="auto" w:val="clear"/>
+            <w:tcMar>
+              <w:top w:type="dxa" w:w="20"/>
+              <w:left w:type="dxa" w:w="100"/>
+              <w:bottom w:type="dxa" w:w="20"/>
+              <w:right w:type="dxa" w:w="100"/>
+            </w:tcMar>
+            <w:vAlign w:val="center"/>
+          </w:tcPr>
+          <w:p>
+            <w:pPr>
+              <w:spacing w:after="0" w:before="0"/>
+              <w:jc w:val="left"/>
+            </w:pPr>
+            <w:r>
+              <w:rPr>
+                <w:rFonts w:ascii="Arial" w:cs="Arial" w:eastAsia="Arial" w:hAnsi="Arial"/>
+                <w:sz w:val="20"/>
+                <w:szCs w:val="20"/>
+              </w:rPr>
+              <w:t xml:space="preserve"/>
+            </w:r>
+          </w:p>
+        </w:tc>
+      </w:tr>
+      <w:tr>
+        <w:tc>
+          <w:tcPr>
+            <w:tcW w:type="dxa" w:w="500"/>
+            <w:tcBorders>
+              <w:top w:val="single" w:color="B7C9BC" w:sz="4"/>
+              <w:left w:val="single" w:color="B7C9BC" w:sz="4"/>
+              <w:bottom w:val="single" w:color="B7C9BC" w:sz="4"/>
+              <w:right w:val="single" w:color="B7C9BC" w:sz="4"/>
+            </w:tcBorders>
+            <w:shd w:fill="E3F2E7" w:color="auto" w:val="clear"/>
+            <w:tcMar>
+              <w:top w:type="dxa" w:w="20"/>
+              <w:left w:type="dxa" w:w="100"/>
+              <w:bottom w:type="dxa" w:w="20"/>
+              <w:right w:type="dxa" w:w="100"/>
+            </w:tcMar>
+            <w:vAlign w:val="center"/>
+          </w:tcPr>
+          <w:p>
+            <w:pPr>
+              <w:spacing w:after="0" w:before="0"/>
+              <w:jc w:val="left"/>
+            </w:pPr>
+            <w:r>
+              <w:rPr>
+                <w:rFonts w:ascii="Arial" w:cs="Arial" w:eastAsia="Arial" w:hAnsi="Arial"/>
+                <w:sz w:val="20"/>
+                <w:szCs w:val="20"/>
+              </w:rPr>
+              <w:t xml:space="preserve"/>
+            </w:r>
+          </w:p>
+        </w:tc>
+        <w:tc>
+          <w:tcPr>
+            <w:tcW w:type="dxa" w:w="2900"/>
+            <w:tcBorders>
+              <w:top w:val="single" w:color="B7C9BC" w:sz="4"/>
+              <w:left w:val="single" w:color="B7C9BC" w:sz="4"/>
+              <w:bottom w:val="single" w:color="B7C9BC" w:sz="4"/>
+              <w:right w:val="single" w:color="B7C9BC" w:sz="4"/>
+            </w:tcBorders>
+            <w:shd w:fill="E3F2E7" w:color="auto" w:val="clear"/>
+            <w:tcMar>
+              <w:top w:type="dxa" w:w="20"/>
+              <w:left w:type="dxa" w:w="100"/>
+              <w:bottom w:type="dxa" w:w="20"/>
+              <w:right w:type="dxa" w:w="100"/>
+            </w:tcMar>
+            <w:vAlign w:val="center"/>
+          </w:tcPr>
+          <w:p>
+            <w:pPr>
+              <w:spacing w:after="0" w:before="0"/>
+              <w:jc w:val="left"/>
+            </w:pPr>
+            <w:r>
+              <w:rPr>
+                <w:rFonts w:ascii="Arial" w:cs="Arial" w:eastAsia="Arial" w:hAnsi="Arial"/>
+                <w:b/>
+                <w:bCs/>
+                <w:sz w:val="20"/>
+                <w:szCs w:val="20"/>
+              </w:rPr>
+              <w:t xml:space="preserve">Whole project (main + solar)</w:t>
+            </w:r>
+          </w:p>
+        </w:tc>
+        <w:tc>
+          <w:tcPr>
+            <w:tcW w:type="dxa" w:w="2700"/>
+            <w:tcBorders>
+              <w:top w:val="single" w:color="B7C9BC" w:sz="4"/>
+              <w:left w:val="single" w:color="B7C9BC" w:sz="4"/>
+              <w:bottom w:val="single" w:color="B7C9BC" w:sz="4"/>
+              <w:right w:val="single" w:color="B7C9BC" w:sz="4"/>
+            </w:tcBorders>
+            <w:shd w:fill="E3F2E7" w:color="auto" w:val="clear"/>
+            <w:tcMar>
+              <w:top w:type="dxa" w:w="20"/>
+              <w:left w:type="dxa" w:w="100"/>
+              <w:bottom w:type="dxa" w:w="20"/>
+              <w:right w:type="dxa" w:w="100"/>
+            </w:tcMar>
+            <w:vAlign w:val="center"/>
+          </w:tcPr>
+          <w:p>
+            <w:pPr>
+              <w:bidi/>
+              <w:spacing w:after="0" w:before="0"/>
+            </w:pPr>
+            <w:r>
+              <w:rPr>
+                <w:rFonts w:ascii="Arial" w:cs="Arial" w:eastAsia="Arial" w:hAnsi="Arial"/>
+                <w:b/>
+                <w:bCs/>
+                <w:sz w:val="20"/>
+                <w:szCs w:val="20"/>
+                <w:rtl/>
+              </w:rPr>
+              <w:t xml:space="preserve">إجمالي المشروع كاملاً (أساسي + شمسي)</w:t>
+            </w:r>
+          </w:p>
+        </w:tc>
+        <w:tc>
+          <w:tcPr>
+            <w:tcW w:type="dxa" w:w="3000"/>
+            <w:tcBorders>
+              <w:top w:val="single" w:color="B7C9BC" w:sz="4"/>
+              <w:left w:val="single" w:color="B7C9BC" w:sz="4"/>
+              <w:bottom w:val="single" w:color="B7C9BC" w:sz="4"/>
+              <w:right w:val="single" w:color="B7C9BC" w:sz="4"/>
+            </w:tcBorders>
+            <w:shd w:fill="E3F2E7" w:color="auto" w:val="clear"/>
+            <w:tcMar>
+              <w:top w:type="dxa" w:w="20"/>
+              <w:left w:type="dxa" w:w="100"/>
+              <w:bottom w:type="dxa" w:w="20"/>
+              <w:right w:type="dxa" w:w="100"/>
+            </w:tcMar>
+            <w:vAlign w:val="center"/>
+          </w:tcPr>
+          <w:p>
+            <w:pPr>
+              <w:spacing w:after="0" w:before="0"/>
+              <w:jc w:val="left"/>
+            </w:pPr>
+            <w:r>
+              <w:rPr>
+                <w:rFonts w:ascii="Arial" w:cs="Arial" w:eastAsia="Arial" w:hAnsi="Arial"/>
+                <w:sz w:val="20"/>
+                <w:szCs w:val="20"/>
+              </w:rPr>
+              <w:t xml:space="preserve"/>
+            </w:r>
+          </w:p>
+        </w:tc>
+        <w:tc>
+          <w:tcPr>
+            <w:tcW w:type="dxa" w:w="1100"/>
+            <w:tcBorders>
+              <w:top w:val="single" w:color="B7C9BC" w:sz="4"/>
+              <w:left w:val="single" w:color="B7C9BC" w:sz="4"/>
+              <w:bottom w:val="single" w:color="B7C9BC" w:sz="4"/>
+              <w:right w:val="single" w:color="B7C9BC" w:sz="4"/>
+            </w:tcBorders>
+            <w:shd w:fill="E3F2E7" w:color="auto" w:val="clear"/>
+            <w:tcMar>
+              <w:top w:type="dxa" w:w="20"/>
+              <w:left w:type="dxa" w:w="100"/>
+              <w:bottom w:type="dxa" w:w="20"/>
+              <w:right w:type="dxa" w:w="100"/>
+            </w:tcMar>
+            <w:vAlign w:val="center"/>
+          </w:tcPr>
+          <w:p>
+            <w:pPr>
+              <w:spacing w:after="0" w:before="0"/>
+              <w:jc w:val="left"/>
+            </w:pPr>
+            <w:r>
+              <w:rPr>
+                <w:rFonts w:ascii="Arial" w:cs="Arial" w:eastAsia="Arial" w:hAnsi="Arial"/>
+                <w:sz w:val="20"/>
+                <w:szCs w:val="20"/>
+              </w:rPr>
+              <w:t xml:space="preserve"/>
+            </w:r>
+          </w:p>
+        </w:tc>
+        <w:tc>
+          <w:tcPr>
+            <w:tcW w:type="dxa" w:w="1300"/>
+            <w:tcBorders>
+              <w:top w:val="single" w:color="B7C9BC" w:sz="4"/>
+              <w:left w:val="single" w:color="B7C9BC" w:sz="4"/>
+              <w:bottom w:val="single" w:color="B7C9BC" w:sz="4"/>
+              <w:right w:val="single" w:color="B7C9BC" w:sz="4"/>
+            </w:tcBorders>
+            <w:shd w:fill="E3F2E7" w:color="auto" w:val="clear"/>
+            <w:tcMar>
+              <w:top w:type="dxa" w:w="20"/>
+              <w:left w:type="dxa" w:w="100"/>
+              <w:bottom w:type="dxa" w:w="20"/>
+              <w:right w:type="dxa" w:w="100"/>
+            </w:tcMar>
+            <w:vAlign w:val="center"/>
+          </w:tcPr>
+          <w:p>
+            <w:pPr>
+              <w:spacing w:after="0" w:before="0"/>
+              <w:jc w:val="center"/>
+            </w:pPr>
+            <w:r>
+              <w:rPr>
+                <w:rFonts w:ascii="Arial" w:cs="Arial" w:eastAsia="Arial" w:hAnsi="Arial"/>
+                <w:b/>
+                <w:bCs/>
+                <w:color w:val="2F7D4F"/>
+                <w:sz w:val="20"/>
+                <w:szCs w:val="20"/>
+              </w:rPr>
+              <w:t xml:space="preserve">≈ 261 – 501</w:t>
+            </w:r>
+          </w:p>
+        </w:tc>
+        <w:tc>
+          <w:tcPr>
+            <w:tcW w:type="dxa" w:w="3338"/>
+            <w:tcBorders>
+              <w:top w:val="single" w:color="B7C9BC" w:sz="4"/>
+              <w:left w:val="single" w:color="B7C9BC" w:sz="4"/>
+              <w:bottom w:val="single" w:color="B7C9BC" w:sz="4"/>
+              <w:right w:val="single" w:color="B7C9BC" w:sz="4"/>
+            </w:tcBorders>
+            <w:shd w:fill="E3F2E7" w:color="auto" w:val="clear"/>
+            <w:tcMar>
+              <w:top w:type="dxa" w:w="20"/>
+              <w:left w:type="dxa" w:w="100"/>
+              <w:bottom w:type="dxa" w:w="20"/>
               <w:right w:type="dxa" w:w="100"/>
             </w:tcMar>
             <w:vAlign w:val="center"/>
@@ -4208,9 +7246,9 @@
             </w:tcBorders>
             <w:shd w:fill="2F7D4F" w:color="auto" w:val="clear"/>
             <w:tcMar>
-              <w:top w:type="dxa" w:w="40"/>
-              <w:left w:type="dxa" w:w="100"/>
-              <w:bottom w:type="dxa" w:w="40"/>
+              <w:top w:type="dxa" w:w="20"/>
+              <w:left w:type="dxa" w:w="100"/>
+              <w:bottom w:type="dxa" w:w="20"/>
               <w:right w:type="dxa" w:w="100"/>
             </w:tcMar>
             <w:vAlign w:val="center"/>
@@ -4244,9 +7282,9 @@
             </w:tcBorders>
             <w:shd w:fill="2F7D4F" w:color="auto" w:val="clear"/>
             <w:tcMar>
-              <w:top w:type="dxa" w:w="40"/>
-              <w:left w:type="dxa" w:w="100"/>
-              <w:bottom w:type="dxa" w:w="40"/>
+              <w:top w:type="dxa" w:w="20"/>
+              <w:left w:type="dxa" w:w="100"/>
+              <w:bottom w:type="dxa" w:w="20"/>
               <w:right w:type="dxa" w:w="100"/>
             </w:tcMar>
             <w:vAlign w:val="center"/>
@@ -4280,18 +7318,17 @@
             </w:tcBorders>
             <w:shd w:fill="2F7D4F" w:color="auto" w:val="clear"/>
             <w:tcMar>
-              <w:top w:type="dxa" w:w="40"/>
-              <w:left w:type="dxa" w:w="100"/>
-              <w:bottom w:type="dxa" w:w="40"/>
-              <w:right w:type="dxa" w:w="100"/>
-            </w:tcMar>
-            <w:vAlign w:val="center"/>
-          </w:tcPr>
-          <w:p>
-            <w:pPr>
-              <w:bidi/>
-              <w:spacing w:after="0" w:before="0"/>
-              <w:jc w:val="right"/>
+              <w:top w:type="dxa" w:w="20"/>
+              <w:left w:type="dxa" w:w="100"/>
+              <w:bottom w:type="dxa" w:w="20"/>
+              <w:right w:type="dxa" w:w="100"/>
+            </w:tcMar>
+            <w:vAlign w:val="center"/>
+          </w:tcPr>
+          <w:p>
+            <w:pPr>
+              <w:bidi/>
+              <w:spacing w:after="0" w:before="0"/>
             </w:pPr>
             <w:r>
               <w:rPr>
@@ -4319,9 +7356,9 @@
               <w:right w:val="single" w:color="B7C9BC" w:sz="4"/>
             </w:tcBorders>
             <w:tcMar>
-              <w:top w:type="dxa" w:w="40"/>
-              <w:left w:type="dxa" w:w="100"/>
-              <w:bottom w:type="dxa" w:w="40"/>
+              <w:top w:type="dxa" w:w="20"/>
+              <w:left w:type="dxa" w:w="100"/>
+              <w:bottom w:type="dxa" w:w="20"/>
               <w:right w:type="dxa" w:w="100"/>
             </w:tcMar>
             <w:vAlign w:val="center"/>
@@ -4351,9 +7388,9 @@
               <w:right w:val="single" w:color="B7C9BC" w:sz="4"/>
             </w:tcBorders>
             <w:tcMar>
-              <w:top w:type="dxa" w:w="40"/>
-              <w:left w:type="dxa" w:w="100"/>
-              <w:bottom w:type="dxa" w:w="40"/>
+              <w:top w:type="dxa" w:w="20"/>
+              <w:left w:type="dxa" w:w="100"/>
+              <w:bottom w:type="dxa" w:w="20"/>
               <w:right w:type="dxa" w:w="100"/>
             </w:tcMar>
             <w:vAlign w:val="center"/>
@@ -4383,18 +7420,17 @@
               <w:right w:val="single" w:color="B7C9BC" w:sz="4"/>
             </w:tcBorders>
             <w:tcMar>
-              <w:top w:type="dxa" w:w="40"/>
-              <w:left w:type="dxa" w:w="100"/>
-              <w:bottom w:type="dxa" w:w="40"/>
-              <w:right w:type="dxa" w:w="100"/>
-            </w:tcMar>
-            <w:vAlign w:val="center"/>
-          </w:tcPr>
-          <w:p>
-            <w:pPr>
-              <w:bidi/>
-              <w:spacing w:after="0" w:before="0"/>
-              <w:jc w:val="right"/>
+              <w:top w:type="dxa" w:w="20"/>
+              <w:left w:type="dxa" w:w="100"/>
+              <w:bottom w:type="dxa" w:w="20"/>
+              <w:right w:type="dxa" w:w="100"/>
+            </w:tcMar>
+            <w:vAlign w:val="center"/>
+          </w:tcPr>
+          <w:p>
+            <w:pPr>
+              <w:bidi/>
+              <w:spacing w:after="0" w:before="0"/>
             </w:pPr>
             <w:r>
               <w:rPr>
@@ -4420,9 +7456,9 @@
             </w:tcBorders>
             <w:shd w:fill="F5F9F5" w:color="auto" w:val="clear"/>
             <w:tcMar>
-              <w:top w:type="dxa" w:w="40"/>
-              <w:left w:type="dxa" w:w="100"/>
-              <w:bottom w:type="dxa" w:w="40"/>
+              <w:top w:type="dxa" w:w="20"/>
+              <w:left w:type="dxa" w:w="100"/>
+              <w:bottom w:type="dxa" w:w="20"/>
               <w:right w:type="dxa" w:w="100"/>
             </w:tcMar>
             <w:vAlign w:val="center"/>
@@ -4453,9 +7489,9 @@
             </w:tcBorders>
             <w:shd w:fill="F5F9F5" w:color="auto" w:val="clear"/>
             <w:tcMar>
-              <w:top w:type="dxa" w:w="40"/>
-              <w:left w:type="dxa" w:w="100"/>
-              <w:bottom w:type="dxa" w:w="40"/>
+              <w:top w:type="dxa" w:w="20"/>
+              <w:left w:type="dxa" w:w="100"/>
+              <w:bottom w:type="dxa" w:w="20"/>
               <w:right w:type="dxa" w:w="100"/>
             </w:tcMar>
             <w:vAlign w:val="center"/>
@@ -4486,18 +7522,17 @@
             </w:tcBorders>
             <w:shd w:fill="F5F9F5" w:color="auto" w:val="clear"/>
             <w:tcMar>
-              <w:top w:type="dxa" w:w="40"/>
-              <w:left w:type="dxa" w:w="100"/>
-              <w:bottom w:type="dxa" w:w="40"/>
-              <w:right w:type="dxa" w:w="100"/>
-            </w:tcMar>
-            <w:vAlign w:val="center"/>
-          </w:tcPr>
-          <w:p>
-            <w:pPr>
-              <w:bidi/>
-              <w:spacing w:after="0" w:before="0"/>
-              <w:jc w:val="right"/>
+              <w:top w:type="dxa" w:w="20"/>
+              <w:left w:type="dxa" w:w="100"/>
+              <w:bottom w:type="dxa" w:w="20"/>
+              <w:right w:type="dxa" w:w="100"/>
+            </w:tcMar>
+            <w:vAlign w:val="center"/>
+          </w:tcPr>
+          <w:p>
+            <w:pPr>
+              <w:bidi/>
+              <w:spacing w:after="0" w:before="0"/>
             </w:pPr>
             <w:r>
               <w:rPr>
@@ -4522,9 +7557,9 @@
               <w:right w:val="single" w:color="B7C9BC" w:sz="4"/>
             </w:tcBorders>
             <w:tcMar>
-              <w:top w:type="dxa" w:w="40"/>
-              <w:left w:type="dxa" w:w="100"/>
-              <w:bottom w:type="dxa" w:w="40"/>
+              <w:top w:type="dxa" w:w="20"/>
+              <w:left w:type="dxa" w:w="100"/>
+              <w:bottom w:type="dxa" w:w="20"/>
               <w:right w:type="dxa" w:w="100"/>
             </w:tcMar>
             <w:vAlign w:val="center"/>
@@ -4554,9 +7589,9 @@
               <w:right w:val="single" w:color="B7C9BC" w:sz="4"/>
             </w:tcBorders>
             <w:tcMar>
-              <w:top w:type="dxa" w:w="40"/>
-              <w:left w:type="dxa" w:w="100"/>
-              <w:bottom w:type="dxa" w:w="40"/>
+              <w:top w:type="dxa" w:w="20"/>
+              <w:left w:type="dxa" w:w="100"/>
+              <w:bottom w:type="dxa" w:w="20"/>
               <w:right w:type="dxa" w:w="100"/>
             </w:tcMar>
             <w:vAlign w:val="center"/>
@@ -4586,18 +7621,17 @@
               <w:right w:val="single" w:color="B7C9BC" w:sz="4"/>
             </w:tcBorders>
             <w:tcMar>
-              <w:top w:type="dxa" w:w="40"/>
-              <w:left w:type="dxa" w:w="100"/>
-              <w:bottom w:type="dxa" w:w="40"/>
-              <w:right w:type="dxa" w:w="100"/>
-            </w:tcMar>
-            <w:vAlign w:val="center"/>
-          </w:tcPr>
-          <w:p>
-            <w:pPr>
-              <w:bidi/>
-              <w:spacing w:after="0" w:before="0"/>
-              <w:jc w:val="right"/>
+              <w:top w:type="dxa" w:w="20"/>
+              <w:left w:type="dxa" w:w="100"/>
+              <w:bottom w:type="dxa" w:w="20"/>
+              <w:right w:type="dxa" w:w="100"/>
+            </w:tcMar>
+            <w:vAlign w:val="center"/>
+          </w:tcPr>
+          <w:p>
+            <w:pPr>
+              <w:bidi/>
+              <w:spacing w:after="0" w:before="0"/>
             </w:pPr>
             <w:r>
               <w:rPr>
@@ -4623,9 +7657,9 @@
             </w:tcBorders>
             <w:shd w:fill="F5F9F5" w:color="auto" w:val="clear"/>
             <w:tcMar>
-              <w:top w:type="dxa" w:w="40"/>
-              <w:left w:type="dxa" w:w="100"/>
-              <w:bottom w:type="dxa" w:w="40"/>
+              <w:top w:type="dxa" w:w="20"/>
+              <w:left w:type="dxa" w:w="100"/>
+              <w:bottom w:type="dxa" w:w="20"/>
               <w:right w:type="dxa" w:w="100"/>
             </w:tcMar>
             <w:vAlign w:val="center"/>
@@ -4656,9 +7690,9 @@
             </w:tcBorders>
             <w:shd w:fill="F5F9F5" w:color="auto" w:val="clear"/>
             <w:tcMar>
-              <w:top w:type="dxa" w:w="40"/>
-              <w:left w:type="dxa" w:w="100"/>
-              <w:bottom w:type="dxa" w:w="40"/>
+              <w:top w:type="dxa" w:w="20"/>
+              <w:left w:type="dxa" w:w="100"/>
+              <w:bottom w:type="dxa" w:w="20"/>
               <w:right w:type="dxa" w:w="100"/>
             </w:tcMar>
             <w:vAlign w:val="center"/>
@@ -4689,18 +7723,17 @@
             </w:tcBorders>
             <w:shd w:fill="F5F9F5" w:color="auto" w:val="clear"/>
             <w:tcMar>
-              <w:top w:type="dxa" w:w="40"/>
-              <w:left w:type="dxa" w:w="100"/>
-              <w:bottom w:type="dxa" w:w="40"/>
-              <w:right w:type="dxa" w:w="100"/>
-            </w:tcMar>
-            <w:vAlign w:val="center"/>
-          </w:tcPr>
-          <w:p>
-            <w:pPr>
-              <w:bidi/>
-              <w:spacing w:after="0" w:before="0"/>
-              <w:jc w:val="right"/>
+              <w:top w:type="dxa" w:w="20"/>
+              <w:left w:type="dxa" w:w="100"/>
+              <w:bottom w:type="dxa" w:w="20"/>
+              <w:right w:type="dxa" w:w="100"/>
+            </w:tcMar>
+            <w:vAlign w:val="center"/>
+          </w:tcPr>
+          <w:p>
+            <w:pPr>
+              <w:bidi/>
+              <w:spacing w:after="0" w:before="0"/>
             </w:pPr>
             <w:r>
               <w:rPr>
@@ -4725,9 +7758,9 @@
               <w:right w:val="single" w:color="B7C9BC" w:sz="4"/>
             </w:tcBorders>
             <w:tcMar>
-              <w:top w:type="dxa" w:w="40"/>
-              <w:left w:type="dxa" w:w="100"/>
-              <w:bottom w:type="dxa" w:w="40"/>
+              <w:top w:type="dxa" w:w="20"/>
+              <w:left w:type="dxa" w:w="100"/>
+              <w:bottom w:type="dxa" w:w="20"/>
               <w:right w:type="dxa" w:w="100"/>
             </w:tcMar>
             <w:vAlign w:val="center"/>
@@ -4757,9 +7790,9 @@
               <w:right w:val="single" w:color="B7C9BC" w:sz="4"/>
             </w:tcBorders>
             <w:tcMar>
-              <w:top w:type="dxa" w:w="40"/>
-              <w:left w:type="dxa" w:w="100"/>
-              <w:bottom w:type="dxa" w:w="40"/>
+              <w:top w:type="dxa" w:w="20"/>
+              <w:left w:type="dxa" w:w="100"/>
+              <w:bottom w:type="dxa" w:w="20"/>
               <w:right w:type="dxa" w:w="100"/>
             </w:tcMar>
             <w:vAlign w:val="center"/>
@@ -4775,7 +7808,7 @@
                 <w:sz w:val="20"/>
                 <w:szCs w:val="20"/>
               </w:rPr>
-              <w:t xml:space="preserve">Power bank: some switch off at low current; use an always-on model or a USB phone charger.</w:t>
+              <w:t xml:space="preserve">Power bank (testing / backup only): some switch off at low current; use an always-on model or a USB phone charger.</w:t>
             </w:r>
           </w:p>
         </w:tc>
@@ -4789,18 +7822,17 @@
               <w:right w:val="single" w:color="B7C9BC" w:sz="4"/>
             </w:tcBorders>
             <w:tcMar>
-              <w:top w:type="dxa" w:w="40"/>
-              <w:left w:type="dxa" w:w="100"/>
-              <w:bottom w:type="dxa" w:w="40"/>
-              <w:right w:type="dxa" w:w="100"/>
-            </w:tcMar>
-            <w:vAlign w:val="center"/>
-          </w:tcPr>
-          <w:p>
-            <w:pPr>
-              <w:bidi/>
-              <w:spacing w:after="0" w:before="0"/>
-              <w:jc w:val="right"/>
+              <w:top w:type="dxa" w:w="20"/>
+              <w:left w:type="dxa" w:w="100"/>
+              <w:bottom w:type="dxa" w:w="20"/>
+              <w:right w:type="dxa" w:w="100"/>
+            </w:tcMar>
+            <w:vAlign w:val="center"/>
+          </w:tcPr>
+          <w:p>
+            <w:pPr>
+              <w:bidi/>
+              <w:spacing w:after="0" w:before="0"/>
             </w:pPr>
             <w:r>
               <w:rPr>
@@ -4809,7 +7841,7 @@
                 <w:szCs w:val="21"/>
                 <w:rtl/>
               </w:rPr>
-              <w:t xml:space="preserve">الباور بانك: بعض الأنواع تنطفئ تلقائياً عند الاستهلاك المنخفض. استخدموا نوعاً بخاصية التشغيل الدائم أو شاحن جوال USB.</w:t>
+              <w:t xml:space="preserve">الباور بانك للتجربة فقط والاحتياط: بعض الأنواع تنطفئ تلقائياً عند الاستهلاك المنخفض، فاستخدموا نوعاً بخاصية التشغيل الدائم أو شاحن جوال USB.</w:t>
             </w:r>
           </w:p>
         </w:tc>
@@ -4826,9 +7858,9 @@
             </w:tcBorders>
             <w:shd w:fill="F5F9F5" w:color="auto" w:val="clear"/>
             <w:tcMar>
-              <w:top w:type="dxa" w:w="40"/>
-              <w:left w:type="dxa" w:w="100"/>
-              <w:bottom w:type="dxa" w:w="40"/>
+              <w:top w:type="dxa" w:w="20"/>
+              <w:left w:type="dxa" w:w="100"/>
+              <w:bottom w:type="dxa" w:w="20"/>
               <w:right w:type="dxa" w:w="100"/>
             </w:tcMar>
             <w:vAlign w:val="center"/>
@@ -4859,9 +7891,9 @@
             </w:tcBorders>
             <w:shd w:fill="F5F9F5" w:color="auto" w:val="clear"/>
             <w:tcMar>
-              <w:top w:type="dxa" w:w="40"/>
-              <w:left w:type="dxa" w:w="100"/>
-              <w:bottom w:type="dxa" w:w="40"/>
+              <w:top w:type="dxa" w:w="20"/>
+              <w:left w:type="dxa" w:w="100"/>
+              <w:bottom w:type="dxa" w:w="20"/>
               <w:right w:type="dxa" w:w="100"/>
             </w:tcMar>
             <w:vAlign w:val="center"/>
@@ -4877,7 +7909,7 @@
                 <w:sz w:val="20"/>
                 <w:szCs w:val="20"/>
               </w:rPr>
-              <w:t xml:space="preserve">Prices are approximate. Local shops / Amazon.sa are faster; AliExpress is cheaper but takes 2–4 weeks.</w:t>
+              <w:t xml:space="preserve">Batteries: buy protected 18650 cells of the same model and charge; avoid unknown cells with fake capacities like 9900 mAh.</w:t>
             </w:r>
           </w:p>
         </w:tc>
@@ -4892,18 +7924,17 @@
             </w:tcBorders>
             <w:shd w:fill="F5F9F5" w:color="auto" w:val="clear"/>
             <w:tcMar>
-              <w:top w:type="dxa" w:w="40"/>
-              <w:left w:type="dxa" w:w="100"/>
-              <w:bottom w:type="dxa" w:w="40"/>
-              <w:right w:type="dxa" w:w="100"/>
-            </w:tcMar>
-            <w:vAlign w:val="center"/>
-          </w:tcPr>
-          <w:p>
-            <w:pPr>
-              <w:bidi/>
-              <w:spacing w:after="0" w:before="0"/>
-              <w:jc w:val="right"/>
+              <w:top w:type="dxa" w:w="20"/>
+              <w:left w:type="dxa" w:w="100"/>
+              <w:bottom w:type="dxa" w:w="20"/>
+              <w:right w:type="dxa" w:w="100"/>
+            </w:tcMar>
+            <w:vAlign w:val="center"/>
+          </w:tcPr>
+          <w:p>
+            <w:pPr>
+              <w:bidi/>
+              <w:spacing w:after="0" w:before="0"/>
             </w:pPr>
             <w:r>
               <w:rPr>
@@ -4912,7 +7943,7 @@
                 <w:szCs w:val="21"/>
                 <w:rtl/>
               </w:rPr>
-              <w:t xml:space="preserve">الأسعار تقريبية وتختلف حسب المتجر. المحلات المحلية وأمازون السعودية أسرع، وعلي إكسبرس أرخص لكن الشحن قد يستغرق 2–4 أسابيع.</w:t>
+              <w:t xml:space="preserve">البطاريات: اطلبوا بطاريات 18650 محمية (Protected) من نفس النوع ونفس الشحن، ولا تشتروا بطاريات مجهولة بسعات مبالغ فيها مثل 9900 mAh.</w:t>
             </w:r>
           </w:p>
         </w:tc>
@@ -4928,9 +7959,9 @@
               <w:right w:val="single" w:color="B7C9BC" w:sz="4"/>
             </w:tcBorders>
             <w:tcMar>
-              <w:top w:type="dxa" w:w="40"/>
-              <w:left w:type="dxa" w:w="100"/>
-              <w:bottom w:type="dxa" w:w="40"/>
+              <w:top w:type="dxa" w:w="20"/>
+              <w:left w:type="dxa" w:w="100"/>
+              <w:bottom w:type="dxa" w:w="20"/>
               <w:right w:type="dxa" w:w="100"/>
             </w:tcMar>
             <w:vAlign w:val="center"/>
@@ -4960,9 +7991,9 @@
               <w:right w:val="single" w:color="B7C9BC" w:sz="4"/>
             </w:tcBorders>
             <w:tcMar>
-              <w:top w:type="dxa" w:w="40"/>
-              <w:left w:type="dxa" w:w="100"/>
-              <w:bottom w:type="dxa" w:w="40"/>
+              <w:top w:type="dxa" w:w="20"/>
+              <w:left w:type="dxa" w:w="100"/>
+              <w:bottom w:type="dxa" w:w="20"/>
               <w:right w:type="dxa" w:w="100"/>
             </w:tcMar>
             <w:vAlign w:val="center"/>
@@ -4978,7 +8009,7 @@
                 <w:sz w:val="20"/>
                 <w:szCs w:val="20"/>
               </w:rPr>
-              <w:t xml:space="preserve">Optional: a multimeter for checking connections (30 – 60 SAR).</w:t>
+              <w:t xml:space="preserve">Charger: buy the 6 V version of the CN3791 to match the 6 V panel. A TP4056 also works but is less efficient with solar panels.</w:t>
             </w:r>
           </w:p>
         </w:tc>
@@ -4992,18 +8023,17 @@
               <w:right w:val="single" w:color="B7C9BC" w:sz="4"/>
             </w:tcBorders>
             <w:tcMar>
-              <w:top w:type="dxa" w:w="40"/>
-              <w:left w:type="dxa" w:w="100"/>
-              <w:bottom w:type="dxa" w:w="40"/>
-              <w:right w:type="dxa" w:w="100"/>
-            </w:tcMar>
-            <w:vAlign w:val="center"/>
-          </w:tcPr>
-          <w:p>
-            <w:pPr>
-              <w:bidi/>
-              <w:spacing w:after="0" w:before="0"/>
-              <w:jc w:val="right"/>
+              <w:top w:type="dxa" w:w="20"/>
+              <w:left w:type="dxa" w:w="100"/>
+              <w:bottom w:type="dxa" w:w="20"/>
+              <w:right w:type="dxa" w:w="100"/>
+            </w:tcMar>
+            <w:vAlign w:val="center"/>
+          </w:tcPr>
+          <w:p>
+            <w:pPr>
+              <w:bidi/>
+              <w:spacing w:after="0" w:before="0"/>
             </w:pPr>
             <w:r>
               <w:rPr>
@@ -5012,7 +8042,7 @@
                 <w:szCs w:val="21"/>
                 <w:rtl/>
               </w:rPr>
-              <w:t xml:space="preserve">إضافة اختيارية مفيدة: جهاز ملتيميتر لفحص التوصيلات (30 – 60 ريال).</w:t>
+              <w:t xml:space="preserve">منظّم الشحن: اطلبوا CN3791 بنسخة 6 فولت لتطابق اللوح الشمسي 6 فولت. يمكن استخدام TP4056 بديلاً لكنه أقل كفاءة مع الألواح الشمسية.</w:t>
             </w:r>
           </w:p>
         </w:tc>
@@ -5029,9 +8059,9 @@
             </w:tcBorders>
             <w:shd w:fill="F5F9F5" w:color="auto" w:val="clear"/>
             <w:tcMar>
-              <w:top w:type="dxa" w:w="40"/>
-              <w:left w:type="dxa" w:w="100"/>
-              <w:bottom w:type="dxa" w:w="40"/>
+              <w:top w:type="dxa" w:w="20"/>
+              <w:left w:type="dxa" w:w="100"/>
+              <w:bottom w:type="dxa" w:w="20"/>
               <w:right w:type="dxa" w:w="100"/>
             </w:tcMar>
             <w:vAlign w:val="center"/>
@@ -5062,9 +8092,9 @@
             </w:tcBorders>
             <w:shd w:fill="F5F9F5" w:color="auto" w:val="clear"/>
             <w:tcMar>
-              <w:top w:type="dxa" w:w="40"/>
-              <w:left w:type="dxa" w:w="100"/>
-              <w:bottom w:type="dxa" w:w="40"/>
+              <w:top w:type="dxa" w:w="20"/>
+              <w:left w:type="dxa" w:w="100"/>
+              <w:bottom w:type="dxa" w:w="20"/>
               <w:right w:type="dxa" w:w="100"/>
             </w:tcMar>
             <w:vAlign w:val="center"/>
@@ -5080,7 +8110,7 @@
                 <w:sz w:val="20"/>
                 <w:szCs w:val="20"/>
               </w:rPr>
-              <w:t xml:space="preserve">Links open a search for the part code on Amazon.sa and AliExpress. Pick a well-rated listing that matches the code and photo, or ask a local electronics shop for the same code.</w:t>
+              <w:t xml:space="preserve">MT3608: set it to 5.1 V with a multimeter before connecting it to the ESP32, or the board may be damaged.</w:t>
             </w:r>
           </w:p>
         </w:tc>
@@ -5095,18 +8125,17 @@
             </w:tcBorders>
             <w:shd w:fill="F5F9F5" w:color="auto" w:val="clear"/>
             <w:tcMar>
-              <w:top w:type="dxa" w:w="40"/>
-              <w:left w:type="dxa" w:w="100"/>
-              <w:bottom w:type="dxa" w:w="40"/>
-              <w:right w:type="dxa" w:w="100"/>
-            </w:tcMar>
-            <w:vAlign w:val="center"/>
-          </w:tcPr>
-          <w:p>
-            <w:pPr>
-              <w:bidi/>
-              <w:spacing w:after="0" w:before="0"/>
-              <w:jc w:val="right"/>
+              <w:top w:type="dxa" w:w="20"/>
+              <w:left w:type="dxa" w:w="100"/>
+              <w:bottom w:type="dxa" w:w="20"/>
+              <w:right w:type="dxa" w:w="100"/>
+            </w:tcMar>
+            <w:vAlign w:val="center"/>
+          </w:tcPr>
+          <w:p>
+            <w:pPr>
+              <w:bidi/>
+              <w:spacing w:after="0" w:before="0"/>
             </w:pPr>
             <w:r>
               <w:rPr>
@@ -5115,7 +8144,7 @@
                 <w:szCs w:val="21"/>
                 <w:rtl/>
               </w:rPr>
-              <w:t xml:space="preserve">الروابط تفتح نتائج بحث بكود القطعة في أمازون السعودية وعلي إكسبرس. اختاروا منتجاً بتقييم جيد يطابق الكود والصورة، أو اسألوا محلات الإلكترونيات المحلية بنفس الكود.</w:t>
+              <w:t xml:space="preserve">رافع الجهد MT3608: اضبطوه على 5.1 فولت بجهاز الملتيميتر قبل توصيله بلوحة ESP32، وإلا قد تتلف اللوحة.</w:t>
             </w:r>
           </w:p>
         </w:tc>
@@ -5131,9 +8160,9 @@
               <w:right w:val="single" w:color="B7C9BC" w:sz="4"/>
             </w:tcBorders>
             <w:tcMar>
-              <w:top w:type="dxa" w:w="40"/>
-              <w:left w:type="dxa" w:w="100"/>
-              <w:bottom w:type="dxa" w:w="40"/>
+              <w:top w:type="dxa" w:w="20"/>
+              <w:left w:type="dxa" w:w="100"/>
+              <w:bottom w:type="dxa" w:w="20"/>
               <w:right w:type="dxa" w:w="100"/>
             </w:tcMar>
             <w:vAlign w:val="center"/>
@@ -5163,9 +8192,9 @@
               <w:right w:val="single" w:color="B7C9BC" w:sz="4"/>
             </w:tcBorders>
             <w:tcMar>
-              <w:top w:type="dxa" w:w="40"/>
-              <w:left w:type="dxa" w:w="100"/>
-              <w:bottom w:type="dxa" w:w="40"/>
+              <w:top w:type="dxa" w:w="20"/>
+              <w:left w:type="dxa" w:w="100"/>
+              <w:bottom w:type="dxa" w:w="20"/>
               <w:right w:type="dxa" w:w="100"/>
             </w:tcMar>
             <w:vAlign w:val="center"/>
@@ -5181,6 +8210,308 @@
                 <w:sz w:val="20"/>
                 <w:szCs w:val="20"/>
               </w:rPr>
+              <w:t xml:space="preserve">Prices are approximate. Local shops / Amazon.sa are faster; AliExpress is cheaper but takes 2–4 weeks.</w:t>
+            </w:r>
+          </w:p>
+        </w:tc>
+        <w:tc>
+          <w:tcPr>
+            <w:tcW w:type="dxa" w:w="7119"/>
+            <w:tcBorders>
+              <w:top w:val="single" w:color="B7C9BC" w:sz="4"/>
+              <w:left w:val="single" w:color="B7C9BC" w:sz="4"/>
+              <w:bottom w:val="single" w:color="B7C9BC" w:sz="4"/>
+              <w:right w:val="single" w:color="B7C9BC" w:sz="4"/>
+            </w:tcBorders>
+            <w:tcMar>
+              <w:top w:type="dxa" w:w="20"/>
+              <w:left w:type="dxa" w:w="100"/>
+              <w:bottom w:type="dxa" w:w="20"/>
+              <w:right w:type="dxa" w:w="100"/>
+            </w:tcMar>
+            <w:vAlign w:val="center"/>
+          </w:tcPr>
+          <w:p>
+            <w:pPr>
+              <w:bidi/>
+              <w:spacing w:after="0" w:before="0"/>
+            </w:pPr>
+            <w:r>
+              <w:rPr>
+                <w:rFonts w:ascii="Arial" w:cs="Arial" w:eastAsia="Arial" w:hAnsi="Arial"/>
+                <w:sz w:val="21"/>
+                <w:szCs w:val="21"/>
+                <w:rtl/>
+              </w:rPr>
+              <w:t xml:space="preserve">الأسعار تقريبية وتختلف حسب المتجر. المحلات المحلية وأمازون السعودية أسرع، وعلي إكسبرس أرخص لكن الشحن قد يستغرق 2–4 أسابيع.</w:t>
+            </w:r>
+          </w:p>
+        </w:tc>
+      </w:tr>
+      <w:tr>
+        <w:tc>
+          <w:tcPr>
+            <w:tcW w:type="dxa" w:w="600"/>
+            <w:tcBorders>
+              <w:top w:val="single" w:color="B7C9BC" w:sz="4"/>
+              <w:left w:val="single" w:color="B7C9BC" w:sz="4"/>
+              <w:bottom w:val="single" w:color="B7C9BC" w:sz="4"/>
+              <w:right w:val="single" w:color="B7C9BC" w:sz="4"/>
+            </w:tcBorders>
+            <w:shd w:fill="F5F9F5" w:color="auto" w:val="clear"/>
+            <w:tcMar>
+              <w:top w:type="dxa" w:w="20"/>
+              <w:left w:type="dxa" w:w="100"/>
+              <w:bottom w:type="dxa" w:w="20"/>
+              <w:right w:type="dxa" w:w="100"/>
+            </w:tcMar>
+            <w:vAlign w:val="center"/>
+          </w:tcPr>
+          <w:p>
+            <w:pPr>
+              <w:spacing w:after="0" w:before="0"/>
+              <w:jc w:val="center"/>
+            </w:pPr>
+            <w:r>
+              <w:rPr>
+                <w:rFonts w:ascii="Arial" w:cs="Arial" w:eastAsia="Arial" w:hAnsi="Arial"/>
+                <w:sz w:val="20"/>
+                <w:szCs w:val="20"/>
+              </w:rPr>
+              <w:t xml:space="preserve">10</w:t>
+            </w:r>
+          </w:p>
+        </w:tc>
+        <w:tc>
+          <w:tcPr>
+            <w:tcW w:type="dxa" w:w="7119"/>
+            <w:tcBorders>
+              <w:top w:val="single" w:color="B7C9BC" w:sz="4"/>
+              <w:left w:val="single" w:color="B7C9BC" w:sz="4"/>
+              <w:bottom w:val="single" w:color="B7C9BC" w:sz="4"/>
+              <w:right w:val="single" w:color="B7C9BC" w:sz="4"/>
+            </w:tcBorders>
+            <w:shd w:fill="F5F9F5" w:color="auto" w:val="clear"/>
+            <w:tcMar>
+              <w:top w:type="dxa" w:w="20"/>
+              <w:left w:type="dxa" w:w="100"/>
+              <w:bottom w:type="dxa" w:w="20"/>
+              <w:right w:type="dxa" w:w="100"/>
+            </w:tcMar>
+            <w:vAlign w:val="center"/>
+          </w:tcPr>
+          <w:p>
+            <w:pPr>
+              <w:spacing w:after="0" w:before="0"/>
+              <w:jc w:val="left"/>
+            </w:pPr>
+            <w:r>
+              <w:rPr>
+                <w:rFonts w:ascii="Arial" w:cs="Arial" w:eastAsia="Arial" w:hAnsi="Arial"/>
+                <w:sz w:val="20"/>
+                <w:szCs w:val="20"/>
+              </w:rPr>
+              <w:t xml:space="preserve">Multimeter (30 – 60 SAR): needed for the solar part (to set the boost converter) and useful for checking connections.</w:t>
+            </w:r>
+          </w:p>
+        </w:tc>
+        <w:tc>
+          <w:tcPr>
+            <w:tcW w:type="dxa" w:w="7119"/>
+            <w:tcBorders>
+              <w:top w:val="single" w:color="B7C9BC" w:sz="4"/>
+              <w:left w:val="single" w:color="B7C9BC" w:sz="4"/>
+              <w:bottom w:val="single" w:color="B7C9BC" w:sz="4"/>
+              <w:right w:val="single" w:color="B7C9BC" w:sz="4"/>
+            </w:tcBorders>
+            <w:shd w:fill="F5F9F5" w:color="auto" w:val="clear"/>
+            <w:tcMar>
+              <w:top w:type="dxa" w:w="20"/>
+              <w:left w:type="dxa" w:w="100"/>
+              <w:bottom w:type="dxa" w:w="20"/>
+              <w:right w:type="dxa" w:w="100"/>
+            </w:tcMar>
+            <w:vAlign w:val="center"/>
+          </w:tcPr>
+          <w:p>
+            <w:pPr>
+              <w:bidi/>
+              <w:spacing w:after="0" w:before="0"/>
+            </w:pPr>
+            <w:r>
+              <w:rPr>
+                <w:rFonts w:ascii="Arial" w:cs="Arial" w:eastAsia="Arial" w:hAnsi="Arial"/>
+                <w:sz w:val="21"/>
+                <w:szCs w:val="21"/>
+                <w:rtl/>
+              </w:rPr>
+              <w:t xml:space="preserve">جهاز ملتيميتر (30 – 60 ريال): ضروري للجزء الشمسي لضبط رافع الجهد، ومفيد لفحص التوصيلات.</w:t>
+            </w:r>
+          </w:p>
+        </w:tc>
+      </w:tr>
+      <w:tr>
+        <w:tc>
+          <w:tcPr>
+            <w:tcW w:type="dxa" w:w="600"/>
+            <w:tcBorders>
+              <w:top w:val="single" w:color="B7C9BC" w:sz="4"/>
+              <w:left w:val="single" w:color="B7C9BC" w:sz="4"/>
+              <w:bottom w:val="single" w:color="B7C9BC" w:sz="4"/>
+              <w:right w:val="single" w:color="B7C9BC" w:sz="4"/>
+            </w:tcBorders>
+            <w:tcMar>
+              <w:top w:type="dxa" w:w="20"/>
+              <w:left w:type="dxa" w:w="100"/>
+              <w:bottom w:type="dxa" w:w="20"/>
+              <w:right w:type="dxa" w:w="100"/>
+            </w:tcMar>
+            <w:vAlign w:val="center"/>
+          </w:tcPr>
+          <w:p>
+            <w:pPr>
+              <w:spacing w:after="0" w:before="0"/>
+              <w:jc w:val="center"/>
+            </w:pPr>
+            <w:r>
+              <w:rPr>
+                <w:rFonts w:ascii="Arial" w:cs="Arial" w:eastAsia="Arial" w:hAnsi="Arial"/>
+                <w:sz w:val="20"/>
+                <w:szCs w:val="20"/>
+              </w:rPr>
+              <w:t xml:space="preserve">11</w:t>
+            </w:r>
+          </w:p>
+        </w:tc>
+        <w:tc>
+          <w:tcPr>
+            <w:tcW w:type="dxa" w:w="7119"/>
+            <w:tcBorders>
+              <w:top w:val="single" w:color="B7C9BC" w:sz="4"/>
+              <w:left w:val="single" w:color="B7C9BC" w:sz="4"/>
+              <w:bottom w:val="single" w:color="B7C9BC" w:sz="4"/>
+              <w:right w:val="single" w:color="B7C9BC" w:sz="4"/>
+            </w:tcBorders>
+            <w:tcMar>
+              <w:top w:type="dxa" w:w="20"/>
+              <w:left w:type="dxa" w:w="100"/>
+              <w:bottom w:type="dxa" w:w="20"/>
+              <w:right w:type="dxa" w:w="100"/>
+            </w:tcMar>
+            <w:vAlign w:val="center"/>
+          </w:tcPr>
+          <w:p>
+            <w:pPr>
+              <w:spacing w:after="0" w:before="0"/>
+              <w:jc w:val="left"/>
+            </w:pPr>
+            <w:r>
+              <w:rPr>
+                <w:rFonts w:ascii="Arial" w:cs="Arial" w:eastAsia="Arial" w:hAnsi="Arial"/>
+                <w:sz w:val="20"/>
+                <w:szCs w:val="20"/>
+              </w:rPr>
+              <w:t xml:space="preserve">Links open a search for the part code on Amazon.sa and AliExpress. Pick a well-rated listing that matches the code and photo, or ask a local electronics shop for the same code.</w:t>
+            </w:r>
+          </w:p>
+        </w:tc>
+        <w:tc>
+          <w:tcPr>
+            <w:tcW w:type="dxa" w:w="7119"/>
+            <w:tcBorders>
+              <w:top w:val="single" w:color="B7C9BC" w:sz="4"/>
+              <w:left w:val="single" w:color="B7C9BC" w:sz="4"/>
+              <w:bottom w:val="single" w:color="B7C9BC" w:sz="4"/>
+              <w:right w:val="single" w:color="B7C9BC" w:sz="4"/>
+            </w:tcBorders>
+            <w:tcMar>
+              <w:top w:type="dxa" w:w="20"/>
+              <w:left w:type="dxa" w:w="100"/>
+              <w:bottom w:type="dxa" w:w="20"/>
+              <w:right w:type="dxa" w:w="100"/>
+            </w:tcMar>
+            <w:vAlign w:val="center"/>
+          </w:tcPr>
+          <w:p>
+            <w:pPr>
+              <w:bidi/>
+              <w:spacing w:after="0" w:before="0"/>
+            </w:pPr>
+            <w:r>
+              <w:rPr>
+                <w:rFonts w:ascii="Arial" w:cs="Arial" w:eastAsia="Arial" w:hAnsi="Arial"/>
+                <w:sz w:val="21"/>
+                <w:szCs w:val="21"/>
+                <w:rtl/>
+              </w:rPr>
+              <w:t xml:space="preserve">الروابط تفتح نتائج بحث بكود القطعة في أمازون السعودية وعلي إكسبرس. اختاروا منتجاً بتقييم جيد يطابق الكود والصورة، أو اسألوا محلات الإلكترونيات المحلية بنفس الكود.</w:t>
+            </w:r>
+          </w:p>
+        </w:tc>
+      </w:tr>
+      <w:tr>
+        <w:tc>
+          <w:tcPr>
+            <w:tcW w:type="dxa" w:w="600"/>
+            <w:tcBorders>
+              <w:top w:val="single" w:color="B7C9BC" w:sz="4"/>
+              <w:left w:val="single" w:color="B7C9BC" w:sz="4"/>
+              <w:bottom w:val="single" w:color="B7C9BC" w:sz="4"/>
+              <w:right w:val="single" w:color="B7C9BC" w:sz="4"/>
+            </w:tcBorders>
+            <w:shd w:fill="F5F9F5" w:color="auto" w:val="clear"/>
+            <w:tcMar>
+              <w:top w:type="dxa" w:w="20"/>
+              <w:left w:type="dxa" w:w="100"/>
+              <w:bottom w:type="dxa" w:w="20"/>
+              <w:right w:type="dxa" w:w="100"/>
+            </w:tcMar>
+            <w:vAlign w:val="center"/>
+          </w:tcPr>
+          <w:p>
+            <w:pPr>
+              <w:spacing w:after="0" w:before="0"/>
+              <w:jc w:val="center"/>
+            </w:pPr>
+            <w:r>
+              <w:rPr>
+                <w:rFonts w:ascii="Arial" w:cs="Arial" w:eastAsia="Arial" w:hAnsi="Arial"/>
+                <w:sz w:val="20"/>
+                <w:szCs w:val="20"/>
+              </w:rPr>
+              <w:t xml:space="preserve">12</w:t>
+            </w:r>
+          </w:p>
+        </w:tc>
+        <w:tc>
+          <w:tcPr>
+            <w:tcW w:type="dxa" w:w="7119"/>
+            <w:tcBorders>
+              <w:top w:val="single" w:color="B7C9BC" w:sz="4"/>
+              <w:left w:val="single" w:color="B7C9BC" w:sz="4"/>
+              <w:bottom w:val="single" w:color="B7C9BC" w:sz="4"/>
+              <w:right w:val="single" w:color="B7C9BC" w:sz="4"/>
+            </w:tcBorders>
+            <w:shd w:fill="F5F9F5" w:color="auto" w:val="clear"/>
+            <w:tcMar>
+              <w:top w:type="dxa" w:w="20"/>
+              <w:left w:type="dxa" w:w="100"/>
+              <w:bottom w:type="dxa" w:w="20"/>
+              <w:right w:type="dxa" w:w="100"/>
+            </w:tcMar>
+            <w:vAlign w:val="center"/>
+          </w:tcPr>
+          <w:p>
+            <w:pPr>
+              <w:spacing w:after="0" w:before="0"/>
+              <w:jc w:val="left"/>
+            </w:pPr>
+            <w:r>
+              <w:rPr>
+                <w:rFonts w:ascii="Arial" w:cs="Arial" w:eastAsia="Arial" w:hAnsi="Arial"/>
+                <w:sz w:val="20"/>
+                <w:szCs w:val="20"/>
+              </w:rPr>
               <w:t xml:space="preserve">Saving tip: an "ESP32 starter kit" often includes the breadboard, wires, resistors, buttons and buzzer for less than buying them separately.</w:t>
             </w:r>
           </w:p>
@@ -5194,19 +8525,19 @@
               <w:bottom w:val="single" w:color="B7C9BC" w:sz="4"/>
               <w:right w:val="single" w:color="B7C9BC" w:sz="4"/>
             </w:tcBorders>
-            <w:tcMar>
-              <w:top w:type="dxa" w:w="40"/>
-              <w:left w:type="dxa" w:w="100"/>
-              <w:bottom w:type="dxa" w:w="40"/>
-              <w:right w:type="dxa" w:w="100"/>
-            </w:tcMar>
-            <w:vAlign w:val="center"/>
-          </w:tcPr>
-          <w:p>
-            <w:pPr>
-              <w:bidi/>
-              <w:spacing w:after="0" w:before="0"/>
-              <w:jc w:val="right"/>
+            <w:shd w:fill="F5F9F5" w:color="auto" w:val="clear"/>
+            <w:tcMar>
+              <w:top w:type="dxa" w:w="20"/>
+              <w:left w:type="dxa" w:w="100"/>
+              <w:bottom w:type="dxa" w:w="20"/>
+              <w:right w:type="dxa" w:w="100"/>
+            </w:tcMar>
+            <w:vAlign w:val="center"/>
+          </w:tcPr>
+          <w:p>
+            <w:pPr>
+              <w:bidi/>
+              <w:spacing w:after="0" w:before="0"/>
             </w:pPr>
             <w:r>
               <w:rPr>
@@ -5224,7 +8555,7 @@
     <w:sectPr>
       <w:footerReference w:type="default" r:id="rId7"/>
       <w:pgSz w:w="16838" w:h="11906" w:orient="landscape"/>
-      <w:pgMar w:top="600" w:right="1000" w:bottom="700" w:left="1000" w:header="708" w:footer="708" w:gutter="0"/>
+      <w:pgMar w:top="500" w:right="1000" w:bottom="600" w:left="1000" w:header="708" w:footer="708" w:gutter="0"/>
       <w:pgNumType/>
       <w:docGrid w:linePitch="360"/>
     </w:sectPr>

--- a/rayy/docs/Rayy-Components-Prices.docx
+++ b/rayy/docs/Rayy-Components-Prices.docx
@@ -51,7 +51,7 @@
           <w:szCs w:val="19"/>
           <w:rtl/>
         </w:rPr>
-        <w:t xml:space="preserve">نبتة ذكية تعبّر عن مشاعرها بالإيموجي والصوت باستخدام إنترنت الأشياء، وتعمل بالطاقة الشمسية</w:t>
+        <w:t xml:space="preserve">نبتة ذكية تعبّر عن مشاعرها بالإيموجي والصوت باستخدام إنترنت الأشياء</w:t>
       </w:r>
     </w:p>
     <w:p>
@@ -69,41 +69,7 @@
           <w:sz w:val="18"/>
           <w:szCs w:val="18"/>
         </w:rPr>
-        <w:t xml:space="preserve">A solar-powered smart IoT plant that shows its feelings with emoji and sound</w:t>
-      </w:r>
-    </w:p>
-    <w:p>
-      <w:pPr>
-        <w:bidi/>
-        <w:spacing w:after="20" w:before="120"/>
-      </w:pPr>
-      <w:r>
-        <w:rPr>
-          <w:rFonts w:ascii="Arial" w:cs="Arial" w:eastAsia="Arial" w:hAnsi="Arial"/>
-          <w:b/>
-          <w:bCs/>
-          <w:color w:val="2F7D4F"/>
-          <w:sz w:val="28"/>
-          <w:szCs w:val="28"/>
-          <w:rtl/>
-        </w:rPr>
-        <w:t xml:space="preserve">الجزء الأول: المكونات الأساسية</w:t>
-      </w:r>
-    </w:p>
-    <w:p>
-      <w:pPr>
-        <w:spacing w:after="100" w:before="0"/>
-        <w:jc w:val="left"/>
-      </w:pPr>
-      <w:r>
-        <w:rPr>
-          <w:rFonts w:ascii="Arial" w:cs="Arial" w:eastAsia="Arial" w:hAnsi="Arial"/>
-          <w:b/>
-          <w:bCs/>
-          <w:sz w:val="22"/>
-          <w:szCs w:val="22"/>
-        </w:rPr>
-        <w:t xml:space="preserve">Part 1: Main components</w:t>
+        <w:t xml:space="preserve">A smart IoT plant that shows its feelings with emoji and sound</w:t>
       </w:r>
     </w:p>
     <w:tbl>
@@ -142,9 +108,9 @@
             </w:tcBorders>
             <w:shd w:fill="2F7D4F" w:color="auto" w:val="clear"/>
             <w:tcMar>
-              <w:top w:type="dxa" w:w="20"/>
-              <w:left w:type="dxa" w:w="100"/>
-              <w:bottom w:type="dxa" w:w="20"/>
+              <w:top w:type="dxa" w:w="40"/>
+              <w:left w:type="dxa" w:w="100"/>
+              <w:bottom w:type="dxa" w:w="40"/>
               <w:right w:type="dxa" w:w="100"/>
             </w:tcMar>
             <w:vAlign w:val="center"/>
@@ -178,9 +144,9 @@
             </w:tcBorders>
             <w:shd w:fill="2F7D4F" w:color="auto" w:val="clear"/>
             <w:tcMar>
-              <w:top w:type="dxa" w:w="20"/>
-              <w:left w:type="dxa" w:w="100"/>
-              <w:bottom w:type="dxa" w:w="20"/>
+              <w:top w:type="dxa" w:w="40"/>
+              <w:left w:type="dxa" w:w="100"/>
+              <w:bottom w:type="dxa" w:w="40"/>
               <w:right w:type="dxa" w:w="100"/>
             </w:tcMar>
             <w:vAlign w:val="center"/>
@@ -214,9 +180,9 @@
             </w:tcBorders>
             <w:shd w:fill="2F7D4F" w:color="auto" w:val="clear"/>
             <w:tcMar>
-              <w:top w:type="dxa" w:w="20"/>
-              <w:left w:type="dxa" w:w="100"/>
-              <w:bottom w:type="dxa" w:w="20"/>
+              <w:top w:type="dxa" w:w="40"/>
+              <w:left w:type="dxa" w:w="100"/>
+              <w:bottom w:type="dxa" w:w="40"/>
               <w:right w:type="dxa" w:w="100"/>
             </w:tcMar>
             <w:vAlign w:val="center"/>
@@ -225,6 +191,7 @@
             <w:pPr>
               <w:bidi/>
               <w:spacing w:after="0" w:before="0"/>
+              <w:jc w:val="right"/>
             </w:pPr>
             <w:r>
               <w:rPr>
@@ -243,6 +210,7 @@
             <w:pPr>
               <w:bidi/>
               <w:spacing w:after="0" w:before="0"/>
+              <w:jc w:val="right"/>
             </w:pPr>
             <w:r>
               <w:rPr>
@@ -269,9 +237,9 @@
             </w:tcBorders>
             <w:shd w:fill="2F7D4F" w:color="auto" w:val="clear"/>
             <w:tcMar>
-              <w:top w:type="dxa" w:w="20"/>
-              <w:left w:type="dxa" w:w="100"/>
-              <w:bottom w:type="dxa" w:w="20"/>
+              <w:top w:type="dxa" w:w="40"/>
+              <w:left w:type="dxa" w:w="100"/>
+              <w:bottom w:type="dxa" w:w="40"/>
               <w:right w:type="dxa" w:w="100"/>
             </w:tcMar>
             <w:vAlign w:val="center"/>
@@ -297,6 +265,7 @@
             <w:pPr>
               <w:bidi/>
               <w:spacing w:after="0" w:before="0"/>
+              <w:jc w:val="right"/>
             </w:pPr>
             <w:r>
               <w:rPr>
@@ -323,9 +292,9 @@
             </w:tcBorders>
             <w:shd w:fill="2F7D4F" w:color="auto" w:val="clear"/>
             <w:tcMar>
-              <w:top w:type="dxa" w:w="20"/>
-              <w:left w:type="dxa" w:w="100"/>
-              <w:bottom w:type="dxa" w:w="20"/>
+              <w:top w:type="dxa" w:w="40"/>
+              <w:left w:type="dxa" w:w="100"/>
+              <w:bottom w:type="dxa" w:w="40"/>
               <w:right w:type="dxa" w:w="100"/>
             </w:tcMar>
             <w:vAlign w:val="center"/>
@@ -378,9 +347,9 @@
             </w:tcBorders>
             <w:shd w:fill="2F7D4F" w:color="auto" w:val="clear"/>
             <w:tcMar>
-              <w:top w:type="dxa" w:w="20"/>
-              <w:left w:type="dxa" w:w="100"/>
-              <w:bottom w:type="dxa" w:w="20"/>
+              <w:top w:type="dxa" w:w="40"/>
+              <w:left w:type="dxa" w:w="100"/>
+              <w:bottom w:type="dxa" w:w="40"/>
               <w:right w:type="dxa" w:w="100"/>
             </w:tcMar>
             <w:vAlign w:val="center"/>
@@ -433,9 +402,9 @@
             </w:tcBorders>
             <w:shd w:fill="2F7D4F" w:color="auto" w:val="clear"/>
             <w:tcMar>
-              <w:top w:type="dxa" w:w="20"/>
-              <w:left w:type="dxa" w:w="100"/>
-              <w:bottom w:type="dxa" w:w="20"/>
+              <w:top w:type="dxa" w:w="40"/>
+              <w:left w:type="dxa" w:w="100"/>
+              <w:bottom w:type="dxa" w:w="40"/>
               <w:right w:type="dxa" w:w="100"/>
             </w:tcMar>
             <w:vAlign w:val="center"/>
@@ -461,6 +430,7 @@
             <w:pPr>
               <w:bidi/>
               <w:spacing w:after="0" w:before="0"/>
+              <w:jc w:val="right"/>
             </w:pPr>
             <w:r>
               <w:rPr>
@@ -488,9 +458,9 @@
               <w:right w:val="single" w:color="B7C9BC" w:sz="4"/>
             </w:tcBorders>
             <w:tcMar>
-              <w:top w:type="dxa" w:w="20"/>
-              <w:left w:type="dxa" w:w="100"/>
-              <w:bottom w:type="dxa" w:w="20"/>
+              <w:top w:type="dxa" w:w="40"/>
+              <w:left w:type="dxa" w:w="100"/>
+              <w:bottom w:type="dxa" w:w="40"/>
               <w:right w:type="dxa" w:w="100"/>
             </w:tcMar>
             <w:vAlign w:val="center"/>
@@ -520,9 +490,9 @@
               <w:right w:val="single" w:color="B7C9BC" w:sz="4"/>
             </w:tcBorders>
             <w:tcMar>
-              <w:top w:type="dxa" w:w="20"/>
-              <w:left w:type="dxa" w:w="100"/>
-              <w:bottom w:type="dxa" w:w="20"/>
+              <w:top w:type="dxa" w:w="40"/>
+              <w:left w:type="dxa" w:w="100"/>
+              <w:bottom w:type="dxa" w:w="40"/>
               <w:right w:type="dxa" w:w="100"/>
             </w:tcMar>
             <w:vAlign w:val="center"/>
@@ -552,9 +522,9 @@
               <w:right w:val="single" w:color="B7C9BC" w:sz="4"/>
             </w:tcBorders>
             <w:tcMar>
-              <w:top w:type="dxa" w:w="20"/>
-              <w:left w:type="dxa" w:w="100"/>
-              <w:bottom w:type="dxa" w:w="20"/>
+              <w:top w:type="dxa" w:w="40"/>
+              <w:left w:type="dxa" w:w="100"/>
+              <w:bottom w:type="dxa" w:w="40"/>
               <w:right w:type="dxa" w:w="100"/>
             </w:tcMar>
             <w:vAlign w:val="center"/>
@@ -563,6 +533,7 @@
             <w:pPr>
               <w:bidi/>
               <w:spacing w:after="0" w:before="0"/>
+              <w:jc w:val="right"/>
             </w:pPr>
             <w:r>
               <w:rPr>
@@ -578,6 +549,7 @@
             <w:pPr>
               <w:bidi/>
               <w:spacing w:after="0" w:before="0"/>
+              <w:jc w:val="right"/>
             </w:pPr>
             <w:r>
               <w:rPr>
@@ -601,9 +573,9 @@
               <w:right w:val="single" w:color="B7C9BC" w:sz="4"/>
             </w:tcBorders>
             <w:tcMar>
-              <w:top w:type="dxa" w:w="20"/>
-              <w:left w:type="dxa" w:w="100"/>
-              <w:bottom w:type="dxa" w:w="20"/>
+              <w:top w:type="dxa" w:w="40"/>
+              <w:left w:type="dxa" w:w="100"/>
+              <w:bottom w:type="dxa" w:w="40"/>
               <w:right w:type="dxa" w:w="100"/>
             </w:tcMar>
             <w:vAlign w:val="center"/>
@@ -635,9 +607,9 @@
               <w:right w:val="single" w:color="B7C9BC" w:sz="4"/>
             </w:tcBorders>
             <w:tcMar>
-              <w:top w:type="dxa" w:w="20"/>
-              <w:left w:type="dxa" w:w="100"/>
-              <w:bottom w:type="dxa" w:w="20"/>
+              <w:top w:type="dxa" w:w="40"/>
+              <w:left w:type="dxa" w:w="100"/>
+              <w:bottom w:type="dxa" w:w="40"/>
               <w:right w:type="dxa" w:w="100"/>
             </w:tcMar>
             <w:vAlign w:val="center"/>
@@ -669,9 +641,9 @@
               <w:right w:val="single" w:color="B7C9BC" w:sz="4"/>
             </w:tcBorders>
             <w:tcMar>
-              <w:top w:type="dxa" w:w="20"/>
-              <w:left w:type="dxa" w:w="100"/>
-              <w:bottom w:type="dxa" w:w="20"/>
+              <w:top w:type="dxa" w:w="40"/>
+              <w:left w:type="dxa" w:w="100"/>
+              <w:bottom w:type="dxa" w:w="40"/>
               <w:right w:type="dxa" w:w="100"/>
             </w:tcMar>
             <w:vAlign w:val="center"/>
@@ -703,15 +675,15 @@
               <w:right w:val="single" w:color="B7C9BC" w:sz="4"/>
             </w:tcBorders>
             <w:tcMar>
-              <w:top w:type="dxa" w:w="20"/>
-              <w:left w:type="dxa" w:w="100"/>
-              <w:bottom w:type="dxa" w:w="20"/>
-              <w:right w:type="dxa" w:w="100"/>
-            </w:tcMar>
-            <w:vAlign w:val="center"/>
-          </w:tcPr>
-          <w:p>
-            <w:hyperlink w:history="1" r:id="rIdriojjlnjuexq4hqtbj4bw">
+              <w:top w:type="dxa" w:w="40"/>
+              <w:left w:type="dxa" w:w="100"/>
+              <w:bottom w:type="dxa" w:w="40"/>
+              <w:right w:type="dxa" w:w="100"/>
+            </w:tcMar>
+            <w:vAlign w:val="center"/>
+          </w:tcPr>
+          <w:p>
+            <w:hyperlink w:history="1" r:id="rId4wsfadmosezamtkelc7xe">
               <w:r>
                 <w:rPr>
                   <w:rStyle w:val="Hyperlink"/>
@@ -724,7 +696,7 @@
             </w:hyperlink>
           </w:p>
           <w:p>
-            <w:hyperlink w:history="1" r:id="rIdkmszme5rj9aejiy9hfoje">
+            <w:hyperlink w:history="1" r:id="rIdtb07xndlahyzfyqrgpogw">
               <w:r>
                 <w:rPr>
                   <w:rStyle w:val="Hyperlink"/>
@@ -750,9 +722,9 @@
             </w:tcBorders>
             <w:shd w:fill="F5F9F5" w:color="auto" w:val="clear"/>
             <w:tcMar>
-              <w:top w:type="dxa" w:w="20"/>
-              <w:left w:type="dxa" w:w="100"/>
-              <w:bottom w:type="dxa" w:w="20"/>
+              <w:top w:type="dxa" w:w="40"/>
+              <w:left w:type="dxa" w:w="100"/>
+              <w:bottom w:type="dxa" w:w="40"/>
               <w:right w:type="dxa" w:w="100"/>
             </w:tcMar>
             <w:vAlign w:val="center"/>
@@ -783,9 +755,9 @@
             </w:tcBorders>
             <w:shd w:fill="F5F9F5" w:color="auto" w:val="clear"/>
             <w:tcMar>
-              <w:top w:type="dxa" w:w="20"/>
-              <w:left w:type="dxa" w:w="100"/>
-              <w:bottom w:type="dxa" w:w="20"/>
+              <w:top w:type="dxa" w:w="40"/>
+              <w:left w:type="dxa" w:w="100"/>
+              <w:bottom w:type="dxa" w:w="40"/>
               <w:right w:type="dxa" w:w="100"/>
             </w:tcMar>
             <w:vAlign w:val="center"/>
@@ -816,9 +788,9 @@
             </w:tcBorders>
             <w:shd w:fill="F5F9F5" w:color="auto" w:val="clear"/>
             <w:tcMar>
-              <w:top w:type="dxa" w:w="20"/>
-              <w:left w:type="dxa" w:w="100"/>
-              <w:bottom w:type="dxa" w:w="20"/>
+              <w:top w:type="dxa" w:w="40"/>
+              <w:left w:type="dxa" w:w="100"/>
+              <w:bottom w:type="dxa" w:w="40"/>
               <w:right w:type="dxa" w:w="100"/>
             </w:tcMar>
             <w:vAlign w:val="center"/>
@@ -827,6 +799,7 @@
             <w:pPr>
               <w:bidi/>
               <w:spacing w:after="0" w:before="0"/>
+              <w:jc w:val="right"/>
             </w:pPr>
             <w:r>
               <w:rPr>
@@ -842,6 +815,7 @@
             <w:pPr>
               <w:bidi/>
               <w:spacing w:after="0" w:before="0"/>
+              <w:jc w:val="right"/>
             </w:pPr>
             <w:r>
               <w:rPr>
@@ -866,9 +840,9 @@
             </w:tcBorders>
             <w:shd w:fill="F5F9F5" w:color="auto" w:val="clear"/>
             <w:tcMar>
-              <w:top w:type="dxa" w:w="20"/>
-              <w:left w:type="dxa" w:w="100"/>
-              <w:bottom w:type="dxa" w:w="20"/>
+              <w:top w:type="dxa" w:w="40"/>
+              <w:left w:type="dxa" w:w="100"/>
+              <w:bottom w:type="dxa" w:w="40"/>
               <w:right w:type="dxa" w:w="100"/>
             </w:tcMar>
             <w:vAlign w:val="center"/>
@@ -901,9 +875,9 @@
             </w:tcBorders>
             <w:shd w:fill="F5F9F5" w:color="auto" w:val="clear"/>
             <w:tcMar>
-              <w:top w:type="dxa" w:w="20"/>
-              <w:left w:type="dxa" w:w="100"/>
-              <w:bottom w:type="dxa" w:w="20"/>
+              <w:top w:type="dxa" w:w="40"/>
+              <w:left w:type="dxa" w:w="100"/>
+              <w:bottom w:type="dxa" w:w="40"/>
               <w:right w:type="dxa" w:w="100"/>
             </w:tcMar>
             <w:vAlign w:val="center"/>
@@ -936,9 +910,9 @@
             </w:tcBorders>
             <w:shd w:fill="F5F9F5" w:color="auto" w:val="clear"/>
             <w:tcMar>
-              <w:top w:type="dxa" w:w="20"/>
-              <w:left w:type="dxa" w:w="100"/>
-              <w:bottom w:type="dxa" w:w="20"/>
+              <w:top w:type="dxa" w:w="40"/>
+              <w:left w:type="dxa" w:w="100"/>
+              <w:bottom w:type="dxa" w:w="40"/>
               <w:right w:type="dxa" w:w="100"/>
             </w:tcMar>
             <w:vAlign w:val="center"/>
@@ -971,15 +945,15 @@
             </w:tcBorders>
             <w:shd w:fill="F5F9F5" w:color="auto" w:val="clear"/>
             <w:tcMar>
-              <w:top w:type="dxa" w:w="20"/>
-              <w:left w:type="dxa" w:w="100"/>
-              <w:bottom w:type="dxa" w:w="20"/>
-              <w:right w:type="dxa" w:w="100"/>
-            </w:tcMar>
-            <w:vAlign w:val="center"/>
-          </w:tcPr>
-          <w:p>
-            <w:hyperlink w:history="1" r:id="rIdbvv5c0d789r5gdlby51u5">
+              <w:top w:type="dxa" w:w="40"/>
+              <w:left w:type="dxa" w:w="100"/>
+              <w:bottom w:type="dxa" w:w="40"/>
+              <w:right w:type="dxa" w:w="100"/>
+            </w:tcMar>
+            <w:vAlign w:val="center"/>
+          </w:tcPr>
+          <w:p>
+            <w:hyperlink w:history="1" r:id="rIdyvtvalwfqvwsibmpx0ufe">
               <w:r>
                 <w:rPr>
                   <w:rStyle w:val="Hyperlink"/>
@@ -992,7 +966,7 @@
             </w:hyperlink>
           </w:p>
           <w:p>
-            <w:hyperlink w:history="1" r:id="rIdoq9pdk0wscewisvllfwlz">
+            <w:hyperlink w:history="1" r:id="rIdv_xgnmpw13snvpjrgxmpz">
               <w:r>
                 <w:rPr>
                   <w:rStyle w:val="Hyperlink"/>
@@ -1017,9 +991,9 @@
               <w:right w:val="single" w:color="B7C9BC" w:sz="4"/>
             </w:tcBorders>
             <w:tcMar>
-              <w:top w:type="dxa" w:w="20"/>
-              <w:left w:type="dxa" w:w="100"/>
-              <w:bottom w:type="dxa" w:w="20"/>
+              <w:top w:type="dxa" w:w="40"/>
+              <w:left w:type="dxa" w:w="100"/>
+              <w:bottom w:type="dxa" w:w="40"/>
               <w:right w:type="dxa" w:w="100"/>
             </w:tcMar>
             <w:vAlign w:val="center"/>
@@ -1049,9 +1023,9 @@
               <w:right w:val="single" w:color="B7C9BC" w:sz="4"/>
             </w:tcBorders>
             <w:tcMar>
-              <w:top w:type="dxa" w:w="20"/>
-              <w:left w:type="dxa" w:w="100"/>
-              <w:bottom w:type="dxa" w:w="20"/>
+              <w:top w:type="dxa" w:w="40"/>
+              <w:left w:type="dxa" w:w="100"/>
+              <w:bottom w:type="dxa" w:w="40"/>
               <w:right w:type="dxa" w:w="100"/>
             </w:tcMar>
             <w:vAlign w:val="center"/>
@@ -1081,9 +1055,9 @@
               <w:right w:val="single" w:color="B7C9BC" w:sz="4"/>
             </w:tcBorders>
             <w:tcMar>
-              <w:top w:type="dxa" w:w="20"/>
-              <w:left w:type="dxa" w:w="100"/>
-              <w:bottom w:type="dxa" w:w="20"/>
+              <w:top w:type="dxa" w:w="40"/>
+              <w:left w:type="dxa" w:w="100"/>
+              <w:bottom w:type="dxa" w:w="40"/>
               <w:right w:type="dxa" w:w="100"/>
             </w:tcMar>
             <w:vAlign w:val="center"/>
@@ -1092,6 +1066,7 @@
             <w:pPr>
               <w:bidi/>
               <w:spacing w:after="0" w:before="0"/>
+              <w:jc w:val="right"/>
             </w:pPr>
             <w:r>
               <w:rPr>
@@ -1107,6 +1082,7 @@
             <w:pPr>
               <w:bidi/>
               <w:spacing w:after="0" w:before="0"/>
+              <w:jc w:val="right"/>
             </w:pPr>
             <w:r>
               <w:rPr>
@@ -1130,9 +1106,9 @@
               <w:right w:val="single" w:color="B7C9BC" w:sz="4"/>
             </w:tcBorders>
             <w:tcMar>
-              <w:top w:type="dxa" w:w="20"/>
-              <w:left w:type="dxa" w:w="100"/>
-              <w:bottom w:type="dxa" w:w="20"/>
+              <w:top w:type="dxa" w:w="40"/>
+              <w:left w:type="dxa" w:w="100"/>
+              <w:bottom w:type="dxa" w:w="40"/>
               <w:right w:type="dxa" w:w="100"/>
             </w:tcMar>
             <w:vAlign w:val="center"/>
@@ -1164,9 +1140,9 @@
               <w:right w:val="single" w:color="B7C9BC" w:sz="4"/>
             </w:tcBorders>
             <w:tcMar>
-              <w:top w:type="dxa" w:w="20"/>
-              <w:left w:type="dxa" w:w="100"/>
-              <w:bottom w:type="dxa" w:w="20"/>
+              <w:top w:type="dxa" w:w="40"/>
+              <w:left w:type="dxa" w:w="100"/>
+              <w:bottom w:type="dxa" w:w="40"/>
               <w:right w:type="dxa" w:w="100"/>
             </w:tcMar>
             <w:vAlign w:val="center"/>
@@ -1198,9 +1174,9 @@
               <w:right w:val="single" w:color="B7C9BC" w:sz="4"/>
             </w:tcBorders>
             <w:tcMar>
-              <w:top w:type="dxa" w:w="20"/>
-              <w:left w:type="dxa" w:w="100"/>
-              <w:bottom w:type="dxa" w:w="20"/>
+              <w:top w:type="dxa" w:w="40"/>
+              <w:left w:type="dxa" w:w="100"/>
+              <w:bottom w:type="dxa" w:w="40"/>
               <w:right w:type="dxa" w:w="100"/>
             </w:tcMar>
             <w:vAlign w:val="center"/>
@@ -1232,15 +1208,15 @@
               <w:right w:val="single" w:color="B7C9BC" w:sz="4"/>
             </w:tcBorders>
             <w:tcMar>
-              <w:top w:type="dxa" w:w="20"/>
-              <w:left w:type="dxa" w:w="100"/>
-              <w:bottom w:type="dxa" w:w="20"/>
-              <w:right w:type="dxa" w:w="100"/>
-            </w:tcMar>
-            <w:vAlign w:val="center"/>
-          </w:tcPr>
-          <w:p>
-            <w:hyperlink w:history="1" r:id="rIdcwnbn4hd9zhyboqr225jf">
+              <w:top w:type="dxa" w:w="40"/>
+              <w:left w:type="dxa" w:w="100"/>
+              <w:bottom w:type="dxa" w:w="40"/>
+              <w:right w:type="dxa" w:w="100"/>
+            </w:tcMar>
+            <w:vAlign w:val="center"/>
+          </w:tcPr>
+          <w:p>
+            <w:hyperlink w:history="1" r:id="rId0o740h47csgwchjk6ekqk">
               <w:r>
                 <w:rPr>
                   <w:rStyle w:val="Hyperlink"/>
@@ -1253,7 +1229,7 @@
             </w:hyperlink>
           </w:p>
           <w:p>
-            <w:hyperlink w:history="1" r:id="rIdkfc7pombovchpkkdxcbkt">
+            <w:hyperlink w:history="1" r:id="rId1sqnmqpwnb0wa0mceurgb">
               <w:r>
                 <w:rPr>
                   <w:rStyle w:val="Hyperlink"/>
@@ -1279,9 +1255,9 @@
             </w:tcBorders>
             <w:shd w:fill="F5F9F5" w:color="auto" w:val="clear"/>
             <w:tcMar>
-              <w:top w:type="dxa" w:w="20"/>
-              <w:left w:type="dxa" w:w="100"/>
-              <w:bottom w:type="dxa" w:w="20"/>
+              <w:top w:type="dxa" w:w="40"/>
+              <w:left w:type="dxa" w:w="100"/>
+              <w:bottom w:type="dxa" w:w="40"/>
               <w:right w:type="dxa" w:w="100"/>
             </w:tcMar>
             <w:vAlign w:val="center"/>
@@ -1312,9 +1288,9 @@
             </w:tcBorders>
             <w:shd w:fill="F5F9F5" w:color="auto" w:val="clear"/>
             <w:tcMar>
-              <w:top w:type="dxa" w:w="20"/>
-              <w:left w:type="dxa" w:w="100"/>
-              <w:bottom w:type="dxa" w:w="20"/>
+              <w:top w:type="dxa" w:w="40"/>
+              <w:left w:type="dxa" w:w="100"/>
+              <w:bottom w:type="dxa" w:w="40"/>
               <w:right w:type="dxa" w:w="100"/>
             </w:tcMar>
             <w:vAlign w:val="center"/>
@@ -1345,9 +1321,9 @@
             </w:tcBorders>
             <w:shd w:fill="F5F9F5" w:color="auto" w:val="clear"/>
             <w:tcMar>
-              <w:top w:type="dxa" w:w="20"/>
-              <w:left w:type="dxa" w:w="100"/>
-              <w:bottom w:type="dxa" w:w="20"/>
+              <w:top w:type="dxa" w:w="40"/>
+              <w:left w:type="dxa" w:w="100"/>
+              <w:bottom w:type="dxa" w:w="40"/>
               <w:right w:type="dxa" w:w="100"/>
             </w:tcMar>
             <w:vAlign w:val="center"/>
@@ -1356,6 +1332,7 @@
             <w:pPr>
               <w:bidi/>
               <w:spacing w:after="0" w:before="0"/>
+              <w:jc w:val="right"/>
             </w:pPr>
             <w:r>
               <w:rPr>
@@ -1371,6 +1348,7 @@
             <w:pPr>
               <w:bidi/>
               <w:spacing w:after="0" w:before="0"/>
+              <w:jc w:val="right"/>
             </w:pPr>
             <w:r>
               <w:rPr>
@@ -1395,9 +1373,9 @@
             </w:tcBorders>
             <w:shd w:fill="F5F9F5" w:color="auto" w:val="clear"/>
             <w:tcMar>
-              <w:top w:type="dxa" w:w="20"/>
-              <w:left w:type="dxa" w:w="100"/>
-              <w:bottom w:type="dxa" w:w="20"/>
+              <w:top w:type="dxa" w:w="40"/>
+              <w:left w:type="dxa" w:w="100"/>
+              <w:bottom w:type="dxa" w:w="40"/>
               <w:right w:type="dxa" w:w="100"/>
             </w:tcMar>
             <w:vAlign w:val="center"/>
@@ -1430,9 +1408,9 @@
             </w:tcBorders>
             <w:shd w:fill="F5F9F5" w:color="auto" w:val="clear"/>
             <w:tcMar>
-              <w:top w:type="dxa" w:w="20"/>
-              <w:left w:type="dxa" w:w="100"/>
-              <w:bottom w:type="dxa" w:w="20"/>
+              <w:top w:type="dxa" w:w="40"/>
+              <w:left w:type="dxa" w:w="100"/>
+              <w:bottom w:type="dxa" w:w="40"/>
               <w:right w:type="dxa" w:w="100"/>
             </w:tcMar>
             <w:vAlign w:val="center"/>
@@ -1465,9 +1443,9 @@
             </w:tcBorders>
             <w:shd w:fill="F5F9F5" w:color="auto" w:val="clear"/>
             <w:tcMar>
-              <w:top w:type="dxa" w:w="20"/>
-              <w:left w:type="dxa" w:w="100"/>
-              <w:bottom w:type="dxa" w:w="20"/>
+              <w:top w:type="dxa" w:w="40"/>
+              <w:left w:type="dxa" w:w="100"/>
+              <w:bottom w:type="dxa" w:w="40"/>
               <w:right w:type="dxa" w:w="100"/>
             </w:tcMar>
             <w:vAlign w:val="center"/>
@@ -1500,15 +1478,15 @@
             </w:tcBorders>
             <w:shd w:fill="F5F9F5" w:color="auto" w:val="clear"/>
             <w:tcMar>
-              <w:top w:type="dxa" w:w="20"/>
-              <w:left w:type="dxa" w:w="100"/>
-              <w:bottom w:type="dxa" w:w="20"/>
-              <w:right w:type="dxa" w:w="100"/>
-            </w:tcMar>
-            <w:vAlign w:val="center"/>
-          </w:tcPr>
-          <w:p>
-            <w:hyperlink w:history="1" r:id="rIdgykeletchouqxshbyulyf">
+              <w:top w:type="dxa" w:w="40"/>
+              <w:left w:type="dxa" w:w="100"/>
+              <w:bottom w:type="dxa" w:w="40"/>
+              <w:right w:type="dxa" w:w="100"/>
+            </w:tcMar>
+            <w:vAlign w:val="center"/>
+          </w:tcPr>
+          <w:p>
+            <w:hyperlink w:history="1" r:id="rIdx2ewxlthvmuyrc8fd97fw">
               <w:r>
                 <w:rPr>
                   <w:rStyle w:val="Hyperlink"/>
@@ -1521,7 +1499,7 @@
             </w:hyperlink>
           </w:p>
           <w:p>
-            <w:hyperlink w:history="1" r:id="rIdqkfr3sxhab0lfuwy4pkwn">
+            <w:hyperlink w:history="1" r:id="rIdqvdofjds64fx3hlqfug_i">
               <w:r>
                 <w:rPr>
                   <w:rStyle w:val="Hyperlink"/>
@@ -1546,9 +1524,9 @@
               <w:right w:val="single" w:color="B7C9BC" w:sz="4"/>
             </w:tcBorders>
             <w:tcMar>
-              <w:top w:type="dxa" w:w="20"/>
-              <w:left w:type="dxa" w:w="100"/>
-              <w:bottom w:type="dxa" w:w="20"/>
+              <w:top w:type="dxa" w:w="40"/>
+              <w:left w:type="dxa" w:w="100"/>
+              <w:bottom w:type="dxa" w:w="40"/>
               <w:right w:type="dxa" w:w="100"/>
             </w:tcMar>
             <w:vAlign w:val="center"/>
@@ -1578,9 +1556,9 @@
               <w:right w:val="single" w:color="B7C9BC" w:sz="4"/>
             </w:tcBorders>
             <w:tcMar>
-              <w:top w:type="dxa" w:w="20"/>
-              <w:left w:type="dxa" w:w="100"/>
-              <w:bottom w:type="dxa" w:w="20"/>
+              <w:top w:type="dxa" w:w="40"/>
+              <w:left w:type="dxa" w:w="100"/>
+              <w:bottom w:type="dxa" w:w="40"/>
               <w:right w:type="dxa" w:w="100"/>
             </w:tcMar>
             <w:vAlign w:val="center"/>
@@ -1610,9 +1588,9 @@
               <w:right w:val="single" w:color="B7C9BC" w:sz="4"/>
             </w:tcBorders>
             <w:tcMar>
-              <w:top w:type="dxa" w:w="20"/>
-              <w:left w:type="dxa" w:w="100"/>
-              <w:bottom w:type="dxa" w:w="20"/>
+              <w:top w:type="dxa" w:w="40"/>
+              <w:left w:type="dxa" w:w="100"/>
+              <w:bottom w:type="dxa" w:w="40"/>
               <w:right w:type="dxa" w:w="100"/>
             </w:tcMar>
             <w:vAlign w:val="center"/>
@@ -1621,6 +1599,7 @@
             <w:pPr>
               <w:bidi/>
               <w:spacing w:after="0" w:before="0"/>
+              <w:jc w:val="right"/>
             </w:pPr>
             <w:r>
               <w:rPr>
@@ -1636,6 +1615,7 @@
             <w:pPr>
               <w:bidi/>
               <w:spacing w:after="0" w:before="0"/>
+              <w:jc w:val="right"/>
             </w:pPr>
             <w:r>
               <w:rPr>
@@ -1659,9 +1639,9 @@
               <w:right w:val="single" w:color="B7C9BC" w:sz="4"/>
             </w:tcBorders>
             <w:tcMar>
-              <w:top w:type="dxa" w:w="20"/>
-              <w:left w:type="dxa" w:w="100"/>
-              <w:bottom w:type="dxa" w:w="20"/>
+              <w:top w:type="dxa" w:w="40"/>
+              <w:left w:type="dxa" w:w="100"/>
+              <w:bottom w:type="dxa" w:w="40"/>
               <w:right w:type="dxa" w:w="100"/>
             </w:tcMar>
             <w:vAlign w:val="center"/>
@@ -1693,9 +1673,9 @@
               <w:right w:val="single" w:color="B7C9BC" w:sz="4"/>
             </w:tcBorders>
             <w:tcMar>
-              <w:top w:type="dxa" w:w="20"/>
-              <w:left w:type="dxa" w:w="100"/>
-              <w:bottom w:type="dxa" w:w="20"/>
+              <w:top w:type="dxa" w:w="40"/>
+              <w:left w:type="dxa" w:w="100"/>
+              <w:bottom w:type="dxa" w:w="40"/>
               <w:right w:type="dxa" w:w="100"/>
             </w:tcMar>
             <w:vAlign w:val="center"/>
@@ -1727,9 +1707,9 @@
               <w:right w:val="single" w:color="B7C9BC" w:sz="4"/>
             </w:tcBorders>
             <w:tcMar>
-              <w:top w:type="dxa" w:w="20"/>
-              <w:left w:type="dxa" w:w="100"/>
-              <w:bottom w:type="dxa" w:w="20"/>
+              <w:top w:type="dxa" w:w="40"/>
+              <w:left w:type="dxa" w:w="100"/>
+              <w:bottom w:type="dxa" w:w="40"/>
               <w:right w:type="dxa" w:w="100"/>
             </w:tcMar>
             <w:vAlign w:val="center"/>
@@ -1761,15 +1741,15 @@
               <w:right w:val="single" w:color="B7C9BC" w:sz="4"/>
             </w:tcBorders>
             <w:tcMar>
-              <w:top w:type="dxa" w:w="20"/>
-              <w:left w:type="dxa" w:w="100"/>
-              <w:bottom w:type="dxa" w:w="20"/>
-              <w:right w:type="dxa" w:w="100"/>
-            </w:tcMar>
-            <w:vAlign w:val="center"/>
-          </w:tcPr>
-          <w:p>
-            <w:hyperlink w:history="1" r:id="rId1or0fqikrnye0xz33d8lo">
+              <w:top w:type="dxa" w:w="40"/>
+              <w:left w:type="dxa" w:w="100"/>
+              <w:bottom w:type="dxa" w:w="40"/>
+              <w:right w:type="dxa" w:w="100"/>
+            </w:tcMar>
+            <w:vAlign w:val="center"/>
+          </w:tcPr>
+          <w:p>
+            <w:hyperlink w:history="1" r:id="rIdkdbfdfcns10ahq_1xoy2l">
               <w:r>
                 <w:rPr>
                   <w:rStyle w:val="Hyperlink"/>
@@ -1782,7 +1762,7 @@
             </w:hyperlink>
           </w:p>
           <w:p>
-            <w:hyperlink w:history="1" r:id="rId5cwkevksmamx-ojdeb9il">
+            <w:hyperlink w:history="1" r:id="rIda4gy807kr9dvfqciknft4">
               <w:r>
                 <w:rPr>
                   <w:rStyle w:val="Hyperlink"/>
@@ -1808,9 +1788,9 @@
             </w:tcBorders>
             <w:shd w:fill="F5F9F5" w:color="auto" w:val="clear"/>
             <w:tcMar>
-              <w:top w:type="dxa" w:w="20"/>
-              <w:left w:type="dxa" w:w="100"/>
-              <w:bottom w:type="dxa" w:w="20"/>
+              <w:top w:type="dxa" w:w="40"/>
+              <w:left w:type="dxa" w:w="100"/>
+              <w:bottom w:type="dxa" w:w="40"/>
               <w:right w:type="dxa" w:w="100"/>
             </w:tcMar>
             <w:vAlign w:val="center"/>
@@ -1841,9 +1821,9 @@
             </w:tcBorders>
             <w:shd w:fill="F5F9F5" w:color="auto" w:val="clear"/>
             <w:tcMar>
-              <w:top w:type="dxa" w:w="20"/>
-              <w:left w:type="dxa" w:w="100"/>
-              <w:bottom w:type="dxa" w:w="20"/>
+              <w:top w:type="dxa" w:w="40"/>
+              <w:left w:type="dxa" w:w="100"/>
+              <w:bottom w:type="dxa" w:w="40"/>
               <w:right w:type="dxa" w:w="100"/>
             </w:tcMar>
             <w:vAlign w:val="center"/>
@@ -1874,9 +1854,9 @@
             </w:tcBorders>
             <w:shd w:fill="F5F9F5" w:color="auto" w:val="clear"/>
             <w:tcMar>
-              <w:top w:type="dxa" w:w="20"/>
-              <w:left w:type="dxa" w:w="100"/>
-              <w:bottom w:type="dxa" w:w="20"/>
+              <w:top w:type="dxa" w:w="40"/>
+              <w:left w:type="dxa" w:w="100"/>
+              <w:bottom w:type="dxa" w:w="40"/>
               <w:right w:type="dxa" w:w="100"/>
             </w:tcMar>
             <w:vAlign w:val="center"/>
@@ -1885,6 +1865,7 @@
             <w:pPr>
               <w:bidi/>
               <w:spacing w:after="0" w:before="0"/>
+              <w:jc w:val="right"/>
             </w:pPr>
             <w:r>
               <w:rPr>
@@ -1900,6 +1881,7 @@
             <w:pPr>
               <w:bidi/>
               <w:spacing w:after="0" w:before="0"/>
+              <w:jc w:val="right"/>
             </w:pPr>
             <w:r>
               <w:rPr>
@@ -1924,9 +1906,9 @@
             </w:tcBorders>
             <w:shd w:fill="F5F9F5" w:color="auto" w:val="clear"/>
             <w:tcMar>
-              <w:top w:type="dxa" w:w="20"/>
-              <w:left w:type="dxa" w:w="100"/>
-              <w:bottom w:type="dxa" w:w="20"/>
+              <w:top w:type="dxa" w:w="40"/>
+              <w:left w:type="dxa" w:w="100"/>
+              <w:bottom w:type="dxa" w:w="40"/>
               <w:right w:type="dxa" w:w="100"/>
             </w:tcMar>
             <w:vAlign w:val="center"/>
@@ -1959,9 +1941,9 @@
             </w:tcBorders>
             <w:shd w:fill="F5F9F5" w:color="auto" w:val="clear"/>
             <w:tcMar>
-              <w:top w:type="dxa" w:w="20"/>
-              <w:left w:type="dxa" w:w="100"/>
-              <w:bottom w:type="dxa" w:w="20"/>
+              <w:top w:type="dxa" w:w="40"/>
+              <w:left w:type="dxa" w:w="100"/>
+              <w:bottom w:type="dxa" w:w="40"/>
               <w:right w:type="dxa" w:w="100"/>
             </w:tcMar>
             <w:vAlign w:val="center"/>
@@ -1994,9 +1976,9 @@
             </w:tcBorders>
             <w:shd w:fill="F5F9F5" w:color="auto" w:val="clear"/>
             <w:tcMar>
-              <w:top w:type="dxa" w:w="20"/>
-              <w:left w:type="dxa" w:w="100"/>
-              <w:bottom w:type="dxa" w:w="20"/>
+              <w:top w:type="dxa" w:w="40"/>
+              <w:left w:type="dxa" w:w="100"/>
+              <w:bottom w:type="dxa" w:w="40"/>
               <w:right w:type="dxa" w:w="100"/>
             </w:tcMar>
             <w:vAlign w:val="center"/>
@@ -2029,15 +2011,15 @@
             </w:tcBorders>
             <w:shd w:fill="F5F9F5" w:color="auto" w:val="clear"/>
             <w:tcMar>
-              <w:top w:type="dxa" w:w="20"/>
-              <w:left w:type="dxa" w:w="100"/>
-              <w:bottom w:type="dxa" w:w="20"/>
-              <w:right w:type="dxa" w:w="100"/>
-            </w:tcMar>
-            <w:vAlign w:val="center"/>
-          </w:tcPr>
-          <w:p>
-            <w:hyperlink w:history="1" r:id="rIdl9nogtdr30abuig5r0akn">
+              <w:top w:type="dxa" w:w="40"/>
+              <w:left w:type="dxa" w:w="100"/>
+              <w:bottom w:type="dxa" w:w="40"/>
+              <w:right w:type="dxa" w:w="100"/>
+            </w:tcMar>
+            <w:vAlign w:val="center"/>
+          </w:tcPr>
+          <w:p>
+            <w:hyperlink w:history="1" r:id="rIdqhzevbomzitjyybvixi3i">
               <w:r>
                 <w:rPr>
                   <w:rStyle w:val="Hyperlink"/>
@@ -2050,7 +2032,7 @@
             </w:hyperlink>
           </w:p>
           <w:p>
-            <w:hyperlink w:history="1" r:id="rIdwazxsyfrcgcx7lae0nmyz">
+            <w:hyperlink w:history="1" r:id="rIdjogp4ljpwyqvhemnvvkdq">
               <w:r>
                 <w:rPr>
                   <w:rStyle w:val="Hyperlink"/>
@@ -2075,9 +2057,9 @@
               <w:right w:val="single" w:color="B7C9BC" w:sz="4"/>
             </w:tcBorders>
             <w:tcMar>
-              <w:top w:type="dxa" w:w="20"/>
-              <w:left w:type="dxa" w:w="100"/>
-              <w:bottom w:type="dxa" w:w="20"/>
+              <w:top w:type="dxa" w:w="40"/>
+              <w:left w:type="dxa" w:w="100"/>
+              <w:bottom w:type="dxa" w:w="40"/>
               <w:right w:type="dxa" w:w="100"/>
             </w:tcMar>
             <w:vAlign w:val="center"/>
@@ -2107,9 +2089,9 @@
               <w:right w:val="single" w:color="B7C9BC" w:sz="4"/>
             </w:tcBorders>
             <w:tcMar>
-              <w:top w:type="dxa" w:w="20"/>
-              <w:left w:type="dxa" w:w="100"/>
-              <w:bottom w:type="dxa" w:w="20"/>
+              <w:top w:type="dxa" w:w="40"/>
+              <w:left w:type="dxa" w:w="100"/>
+              <w:bottom w:type="dxa" w:w="40"/>
               <w:right w:type="dxa" w:w="100"/>
             </w:tcMar>
             <w:vAlign w:val="center"/>
@@ -2139,9 +2121,9 @@
               <w:right w:val="single" w:color="B7C9BC" w:sz="4"/>
             </w:tcBorders>
             <w:tcMar>
-              <w:top w:type="dxa" w:w="20"/>
-              <w:left w:type="dxa" w:w="100"/>
-              <w:bottom w:type="dxa" w:w="20"/>
+              <w:top w:type="dxa" w:w="40"/>
+              <w:left w:type="dxa" w:w="100"/>
+              <w:bottom w:type="dxa" w:w="40"/>
               <w:right w:type="dxa" w:w="100"/>
             </w:tcMar>
             <w:vAlign w:val="center"/>
@@ -2150,6 +2132,7 @@
             <w:pPr>
               <w:bidi/>
               <w:spacing w:after="0" w:before="0"/>
+              <w:jc w:val="right"/>
             </w:pPr>
             <w:r>
               <w:rPr>
@@ -2165,6 +2148,7 @@
             <w:pPr>
               <w:bidi/>
               <w:spacing w:after="0" w:before="0"/>
+              <w:jc w:val="right"/>
             </w:pPr>
             <w:r>
               <w:rPr>
@@ -2188,9 +2172,9 @@
               <w:right w:val="single" w:color="B7C9BC" w:sz="4"/>
             </w:tcBorders>
             <w:tcMar>
-              <w:top w:type="dxa" w:w="20"/>
-              <w:left w:type="dxa" w:w="100"/>
-              <w:bottom w:type="dxa" w:w="20"/>
+              <w:top w:type="dxa" w:w="40"/>
+              <w:left w:type="dxa" w:w="100"/>
+              <w:bottom w:type="dxa" w:w="40"/>
               <w:right w:type="dxa" w:w="100"/>
             </w:tcMar>
             <w:vAlign w:val="center"/>
@@ -2222,9 +2206,9 @@
               <w:right w:val="single" w:color="B7C9BC" w:sz="4"/>
             </w:tcBorders>
             <w:tcMar>
-              <w:top w:type="dxa" w:w="20"/>
-              <w:left w:type="dxa" w:w="100"/>
-              <w:bottom w:type="dxa" w:w="20"/>
+              <w:top w:type="dxa" w:w="40"/>
+              <w:left w:type="dxa" w:w="100"/>
+              <w:bottom w:type="dxa" w:w="40"/>
               <w:right w:type="dxa" w:w="100"/>
             </w:tcMar>
             <w:vAlign w:val="center"/>
@@ -2256,9 +2240,9 @@
               <w:right w:val="single" w:color="B7C9BC" w:sz="4"/>
             </w:tcBorders>
             <w:tcMar>
-              <w:top w:type="dxa" w:w="20"/>
-              <w:left w:type="dxa" w:w="100"/>
-              <w:bottom w:type="dxa" w:w="20"/>
+              <w:top w:type="dxa" w:w="40"/>
+              <w:left w:type="dxa" w:w="100"/>
+              <w:bottom w:type="dxa" w:w="40"/>
               <w:right w:type="dxa" w:w="100"/>
             </w:tcMar>
             <w:vAlign w:val="center"/>
@@ -2290,15 +2274,15 @@
               <w:right w:val="single" w:color="B7C9BC" w:sz="4"/>
             </w:tcBorders>
             <w:tcMar>
-              <w:top w:type="dxa" w:w="20"/>
-              <w:left w:type="dxa" w:w="100"/>
-              <w:bottom w:type="dxa" w:w="20"/>
-              <w:right w:type="dxa" w:w="100"/>
-            </w:tcMar>
-            <w:vAlign w:val="center"/>
-          </w:tcPr>
-          <w:p>
-            <w:hyperlink w:history="1" r:id="rIdl_qsusuo4zk7hoim6ydfv">
+              <w:top w:type="dxa" w:w="40"/>
+              <w:left w:type="dxa" w:w="100"/>
+              <w:bottom w:type="dxa" w:w="40"/>
+              <w:right w:type="dxa" w:w="100"/>
+            </w:tcMar>
+            <w:vAlign w:val="center"/>
+          </w:tcPr>
+          <w:p>
+            <w:hyperlink w:history="1" r:id="rIdnf6yx87me-atdsbw6i3sj">
               <w:r>
                 <w:rPr>
                   <w:rStyle w:val="Hyperlink"/>
@@ -2311,7 +2295,7 @@
             </w:hyperlink>
           </w:p>
           <w:p>
-            <w:hyperlink w:history="1" r:id="rIdi16to_1lnfaz2lfs9cemr">
+            <w:hyperlink w:history="1" r:id="rIdyanwh5vb1xvz-ng_ngvgw">
               <w:r>
                 <w:rPr>
                   <w:rStyle w:val="Hyperlink"/>
@@ -2337,9 +2321,9 @@
             </w:tcBorders>
             <w:shd w:fill="F5F9F5" w:color="auto" w:val="clear"/>
             <w:tcMar>
-              <w:top w:type="dxa" w:w="20"/>
-              <w:left w:type="dxa" w:w="100"/>
-              <w:bottom w:type="dxa" w:w="20"/>
+              <w:top w:type="dxa" w:w="40"/>
+              <w:left w:type="dxa" w:w="100"/>
+              <w:bottom w:type="dxa" w:w="40"/>
               <w:right w:type="dxa" w:w="100"/>
             </w:tcMar>
             <w:vAlign w:val="center"/>
@@ -2370,9 +2354,9 @@
             </w:tcBorders>
             <w:shd w:fill="F5F9F5" w:color="auto" w:val="clear"/>
             <w:tcMar>
-              <w:top w:type="dxa" w:w="20"/>
-              <w:left w:type="dxa" w:w="100"/>
-              <w:bottom w:type="dxa" w:w="20"/>
+              <w:top w:type="dxa" w:w="40"/>
+              <w:left w:type="dxa" w:w="100"/>
+              <w:bottom w:type="dxa" w:w="40"/>
               <w:right w:type="dxa" w:w="100"/>
             </w:tcMar>
             <w:vAlign w:val="center"/>
@@ -2403,9 +2387,9 @@
             </w:tcBorders>
             <w:shd w:fill="F5F9F5" w:color="auto" w:val="clear"/>
             <w:tcMar>
-              <w:top w:type="dxa" w:w="20"/>
-              <w:left w:type="dxa" w:w="100"/>
-              <w:bottom w:type="dxa" w:w="20"/>
+              <w:top w:type="dxa" w:w="40"/>
+              <w:left w:type="dxa" w:w="100"/>
+              <w:bottom w:type="dxa" w:w="40"/>
               <w:right w:type="dxa" w:w="100"/>
             </w:tcMar>
             <w:vAlign w:val="center"/>
@@ -2414,6 +2398,7 @@
             <w:pPr>
               <w:bidi/>
               <w:spacing w:after="0" w:before="0"/>
+              <w:jc w:val="right"/>
             </w:pPr>
             <w:r>
               <w:rPr>
@@ -2429,6 +2414,7 @@
             <w:pPr>
               <w:bidi/>
               <w:spacing w:after="0" w:before="0"/>
+              <w:jc w:val="right"/>
             </w:pPr>
             <w:r>
               <w:rPr>
@@ -2438,7 +2424,7 @@
                 <w:szCs w:val="17"/>
                 <w:rtl/>
               </w:rPr>
-              <w:t xml:space="preserve">تشغيل نغمة الشعور الحالي</w:t>
+              <w:t xml:space="preserve">تغيير الشاشة / تشغيل الصوت</w:t>
             </w:r>
           </w:p>
         </w:tc>
@@ -2453,9 +2439,9 @@
             </w:tcBorders>
             <w:shd w:fill="F5F9F5" w:color="auto" w:val="clear"/>
             <w:tcMar>
-              <w:top w:type="dxa" w:w="20"/>
-              <w:left w:type="dxa" w:w="100"/>
-              <w:bottom w:type="dxa" w:w="20"/>
+              <w:top w:type="dxa" w:w="40"/>
+              <w:left w:type="dxa" w:w="100"/>
+              <w:bottom w:type="dxa" w:w="40"/>
               <w:right w:type="dxa" w:w="100"/>
             </w:tcMar>
             <w:vAlign w:val="center"/>
@@ -2488,9 +2474,9 @@
             </w:tcBorders>
             <w:shd w:fill="F5F9F5" w:color="auto" w:val="clear"/>
             <w:tcMar>
-              <w:top w:type="dxa" w:w="20"/>
-              <w:left w:type="dxa" w:w="100"/>
-              <w:bottom w:type="dxa" w:w="20"/>
+              <w:top w:type="dxa" w:w="40"/>
+              <w:left w:type="dxa" w:w="100"/>
+              <w:bottom w:type="dxa" w:w="40"/>
               <w:right w:type="dxa" w:w="100"/>
             </w:tcMar>
             <w:vAlign w:val="center"/>
@@ -2523,9 +2509,9 @@
             </w:tcBorders>
             <w:shd w:fill="F5F9F5" w:color="auto" w:val="clear"/>
             <w:tcMar>
-              <w:top w:type="dxa" w:w="20"/>
-              <w:left w:type="dxa" w:w="100"/>
-              <w:bottom w:type="dxa" w:w="20"/>
+              <w:top w:type="dxa" w:w="40"/>
+              <w:left w:type="dxa" w:w="100"/>
+              <w:bottom w:type="dxa" w:w="40"/>
               <w:right w:type="dxa" w:w="100"/>
             </w:tcMar>
             <w:vAlign w:val="center"/>
@@ -2558,15 +2544,15 @@
             </w:tcBorders>
             <w:shd w:fill="F5F9F5" w:color="auto" w:val="clear"/>
             <w:tcMar>
-              <w:top w:type="dxa" w:w="20"/>
-              <w:left w:type="dxa" w:w="100"/>
-              <w:bottom w:type="dxa" w:w="20"/>
-              <w:right w:type="dxa" w:w="100"/>
-            </w:tcMar>
-            <w:vAlign w:val="center"/>
-          </w:tcPr>
-          <w:p>
-            <w:hyperlink w:history="1" r:id="rIduwmsshz2vviihgqqy35pe">
+              <w:top w:type="dxa" w:w="40"/>
+              <w:left w:type="dxa" w:w="100"/>
+              <w:bottom w:type="dxa" w:w="40"/>
+              <w:right w:type="dxa" w:w="100"/>
+            </w:tcMar>
+            <w:vAlign w:val="center"/>
+          </w:tcPr>
+          <w:p>
+            <w:hyperlink w:history="1" r:id="rIdetllqwqbtmazfmt5ksixj">
               <w:r>
                 <w:rPr>
                   <w:rStyle w:val="Hyperlink"/>
@@ -2579,7 +2565,7 @@
             </w:hyperlink>
           </w:p>
           <w:p>
-            <w:hyperlink w:history="1" r:id="rIdaml_940vaetgk3qplbamm">
+            <w:hyperlink w:history="1" r:id="rIds1gtuq_rrci3t68tdnj42">
               <w:r>
                 <w:rPr>
                   <w:rStyle w:val="Hyperlink"/>
@@ -2604,9 +2590,9 @@
               <w:right w:val="single" w:color="B7C9BC" w:sz="4"/>
             </w:tcBorders>
             <w:tcMar>
-              <w:top w:type="dxa" w:w="20"/>
-              <w:left w:type="dxa" w:w="100"/>
-              <w:bottom w:type="dxa" w:w="20"/>
+              <w:top w:type="dxa" w:w="40"/>
+              <w:left w:type="dxa" w:w="100"/>
+              <w:bottom w:type="dxa" w:w="40"/>
               <w:right w:type="dxa" w:w="100"/>
             </w:tcMar>
             <w:vAlign w:val="center"/>
@@ -2636,9 +2622,9 @@
               <w:right w:val="single" w:color="B7C9BC" w:sz="4"/>
             </w:tcBorders>
             <w:tcMar>
-              <w:top w:type="dxa" w:w="20"/>
-              <w:left w:type="dxa" w:w="100"/>
-              <w:bottom w:type="dxa" w:w="20"/>
+              <w:top w:type="dxa" w:w="40"/>
+              <w:left w:type="dxa" w:w="100"/>
+              <w:bottom w:type="dxa" w:w="40"/>
               <w:right w:type="dxa" w:w="100"/>
             </w:tcMar>
             <w:vAlign w:val="center"/>
@@ -2668,9 +2654,9 @@
               <w:right w:val="single" w:color="B7C9BC" w:sz="4"/>
             </w:tcBorders>
             <w:tcMar>
-              <w:top w:type="dxa" w:w="20"/>
-              <w:left w:type="dxa" w:w="100"/>
-              <w:bottom w:type="dxa" w:w="20"/>
+              <w:top w:type="dxa" w:w="40"/>
+              <w:left w:type="dxa" w:w="100"/>
+              <w:bottom w:type="dxa" w:w="40"/>
               <w:right w:type="dxa" w:w="100"/>
             </w:tcMar>
             <w:vAlign w:val="center"/>
@@ -2679,6 +2665,7 @@
             <w:pPr>
               <w:bidi/>
               <w:spacing w:after="0" w:before="0"/>
+              <w:jc w:val="right"/>
             </w:pPr>
             <w:r>
               <w:rPr>
@@ -2694,6 +2681,7 @@
             <w:pPr>
               <w:bidi/>
               <w:spacing w:after="0" w:before="0"/>
+              <w:jc w:val="right"/>
             </w:pPr>
             <w:r>
               <w:rPr>
@@ -2717,9 +2705,9 @@
               <w:right w:val="single" w:color="B7C9BC" w:sz="4"/>
             </w:tcBorders>
             <w:tcMar>
-              <w:top w:type="dxa" w:w="20"/>
-              <w:left w:type="dxa" w:w="100"/>
-              <w:bottom w:type="dxa" w:w="20"/>
+              <w:top w:type="dxa" w:w="40"/>
+              <w:left w:type="dxa" w:w="100"/>
+              <w:bottom w:type="dxa" w:w="40"/>
               <w:right w:type="dxa" w:w="100"/>
             </w:tcMar>
             <w:vAlign w:val="center"/>
@@ -2751,9 +2739,9 @@
               <w:right w:val="single" w:color="B7C9BC" w:sz="4"/>
             </w:tcBorders>
             <w:tcMar>
-              <w:top w:type="dxa" w:w="20"/>
-              <w:left w:type="dxa" w:w="100"/>
-              <w:bottom w:type="dxa" w:w="20"/>
+              <w:top w:type="dxa" w:w="40"/>
+              <w:left w:type="dxa" w:w="100"/>
+              <w:bottom w:type="dxa" w:w="40"/>
               <w:right w:type="dxa" w:w="100"/>
             </w:tcMar>
             <w:vAlign w:val="center"/>
@@ -2785,9 +2773,9 @@
               <w:right w:val="single" w:color="B7C9BC" w:sz="4"/>
             </w:tcBorders>
             <w:tcMar>
-              <w:top w:type="dxa" w:w="20"/>
-              <w:left w:type="dxa" w:w="100"/>
-              <w:bottom w:type="dxa" w:w="20"/>
+              <w:top w:type="dxa" w:w="40"/>
+              <w:left w:type="dxa" w:w="100"/>
+              <w:bottom w:type="dxa" w:w="40"/>
               <w:right w:type="dxa" w:w="100"/>
             </w:tcMar>
             <w:vAlign w:val="center"/>
@@ -2819,15 +2807,15 @@
               <w:right w:val="single" w:color="B7C9BC" w:sz="4"/>
             </w:tcBorders>
             <w:tcMar>
-              <w:top w:type="dxa" w:w="20"/>
-              <w:left w:type="dxa" w:w="100"/>
-              <w:bottom w:type="dxa" w:w="20"/>
-              <w:right w:type="dxa" w:w="100"/>
-            </w:tcMar>
-            <w:vAlign w:val="center"/>
-          </w:tcPr>
-          <w:p>
-            <w:hyperlink w:history="1" r:id="rIdnjnxvxr0pfnlscw2actcy">
+              <w:top w:type="dxa" w:w="40"/>
+              <w:left w:type="dxa" w:w="100"/>
+              <w:bottom w:type="dxa" w:w="40"/>
+              <w:right w:type="dxa" w:w="100"/>
+            </w:tcMar>
+            <w:vAlign w:val="center"/>
+          </w:tcPr>
+          <w:p>
+            <w:hyperlink w:history="1" r:id="rIddok3nzbqbqrixxnhv-az1">
               <w:r>
                 <w:rPr>
                   <w:rStyle w:val="Hyperlink"/>
@@ -2840,7 +2828,7 @@
             </w:hyperlink>
           </w:p>
           <w:p>
-            <w:hyperlink w:history="1" r:id="rIdmfxgiv3xmbgtsaebwmpqx">
+            <w:hyperlink w:history="1" r:id="rIdw58senicvnwlh9vwyox4w">
               <w:r>
                 <w:rPr>
                   <w:rStyle w:val="Hyperlink"/>
@@ -2866,9 +2854,9 @@
             </w:tcBorders>
             <w:shd w:fill="F5F9F5" w:color="auto" w:val="clear"/>
             <w:tcMar>
-              <w:top w:type="dxa" w:w="20"/>
-              <w:left w:type="dxa" w:w="100"/>
-              <w:bottom w:type="dxa" w:w="20"/>
+              <w:top w:type="dxa" w:w="40"/>
+              <w:left w:type="dxa" w:w="100"/>
+              <w:bottom w:type="dxa" w:w="40"/>
               <w:right w:type="dxa" w:w="100"/>
             </w:tcMar>
             <w:vAlign w:val="center"/>
@@ -2899,9 +2887,9 @@
             </w:tcBorders>
             <w:shd w:fill="F5F9F5" w:color="auto" w:val="clear"/>
             <w:tcMar>
-              <w:top w:type="dxa" w:w="20"/>
-              <w:left w:type="dxa" w:w="100"/>
-              <w:bottom w:type="dxa" w:w="20"/>
+              <w:top w:type="dxa" w:w="40"/>
+              <w:left w:type="dxa" w:w="100"/>
+              <w:bottom w:type="dxa" w:w="40"/>
               <w:right w:type="dxa" w:w="100"/>
             </w:tcMar>
             <w:vAlign w:val="center"/>
@@ -2932,9 +2920,9 @@
             </w:tcBorders>
             <w:shd w:fill="F5F9F5" w:color="auto" w:val="clear"/>
             <w:tcMar>
-              <w:top w:type="dxa" w:w="20"/>
-              <w:left w:type="dxa" w:w="100"/>
-              <w:bottom w:type="dxa" w:w="20"/>
+              <w:top w:type="dxa" w:w="40"/>
+              <w:left w:type="dxa" w:w="100"/>
+              <w:bottom w:type="dxa" w:w="40"/>
               <w:right w:type="dxa" w:w="100"/>
             </w:tcMar>
             <w:vAlign w:val="center"/>
@@ -2943,6 +2931,7 @@
             <w:pPr>
               <w:bidi/>
               <w:spacing w:after="0" w:before="0"/>
+              <w:jc w:val="right"/>
             </w:pPr>
             <w:r>
               <w:rPr>
@@ -2958,6 +2947,7 @@
             <w:pPr>
               <w:bidi/>
               <w:spacing w:after="0" w:before="0"/>
+              <w:jc w:val="right"/>
             </w:pPr>
             <w:r>
               <w:rPr>
@@ -2982,9 +2972,9 @@
             </w:tcBorders>
             <w:shd w:fill="F5F9F5" w:color="auto" w:val="clear"/>
             <w:tcMar>
-              <w:top w:type="dxa" w:w="20"/>
-              <w:left w:type="dxa" w:w="100"/>
-              <w:bottom w:type="dxa" w:w="20"/>
+              <w:top w:type="dxa" w:w="40"/>
+              <w:left w:type="dxa" w:w="100"/>
+              <w:bottom w:type="dxa" w:w="40"/>
               <w:right w:type="dxa" w:w="100"/>
             </w:tcMar>
             <w:vAlign w:val="center"/>
@@ -3017,9 +3007,9 @@
             </w:tcBorders>
             <w:shd w:fill="F5F9F5" w:color="auto" w:val="clear"/>
             <w:tcMar>
-              <w:top w:type="dxa" w:w="20"/>
-              <w:left w:type="dxa" w:w="100"/>
-              <w:bottom w:type="dxa" w:w="20"/>
+              <w:top w:type="dxa" w:w="40"/>
+              <w:left w:type="dxa" w:w="100"/>
+              <w:bottom w:type="dxa" w:w="40"/>
               <w:right w:type="dxa" w:w="100"/>
             </w:tcMar>
             <w:vAlign w:val="center"/>
@@ -3052,9 +3042,9 @@
             </w:tcBorders>
             <w:shd w:fill="F5F9F5" w:color="auto" w:val="clear"/>
             <w:tcMar>
-              <w:top w:type="dxa" w:w="20"/>
-              <w:left w:type="dxa" w:w="100"/>
-              <w:bottom w:type="dxa" w:w="20"/>
+              <w:top w:type="dxa" w:w="40"/>
+              <w:left w:type="dxa" w:w="100"/>
+              <w:bottom w:type="dxa" w:w="40"/>
               <w:right w:type="dxa" w:w="100"/>
             </w:tcMar>
             <w:vAlign w:val="center"/>
@@ -3087,15 +3077,15 @@
             </w:tcBorders>
             <w:shd w:fill="F5F9F5" w:color="auto" w:val="clear"/>
             <w:tcMar>
-              <w:top w:type="dxa" w:w="20"/>
-              <w:left w:type="dxa" w:w="100"/>
-              <w:bottom w:type="dxa" w:w="20"/>
-              <w:right w:type="dxa" w:w="100"/>
-            </w:tcMar>
-            <w:vAlign w:val="center"/>
-          </w:tcPr>
-          <w:p>
-            <w:hyperlink w:history="1" r:id="rIdg7yfk7-ozcbl_imaaihw-">
+              <w:top w:type="dxa" w:w="40"/>
+              <w:left w:type="dxa" w:w="100"/>
+              <w:bottom w:type="dxa" w:w="40"/>
+              <w:right w:type="dxa" w:w="100"/>
+            </w:tcMar>
+            <w:vAlign w:val="center"/>
+          </w:tcPr>
+          <w:p>
+            <w:hyperlink w:history="1" r:id="rIdvq74vfwqabmsgrzdoki03">
               <w:r>
                 <w:rPr>
                   <w:rStyle w:val="Hyperlink"/>
@@ -3108,7 +3098,7 @@
             </w:hyperlink>
           </w:p>
           <w:p>
-            <w:hyperlink w:history="1" r:id="rIdukmlssyxp_lmjyqwh-juj">
+            <w:hyperlink w:history="1" r:id="rId4asxnecdqk57wgojdwj2s">
               <w:r>
                 <w:rPr>
                   <w:rStyle w:val="Hyperlink"/>
@@ -3133,9 +3123,9 @@
               <w:right w:val="single" w:color="B7C9BC" w:sz="4"/>
             </w:tcBorders>
             <w:tcMar>
-              <w:top w:type="dxa" w:w="20"/>
-              <w:left w:type="dxa" w:w="100"/>
-              <w:bottom w:type="dxa" w:w="20"/>
+              <w:top w:type="dxa" w:w="40"/>
+              <w:left w:type="dxa" w:w="100"/>
+              <w:bottom w:type="dxa" w:w="40"/>
               <w:right w:type="dxa" w:w="100"/>
             </w:tcMar>
             <w:vAlign w:val="center"/>
@@ -3165,9 +3155,9 @@
               <w:right w:val="single" w:color="B7C9BC" w:sz="4"/>
             </w:tcBorders>
             <w:tcMar>
-              <w:top w:type="dxa" w:w="20"/>
-              <w:left w:type="dxa" w:w="100"/>
-              <w:bottom w:type="dxa" w:w="20"/>
+              <w:top w:type="dxa" w:w="40"/>
+              <w:left w:type="dxa" w:w="100"/>
+              <w:bottom w:type="dxa" w:w="40"/>
               <w:right w:type="dxa" w:w="100"/>
             </w:tcMar>
             <w:vAlign w:val="center"/>
@@ -3183,7 +3173,7 @@
                 <w:sz w:val="20"/>
                 <w:szCs w:val="20"/>
               </w:rPr>
-              <w:t xml:space="preserve">USB power bank 5 V (testing / backup)</w:t>
+              <w:t xml:space="preserve">USB power bank 5 V</w:t>
             </w:r>
           </w:p>
         </w:tc>
@@ -3197,9 +3187,9 @@
               <w:right w:val="single" w:color="B7C9BC" w:sz="4"/>
             </w:tcBorders>
             <w:tcMar>
-              <w:top w:type="dxa" w:w="20"/>
-              <w:left w:type="dxa" w:w="100"/>
-              <w:bottom w:type="dxa" w:w="20"/>
+              <w:top w:type="dxa" w:w="40"/>
+              <w:left w:type="dxa" w:w="100"/>
+              <w:bottom w:type="dxa" w:w="40"/>
               <w:right w:type="dxa" w:w="100"/>
             </w:tcMar>
             <w:vAlign w:val="center"/>
@@ -3208,6 +3198,7 @@
             <w:pPr>
               <w:bidi/>
               <w:spacing w:after="0" w:before="0"/>
+              <w:jc w:val="right"/>
             </w:pPr>
             <w:r>
               <w:rPr>
@@ -3216,13 +3207,14 @@
                 <w:szCs w:val="20"/>
                 <w:rtl/>
               </w:rPr>
-              <w:t xml:space="preserve">باور بانك 5 فولت (للتجربة واحتياطي)</w:t>
+              <w:t xml:space="preserve">باور بانك 5 فولت</w:t>
             </w:r>
           </w:p>
           <w:p>
             <w:pPr>
               <w:bidi/>
               <w:spacing w:after="0" w:before="0"/>
+              <w:jc w:val="right"/>
             </w:pPr>
             <w:r>
               <w:rPr>
@@ -3232,7 +3224,7 @@
                 <w:szCs w:val="17"/>
                 <w:rtl/>
               </w:rPr>
-              <w:t xml:space="preserve">تشغيل المشروع أثناء البناء والتجربة</w:t>
+              <w:t xml:space="preserve">مصدر الطاقة</w:t>
             </w:r>
           </w:p>
         </w:tc>
@@ -3246,9 +3238,9 @@
               <w:right w:val="single" w:color="B7C9BC" w:sz="4"/>
             </w:tcBorders>
             <w:tcMar>
-              <w:top w:type="dxa" w:w="20"/>
-              <w:left w:type="dxa" w:w="100"/>
-              <w:bottom w:type="dxa" w:w="20"/>
+              <w:top w:type="dxa" w:w="40"/>
+              <w:left w:type="dxa" w:w="100"/>
+              <w:bottom w:type="dxa" w:w="40"/>
               <w:right w:type="dxa" w:w="100"/>
             </w:tcMar>
             <w:vAlign w:val="center"/>
@@ -3280,9 +3272,9 @@
               <w:right w:val="single" w:color="B7C9BC" w:sz="4"/>
             </w:tcBorders>
             <w:tcMar>
-              <w:top w:type="dxa" w:w="20"/>
-              <w:left w:type="dxa" w:w="100"/>
-              <w:bottom w:type="dxa" w:w="20"/>
+              <w:top w:type="dxa" w:w="40"/>
+              <w:left w:type="dxa" w:w="100"/>
+              <w:bottom w:type="dxa" w:w="40"/>
               <w:right w:type="dxa" w:w="100"/>
             </w:tcMar>
             <w:vAlign w:val="center"/>
@@ -3314,9 +3306,9 @@
               <w:right w:val="single" w:color="B7C9BC" w:sz="4"/>
             </w:tcBorders>
             <w:tcMar>
-              <w:top w:type="dxa" w:w="20"/>
-              <w:left w:type="dxa" w:w="100"/>
-              <w:bottom w:type="dxa" w:w="20"/>
+              <w:top w:type="dxa" w:w="40"/>
+              <w:left w:type="dxa" w:w="100"/>
+              <w:bottom w:type="dxa" w:w="40"/>
               <w:right w:type="dxa" w:w="100"/>
             </w:tcMar>
             <w:vAlign w:val="center"/>
@@ -3334,7 +3326,7 @@
                 <w:sz w:val="20"/>
                 <w:szCs w:val="20"/>
               </w:rPr>
-              <w:t xml:space="preserve">0 – 60</w:t>
+              <w:t xml:space="preserve">40 – 60</w:t>
             </w:r>
           </w:p>
         </w:tc>
@@ -3348,15 +3340,15 @@
               <w:right w:val="single" w:color="B7C9BC" w:sz="4"/>
             </w:tcBorders>
             <w:tcMar>
-              <w:top w:type="dxa" w:w="20"/>
-              <w:left w:type="dxa" w:w="100"/>
-              <w:bottom w:type="dxa" w:w="20"/>
-              <w:right w:type="dxa" w:w="100"/>
-            </w:tcMar>
-            <w:vAlign w:val="center"/>
-          </w:tcPr>
-          <w:p>
-            <w:hyperlink w:history="1" r:id="rIdqaa9mpd50u1pul4gsefba">
+              <w:top w:type="dxa" w:w="40"/>
+              <w:left w:type="dxa" w:w="100"/>
+              <w:bottom w:type="dxa" w:w="40"/>
+              <w:right w:type="dxa" w:w="100"/>
+            </w:tcMar>
+            <w:vAlign w:val="center"/>
+          </w:tcPr>
+          <w:p>
+            <w:hyperlink w:history="1" r:id="rId1iztgrtyrielqadmx-6kg">
               <w:r>
                 <w:rPr>
                   <w:rStyle w:val="Hyperlink"/>
@@ -3369,7 +3361,7 @@
             </w:hyperlink>
           </w:p>
           <w:p>
-            <w:hyperlink w:history="1" r:id="rIdaz43idvpiirmkfrcbden2">
+            <w:hyperlink w:history="1" r:id="rIdjumunfb0yfq-khbweht_r">
               <w:r>
                 <w:rPr>
                   <w:rStyle w:val="Hyperlink"/>
@@ -3395,9 +3387,9 @@
             </w:tcBorders>
             <w:shd w:fill="F5F9F5" w:color="auto" w:val="clear"/>
             <w:tcMar>
-              <w:top w:type="dxa" w:w="20"/>
-              <w:left w:type="dxa" w:w="100"/>
-              <w:bottom w:type="dxa" w:w="20"/>
+              <w:top w:type="dxa" w:w="40"/>
+              <w:left w:type="dxa" w:w="100"/>
+              <w:bottom w:type="dxa" w:w="40"/>
               <w:right w:type="dxa" w:w="100"/>
             </w:tcMar>
             <w:vAlign w:val="center"/>
@@ -3428,9 +3420,9 @@
             </w:tcBorders>
             <w:shd w:fill="F5F9F5" w:color="auto" w:val="clear"/>
             <w:tcMar>
-              <w:top w:type="dxa" w:w="20"/>
-              <w:left w:type="dxa" w:w="100"/>
-              <w:bottom w:type="dxa" w:w="20"/>
+              <w:top w:type="dxa" w:w="40"/>
+              <w:left w:type="dxa" w:w="100"/>
+              <w:bottom w:type="dxa" w:w="40"/>
               <w:right w:type="dxa" w:w="100"/>
             </w:tcMar>
             <w:vAlign w:val="center"/>
@@ -3461,9 +3453,9 @@
             </w:tcBorders>
             <w:shd w:fill="F5F9F5" w:color="auto" w:val="clear"/>
             <w:tcMar>
-              <w:top w:type="dxa" w:w="20"/>
-              <w:left w:type="dxa" w:w="100"/>
-              <w:bottom w:type="dxa" w:w="20"/>
+              <w:top w:type="dxa" w:w="40"/>
+              <w:left w:type="dxa" w:w="100"/>
+              <w:bottom w:type="dxa" w:w="40"/>
               <w:right w:type="dxa" w:w="100"/>
             </w:tcMar>
             <w:vAlign w:val="center"/>
@@ -3472,6 +3464,7 @@
             <w:pPr>
               <w:bidi/>
               <w:spacing w:after="0" w:before="0"/>
+              <w:jc w:val="right"/>
             </w:pPr>
             <w:r>
               <w:rPr>
@@ -3487,6 +3480,7 @@
             <w:pPr>
               <w:bidi/>
               <w:spacing w:after="0" w:before="0"/>
+              <w:jc w:val="right"/>
             </w:pPr>
             <w:r>
               <w:rPr>
@@ -3496,7 +3490,7 @@
                 <w:szCs w:val="17"/>
                 <w:rtl/>
               </w:rPr>
-              <w:t xml:space="preserve">حماية القطع والبطاريات</w:t>
+              <w:t xml:space="preserve">حماية القطع</w:t>
             </w:r>
           </w:p>
         </w:tc>
@@ -3511,9 +3505,9 @@
             </w:tcBorders>
             <w:shd w:fill="F5F9F5" w:color="auto" w:val="clear"/>
             <w:tcMar>
-              <w:top w:type="dxa" w:w="20"/>
-              <w:left w:type="dxa" w:w="100"/>
-              <w:bottom w:type="dxa" w:w="20"/>
+              <w:top w:type="dxa" w:w="40"/>
+              <w:left w:type="dxa" w:w="100"/>
+              <w:bottom w:type="dxa" w:w="40"/>
               <w:right w:type="dxa" w:w="100"/>
             </w:tcMar>
             <w:vAlign w:val="center"/>
@@ -3531,7 +3525,7 @@
                 <w:sz w:val="19"/>
                 <w:szCs w:val="19"/>
               </w:rPr>
-              <w:t xml:space="preserve">ABS project box ≈ 150×100×60 mm</w:t>
+              <w:t xml:space="preserve">ABS project box ≈ 100×68×40 mm</w:t>
             </w:r>
           </w:p>
         </w:tc>
@@ -3546,9 +3540,9 @@
             </w:tcBorders>
             <w:shd w:fill="F5F9F5" w:color="auto" w:val="clear"/>
             <w:tcMar>
-              <w:top w:type="dxa" w:w="20"/>
-              <w:left w:type="dxa" w:w="100"/>
-              <w:bottom w:type="dxa" w:w="20"/>
+              <w:top w:type="dxa" w:w="40"/>
+              <w:left w:type="dxa" w:w="100"/>
+              <w:bottom w:type="dxa" w:w="40"/>
               <w:right w:type="dxa" w:w="100"/>
             </w:tcMar>
             <w:vAlign w:val="center"/>
@@ -3581,9 +3575,9 @@
             </w:tcBorders>
             <w:shd w:fill="F5F9F5" w:color="auto" w:val="clear"/>
             <w:tcMar>
-              <w:top w:type="dxa" w:w="20"/>
-              <w:left w:type="dxa" w:w="100"/>
-              <w:bottom w:type="dxa" w:w="20"/>
+              <w:top w:type="dxa" w:w="40"/>
+              <w:left w:type="dxa" w:w="100"/>
+              <w:bottom w:type="dxa" w:w="40"/>
               <w:right w:type="dxa" w:w="100"/>
             </w:tcMar>
             <w:vAlign w:val="center"/>
@@ -3601,7 +3595,7 @@
                 <w:sz w:val="20"/>
                 <w:szCs w:val="20"/>
               </w:rPr>
-              <w:t xml:space="preserve">15 – 35</w:t>
+              <w:t xml:space="preserve">10 – 30</w:t>
             </w:r>
           </w:p>
         </w:tc>
@@ -3616,15 +3610,15 @@
             </w:tcBorders>
             <w:shd w:fill="F5F9F5" w:color="auto" w:val="clear"/>
             <w:tcMar>
-              <w:top w:type="dxa" w:w="20"/>
-              <w:left w:type="dxa" w:w="100"/>
-              <w:bottom w:type="dxa" w:w="20"/>
-              <w:right w:type="dxa" w:w="100"/>
-            </w:tcMar>
-            <w:vAlign w:val="center"/>
-          </w:tcPr>
-          <w:p>
-            <w:hyperlink w:history="1" r:id="rIdovy-_sztox7cfm1_khagb">
+              <w:top w:type="dxa" w:w="40"/>
+              <w:left w:type="dxa" w:w="100"/>
+              <w:bottom w:type="dxa" w:w="40"/>
+              <w:right w:type="dxa" w:w="100"/>
+            </w:tcMar>
+            <w:vAlign w:val="center"/>
+          </w:tcPr>
+          <w:p>
+            <w:hyperlink w:history="1" r:id="rIdocorhnmf5adu1komf_ovq">
               <w:r>
                 <w:rPr>
                   <w:rStyle w:val="Hyperlink"/>
@@ -3637,7 +3631,7 @@
             </w:hyperlink>
           </w:p>
           <w:p>
-            <w:hyperlink w:history="1" r:id="rIdqbkyfserfg3bzfmgz8tti">
+            <w:hyperlink w:history="1" r:id="rId5_lrtxswer61jyusjvk-k">
               <w:r>
                 <w:rPr>
                   <w:rStyle w:val="Hyperlink"/>
@@ -3662,9 +3656,9 @@
               <w:right w:val="single" w:color="B7C9BC" w:sz="4"/>
             </w:tcBorders>
             <w:tcMar>
-              <w:top w:type="dxa" w:w="20"/>
-              <w:left w:type="dxa" w:w="100"/>
-              <w:bottom w:type="dxa" w:w="20"/>
+              <w:top w:type="dxa" w:w="40"/>
+              <w:left w:type="dxa" w:w="100"/>
+              <w:bottom w:type="dxa" w:w="40"/>
               <w:right w:type="dxa" w:w="100"/>
             </w:tcMar>
             <w:vAlign w:val="center"/>
@@ -3694,9 +3688,9 @@
               <w:right w:val="single" w:color="B7C9BC" w:sz="4"/>
             </w:tcBorders>
             <w:tcMar>
-              <w:top w:type="dxa" w:w="20"/>
-              <w:left w:type="dxa" w:w="100"/>
-              <w:bottom w:type="dxa" w:w="20"/>
+              <w:top w:type="dxa" w:w="40"/>
+              <w:left w:type="dxa" w:w="100"/>
+              <w:bottom w:type="dxa" w:w="40"/>
               <w:right w:type="dxa" w:w="100"/>
             </w:tcMar>
             <w:vAlign w:val="center"/>
@@ -3726,9 +3720,9 @@
               <w:right w:val="single" w:color="B7C9BC" w:sz="4"/>
             </w:tcBorders>
             <w:tcMar>
-              <w:top w:type="dxa" w:w="20"/>
-              <w:left w:type="dxa" w:w="100"/>
-              <w:bottom w:type="dxa" w:w="20"/>
+              <w:top w:type="dxa" w:w="40"/>
+              <w:left w:type="dxa" w:w="100"/>
+              <w:bottom w:type="dxa" w:w="40"/>
               <w:right w:type="dxa" w:w="100"/>
             </w:tcMar>
             <w:vAlign w:val="center"/>
@@ -3737,6 +3731,7 @@
             <w:pPr>
               <w:bidi/>
               <w:spacing w:after="0" w:before="0"/>
+              <w:jc w:val="right"/>
             </w:pPr>
             <w:r>
               <w:rPr>
@@ -3752,6 +3747,7 @@
             <w:pPr>
               <w:bidi/>
               <w:spacing w:after="0" w:before="0"/>
+              <w:jc w:val="right"/>
             </w:pPr>
             <w:r>
               <w:rPr>
@@ -3775,9 +3771,9 @@
               <w:right w:val="single" w:color="B7C9BC" w:sz="4"/>
             </w:tcBorders>
             <w:tcMar>
-              <w:top w:type="dxa" w:w="20"/>
-              <w:left w:type="dxa" w:w="100"/>
-              <w:bottom w:type="dxa" w:w="20"/>
+              <w:top w:type="dxa" w:w="40"/>
+              <w:left w:type="dxa" w:w="100"/>
+              <w:bottom w:type="dxa" w:w="40"/>
               <w:right w:type="dxa" w:w="100"/>
             </w:tcMar>
             <w:vAlign w:val="center"/>
@@ -3809,9 +3805,9 @@
               <w:right w:val="single" w:color="B7C9BC" w:sz="4"/>
             </w:tcBorders>
             <w:tcMar>
-              <w:top w:type="dxa" w:w="20"/>
-              <w:left w:type="dxa" w:w="100"/>
-              <w:bottom w:type="dxa" w:w="20"/>
+              <w:top w:type="dxa" w:w="40"/>
+              <w:left w:type="dxa" w:w="100"/>
+              <w:bottom w:type="dxa" w:w="40"/>
               <w:right w:type="dxa" w:w="100"/>
             </w:tcMar>
             <w:vAlign w:val="center"/>
@@ -3843,9 +3839,9 @@
               <w:right w:val="single" w:color="B7C9BC" w:sz="4"/>
             </w:tcBorders>
             <w:tcMar>
-              <w:top w:type="dxa" w:w="20"/>
-              <w:left w:type="dxa" w:w="100"/>
-              <w:bottom w:type="dxa" w:w="20"/>
+              <w:top w:type="dxa" w:w="40"/>
+              <w:left w:type="dxa" w:w="100"/>
+              <w:bottom w:type="dxa" w:w="40"/>
               <w:right w:type="dxa" w:w="100"/>
             </w:tcMar>
             <w:vAlign w:val="center"/>
@@ -3877,9 +3873,9 @@
               <w:right w:val="single" w:color="B7C9BC" w:sz="4"/>
             </w:tcBorders>
             <w:tcMar>
-              <w:top w:type="dxa" w:w="20"/>
-              <w:left w:type="dxa" w:w="100"/>
-              <w:bottom w:type="dxa" w:w="20"/>
+              <w:top w:type="dxa" w:w="40"/>
+              <w:left w:type="dxa" w:w="100"/>
+              <w:bottom w:type="dxa" w:w="40"/>
               <w:right w:type="dxa" w:w="100"/>
             </w:tcMar>
             <w:vAlign w:val="center"/>
@@ -3887,6 +3883,7 @@
           <w:p>
             <w:pPr>
               <w:bidi/>
+              <w:jc w:val="right"/>
             </w:pPr>
             <w:r>
               <w:rPr>
@@ -3912,9 +3909,9 @@
             </w:tcBorders>
             <w:shd w:fill="E3F2E7" w:color="auto" w:val="clear"/>
             <w:tcMar>
-              <w:top w:type="dxa" w:w="20"/>
-              <w:left w:type="dxa" w:w="100"/>
-              <w:bottom w:type="dxa" w:w="20"/>
+              <w:top w:type="dxa" w:w="40"/>
+              <w:left w:type="dxa" w:w="100"/>
+              <w:bottom w:type="dxa" w:w="40"/>
               <w:right w:type="dxa" w:w="100"/>
             </w:tcMar>
             <w:vAlign w:val="center"/>
@@ -3945,9 +3942,9 @@
             </w:tcBorders>
             <w:shd w:fill="E3F2E7" w:color="auto" w:val="clear"/>
             <w:tcMar>
-              <w:top w:type="dxa" w:w="20"/>
-              <w:left w:type="dxa" w:w="100"/>
-              <w:bottom w:type="dxa" w:w="20"/>
+              <w:top w:type="dxa" w:w="40"/>
+              <w:left w:type="dxa" w:w="100"/>
+              <w:bottom w:type="dxa" w:w="40"/>
               <w:right w:type="dxa" w:w="100"/>
             </w:tcMar>
             <w:vAlign w:val="center"/>
@@ -3965,7 +3962,7 @@
                 <w:sz w:val="20"/>
                 <w:szCs w:val="20"/>
               </w:rPr>
-              <w:t xml:space="preserve">Main part total (approx.)</w:t>
+              <w:t xml:space="preserve">Total (approx.)</w:t>
             </w:r>
           </w:p>
         </w:tc>
@@ -3980,9 +3977,9 @@
             </w:tcBorders>
             <w:shd w:fill="E3F2E7" w:color="auto" w:val="clear"/>
             <w:tcMar>
-              <w:top w:type="dxa" w:w="20"/>
-              <w:left w:type="dxa" w:w="100"/>
-              <w:bottom w:type="dxa" w:w="20"/>
+              <w:top w:type="dxa" w:w="40"/>
+              <w:left w:type="dxa" w:w="100"/>
+              <w:bottom w:type="dxa" w:w="40"/>
               <w:right w:type="dxa" w:w="100"/>
             </w:tcMar>
             <w:vAlign w:val="center"/>
@@ -3991,6 +3988,7 @@
             <w:pPr>
               <w:bidi/>
               <w:spacing w:after="0" w:before="0"/>
+              <w:jc w:val="right"/>
             </w:pPr>
             <w:r>
               <w:rPr>
@@ -4001,7 +3999,7 @@
                 <w:szCs w:val="20"/>
                 <w:rtl/>
               </w:rPr>
-              <w:t xml:space="preserve">مجموع الجزء الأساسي التقريبي</w:t>
+              <w:t xml:space="preserve">المجموع التقريبي</w:t>
             </w:r>
           </w:p>
         </w:tc>
@@ -4016,9 +4014,9 @@
             </w:tcBorders>
             <w:shd w:fill="E3F2E7" w:color="auto" w:val="clear"/>
             <w:tcMar>
-              <w:top w:type="dxa" w:w="20"/>
-              <w:left w:type="dxa" w:w="100"/>
-              <w:bottom w:type="dxa" w:w="20"/>
+              <w:top w:type="dxa" w:w="40"/>
+              <w:left w:type="dxa" w:w="100"/>
+              <w:bottom w:type="dxa" w:w="40"/>
               <w:right w:type="dxa" w:w="100"/>
             </w:tcMar>
             <w:vAlign w:val="center"/>
@@ -4049,9 +4047,9 @@
             </w:tcBorders>
             <w:shd w:fill="E3F2E7" w:color="auto" w:val="clear"/>
             <w:tcMar>
-              <w:top w:type="dxa" w:w="20"/>
-              <w:left w:type="dxa" w:w="100"/>
-              <w:bottom w:type="dxa" w:w="20"/>
+              <w:top w:type="dxa" w:w="40"/>
+              <w:left w:type="dxa" w:w="100"/>
+              <w:bottom w:type="dxa" w:w="40"/>
               <w:right w:type="dxa" w:w="100"/>
             </w:tcMar>
             <w:vAlign w:val="center"/>
@@ -4082,9 +4080,9 @@
             </w:tcBorders>
             <w:shd w:fill="E3F2E7" w:color="auto" w:val="clear"/>
             <w:tcMar>
-              <w:top w:type="dxa" w:w="20"/>
-              <w:left w:type="dxa" w:w="100"/>
-              <w:bottom w:type="dxa" w:w="20"/>
+              <w:top w:type="dxa" w:w="40"/>
+              <w:left w:type="dxa" w:w="100"/>
+              <w:bottom w:type="dxa" w:w="40"/>
               <w:right w:type="dxa" w:w="100"/>
             </w:tcMar>
             <w:vAlign w:val="center"/>
@@ -4103,7 +4101,7 @@
                 <w:sz w:val="20"/>
                 <w:szCs w:val="20"/>
               </w:rPr>
-              <w:t xml:space="preserve">≈ 140 – 317</w:t>
+              <w:t xml:space="preserve">≈ 175 – 312</w:t>
             </w:r>
           </w:p>
         </w:tc>
@@ -4118,3045 +4116,9 @@
             </w:tcBorders>
             <w:shd w:fill="E3F2E7" w:color="auto" w:val="clear"/>
             <w:tcMar>
-              <w:top w:type="dxa" w:w="20"/>
-              <w:left w:type="dxa" w:w="100"/>
-              <w:bottom w:type="dxa" w:w="20"/>
-              <w:right w:type="dxa" w:w="100"/>
-            </w:tcMar>
-            <w:vAlign w:val="center"/>
-          </w:tcPr>
-          <w:p>
-            <w:pPr>
-              <w:spacing w:after="0" w:before="0"/>
-              <w:jc w:val="left"/>
-            </w:pPr>
-            <w:r>
-              <w:rPr>
-                <w:rFonts w:ascii="Arial" w:cs="Arial" w:eastAsia="Arial" w:hAnsi="Arial"/>
-                <w:sz w:val="20"/>
-                <w:szCs w:val="20"/>
-              </w:rPr>
-              <w:t xml:space="preserve"/>
-            </w:r>
-          </w:p>
-        </w:tc>
-      </w:tr>
-    </w:tbl>
-    <w:p>
-      <w:pPr>
-        <w:pageBreakBefore/>
-        <w:bidi/>
-        <w:spacing w:after="20" w:before="120"/>
-      </w:pPr>
-      <w:r>
-        <w:rPr>
-          <w:rFonts w:ascii="Arial" w:cs="Arial" w:eastAsia="Arial" w:hAnsi="Arial"/>
-          <w:b/>
-          <w:bCs/>
-          <w:color w:val="2F7D4F"/>
-          <w:sz w:val="28"/>
-          <w:szCs w:val="28"/>
-          <w:rtl/>
-        </w:rPr>
-        <w:t xml:space="preserve">الجزء الثاني: مكونات الطاقة الشمسية (جزء منفصل)</w:t>
-      </w:r>
-    </w:p>
-    <w:p>
-      <w:pPr>
-        <w:spacing w:after="100" w:before="0"/>
-        <w:jc w:val="left"/>
-      </w:pPr>
-      <w:r>
-        <w:rPr>
-          <w:rFonts w:ascii="Arial" w:cs="Arial" w:eastAsia="Arial" w:hAnsi="Arial"/>
-          <w:b/>
-          <w:bCs/>
-          <w:sz w:val="22"/>
-          <w:szCs w:val="22"/>
-        </w:rPr>
-        <w:t xml:space="preserve">Part 2: Solar power components (separate part)</w:t>
-      </w:r>
-    </w:p>
-    <w:p>
-      <w:pPr>
-        <w:bidi/>
-        <w:spacing w:after="20" w:before="0"/>
-      </w:pPr>
-      <w:r>
-        <w:rPr>
-          <w:rFonts w:ascii="Arial" w:cs="Arial" w:eastAsia="Arial" w:hAnsi="Arial"/>
-          <w:color w:val="5F6F64"/>
-          <w:sz w:val="19"/>
-          <w:szCs w:val="19"/>
-          <w:rtl/>
-        </w:rPr>
-        <w:t xml:space="preserve">لوح شمسي يشحن بطاريتين ليثيوم في النهار، والبطاريتان تشغّلان النبتة في الليل. يقيس ESP32 مستوى البطارية وجهد اللوح ويرسلهما إلى التطبيقات.</w:t>
-      </w:r>
-    </w:p>
-    <w:p>
-      <w:pPr>
-        <w:spacing w:after="120" w:before="0"/>
-        <w:jc w:val="left"/>
-      </w:pPr>
-      <w:r>
-        <w:rPr>
-          <w:rFonts w:ascii="Arial" w:cs="Arial" w:eastAsia="Arial" w:hAnsi="Arial"/>
-          <w:color w:val="5F6F64"/>
-          <w:sz w:val="18"/>
-          <w:szCs w:val="18"/>
-        </w:rPr>
-        <w:t xml:space="preserve">A solar panel charges two Li-ion batteries during the day; the batteries power the plant at night. The ESP32 measures the battery level and the panel voltage and sends them to the apps.</w:t>
-      </w:r>
-    </w:p>
-    <w:tbl>
-      <w:tblPr>
-        <w:tblW w:type="dxa" w:w="14838"/>
-        <w:tblBorders>
-          <w:top w:val="single" w:color="auto" w:sz="4"/>
-          <w:left w:val="single" w:color="auto" w:sz="4"/>
-          <w:bottom w:val="single" w:color="auto" w:sz="4"/>
-          <w:right w:val="single" w:color="auto" w:sz="4"/>
-          <w:insideH w:val="single" w:color="auto" w:sz="4"/>
-          <w:insideV w:val="single" w:color="auto" w:sz="4"/>
-        </w:tblBorders>
-      </w:tblPr>
-      <w:tblGrid>
-        <w:gridCol w:w="500"/>
-        <w:gridCol w:w="2900"/>
-        <w:gridCol w:w="2700"/>
-        <w:gridCol w:w="3000"/>
-        <w:gridCol w:w="1100"/>
-        <w:gridCol w:w="1300"/>
-        <w:gridCol w:w="3338"/>
-      </w:tblGrid>
-      <w:tr>
-        <w:trPr>
-          <w:tblHeader/>
-        </w:trPr>
-        <w:tc>
-          <w:tcPr>
-            <w:tcW w:type="dxa" w:w="500"/>
-            <w:tcBorders>
-              <w:top w:val="single" w:color="B7C9BC" w:sz="4"/>
-              <w:left w:val="single" w:color="B7C9BC" w:sz="4"/>
-              <w:bottom w:val="single" w:color="B7C9BC" w:sz="4"/>
-              <w:right w:val="single" w:color="B7C9BC" w:sz="4"/>
-            </w:tcBorders>
-            <w:shd w:fill="2F7D4F" w:color="auto" w:val="clear"/>
-            <w:tcMar>
-              <w:top w:type="dxa" w:w="20"/>
-              <w:left w:type="dxa" w:w="100"/>
-              <w:bottom w:type="dxa" w:w="20"/>
-              <w:right w:type="dxa" w:w="100"/>
-            </w:tcMar>
-            <w:vAlign w:val="center"/>
-          </w:tcPr>
-          <w:p>
-            <w:pPr>
-              <w:spacing w:after="0" w:before="0"/>
-              <w:jc w:val="center"/>
-            </w:pPr>
-            <w:r>
-              <w:rPr>
-                <w:rFonts w:ascii="Arial" w:cs="Arial" w:eastAsia="Arial" w:hAnsi="Arial"/>
-                <w:b/>
-                <w:bCs/>
-                <w:color w:val="FFFFFF"/>
-                <w:sz w:val="20"/>
-                <w:szCs w:val="20"/>
-              </w:rPr>
-              <w:t xml:space="preserve">#</w:t>
-            </w:r>
-          </w:p>
-        </w:tc>
-        <w:tc>
-          <w:tcPr>
-            <w:tcW w:type="dxa" w:w="2900"/>
-            <w:tcBorders>
-              <w:top w:val="single" w:color="B7C9BC" w:sz="4"/>
-              <w:left w:val="single" w:color="B7C9BC" w:sz="4"/>
-              <w:bottom w:val="single" w:color="B7C9BC" w:sz="4"/>
-              <w:right w:val="single" w:color="B7C9BC" w:sz="4"/>
-            </w:tcBorders>
-            <w:shd w:fill="2F7D4F" w:color="auto" w:val="clear"/>
-            <w:tcMar>
-              <w:top w:type="dxa" w:w="20"/>
-              <w:left w:type="dxa" w:w="100"/>
-              <w:bottom w:type="dxa" w:w="20"/>
-              <w:right w:type="dxa" w:w="100"/>
-            </w:tcMar>
-            <w:vAlign w:val="center"/>
-          </w:tcPr>
-          <w:p>
-            <w:pPr>
-              <w:spacing w:after="0" w:before="0"/>
-              <w:jc w:val="left"/>
-            </w:pPr>
-            <w:r>
-              <w:rPr>
-                <w:rFonts w:ascii="Arial" w:cs="Arial" w:eastAsia="Arial" w:hAnsi="Arial"/>
-                <w:b/>
-                <w:bCs/>
-                <w:color w:val="FFFFFF"/>
-                <w:sz w:val="20"/>
-                <w:szCs w:val="20"/>
-              </w:rPr>
-              <w:t xml:space="preserve">Component (English)</w:t>
-            </w:r>
-          </w:p>
-        </w:tc>
-        <w:tc>
-          <w:tcPr>
-            <w:tcW w:type="dxa" w:w="2700"/>
-            <w:tcBorders>
-              <w:top w:val="single" w:color="B7C9BC" w:sz="4"/>
-              <w:left w:val="single" w:color="B7C9BC" w:sz="4"/>
-              <w:bottom w:val="single" w:color="B7C9BC" w:sz="4"/>
-              <w:right w:val="single" w:color="B7C9BC" w:sz="4"/>
-            </w:tcBorders>
-            <w:shd w:fill="2F7D4F" w:color="auto" w:val="clear"/>
-            <w:tcMar>
-              <w:top w:type="dxa" w:w="20"/>
-              <w:left w:type="dxa" w:w="100"/>
-              <w:bottom w:type="dxa" w:w="20"/>
-              <w:right w:type="dxa" w:w="100"/>
-            </w:tcMar>
-            <w:vAlign w:val="center"/>
-          </w:tcPr>
-          <w:p>
-            <w:pPr>
-              <w:bidi/>
-              <w:spacing w:after="0" w:before="0"/>
-            </w:pPr>
-            <w:r>
-              <w:rPr>
-                <w:rFonts w:ascii="Arial" w:cs="Arial" w:eastAsia="Arial" w:hAnsi="Arial"/>
-                <w:b/>
-                <w:bCs/>
-                <w:color w:val="FFFFFF"/>
-                <w:sz w:val="20"/>
-                <w:szCs w:val="20"/>
-                <w:rtl/>
-              </w:rPr>
-              <w:t xml:space="preserve">اسم القطعة</w:t>
-            </w:r>
-          </w:p>
-          <w:p>
-            <w:pPr>
-              <w:bidi/>
-              <w:spacing w:after="0" w:before="0"/>
-            </w:pPr>
-            <w:r>
-              <w:rPr>
-                <w:rFonts w:ascii="Arial" w:cs="Arial" w:eastAsia="Arial" w:hAnsi="Arial"/>
-                <w:b/>
-                <w:bCs/>
-                <w:color w:val="FFFFFF"/>
-                <w:sz w:val="20"/>
-                <w:szCs w:val="20"/>
-                <w:rtl/>
-              </w:rPr>
-              <w:t xml:space="preserve">والاستخدام</w:t>
-            </w:r>
-          </w:p>
-        </w:tc>
-        <w:tc>
-          <w:tcPr>
-            <w:tcW w:type="dxa" w:w="3000"/>
-            <w:tcBorders>
-              <w:top w:val="single" w:color="B7C9BC" w:sz="4"/>
-              <w:left w:val="single" w:color="B7C9BC" w:sz="4"/>
-              <w:bottom w:val="single" w:color="B7C9BC" w:sz="4"/>
-              <w:right w:val="single" w:color="B7C9BC" w:sz="4"/>
-            </w:tcBorders>
-            <w:shd w:fill="2F7D4F" w:color="auto" w:val="clear"/>
-            <w:tcMar>
-              <w:top w:type="dxa" w:w="20"/>
-              <w:left w:type="dxa" w:w="100"/>
-              <w:bottom w:type="dxa" w:w="20"/>
-              <w:right w:type="dxa" w:w="100"/>
-            </w:tcMar>
-            <w:vAlign w:val="center"/>
-          </w:tcPr>
-          <w:p>
-            <w:pPr>
-              <w:spacing w:after="0" w:before="0"/>
-              <w:jc w:val="left"/>
-            </w:pPr>
-            <w:r>
-              <w:rPr>
-                <w:rFonts w:ascii="Arial" w:cs="Arial" w:eastAsia="Arial" w:hAnsi="Arial"/>
-                <w:b/>
-                <w:bCs/>
-                <w:color w:val="FFFFFF"/>
-                <w:sz w:val="20"/>
-                <w:szCs w:val="20"/>
-              </w:rPr>
-              <w:t xml:space="preserve">Part code / model</w:t>
-            </w:r>
-          </w:p>
-          <w:p>
-            <w:pPr>
-              <w:bidi/>
-              <w:spacing w:after="0" w:before="0"/>
-            </w:pPr>
-            <w:r>
-              <w:rPr>
-                <w:rFonts w:ascii="Arial" w:cs="Arial" w:eastAsia="Arial" w:hAnsi="Arial"/>
-                <w:b/>
-                <w:bCs/>
-                <w:color w:val="FFFFFF"/>
-                <w:sz w:val="17"/>
-                <w:szCs w:val="17"/>
-                <w:rtl/>
-              </w:rPr>
-              <w:t xml:space="preserve">كود القطعة (اطلبه بهذا الاسم)</w:t>
-            </w:r>
-          </w:p>
-        </w:tc>
-        <w:tc>
-          <w:tcPr>
-            <w:tcW w:type="dxa" w:w="1100"/>
-            <w:tcBorders>
-              <w:top w:val="single" w:color="B7C9BC" w:sz="4"/>
-              <w:left w:val="single" w:color="B7C9BC" w:sz="4"/>
-              <w:bottom w:val="single" w:color="B7C9BC" w:sz="4"/>
-              <w:right w:val="single" w:color="B7C9BC" w:sz="4"/>
-            </w:tcBorders>
-            <w:shd w:fill="2F7D4F" w:color="auto" w:val="clear"/>
-            <w:tcMar>
-              <w:top w:type="dxa" w:w="20"/>
-              <w:left w:type="dxa" w:w="100"/>
-              <w:bottom w:type="dxa" w:w="20"/>
-              <w:right w:type="dxa" w:w="100"/>
-            </w:tcMar>
-            <w:vAlign w:val="center"/>
-          </w:tcPr>
-          <w:p>
-            <w:pPr>
-              <w:bidi/>
-              <w:spacing w:after="0" w:before="0"/>
-              <w:jc w:val="center"/>
-            </w:pPr>
-            <w:r>
-              <w:rPr>
-                <w:rFonts w:ascii="Arial" w:cs="Arial" w:eastAsia="Arial" w:hAnsi="Arial"/>
-                <w:b/>
-                <w:bCs/>
-                <w:color w:val="FFFFFF"/>
-                <w:sz w:val="20"/>
-                <w:szCs w:val="20"/>
-                <w:rtl/>
-              </w:rPr>
-              <w:t xml:space="preserve">الكمية</w:t>
-            </w:r>
-          </w:p>
-          <w:p>
-            <w:pPr>
-              <w:spacing w:after="0" w:before="0"/>
-              <w:jc w:val="center"/>
-            </w:pPr>
-            <w:r>
-              <w:rPr>
-                <w:rFonts w:ascii="Arial" w:cs="Arial" w:eastAsia="Arial" w:hAnsi="Arial"/>
-                <w:b/>
-                <w:bCs/>
-                <w:color w:val="FFFFFF"/>
-                <w:sz w:val="20"/>
-                <w:szCs w:val="20"/>
-              </w:rPr>
-              <w:t xml:space="preserve">Qty</w:t>
-            </w:r>
-          </w:p>
-        </w:tc>
-        <w:tc>
-          <w:tcPr>
-            <w:tcW w:type="dxa" w:w="1300"/>
-            <w:tcBorders>
-              <w:top w:val="single" w:color="B7C9BC" w:sz="4"/>
-              <w:left w:val="single" w:color="B7C9BC" w:sz="4"/>
-              <w:bottom w:val="single" w:color="B7C9BC" w:sz="4"/>
-              <w:right w:val="single" w:color="B7C9BC" w:sz="4"/>
-            </w:tcBorders>
-            <w:shd w:fill="2F7D4F" w:color="auto" w:val="clear"/>
-            <w:tcMar>
-              <w:top w:type="dxa" w:w="20"/>
-              <w:left w:type="dxa" w:w="100"/>
-              <w:bottom w:type="dxa" w:w="20"/>
-              <w:right w:type="dxa" w:w="100"/>
-            </w:tcMar>
-            <w:vAlign w:val="center"/>
-          </w:tcPr>
-          <w:p>
-            <w:pPr>
-              <w:bidi/>
-              <w:spacing w:after="0" w:before="0"/>
-              <w:jc w:val="center"/>
-            </w:pPr>
-            <w:r>
-              <w:rPr>
-                <w:rFonts w:ascii="Arial" w:cs="Arial" w:eastAsia="Arial" w:hAnsi="Arial"/>
-                <w:b/>
-                <w:bCs/>
-                <w:color w:val="FFFFFF"/>
-                <w:sz w:val="20"/>
-                <w:szCs w:val="20"/>
-                <w:rtl/>
-              </w:rPr>
-              <w:t xml:space="preserve">السعر (ريال)</w:t>
-            </w:r>
-          </w:p>
-          <w:p>
-            <w:pPr>
-              <w:spacing w:after="0" w:before="0"/>
-              <w:jc w:val="center"/>
-            </w:pPr>
-            <w:r>
-              <w:rPr>
-                <w:rFonts w:ascii="Arial" w:cs="Arial" w:eastAsia="Arial" w:hAnsi="Arial"/>
-                <w:b/>
-                <w:bCs/>
-                <w:color w:val="FFFFFF"/>
-                <w:sz w:val="20"/>
-                <w:szCs w:val="20"/>
-              </w:rPr>
-              <w:t xml:space="preserve">Price (SAR)</w:t>
-            </w:r>
-          </w:p>
-        </w:tc>
-        <w:tc>
-          <w:tcPr>
-            <w:tcW w:type="dxa" w:w="3338"/>
-            <w:tcBorders>
-              <w:top w:val="single" w:color="B7C9BC" w:sz="4"/>
-              <w:left w:val="single" w:color="B7C9BC" w:sz="4"/>
-              <w:bottom w:val="single" w:color="B7C9BC" w:sz="4"/>
-              <w:right w:val="single" w:color="B7C9BC" w:sz="4"/>
-            </w:tcBorders>
-            <w:shd w:fill="2F7D4F" w:color="auto" w:val="clear"/>
-            <w:tcMar>
-              <w:top w:type="dxa" w:w="20"/>
-              <w:left w:type="dxa" w:w="100"/>
-              <w:bottom w:type="dxa" w:w="20"/>
-              <w:right w:type="dxa" w:w="100"/>
-            </w:tcMar>
-            <w:vAlign w:val="center"/>
-          </w:tcPr>
-          <w:p>
-            <w:pPr>
-              <w:spacing w:after="0" w:before="0"/>
-              <w:jc w:val="left"/>
-            </w:pPr>
-            <w:r>
-              <w:rPr>
-                <w:rFonts w:ascii="Arial" w:cs="Arial" w:eastAsia="Arial" w:hAnsi="Arial"/>
-                <w:b/>
-                <w:bCs/>
-                <w:color w:val="FFFFFF"/>
-                <w:sz w:val="20"/>
-                <w:szCs w:val="20"/>
-              </w:rPr>
-              <w:t xml:space="preserve">Buy links</w:t>
-            </w:r>
-          </w:p>
-          <w:p>
-            <w:pPr>
-              <w:bidi/>
-              <w:spacing w:after="0" w:before="0"/>
-            </w:pPr>
-            <w:r>
-              <w:rPr>
-                <w:rFonts w:ascii="Arial" w:cs="Arial" w:eastAsia="Arial" w:hAnsi="Arial"/>
-                <w:b/>
-                <w:bCs/>
-                <w:color w:val="FFFFFF"/>
-                <w:sz w:val="20"/>
-                <w:szCs w:val="20"/>
-                <w:rtl/>
-              </w:rPr>
-              <w:t xml:space="preserve">روابط الشراء</w:t>
-            </w:r>
-          </w:p>
-        </w:tc>
-      </w:tr>
-      <w:tr>
-        <w:tc>
-          <w:tcPr>
-            <w:tcW w:type="dxa" w:w="500"/>
-            <w:tcBorders>
-              <w:top w:val="single" w:color="B7C9BC" w:sz="4"/>
-              <w:left w:val="single" w:color="B7C9BC" w:sz="4"/>
-              <w:bottom w:val="single" w:color="B7C9BC" w:sz="4"/>
-              <w:right w:val="single" w:color="B7C9BC" w:sz="4"/>
-            </w:tcBorders>
-            <w:tcMar>
-              <w:top w:type="dxa" w:w="20"/>
-              <w:left w:type="dxa" w:w="100"/>
-              <w:bottom w:type="dxa" w:w="20"/>
-              <w:right w:type="dxa" w:w="100"/>
-            </w:tcMar>
-            <w:vAlign w:val="center"/>
-          </w:tcPr>
-          <w:p>
-            <w:pPr>
-              <w:spacing w:after="0" w:before="0"/>
-              <w:jc w:val="center"/>
-            </w:pPr>
-            <w:r>
-              <w:rPr>
-                <w:rFonts w:ascii="Arial" w:cs="Arial" w:eastAsia="Arial" w:hAnsi="Arial"/>
-                <w:sz w:val="20"/>
-                <w:szCs w:val="20"/>
-              </w:rPr>
-              <w:t xml:space="preserve">S1</w:t>
-            </w:r>
-          </w:p>
-        </w:tc>
-        <w:tc>
-          <w:tcPr>
-            <w:tcW w:type="dxa" w:w="2900"/>
-            <w:tcBorders>
-              <w:top w:val="single" w:color="B7C9BC" w:sz="4"/>
-              <w:left w:val="single" w:color="B7C9BC" w:sz="4"/>
-              <w:bottom w:val="single" w:color="B7C9BC" w:sz="4"/>
-              <w:right w:val="single" w:color="B7C9BC" w:sz="4"/>
-            </w:tcBorders>
-            <w:tcMar>
-              <w:top w:type="dxa" w:w="20"/>
-              <w:left w:type="dxa" w:w="100"/>
-              <w:bottom w:type="dxa" w:w="20"/>
-              <w:right w:type="dxa" w:w="100"/>
-            </w:tcMar>
-            <w:vAlign w:val="center"/>
-          </w:tcPr>
-          <w:p>
-            <w:pPr>
-              <w:spacing w:after="0" w:before="0"/>
-              <w:jc w:val="left"/>
-            </w:pPr>
-            <w:r>
-              <w:rPr>
-                <w:rFonts w:ascii="Arial" w:cs="Arial" w:eastAsia="Arial" w:hAnsi="Arial"/>
-                <w:sz w:val="20"/>
-                <w:szCs w:val="20"/>
-              </w:rPr>
-              <w:t xml:space="preserve">Solar panel 6 V 6 W</w:t>
-            </w:r>
-          </w:p>
-        </w:tc>
-        <w:tc>
-          <w:tcPr>
-            <w:tcW w:type="dxa" w:w="2700"/>
-            <w:tcBorders>
-              <w:top w:val="single" w:color="B7C9BC" w:sz="4"/>
-              <w:left w:val="single" w:color="B7C9BC" w:sz="4"/>
-              <w:bottom w:val="single" w:color="B7C9BC" w:sz="4"/>
-              <w:right w:val="single" w:color="B7C9BC" w:sz="4"/>
-            </w:tcBorders>
-            <w:tcMar>
-              <w:top w:type="dxa" w:w="20"/>
-              <w:left w:type="dxa" w:w="100"/>
-              <w:bottom w:type="dxa" w:w="20"/>
-              <w:right w:type="dxa" w:w="100"/>
-            </w:tcMar>
-            <w:vAlign w:val="center"/>
-          </w:tcPr>
-          <w:p>
-            <w:pPr>
-              <w:bidi/>
-              <w:spacing w:after="0" w:before="0"/>
-            </w:pPr>
-            <w:r>
-              <w:rPr>
-                <w:rFonts w:ascii="Arial" w:cs="Arial" w:eastAsia="Arial" w:hAnsi="Arial"/>
-                <w:sz w:val="20"/>
-                <w:szCs w:val="20"/>
-                <w:rtl/>
-              </w:rPr>
-              <w:t xml:space="preserve">لوح شمسي 6 فولت 6 واط</w:t>
-            </w:r>
-          </w:p>
-          <w:p>
-            <w:pPr>
-              <w:bidi/>
-              <w:spacing w:after="0" w:before="0"/>
-            </w:pPr>
-            <w:r>
-              <w:rPr>
-                <w:rFonts w:ascii="Arial" w:cs="Arial" w:eastAsia="Arial" w:hAnsi="Arial"/>
-                <w:color w:val="5F6F64"/>
-                <w:sz w:val="17"/>
-                <w:szCs w:val="17"/>
-                <w:rtl/>
-              </w:rPr>
-              <w:t xml:space="preserve">توليد الطاقة من الشمس</w:t>
-            </w:r>
-          </w:p>
-        </w:tc>
-        <w:tc>
-          <w:tcPr>
-            <w:tcW w:type="dxa" w:w="3000"/>
-            <w:tcBorders>
-              <w:top w:val="single" w:color="B7C9BC" w:sz="4"/>
-              <w:left w:val="single" w:color="B7C9BC" w:sz="4"/>
-              <w:bottom w:val="single" w:color="B7C9BC" w:sz="4"/>
-              <w:right w:val="single" w:color="B7C9BC" w:sz="4"/>
-            </w:tcBorders>
-            <w:tcMar>
-              <w:top w:type="dxa" w:w="20"/>
-              <w:left w:type="dxa" w:w="100"/>
-              <w:bottom w:type="dxa" w:w="20"/>
-              <w:right w:type="dxa" w:w="100"/>
-            </w:tcMar>
-            <w:vAlign w:val="center"/>
-          </w:tcPr>
-          <w:p>
-            <w:pPr>
-              <w:spacing w:after="0" w:before="0"/>
-              <w:jc w:val="left"/>
-            </w:pPr>
-            <w:r>
-              <w:rPr>
-                <w:rFonts w:ascii="Arial" w:cs="Arial" w:eastAsia="Arial" w:hAnsi="Arial"/>
-                <w:b/>
-                <w:bCs/>
-                <w:sz w:val="19"/>
-                <w:szCs w:val="19"/>
-              </w:rPr>
-              <w:t xml:space="preserve">6V 6W monocrystalline mini solar panel (≈ 1 A)</w:t>
-            </w:r>
-          </w:p>
-        </w:tc>
-        <w:tc>
-          <w:tcPr>
-            <w:tcW w:type="dxa" w:w="1100"/>
-            <w:tcBorders>
-              <w:top w:val="single" w:color="B7C9BC" w:sz="4"/>
-              <w:left w:val="single" w:color="B7C9BC" w:sz="4"/>
-              <w:bottom w:val="single" w:color="B7C9BC" w:sz="4"/>
-              <w:right w:val="single" w:color="B7C9BC" w:sz="4"/>
-            </w:tcBorders>
-            <w:tcMar>
-              <w:top w:type="dxa" w:w="20"/>
-              <w:left w:type="dxa" w:w="100"/>
-              <w:bottom w:type="dxa" w:w="20"/>
-              <w:right w:type="dxa" w:w="100"/>
-            </w:tcMar>
-            <w:vAlign w:val="center"/>
-          </w:tcPr>
-          <w:p>
-            <w:pPr>
-              <w:bidi/>
-              <w:spacing w:after="0" w:before="0"/>
-              <w:jc w:val="center"/>
-            </w:pPr>
-            <w:r>
-              <w:rPr>
-                <w:rFonts w:ascii="Arial" w:cs="Arial" w:eastAsia="Arial" w:hAnsi="Arial"/>
-                <w:sz w:val="20"/>
-                <w:szCs w:val="20"/>
-                <w:rtl/>
-              </w:rPr>
-              <w:t xml:space="preserve">1</w:t>
-            </w:r>
-          </w:p>
-        </w:tc>
-        <w:tc>
-          <w:tcPr>
-            <w:tcW w:type="dxa" w:w="1300"/>
-            <w:tcBorders>
-              <w:top w:val="single" w:color="B7C9BC" w:sz="4"/>
-              <w:left w:val="single" w:color="B7C9BC" w:sz="4"/>
-              <w:bottom w:val="single" w:color="B7C9BC" w:sz="4"/>
-              <w:right w:val="single" w:color="B7C9BC" w:sz="4"/>
-            </w:tcBorders>
-            <w:tcMar>
-              <w:top w:type="dxa" w:w="20"/>
-              <w:left w:type="dxa" w:w="100"/>
-              <w:bottom w:type="dxa" w:w="20"/>
-              <w:right w:type="dxa" w:w="100"/>
-            </w:tcMar>
-            <w:vAlign w:val="center"/>
-          </w:tcPr>
-          <w:p>
-            <w:pPr>
-              <w:spacing w:after="0" w:before="0"/>
-              <w:jc w:val="center"/>
-            </w:pPr>
-            <w:r>
-              <w:rPr>
-                <w:rFonts w:ascii="Arial" w:cs="Arial" w:eastAsia="Arial" w:hAnsi="Arial"/>
-                <w:b/>
-                <w:bCs/>
-                <w:sz w:val="20"/>
-                <w:szCs w:val="20"/>
-              </w:rPr>
-              <w:t xml:space="preserve">35 – 50</w:t>
-            </w:r>
-          </w:p>
-        </w:tc>
-        <w:tc>
-          <w:tcPr>
-            <w:tcW w:type="dxa" w:w="3338"/>
-            <w:tcBorders>
-              <w:top w:val="single" w:color="B7C9BC" w:sz="4"/>
-              <w:left w:val="single" w:color="B7C9BC" w:sz="4"/>
-              <w:bottom w:val="single" w:color="B7C9BC" w:sz="4"/>
-              <w:right w:val="single" w:color="B7C9BC" w:sz="4"/>
-            </w:tcBorders>
-            <w:tcMar>
-              <w:top w:type="dxa" w:w="20"/>
-              <w:left w:type="dxa" w:w="100"/>
-              <w:bottom w:type="dxa" w:w="20"/>
-              <w:right w:type="dxa" w:w="100"/>
-            </w:tcMar>
-            <w:vAlign w:val="center"/>
-          </w:tcPr>
-          <w:p>
-            <w:hyperlink w:history="1" r:id="rIdueg26wnod58mbfa9t5ezb">
-              <w:r>
-                <w:rPr>
-                  <w:rStyle w:val="Hyperlink"/>
-                  <w:rFonts w:ascii="Arial" w:cs="Arial" w:eastAsia="Arial" w:hAnsi="Arial"/>
-                  <w:sz w:val="18"/>
-                  <w:szCs w:val="18"/>
-                </w:rPr>
-                <w:t xml:space="preserve">Amazon.sa</w:t>
-              </w:r>
-            </w:hyperlink>
-          </w:p>
-          <w:p>
-            <w:hyperlink w:history="1" r:id="rIdpw5qkoujzhs0kznn7m0ri">
-              <w:r>
-                <w:rPr>
-                  <w:rStyle w:val="Hyperlink"/>
-                  <w:rFonts w:ascii="Arial" w:cs="Arial" w:eastAsia="Arial" w:hAnsi="Arial"/>
-                  <w:sz w:val="18"/>
-                  <w:szCs w:val="18"/>
-                </w:rPr>
-                <w:t xml:space="preserve">AliExpress</w:t>
-              </w:r>
-            </w:hyperlink>
-          </w:p>
-        </w:tc>
-      </w:tr>
-      <w:tr>
-        <w:tc>
-          <w:tcPr>
-            <w:tcW w:type="dxa" w:w="500"/>
-            <w:tcBorders>
-              <w:top w:val="single" w:color="B7C9BC" w:sz="4"/>
-              <w:left w:val="single" w:color="B7C9BC" w:sz="4"/>
-              <w:bottom w:val="single" w:color="B7C9BC" w:sz="4"/>
-              <w:right w:val="single" w:color="B7C9BC" w:sz="4"/>
-            </w:tcBorders>
-            <w:shd w:fill="F5F9F5" w:color="auto" w:val="clear"/>
-            <w:tcMar>
-              <w:top w:type="dxa" w:w="20"/>
-              <w:left w:type="dxa" w:w="100"/>
-              <w:bottom w:type="dxa" w:w="20"/>
-              <w:right w:type="dxa" w:w="100"/>
-            </w:tcMar>
-            <w:vAlign w:val="center"/>
-          </w:tcPr>
-          <w:p>
-            <w:pPr>
-              <w:spacing w:after="0" w:before="0"/>
-              <w:jc w:val="center"/>
-            </w:pPr>
-            <w:r>
-              <w:rPr>
-                <w:rFonts w:ascii="Arial" w:cs="Arial" w:eastAsia="Arial" w:hAnsi="Arial"/>
-                <w:sz w:val="20"/>
-                <w:szCs w:val="20"/>
-              </w:rPr>
-              <w:t xml:space="preserve">S2</w:t>
-            </w:r>
-          </w:p>
-        </w:tc>
-        <w:tc>
-          <w:tcPr>
-            <w:tcW w:type="dxa" w:w="2900"/>
-            <w:tcBorders>
-              <w:top w:val="single" w:color="B7C9BC" w:sz="4"/>
-              <w:left w:val="single" w:color="B7C9BC" w:sz="4"/>
-              <w:bottom w:val="single" w:color="B7C9BC" w:sz="4"/>
-              <w:right w:val="single" w:color="B7C9BC" w:sz="4"/>
-            </w:tcBorders>
-            <w:shd w:fill="F5F9F5" w:color="auto" w:val="clear"/>
-            <w:tcMar>
-              <w:top w:type="dxa" w:w="20"/>
-              <w:left w:type="dxa" w:w="100"/>
-              <w:bottom w:type="dxa" w:w="20"/>
-              <w:right w:type="dxa" w:w="100"/>
-            </w:tcMar>
-            <w:vAlign w:val="center"/>
-          </w:tcPr>
-          <w:p>
-            <w:pPr>
-              <w:spacing w:after="0" w:before="0"/>
-              <w:jc w:val="left"/>
-            </w:pPr>
-            <w:r>
-              <w:rPr>
-                <w:rFonts w:ascii="Arial" w:cs="Arial" w:eastAsia="Arial" w:hAnsi="Arial"/>
-                <w:sz w:val="20"/>
-                <w:szCs w:val="20"/>
-              </w:rPr>
-              <w:t xml:space="preserve">MPPT solar charger module</w:t>
-            </w:r>
-          </w:p>
-        </w:tc>
-        <w:tc>
-          <w:tcPr>
-            <w:tcW w:type="dxa" w:w="2700"/>
-            <w:tcBorders>
-              <w:top w:val="single" w:color="B7C9BC" w:sz="4"/>
-              <w:left w:val="single" w:color="B7C9BC" w:sz="4"/>
-              <w:bottom w:val="single" w:color="B7C9BC" w:sz="4"/>
-              <w:right w:val="single" w:color="B7C9BC" w:sz="4"/>
-            </w:tcBorders>
-            <w:shd w:fill="F5F9F5" w:color="auto" w:val="clear"/>
-            <w:tcMar>
-              <w:top w:type="dxa" w:w="20"/>
-              <w:left w:type="dxa" w:w="100"/>
-              <w:bottom w:type="dxa" w:w="20"/>
-              <w:right w:type="dxa" w:w="100"/>
-            </w:tcMar>
-            <w:vAlign w:val="center"/>
-          </w:tcPr>
-          <w:p>
-            <w:pPr>
-              <w:bidi/>
-              <w:spacing w:after="0" w:before="0"/>
-            </w:pPr>
-            <w:r>
-              <w:rPr>
-                <w:rFonts w:ascii="Arial" w:cs="Arial" w:eastAsia="Arial" w:hAnsi="Arial"/>
-                <w:sz w:val="20"/>
-                <w:szCs w:val="20"/>
-                <w:rtl/>
-              </w:rPr>
-              <w:t xml:space="preserve">منظّم شحن شمسي MPPT</w:t>
-            </w:r>
-          </w:p>
-          <w:p>
-            <w:pPr>
-              <w:bidi/>
-              <w:spacing w:after="0" w:before="0"/>
-            </w:pPr>
-            <w:r>
-              <w:rPr>
-                <w:rFonts w:ascii="Arial" w:cs="Arial" w:eastAsia="Arial" w:hAnsi="Arial"/>
-                <w:color w:val="5F6F64"/>
-                <w:sz w:val="17"/>
-                <w:szCs w:val="17"/>
-                <w:rtl/>
-              </w:rPr>
-              <w:t xml:space="preserve">شحن البطارية بأمان من اللوح</w:t>
-            </w:r>
-          </w:p>
-        </w:tc>
-        <w:tc>
-          <w:tcPr>
-            <w:tcW w:type="dxa" w:w="3000"/>
-            <w:tcBorders>
-              <w:top w:val="single" w:color="B7C9BC" w:sz="4"/>
-              <w:left w:val="single" w:color="B7C9BC" w:sz="4"/>
-              <w:bottom w:val="single" w:color="B7C9BC" w:sz="4"/>
-              <w:right w:val="single" w:color="B7C9BC" w:sz="4"/>
-            </w:tcBorders>
-            <w:shd w:fill="F5F9F5" w:color="auto" w:val="clear"/>
-            <w:tcMar>
-              <w:top w:type="dxa" w:w="20"/>
-              <w:left w:type="dxa" w:w="100"/>
-              <w:bottom w:type="dxa" w:w="20"/>
-              <w:right w:type="dxa" w:w="100"/>
-            </w:tcMar>
-            <w:vAlign w:val="center"/>
-          </w:tcPr>
-          <w:p>
-            <w:pPr>
-              <w:spacing w:after="0" w:before="0"/>
-              <w:jc w:val="left"/>
-            </w:pPr>
-            <w:r>
-              <w:rPr>
-                <w:rFonts w:ascii="Arial" w:cs="Arial" w:eastAsia="Arial" w:hAnsi="Arial"/>
-                <w:b/>
-                <w:bCs/>
-                <w:sz w:val="19"/>
-                <w:szCs w:val="19"/>
-              </w:rPr>
-              <w:t xml:space="preserve">CN3791 MPPT solar Li-ion charger, 6 V version</w:t>
-            </w:r>
-          </w:p>
-        </w:tc>
-        <w:tc>
-          <w:tcPr>
-            <w:tcW w:type="dxa" w:w="1100"/>
-            <w:tcBorders>
-              <w:top w:val="single" w:color="B7C9BC" w:sz="4"/>
-              <w:left w:val="single" w:color="B7C9BC" w:sz="4"/>
-              <w:bottom w:val="single" w:color="B7C9BC" w:sz="4"/>
-              <w:right w:val="single" w:color="B7C9BC" w:sz="4"/>
-            </w:tcBorders>
-            <w:shd w:fill="F5F9F5" w:color="auto" w:val="clear"/>
-            <w:tcMar>
-              <w:top w:type="dxa" w:w="20"/>
-              <w:left w:type="dxa" w:w="100"/>
-              <w:bottom w:type="dxa" w:w="20"/>
-              <w:right w:type="dxa" w:w="100"/>
-            </w:tcMar>
-            <w:vAlign w:val="center"/>
-          </w:tcPr>
-          <w:p>
-            <w:pPr>
-              <w:bidi/>
-              <w:spacing w:after="0" w:before="0"/>
-              <w:jc w:val="center"/>
-            </w:pPr>
-            <w:r>
-              <w:rPr>
-                <w:rFonts w:ascii="Arial" w:cs="Arial" w:eastAsia="Arial" w:hAnsi="Arial"/>
-                <w:sz w:val="20"/>
-                <w:szCs w:val="20"/>
-                <w:rtl/>
-              </w:rPr>
-              <w:t xml:space="preserve">1</w:t>
-            </w:r>
-          </w:p>
-        </w:tc>
-        <w:tc>
-          <w:tcPr>
-            <w:tcW w:type="dxa" w:w="1300"/>
-            <w:tcBorders>
-              <w:top w:val="single" w:color="B7C9BC" w:sz="4"/>
-              <w:left w:val="single" w:color="B7C9BC" w:sz="4"/>
-              <w:bottom w:val="single" w:color="B7C9BC" w:sz="4"/>
-              <w:right w:val="single" w:color="B7C9BC" w:sz="4"/>
-            </w:tcBorders>
-            <w:shd w:fill="F5F9F5" w:color="auto" w:val="clear"/>
-            <w:tcMar>
-              <w:top w:type="dxa" w:w="20"/>
-              <w:left w:type="dxa" w:w="100"/>
-              <w:bottom w:type="dxa" w:w="20"/>
-              <w:right w:type="dxa" w:w="100"/>
-            </w:tcMar>
-            <w:vAlign w:val="center"/>
-          </w:tcPr>
-          <w:p>
-            <w:pPr>
-              <w:spacing w:after="0" w:before="0"/>
-              <w:jc w:val="center"/>
-            </w:pPr>
-            <w:r>
-              <w:rPr>
-                <w:rFonts w:ascii="Arial" w:cs="Arial" w:eastAsia="Arial" w:hAnsi="Arial"/>
-                <w:b/>
-                <w:bCs/>
-                <w:sz w:val="20"/>
-                <w:szCs w:val="20"/>
-              </w:rPr>
-              <w:t xml:space="preserve">15 – 25</w:t>
-            </w:r>
-          </w:p>
-        </w:tc>
-        <w:tc>
-          <w:tcPr>
-            <w:tcW w:type="dxa" w:w="3338"/>
-            <w:tcBorders>
-              <w:top w:val="single" w:color="B7C9BC" w:sz="4"/>
-              <w:left w:val="single" w:color="B7C9BC" w:sz="4"/>
-              <w:bottom w:val="single" w:color="B7C9BC" w:sz="4"/>
-              <w:right w:val="single" w:color="B7C9BC" w:sz="4"/>
-            </w:tcBorders>
-            <w:shd w:fill="F5F9F5" w:color="auto" w:val="clear"/>
-            <w:tcMar>
-              <w:top w:type="dxa" w:w="20"/>
-              <w:left w:type="dxa" w:w="100"/>
-              <w:bottom w:type="dxa" w:w="20"/>
-              <w:right w:type="dxa" w:w="100"/>
-            </w:tcMar>
-            <w:vAlign w:val="center"/>
-          </w:tcPr>
-          <w:p>
-            <w:hyperlink w:history="1" r:id="rIdq9w71vprpncca49p1uylo">
-              <w:r>
-                <w:rPr>
-                  <w:rStyle w:val="Hyperlink"/>
-                  <w:rFonts w:ascii="Arial" w:cs="Arial" w:eastAsia="Arial" w:hAnsi="Arial"/>
-                  <w:sz w:val="18"/>
-                  <w:szCs w:val="18"/>
-                </w:rPr>
-                <w:t xml:space="preserve">Amazon.sa</w:t>
-              </w:r>
-            </w:hyperlink>
-          </w:p>
-          <w:p>
-            <w:hyperlink w:history="1" r:id="rId1q47ln6qkvgvilatjebjv">
-              <w:r>
-                <w:rPr>
-                  <w:rStyle w:val="Hyperlink"/>
-                  <w:rFonts w:ascii="Arial" w:cs="Arial" w:eastAsia="Arial" w:hAnsi="Arial"/>
-                  <w:sz w:val="18"/>
-                  <w:szCs w:val="18"/>
-                </w:rPr>
-                <w:t xml:space="preserve">AliExpress</w:t>
-              </w:r>
-            </w:hyperlink>
-          </w:p>
-        </w:tc>
-      </w:tr>
-      <w:tr>
-        <w:tc>
-          <w:tcPr>
-            <w:tcW w:type="dxa" w:w="500"/>
-            <w:tcBorders>
-              <w:top w:val="single" w:color="B7C9BC" w:sz="4"/>
-              <w:left w:val="single" w:color="B7C9BC" w:sz="4"/>
-              <w:bottom w:val="single" w:color="B7C9BC" w:sz="4"/>
-              <w:right w:val="single" w:color="B7C9BC" w:sz="4"/>
-            </w:tcBorders>
-            <w:tcMar>
-              <w:top w:type="dxa" w:w="20"/>
-              <w:left w:type="dxa" w:w="100"/>
-              <w:bottom w:type="dxa" w:w="20"/>
-              <w:right w:type="dxa" w:w="100"/>
-            </w:tcMar>
-            <w:vAlign w:val="center"/>
-          </w:tcPr>
-          <w:p>
-            <w:pPr>
-              <w:spacing w:after="0" w:before="0"/>
-              <w:jc w:val="center"/>
-            </w:pPr>
-            <w:r>
-              <w:rPr>
-                <w:rFonts w:ascii="Arial" w:cs="Arial" w:eastAsia="Arial" w:hAnsi="Arial"/>
-                <w:sz w:val="20"/>
-                <w:szCs w:val="20"/>
-              </w:rPr>
-              <w:t xml:space="preserve">S3</w:t>
-            </w:r>
-          </w:p>
-        </w:tc>
-        <w:tc>
-          <w:tcPr>
-            <w:tcW w:type="dxa" w:w="2900"/>
-            <w:tcBorders>
-              <w:top w:val="single" w:color="B7C9BC" w:sz="4"/>
-              <w:left w:val="single" w:color="B7C9BC" w:sz="4"/>
-              <w:bottom w:val="single" w:color="B7C9BC" w:sz="4"/>
-              <w:right w:val="single" w:color="B7C9BC" w:sz="4"/>
-            </w:tcBorders>
-            <w:tcMar>
-              <w:top w:type="dxa" w:w="20"/>
-              <w:left w:type="dxa" w:w="100"/>
-              <w:bottom w:type="dxa" w:w="20"/>
-              <w:right w:type="dxa" w:w="100"/>
-            </w:tcMar>
-            <w:vAlign w:val="center"/>
-          </w:tcPr>
-          <w:p>
-            <w:pPr>
-              <w:spacing w:after="0" w:before="0"/>
-              <w:jc w:val="left"/>
-            </w:pPr>
-            <w:r>
-              <w:rPr>
-                <w:rFonts w:ascii="Arial" w:cs="Arial" w:eastAsia="Arial" w:hAnsi="Arial"/>
-                <w:sz w:val="20"/>
-                <w:szCs w:val="20"/>
-              </w:rPr>
-              <w:t xml:space="preserve">18650 Li-ion battery</w:t>
-            </w:r>
-          </w:p>
-        </w:tc>
-        <w:tc>
-          <w:tcPr>
-            <w:tcW w:type="dxa" w:w="2700"/>
-            <w:tcBorders>
-              <w:top w:val="single" w:color="B7C9BC" w:sz="4"/>
-              <w:left w:val="single" w:color="B7C9BC" w:sz="4"/>
-              <w:bottom w:val="single" w:color="B7C9BC" w:sz="4"/>
-              <w:right w:val="single" w:color="B7C9BC" w:sz="4"/>
-            </w:tcBorders>
-            <w:tcMar>
-              <w:top w:type="dxa" w:w="20"/>
-              <w:left w:type="dxa" w:w="100"/>
-              <w:bottom w:type="dxa" w:w="20"/>
-              <w:right w:type="dxa" w:w="100"/>
-            </w:tcMar>
-            <w:vAlign w:val="center"/>
-          </w:tcPr>
-          <w:p>
-            <w:pPr>
-              <w:bidi/>
-              <w:spacing w:after="0" w:before="0"/>
-            </w:pPr>
-            <w:r>
-              <w:rPr>
-                <w:rFonts w:ascii="Arial" w:cs="Arial" w:eastAsia="Arial" w:hAnsi="Arial"/>
-                <w:sz w:val="20"/>
-                <w:szCs w:val="20"/>
-                <w:rtl/>
-              </w:rPr>
-              <w:t xml:space="preserve">بطارية ليثيوم 18650</w:t>
-            </w:r>
-          </w:p>
-          <w:p>
-            <w:pPr>
-              <w:bidi/>
-              <w:spacing w:after="0" w:before="0"/>
-            </w:pPr>
-            <w:r>
-              <w:rPr>
-                <w:rFonts w:ascii="Arial" w:cs="Arial" w:eastAsia="Arial" w:hAnsi="Arial"/>
-                <w:color w:val="5F6F64"/>
-                <w:sz w:val="17"/>
-                <w:szCs w:val="17"/>
-                <w:rtl/>
-              </w:rPr>
-              <w:t xml:space="preserve">تخزين الطاقة لليل والأيام الغائمة</w:t>
-            </w:r>
-          </w:p>
-        </w:tc>
-        <w:tc>
-          <w:tcPr>
-            <w:tcW w:type="dxa" w:w="3000"/>
-            <w:tcBorders>
-              <w:top w:val="single" w:color="B7C9BC" w:sz="4"/>
-              <w:left w:val="single" w:color="B7C9BC" w:sz="4"/>
-              <w:bottom w:val="single" w:color="B7C9BC" w:sz="4"/>
-              <w:right w:val="single" w:color="B7C9BC" w:sz="4"/>
-            </w:tcBorders>
-            <w:tcMar>
-              <w:top w:type="dxa" w:w="20"/>
-              <w:left w:type="dxa" w:w="100"/>
-              <w:bottom w:type="dxa" w:w="20"/>
-              <w:right w:type="dxa" w:w="100"/>
-            </w:tcMar>
-            <w:vAlign w:val="center"/>
-          </w:tcPr>
-          <w:p>
-            <w:pPr>
-              <w:spacing w:after="0" w:before="0"/>
-              <w:jc w:val="left"/>
-            </w:pPr>
-            <w:r>
-              <w:rPr>
-                <w:rFonts w:ascii="Arial" w:cs="Arial" w:eastAsia="Arial" w:hAnsi="Arial"/>
-                <w:b/>
-                <w:bCs/>
-                <w:sz w:val="19"/>
-                <w:szCs w:val="19"/>
-              </w:rPr>
-              <w:t xml:space="preserve">18650 3.7 V 3000 mAh protected (same model ×2)</w:t>
-            </w:r>
-          </w:p>
-        </w:tc>
-        <w:tc>
-          <w:tcPr>
-            <w:tcW w:type="dxa" w:w="1100"/>
-            <w:tcBorders>
-              <w:top w:val="single" w:color="B7C9BC" w:sz="4"/>
-              <w:left w:val="single" w:color="B7C9BC" w:sz="4"/>
-              <w:bottom w:val="single" w:color="B7C9BC" w:sz="4"/>
-              <w:right w:val="single" w:color="B7C9BC" w:sz="4"/>
-            </w:tcBorders>
-            <w:tcMar>
-              <w:top w:type="dxa" w:w="20"/>
-              <w:left w:type="dxa" w:w="100"/>
-              <w:bottom w:type="dxa" w:w="20"/>
-              <w:right w:type="dxa" w:w="100"/>
-            </w:tcMar>
-            <w:vAlign w:val="center"/>
-          </w:tcPr>
-          <w:p>
-            <w:pPr>
-              <w:bidi/>
-              <w:spacing w:after="0" w:before="0"/>
-              <w:jc w:val="center"/>
-            </w:pPr>
-            <w:r>
-              <w:rPr>
-                <w:rFonts w:ascii="Arial" w:cs="Arial" w:eastAsia="Arial" w:hAnsi="Arial"/>
-                <w:sz w:val="20"/>
-                <w:szCs w:val="20"/>
-                <w:rtl/>
-              </w:rPr>
-              <w:t xml:space="preserve">2</w:t>
-            </w:r>
-          </w:p>
-        </w:tc>
-        <w:tc>
-          <w:tcPr>
-            <w:tcW w:type="dxa" w:w="1300"/>
-            <w:tcBorders>
-              <w:top w:val="single" w:color="B7C9BC" w:sz="4"/>
-              <w:left w:val="single" w:color="B7C9BC" w:sz="4"/>
-              <w:bottom w:val="single" w:color="B7C9BC" w:sz="4"/>
-              <w:right w:val="single" w:color="B7C9BC" w:sz="4"/>
-            </w:tcBorders>
-            <w:tcMar>
-              <w:top w:type="dxa" w:w="20"/>
-              <w:left w:type="dxa" w:w="100"/>
-              <w:bottom w:type="dxa" w:w="20"/>
-              <w:right w:type="dxa" w:w="100"/>
-            </w:tcMar>
-            <w:vAlign w:val="center"/>
-          </w:tcPr>
-          <w:p>
-            <w:pPr>
-              <w:spacing w:after="0" w:before="0"/>
-              <w:jc w:val="center"/>
-            </w:pPr>
-            <w:r>
-              <w:rPr>
-                <w:rFonts w:ascii="Arial" w:cs="Arial" w:eastAsia="Arial" w:hAnsi="Arial"/>
-                <w:b/>
-                <w:bCs/>
-                <w:sz w:val="20"/>
-                <w:szCs w:val="20"/>
-              </w:rPr>
-              <w:t xml:space="preserve">40 – 60</w:t>
-            </w:r>
-          </w:p>
-        </w:tc>
-        <w:tc>
-          <w:tcPr>
-            <w:tcW w:type="dxa" w:w="3338"/>
-            <w:tcBorders>
-              <w:top w:val="single" w:color="B7C9BC" w:sz="4"/>
-              <w:left w:val="single" w:color="B7C9BC" w:sz="4"/>
-              <w:bottom w:val="single" w:color="B7C9BC" w:sz="4"/>
-              <w:right w:val="single" w:color="B7C9BC" w:sz="4"/>
-            </w:tcBorders>
-            <w:tcMar>
-              <w:top w:type="dxa" w:w="20"/>
-              <w:left w:type="dxa" w:w="100"/>
-              <w:bottom w:type="dxa" w:w="20"/>
-              <w:right w:type="dxa" w:w="100"/>
-            </w:tcMar>
-            <w:vAlign w:val="center"/>
-          </w:tcPr>
-          <w:p>
-            <w:hyperlink w:history="1" r:id="rIdwy3l3fm63d3vu-wlwffls">
-              <w:r>
-                <w:rPr>
-                  <w:rStyle w:val="Hyperlink"/>
-                  <w:rFonts w:ascii="Arial" w:cs="Arial" w:eastAsia="Arial" w:hAnsi="Arial"/>
-                  <w:sz w:val="18"/>
-                  <w:szCs w:val="18"/>
-                </w:rPr>
-                <w:t xml:space="preserve">Amazon.sa</w:t>
-              </w:r>
-            </w:hyperlink>
-          </w:p>
-          <w:p>
-            <w:hyperlink w:history="1" r:id="rIdypxcyousj4npju_e5yjwd">
-              <w:r>
-                <w:rPr>
-                  <w:rStyle w:val="Hyperlink"/>
-                  <w:rFonts w:ascii="Arial" w:cs="Arial" w:eastAsia="Arial" w:hAnsi="Arial"/>
-                  <w:sz w:val="18"/>
-                  <w:szCs w:val="18"/>
-                </w:rPr>
-                <w:t xml:space="preserve">AliExpress</w:t>
-              </w:r>
-            </w:hyperlink>
-          </w:p>
-        </w:tc>
-      </w:tr>
-      <w:tr>
-        <w:tc>
-          <w:tcPr>
-            <w:tcW w:type="dxa" w:w="500"/>
-            <w:tcBorders>
-              <w:top w:val="single" w:color="B7C9BC" w:sz="4"/>
-              <w:left w:val="single" w:color="B7C9BC" w:sz="4"/>
-              <w:bottom w:val="single" w:color="B7C9BC" w:sz="4"/>
-              <w:right w:val="single" w:color="B7C9BC" w:sz="4"/>
-            </w:tcBorders>
-            <w:shd w:fill="F5F9F5" w:color="auto" w:val="clear"/>
-            <w:tcMar>
-              <w:top w:type="dxa" w:w="20"/>
-              <w:left w:type="dxa" w:w="100"/>
-              <w:bottom w:type="dxa" w:w="20"/>
-              <w:right w:type="dxa" w:w="100"/>
-            </w:tcMar>
-            <w:vAlign w:val="center"/>
-          </w:tcPr>
-          <w:p>
-            <w:pPr>
-              <w:spacing w:after="0" w:before="0"/>
-              <w:jc w:val="center"/>
-            </w:pPr>
-            <w:r>
-              <w:rPr>
-                <w:rFonts w:ascii="Arial" w:cs="Arial" w:eastAsia="Arial" w:hAnsi="Arial"/>
-                <w:sz w:val="20"/>
-                <w:szCs w:val="20"/>
-              </w:rPr>
-              <w:t xml:space="preserve">S4</w:t>
-            </w:r>
-          </w:p>
-        </w:tc>
-        <w:tc>
-          <w:tcPr>
-            <w:tcW w:type="dxa" w:w="2900"/>
-            <w:tcBorders>
-              <w:top w:val="single" w:color="B7C9BC" w:sz="4"/>
-              <w:left w:val="single" w:color="B7C9BC" w:sz="4"/>
-              <w:bottom w:val="single" w:color="B7C9BC" w:sz="4"/>
-              <w:right w:val="single" w:color="B7C9BC" w:sz="4"/>
-            </w:tcBorders>
-            <w:shd w:fill="F5F9F5" w:color="auto" w:val="clear"/>
-            <w:tcMar>
-              <w:top w:type="dxa" w:w="20"/>
-              <w:left w:type="dxa" w:w="100"/>
-              <w:bottom w:type="dxa" w:w="20"/>
-              <w:right w:type="dxa" w:w="100"/>
-            </w:tcMar>
-            <w:vAlign w:val="center"/>
-          </w:tcPr>
-          <w:p>
-            <w:pPr>
-              <w:spacing w:after="0" w:before="0"/>
-              <w:jc w:val="left"/>
-            </w:pPr>
-            <w:r>
-              <w:rPr>
-                <w:rFonts w:ascii="Arial" w:cs="Arial" w:eastAsia="Arial" w:hAnsi="Arial"/>
-                <w:sz w:val="20"/>
-                <w:szCs w:val="20"/>
-              </w:rPr>
-              <w:t xml:space="preserve">2 × 18650 battery holder</w:t>
-            </w:r>
-          </w:p>
-        </w:tc>
-        <w:tc>
-          <w:tcPr>
-            <w:tcW w:type="dxa" w:w="2700"/>
-            <w:tcBorders>
-              <w:top w:val="single" w:color="B7C9BC" w:sz="4"/>
-              <w:left w:val="single" w:color="B7C9BC" w:sz="4"/>
-              <w:bottom w:val="single" w:color="B7C9BC" w:sz="4"/>
-              <w:right w:val="single" w:color="B7C9BC" w:sz="4"/>
-            </w:tcBorders>
-            <w:shd w:fill="F5F9F5" w:color="auto" w:val="clear"/>
-            <w:tcMar>
-              <w:top w:type="dxa" w:w="20"/>
-              <w:left w:type="dxa" w:w="100"/>
-              <w:bottom w:type="dxa" w:w="20"/>
-              <w:right w:type="dxa" w:w="100"/>
-            </w:tcMar>
-            <w:vAlign w:val="center"/>
-          </w:tcPr>
-          <w:p>
-            <w:pPr>
-              <w:bidi/>
-              <w:spacing w:after="0" w:before="0"/>
-            </w:pPr>
-            <w:r>
-              <w:rPr>
-                <w:rFonts w:ascii="Arial" w:cs="Arial" w:eastAsia="Arial" w:hAnsi="Arial"/>
-                <w:sz w:val="20"/>
-                <w:szCs w:val="20"/>
-                <w:rtl/>
-              </w:rPr>
-              <w:t xml:space="preserve">حامل بطاريتين 18650</w:t>
-            </w:r>
-          </w:p>
-          <w:p>
-            <w:pPr>
-              <w:bidi/>
-              <w:spacing w:after="0" w:before="0"/>
-            </w:pPr>
-            <w:r>
-              <w:rPr>
-                <w:rFonts w:ascii="Arial" w:cs="Arial" w:eastAsia="Arial" w:hAnsi="Arial"/>
-                <w:color w:val="5F6F64"/>
-                <w:sz w:val="17"/>
-                <w:szCs w:val="17"/>
-                <w:rtl/>
-              </w:rPr>
-              <w:t xml:space="preserve">تثبيت البطاريتين (توصيل متوازٍ)</w:t>
-            </w:r>
-          </w:p>
-        </w:tc>
-        <w:tc>
-          <w:tcPr>
-            <w:tcW w:type="dxa" w:w="3000"/>
-            <w:tcBorders>
-              <w:top w:val="single" w:color="B7C9BC" w:sz="4"/>
-              <w:left w:val="single" w:color="B7C9BC" w:sz="4"/>
-              <w:bottom w:val="single" w:color="B7C9BC" w:sz="4"/>
-              <w:right w:val="single" w:color="B7C9BC" w:sz="4"/>
-            </w:tcBorders>
-            <w:shd w:fill="F5F9F5" w:color="auto" w:val="clear"/>
-            <w:tcMar>
-              <w:top w:type="dxa" w:w="20"/>
-              <w:left w:type="dxa" w:w="100"/>
-              <w:bottom w:type="dxa" w:w="20"/>
-              <w:right w:type="dxa" w:w="100"/>
-            </w:tcMar>
-            <w:vAlign w:val="center"/>
-          </w:tcPr>
-          <w:p>
-            <w:pPr>
-              <w:spacing w:after="0" w:before="0"/>
-              <w:jc w:val="left"/>
-            </w:pPr>
-            <w:r>
-              <w:rPr>
-                <w:rFonts w:ascii="Arial" w:cs="Arial" w:eastAsia="Arial" w:hAnsi="Arial"/>
-                <w:b/>
-                <w:bCs/>
-                <w:sz w:val="19"/>
-                <w:szCs w:val="19"/>
-              </w:rPr>
-              <w:t xml:space="preserve">2-slot 18650 holder, parallel (3.7 V)</w:t>
-            </w:r>
-          </w:p>
-        </w:tc>
-        <w:tc>
-          <w:tcPr>
-            <w:tcW w:type="dxa" w:w="1100"/>
-            <w:tcBorders>
-              <w:top w:val="single" w:color="B7C9BC" w:sz="4"/>
-              <w:left w:val="single" w:color="B7C9BC" w:sz="4"/>
-              <w:bottom w:val="single" w:color="B7C9BC" w:sz="4"/>
-              <w:right w:val="single" w:color="B7C9BC" w:sz="4"/>
-            </w:tcBorders>
-            <w:shd w:fill="F5F9F5" w:color="auto" w:val="clear"/>
-            <w:tcMar>
-              <w:top w:type="dxa" w:w="20"/>
-              <w:left w:type="dxa" w:w="100"/>
-              <w:bottom w:type="dxa" w:w="20"/>
-              <w:right w:type="dxa" w:w="100"/>
-            </w:tcMar>
-            <w:vAlign w:val="center"/>
-          </w:tcPr>
-          <w:p>
-            <w:pPr>
-              <w:bidi/>
-              <w:spacing w:after="0" w:before="0"/>
-              <w:jc w:val="center"/>
-            </w:pPr>
-            <w:r>
-              <w:rPr>
-                <w:rFonts w:ascii="Arial" w:cs="Arial" w:eastAsia="Arial" w:hAnsi="Arial"/>
-                <w:sz w:val="20"/>
-                <w:szCs w:val="20"/>
-                <w:rtl/>
-              </w:rPr>
-              <w:t xml:space="preserve">1</w:t>
-            </w:r>
-          </w:p>
-        </w:tc>
-        <w:tc>
-          <w:tcPr>
-            <w:tcW w:type="dxa" w:w="1300"/>
-            <w:tcBorders>
-              <w:top w:val="single" w:color="B7C9BC" w:sz="4"/>
-              <w:left w:val="single" w:color="B7C9BC" w:sz="4"/>
-              <w:bottom w:val="single" w:color="B7C9BC" w:sz="4"/>
-              <w:right w:val="single" w:color="B7C9BC" w:sz="4"/>
-            </w:tcBorders>
-            <w:shd w:fill="F5F9F5" w:color="auto" w:val="clear"/>
-            <w:tcMar>
-              <w:top w:type="dxa" w:w="20"/>
-              <w:left w:type="dxa" w:w="100"/>
-              <w:bottom w:type="dxa" w:w="20"/>
-              <w:right w:type="dxa" w:w="100"/>
-            </w:tcMar>
-            <w:vAlign w:val="center"/>
-          </w:tcPr>
-          <w:p>
-            <w:pPr>
-              <w:spacing w:after="0" w:before="0"/>
-              <w:jc w:val="center"/>
-            </w:pPr>
-            <w:r>
-              <w:rPr>
-                <w:rFonts w:ascii="Arial" w:cs="Arial" w:eastAsia="Arial" w:hAnsi="Arial"/>
-                <w:b/>
-                <w:bCs/>
-                <w:sz w:val="20"/>
-                <w:szCs w:val="20"/>
-              </w:rPr>
-              <w:t xml:space="preserve">8 – 12</w:t>
-            </w:r>
-          </w:p>
-        </w:tc>
-        <w:tc>
-          <w:tcPr>
-            <w:tcW w:type="dxa" w:w="3338"/>
-            <w:tcBorders>
-              <w:top w:val="single" w:color="B7C9BC" w:sz="4"/>
-              <w:left w:val="single" w:color="B7C9BC" w:sz="4"/>
-              <w:bottom w:val="single" w:color="B7C9BC" w:sz="4"/>
-              <w:right w:val="single" w:color="B7C9BC" w:sz="4"/>
-            </w:tcBorders>
-            <w:shd w:fill="F5F9F5" w:color="auto" w:val="clear"/>
-            <w:tcMar>
-              <w:top w:type="dxa" w:w="20"/>
-              <w:left w:type="dxa" w:w="100"/>
-              <w:bottom w:type="dxa" w:w="20"/>
-              <w:right w:type="dxa" w:w="100"/>
-            </w:tcMar>
-            <w:vAlign w:val="center"/>
-          </w:tcPr>
-          <w:p>
-            <w:hyperlink w:history="1" r:id="rIdjgtb2iisklt-bjajz6iw_">
-              <w:r>
-                <w:rPr>
-                  <w:rStyle w:val="Hyperlink"/>
-                  <w:rFonts w:ascii="Arial" w:cs="Arial" w:eastAsia="Arial" w:hAnsi="Arial"/>
-                  <w:sz w:val="18"/>
-                  <w:szCs w:val="18"/>
-                </w:rPr>
-                <w:t xml:space="preserve">Amazon.sa</w:t>
-              </w:r>
-            </w:hyperlink>
-          </w:p>
-          <w:p>
-            <w:hyperlink w:history="1" r:id="rId-ymbu7vymolg3imildhvu">
-              <w:r>
-                <w:rPr>
-                  <w:rStyle w:val="Hyperlink"/>
-                  <w:rFonts w:ascii="Arial" w:cs="Arial" w:eastAsia="Arial" w:hAnsi="Arial"/>
-                  <w:sz w:val="18"/>
-                  <w:szCs w:val="18"/>
-                </w:rPr>
-                <w:t xml:space="preserve">AliExpress</w:t>
-              </w:r>
-            </w:hyperlink>
-          </w:p>
-        </w:tc>
-      </w:tr>
-      <w:tr>
-        <w:tc>
-          <w:tcPr>
-            <w:tcW w:type="dxa" w:w="500"/>
-            <w:tcBorders>
-              <w:top w:val="single" w:color="B7C9BC" w:sz="4"/>
-              <w:left w:val="single" w:color="B7C9BC" w:sz="4"/>
-              <w:bottom w:val="single" w:color="B7C9BC" w:sz="4"/>
-              <w:right w:val="single" w:color="B7C9BC" w:sz="4"/>
-            </w:tcBorders>
-            <w:tcMar>
-              <w:top w:type="dxa" w:w="20"/>
-              <w:left w:type="dxa" w:w="100"/>
-              <w:bottom w:type="dxa" w:w="20"/>
-              <w:right w:type="dxa" w:w="100"/>
-            </w:tcMar>
-            <w:vAlign w:val="center"/>
-          </w:tcPr>
-          <w:p>
-            <w:pPr>
-              <w:spacing w:after="0" w:before="0"/>
-              <w:jc w:val="center"/>
-            </w:pPr>
-            <w:r>
-              <w:rPr>
-                <w:rFonts w:ascii="Arial" w:cs="Arial" w:eastAsia="Arial" w:hAnsi="Arial"/>
-                <w:sz w:val="20"/>
-                <w:szCs w:val="20"/>
-              </w:rPr>
-              <w:t xml:space="preserve">S5</w:t>
-            </w:r>
-          </w:p>
-        </w:tc>
-        <w:tc>
-          <w:tcPr>
-            <w:tcW w:type="dxa" w:w="2900"/>
-            <w:tcBorders>
-              <w:top w:val="single" w:color="B7C9BC" w:sz="4"/>
-              <w:left w:val="single" w:color="B7C9BC" w:sz="4"/>
-              <w:bottom w:val="single" w:color="B7C9BC" w:sz="4"/>
-              <w:right w:val="single" w:color="B7C9BC" w:sz="4"/>
-            </w:tcBorders>
-            <w:tcMar>
-              <w:top w:type="dxa" w:w="20"/>
-              <w:left w:type="dxa" w:w="100"/>
-              <w:bottom w:type="dxa" w:w="20"/>
-              <w:right w:type="dxa" w:w="100"/>
-            </w:tcMar>
-            <w:vAlign w:val="center"/>
-          </w:tcPr>
-          <w:p>
-            <w:pPr>
-              <w:spacing w:after="0" w:before="0"/>
-              <w:jc w:val="left"/>
-            </w:pPr>
-            <w:r>
-              <w:rPr>
-                <w:rFonts w:ascii="Arial" w:cs="Arial" w:eastAsia="Arial" w:hAnsi="Arial"/>
-                <w:sz w:val="20"/>
-                <w:szCs w:val="20"/>
-              </w:rPr>
-              <w:t xml:space="preserve">DC-DC boost converter</w:t>
-            </w:r>
-          </w:p>
-        </w:tc>
-        <w:tc>
-          <w:tcPr>
-            <w:tcW w:type="dxa" w:w="2700"/>
-            <w:tcBorders>
-              <w:top w:val="single" w:color="B7C9BC" w:sz="4"/>
-              <w:left w:val="single" w:color="B7C9BC" w:sz="4"/>
-              <w:bottom w:val="single" w:color="B7C9BC" w:sz="4"/>
-              <w:right w:val="single" w:color="B7C9BC" w:sz="4"/>
-            </w:tcBorders>
-            <w:tcMar>
-              <w:top w:type="dxa" w:w="20"/>
-              <w:left w:type="dxa" w:w="100"/>
-              <w:bottom w:type="dxa" w:w="20"/>
-              <w:right w:type="dxa" w:w="100"/>
-            </w:tcMar>
-            <w:vAlign w:val="center"/>
-          </w:tcPr>
-          <w:p>
-            <w:pPr>
-              <w:bidi/>
-              <w:spacing w:after="0" w:before="0"/>
-            </w:pPr>
-            <w:r>
-              <w:rPr>
-                <w:rFonts w:ascii="Arial" w:cs="Arial" w:eastAsia="Arial" w:hAnsi="Arial"/>
-                <w:sz w:val="20"/>
-                <w:szCs w:val="20"/>
-                <w:rtl/>
-              </w:rPr>
-              <w:t xml:space="preserve">رافع جهد إلى 5 فولت</w:t>
-            </w:r>
-          </w:p>
-          <w:p>
-            <w:pPr>
-              <w:bidi/>
-              <w:spacing w:after="0" w:before="0"/>
-            </w:pPr>
-            <w:r>
-              <w:rPr>
-                <w:rFonts w:ascii="Arial" w:cs="Arial" w:eastAsia="Arial" w:hAnsi="Arial"/>
-                <w:color w:val="5F6F64"/>
-                <w:sz w:val="17"/>
-                <w:szCs w:val="17"/>
-                <w:rtl/>
-              </w:rPr>
-              <w:t xml:space="preserve">رفع جهد البطارية من 3.7 إلى 5 فولت</w:t>
-            </w:r>
-          </w:p>
-        </w:tc>
-        <w:tc>
-          <w:tcPr>
-            <w:tcW w:type="dxa" w:w="3000"/>
-            <w:tcBorders>
-              <w:top w:val="single" w:color="B7C9BC" w:sz="4"/>
-              <w:left w:val="single" w:color="B7C9BC" w:sz="4"/>
-              <w:bottom w:val="single" w:color="B7C9BC" w:sz="4"/>
-              <w:right w:val="single" w:color="B7C9BC" w:sz="4"/>
-            </w:tcBorders>
-            <w:tcMar>
-              <w:top w:type="dxa" w:w="20"/>
-              <w:left w:type="dxa" w:w="100"/>
-              <w:bottom w:type="dxa" w:w="20"/>
-              <w:right w:type="dxa" w:w="100"/>
-            </w:tcMar>
-            <w:vAlign w:val="center"/>
-          </w:tcPr>
-          <w:p>
-            <w:pPr>
-              <w:spacing w:after="0" w:before="0"/>
-              <w:jc w:val="left"/>
-            </w:pPr>
-            <w:r>
-              <w:rPr>
-                <w:rFonts w:ascii="Arial" w:cs="Arial" w:eastAsia="Arial" w:hAnsi="Arial"/>
-                <w:b/>
-                <w:bCs/>
-                <w:sz w:val="19"/>
-                <w:szCs w:val="19"/>
-              </w:rPr>
-              <w:t xml:space="preserve">MT3608 step-up module (set to 5.1 V)</w:t>
-            </w:r>
-          </w:p>
-        </w:tc>
-        <w:tc>
-          <w:tcPr>
-            <w:tcW w:type="dxa" w:w="1100"/>
-            <w:tcBorders>
-              <w:top w:val="single" w:color="B7C9BC" w:sz="4"/>
-              <w:left w:val="single" w:color="B7C9BC" w:sz="4"/>
-              <w:bottom w:val="single" w:color="B7C9BC" w:sz="4"/>
-              <w:right w:val="single" w:color="B7C9BC" w:sz="4"/>
-            </w:tcBorders>
-            <w:tcMar>
-              <w:top w:type="dxa" w:w="20"/>
-              <w:left w:type="dxa" w:w="100"/>
-              <w:bottom w:type="dxa" w:w="20"/>
-              <w:right w:type="dxa" w:w="100"/>
-            </w:tcMar>
-            <w:vAlign w:val="center"/>
-          </w:tcPr>
-          <w:p>
-            <w:pPr>
-              <w:bidi/>
-              <w:spacing w:after="0" w:before="0"/>
-              <w:jc w:val="center"/>
-            </w:pPr>
-            <w:r>
-              <w:rPr>
-                <w:rFonts w:ascii="Arial" w:cs="Arial" w:eastAsia="Arial" w:hAnsi="Arial"/>
-                <w:sz w:val="20"/>
-                <w:szCs w:val="20"/>
-                <w:rtl/>
-              </w:rPr>
-              <w:t xml:space="preserve">1</w:t>
-            </w:r>
-          </w:p>
-        </w:tc>
-        <w:tc>
-          <w:tcPr>
-            <w:tcW w:type="dxa" w:w="1300"/>
-            <w:tcBorders>
-              <w:top w:val="single" w:color="B7C9BC" w:sz="4"/>
-              <w:left w:val="single" w:color="B7C9BC" w:sz="4"/>
-              <w:bottom w:val="single" w:color="B7C9BC" w:sz="4"/>
-              <w:right w:val="single" w:color="B7C9BC" w:sz="4"/>
-            </w:tcBorders>
-            <w:tcMar>
-              <w:top w:type="dxa" w:w="20"/>
-              <w:left w:type="dxa" w:w="100"/>
-              <w:bottom w:type="dxa" w:w="20"/>
-              <w:right w:type="dxa" w:w="100"/>
-            </w:tcMar>
-            <w:vAlign w:val="center"/>
-          </w:tcPr>
-          <w:p>
-            <w:pPr>
-              <w:spacing w:after="0" w:before="0"/>
-              <w:jc w:val="center"/>
-            </w:pPr>
-            <w:r>
-              <w:rPr>
-                <w:rFonts w:ascii="Arial" w:cs="Arial" w:eastAsia="Arial" w:hAnsi="Arial"/>
-                <w:b/>
-                <w:bCs/>
-                <w:sz w:val="20"/>
-                <w:szCs w:val="20"/>
-              </w:rPr>
-              <w:t xml:space="preserve">8 – 12</w:t>
-            </w:r>
-          </w:p>
-        </w:tc>
-        <w:tc>
-          <w:tcPr>
-            <w:tcW w:type="dxa" w:w="3338"/>
-            <w:tcBorders>
-              <w:top w:val="single" w:color="B7C9BC" w:sz="4"/>
-              <w:left w:val="single" w:color="B7C9BC" w:sz="4"/>
-              <w:bottom w:val="single" w:color="B7C9BC" w:sz="4"/>
-              <w:right w:val="single" w:color="B7C9BC" w:sz="4"/>
-            </w:tcBorders>
-            <w:tcMar>
-              <w:top w:type="dxa" w:w="20"/>
-              <w:left w:type="dxa" w:w="100"/>
-              <w:bottom w:type="dxa" w:w="20"/>
-              <w:right w:type="dxa" w:w="100"/>
-            </w:tcMar>
-            <w:vAlign w:val="center"/>
-          </w:tcPr>
-          <w:p>
-            <w:hyperlink w:history="1" r:id="rIdjv2kj1sl6rxa8ampjeudp">
-              <w:r>
-                <w:rPr>
-                  <w:rStyle w:val="Hyperlink"/>
-                  <w:rFonts w:ascii="Arial" w:cs="Arial" w:eastAsia="Arial" w:hAnsi="Arial"/>
-                  <w:sz w:val="18"/>
-                  <w:szCs w:val="18"/>
-                </w:rPr>
-                <w:t xml:space="preserve">Amazon.sa</w:t>
-              </w:r>
-            </w:hyperlink>
-          </w:p>
-          <w:p>
-            <w:hyperlink w:history="1" r:id="rIddtiuyqxpn267nti_p0ivv">
-              <w:r>
-                <w:rPr>
-                  <w:rStyle w:val="Hyperlink"/>
-                  <w:rFonts w:ascii="Arial" w:cs="Arial" w:eastAsia="Arial" w:hAnsi="Arial"/>
-                  <w:sz w:val="18"/>
-                  <w:szCs w:val="18"/>
-                </w:rPr>
-                <w:t xml:space="preserve">AliExpress</w:t>
-              </w:r>
-            </w:hyperlink>
-          </w:p>
-        </w:tc>
-      </w:tr>
-      <w:tr>
-        <w:tc>
-          <w:tcPr>
-            <w:tcW w:type="dxa" w:w="500"/>
-            <w:tcBorders>
-              <w:top w:val="single" w:color="B7C9BC" w:sz="4"/>
-              <w:left w:val="single" w:color="B7C9BC" w:sz="4"/>
-              <w:bottom w:val="single" w:color="B7C9BC" w:sz="4"/>
-              <w:right w:val="single" w:color="B7C9BC" w:sz="4"/>
-            </w:tcBorders>
-            <w:shd w:fill="F5F9F5" w:color="auto" w:val="clear"/>
-            <w:tcMar>
-              <w:top w:type="dxa" w:w="20"/>
-              <w:left w:type="dxa" w:w="100"/>
-              <w:bottom w:type="dxa" w:w="20"/>
-              <w:right w:type="dxa" w:w="100"/>
-            </w:tcMar>
-            <w:vAlign w:val="center"/>
-          </w:tcPr>
-          <w:p>
-            <w:pPr>
-              <w:spacing w:after="0" w:before="0"/>
-              <w:jc w:val="center"/>
-            </w:pPr>
-            <w:r>
-              <w:rPr>
-                <w:rFonts w:ascii="Arial" w:cs="Arial" w:eastAsia="Arial" w:hAnsi="Arial"/>
-                <w:sz w:val="20"/>
-                <w:szCs w:val="20"/>
-              </w:rPr>
-              <w:t xml:space="preserve">S6</w:t>
-            </w:r>
-          </w:p>
-        </w:tc>
-        <w:tc>
-          <w:tcPr>
-            <w:tcW w:type="dxa" w:w="2900"/>
-            <w:tcBorders>
-              <w:top w:val="single" w:color="B7C9BC" w:sz="4"/>
-              <w:left w:val="single" w:color="B7C9BC" w:sz="4"/>
-              <w:bottom w:val="single" w:color="B7C9BC" w:sz="4"/>
-              <w:right w:val="single" w:color="B7C9BC" w:sz="4"/>
-            </w:tcBorders>
-            <w:shd w:fill="F5F9F5" w:color="auto" w:val="clear"/>
-            <w:tcMar>
-              <w:top w:type="dxa" w:w="20"/>
-              <w:left w:type="dxa" w:w="100"/>
-              <w:bottom w:type="dxa" w:w="20"/>
-              <w:right w:type="dxa" w:w="100"/>
-            </w:tcMar>
-            <w:vAlign w:val="center"/>
-          </w:tcPr>
-          <w:p>
-            <w:pPr>
-              <w:spacing w:after="0" w:before="0"/>
-              <w:jc w:val="left"/>
-            </w:pPr>
-            <w:r>
-              <w:rPr>
-                <w:rFonts w:ascii="Arial" w:cs="Arial" w:eastAsia="Arial" w:hAnsi="Arial"/>
-                <w:sz w:val="20"/>
-                <w:szCs w:val="20"/>
-              </w:rPr>
-              <w:t xml:space="preserve">Resistor 100 kΩ</w:t>
-            </w:r>
-          </w:p>
-        </w:tc>
-        <w:tc>
-          <w:tcPr>
-            <w:tcW w:type="dxa" w:w="2700"/>
-            <w:tcBorders>
-              <w:top w:val="single" w:color="B7C9BC" w:sz="4"/>
-              <w:left w:val="single" w:color="B7C9BC" w:sz="4"/>
-              <w:bottom w:val="single" w:color="B7C9BC" w:sz="4"/>
-              <w:right w:val="single" w:color="B7C9BC" w:sz="4"/>
-            </w:tcBorders>
-            <w:shd w:fill="F5F9F5" w:color="auto" w:val="clear"/>
-            <w:tcMar>
-              <w:top w:type="dxa" w:w="20"/>
-              <w:left w:type="dxa" w:w="100"/>
-              <w:bottom w:type="dxa" w:w="20"/>
-              <w:right w:type="dxa" w:w="100"/>
-            </w:tcMar>
-            <w:vAlign w:val="center"/>
-          </w:tcPr>
-          <w:p>
-            <w:pPr>
-              <w:bidi/>
-              <w:spacing w:after="0" w:before="0"/>
-            </w:pPr>
-            <w:r>
-              <w:rPr>
-                <w:rFonts w:ascii="Arial" w:cs="Arial" w:eastAsia="Arial" w:hAnsi="Arial"/>
-                <w:sz w:val="20"/>
-                <w:szCs w:val="20"/>
-                <w:rtl/>
-              </w:rPr>
-              <w:t xml:space="preserve">مقاومة 100 كيلو أوم</w:t>
-            </w:r>
-          </w:p>
-          <w:p>
-            <w:pPr>
-              <w:bidi/>
-              <w:spacing w:after="0" w:before="0"/>
-            </w:pPr>
-            <w:r>
-              <w:rPr>
-                <w:rFonts w:ascii="Arial" w:cs="Arial" w:eastAsia="Arial" w:hAnsi="Arial"/>
-                <w:color w:val="5F6F64"/>
-                <w:sz w:val="17"/>
-                <w:szCs w:val="17"/>
-                <w:rtl/>
-              </w:rPr>
-              <w:t xml:space="preserve">قياس جهد البطارية واللوح</w:t>
-            </w:r>
-          </w:p>
-        </w:tc>
-        <w:tc>
-          <w:tcPr>
-            <w:tcW w:type="dxa" w:w="3000"/>
-            <w:tcBorders>
-              <w:top w:val="single" w:color="B7C9BC" w:sz="4"/>
-              <w:left w:val="single" w:color="B7C9BC" w:sz="4"/>
-              <w:bottom w:val="single" w:color="B7C9BC" w:sz="4"/>
-              <w:right w:val="single" w:color="B7C9BC" w:sz="4"/>
-            </w:tcBorders>
-            <w:shd w:fill="F5F9F5" w:color="auto" w:val="clear"/>
-            <w:tcMar>
-              <w:top w:type="dxa" w:w="20"/>
-              <w:left w:type="dxa" w:w="100"/>
-              <w:bottom w:type="dxa" w:w="20"/>
-              <w:right w:type="dxa" w:w="100"/>
-            </w:tcMar>
-            <w:vAlign w:val="center"/>
-          </w:tcPr>
-          <w:p>
-            <w:pPr>
-              <w:spacing w:after="0" w:before="0"/>
-              <w:jc w:val="left"/>
-            </w:pPr>
-            <w:r>
-              <w:rPr>
-                <w:rFonts w:ascii="Arial" w:cs="Arial" w:eastAsia="Arial" w:hAnsi="Arial"/>
-                <w:b/>
-                <w:bCs/>
-                <w:sz w:val="19"/>
-                <w:szCs w:val="19"/>
-              </w:rPr>
-              <w:t xml:space="preserve">100 kΩ 1/4 W metal film</w:t>
-            </w:r>
-          </w:p>
-        </w:tc>
-        <w:tc>
-          <w:tcPr>
-            <w:tcW w:type="dxa" w:w="1100"/>
-            <w:tcBorders>
-              <w:top w:val="single" w:color="B7C9BC" w:sz="4"/>
-              <w:left w:val="single" w:color="B7C9BC" w:sz="4"/>
-              <w:bottom w:val="single" w:color="B7C9BC" w:sz="4"/>
-              <w:right w:val="single" w:color="B7C9BC" w:sz="4"/>
-            </w:tcBorders>
-            <w:shd w:fill="F5F9F5" w:color="auto" w:val="clear"/>
-            <w:tcMar>
-              <w:top w:type="dxa" w:w="20"/>
-              <w:left w:type="dxa" w:w="100"/>
-              <w:bottom w:type="dxa" w:w="20"/>
-              <w:right w:type="dxa" w:w="100"/>
-            </w:tcMar>
-            <w:vAlign w:val="center"/>
-          </w:tcPr>
-          <w:p>
-            <w:pPr>
-              <w:bidi/>
-              <w:spacing w:after="0" w:before="0"/>
-              <w:jc w:val="center"/>
-            </w:pPr>
-            <w:r>
-              <w:rPr>
-                <w:rFonts w:ascii="Arial" w:cs="Arial" w:eastAsia="Arial" w:hAnsi="Arial"/>
-                <w:sz w:val="20"/>
-                <w:szCs w:val="20"/>
-                <w:rtl/>
-              </w:rPr>
-              <w:t xml:space="preserve">5</w:t>
-            </w:r>
-          </w:p>
-        </w:tc>
-        <w:tc>
-          <w:tcPr>
-            <w:tcW w:type="dxa" w:w="1300"/>
-            <w:tcBorders>
-              <w:top w:val="single" w:color="B7C9BC" w:sz="4"/>
-              <w:left w:val="single" w:color="B7C9BC" w:sz="4"/>
-              <w:bottom w:val="single" w:color="B7C9BC" w:sz="4"/>
-              <w:right w:val="single" w:color="B7C9BC" w:sz="4"/>
-            </w:tcBorders>
-            <w:shd w:fill="F5F9F5" w:color="auto" w:val="clear"/>
-            <w:tcMar>
-              <w:top w:type="dxa" w:w="20"/>
-              <w:left w:type="dxa" w:w="100"/>
-              <w:bottom w:type="dxa" w:w="20"/>
-              <w:right w:type="dxa" w:w="100"/>
-            </w:tcMar>
-            <w:vAlign w:val="center"/>
-          </w:tcPr>
-          <w:p>
-            <w:pPr>
-              <w:spacing w:after="0" w:before="0"/>
-              <w:jc w:val="center"/>
-            </w:pPr>
-            <w:r>
-              <w:rPr>
-                <w:rFonts w:ascii="Arial" w:cs="Arial" w:eastAsia="Arial" w:hAnsi="Arial"/>
-                <w:b/>
-                <w:bCs/>
-                <w:sz w:val="20"/>
-                <w:szCs w:val="20"/>
-              </w:rPr>
-              <w:t xml:space="preserve">2 – 5</w:t>
-            </w:r>
-          </w:p>
-        </w:tc>
-        <w:tc>
-          <w:tcPr>
-            <w:tcW w:type="dxa" w:w="3338"/>
-            <w:tcBorders>
-              <w:top w:val="single" w:color="B7C9BC" w:sz="4"/>
-              <w:left w:val="single" w:color="B7C9BC" w:sz="4"/>
-              <w:bottom w:val="single" w:color="B7C9BC" w:sz="4"/>
-              <w:right w:val="single" w:color="B7C9BC" w:sz="4"/>
-            </w:tcBorders>
-            <w:shd w:fill="F5F9F5" w:color="auto" w:val="clear"/>
-            <w:tcMar>
-              <w:top w:type="dxa" w:w="20"/>
-              <w:left w:type="dxa" w:w="100"/>
-              <w:bottom w:type="dxa" w:w="20"/>
-              <w:right w:type="dxa" w:w="100"/>
-            </w:tcMar>
-            <w:vAlign w:val="center"/>
-          </w:tcPr>
-          <w:p>
-            <w:hyperlink w:history="1" r:id="rIdz15yn1ua_sfagoxudhzww">
-              <w:r>
-                <w:rPr>
-                  <w:rStyle w:val="Hyperlink"/>
-                  <w:rFonts w:ascii="Arial" w:cs="Arial" w:eastAsia="Arial" w:hAnsi="Arial"/>
-                  <w:sz w:val="18"/>
-                  <w:szCs w:val="18"/>
-                </w:rPr>
-                <w:t xml:space="preserve">Amazon.sa</w:t>
-              </w:r>
-            </w:hyperlink>
-          </w:p>
-          <w:p>
-            <w:hyperlink w:history="1" r:id="rIdg39o4xwvawhvvkqitifcm">
-              <w:r>
-                <w:rPr>
-                  <w:rStyle w:val="Hyperlink"/>
-                  <w:rFonts w:ascii="Arial" w:cs="Arial" w:eastAsia="Arial" w:hAnsi="Arial"/>
-                  <w:sz w:val="18"/>
-                  <w:szCs w:val="18"/>
-                </w:rPr>
-                <w:t xml:space="preserve">AliExpress</w:t>
-              </w:r>
-            </w:hyperlink>
-          </w:p>
-        </w:tc>
-      </w:tr>
-      <w:tr>
-        <w:tc>
-          <w:tcPr>
-            <w:tcW w:type="dxa" w:w="500"/>
-            <w:tcBorders>
-              <w:top w:val="single" w:color="B7C9BC" w:sz="4"/>
-              <w:left w:val="single" w:color="B7C9BC" w:sz="4"/>
-              <w:bottom w:val="single" w:color="B7C9BC" w:sz="4"/>
-              <w:right w:val="single" w:color="B7C9BC" w:sz="4"/>
-            </w:tcBorders>
-            <w:tcMar>
-              <w:top w:type="dxa" w:w="20"/>
-              <w:left w:type="dxa" w:w="100"/>
-              <w:bottom w:type="dxa" w:w="20"/>
-              <w:right w:type="dxa" w:w="100"/>
-            </w:tcMar>
-            <w:vAlign w:val="center"/>
-          </w:tcPr>
-          <w:p>
-            <w:pPr>
-              <w:spacing w:after="0" w:before="0"/>
-              <w:jc w:val="center"/>
-            </w:pPr>
-            <w:r>
-              <w:rPr>
-                <w:rFonts w:ascii="Arial" w:cs="Arial" w:eastAsia="Arial" w:hAnsi="Arial"/>
-                <w:sz w:val="20"/>
-                <w:szCs w:val="20"/>
-              </w:rPr>
-              <w:t xml:space="preserve">S7</w:t>
-            </w:r>
-          </w:p>
-        </w:tc>
-        <w:tc>
-          <w:tcPr>
-            <w:tcW w:type="dxa" w:w="2900"/>
-            <w:tcBorders>
-              <w:top w:val="single" w:color="B7C9BC" w:sz="4"/>
-              <w:left w:val="single" w:color="B7C9BC" w:sz="4"/>
-              <w:bottom w:val="single" w:color="B7C9BC" w:sz="4"/>
-              <w:right w:val="single" w:color="B7C9BC" w:sz="4"/>
-            </w:tcBorders>
-            <w:tcMar>
-              <w:top w:type="dxa" w:w="20"/>
-              <w:left w:type="dxa" w:w="100"/>
-              <w:bottom w:type="dxa" w:w="20"/>
-              <w:right w:type="dxa" w:w="100"/>
-            </w:tcMar>
-            <w:vAlign w:val="center"/>
-          </w:tcPr>
-          <w:p>
-            <w:pPr>
-              <w:spacing w:after="0" w:before="0"/>
-              <w:jc w:val="left"/>
-            </w:pPr>
-            <w:r>
-              <w:rPr>
-                <w:rFonts w:ascii="Arial" w:cs="Arial" w:eastAsia="Arial" w:hAnsi="Arial"/>
-                <w:sz w:val="20"/>
-                <w:szCs w:val="20"/>
-              </w:rPr>
-              <w:t xml:space="preserve">ON / OFF switch</w:t>
-            </w:r>
-          </w:p>
-        </w:tc>
-        <w:tc>
-          <w:tcPr>
-            <w:tcW w:type="dxa" w:w="2700"/>
-            <w:tcBorders>
-              <w:top w:val="single" w:color="B7C9BC" w:sz="4"/>
-              <w:left w:val="single" w:color="B7C9BC" w:sz="4"/>
-              <w:bottom w:val="single" w:color="B7C9BC" w:sz="4"/>
-              <w:right w:val="single" w:color="B7C9BC" w:sz="4"/>
-            </w:tcBorders>
-            <w:tcMar>
-              <w:top w:type="dxa" w:w="20"/>
-              <w:left w:type="dxa" w:w="100"/>
-              <w:bottom w:type="dxa" w:w="20"/>
-              <w:right w:type="dxa" w:w="100"/>
-            </w:tcMar>
-            <w:vAlign w:val="center"/>
-          </w:tcPr>
-          <w:p>
-            <w:pPr>
-              <w:bidi/>
-              <w:spacing w:after="0" w:before="0"/>
-            </w:pPr>
-            <w:r>
-              <w:rPr>
-                <w:rFonts w:ascii="Arial" w:cs="Arial" w:eastAsia="Arial" w:hAnsi="Arial"/>
-                <w:sz w:val="20"/>
-                <w:szCs w:val="20"/>
-                <w:rtl/>
-              </w:rPr>
-              <w:t xml:space="preserve">مفتاح تشغيل وإطفاء</w:t>
-            </w:r>
-          </w:p>
-          <w:p>
-            <w:pPr>
-              <w:bidi/>
-              <w:spacing w:after="0" w:before="0"/>
-            </w:pPr>
-            <w:r>
-              <w:rPr>
-                <w:rFonts w:ascii="Arial" w:cs="Arial" w:eastAsia="Arial" w:hAnsi="Arial"/>
-                <w:color w:val="5F6F64"/>
-                <w:sz w:val="17"/>
-                <w:szCs w:val="17"/>
-                <w:rtl/>
-              </w:rPr>
-              <w:t xml:space="preserve">فصل الطاقة عن الجهاز</w:t>
-            </w:r>
-          </w:p>
-        </w:tc>
-        <w:tc>
-          <w:tcPr>
-            <w:tcW w:type="dxa" w:w="3000"/>
-            <w:tcBorders>
-              <w:top w:val="single" w:color="B7C9BC" w:sz="4"/>
-              <w:left w:val="single" w:color="B7C9BC" w:sz="4"/>
-              <w:bottom w:val="single" w:color="B7C9BC" w:sz="4"/>
-              <w:right w:val="single" w:color="B7C9BC" w:sz="4"/>
-            </w:tcBorders>
-            <w:tcMar>
-              <w:top w:type="dxa" w:w="20"/>
-              <w:left w:type="dxa" w:w="100"/>
-              <w:bottom w:type="dxa" w:w="20"/>
-              <w:right w:type="dxa" w:w="100"/>
-            </w:tcMar>
-            <w:vAlign w:val="center"/>
-          </w:tcPr>
-          <w:p>
-            <w:pPr>
-              <w:spacing w:after="0" w:before="0"/>
-              <w:jc w:val="left"/>
-            </w:pPr>
-            <w:r>
-              <w:rPr>
-                <w:rFonts w:ascii="Arial" w:cs="Arial" w:eastAsia="Arial" w:hAnsi="Arial"/>
-                <w:b/>
-                <w:bCs/>
-                <w:sz w:val="19"/>
-                <w:szCs w:val="19"/>
-              </w:rPr>
-              <w:t xml:space="preserve">KCD1 rocker switch or SS12D00 slide switch</w:t>
-            </w:r>
-          </w:p>
-        </w:tc>
-        <w:tc>
-          <w:tcPr>
-            <w:tcW w:type="dxa" w:w="1100"/>
-            <w:tcBorders>
-              <w:top w:val="single" w:color="B7C9BC" w:sz="4"/>
-              <w:left w:val="single" w:color="B7C9BC" w:sz="4"/>
-              <w:bottom w:val="single" w:color="B7C9BC" w:sz="4"/>
-              <w:right w:val="single" w:color="B7C9BC" w:sz="4"/>
-            </w:tcBorders>
-            <w:tcMar>
-              <w:top w:type="dxa" w:w="20"/>
-              <w:left w:type="dxa" w:w="100"/>
-              <w:bottom w:type="dxa" w:w="20"/>
-              <w:right w:type="dxa" w:w="100"/>
-            </w:tcMar>
-            <w:vAlign w:val="center"/>
-          </w:tcPr>
-          <w:p>
-            <w:pPr>
-              <w:bidi/>
-              <w:spacing w:after="0" w:before="0"/>
-              <w:jc w:val="center"/>
-            </w:pPr>
-            <w:r>
-              <w:rPr>
-                <w:rFonts w:ascii="Arial" w:cs="Arial" w:eastAsia="Arial" w:hAnsi="Arial"/>
-                <w:sz w:val="20"/>
-                <w:szCs w:val="20"/>
-                <w:rtl/>
-              </w:rPr>
-              <w:t xml:space="preserve">1</w:t>
-            </w:r>
-          </w:p>
-        </w:tc>
-        <w:tc>
-          <w:tcPr>
-            <w:tcW w:type="dxa" w:w="1300"/>
-            <w:tcBorders>
-              <w:top w:val="single" w:color="B7C9BC" w:sz="4"/>
-              <w:left w:val="single" w:color="B7C9BC" w:sz="4"/>
-              <w:bottom w:val="single" w:color="B7C9BC" w:sz="4"/>
-              <w:right w:val="single" w:color="B7C9BC" w:sz="4"/>
-            </w:tcBorders>
-            <w:tcMar>
-              <w:top w:type="dxa" w:w="20"/>
-              <w:left w:type="dxa" w:w="100"/>
-              <w:bottom w:type="dxa" w:w="20"/>
-              <w:right w:type="dxa" w:w="100"/>
-            </w:tcMar>
-            <w:vAlign w:val="center"/>
-          </w:tcPr>
-          <w:p>
-            <w:pPr>
-              <w:spacing w:after="0" w:before="0"/>
-              <w:jc w:val="center"/>
-            </w:pPr>
-            <w:r>
-              <w:rPr>
-                <w:rFonts w:ascii="Arial" w:cs="Arial" w:eastAsia="Arial" w:hAnsi="Arial"/>
-                <w:b/>
-                <w:bCs/>
-                <w:sz w:val="20"/>
-                <w:szCs w:val="20"/>
-              </w:rPr>
-              <w:t xml:space="preserve">3 – 5</w:t>
-            </w:r>
-          </w:p>
-        </w:tc>
-        <w:tc>
-          <w:tcPr>
-            <w:tcW w:type="dxa" w:w="3338"/>
-            <w:tcBorders>
-              <w:top w:val="single" w:color="B7C9BC" w:sz="4"/>
-              <w:left w:val="single" w:color="B7C9BC" w:sz="4"/>
-              <w:bottom w:val="single" w:color="B7C9BC" w:sz="4"/>
-              <w:right w:val="single" w:color="B7C9BC" w:sz="4"/>
-            </w:tcBorders>
-            <w:tcMar>
-              <w:top w:type="dxa" w:w="20"/>
-              <w:left w:type="dxa" w:w="100"/>
-              <w:bottom w:type="dxa" w:w="20"/>
-              <w:right w:type="dxa" w:w="100"/>
-            </w:tcMar>
-            <w:vAlign w:val="center"/>
-          </w:tcPr>
-          <w:p>
-            <w:hyperlink w:history="1" r:id="rId5n9-1qcn54y6iu2jyqjaa">
-              <w:r>
-                <w:rPr>
-                  <w:rStyle w:val="Hyperlink"/>
-                  <w:rFonts w:ascii="Arial" w:cs="Arial" w:eastAsia="Arial" w:hAnsi="Arial"/>
-                  <w:sz w:val="18"/>
-                  <w:szCs w:val="18"/>
-                </w:rPr>
-                <w:t xml:space="preserve">Amazon.sa</w:t>
-              </w:r>
-            </w:hyperlink>
-          </w:p>
-          <w:p>
-            <w:hyperlink w:history="1" r:id="rIdpixg-asdxztizl_5khiom">
-              <w:r>
-                <w:rPr>
-                  <w:rStyle w:val="Hyperlink"/>
-                  <w:rFonts w:ascii="Arial" w:cs="Arial" w:eastAsia="Arial" w:hAnsi="Arial"/>
-                  <w:sz w:val="18"/>
-                  <w:szCs w:val="18"/>
-                </w:rPr>
-                <w:t xml:space="preserve">AliExpress</w:t>
-              </w:r>
-            </w:hyperlink>
-          </w:p>
-        </w:tc>
-      </w:tr>
-      <w:tr>
-        <w:tc>
-          <w:tcPr>
-            <w:tcW w:type="dxa" w:w="500"/>
-            <w:tcBorders>
-              <w:top w:val="single" w:color="B7C9BC" w:sz="4"/>
-              <w:left w:val="single" w:color="B7C9BC" w:sz="4"/>
-              <w:bottom w:val="single" w:color="B7C9BC" w:sz="4"/>
-              <w:right w:val="single" w:color="B7C9BC" w:sz="4"/>
-            </w:tcBorders>
-            <w:shd w:fill="F5F9F5" w:color="auto" w:val="clear"/>
-            <w:tcMar>
-              <w:top w:type="dxa" w:w="20"/>
-              <w:left w:type="dxa" w:w="100"/>
-              <w:bottom w:type="dxa" w:w="20"/>
-              <w:right w:type="dxa" w:w="100"/>
-            </w:tcMar>
-            <w:vAlign w:val="center"/>
-          </w:tcPr>
-          <w:p>
-            <w:pPr>
-              <w:spacing w:after="0" w:before="0"/>
-              <w:jc w:val="center"/>
-            </w:pPr>
-            <w:r>
-              <w:rPr>
-                <w:rFonts w:ascii="Arial" w:cs="Arial" w:eastAsia="Arial" w:hAnsi="Arial"/>
-                <w:sz w:val="20"/>
-                <w:szCs w:val="20"/>
-              </w:rPr>
-              <w:t xml:space="preserve">S8</w:t>
-            </w:r>
-          </w:p>
-        </w:tc>
-        <w:tc>
-          <w:tcPr>
-            <w:tcW w:type="dxa" w:w="2900"/>
-            <w:tcBorders>
-              <w:top w:val="single" w:color="B7C9BC" w:sz="4"/>
-              <w:left w:val="single" w:color="B7C9BC" w:sz="4"/>
-              <w:bottom w:val="single" w:color="B7C9BC" w:sz="4"/>
-              <w:right w:val="single" w:color="B7C9BC" w:sz="4"/>
-            </w:tcBorders>
-            <w:shd w:fill="F5F9F5" w:color="auto" w:val="clear"/>
-            <w:tcMar>
-              <w:top w:type="dxa" w:w="20"/>
-              <w:left w:type="dxa" w:w="100"/>
-              <w:bottom w:type="dxa" w:w="20"/>
-              <w:right w:type="dxa" w:w="100"/>
-            </w:tcMar>
-            <w:vAlign w:val="center"/>
-          </w:tcPr>
-          <w:p>
-            <w:pPr>
-              <w:spacing w:after="0" w:before="0"/>
-              <w:jc w:val="left"/>
-            </w:pPr>
-            <w:r>
-              <w:rPr>
-                <w:rFonts w:ascii="Arial" w:cs="Arial" w:eastAsia="Arial" w:hAnsi="Arial"/>
-                <w:sz w:val="20"/>
-                <w:szCs w:val="20"/>
-              </w:rPr>
-              <w:t xml:space="preserve">Connectors and power wire</w:t>
-            </w:r>
-          </w:p>
-        </w:tc>
-        <w:tc>
-          <w:tcPr>
-            <w:tcW w:type="dxa" w:w="2700"/>
-            <w:tcBorders>
-              <w:top w:val="single" w:color="B7C9BC" w:sz="4"/>
-              <w:left w:val="single" w:color="B7C9BC" w:sz="4"/>
-              <w:bottom w:val="single" w:color="B7C9BC" w:sz="4"/>
-              <w:right w:val="single" w:color="B7C9BC" w:sz="4"/>
-            </w:tcBorders>
-            <w:shd w:fill="F5F9F5" w:color="auto" w:val="clear"/>
-            <w:tcMar>
-              <w:top w:type="dxa" w:w="20"/>
-              <w:left w:type="dxa" w:w="100"/>
-              <w:bottom w:type="dxa" w:w="20"/>
-              <w:right w:type="dxa" w:w="100"/>
-            </w:tcMar>
-            <w:vAlign w:val="center"/>
-          </w:tcPr>
-          <w:p>
-            <w:pPr>
-              <w:bidi/>
-              <w:spacing w:after="0" w:before="0"/>
-            </w:pPr>
-            <w:r>
-              <w:rPr>
-                <w:rFonts w:ascii="Arial" w:cs="Arial" w:eastAsia="Arial" w:hAnsi="Arial"/>
-                <w:sz w:val="20"/>
-                <w:szCs w:val="20"/>
-                <w:rtl/>
-              </w:rPr>
-              <w:t xml:space="preserve">موصلات وأسلاك طاقة</w:t>
-            </w:r>
-          </w:p>
-          <w:p>
-            <w:pPr>
-              <w:bidi/>
-              <w:spacing w:after="0" w:before="0"/>
-            </w:pPr>
-            <w:r>
-              <w:rPr>
-                <w:rFonts w:ascii="Arial" w:cs="Arial" w:eastAsia="Arial" w:hAnsi="Arial"/>
-                <w:color w:val="5F6F64"/>
-                <w:sz w:val="17"/>
-                <w:szCs w:val="17"/>
-                <w:rtl/>
-              </w:rPr>
-              <w:t xml:space="preserve">توصيلات الطاقة الآمنة</w:t>
-            </w:r>
-          </w:p>
-        </w:tc>
-        <w:tc>
-          <w:tcPr>
-            <w:tcW w:type="dxa" w:w="3000"/>
-            <w:tcBorders>
-              <w:top w:val="single" w:color="B7C9BC" w:sz="4"/>
-              <w:left w:val="single" w:color="B7C9BC" w:sz="4"/>
-              <w:bottom w:val="single" w:color="B7C9BC" w:sz="4"/>
-              <w:right w:val="single" w:color="B7C9BC" w:sz="4"/>
-            </w:tcBorders>
-            <w:shd w:fill="F5F9F5" w:color="auto" w:val="clear"/>
-            <w:tcMar>
-              <w:top w:type="dxa" w:w="20"/>
-              <w:left w:type="dxa" w:w="100"/>
-              <w:bottom w:type="dxa" w:w="20"/>
-              <w:right w:type="dxa" w:w="100"/>
-            </w:tcMar>
-            <w:vAlign w:val="center"/>
-          </w:tcPr>
-          <w:p>
-            <w:pPr>
-              <w:spacing w:after="0" w:before="0"/>
-              <w:jc w:val="left"/>
-            </w:pPr>
-            <w:r>
-              <w:rPr>
-                <w:rFonts w:ascii="Arial" w:cs="Arial" w:eastAsia="Arial" w:hAnsi="Arial"/>
-                <w:b/>
-                <w:bCs/>
-                <w:sz w:val="19"/>
-                <w:szCs w:val="19"/>
-              </w:rPr>
-              <w:t xml:space="preserve">JST-PH 2-pin connectors + 22 AWG red/black wire</w:t>
-            </w:r>
-          </w:p>
-        </w:tc>
-        <w:tc>
-          <w:tcPr>
-            <w:tcW w:type="dxa" w:w="1100"/>
-            <w:tcBorders>
-              <w:top w:val="single" w:color="B7C9BC" w:sz="4"/>
-              <w:left w:val="single" w:color="B7C9BC" w:sz="4"/>
-              <w:bottom w:val="single" w:color="B7C9BC" w:sz="4"/>
-              <w:right w:val="single" w:color="B7C9BC" w:sz="4"/>
-            </w:tcBorders>
-            <w:shd w:fill="F5F9F5" w:color="auto" w:val="clear"/>
-            <w:tcMar>
-              <w:top w:type="dxa" w:w="20"/>
-              <w:left w:type="dxa" w:w="100"/>
-              <w:bottom w:type="dxa" w:w="20"/>
-              <w:right w:type="dxa" w:w="100"/>
-            </w:tcMar>
-            <w:vAlign w:val="center"/>
-          </w:tcPr>
-          <w:p>
-            <w:pPr>
-              <w:bidi/>
-              <w:spacing w:after="0" w:before="0"/>
-              <w:jc w:val="center"/>
-            </w:pPr>
-            <w:r>
-              <w:rPr>
-                <w:rFonts w:ascii="Arial" w:cs="Arial" w:eastAsia="Arial" w:hAnsi="Arial"/>
-                <w:sz w:val="20"/>
-                <w:szCs w:val="20"/>
-                <w:rtl/>
-              </w:rPr>
-              <w:t xml:space="preserve">1 set</w:t>
-            </w:r>
-          </w:p>
-        </w:tc>
-        <w:tc>
-          <w:tcPr>
-            <w:tcW w:type="dxa" w:w="1300"/>
-            <w:tcBorders>
-              <w:top w:val="single" w:color="B7C9BC" w:sz="4"/>
-              <w:left w:val="single" w:color="B7C9BC" w:sz="4"/>
-              <w:bottom w:val="single" w:color="B7C9BC" w:sz="4"/>
-              <w:right w:val="single" w:color="B7C9BC" w:sz="4"/>
-            </w:tcBorders>
-            <w:shd w:fill="F5F9F5" w:color="auto" w:val="clear"/>
-            <w:tcMar>
-              <w:top w:type="dxa" w:w="20"/>
-              <w:left w:type="dxa" w:w="100"/>
-              <w:bottom w:type="dxa" w:w="20"/>
-              <w:right w:type="dxa" w:w="100"/>
-            </w:tcMar>
-            <w:vAlign w:val="center"/>
-          </w:tcPr>
-          <w:p>
-            <w:pPr>
-              <w:spacing w:after="0" w:before="0"/>
-              <w:jc w:val="center"/>
-            </w:pPr>
-            <w:r>
-              <w:rPr>
-                <w:rFonts w:ascii="Arial" w:cs="Arial" w:eastAsia="Arial" w:hAnsi="Arial"/>
-                <w:b/>
-                <w:bCs/>
-                <w:sz w:val="20"/>
-                <w:szCs w:val="20"/>
-              </w:rPr>
-              <w:t xml:space="preserve">10 – 15</w:t>
-            </w:r>
-          </w:p>
-        </w:tc>
-        <w:tc>
-          <w:tcPr>
-            <w:tcW w:type="dxa" w:w="3338"/>
-            <w:tcBorders>
-              <w:top w:val="single" w:color="B7C9BC" w:sz="4"/>
-              <w:left w:val="single" w:color="B7C9BC" w:sz="4"/>
-              <w:bottom w:val="single" w:color="B7C9BC" w:sz="4"/>
-              <w:right w:val="single" w:color="B7C9BC" w:sz="4"/>
-            </w:tcBorders>
-            <w:shd w:fill="F5F9F5" w:color="auto" w:val="clear"/>
-            <w:tcMar>
-              <w:top w:type="dxa" w:w="20"/>
-              <w:left w:type="dxa" w:w="100"/>
-              <w:bottom w:type="dxa" w:w="20"/>
-              <w:right w:type="dxa" w:w="100"/>
-            </w:tcMar>
-            <w:vAlign w:val="center"/>
-          </w:tcPr>
-          <w:p>
-            <w:hyperlink w:history="1" r:id="rId3ptspc2ab2_dupit6oopm">
-              <w:r>
-                <w:rPr>
-                  <w:rStyle w:val="Hyperlink"/>
-                  <w:rFonts w:ascii="Arial" w:cs="Arial" w:eastAsia="Arial" w:hAnsi="Arial"/>
-                  <w:sz w:val="18"/>
-                  <w:szCs w:val="18"/>
-                </w:rPr>
-                <w:t xml:space="preserve">Amazon.sa</w:t>
-              </w:r>
-            </w:hyperlink>
-          </w:p>
-          <w:p>
-            <w:hyperlink w:history="1" r:id="rIdxq1ekoyhs0yhpuvoe7l0p">
-              <w:r>
-                <w:rPr>
-                  <w:rStyle w:val="Hyperlink"/>
-                  <w:rFonts w:ascii="Arial" w:cs="Arial" w:eastAsia="Arial" w:hAnsi="Arial"/>
-                  <w:sz w:val="18"/>
-                  <w:szCs w:val="18"/>
-                </w:rPr>
-                <w:t xml:space="preserve">AliExpress</w:t>
-              </w:r>
-            </w:hyperlink>
-          </w:p>
-        </w:tc>
-      </w:tr>
-      <w:tr>
-        <w:tc>
-          <w:tcPr>
-            <w:tcW w:type="dxa" w:w="500"/>
-            <w:tcBorders>
-              <w:top w:val="single" w:color="B7C9BC" w:sz="4"/>
-              <w:left w:val="single" w:color="B7C9BC" w:sz="4"/>
-              <w:bottom w:val="single" w:color="B7C9BC" w:sz="4"/>
-              <w:right w:val="single" w:color="B7C9BC" w:sz="4"/>
-            </w:tcBorders>
-            <w:shd w:fill="E3F2E7" w:color="auto" w:val="clear"/>
-            <w:tcMar>
-              <w:top w:type="dxa" w:w="20"/>
-              <w:left w:type="dxa" w:w="100"/>
-              <w:bottom w:type="dxa" w:w="20"/>
-              <w:right w:type="dxa" w:w="100"/>
-            </w:tcMar>
-            <w:vAlign w:val="center"/>
-          </w:tcPr>
-          <w:p>
-            <w:pPr>
-              <w:spacing w:after="0" w:before="0"/>
-              <w:jc w:val="left"/>
-            </w:pPr>
-            <w:r>
-              <w:rPr>
-                <w:rFonts w:ascii="Arial" w:cs="Arial" w:eastAsia="Arial" w:hAnsi="Arial"/>
-                <w:sz w:val="20"/>
-                <w:szCs w:val="20"/>
-              </w:rPr>
-              <w:t xml:space="preserve"/>
-            </w:r>
-          </w:p>
-        </w:tc>
-        <w:tc>
-          <w:tcPr>
-            <w:tcW w:type="dxa" w:w="2900"/>
-            <w:tcBorders>
-              <w:top w:val="single" w:color="B7C9BC" w:sz="4"/>
-              <w:left w:val="single" w:color="B7C9BC" w:sz="4"/>
-              <w:bottom w:val="single" w:color="B7C9BC" w:sz="4"/>
-              <w:right w:val="single" w:color="B7C9BC" w:sz="4"/>
-            </w:tcBorders>
-            <w:shd w:fill="E3F2E7" w:color="auto" w:val="clear"/>
-            <w:tcMar>
-              <w:top w:type="dxa" w:w="20"/>
-              <w:left w:type="dxa" w:w="100"/>
-              <w:bottom w:type="dxa" w:w="20"/>
-              <w:right w:type="dxa" w:w="100"/>
-            </w:tcMar>
-            <w:vAlign w:val="center"/>
-          </w:tcPr>
-          <w:p>
-            <w:pPr>
-              <w:spacing w:after="0" w:before="0"/>
-              <w:jc w:val="left"/>
-            </w:pPr>
-            <w:r>
-              <w:rPr>
-                <w:rFonts w:ascii="Arial" w:cs="Arial" w:eastAsia="Arial" w:hAnsi="Arial"/>
-                <w:b/>
-                <w:bCs/>
-                <w:sz w:val="20"/>
-                <w:szCs w:val="20"/>
-              </w:rPr>
-              <w:t xml:space="preserve">Solar part total (approx.)</w:t>
-            </w:r>
-          </w:p>
-        </w:tc>
-        <w:tc>
-          <w:tcPr>
-            <w:tcW w:type="dxa" w:w="2700"/>
-            <w:tcBorders>
-              <w:top w:val="single" w:color="B7C9BC" w:sz="4"/>
-              <w:left w:val="single" w:color="B7C9BC" w:sz="4"/>
-              <w:bottom w:val="single" w:color="B7C9BC" w:sz="4"/>
-              <w:right w:val="single" w:color="B7C9BC" w:sz="4"/>
-            </w:tcBorders>
-            <w:shd w:fill="E3F2E7" w:color="auto" w:val="clear"/>
-            <w:tcMar>
-              <w:top w:type="dxa" w:w="20"/>
-              <w:left w:type="dxa" w:w="100"/>
-              <w:bottom w:type="dxa" w:w="20"/>
-              <w:right w:type="dxa" w:w="100"/>
-            </w:tcMar>
-            <w:vAlign w:val="center"/>
-          </w:tcPr>
-          <w:p>
-            <w:pPr>
-              <w:bidi/>
-              <w:spacing w:after="0" w:before="0"/>
-            </w:pPr>
-            <w:r>
-              <w:rPr>
-                <w:rFonts w:ascii="Arial" w:cs="Arial" w:eastAsia="Arial" w:hAnsi="Arial"/>
-                <w:b/>
-                <w:bCs/>
-                <w:sz w:val="20"/>
-                <w:szCs w:val="20"/>
-                <w:rtl/>
-              </w:rPr>
-              <w:t xml:space="preserve">مجموع الجزء الشمسي التقريبي</w:t>
-            </w:r>
-          </w:p>
-        </w:tc>
-        <w:tc>
-          <w:tcPr>
-            <w:tcW w:type="dxa" w:w="3000"/>
-            <w:tcBorders>
-              <w:top w:val="single" w:color="B7C9BC" w:sz="4"/>
-              <w:left w:val="single" w:color="B7C9BC" w:sz="4"/>
-              <w:bottom w:val="single" w:color="B7C9BC" w:sz="4"/>
-              <w:right w:val="single" w:color="B7C9BC" w:sz="4"/>
-            </w:tcBorders>
-            <w:shd w:fill="E3F2E7" w:color="auto" w:val="clear"/>
-            <w:tcMar>
-              <w:top w:type="dxa" w:w="20"/>
-              <w:left w:type="dxa" w:w="100"/>
-              <w:bottom w:type="dxa" w:w="20"/>
-              <w:right w:type="dxa" w:w="100"/>
-            </w:tcMar>
-            <w:vAlign w:val="center"/>
-          </w:tcPr>
-          <w:p>
-            <w:pPr>
-              <w:spacing w:after="0" w:before="0"/>
-              <w:jc w:val="left"/>
-            </w:pPr>
-            <w:r>
-              <w:rPr>
-                <w:rFonts w:ascii="Arial" w:cs="Arial" w:eastAsia="Arial" w:hAnsi="Arial"/>
-                <w:sz w:val="20"/>
-                <w:szCs w:val="20"/>
-              </w:rPr>
-              <w:t xml:space="preserve"/>
-            </w:r>
-          </w:p>
-        </w:tc>
-        <w:tc>
-          <w:tcPr>
-            <w:tcW w:type="dxa" w:w="1100"/>
-            <w:tcBorders>
-              <w:top w:val="single" w:color="B7C9BC" w:sz="4"/>
-              <w:left w:val="single" w:color="B7C9BC" w:sz="4"/>
-              <w:bottom w:val="single" w:color="B7C9BC" w:sz="4"/>
-              <w:right w:val="single" w:color="B7C9BC" w:sz="4"/>
-            </w:tcBorders>
-            <w:shd w:fill="E3F2E7" w:color="auto" w:val="clear"/>
-            <w:tcMar>
-              <w:top w:type="dxa" w:w="20"/>
-              <w:left w:type="dxa" w:w="100"/>
-              <w:bottom w:type="dxa" w:w="20"/>
-              <w:right w:type="dxa" w:w="100"/>
-            </w:tcMar>
-            <w:vAlign w:val="center"/>
-          </w:tcPr>
-          <w:p>
-            <w:pPr>
-              <w:spacing w:after="0" w:before="0"/>
-              <w:jc w:val="left"/>
-            </w:pPr>
-            <w:r>
-              <w:rPr>
-                <w:rFonts w:ascii="Arial" w:cs="Arial" w:eastAsia="Arial" w:hAnsi="Arial"/>
-                <w:sz w:val="20"/>
-                <w:szCs w:val="20"/>
-              </w:rPr>
-              <w:t xml:space="preserve"/>
-            </w:r>
-          </w:p>
-        </w:tc>
-        <w:tc>
-          <w:tcPr>
-            <w:tcW w:type="dxa" w:w="1300"/>
-            <w:tcBorders>
-              <w:top w:val="single" w:color="B7C9BC" w:sz="4"/>
-              <w:left w:val="single" w:color="B7C9BC" w:sz="4"/>
-              <w:bottom w:val="single" w:color="B7C9BC" w:sz="4"/>
-              <w:right w:val="single" w:color="B7C9BC" w:sz="4"/>
-            </w:tcBorders>
-            <w:shd w:fill="E3F2E7" w:color="auto" w:val="clear"/>
-            <w:tcMar>
-              <w:top w:type="dxa" w:w="20"/>
-              <w:left w:type="dxa" w:w="100"/>
-              <w:bottom w:type="dxa" w:w="20"/>
-              <w:right w:type="dxa" w:w="100"/>
-            </w:tcMar>
-            <w:vAlign w:val="center"/>
-          </w:tcPr>
-          <w:p>
-            <w:pPr>
-              <w:spacing w:after="0" w:before="0"/>
-              <w:jc w:val="center"/>
-            </w:pPr>
-            <w:r>
-              <w:rPr>
-                <w:rFonts w:ascii="Arial" w:cs="Arial" w:eastAsia="Arial" w:hAnsi="Arial"/>
-                <w:b/>
-                <w:bCs/>
-                <w:color w:val="2F7D4F"/>
-                <w:sz w:val="20"/>
-                <w:szCs w:val="20"/>
-              </w:rPr>
-              <w:t xml:space="preserve">≈ 121 – 184</w:t>
-            </w:r>
-          </w:p>
-        </w:tc>
-        <w:tc>
-          <w:tcPr>
-            <w:tcW w:type="dxa" w:w="3338"/>
-            <w:tcBorders>
-              <w:top w:val="single" w:color="B7C9BC" w:sz="4"/>
-              <w:left w:val="single" w:color="B7C9BC" w:sz="4"/>
-              <w:bottom w:val="single" w:color="B7C9BC" w:sz="4"/>
-              <w:right w:val="single" w:color="B7C9BC" w:sz="4"/>
-            </w:tcBorders>
-            <w:shd w:fill="E3F2E7" w:color="auto" w:val="clear"/>
-            <w:tcMar>
-              <w:top w:type="dxa" w:w="20"/>
-              <w:left w:type="dxa" w:w="100"/>
-              <w:bottom w:type="dxa" w:w="20"/>
-              <w:right w:type="dxa" w:w="100"/>
-            </w:tcMar>
-            <w:vAlign w:val="center"/>
-          </w:tcPr>
-          <w:p>
-            <w:pPr>
-              <w:spacing w:after="0" w:before="0"/>
-              <w:jc w:val="left"/>
-            </w:pPr>
-            <w:r>
-              <w:rPr>
-                <w:rFonts w:ascii="Arial" w:cs="Arial" w:eastAsia="Arial" w:hAnsi="Arial"/>
-                <w:sz w:val="20"/>
-                <w:szCs w:val="20"/>
-              </w:rPr>
-              <w:t xml:space="preserve"/>
-            </w:r>
-          </w:p>
-        </w:tc>
-      </w:tr>
-      <w:tr>
-        <w:tc>
-          <w:tcPr>
-            <w:tcW w:type="dxa" w:w="500"/>
-            <w:tcBorders>
-              <w:top w:val="single" w:color="B7C9BC" w:sz="4"/>
-              <w:left w:val="single" w:color="B7C9BC" w:sz="4"/>
-              <w:bottom w:val="single" w:color="B7C9BC" w:sz="4"/>
-              <w:right w:val="single" w:color="B7C9BC" w:sz="4"/>
-            </w:tcBorders>
-            <w:shd w:fill="E3F2E7" w:color="auto" w:val="clear"/>
-            <w:tcMar>
-              <w:top w:type="dxa" w:w="20"/>
-              <w:left w:type="dxa" w:w="100"/>
-              <w:bottom w:type="dxa" w:w="20"/>
-              <w:right w:type="dxa" w:w="100"/>
-            </w:tcMar>
-            <w:vAlign w:val="center"/>
-          </w:tcPr>
-          <w:p>
-            <w:pPr>
-              <w:spacing w:after="0" w:before="0"/>
-              <w:jc w:val="left"/>
-            </w:pPr>
-            <w:r>
-              <w:rPr>
-                <w:rFonts w:ascii="Arial" w:cs="Arial" w:eastAsia="Arial" w:hAnsi="Arial"/>
-                <w:sz w:val="20"/>
-                <w:szCs w:val="20"/>
-              </w:rPr>
-              <w:t xml:space="preserve"/>
-            </w:r>
-          </w:p>
-        </w:tc>
-        <w:tc>
-          <w:tcPr>
-            <w:tcW w:type="dxa" w:w="2900"/>
-            <w:tcBorders>
-              <w:top w:val="single" w:color="B7C9BC" w:sz="4"/>
-              <w:left w:val="single" w:color="B7C9BC" w:sz="4"/>
-              <w:bottom w:val="single" w:color="B7C9BC" w:sz="4"/>
-              <w:right w:val="single" w:color="B7C9BC" w:sz="4"/>
-            </w:tcBorders>
-            <w:shd w:fill="E3F2E7" w:color="auto" w:val="clear"/>
-            <w:tcMar>
-              <w:top w:type="dxa" w:w="20"/>
-              <w:left w:type="dxa" w:w="100"/>
-              <w:bottom w:type="dxa" w:w="20"/>
-              <w:right w:type="dxa" w:w="100"/>
-            </w:tcMar>
-            <w:vAlign w:val="center"/>
-          </w:tcPr>
-          <w:p>
-            <w:pPr>
-              <w:spacing w:after="0" w:before="0"/>
-              <w:jc w:val="left"/>
-            </w:pPr>
-            <w:r>
-              <w:rPr>
-                <w:rFonts w:ascii="Arial" w:cs="Arial" w:eastAsia="Arial" w:hAnsi="Arial"/>
-                <w:b/>
-                <w:bCs/>
-                <w:sz w:val="20"/>
-                <w:szCs w:val="20"/>
-              </w:rPr>
-              <w:t xml:space="preserve">Whole project (main + solar)</w:t>
-            </w:r>
-          </w:p>
-        </w:tc>
-        <w:tc>
-          <w:tcPr>
-            <w:tcW w:type="dxa" w:w="2700"/>
-            <w:tcBorders>
-              <w:top w:val="single" w:color="B7C9BC" w:sz="4"/>
-              <w:left w:val="single" w:color="B7C9BC" w:sz="4"/>
-              <w:bottom w:val="single" w:color="B7C9BC" w:sz="4"/>
-              <w:right w:val="single" w:color="B7C9BC" w:sz="4"/>
-            </w:tcBorders>
-            <w:shd w:fill="E3F2E7" w:color="auto" w:val="clear"/>
-            <w:tcMar>
-              <w:top w:type="dxa" w:w="20"/>
-              <w:left w:type="dxa" w:w="100"/>
-              <w:bottom w:type="dxa" w:w="20"/>
-              <w:right w:type="dxa" w:w="100"/>
-            </w:tcMar>
-            <w:vAlign w:val="center"/>
-          </w:tcPr>
-          <w:p>
-            <w:pPr>
-              <w:bidi/>
-              <w:spacing w:after="0" w:before="0"/>
-            </w:pPr>
-            <w:r>
-              <w:rPr>
-                <w:rFonts w:ascii="Arial" w:cs="Arial" w:eastAsia="Arial" w:hAnsi="Arial"/>
-                <w:b/>
-                <w:bCs/>
-                <w:sz w:val="20"/>
-                <w:szCs w:val="20"/>
-                <w:rtl/>
-              </w:rPr>
-              <w:t xml:space="preserve">إجمالي المشروع كاملاً (أساسي + شمسي)</w:t>
-            </w:r>
-          </w:p>
-        </w:tc>
-        <w:tc>
-          <w:tcPr>
-            <w:tcW w:type="dxa" w:w="3000"/>
-            <w:tcBorders>
-              <w:top w:val="single" w:color="B7C9BC" w:sz="4"/>
-              <w:left w:val="single" w:color="B7C9BC" w:sz="4"/>
-              <w:bottom w:val="single" w:color="B7C9BC" w:sz="4"/>
-              <w:right w:val="single" w:color="B7C9BC" w:sz="4"/>
-            </w:tcBorders>
-            <w:shd w:fill="E3F2E7" w:color="auto" w:val="clear"/>
-            <w:tcMar>
-              <w:top w:type="dxa" w:w="20"/>
-              <w:left w:type="dxa" w:w="100"/>
-              <w:bottom w:type="dxa" w:w="20"/>
-              <w:right w:type="dxa" w:w="100"/>
-            </w:tcMar>
-            <w:vAlign w:val="center"/>
-          </w:tcPr>
-          <w:p>
-            <w:pPr>
-              <w:spacing w:after="0" w:before="0"/>
-              <w:jc w:val="left"/>
-            </w:pPr>
-            <w:r>
-              <w:rPr>
-                <w:rFonts w:ascii="Arial" w:cs="Arial" w:eastAsia="Arial" w:hAnsi="Arial"/>
-                <w:sz w:val="20"/>
-                <w:szCs w:val="20"/>
-              </w:rPr>
-              <w:t xml:space="preserve"/>
-            </w:r>
-          </w:p>
-        </w:tc>
-        <w:tc>
-          <w:tcPr>
-            <w:tcW w:type="dxa" w:w="1100"/>
-            <w:tcBorders>
-              <w:top w:val="single" w:color="B7C9BC" w:sz="4"/>
-              <w:left w:val="single" w:color="B7C9BC" w:sz="4"/>
-              <w:bottom w:val="single" w:color="B7C9BC" w:sz="4"/>
-              <w:right w:val="single" w:color="B7C9BC" w:sz="4"/>
-            </w:tcBorders>
-            <w:shd w:fill="E3F2E7" w:color="auto" w:val="clear"/>
-            <w:tcMar>
-              <w:top w:type="dxa" w:w="20"/>
-              <w:left w:type="dxa" w:w="100"/>
-              <w:bottom w:type="dxa" w:w="20"/>
-              <w:right w:type="dxa" w:w="100"/>
-            </w:tcMar>
-            <w:vAlign w:val="center"/>
-          </w:tcPr>
-          <w:p>
-            <w:pPr>
-              <w:spacing w:after="0" w:before="0"/>
-              <w:jc w:val="left"/>
-            </w:pPr>
-            <w:r>
-              <w:rPr>
-                <w:rFonts w:ascii="Arial" w:cs="Arial" w:eastAsia="Arial" w:hAnsi="Arial"/>
-                <w:sz w:val="20"/>
-                <w:szCs w:val="20"/>
-              </w:rPr>
-              <w:t xml:space="preserve"/>
-            </w:r>
-          </w:p>
-        </w:tc>
-        <w:tc>
-          <w:tcPr>
-            <w:tcW w:type="dxa" w:w="1300"/>
-            <w:tcBorders>
-              <w:top w:val="single" w:color="B7C9BC" w:sz="4"/>
-              <w:left w:val="single" w:color="B7C9BC" w:sz="4"/>
-              <w:bottom w:val="single" w:color="B7C9BC" w:sz="4"/>
-              <w:right w:val="single" w:color="B7C9BC" w:sz="4"/>
-            </w:tcBorders>
-            <w:shd w:fill="E3F2E7" w:color="auto" w:val="clear"/>
-            <w:tcMar>
-              <w:top w:type="dxa" w:w="20"/>
-              <w:left w:type="dxa" w:w="100"/>
-              <w:bottom w:type="dxa" w:w="20"/>
-              <w:right w:type="dxa" w:w="100"/>
-            </w:tcMar>
-            <w:vAlign w:val="center"/>
-          </w:tcPr>
-          <w:p>
-            <w:pPr>
-              <w:spacing w:after="0" w:before="0"/>
-              <w:jc w:val="center"/>
-            </w:pPr>
-            <w:r>
-              <w:rPr>
-                <w:rFonts w:ascii="Arial" w:cs="Arial" w:eastAsia="Arial" w:hAnsi="Arial"/>
-                <w:b/>
-                <w:bCs/>
-                <w:color w:val="2F7D4F"/>
-                <w:sz w:val="20"/>
-                <w:szCs w:val="20"/>
-              </w:rPr>
-              <w:t xml:space="preserve">≈ 261 – 501</w:t>
-            </w:r>
-          </w:p>
-        </w:tc>
-        <w:tc>
-          <w:tcPr>
-            <w:tcW w:type="dxa" w:w="3338"/>
-            <w:tcBorders>
-              <w:top w:val="single" w:color="B7C9BC" w:sz="4"/>
-              <w:left w:val="single" w:color="B7C9BC" w:sz="4"/>
-              <w:bottom w:val="single" w:color="B7C9BC" w:sz="4"/>
-              <w:right w:val="single" w:color="B7C9BC" w:sz="4"/>
-            </w:tcBorders>
-            <w:shd w:fill="E3F2E7" w:color="auto" w:val="clear"/>
-            <w:tcMar>
-              <w:top w:type="dxa" w:w="20"/>
-              <w:left w:type="dxa" w:w="100"/>
-              <w:bottom w:type="dxa" w:w="20"/>
+              <w:top w:type="dxa" w:w="40"/>
+              <w:left w:type="dxa" w:w="100"/>
+              <w:bottom w:type="dxa" w:w="40"/>
               <w:right w:type="dxa" w:w="100"/>
             </w:tcMar>
             <w:vAlign w:val="center"/>
@@ -7246,9 +4208,9 @@
             </w:tcBorders>
             <w:shd w:fill="2F7D4F" w:color="auto" w:val="clear"/>
             <w:tcMar>
-              <w:top w:type="dxa" w:w="20"/>
-              <w:left w:type="dxa" w:w="100"/>
-              <w:bottom w:type="dxa" w:w="20"/>
+              <w:top w:type="dxa" w:w="40"/>
+              <w:left w:type="dxa" w:w="100"/>
+              <w:bottom w:type="dxa" w:w="40"/>
               <w:right w:type="dxa" w:w="100"/>
             </w:tcMar>
             <w:vAlign w:val="center"/>
@@ -7282,9 +4244,9 @@
             </w:tcBorders>
             <w:shd w:fill="2F7D4F" w:color="auto" w:val="clear"/>
             <w:tcMar>
-              <w:top w:type="dxa" w:w="20"/>
-              <w:left w:type="dxa" w:w="100"/>
-              <w:bottom w:type="dxa" w:w="20"/>
+              <w:top w:type="dxa" w:w="40"/>
+              <w:left w:type="dxa" w:w="100"/>
+              <w:bottom w:type="dxa" w:w="40"/>
               <w:right w:type="dxa" w:w="100"/>
             </w:tcMar>
             <w:vAlign w:val="center"/>
@@ -7318,9 +4280,9 @@
             </w:tcBorders>
             <w:shd w:fill="2F7D4F" w:color="auto" w:val="clear"/>
             <w:tcMar>
-              <w:top w:type="dxa" w:w="20"/>
-              <w:left w:type="dxa" w:w="100"/>
-              <w:bottom w:type="dxa" w:w="20"/>
+              <w:top w:type="dxa" w:w="40"/>
+              <w:left w:type="dxa" w:w="100"/>
+              <w:bottom w:type="dxa" w:w="40"/>
               <w:right w:type="dxa" w:w="100"/>
             </w:tcMar>
             <w:vAlign w:val="center"/>
@@ -7329,6 +4291,7 @@
             <w:pPr>
               <w:bidi/>
               <w:spacing w:after="0" w:before="0"/>
+              <w:jc w:val="right"/>
             </w:pPr>
             <w:r>
               <w:rPr>
@@ -7356,9 +4319,9 @@
               <w:right w:val="single" w:color="B7C9BC" w:sz="4"/>
             </w:tcBorders>
             <w:tcMar>
-              <w:top w:type="dxa" w:w="20"/>
-              <w:left w:type="dxa" w:w="100"/>
-              <w:bottom w:type="dxa" w:w="20"/>
+              <w:top w:type="dxa" w:w="40"/>
+              <w:left w:type="dxa" w:w="100"/>
+              <w:bottom w:type="dxa" w:w="40"/>
               <w:right w:type="dxa" w:w="100"/>
             </w:tcMar>
             <w:vAlign w:val="center"/>
@@ -7388,9 +4351,9 @@
               <w:right w:val="single" w:color="B7C9BC" w:sz="4"/>
             </w:tcBorders>
             <w:tcMar>
-              <w:top w:type="dxa" w:w="20"/>
-              <w:left w:type="dxa" w:w="100"/>
-              <w:bottom w:type="dxa" w:w="20"/>
+              <w:top w:type="dxa" w:w="40"/>
+              <w:left w:type="dxa" w:w="100"/>
+              <w:bottom w:type="dxa" w:w="40"/>
               <w:right w:type="dxa" w:w="100"/>
             </w:tcMar>
             <w:vAlign w:val="center"/>
@@ -7420,9 +4383,9 @@
               <w:right w:val="single" w:color="B7C9BC" w:sz="4"/>
             </w:tcBorders>
             <w:tcMar>
-              <w:top w:type="dxa" w:w="20"/>
-              <w:left w:type="dxa" w:w="100"/>
-              <w:bottom w:type="dxa" w:w="20"/>
+              <w:top w:type="dxa" w:w="40"/>
+              <w:left w:type="dxa" w:w="100"/>
+              <w:bottom w:type="dxa" w:w="40"/>
               <w:right w:type="dxa" w:w="100"/>
             </w:tcMar>
             <w:vAlign w:val="center"/>
@@ -7431,6 +4394,7 @@
             <w:pPr>
               <w:bidi/>
               <w:spacing w:after="0" w:before="0"/>
+              <w:jc w:val="right"/>
             </w:pPr>
             <w:r>
               <w:rPr>
@@ -7456,9 +4420,9 @@
             </w:tcBorders>
             <w:shd w:fill="F5F9F5" w:color="auto" w:val="clear"/>
             <w:tcMar>
-              <w:top w:type="dxa" w:w="20"/>
-              <w:left w:type="dxa" w:w="100"/>
-              <w:bottom w:type="dxa" w:w="20"/>
+              <w:top w:type="dxa" w:w="40"/>
+              <w:left w:type="dxa" w:w="100"/>
+              <w:bottom w:type="dxa" w:w="40"/>
               <w:right w:type="dxa" w:w="100"/>
             </w:tcMar>
             <w:vAlign w:val="center"/>
@@ -7489,9 +4453,9 @@
             </w:tcBorders>
             <w:shd w:fill="F5F9F5" w:color="auto" w:val="clear"/>
             <w:tcMar>
-              <w:top w:type="dxa" w:w="20"/>
-              <w:left w:type="dxa" w:w="100"/>
-              <w:bottom w:type="dxa" w:w="20"/>
+              <w:top w:type="dxa" w:w="40"/>
+              <w:left w:type="dxa" w:w="100"/>
+              <w:bottom w:type="dxa" w:w="40"/>
               <w:right w:type="dxa" w:w="100"/>
             </w:tcMar>
             <w:vAlign w:val="center"/>
@@ -7522,9 +4486,9 @@
             </w:tcBorders>
             <w:shd w:fill="F5F9F5" w:color="auto" w:val="clear"/>
             <w:tcMar>
-              <w:top w:type="dxa" w:w="20"/>
-              <w:left w:type="dxa" w:w="100"/>
-              <w:bottom w:type="dxa" w:w="20"/>
+              <w:top w:type="dxa" w:w="40"/>
+              <w:left w:type="dxa" w:w="100"/>
+              <w:bottom w:type="dxa" w:w="40"/>
               <w:right w:type="dxa" w:w="100"/>
             </w:tcMar>
             <w:vAlign w:val="center"/>
@@ -7533,6 +4497,7 @@
             <w:pPr>
               <w:bidi/>
               <w:spacing w:after="0" w:before="0"/>
+              <w:jc w:val="right"/>
             </w:pPr>
             <w:r>
               <w:rPr>
@@ -7557,9 +4522,9 @@
               <w:right w:val="single" w:color="B7C9BC" w:sz="4"/>
             </w:tcBorders>
             <w:tcMar>
-              <w:top w:type="dxa" w:w="20"/>
-              <w:left w:type="dxa" w:w="100"/>
-              <w:bottom w:type="dxa" w:w="20"/>
+              <w:top w:type="dxa" w:w="40"/>
+              <w:left w:type="dxa" w:w="100"/>
+              <w:bottom w:type="dxa" w:w="40"/>
               <w:right w:type="dxa" w:w="100"/>
             </w:tcMar>
             <w:vAlign w:val="center"/>
@@ -7589,9 +4554,9 @@
               <w:right w:val="single" w:color="B7C9BC" w:sz="4"/>
             </w:tcBorders>
             <w:tcMar>
-              <w:top w:type="dxa" w:w="20"/>
-              <w:left w:type="dxa" w:w="100"/>
-              <w:bottom w:type="dxa" w:w="20"/>
+              <w:top w:type="dxa" w:w="40"/>
+              <w:left w:type="dxa" w:w="100"/>
+              <w:bottom w:type="dxa" w:w="40"/>
               <w:right w:type="dxa" w:w="100"/>
             </w:tcMar>
             <w:vAlign w:val="center"/>
@@ -7621,9 +4586,9 @@
               <w:right w:val="single" w:color="B7C9BC" w:sz="4"/>
             </w:tcBorders>
             <w:tcMar>
-              <w:top w:type="dxa" w:w="20"/>
-              <w:left w:type="dxa" w:w="100"/>
-              <w:bottom w:type="dxa" w:w="20"/>
+              <w:top w:type="dxa" w:w="40"/>
+              <w:left w:type="dxa" w:w="100"/>
+              <w:bottom w:type="dxa" w:w="40"/>
               <w:right w:type="dxa" w:w="100"/>
             </w:tcMar>
             <w:vAlign w:val="center"/>
@@ -7632,6 +4597,7 @@
             <w:pPr>
               <w:bidi/>
               <w:spacing w:after="0" w:before="0"/>
+              <w:jc w:val="right"/>
             </w:pPr>
             <w:r>
               <w:rPr>
@@ -7657,9 +4623,9 @@
             </w:tcBorders>
             <w:shd w:fill="F5F9F5" w:color="auto" w:val="clear"/>
             <w:tcMar>
-              <w:top w:type="dxa" w:w="20"/>
-              <w:left w:type="dxa" w:w="100"/>
-              <w:bottom w:type="dxa" w:w="20"/>
+              <w:top w:type="dxa" w:w="40"/>
+              <w:left w:type="dxa" w:w="100"/>
+              <w:bottom w:type="dxa" w:w="40"/>
               <w:right w:type="dxa" w:w="100"/>
             </w:tcMar>
             <w:vAlign w:val="center"/>
@@ -7690,9 +4656,9 @@
             </w:tcBorders>
             <w:shd w:fill="F5F9F5" w:color="auto" w:val="clear"/>
             <w:tcMar>
-              <w:top w:type="dxa" w:w="20"/>
-              <w:left w:type="dxa" w:w="100"/>
-              <w:bottom w:type="dxa" w:w="20"/>
+              <w:top w:type="dxa" w:w="40"/>
+              <w:left w:type="dxa" w:w="100"/>
+              <w:bottom w:type="dxa" w:w="40"/>
               <w:right w:type="dxa" w:w="100"/>
             </w:tcMar>
             <w:vAlign w:val="center"/>
@@ -7723,9 +4689,9 @@
             </w:tcBorders>
             <w:shd w:fill="F5F9F5" w:color="auto" w:val="clear"/>
             <w:tcMar>
-              <w:top w:type="dxa" w:w="20"/>
-              <w:left w:type="dxa" w:w="100"/>
-              <w:bottom w:type="dxa" w:w="20"/>
+              <w:top w:type="dxa" w:w="40"/>
+              <w:left w:type="dxa" w:w="100"/>
+              <w:bottom w:type="dxa" w:w="40"/>
               <w:right w:type="dxa" w:w="100"/>
             </w:tcMar>
             <w:vAlign w:val="center"/>
@@ -7734,6 +4700,7 @@
             <w:pPr>
               <w:bidi/>
               <w:spacing w:after="0" w:before="0"/>
+              <w:jc w:val="right"/>
             </w:pPr>
             <w:r>
               <w:rPr>
@@ -7758,9 +4725,9 @@
               <w:right w:val="single" w:color="B7C9BC" w:sz="4"/>
             </w:tcBorders>
             <w:tcMar>
-              <w:top w:type="dxa" w:w="20"/>
-              <w:left w:type="dxa" w:w="100"/>
-              <w:bottom w:type="dxa" w:w="20"/>
+              <w:top w:type="dxa" w:w="40"/>
+              <w:left w:type="dxa" w:w="100"/>
+              <w:bottom w:type="dxa" w:w="40"/>
               <w:right w:type="dxa" w:w="100"/>
             </w:tcMar>
             <w:vAlign w:val="center"/>
@@ -7790,9 +4757,9 @@
               <w:right w:val="single" w:color="B7C9BC" w:sz="4"/>
             </w:tcBorders>
             <w:tcMar>
-              <w:top w:type="dxa" w:w="20"/>
-              <w:left w:type="dxa" w:w="100"/>
-              <w:bottom w:type="dxa" w:w="20"/>
+              <w:top w:type="dxa" w:w="40"/>
+              <w:left w:type="dxa" w:w="100"/>
+              <w:bottom w:type="dxa" w:w="40"/>
               <w:right w:type="dxa" w:w="100"/>
             </w:tcMar>
             <w:vAlign w:val="center"/>
@@ -7808,7 +4775,7 @@
                 <w:sz w:val="20"/>
                 <w:szCs w:val="20"/>
               </w:rPr>
-              <w:t xml:space="preserve">Power bank (testing / backup only): some switch off at low current; use an always-on model or a USB phone charger.</w:t>
+              <w:t xml:space="preserve">Power bank: some switch off at low current; use an always-on model or a USB phone charger.</w:t>
             </w:r>
           </w:p>
         </w:tc>
@@ -7822,9 +4789,9 @@
               <w:right w:val="single" w:color="B7C9BC" w:sz="4"/>
             </w:tcBorders>
             <w:tcMar>
-              <w:top w:type="dxa" w:w="20"/>
-              <w:left w:type="dxa" w:w="100"/>
-              <w:bottom w:type="dxa" w:w="20"/>
+              <w:top w:type="dxa" w:w="40"/>
+              <w:left w:type="dxa" w:w="100"/>
+              <w:bottom w:type="dxa" w:w="40"/>
               <w:right w:type="dxa" w:w="100"/>
             </w:tcMar>
             <w:vAlign w:val="center"/>
@@ -7833,6 +4800,7 @@
             <w:pPr>
               <w:bidi/>
               <w:spacing w:after="0" w:before="0"/>
+              <w:jc w:val="right"/>
             </w:pPr>
             <w:r>
               <w:rPr>
@@ -7841,7 +4809,7 @@
                 <w:szCs w:val="21"/>
                 <w:rtl/>
               </w:rPr>
-              <w:t xml:space="preserve">الباور بانك للتجربة فقط والاحتياط: بعض الأنواع تنطفئ تلقائياً عند الاستهلاك المنخفض، فاستخدموا نوعاً بخاصية التشغيل الدائم أو شاحن جوال USB.</w:t>
+              <w:t xml:space="preserve">الباور بانك: بعض الأنواع تنطفئ تلقائياً عند الاستهلاك المنخفض. استخدموا نوعاً بخاصية التشغيل الدائم أو شاحن جوال USB.</w:t>
             </w:r>
           </w:p>
         </w:tc>
@@ -7858,9 +4826,9 @@
             </w:tcBorders>
             <w:shd w:fill="F5F9F5" w:color="auto" w:val="clear"/>
             <w:tcMar>
-              <w:top w:type="dxa" w:w="20"/>
-              <w:left w:type="dxa" w:w="100"/>
-              <w:bottom w:type="dxa" w:w="20"/>
+              <w:top w:type="dxa" w:w="40"/>
+              <w:left w:type="dxa" w:w="100"/>
+              <w:bottom w:type="dxa" w:w="40"/>
               <w:right w:type="dxa" w:w="100"/>
             </w:tcMar>
             <w:vAlign w:val="center"/>
@@ -7891,9 +4859,9 @@
             </w:tcBorders>
             <w:shd w:fill="F5F9F5" w:color="auto" w:val="clear"/>
             <w:tcMar>
-              <w:top w:type="dxa" w:w="20"/>
-              <w:left w:type="dxa" w:w="100"/>
-              <w:bottom w:type="dxa" w:w="20"/>
+              <w:top w:type="dxa" w:w="40"/>
+              <w:left w:type="dxa" w:w="100"/>
+              <w:bottom w:type="dxa" w:w="40"/>
               <w:right w:type="dxa" w:w="100"/>
             </w:tcMar>
             <w:vAlign w:val="center"/>
@@ -7909,7 +4877,7 @@
                 <w:sz w:val="20"/>
                 <w:szCs w:val="20"/>
               </w:rPr>
-              <w:t xml:space="preserve">Batteries: buy protected 18650 cells of the same model and charge; avoid unknown cells with fake capacities like 9900 mAh.</w:t>
+              <w:t xml:space="preserve">Prices are approximate. Local shops / Amazon.sa are faster; AliExpress is cheaper but takes 2–4 weeks.</w:t>
             </w:r>
           </w:p>
         </w:tc>
@@ -7924,9 +4892,9 @@
             </w:tcBorders>
             <w:shd w:fill="F5F9F5" w:color="auto" w:val="clear"/>
             <w:tcMar>
-              <w:top w:type="dxa" w:w="20"/>
-              <w:left w:type="dxa" w:w="100"/>
-              <w:bottom w:type="dxa" w:w="20"/>
+              <w:top w:type="dxa" w:w="40"/>
+              <w:left w:type="dxa" w:w="100"/>
+              <w:bottom w:type="dxa" w:w="40"/>
               <w:right w:type="dxa" w:w="100"/>
             </w:tcMar>
             <w:vAlign w:val="center"/>
@@ -7935,6 +4903,7 @@
             <w:pPr>
               <w:bidi/>
               <w:spacing w:after="0" w:before="0"/>
+              <w:jc w:val="right"/>
             </w:pPr>
             <w:r>
               <w:rPr>
@@ -7943,7 +4912,7 @@
                 <w:szCs w:val="21"/>
                 <w:rtl/>
               </w:rPr>
-              <w:t xml:space="preserve">البطاريات: اطلبوا بطاريات 18650 محمية (Protected) من نفس النوع ونفس الشحن، ولا تشتروا بطاريات مجهولة بسعات مبالغ فيها مثل 9900 mAh.</w:t>
+              <w:t xml:space="preserve">الأسعار تقريبية وتختلف حسب المتجر. المحلات المحلية وأمازون السعودية أسرع، وعلي إكسبرس أرخص لكن الشحن قد يستغرق 2–4 أسابيع.</w:t>
             </w:r>
           </w:p>
         </w:tc>
@@ -7959,9 +4928,9 @@
               <w:right w:val="single" w:color="B7C9BC" w:sz="4"/>
             </w:tcBorders>
             <w:tcMar>
-              <w:top w:type="dxa" w:w="20"/>
-              <w:left w:type="dxa" w:w="100"/>
-              <w:bottom w:type="dxa" w:w="20"/>
+              <w:top w:type="dxa" w:w="40"/>
+              <w:left w:type="dxa" w:w="100"/>
+              <w:bottom w:type="dxa" w:w="40"/>
               <w:right w:type="dxa" w:w="100"/>
             </w:tcMar>
             <w:vAlign w:val="center"/>
@@ -7991,9 +4960,9 @@
               <w:right w:val="single" w:color="B7C9BC" w:sz="4"/>
             </w:tcBorders>
             <w:tcMar>
-              <w:top w:type="dxa" w:w="20"/>
-              <w:left w:type="dxa" w:w="100"/>
-              <w:bottom w:type="dxa" w:w="20"/>
+              <w:top w:type="dxa" w:w="40"/>
+              <w:left w:type="dxa" w:w="100"/>
+              <w:bottom w:type="dxa" w:w="40"/>
               <w:right w:type="dxa" w:w="100"/>
             </w:tcMar>
             <w:vAlign w:val="center"/>
@@ -8009,7 +4978,7 @@
                 <w:sz w:val="20"/>
                 <w:szCs w:val="20"/>
               </w:rPr>
-              <w:t xml:space="preserve">Charger: buy the 6 V version of the CN3791 to match the 6 V panel. A TP4056 also works but is less efficient with solar panels.</w:t>
+              <w:t xml:space="preserve">Optional: a multimeter for checking connections (30 – 60 SAR).</w:t>
             </w:r>
           </w:p>
         </w:tc>
@@ -8023,9 +4992,9 @@
               <w:right w:val="single" w:color="B7C9BC" w:sz="4"/>
             </w:tcBorders>
             <w:tcMar>
-              <w:top w:type="dxa" w:w="20"/>
-              <w:left w:type="dxa" w:w="100"/>
-              <w:bottom w:type="dxa" w:w="20"/>
+              <w:top w:type="dxa" w:w="40"/>
+              <w:left w:type="dxa" w:w="100"/>
+              <w:bottom w:type="dxa" w:w="40"/>
               <w:right w:type="dxa" w:w="100"/>
             </w:tcMar>
             <w:vAlign w:val="center"/>
@@ -8034,6 +5003,7 @@
             <w:pPr>
               <w:bidi/>
               <w:spacing w:after="0" w:before="0"/>
+              <w:jc w:val="right"/>
             </w:pPr>
             <w:r>
               <w:rPr>
@@ -8042,7 +5012,7 @@
                 <w:szCs w:val="21"/>
                 <w:rtl/>
               </w:rPr>
-              <w:t xml:space="preserve">منظّم الشحن: اطلبوا CN3791 بنسخة 6 فولت لتطابق اللوح الشمسي 6 فولت. يمكن استخدام TP4056 بديلاً لكنه أقل كفاءة مع الألواح الشمسية.</w:t>
+              <w:t xml:space="preserve">إضافة اختيارية مفيدة: جهاز ملتيميتر لفحص التوصيلات (30 – 60 ريال).</w:t>
             </w:r>
           </w:p>
         </w:tc>
@@ -8059,9 +5029,9 @@
             </w:tcBorders>
             <w:shd w:fill="F5F9F5" w:color="auto" w:val="clear"/>
             <w:tcMar>
-              <w:top w:type="dxa" w:w="20"/>
-              <w:left w:type="dxa" w:w="100"/>
-              <w:bottom w:type="dxa" w:w="20"/>
+              <w:top w:type="dxa" w:w="40"/>
+              <w:left w:type="dxa" w:w="100"/>
+              <w:bottom w:type="dxa" w:w="40"/>
               <w:right w:type="dxa" w:w="100"/>
             </w:tcMar>
             <w:vAlign w:val="center"/>
@@ -8092,9 +5062,9 @@
             </w:tcBorders>
             <w:shd w:fill="F5F9F5" w:color="auto" w:val="clear"/>
             <w:tcMar>
-              <w:top w:type="dxa" w:w="20"/>
-              <w:left w:type="dxa" w:w="100"/>
-              <w:bottom w:type="dxa" w:w="20"/>
+              <w:top w:type="dxa" w:w="40"/>
+              <w:left w:type="dxa" w:w="100"/>
+              <w:bottom w:type="dxa" w:w="40"/>
               <w:right w:type="dxa" w:w="100"/>
             </w:tcMar>
             <w:vAlign w:val="center"/>
@@ -8110,7 +5080,7 @@
                 <w:sz w:val="20"/>
                 <w:szCs w:val="20"/>
               </w:rPr>
-              <w:t xml:space="preserve">MT3608: set it to 5.1 V with a multimeter before connecting it to the ESP32, or the board may be damaged.</w:t>
+              <w:t xml:space="preserve">Links open a search for the part code on Amazon.sa and AliExpress. Pick a well-rated listing that matches the code and photo, or ask a local electronics shop for the same code.</w:t>
             </w:r>
           </w:p>
         </w:tc>
@@ -8125,9 +5095,9 @@
             </w:tcBorders>
             <w:shd w:fill="F5F9F5" w:color="auto" w:val="clear"/>
             <w:tcMar>
-              <w:top w:type="dxa" w:w="20"/>
-              <w:left w:type="dxa" w:w="100"/>
-              <w:bottom w:type="dxa" w:w="20"/>
+              <w:top w:type="dxa" w:w="40"/>
+              <w:left w:type="dxa" w:w="100"/>
+              <w:bottom w:type="dxa" w:w="40"/>
               <w:right w:type="dxa" w:w="100"/>
             </w:tcMar>
             <w:vAlign w:val="center"/>
@@ -8136,6 +5106,7 @@
             <w:pPr>
               <w:bidi/>
               <w:spacing w:after="0" w:before="0"/>
+              <w:jc w:val="right"/>
             </w:pPr>
             <w:r>
               <w:rPr>
@@ -8144,7 +5115,7 @@
                 <w:szCs w:val="21"/>
                 <w:rtl/>
               </w:rPr>
-              <w:t xml:space="preserve">رافع الجهد MT3608: اضبطوه على 5.1 فولت بجهاز الملتيميتر قبل توصيله بلوحة ESP32، وإلا قد تتلف اللوحة.</w:t>
+              <w:t xml:space="preserve">الروابط تفتح نتائج بحث بكود القطعة في أمازون السعودية وعلي إكسبرس. اختاروا منتجاً بتقييم جيد يطابق الكود والصورة، أو اسألوا محلات الإلكترونيات المحلية بنفس الكود.</w:t>
             </w:r>
           </w:p>
         </w:tc>
@@ -8160,9 +5131,9 @@
               <w:right w:val="single" w:color="B7C9BC" w:sz="4"/>
             </w:tcBorders>
             <w:tcMar>
-              <w:top w:type="dxa" w:w="20"/>
-              <w:left w:type="dxa" w:w="100"/>
-              <w:bottom w:type="dxa" w:w="20"/>
+              <w:top w:type="dxa" w:w="40"/>
+              <w:left w:type="dxa" w:w="100"/>
+              <w:bottom w:type="dxa" w:w="40"/>
               <w:right w:type="dxa" w:w="100"/>
             </w:tcMar>
             <w:vAlign w:val="center"/>
@@ -8192,9 +5163,9 @@
               <w:right w:val="single" w:color="B7C9BC" w:sz="4"/>
             </w:tcBorders>
             <w:tcMar>
-              <w:top w:type="dxa" w:w="20"/>
-              <w:left w:type="dxa" w:w="100"/>
-              <w:bottom w:type="dxa" w:w="20"/>
+              <w:top w:type="dxa" w:w="40"/>
+              <w:left w:type="dxa" w:w="100"/>
+              <w:bottom w:type="dxa" w:w="40"/>
               <w:right w:type="dxa" w:w="100"/>
             </w:tcMar>
             <w:vAlign w:val="center"/>
@@ -8210,7 +5181,7 @@
                 <w:sz w:val="20"/>
                 <w:szCs w:val="20"/>
               </w:rPr>
-              <w:t xml:space="preserve">Prices are approximate. Local shops / Amazon.sa are faster; AliExpress is cheaper but takes 2–4 weeks.</w:t>
+              <w:t xml:space="preserve">Saving tip: an "ESP32 starter kit" often includes the breadboard, wires, resistors, buttons and buzzer for less than buying them separately.</w:t>
             </w:r>
           </w:p>
         </w:tc>
@@ -8224,9 +5195,9 @@
               <w:right w:val="single" w:color="B7C9BC" w:sz="4"/>
             </w:tcBorders>
             <w:tcMar>
-              <w:top w:type="dxa" w:w="20"/>
-              <w:left w:type="dxa" w:w="100"/>
-              <w:bottom w:type="dxa" w:w="20"/>
+              <w:top w:type="dxa" w:w="40"/>
+              <w:left w:type="dxa" w:w="100"/>
+              <w:bottom w:type="dxa" w:w="40"/>
               <w:right w:type="dxa" w:w="100"/>
             </w:tcMar>
             <w:vAlign w:val="center"/>
@@ -8235,309 +5206,7 @@
             <w:pPr>
               <w:bidi/>
               <w:spacing w:after="0" w:before="0"/>
-            </w:pPr>
-            <w:r>
-              <w:rPr>
-                <w:rFonts w:ascii="Arial" w:cs="Arial" w:eastAsia="Arial" w:hAnsi="Arial"/>
-                <w:sz w:val="21"/>
-                <w:szCs w:val="21"/>
-                <w:rtl/>
-              </w:rPr>
-              <w:t xml:space="preserve">الأسعار تقريبية وتختلف حسب المتجر. المحلات المحلية وأمازون السعودية أسرع، وعلي إكسبرس أرخص لكن الشحن قد يستغرق 2–4 أسابيع.</w:t>
-            </w:r>
-          </w:p>
-        </w:tc>
-      </w:tr>
-      <w:tr>
-        <w:tc>
-          <w:tcPr>
-            <w:tcW w:type="dxa" w:w="600"/>
-            <w:tcBorders>
-              <w:top w:val="single" w:color="B7C9BC" w:sz="4"/>
-              <w:left w:val="single" w:color="B7C9BC" w:sz="4"/>
-              <w:bottom w:val="single" w:color="B7C9BC" w:sz="4"/>
-              <w:right w:val="single" w:color="B7C9BC" w:sz="4"/>
-            </w:tcBorders>
-            <w:shd w:fill="F5F9F5" w:color="auto" w:val="clear"/>
-            <w:tcMar>
-              <w:top w:type="dxa" w:w="20"/>
-              <w:left w:type="dxa" w:w="100"/>
-              <w:bottom w:type="dxa" w:w="20"/>
-              <w:right w:type="dxa" w:w="100"/>
-            </w:tcMar>
-            <w:vAlign w:val="center"/>
-          </w:tcPr>
-          <w:p>
-            <w:pPr>
-              <w:spacing w:after="0" w:before="0"/>
-              <w:jc w:val="center"/>
-            </w:pPr>
-            <w:r>
-              <w:rPr>
-                <w:rFonts w:ascii="Arial" w:cs="Arial" w:eastAsia="Arial" w:hAnsi="Arial"/>
-                <w:sz w:val="20"/>
-                <w:szCs w:val="20"/>
-              </w:rPr>
-              <w:t xml:space="preserve">10</w:t>
-            </w:r>
-          </w:p>
-        </w:tc>
-        <w:tc>
-          <w:tcPr>
-            <w:tcW w:type="dxa" w:w="7119"/>
-            <w:tcBorders>
-              <w:top w:val="single" w:color="B7C9BC" w:sz="4"/>
-              <w:left w:val="single" w:color="B7C9BC" w:sz="4"/>
-              <w:bottom w:val="single" w:color="B7C9BC" w:sz="4"/>
-              <w:right w:val="single" w:color="B7C9BC" w:sz="4"/>
-            </w:tcBorders>
-            <w:shd w:fill="F5F9F5" w:color="auto" w:val="clear"/>
-            <w:tcMar>
-              <w:top w:type="dxa" w:w="20"/>
-              <w:left w:type="dxa" w:w="100"/>
-              <w:bottom w:type="dxa" w:w="20"/>
-              <w:right w:type="dxa" w:w="100"/>
-            </w:tcMar>
-            <w:vAlign w:val="center"/>
-          </w:tcPr>
-          <w:p>
-            <w:pPr>
-              <w:spacing w:after="0" w:before="0"/>
-              <w:jc w:val="left"/>
-            </w:pPr>
-            <w:r>
-              <w:rPr>
-                <w:rFonts w:ascii="Arial" w:cs="Arial" w:eastAsia="Arial" w:hAnsi="Arial"/>
-                <w:sz w:val="20"/>
-                <w:szCs w:val="20"/>
-              </w:rPr>
-              <w:t xml:space="preserve">Multimeter (30 – 60 SAR): needed for the solar part (to set the boost converter) and useful for checking connections.</w:t>
-            </w:r>
-          </w:p>
-        </w:tc>
-        <w:tc>
-          <w:tcPr>
-            <w:tcW w:type="dxa" w:w="7119"/>
-            <w:tcBorders>
-              <w:top w:val="single" w:color="B7C9BC" w:sz="4"/>
-              <w:left w:val="single" w:color="B7C9BC" w:sz="4"/>
-              <w:bottom w:val="single" w:color="B7C9BC" w:sz="4"/>
-              <w:right w:val="single" w:color="B7C9BC" w:sz="4"/>
-            </w:tcBorders>
-            <w:shd w:fill="F5F9F5" w:color="auto" w:val="clear"/>
-            <w:tcMar>
-              <w:top w:type="dxa" w:w="20"/>
-              <w:left w:type="dxa" w:w="100"/>
-              <w:bottom w:type="dxa" w:w="20"/>
-              <w:right w:type="dxa" w:w="100"/>
-            </w:tcMar>
-            <w:vAlign w:val="center"/>
-          </w:tcPr>
-          <w:p>
-            <w:pPr>
-              <w:bidi/>
-              <w:spacing w:after="0" w:before="0"/>
-            </w:pPr>
-            <w:r>
-              <w:rPr>
-                <w:rFonts w:ascii="Arial" w:cs="Arial" w:eastAsia="Arial" w:hAnsi="Arial"/>
-                <w:sz w:val="21"/>
-                <w:szCs w:val="21"/>
-                <w:rtl/>
-              </w:rPr>
-              <w:t xml:space="preserve">جهاز ملتيميتر (30 – 60 ريال): ضروري للجزء الشمسي لضبط رافع الجهد، ومفيد لفحص التوصيلات.</w:t>
-            </w:r>
-          </w:p>
-        </w:tc>
-      </w:tr>
-      <w:tr>
-        <w:tc>
-          <w:tcPr>
-            <w:tcW w:type="dxa" w:w="600"/>
-            <w:tcBorders>
-              <w:top w:val="single" w:color="B7C9BC" w:sz="4"/>
-              <w:left w:val="single" w:color="B7C9BC" w:sz="4"/>
-              <w:bottom w:val="single" w:color="B7C9BC" w:sz="4"/>
-              <w:right w:val="single" w:color="B7C9BC" w:sz="4"/>
-            </w:tcBorders>
-            <w:tcMar>
-              <w:top w:type="dxa" w:w="20"/>
-              <w:left w:type="dxa" w:w="100"/>
-              <w:bottom w:type="dxa" w:w="20"/>
-              <w:right w:type="dxa" w:w="100"/>
-            </w:tcMar>
-            <w:vAlign w:val="center"/>
-          </w:tcPr>
-          <w:p>
-            <w:pPr>
-              <w:spacing w:after="0" w:before="0"/>
-              <w:jc w:val="center"/>
-            </w:pPr>
-            <w:r>
-              <w:rPr>
-                <w:rFonts w:ascii="Arial" w:cs="Arial" w:eastAsia="Arial" w:hAnsi="Arial"/>
-                <w:sz w:val="20"/>
-                <w:szCs w:val="20"/>
-              </w:rPr>
-              <w:t xml:space="preserve">11</w:t>
-            </w:r>
-          </w:p>
-        </w:tc>
-        <w:tc>
-          <w:tcPr>
-            <w:tcW w:type="dxa" w:w="7119"/>
-            <w:tcBorders>
-              <w:top w:val="single" w:color="B7C9BC" w:sz="4"/>
-              <w:left w:val="single" w:color="B7C9BC" w:sz="4"/>
-              <w:bottom w:val="single" w:color="B7C9BC" w:sz="4"/>
-              <w:right w:val="single" w:color="B7C9BC" w:sz="4"/>
-            </w:tcBorders>
-            <w:tcMar>
-              <w:top w:type="dxa" w:w="20"/>
-              <w:left w:type="dxa" w:w="100"/>
-              <w:bottom w:type="dxa" w:w="20"/>
-              <w:right w:type="dxa" w:w="100"/>
-            </w:tcMar>
-            <w:vAlign w:val="center"/>
-          </w:tcPr>
-          <w:p>
-            <w:pPr>
-              <w:spacing w:after="0" w:before="0"/>
-              <w:jc w:val="left"/>
-            </w:pPr>
-            <w:r>
-              <w:rPr>
-                <w:rFonts w:ascii="Arial" w:cs="Arial" w:eastAsia="Arial" w:hAnsi="Arial"/>
-                <w:sz w:val="20"/>
-                <w:szCs w:val="20"/>
-              </w:rPr>
-              <w:t xml:space="preserve">Links open a search for the part code on Amazon.sa and AliExpress. Pick a well-rated listing that matches the code and photo, or ask a local electronics shop for the same code.</w:t>
-            </w:r>
-          </w:p>
-        </w:tc>
-        <w:tc>
-          <w:tcPr>
-            <w:tcW w:type="dxa" w:w="7119"/>
-            <w:tcBorders>
-              <w:top w:val="single" w:color="B7C9BC" w:sz="4"/>
-              <w:left w:val="single" w:color="B7C9BC" w:sz="4"/>
-              <w:bottom w:val="single" w:color="B7C9BC" w:sz="4"/>
-              <w:right w:val="single" w:color="B7C9BC" w:sz="4"/>
-            </w:tcBorders>
-            <w:tcMar>
-              <w:top w:type="dxa" w:w="20"/>
-              <w:left w:type="dxa" w:w="100"/>
-              <w:bottom w:type="dxa" w:w="20"/>
-              <w:right w:type="dxa" w:w="100"/>
-            </w:tcMar>
-            <w:vAlign w:val="center"/>
-          </w:tcPr>
-          <w:p>
-            <w:pPr>
-              <w:bidi/>
-              <w:spacing w:after="0" w:before="0"/>
-            </w:pPr>
-            <w:r>
-              <w:rPr>
-                <w:rFonts w:ascii="Arial" w:cs="Arial" w:eastAsia="Arial" w:hAnsi="Arial"/>
-                <w:sz w:val="21"/>
-                <w:szCs w:val="21"/>
-                <w:rtl/>
-              </w:rPr>
-              <w:t xml:space="preserve">الروابط تفتح نتائج بحث بكود القطعة في أمازون السعودية وعلي إكسبرس. اختاروا منتجاً بتقييم جيد يطابق الكود والصورة، أو اسألوا محلات الإلكترونيات المحلية بنفس الكود.</w:t>
-            </w:r>
-          </w:p>
-        </w:tc>
-      </w:tr>
-      <w:tr>
-        <w:tc>
-          <w:tcPr>
-            <w:tcW w:type="dxa" w:w="600"/>
-            <w:tcBorders>
-              <w:top w:val="single" w:color="B7C9BC" w:sz="4"/>
-              <w:left w:val="single" w:color="B7C9BC" w:sz="4"/>
-              <w:bottom w:val="single" w:color="B7C9BC" w:sz="4"/>
-              <w:right w:val="single" w:color="B7C9BC" w:sz="4"/>
-            </w:tcBorders>
-            <w:shd w:fill="F5F9F5" w:color="auto" w:val="clear"/>
-            <w:tcMar>
-              <w:top w:type="dxa" w:w="20"/>
-              <w:left w:type="dxa" w:w="100"/>
-              <w:bottom w:type="dxa" w:w="20"/>
-              <w:right w:type="dxa" w:w="100"/>
-            </w:tcMar>
-            <w:vAlign w:val="center"/>
-          </w:tcPr>
-          <w:p>
-            <w:pPr>
-              <w:spacing w:after="0" w:before="0"/>
-              <w:jc w:val="center"/>
-            </w:pPr>
-            <w:r>
-              <w:rPr>
-                <w:rFonts w:ascii="Arial" w:cs="Arial" w:eastAsia="Arial" w:hAnsi="Arial"/>
-                <w:sz w:val="20"/>
-                <w:szCs w:val="20"/>
-              </w:rPr>
-              <w:t xml:space="preserve">12</w:t>
-            </w:r>
-          </w:p>
-        </w:tc>
-        <w:tc>
-          <w:tcPr>
-            <w:tcW w:type="dxa" w:w="7119"/>
-            <w:tcBorders>
-              <w:top w:val="single" w:color="B7C9BC" w:sz="4"/>
-              <w:left w:val="single" w:color="B7C9BC" w:sz="4"/>
-              <w:bottom w:val="single" w:color="B7C9BC" w:sz="4"/>
-              <w:right w:val="single" w:color="B7C9BC" w:sz="4"/>
-            </w:tcBorders>
-            <w:shd w:fill="F5F9F5" w:color="auto" w:val="clear"/>
-            <w:tcMar>
-              <w:top w:type="dxa" w:w="20"/>
-              <w:left w:type="dxa" w:w="100"/>
-              <w:bottom w:type="dxa" w:w="20"/>
-              <w:right w:type="dxa" w:w="100"/>
-            </w:tcMar>
-            <w:vAlign w:val="center"/>
-          </w:tcPr>
-          <w:p>
-            <w:pPr>
-              <w:spacing w:after="0" w:before="0"/>
-              <w:jc w:val="left"/>
-            </w:pPr>
-            <w:r>
-              <w:rPr>
-                <w:rFonts w:ascii="Arial" w:cs="Arial" w:eastAsia="Arial" w:hAnsi="Arial"/>
-                <w:sz w:val="20"/>
-                <w:szCs w:val="20"/>
-              </w:rPr>
-              <w:t xml:space="preserve">Saving tip: an "ESP32 starter kit" often includes the breadboard, wires, resistors, buttons and buzzer for less than buying them separately.</w:t>
-            </w:r>
-          </w:p>
-        </w:tc>
-        <w:tc>
-          <w:tcPr>
-            <w:tcW w:type="dxa" w:w="7119"/>
-            <w:tcBorders>
-              <w:top w:val="single" w:color="B7C9BC" w:sz="4"/>
-              <w:left w:val="single" w:color="B7C9BC" w:sz="4"/>
-              <w:bottom w:val="single" w:color="B7C9BC" w:sz="4"/>
-              <w:right w:val="single" w:color="B7C9BC" w:sz="4"/>
-            </w:tcBorders>
-            <w:shd w:fill="F5F9F5" w:color="auto" w:val="clear"/>
-            <w:tcMar>
-              <w:top w:type="dxa" w:w="20"/>
-              <w:left w:type="dxa" w:w="100"/>
-              <w:bottom w:type="dxa" w:w="20"/>
-              <w:right w:type="dxa" w:w="100"/>
-            </w:tcMar>
-            <w:vAlign w:val="center"/>
-          </w:tcPr>
-          <w:p>
-            <w:pPr>
-              <w:bidi/>
-              <w:spacing w:after="0" w:before="0"/>
+              <w:jc w:val="right"/>
             </w:pPr>
             <w:r>
               <w:rPr>
@@ -8555,7 +5224,7 @@
     <w:sectPr>
       <w:footerReference w:type="default" r:id="rId7"/>
       <w:pgSz w:w="16838" w:h="11906" w:orient="landscape"/>
-      <w:pgMar w:top="500" w:right="1000" w:bottom="600" w:left="1000" w:header="708" w:footer="708" w:gutter="0"/>
+      <w:pgMar w:top="600" w:right="1000" w:bottom="700" w:left="1000" w:header="708" w:footer="708" w:gutter="0"/>
       <w:pgNumType/>
       <w:docGrid w:linePitch="360"/>
     </w:sectPr>
